--- a/plantillas_maestras/03_seguro_desgravamen/negativa_cobertura/2_o_mas_ddos_varios/mujer/TPL_1752_2025_SEGURO_DESGRAVAMEN_NEGATIVA_COBERTURA_ASEGURADORA_MUJER_R2.docx
+++ b/plantillas_maestras/03_seguro_desgravamen/negativa_cobertura/2_o_mas_ddos_varios/mujer/TPL_1752_2025_SEGURO_DESGRAVAMEN_NEGATIVA_COBERTURA_ASEGURADORA_MUJER_R2.docx
@@ -430,7 +430,7 @@
           <w14:ligatures w14:val="none"/>
         </w:rPr>
         <w:tab/>
-        <w:t xml:space="preserve">:       </w:t>
+        <w:t xml:space="preserve">: </w:t>
       </w:r>
       <w:r>
         <w:rPr>
@@ -907,7 +907,7 @@
           <w:lang w:val="es-ES" w:eastAsia="es-ES"/>
           <w14:ligatures w14:val="none"/>
         </w:rPr>
-        <w:t>por presuntas infracciones a la Ley N°29571, Código de Protección y Defensa</w:t>
+        <w:t>por presuntas infracciones a la Ley 29571, Código de Protección y Defensa</w:t>
       </w:r>
       <w:r>
         <w:rPr>
@@ -1129,7 +1129,7 @@
           <w:lang w:eastAsia="es-ES"/>
           <w14:ligatures w14:val="none"/>
         </w:rPr>
-        <w:t xml:space="preserve"> N° 00110301924002094616 (en adelante, “Seguro de Desgravamen</w:t>
+        <w:t xml:space="preserve"> 00110301924002094616 (en adelante, “Seguro de Desgravamen</w:t>
       </w:r>
       <w:r>
         <w:rPr>
@@ -1201,7 +1201,7 @@
           <w:lang w:eastAsia="es-ES"/>
           <w14:ligatures w14:val="none"/>
         </w:rPr>
-        <w:t xml:space="preserve"> N° 001108144004895143 (en adelante, “Seguro de Desgravamen Triangular”).</w:t>
+        <w:t xml:space="preserve"> 001108144004895143 (en adelante, “Seguro de Desgravamen Triangular”).</w:t>
       </w:r>
     </w:p>
     <w:p>
@@ -1330,7 +1330,7 @@
           <w:lang w:eastAsia="es-ES"/>
           <w14:ligatures w14:val="none"/>
         </w:rPr>
-        <w:t xml:space="preserve">.  </w:t>
+        <w:t xml:space="preserve">. </w:t>
       </w:r>
     </w:p>
     <w:p>
@@ -1471,7 +1471,7 @@
           <w:lang w:eastAsia="es-ES"/>
           <w14:ligatures w14:val="none"/>
         </w:rPr>
-        <w:t xml:space="preserve">.  </w:t>
+        <w:t xml:space="preserve">. </w:t>
       </w:r>
     </w:p>
     <w:p>
@@ -1590,7 +1590,7 @@
           <w:lang w:eastAsia="es-ES"/>
           <w14:ligatures w14:val="none"/>
         </w:rPr>
-        <w:t xml:space="preserve">eran preexistentes a la contratación del seguro.  </w:t>
+        <w:t xml:space="preserve">eran preexistentes a la contratación del seguro. </w:t>
       </w:r>
       <w:r>
         <w:rPr>
@@ -1710,7 +1710,7 @@
           <w:lang w:eastAsia="es-ES"/>
           <w14:ligatures w14:val="none"/>
         </w:rPr>
-        <w:t xml:space="preserve">.  </w:t>
+        <w:t xml:space="preserve">. </w:t>
       </w:r>
     </w:p>
     <w:p>
@@ -1827,7 +1827,7 @@
           <w:lang w:eastAsia="es-ES"/>
           <w14:ligatures w14:val="none"/>
         </w:rPr>
-        <w:t xml:space="preserve">bronquiectasia.  </w:t>
+        <w:t xml:space="preserve">bronquiectasia. </w:t>
       </w:r>
       <w:r>
         <w:rPr>
@@ -2037,7 +2037,7 @@
           <w:lang w:eastAsia="es-ES"/>
           <w14:ligatures w14:val="none"/>
         </w:rPr>
-        <w:t xml:space="preserve">, incluyendo atenciones médicas anteriores al año 2020.  </w:t>
+        <w:t xml:space="preserve">, incluyendo atenciones médicas anteriores al año 2020. </w:t>
       </w:r>
     </w:p>
     <w:p>
@@ -2196,7 +2196,7 @@
           <w:lang w:eastAsia="es-ES"/>
           <w14:ligatures w14:val="none"/>
         </w:rPr>
-        <w:t xml:space="preserve">correspondientes al periodo de abril de 2024 hasta la fecha de fallecimiento.  </w:t>
+        <w:t xml:space="preserve">correspondientes al periodo de abril de 2024 hasta la fecha de fallecimiento. </w:t>
       </w:r>
       <w:r>
         <w:rPr>
@@ -2923,7 +2923,7 @@
           <w:lang w:eastAsia="es-PE"/>
           <w14:ligatures w14:val="none"/>
         </w:rPr>
-        <w:t>Técnica de la Comisión de Protección al Consumidor N°1 (en adelante, la Secretaría Técnica), en ejercicio de sus facultades</w:t>
+        <w:t>Técnica de la Comisión de Protección al Consumidor 1 (en adelante, la Secretaría Técnica), en ejercicio de sus facultades</w:t>
       </w:r>
       <w:r>
         <w:rPr>
@@ -2987,7 +2987,7 @@
           <w:rFonts w:ascii="Arial Narrow" w:eastAsia="Arial Narrow" w:hAnsi="Arial Narrow" w:cs="Arial Narrow"/>
           <w:bCs/>
         </w:rPr>
-        <w:t>N°</w:t>
+        <w:t/>
       </w:r>
       <w:proofErr w:type="spellEnd"/>
       <w:r>
@@ -3013,7 +3013,7 @@
           <w:lang w:eastAsia="es-PE"/>
           <w14:ligatures w14:val="none"/>
         </w:rPr>
-        <w:t>°</w:t>
+        <w:t/>
       </w:r>
       <w:r>
         <w:rPr>
@@ -3031,7 +3031,7 @@
           <w:lang w:eastAsia="es-PE"/>
           <w14:ligatures w14:val="none"/>
         </w:rPr>
-        <w:t>°</w:t>
+        <w:t/>
       </w:r>
       <w:r>
         <w:rPr>
@@ -3140,7 +3140,7 @@
           <w:rFonts w:ascii="Arial Narrow" w:eastAsia="Arial Narrow" w:hAnsi="Arial Narrow" w:cs="Arial Narrow"/>
           <w:bCs/>
         </w:rPr>
-        <w:t>N°</w:t>
+        <w:t/>
       </w:r>
       <w:proofErr w:type="spellEnd"/>
       <w:r>
@@ -3166,7 +3166,7 @@
           <w:lang w:eastAsia="es-PE"/>
           <w14:ligatures w14:val="none"/>
         </w:rPr>
-        <w:t>°</w:t>
+        <w:t/>
       </w:r>
       <w:r>
         <w:rPr>
@@ -3184,7 +3184,7 @@
           <w:lang w:eastAsia="es-PE"/>
           <w14:ligatures w14:val="none"/>
         </w:rPr>
-        <w:t>°</w:t>
+        <w:t/>
       </w:r>
       <w:r>
         <w:rPr>
@@ -3311,7 +3311,7 @@
           <w:lang w:eastAsia="es-PE"/>
           <w14:ligatures w14:val="none"/>
         </w:rPr>
-        <w:t xml:space="preserve">artículo 56° </w:t>
+        <w:t xml:space="preserve">artículo 56 </w:t>
       </w:r>
       <w:r>
         <w:rPr>
@@ -3340,7 +3340,7 @@
           <w:lang w:eastAsia="es-PE"/>
           <w14:ligatures w14:val="none"/>
         </w:rPr>
-        <w:t xml:space="preserve">.  </w:t>
+        <w:t xml:space="preserve">. </w:t>
       </w:r>
     </w:p>
     <w:p>
@@ -3637,7 +3637,7 @@
           <w:lang w:val="es-ES" w:eastAsia="es-ES"/>
           <w14:ligatures w14:val="none"/>
         </w:rPr>
-        <w:t>N°</w:t>
+        <w:t/>
       </w:r>
       <w:proofErr w:type="spellEnd"/>
       <w:r>
@@ -3703,7 +3703,7 @@
           <w:lang w:val="es-ES" w:eastAsia="es-ES"/>
           <w14:ligatures w14:val="none"/>
         </w:rPr>
-        <w:t>N°</w:t>
+        <w:t/>
       </w:r>
       <w:proofErr w:type="spellEnd"/>
       <w:r>
@@ -3896,7 +3896,7 @@
           <w:lang w:val="es-ES" w:eastAsia="es-ES"/>
           <w14:ligatures w14:val="none"/>
         </w:rPr>
-        <w:t>N°</w:t>
+        <w:t/>
       </w:r>
       <w:proofErr w:type="spellEnd"/>
       <w:r>
@@ -3962,7 +3962,7 @@
           <w:lang w:val="es-ES" w:eastAsia="es-ES"/>
           <w14:ligatures w14:val="none"/>
         </w:rPr>
-        <w:t>N°</w:t>
+        <w:t/>
       </w:r>
       <w:proofErr w:type="spellEnd"/>
       <w:r>
@@ -4068,7 +4068,7 @@
           <w:lang w:eastAsia="es-PE"/>
           <w14:ligatures w14:val="none"/>
         </w:rPr>
-        <w:t xml:space="preserve">RESOLUCIÓN DE LA SECRETARÍA TÉCNICA  </w:t>
+        <w:t xml:space="preserve">RESOLUCIÓN DE LA SECRETARÍA TÉCNICA </w:t>
       </w:r>
     </w:p>
     <w:p>
@@ -4320,7 +4320,7 @@
           <w:lang w:eastAsia="es-PE"/>
           <w14:ligatures w14:val="none"/>
         </w:rPr>
-        <w:t xml:space="preserve"> infracción a los artículos 18° y 19°</w:t>
+        <w:t xml:space="preserve"> infracción a los artículos 18 y 19</w:t>
       </w:r>
       <w:r>
         <w:rPr>
@@ -4376,7 +4376,7 @@
           <w:lang w:eastAsia="es-ES"/>
           <w14:ligatures w14:val="none"/>
         </w:rPr>
-        <w:t>Seguro de Desgravamen Triangular Consumo Soles – Certificado N° 001108144004895143</w:t>
+        <w:t>Seguro de Desgravamen Triangular Consumo Soles – Certificado 001108144004895143</w:t>
       </w:r>
       <w:r>
         <w:rPr>
@@ -4502,7 +4502,7 @@
           <w:lang w:eastAsia="es-PE"/>
           <w14:ligatures w14:val="none"/>
         </w:rPr>
-        <w:t xml:space="preserve"> infracción a los artículos 18° y 19°</w:t>
+        <w:t xml:space="preserve"> infracción a los artículos 18 y 19</w:t>
       </w:r>
       <w:r>
         <w:rPr>
@@ -4568,7 +4568,7 @@
           <w:lang w:eastAsia="es-ES"/>
           <w14:ligatures w14:val="none"/>
         </w:rPr>
-        <w:t xml:space="preserve">Seguro de Desgravamen Triangular Consumo Soles – Certificado N° 00110301924002094616 </w:t>
+        <w:t xml:space="preserve">Seguro de Desgravamen Triangular Consumo Soles – Certificado 00110301924002094616 </w:t>
       </w:r>
       <w:r>
         <w:rPr>
@@ -4644,7 +4644,7 @@
           <w:lang w:eastAsia="es-PE"/>
           <w14:ligatures w14:val="none"/>
         </w:rPr>
-        <w:t>Presunta infracción al literal g) del artículo 56° de la Ley 29571, Código de Protección y Defensa del Consumidor</w:t>
+        <w:t>Presunta infracción al literal g) del artículo 56 de la Ley 29571, Código de Protección y Defensa del Consumidor</w:t>
       </w:r>
       <w:r>
         <w:rPr>
@@ -5033,7 +5033,7 @@
           <w:lang w:eastAsia="es-PE"/>
           <w14:ligatures w14:val="none"/>
         </w:rPr>
-        <w:t>°</w:t>
+        <w:t/>
       </w:r>
       <w:r>
         <w:rPr>
@@ -5138,7 +5138,7 @@
           <w:lang w:eastAsia="es-PE"/>
           <w14:ligatures w14:val="none"/>
         </w:rPr>
-        <w:t>°</w:t>
+        <w:t/>
       </w:r>
       <w:r>
         <w:rPr>
@@ -5322,7 +5322,7 @@
           <w:lang w:eastAsia="es-PE"/>
           <w14:ligatures w14:val="none"/>
         </w:rPr>
-        <w:t>°</w:t>
+        <w:t/>
       </w:r>
       <w:r>
         <w:rPr>
@@ -5520,7 +5520,7 @@
           <w:lang w:eastAsia="es-ES"/>
           <w14:ligatures w14:val="none"/>
         </w:rPr>
-        <w:t xml:space="preserve"> N° 00110301924002094616 </w:t>
+        <w:t xml:space="preserve"> 00110301924002094616 </w:t>
       </w:r>
       <w:r>
         <w:rPr>
@@ -5674,7 +5674,7 @@
           <w:lang w:eastAsia="es-ES"/>
           <w14:ligatures w14:val="none"/>
         </w:rPr>
-        <w:t xml:space="preserve"> N° </w:t>
+        <w:t xml:space="preserve"> </w:t>
       </w:r>
       <w:r>
         <w:rPr>
@@ -6033,7 +6033,7 @@
           <w:lang w:eastAsia="es-ES"/>
           <w14:ligatures w14:val="none"/>
         </w:rPr>
-        <w:t xml:space="preserve"> N° 00110301924002094616 </w:t>
+        <w:t xml:space="preserve"> 00110301924002094616 </w:t>
       </w:r>
       <w:r>
         <w:rPr>
@@ -6187,7 +6187,7 @@
           <w:lang w:eastAsia="es-ES"/>
           <w14:ligatures w14:val="none"/>
         </w:rPr>
-        <w:t xml:space="preserve"> N° </w:t>
+        <w:t xml:space="preserve"> </w:t>
       </w:r>
       <w:r>
         <w:rPr>
@@ -6338,7 +6338,7 @@
           <w:lang w:eastAsia="es-PE"/>
           <w14:ligatures w14:val="none"/>
         </w:rPr>
-        <w:t>°</w:t>
+        <w:t/>
       </w:r>
       <w:r>
         <w:rPr>
@@ -6379,7 +6379,7 @@
           <w:lang w:eastAsia="es-PE"/>
           <w14:ligatures w14:val="none"/>
         </w:rPr>
-        <w:t>°</w:t>
+        <w:t/>
       </w:r>
       <w:r>
         <w:rPr>
@@ -6399,7 +6399,7 @@
           <w:lang w:eastAsia="es-PE"/>
           <w14:ligatures w14:val="none"/>
         </w:rPr>
-        <w:t>°</w:t>
+        <w:t/>
       </w:r>
       <w:r>
         <w:rPr>
@@ -6419,7 +6419,7 @@
           <w:lang w:eastAsia="es-PE"/>
           <w14:ligatures w14:val="none"/>
         </w:rPr>
-        <w:t>°</w:t>
+        <w:t/>
       </w:r>
       <w:r>
         <w:rPr>
@@ -6472,7 +6472,7 @@
           <w:lang w:eastAsia="es-PE"/>
           <w14:ligatures w14:val="none"/>
         </w:rPr>
-        <w:t>°</w:t>
+        <w:t/>
       </w:r>
       <w:r>
         <w:rPr>
@@ -6573,7 +6573,7 @@
           <w:lang w:eastAsia="es-PE"/>
           <w14:ligatures w14:val="none"/>
         </w:rPr>
-        <w:t>°</w:t>
+        <w:t/>
       </w:r>
       <w:r>
         <w:rPr>
@@ -6666,7 +6666,7 @@
           <w:lang w:eastAsia="es-PE"/>
           <w14:ligatures w14:val="none"/>
         </w:rPr>
-        <w:t>°</w:t>
+        <w:t/>
       </w:r>
       <w:r>
         <w:rPr>
@@ -6674,7 +6674,7 @@
           <w:kern w:val="0"/>
           <w14:ligatures w14:val="none"/>
         </w:rPr>
-        <w:t xml:space="preserve"> del Decreto Legislativo N° 807</w:t>
+        <w:t xml:space="preserve"> del Decreto Legislativo 807</w:t>
       </w:r>
       <w:r>
         <w:rPr>
@@ -7073,7 +7073,7 @@
           <w:lang w:eastAsia="es-PE"/>
           <w14:ligatures w14:val="none"/>
         </w:rPr>
-        <w:t>°</w:t>
+        <w:t/>
       </w:r>
       <w:r>
         <w:rPr>
@@ -7090,7 +7090,7 @@
           <w:lang w:eastAsia="es-PE"/>
           <w14:ligatures w14:val="none"/>
         </w:rPr>
-        <w:t>°</w:t>
+        <w:t/>
       </w:r>
       <w:r>
         <w:rPr>
@@ -7380,7 +7380,7 @@
           <w:kern w:val="0"/>
           <w14:ligatures w14:val="none"/>
         </w:rPr>
-        <w:t> Protección al Consumidor N° 1</w:t>
+        <w:t> Protección al Consumidor 1</w:t>
       </w:r>
     </w:p>
     <w:p>
@@ -7602,7 +7602,7 @@
           <w:szCs w:val="15"/>
         </w:rPr>
         <w:tab/>
-        <w:t xml:space="preserve">Denuncia remitida a esta Comisión mediante MEMORANDUM N° </w:t>
+        <w:t xml:space="preserve">Denuncia remitida a esta Comisión mediante MEMORANDUM </w:t>
       </w:r>
       <w:r>
         <w:rPr>
@@ -7785,7 +7785,7 @@
           <w:sz w:val="15"/>
           <w:szCs w:val="15"/>
         </w:rPr>
-        <w:t xml:space="preserve">  </w:t>
+        <w:t xml:space="preserve"> </w:t>
       </w:r>
       <w:r>
         <w:rPr>
@@ -7803,7 +7803,7 @@
           <w:sz w:val="15"/>
           <w:szCs w:val="15"/>
         </w:rPr>
-        <w:t xml:space="preserve">LEY N° 29571, CÓDIGO DE PROTECCIÓN Y DEFENSA DEL CONSUMIDOR, publicado el 2 de setiembre de 2010 y modificado por Decreto Legislativo N° 1308 </w:t>
+        <w:t xml:space="preserve">LEY 29571, CÓDIGO DE PROTECCIÓN Y DEFENSA DEL CONSUMIDOR, publicado el 2 de setiembre de 2010 y modificado por Decreto Legislativo 1308 </w:t>
       </w:r>
     </w:p>
     <w:p>
@@ -7855,7 +7855,7 @@
           <w:szCs w:val="15"/>
         </w:rPr>
         <w:tab/>
-        <w:t xml:space="preserve">El Instituto Nacional de Defensa de la Competencia y de la Protección de la Propiedad Intelectual (Indecopi) es la autoridad con competencia primaria y de alcance nacional para conocer las presuntas infracciones a las disposiciones contenidas en el presente Código, así como para imponer las sanciones y medidas correctivas establecidas en el presente capítulo, conforme al Decreto Legislativo N° 1033, Ley de Organización y Funciones del Indecopi. Dicha competencia solo puede ser negada cuando ella haya sido asignada o se asigne a favor de otro organismo por norma expresa con rango de ley. </w:t>
+        <w:t xml:space="preserve">El Instituto Nacional de Defensa de la Competencia y de la Protección de la Propiedad Intelectual (Indecopi) es la autoridad con competencia primaria y de alcance nacional para conocer las presuntas infracciones a las disposiciones contenidas en el presente Código, así como para imponer las sanciones y medidas correctivas establecidas en el presente capítulo, conforme al Decreto Legislativo 1033, Ley de Organización y Funciones del Indecopi. Dicha competencia solo puede ser negada cuando ella haya sido asignada o se asigne a favor de otro organismo por norma expresa con rango de ley. </w:t>
       </w:r>
     </w:p>
     <w:p>
@@ -7929,7 +7929,7 @@
           <w:sz w:val="15"/>
           <w:szCs w:val="15"/>
         </w:rPr>
-        <w:t xml:space="preserve">LEY DE ORGANIZACIÓN Y FUNCIONES DEL INDECOPI, APROBADA POR DECRETO LEGISLATIVO N° 1033 </w:t>
+        <w:t xml:space="preserve">LEY DE ORGANIZACIÓN Y FUNCIONES DEL INDECOPI, APROBADA POR DECRETO LEGISLATIVO 1033 </w:t>
       </w:r>
     </w:p>
     <w:p>
@@ -8056,7 +8056,7 @@
           <w:sz w:val="15"/>
           <w:szCs w:val="15"/>
         </w:rPr>
-        <w:t xml:space="preserve">           </w:t>
+        <w:t xml:space="preserve"> </w:t>
       </w:r>
       <w:r>
         <w:rPr>
@@ -8074,7 +8074,7 @@
           <w:sz w:val="15"/>
           <w:szCs w:val="15"/>
         </w:rPr>
-        <w:t xml:space="preserve">LEY N° 29571, CÓDIGO DE PROTECCIÓN Y DEFENSA DEL CONSUMIDOR, publicado el 2 de setiembre de 2010 y modificado por Decreto Legislativo N° 1308   </w:t>
+        <w:t xml:space="preserve">LEY 29571, CÓDIGO DE PROTECCIÓN Y DEFENSA DEL CONSUMIDOR, publicado el 2 de setiembre de 2010 y modificado por Decreto Legislativo 1308 </w:t>
       </w:r>
     </w:p>
     <w:p>
@@ -8098,7 +8098,7 @@
           <w:sz w:val="15"/>
           <w:szCs w:val="15"/>
         </w:rPr>
-        <w:t xml:space="preserve">Artículo 18.- Idoneidad   </w:t>
+        <w:t xml:space="preserve">Artículo 18.- Idoneidad </w:t>
       </w:r>
     </w:p>
     <w:p>
@@ -8118,7 +8118,7 @@
           <w:sz w:val="15"/>
           <w:szCs w:val="15"/>
         </w:rPr>
-        <w:t xml:space="preserve">Se entiende por idoneidad la correspondencia entre lo que un consumidor espera y lo que efectivamente recibe, en función a lo que se le hubiera ofrecido, la publicidad e información transmitida, las condiciones y circunstancias de la transacción, las características y naturaleza del producto o servicio, el precio, entre otros factores, atendiendo a las circunstancias del caso.    </w:t>
+        <w:t xml:space="preserve">Se entiende por idoneidad la correspondencia entre lo que un consumidor espera y lo que efectivamente recibe, en función a lo que se le hubiera ofrecido, la publicidad e información transmitida, las condiciones y circunstancias de la transacción, las características y naturaleza del producto o servicio, el precio, entre otros factores, atendiendo a las circunstancias del caso. </w:t>
       </w:r>
     </w:p>
     <w:p>
@@ -8257,7 +8257,7 @@
           <w:sz w:val="15"/>
           <w:szCs w:val="15"/>
         </w:rPr>
-        <w:t xml:space="preserve">LEY N° 29571, CÓDIGO DE PROTECCIÓN Y DEFENSA DEL CONSUMIDOR, publicado el 2 de setiembre de 2010 y modificado por Decreto Legislativo N° 1308   </w:t>
+        <w:t xml:space="preserve">LEY 29571, CÓDIGO DE PROTECCIÓN Y DEFENSA DEL CONSUMIDOR, publicado el 2 de setiembre de 2010 y modificado por Decreto Legislativo 1308 </w:t>
       </w:r>
     </w:p>
     <w:p>
@@ -8383,7 +8383,7 @@
           <w:sz w:val="15"/>
           <w:szCs w:val="15"/>
         </w:rPr>
-        <w:t xml:space="preserve">  </w:t>
+        <w:t xml:space="preserve"> </w:t>
       </w:r>
       <w:r>
         <w:rPr>
@@ -8412,7 +8412,7 @@
           <w:sz w:val="15"/>
           <w:szCs w:val="15"/>
         </w:rPr>
-        <w:t>N°</w:t>
+        <w:t/>
       </w:r>
       <w:proofErr w:type="spellEnd"/>
       <w:r>
@@ -8608,7 +8608,7 @@
           <w:sz w:val="15"/>
           <w:szCs w:val="15"/>
         </w:rPr>
-        <w:t>Nº</w:t>
+        <w:t/>
       </w:r>
       <w:proofErr w:type="spellEnd"/>
       <w:r>
@@ -8714,7 +8714,7 @@
           <w:sz w:val="15"/>
           <w:szCs w:val="15"/>
         </w:rPr>
-        <w:t>publicado el 2 de setiembre de 2010 y modificado por Decreto Legislativo N° 1308</w:t>
+        <w:t>publicado el 2 de setiembre de 2010 y modificado por Decreto Legislativo 1308</w:t>
       </w:r>
     </w:p>
     <w:p>
@@ -8871,7 +8871,7 @@
           <w:szCs w:val="15"/>
           <w:vertAlign w:val="superscript"/>
         </w:rPr>
-        <w:t xml:space="preserve">  </w:t>
+        <w:t xml:space="preserve"> </w:t>
       </w:r>
       <w:r>
         <w:rPr>
@@ -8879,7 +8879,7 @@
           <w:sz w:val="15"/>
           <w:szCs w:val="15"/>
         </w:rPr>
-        <w:t xml:space="preserve">     </w:t>
+        <w:t xml:space="preserve"> </w:t>
       </w:r>
       <w:r>
         <w:rPr>
@@ -8915,7 +8915,7 @@
           <w:sz w:val="15"/>
           <w:szCs w:val="15"/>
         </w:rPr>
-        <w:t>publicado el 2 de setiembre de 2010 y modificado por Decreto Legislativo N° 1308</w:t>
+        <w:t>publicado el 2 de setiembre de 2010 y modificado por Decreto Legislativo 1308</w:t>
       </w:r>
     </w:p>
     <w:p>
@@ -8958,7 +8958,7 @@
           <w:sz w:val="15"/>
           <w:szCs w:val="15"/>
         </w:rPr>
-        <w:t>El órgano resolutivo puede sancionar las infracciones administrativas a que se refiere el artículo 108º con amonestación y multas de hasta cuatrocientos cincuenta (450) Unidades Impositivas Tributarias (UIT), las cuales son calificadas de la siguiente manera:</w:t>
+        <w:t>El órgano resolutivo puede sancionar las infracciones administrativas a que se refiere el artículo 108 con amonestación y multas de hasta cuatrocientos cincuenta (450) Unidades Impositivas Tributarias (UIT), las cuales son calificadas de la siguiente manera:</w:t>
       </w:r>
     </w:p>
     <w:p>
@@ -9081,7 +9081,7 @@
           <w:sz w:val="15"/>
           <w:szCs w:val="15"/>
         </w:rPr>
-        <w:t xml:space="preserve">        </w:t>
+        <w:t xml:space="preserve"> </w:t>
       </w:r>
       <w:r>
         <w:rPr>
@@ -9898,7 +9898,7 @@
           <w:sz w:val="15"/>
           <w:szCs w:val="15"/>
         </w:rPr>
-        <w:t xml:space="preserve">         </w:t>
+        <w:t xml:space="preserve"> </w:t>
       </w:r>
       <w:r>
         <w:rPr>
@@ -9934,7 +9934,7 @@
           <w:sz w:val="15"/>
           <w:szCs w:val="15"/>
         </w:rPr>
-        <w:t>publicado el 2 de setiembre de 2010 y modificado por Decreto Legislativo N° 1308</w:t>
+        <w:t>publicado el 2 de setiembre de 2010 y modificado por Decreto Legislativo 1308</w:t>
       </w:r>
     </w:p>
     <w:p>
@@ -10142,7 +10142,7 @@
           <w:sz w:val="15"/>
           <w:szCs w:val="15"/>
         </w:rPr>
-        <w:t>Nº</w:t>
+        <w:t/>
       </w:r>
       <w:proofErr w:type="spellEnd"/>
       <w:r>
@@ -10577,7 +10577,7 @@
               <w:sz w:val="16"/>
               <w:szCs w:val="16"/>
             </w:rPr>
-            <w:t xml:space="preserve">CNICA DE LA    </w:t>
+            <w:t xml:space="preserve">CNICA DE LA </w:t>
           </w:r>
         </w:p>
         <w:p>

--- a/plantillas_maestras/03_seguro_desgravamen/negativa_cobertura/2_o_mas_ddos_varios/mujer/TPL_1752_2025_SEGURO_DESGRAVAMEN_NEGATIVA_COBERTURA_ASEGURADORA_MUJER_R2.docx
+++ b/plantillas_maestras/03_seguro_desgravamen/negativa_cobertura/2_o_mas_ddos_varios/mujer/TPL_1752_2025_SEGURO_DESGRAVAMEN_NEGATIVA_COBERTURA_ASEGURADORA_MUJER_R2.docx
@@ -117,7 +117,7 @@
           <w:lang w:eastAsia="es-PE"/>
           <w14:ligatures w14:val="none"/>
         </w:rPr>
-        <w:t>DENUNCIANTE</w:t>
+        <w:t xml:space="preserve">DENUNCIANTE:[DENUNCIANTE] (SEÑORA [APELLIDO])</w:t>
       </w:r>
       <w:r>
         <w:rPr>
@@ -129,7 +129,7 @@
           <w14:ligatures w14:val="none"/>
         </w:rPr>
         <w:tab/>
-        <w:t>:</w:t>
+        <w:t/>
       </w:r>
       <w:r>
         <w:rPr>
@@ -151,62 +151,62 @@
           <w:lang w:eastAsia="es-PE"/>
           <w14:ligatures w14:val="none"/>
         </w:rPr>
-        <w:t xml:space="preserve">IRMA FRANCISCA CARDENAS MELENDEZ </w:t>
-      </w:r>
-      <w:r>
-        <w:rPr>
-          <w:rFonts w:ascii="Arial Narrow" w:eastAsia="Arial Narrow" w:hAnsi="Arial Narrow" w:cs="Arial Narrow"/>
-          <w:b/>
-          <w:color w:val="000000"/>
-          <w:kern w:val="0"/>
-          <w:lang w:eastAsia="es-PE"/>
-          <w14:ligatures w14:val="none"/>
-        </w:rPr>
-        <w:t>(SEÑOR</w:t>
-      </w:r>
-      <w:r>
-        <w:rPr>
-          <w:rFonts w:ascii="Arial Narrow" w:eastAsia="Arial Narrow" w:hAnsi="Arial Narrow" w:cs="Arial Narrow"/>
-          <w:b/>
-          <w:color w:val="000000"/>
-          <w:kern w:val="0"/>
-          <w:lang w:eastAsia="es-PE"/>
-          <w14:ligatures w14:val="none"/>
-        </w:rPr>
-        <w:t>A</w:t>
-      </w:r>
-      <w:r>
-        <w:rPr>
-          <w:rFonts w:ascii="Arial Narrow" w:eastAsia="Arial Narrow" w:hAnsi="Arial Narrow" w:cs="Arial Narrow"/>
-          <w:b/>
-          <w:color w:val="000000"/>
-          <w:kern w:val="0"/>
-          <w:lang w:eastAsia="es-PE"/>
-          <w14:ligatures w14:val="none"/>
-        </w:rPr>
-        <w:t xml:space="preserve"> </w:t>
-      </w:r>
-      <w:r>
-        <w:rPr>
-          <w:rFonts w:ascii="Arial Narrow" w:eastAsia="Arial Narrow" w:hAnsi="Arial Narrow" w:cs="Arial Narrow"/>
-          <w:b/>
-          <w:color w:val="000000"/>
-          <w:kern w:val="0"/>
-          <w:lang w:eastAsia="es-PE"/>
-          <w14:ligatures w14:val="none"/>
-        </w:rPr>
-        <w:t>CARDENAS</w:t>
-      </w:r>
-      <w:r>
-        <w:rPr>
-          <w:rFonts w:ascii="Arial Narrow" w:eastAsia="Arial Narrow" w:hAnsi="Arial Narrow" w:cs="Arial Narrow"/>
-          <w:b/>
-          <w:color w:val="000000"/>
-          <w:kern w:val="0"/>
-          <w:lang w:eastAsia="es-PE"/>
-          <w14:ligatures w14:val="none"/>
-        </w:rPr>
-        <w:t>)</w:t>
+        <w:t xml:space="preserve"/>
+      </w:r>
+      <w:r>
+        <w:rPr>
+          <w:rFonts w:ascii="Arial Narrow" w:eastAsia="Arial Narrow" w:hAnsi="Arial Narrow" w:cs="Arial Narrow"/>
+          <w:b/>
+          <w:color w:val="000000"/>
+          <w:kern w:val="0"/>
+          <w:lang w:eastAsia="es-PE"/>
+          <w14:ligatures w14:val="none"/>
+        </w:rPr>
+        <w:t/>
+      </w:r>
+      <w:r>
+        <w:rPr>
+          <w:rFonts w:ascii="Arial Narrow" w:eastAsia="Arial Narrow" w:hAnsi="Arial Narrow" w:cs="Arial Narrow"/>
+          <w:b/>
+          <w:color w:val="000000"/>
+          <w:kern w:val="0"/>
+          <w:lang w:eastAsia="es-PE"/>
+          <w14:ligatures w14:val="none"/>
+        </w:rPr>
+        <w:t/>
+      </w:r>
+      <w:r>
+        <w:rPr>
+          <w:rFonts w:ascii="Arial Narrow" w:eastAsia="Arial Narrow" w:hAnsi="Arial Narrow" w:cs="Arial Narrow"/>
+          <w:b/>
+          <w:color w:val="000000"/>
+          <w:kern w:val="0"/>
+          <w:lang w:eastAsia="es-PE"/>
+          <w14:ligatures w14:val="none"/>
+        </w:rPr>
+        <w:t xml:space="preserve"/>
+      </w:r>
+      <w:r>
+        <w:rPr>
+          <w:rFonts w:ascii="Arial Narrow" w:eastAsia="Arial Narrow" w:hAnsi="Arial Narrow" w:cs="Arial Narrow"/>
+          <w:b/>
+          <w:color w:val="000000"/>
+          <w:kern w:val="0"/>
+          <w:lang w:eastAsia="es-PE"/>
+          <w14:ligatures w14:val="none"/>
+        </w:rPr>
+        <w:t/>
+      </w:r>
+      <w:r>
+        <w:rPr>
+          <w:rFonts w:ascii="Arial Narrow" w:eastAsia="Arial Narrow" w:hAnsi="Arial Narrow" w:cs="Arial Narrow"/>
+          <w:b/>
+          <w:color w:val="000000"/>
+          <w:kern w:val="0"/>
+          <w:lang w:eastAsia="es-PE"/>
+          <w14:ligatures w14:val="none"/>
+        </w:rPr>
+        <w:t/>
       </w:r>
     </w:p>
     <w:p>
@@ -710,27 +710,27 @@
           <w:lang w:val="es-ES" w:eastAsia="es-ES"/>
           <w14:ligatures w14:val="none"/>
         </w:rPr>
-        <w:t xml:space="preserve">Mediante la </w:t>
-      </w:r>
-      <w:r>
-        <w:rPr>
-          <w:rFonts w:ascii="Arial Narrow" w:eastAsia="Times New Roman" w:hAnsi="Arial Narrow" w:cs="Arial"/>
-          <w:color w:val="000000"/>
-          <w:kern w:val="0"/>
-          <w:lang w:val="es-ES" w:eastAsia="es-ES"/>
-          <w14:ligatures w14:val="none"/>
-        </w:rPr>
-        <w:t xml:space="preserve">denuncia del </w:t>
-      </w:r>
-      <w:r>
-        <w:rPr>
-          <w:rFonts w:ascii="Arial Narrow" w:eastAsia="Times New Roman" w:hAnsi="Arial Narrow" w:cs="Arial"/>
-          <w:color w:val="000000"/>
-          <w:kern w:val="0"/>
-          <w:lang w:val="es-ES" w:eastAsia="es-ES"/>
-          <w14:ligatures w14:val="none"/>
-        </w:rPr>
-        <w:t>20 de febrero de 2025</w:t>
+        <w:t xml:space="preserve">Mediante la denuncia del 20 de febrero de 2025, subsanada mediante escrito del 12 de junio de 2025, la señora [APELLIDO] denunció a Rímac y al Banco por presuntas infracciones a la Ley 29571, Código de Protección y Defensa del Consumidor (en adelante, Código), señalando lo siguiente:</w:t>
+      </w:r>
+      <w:r>
+        <w:rPr>
+          <w:rFonts w:ascii="Arial Narrow" w:eastAsia="Times New Roman" w:hAnsi="Arial Narrow" w:cs="Arial"/>
+          <w:color w:val="000000"/>
+          <w:kern w:val="0"/>
+          <w:lang w:val="es-ES" w:eastAsia="es-ES"/>
+          <w14:ligatures w14:val="none"/>
+        </w:rPr>
+        <w:t xml:space="preserve"/>
+      </w:r>
+      <w:r>
+        <w:rPr>
+          <w:rFonts w:ascii="Arial Narrow" w:eastAsia="Times New Roman" w:hAnsi="Arial Narrow" w:cs="Arial"/>
+          <w:color w:val="000000"/>
+          <w:kern w:val="0"/>
+          <w:lang w:val="es-ES" w:eastAsia="es-ES"/>
+          <w14:ligatures w14:val="none"/>
+        </w:rPr>
+        <w:t/>
       </w:r>
       <w:r>
         <w:rPr>
@@ -751,27 +751,27 @@
           <w:lang w:val="es-ES" w:eastAsia="es-ES"/>
           <w14:ligatures w14:val="none"/>
         </w:rPr>
-        <w:t xml:space="preserve">, subsanada mediante escrito del </w:t>
-      </w:r>
-      <w:r>
-        <w:rPr>
-          <w:rFonts w:ascii="Arial Narrow" w:eastAsia="Times New Roman" w:hAnsi="Arial Narrow" w:cs="Arial"/>
-          <w:color w:val="000000"/>
-          <w:kern w:val="0"/>
-          <w:lang w:val="es-ES" w:eastAsia="es-ES"/>
-          <w14:ligatures w14:val="none"/>
-        </w:rPr>
-        <w:t xml:space="preserve">12 de junio </w:t>
-      </w:r>
-      <w:r>
-        <w:rPr>
-          <w:rFonts w:ascii="Arial Narrow" w:eastAsia="Times New Roman" w:hAnsi="Arial Narrow" w:cs="Arial"/>
-          <w:color w:val="000000"/>
-          <w:kern w:val="0"/>
-          <w:lang w:val="es-ES" w:eastAsia="es-ES"/>
-          <w14:ligatures w14:val="none"/>
-        </w:rPr>
-        <w:t>de 2025</w:t>
+        <w:t xml:space="preserve"/>
+      </w:r>
+      <w:r>
+        <w:rPr>
+          <w:rFonts w:ascii="Arial Narrow" w:eastAsia="Times New Roman" w:hAnsi="Arial Narrow" w:cs="Arial"/>
+          <w:color w:val="000000"/>
+          <w:kern w:val="0"/>
+          <w:lang w:val="es-ES" w:eastAsia="es-ES"/>
+          <w14:ligatures w14:val="none"/>
+        </w:rPr>
+        <w:t xml:space="preserve"/>
+      </w:r>
+      <w:r>
+        <w:rPr>
+          <w:rFonts w:ascii="Arial Narrow" w:eastAsia="Times New Roman" w:hAnsi="Arial Narrow" w:cs="Arial"/>
+          <w:color w:val="000000"/>
+          <w:kern w:val="0"/>
+          <w:lang w:val="es-ES" w:eastAsia="es-ES"/>
+          <w14:ligatures w14:val="none"/>
+        </w:rPr>
+        <w:t/>
       </w:r>
       <w:r>
         <w:rPr>
@@ -779,7 +779,7 @@
           <w:kern w:val="0"/>
           <w14:ligatures w14:val="none"/>
         </w:rPr>
-        <w:t xml:space="preserve">, </w:t>
+        <w:t xml:space="preserve"/>
       </w:r>
       <w:r>
         <w:rPr>
@@ -787,7 +787,7 @@
           <w:kern w:val="0"/>
           <w14:ligatures w14:val="none"/>
         </w:rPr>
-        <w:t>la</w:t>
+        <w:t/>
       </w:r>
       <w:r>
         <w:rPr>
@@ -795,7 +795,7 @@
           <w:kern w:val="0"/>
           <w14:ligatures w14:val="none"/>
         </w:rPr>
-        <w:t xml:space="preserve"> señor</w:t>
+        <w:t xml:space="preserve"/>
       </w:r>
       <w:r>
         <w:rPr>
@@ -803,7 +803,7 @@
           <w:kern w:val="0"/>
           <w14:ligatures w14:val="none"/>
         </w:rPr>
-        <w:t>a</w:t>
+        <w:t/>
       </w:r>
       <w:r>
         <w:rPr>
@@ -811,7 +811,7 @@
           <w:kern w:val="0"/>
           <w14:ligatures w14:val="none"/>
         </w:rPr>
-        <w:t xml:space="preserve"> </w:t>
+        <w:t xml:space="preserve"/>
       </w:r>
       <w:proofErr w:type="spellStart"/>
       <w:r>
@@ -820,7 +820,7 @@
           <w:kern w:val="0"/>
           <w14:ligatures w14:val="none"/>
         </w:rPr>
-        <w:t>Cardenas</w:t>
+        <w:t/>
       </w:r>
       <w:proofErr w:type="spellEnd"/>
       <w:r>
@@ -829,7 +829,7 @@
           <w:kern w:val="0"/>
           <w14:ligatures w14:val="none"/>
         </w:rPr>
-        <w:t xml:space="preserve"> </w:t>
+        <w:t xml:space="preserve"/>
       </w:r>
       <w:r>
         <w:rPr>
@@ -837,87 +837,87 @@
           <w:kern w:val="0"/>
           <w14:ligatures w14:val="none"/>
         </w:rPr>
-        <w:t>d</w:t>
-      </w:r>
-      <w:r>
-        <w:rPr>
-          <w:rFonts w:ascii="Arial Narrow" w:eastAsia="Times New Roman" w:hAnsi="Arial Narrow" w:cs="Arial"/>
-          <w:color w:val="000000"/>
-          <w:kern w:val="0"/>
-          <w:lang w:val="es-ES" w:eastAsia="es-ES"/>
-          <w14:ligatures w14:val="none"/>
-        </w:rPr>
-        <w:t xml:space="preserve">enunció a </w:t>
-      </w:r>
-      <w:r>
-        <w:rPr>
-          <w:rFonts w:ascii="Arial Narrow" w:eastAsia="Times New Roman" w:hAnsi="Arial Narrow" w:cs="Arial"/>
-          <w:color w:val="000000"/>
-          <w:kern w:val="0"/>
-          <w:lang w:val="es-ES" w:eastAsia="es-ES"/>
-          <w14:ligatures w14:val="none"/>
-        </w:rPr>
-        <w:t xml:space="preserve">Rímac </w:t>
-      </w:r>
-      <w:r>
-        <w:rPr>
-          <w:rFonts w:ascii="Arial Narrow" w:eastAsia="Times New Roman" w:hAnsi="Arial Narrow" w:cs="Arial"/>
-          <w:color w:val="000000"/>
-          <w:kern w:val="0"/>
-          <w:lang w:val="es-ES" w:eastAsia="es-ES"/>
-          <w14:ligatures w14:val="none"/>
-        </w:rPr>
-        <w:t>y</w:t>
-      </w:r>
-      <w:r>
-        <w:rPr>
-          <w:rFonts w:ascii="Arial Narrow" w:eastAsia="Times New Roman" w:hAnsi="Arial Narrow" w:cs="Arial"/>
-          <w:color w:val="000000"/>
-          <w:kern w:val="0"/>
-          <w:lang w:val="es-ES" w:eastAsia="es-ES"/>
-          <w14:ligatures w14:val="none"/>
-        </w:rPr>
-        <w:t xml:space="preserve"> al</w:t>
-      </w:r>
-      <w:r>
-        <w:rPr>
-          <w:rFonts w:ascii="Arial Narrow" w:eastAsia="Times New Roman" w:hAnsi="Arial Narrow" w:cs="Arial"/>
-          <w:color w:val="000000"/>
-          <w:kern w:val="0"/>
-          <w:lang w:val="es-ES" w:eastAsia="es-ES"/>
-          <w14:ligatures w14:val="none"/>
-        </w:rPr>
-        <w:t xml:space="preserve"> </w:t>
-      </w:r>
-      <w:r>
-        <w:rPr>
-          <w:rFonts w:ascii="Arial Narrow" w:eastAsia="Times New Roman" w:hAnsi="Arial Narrow" w:cs="Arial"/>
-          <w:color w:val="000000"/>
-          <w:kern w:val="0"/>
-          <w:lang w:val="es-ES" w:eastAsia="es-ES"/>
-          <w14:ligatures w14:val="none"/>
-        </w:rPr>
-        <w:t xml:space="preserve">Banco </w:t>
-      </w:r>
-      <w:r>
-        <w:rPr>
-          <w:rFonts w:ascii="Arial Narrow" w:eastAsia="Times New Roman" w:hAnsi="Arial Narrow" w:cs="Arial"/>
-          <w:color w:val="000000"/>
-          <w:kern w:val="0"/>
-          <w:lang w:val="es-ES" w:eastAsia="es-ES"/>
-          <w14:ligatures w14:val="none"/>
-        </w:rPr>
-        <w:t>por presuntas infracciones a la Ley 29571, Código de Protección y Defensa</w:t>
-      </w:r>
-      <w:r>
-        <w:rPr>
-          <w:rFonts w:ascii="Arial Narrow" w:eastAsia="Times New Roman" w:hAnsi="Arial Narrow" w:cs="Arial"/>
-          <w:color w:val="000000"/>
-          <w:kern w:val="0"/>
-          <w:lang w:val="es-ES" w:eastAsia="es-ES"/>
-          <w14:ligatures w14:val="none"/>
-        </w:rPr>
-        <w:t xml:space="preserve"> del Consumidor (en adelante, Código)</w:t>
+        <w:t/>
+      </w:r>
+      <w:r>
+        <w:rPr>
+          <w:rFonts w:ascii="Arial Narrow" w:eastAsia="Times New Roman" w:hAnsi="Arial Narrow" w:cs="Arial"/>
+          <w:color w:val="000000"/>
+          <w:kern w:val="0"/>
+          <w:lang w:val="es-ES" w:eastAsia="es-ES"/>
+          <w14:ligatures w14:val="none"/>
+        </w:rPr>
+        <w:t xml:space="preserve"/>
+      </w:r>
+      <w:r>
+        <w:rPr>
+          <w:rFonts w:ascii="Arial Narrow" w:eastAsia="Times New Roman" w:hAnsi="Arial Narrow" w:cs="Arial"/>
+          <w:color w:val="000000"/>
+          <w:kern w:val="0"/>
+          <w:lang w:val="es-ES" w:eastAsia="es-ES"/>
+          <w14:ligatures w14:val="none"/>
+        </w:rPr>
+        <w:t xml:space="preserve"/>
+      </w:r>
+      <w:r>
+        <w:rPr>
+          <w:rFonts w:ascii="Arial Narrow" w:eastAsia="Times New Roman" w:hAnsi="Arial Narrow" w:cs="Arial"/>
+          <w:color w:val="000000"/>
+          <w:kern w:val="0"/>
+          <w:lang w:val="es-ES" w:eastAsia="es-ES"/>
+          <w14:ligatures w14:val="none"/>
+        </w:rPr>
+        <w:t/>
+      </w:r>
+      <w:r>
+        <w:rPr>
+          <w:rFonts w:ascii="Arial Narrow" w:eastAsia="Times New Roman" w:hAnsi="Arial Narrow" w:cs="Arial"/>
+          <w:color w:val="000000"/>
+          <w:kern w:val="0"/>
+          <w:lang w:val="es-ES" w:eastAsia="es-ES"/>
+          <w14:ligatures w14:val="none"/>
+        </w:rPr>
+        <w:t xml:space="preserve"/>
+      </w:r>
+      <w:r>
+        <w:rPr>
+          <w:rFonts w:ascii="Arial Narrow" w:eastAsia="Times New Roman" w:hAnsi="Arial Narrow" w:cs="Arial"/>
+          <w:color w:val="000000"/>
+          <w:kern w:val="0"/>
+          <w:lang w:val="es-ES" w:eastAsia="es-ES"/>
+          <w14:ligatures w14:val="none"/>
+        </w:rPr>
+        <w:t xml:space="preserve"/>
+      </w:r>
+      <w:r>
+        <w:rPr>
+          <w:rFonts w:ascii="Arial Narrow" w:eastAsia="Times New Roman" w:hAnsi="Arial Narrow" w:cs="Arial"/>
+          <w:color w:val="000000"/>
+          <w:kern w:val="0"/>
+          <w:lang w:val="es-ES" w:eastAsia="es-ES"/>
+          <w14:ligatures w14:val="none"/>
+        </w:rPr>
+        <w:t xml:space="preserve"/>
+      </w:r>
+      <w:r>
+        <w:rPr>
+          <w:rFonts w:ascii="Arial Narrow" w:eastAsia="Times New Roman" w:hAnsi="Arial Narrow" w:cs="Arial"/>
+          <w:color w:val="000000"/>
+          <w:kern w:val="0"/>
+          <w:lang w:val="es-ES" w:eastAsia="es-ES"/>
+          <w14:ligatures w14:val="none"/>
+        </w:rPr>
+        <w:t/>
+      </w:r>
+      <w:r>
+        <w:rPr>
+          <w:rFonts w:ascii="Arial Narrow" w:eastAsia="Times New Roman" w:hAnsi="Arial Narrow" w:cs="Arial"/>
+          <w:color w:val="000000"/>
+          <w:kern w:val="0"/>
+          <w:lang w:val="es-ES" w:eastAsia="es-ES"/>
+          <w14:ligatures w14:val="none"/>
+        </w:rPr>
+        <w:t xml:space="preserve"/>
       </w:r>
       <w:r>
         <w:rPr>
@@ -938,7 +938,7 @@
           <w:lang w:val="es-ES" w:eastAsia="es-ES"/>
           <w14:ligatures w14:val="none"/>
         </w:rPr>
-        <w:t xml:space="preserve">, señalando </w:t>
+        <w:t xml:space="preserve"/>
       </w:r>
       <w:r>
         <w:rPr>
@@ -949,7 +949,7 @@
           <w:lang w:val="es-ES" w:eastAsia="es-ES"/>
           <w14:ligatures w14:val="none"/>
         </w:rPr>
-        <w:t>lo siguiente:</w:t>
+        <w:t/>
       </w:r>
     </w:p>
     <w:p>
@@ -997,97 +997,97 @@
           <w:lang w:eastAsia="es-ES"/>
           <w14:ligatures w14:val="none"/>
         </w:rPr>
-        <w:t>Con anterior</w:t>
-      </w:r>
-      <w:r>
-        <w:rPr>
-          <w:rFonts w:ascii="Arial Narrow" w:eastAsia="Times New Roman" w:hAnsi="Arial Narrow" w:cs="Arial"/>
-          <w:color w:val="000000"/>
-          <w:kern w:val="0"/>
-          <w:lang w:eastAsia="es-ES"/>
-          <w14:ligatures w14:val="none"/>
-        </w:rPr>
-        <w:t>idad</w:t>
-      </w:r>
-      <w:r>
-        <w:rPr>
-          <w:rFonts w:ascii="Arial Narrow" w:eastAsia="Times New Roman" w:hAnsi="Arial Narrow" w:cs="Arial"/>
-          <w:color w:val="000000"/>
-          <w:kern w:val="0"/>
-          <w:lang w:eastAsia="es-ES"/>
-          <w14:ligatures w14:val="none"/>
-        </w:rPr>
-        <w:t xml:space="preserve"> al 1 de febrero de 2024, </w:t>
-      </w:r>
-      <w:r>
-        <w:rPr>
-          <w:rFonts w:ascii="Arial Narrow" w:eastAsia="Times New Roman" w:hAnsi="Arial Narrow" w:cs="Arial"/>
-          <w:color w:val="000000"/>
-          <w:kern w:val="0"/>
-          <w:lang w:eastAsia="es-ES"/>
-          <w14:ligatures w14:val="none"/>
-        </w:rPr>
-        <w:t xml:space="preserve">su cónyuge, </w:t>
-      </w:r>
-      <w:r>
-        <w:rPr>
-          <w:rFonts w:ascii="Arial Narrow" w:eastAsia="Times New Roman" w:hAnsi="Arial Narrow" w:cs="Arial"/>
-          <w:color w:val="000000"/>
-          <w:kern w:val="0"/>
-          <w:lang w:eastAsia="es-ES"/>
-          <w14:ligatures w14:val="none"/>
-        </w:rPr>
-        <w:t>el señor Erasmo Bardales Sánchez</w:t>
-      </w:r>
-      <w:r>
-        <w:rPr>
-          <w:rFonts w:ascii="Arial Narrow" w:eastAsia="Times New Roman" w:hAnsi="Arial Narrow" w:cs="Arial"/>
-          <w:color w:val="000000"/>
-          <w:kern w:val="0"/>
-          <w:lang w:eastAsia="es-ES"/>
-          <w14:ligatures w14:val="none"/>
-        </w:rPr>
-        <w:t>,</w:t>
-      </w:r>
-      <w:r>
-        <w:rPr>
-          <w:rFonts w:ascii="Arial Narrow" w:eastAsia="Times New Roman" w:hAnsi="Arial Narrow" w:cs="Arial"/>
-          <w:color w:val="000000"/>
-          <w:kern w:val="0"/>
-          <w:lang w:eastAsia="es-ES"/>
-          <w14:ligatures w14:val="none"/>
-        </w:rPr>
-        <w:t xml:space="preserve"> contrato mediante</w:t>
-      </w:r>
-      <w:r>
-        <w:rPr>
-          <w:rFonts w:ascii="Arial Narrow" w:eastAsia="Times New Roman" w:hAnsi="Arial Narrow" w:cs="Arial"/>
-          <w:color w:val="000000"/>
-          <w:kern w:val="0"/>
-          <w:lang w:eastAsia="es-ES"/>
-          <w14:ligatures w14:val="none"/>
-        </w:rPr>
-        <w:t xml:space="preserve"> el Banco </w:t>
-      </w:r>
-      <w:r>
-        <w:rPr>
-          <w:rFonts w:ascii="Arial Narrow" w:eastAsia="Times New Roman" w:hAnsi="Arial Narrow" w:cs="Arial"/>
-          <w:color w:val="000000"/>
-          <w:kern w:val="0"/>
-          <w:lang w:eastAsia="es-ES"/>
-          <w14:ligatures w14:val="none"/>
-        </w:rPr>
-        <w:t xml:space="preserve">el </w:t>
-      </w:r>
-      <w:r>
-        <w:rPr>
-          <w:rFonts w:ascii="Arial Narrow" w:eastAsia="Times New Roman" w:hAnsi="Arial Narrow" w:cs="Arial"/>
-          <w:color w:val="000000"/>
-          <w:kern w:val="0"/>
-          <w:lang w:eastAsia="es-ES"/>
-          <w14:ligatures w14:val="none"/>
-        </w:rPr>
-        <w:t xml:space="preserve">Seguro de Desgravamen </w:t>
+        <w:t xml:space="preserve">Con anterioridad al 1 de febrero de 2024, su cónyuge, el señor [APELLIDO] Bardales Sánchez, contrato mediante el Banco el Seguro de Desgravamen Contifacil Soles – Certificado 00110301924002094616 (en adelante, “Seguro de Desgravamen Contifacil”) y el Seguro de Desgravamen Triangular Consumo Soles – Certificado 001108144004895143 (en adelante, “Seguro de Desgravamen Triangular”).</w:t>
+      </w:r>
+      <w:r>
+        <w:rPr>
+          <w:rFonts w:ascii="Arial Narrow" w:eastAsia="Times New Roman" w:hAnsi="Arial Narrow" w:cs="Arial"/>
+          <w:color w:val="000000"/>
+          <w:kern w:val="0"/>
+          <w:lang w:eastAsia="es-ES"/>
+          <w14:ligatures w14:val="none"/>
+        </w:rPr>
+        <w:t/>
+      </w:r>
+      <w:r>
+        <w:rPr>
+          <w:rFonts w:ascii="Arial Narrow" w:eastAsia="Times New Roman" w:hAnsi="Arial Narrow" w:cs="Arial"/>
+          <w:color w:val="000000"/>
+          <w:kern w:val="0"/>
+          <w:lang w:eastAsia="es-ES"/>
+          <w14:ligatures w14:val="none"/>
+        </w:rPr>
+        <w:t xml:space="preserve"/>
+      </w:r>
+      <w:r>
+        <w:rPr>
+          <w:rFonts w:ascii="Arial Narrow" w:eastAsia="Times New Roman" w:hAnsi="Arial Narrow" w:cs="Arial"/>
+          <w:color w:val="000000"/>
+          <w:kern w:val="0"/>
+          <w:lang w:eastAsia="es-ES"/>
+          <w14:ligatures w14:val="none"/>
+        </w:rPr>
+        <w:t xml:space="preserve"/>
+      </w:r>
+      <w:r>
+        <w:rPr>
+          <w:rFonts w:ascii="Arial Narrow" w:eastAsia="Times New Roman" w:hAnsi="Arial Narrow" w:cs="Arial"/>
+          <w:color w:val="000000"/>
+          <w:kern w:val="0"/>
+          <w:lang w:eastAsia="es-ES"/>
+          <w14:ligatures w14:val="none"/>
+        </w:rPr>
+        <w:t/>
+      </w:r>
+      <w:r>
+        <w:rPr>
+          <w:rFonts w:ascii="Arial Narrow" w:eastAsia="Times New Roman" w:hAnsi="Arial Narrow" w:cs="Arial"/>
+          <w:color w:val="000000"/>
+          <w:kern w:val="0"/>
+          <w:lang w:eastAsia="es-ES"/>
+          <w14:ligatures w14:val="none"/>
+        </w:rPr>
+        <w:t/>
+      </w:r>
+      <w:r>
+        <w:rPr>
+          <w:rFonts w:ascii="Arial Narrow" w:eastAsia="Times New Roman" w:hAnsi="Arial Narrow" w:cs="Arial"/>
+          <w:color w:val="000000"/>
+          <w:kern w:val="0"/>
+          <w:lang w:eastAsia="es-ES"/>
+          <w14:ligatures w14:val="none"/>
+        </w:rPr>
+        <w:t xml:space="preserve"/>
+      </w:r>
+      <w:r>
+        <w:rPr>
+          <w:rFonts w:ascii="Arial Narrow" w:eastAsia="Times New Roman" w:hAnsi="Arial Narrow" w:cs="Arial"/>
+          <w:color w:val="000000"/>
+          <w:kern w:val="0"/>
+          <w:lang w:eastAsia="es-ES"/>
+          <w14:ligatures w14:val="none"/>
+        </w:rPr>
+        <w:t xml:space="preserve"/>
+      </w:r>
+      <w:r>
+        <w:rPr>
+          <w:rFonts w:ascii="Arial Narrow" w:eastAsia="Times New Roman" w:hAnsi="Arial Narrow" w:cs="Arial"/>
+          <w:color w:val="000000"/>
+          <w:kern w:val="0"/>
+          <w:lang w:eastAsia="es-ES"/>
+          <w14:ligatures w14:val="none"/>
+        </w:rPr>
+        <w:t xml:space="preserve"/>
+      </w:r>
+      <w:r>
+        <w:rPr>
+          <w:rFonts w:ascii="Arial Narrow" w:eastAsia="Times New Roman" w:hAnsi="Arial Narrow" w:cs="Arial"/>
+          <w:color w:val="000000"/>
+          <w:kern w:val="0"/>
+          <w:lang w:eastAsia="es-ES"/>
+          <w14:ligatures w14:val="none"/>
+        </w:rPr>
+        <w:t xml:space="preserve"/>
       </w:r>
       <w:proofErr w:type="spellStart"/>
       <w:r>
@@ -1098,7 +1098,7 @@
           <w:lang w:eastAsia="es-ES"/>
           <w14:ligatures w14:val="none"/>
         </w:rPr>
-        <w:t>Contifacil</w:t>
+        <w:t/>
       </w:r>
       <w:proofErr w:type="spellEnd"/>
       <w:r>
@@ -1109,37 +1109,37 @@
           <w:lang w:eastAsia="es-ES"/>
           <w14:ligatures w14:val="none"/>
         </w:rPr>
-        <w:t xml:space="preserve"> Soles – </w:t>
-      </w:r>
-      <w:r>
-        <w:rPr>
-          <w:rFonts w:ascii="Arial Narrow" w:eastAsia="Times New Roman" w:hAnsi="Arial Narrow" w:cs="Arial"/>
-          <w:color w:val="000000"/>
-          <w:kern w:val="0"/>
-          <w:lang w:eastAsia="es-ES"/>
-          <w14:ligatures w14:val="none"/>
-        </w:rPr>
-        <w:t>Certificado</w:t>
-      </w:r>
-      <w:r>
-        <w:rPr>
-          <w:rFonts w:ascii="Arial Narrow" w:eastAsia="Times New Roman" w:hAnsi="Arial Narrow" w:cs="Arial"/>
-          <w:color w:val="000000"/>
-          <w:kern w:val="0"/>
-          <w:lang w:eastAsia="es-ES"/>
-          <w14:ligatures w14:val="none"/>
-        </w:rPr>
-        <w:t xml:space="preserve"> 00110301924002094616 (en adelante, “Seguro de Desgravamen</w:t>
-      </w:r>
-      <w:r>
-        <w:rPr>
-          <w:rFonts w:ascii="Arial Narrow" w:eastAsia="Times New Roman" w:hAnsi="Arial Narrow" w:cs="Arial"/>
-          <w:color w:val="000000"/>
-          <w:kern w:val="0"/>
-          <w:lang w:eastAsia="es-ES"/>
-          <w14:ligatures w14:val="none"/>
-        </w:rPr>
-        <w:t xml:space="preserve"> </w:t>
+        <w:t xml:space="preserve"/>
+      </w:r>
+      <w:r>
+        <w:rPr>
+          <w:rFonts w:ascii="Arial Narrow" w:eastAsia="Times New Roman" w:hAnsi="Arial Narrow" w:cs="Arial"/>
+          <w:color w:val="000000"/>
+          <w:kern w:val="0"/>
+          <w:lang w:eastAsia="es-ES"/>
+          <w14:ligatures w14:val="none"/>
+        </w:rPr>
+        <w:t/>
+      </w:r>
+      <w:r>
+        <w:rPr>
+          <w:rFonts w:ascii="Arial Narrow" w:eastAsia="Times New Roman" w:hAnsi="Arial Narrow" w:cs="Arial"/>
+          <w:color w:val="000000"/>
+          <w:kern w:val="0"/>
+          <w:lang w:eastAsia="es-ES"/>
+          <w14:ligatures w14:val="none"/>
+        </w:rPr>
+        <w:t xml:space="preserve"/>
+      </w:r>
+      <w:r>
+        <w:rPr>
+          <w:rFonts w:ascii="Arial Narrow" w:eastAsia="Times New Roman" w:hAnsi="Arial Narrow" w:cs="Arial"/>
+          <w:color w:val="000000"/>
+          <w:kern w:val="0"/>
+          <w:lang w:eastAsia="es-ES"/>
+          <w14:ligatures w14:val="none"/>
+        </w:rPr>
+        <w:t xml:space="preserve"/>
       </w:r>
       <w:proofErr w:type="spellStart"/>
       <w:r>
@@ -1150,7 +1150,7 @@
           <w:lang w:eastAsia="es-ES"/>
           <w14:ligatures w14:val="none"/>
         </w:rPr>
-        <w:t>Contifacil</w:t>
+        <w:t/>
       </w:r>
       <w:proofErr w:type="spellEnd"/>
       <w:r>
@@ -1161,47 +1161,47 @@
           <w:lang w:eastAsia="es-ES"/>
           <w14:ligatures w14:val="none"/>
         </w:rPr>
-        <w:t xml:space="preserve">”) </w:t>
-      </w:r>
-      <w:r>
-        <w:rPr>
-          <w:rFonts w:ascii="Arial Narrow" w:eastAsia="Times New Roman" w:hAnsi="Arial Narrow" w:cs="Arial"/>
-          <w:color w:val="000000"/>
-          <w:kern w:val="0"/>
-          <w:lang w:eastAsia="es-ES"/>
-          <w14:ligatures w14:val="none"/>
-        </w:rPr>
-        <w:t xml:space="preserve">y el </w:t>
-      </w:r>
-      <w:r>
-        <w:rPr>
-          <w:rFonts w:ascii="Arial Narrow" w:eastAsia="Times New Roman" w:hAnsi="Arial Narrow" w:cs="Arial"/>
-          <w:color w:val="000000"/>
-          <w:kern w:val="0"/>
-          <w:lang w:eastAsia="es-ES"/>
-          <w14:ligatures w14:val="none"/>
-        </w:rPr>
-        <w:t xml:space="preserve">Seguro de Desgravamen Triangular Consumo Soles – </w:t>
-      </w:r>
-      <w:r>
-        <w:rPr>
-          <w:rFonts w:ascii="Arial Narrow" w:eastAsia="Times New Roman" w:hAnsi="Arial Narrow" w:cs="Arial"/>
-          <w:color w:val="000000"/>
-          <w:kern w:val="0"/>
-          <w:lang w:eastAsia="es-ES"/>
-          <w14:ligatures w14:val="none"/>
-        </w:rPr>
-        <w:t>Certificado</w:t>
-      </w:r>
-      <w:r>
-        <w:rPr>
-          <w:rFonts w:ascii="Arial Narrow" w:eastAsia="Times New Roman" w:hAnsi="Arial Narrow" w:cs="Arial"/>
-          <w:color w:val="000000"/>
-          <w:kern w:val="0"/>
-          <w:lang w:eastAsia="es-ES"/>
-          <w14:ligatures w14:val="none"/>
-        </w:rPr>
-        <w:t xml:space="preserve"> 001108144004895143 (en adelante, “Seguro de Desgravamen Triangular”).</w:t>
+        <w:t xml:space="preserve"/>
+      </w:r>
+      <w:r>
+        <w:rPr>
+          <w:rFonts w:ascii="Arial Narrow" w:eastAsia="Times New Roman" w:hAnsi="Arial Narrow" w:cs="Arial"/>
+          <w:color w:val="000000"/>
+          <w:kern w:val="0"/>
+          <w:lang w:eastAsia="es-ES"/>
+          <w14:ligatures w14:val="none"/>
+        </w:rPr>
+        <w:t xml:space="preserve"/>
+      </w:r>
+      <w:r>
+        <w:rPr>
+          <w:rFonts w:ascii="Arial Narrow" w:eastAsia="Times New Roman" w:hAnsi="Arial Narrow" w:cs="Arial"/>
+          <w:color w:val="000000"/>
+          <w:kern w:val="0"/>
+          <w:lang w:eastAsia="es-ES"/>
+          <w14:ligatures w14:val="none"/>
+        </w:rPr>
+        <w:t xml:space="preserve"/>
+      </w:r>
+      <w:r>
+        <w:rPr>
+          <w:rFonts w:ascii="Arial Narrow" w:eastAsia="Times New Roman" w:hAnsi="Arial Narrow" w:cs="Arial"/>
+          <w:color w:val="000000"/>
+          <w:kern w:val="0"/>
+          <w:lang w:eastAsia="es-ES"/>
+          <w14:ligatures w14:val="none"/>
+        </w:rPr>
+        <w:t/>
+      </w:r>
+      <w:r>
+        <w:rPr>
+          <w:rFonts w:ascii="Arial Narrow" w:eastAsia="Times New Roman" w:hAnsi="Arial Narrow" w:cs="Arial"/>
+          <w:color w:val="000000"/>
+          <w:kern w:val="0"/>
+          <w:lang w:eastAsia="es-ES"/>
+          <w14:ligatures w14:val="none"/>
+        </w:rPr>
+        <w:t xml:space="preserve"/>
       </w:r>
     </w:p>
     <w:p>
@@ -2676,7 +2676,7 @@
           <w:kern w:val="0"/>
           <w14:ligatures w14:val="none"/>
         </w:rPr>
-        <w:t>La</w:t>
+        <w:t xml:space="preserve">La señora [APELLIDO] solicitó, en calidad de medida correctiva, que Rímac y al Banco cumplan con otorgar la cobertura de los Seguros de Desgravamen Contifacil y Seguros de Desgravamen Triangular. Asimismo, requirió el reembolso de costos y costas del presente procedimiento.</w:t>
       </w:r>
       <w:r>
         <w:rPr>
@@ -2684,7 +2684,7 @@
           <w:kern w:val="0"/>
           <w14:ligatures w14:val="none"/>
         </w:rPr>
-        <w:t xml:space="preserve"> </w:t>
+        <w:t xml:space="preserve"/>
       </w:r>
       <w:r>
         <w:rPr>
@@ -2692,7 +2692,7 @@
           <w:kern w:val="0"/>
           <w14:ligatures w14:val="none"/>
         </w:rPr>
-        <w:t xml:space="preserve">señora </w:t>
+        <w:t xml:space="preserve"/>
       </w:r>
       <w:proofErr w:type="spellStart"/>
       <w:r>
@@ -2701,7 +2701,7 @@
           <w:kern w:val="0"/>
           <w14:ligatures w14:val="none"/>
         </w:rPr>
-        <w:t>Cardenas</w:t>
+        <w:t/>
       </w:r>
       <w:proofErr w:type="spellEnd"/>
       <w:r>
@@ -2710,17 +2710,17 @@
           <w:kern w:val="0"/>
           <w14:ligatures w14:val="none"/>
         </w:rPr>
-        <w:t xml:space="preserve"> </w:t>
-      </w:r>
-      <w:r>
-        <w:rPr>
-          <w:rFonts w:ascii="Arial Narrow" w:eastAsia="Times New Roman" w:hAnsi="Arial Narrow" w:cs="Arial"/>
-          <w:color w:val="000000"/>
-          <w:kern w:val="0"/>
-          <w:lang w:val="es-ES" w:eastAsia="es-ES"/>
-          <w14:ligatures w14:val="none"/>
-        </w:rPr>
-        <w:t xml:space="preserve">solicitó, en calidad de medida correctiva, que </w:t>
+        <w:t xml:space="preserve"/>
+      </w:r>
+      <w:r>
+        <w:rPr>
+          <w:rFonts w:ascii="Arial Narrow" w:eastAsia="Times New Roman" w:hAnsi="Arial Narrow" w:cs="Arial"/>
+          <w:color w:val="000000"/>
+          <w:kern w:val="0"/>
+          <w:lang w:val="es-ES" w:eastAsia="es-ES"/>
+          <w14:ligatures w14:val="none"/>
+        </w:rPr>
+        <w:t xml:space="preserve"/>
       </w:r>
       <w:bookmarkStart w:id="1" w:name="_Hlk206587071"/>
       <w:r>
@@ -2731,47 +2731,47 @@
           <w:lang w:val="es-ES" w:eastAsia="es-ES"/>
           <w14:ligatures w14:val="none"/>
         </w:rPr>
-        <w:t xml:space="preserve">Rímac y al Banco </w:t>
-      </w:r>
-      <w:r>
-        <w:rPr>
-          <w:rFonts w:ascii="Arial Narrow" w:eastAsia="Times New Roman" w:hAnsi="Arial Narrow" w:cs="Arial"/>
-          <w:color w:val="000000"/>
-          <w:kern w:val="0"/>
-          <w:lang w:val="es-ES" w:eastAsia="es-ES"/>
-          <w14:ligatures w14:val="none"/>
-        </w:rPr>
-        <w:t>cumplan con</w:t>
-      </w:r>
-      <w:r>
-        <w:rPr>
-          <w:rFonts w:ascii="Arial Narrow" w:eastAsia="Times New Roman" w:hAnsi="Arial Narrow" w:cs="Arial"/>
-          <w:color w:val="000000"/>
-          <w:kern w:val="0"/>
-          <w:lang w:val="es-ES" w:eastAsia="es-ES"/>
-          <w14:ligatures w14:val="none"/>
-        </w:rPr>
-        <w:t xml:space="preserve"> otorgar la </w:t>
-      </w:r>
-      <w:r>
-        <w:rPr>
-          <w:rFonts w:ascii="Arial Narrow" w:eastAsia="Times New Roman" w:hAnsi="Arial Narrow" w:cs="Arial"/>
-          <w:color w:val="000000"/>
-          <w:kern w:val="0"/>
-          <w:lang w:eastAsia="es-ES"/>
-          <w14:ligatures w14:val="none"/>
-        </w:rPr>
-        <w:t xml:space="preserve">cobertura de los Seguros de </w:t>
-      </w:r>
-      <w:r>
-        <w:rPr>
-          <w:rFonts w:ascii="Arial Narrow" w:eastAsia="Times New Roman" w:hAnsi="Arial Narrow" w:cs="Arial"/>
-          <w:color w:val="000000"/>
-          <w:kern w:val="0"/>
-          <w:lang w:eastAsia="es-ES"/>
-          <w14:ligatures w14:val="none"/>
-        </w:rPr>
-        <w:t xml:space="preserve">Desgravamen </w:t>
+        <w:t xml:space="preserve"/>
+      </w:r>
+      <w:r>
+        <w:rPr>
+          <w:rFonts w:ascii="Arial Narrow" w:eastAsia="Times New Roman" w:hAnsi="Arial Narrow" w:cs="Arial"/>
+          <w:color w:val="000000"/>
+          <w:kern w:val="0"/>
+          <w:lang w:val="es-ES" w:eastAsia="es-ES"/>
+          <w14:ligatures w14:val="none"/>
+        </w:rPr>
+        <w:t/>
+      </w:r>
+      <w:r>
+        <w:rPr>
+          <w:rFonts w:ascii="Arial Narrow" w:eastAsia="Times New Roman" w:hAnsi="Arial Narrow" w:cs="Arial"/>
+          <w:color w:val="000000"/>
+          <w:kern w:val="0"/>
+          <w:lang w:val="es-ES" w:eastAsia="es-ES"/>
+          <w14:ligatures w14:val="none"/>
+        </w:rPr>
+        <w:t xml:space="preserve"/>
+      </w:r>
+      <w:r>
+        <w:rPr>
+          <w:rFonts w:ascii="Arial Narrow" w:eastAsia="Times New Roman" w:hAnsi="Arial Narrow" w:cs="Arial"/>
+          <w:color w:val="000000"/>
+          <w:kern w:val="0"/>
+          <w:lang w:eastAsia="es-ES"/>
+          <w14:ligatures w14:val="none"/>
+        </w:rPr>
+        <w:t xml:space="preserve"/>
+      </w:r>
+      <w:r>
+        <w:rPr>
+          <w:rFonts w:ascii="Arial Narrow" w:eastAsia="Times New Roman" w:hAnsi="Arial Narrow" w:cs="Arial"/>
+          <w:color w:val="000000"/>
+          <w:kern w:val="0"/>
+          <w:lang w:eastAsia="es-ES"/>
+          <w14:ligatures w14:val="none"/>
+        </w:rPr>
+        <w:t xml:space="preserve"/>
       </w:r>
       <w:proofErr w:type="spellStart"/>
       <w:r>
@@ -2782,7 +2782,7 @@
           <w:lang w:eastAsia="es-ES"/>
           <w14:ligatures w14:val="none"/>
         </w:rPr>
-        <w:t>Contifacil</w:t>
+        <w:t/>
       </w:r>
       <w:proofErr w:type="spellEnd"/>
       <w:r>
@@ -2793,27 +2793,27 @@
           <w:lang w:eastAsia="es-ES"/>
           <w14:ligatures w14:val="none"/>
         </w:rPr>
-        <w:t xml:space="preserve"> y Seguros de Desgravamen Triangular</w:t>
-      </w:r>
-      <w:r>
-        <w:rPr>
-          <w:rFonts w:ascii="Arial Narrow" w:eastAsia="Times New Roman" w:hAnsi="Arial Narrow" w:cs="Arial"/>
-          <w:color w:val="000000"/>
-          <w:kern w:val="0"/>
-          <w:lang w:val="es-ES" w:eastAsia="es-ES"/>
-          <w14:ligatures w14:val="none"/>
-        </w:rPr>
-        <w:t xml:space="preserve">. Asimismo, requirió el reembolso de costos </w:t>
-      </w:r>
-      <w:r>
-        <w:rPr>
-          <w:rFonts w:ascii="Arial Narrow" w:eastAsia="Times New Roman" w:hAnsi="Arial Narrow" w:cs="Arial"/>
-          <w:color w:val="000000"/>
-          <w:kern w:val="0"/>
-          <w:lang w:val="es-ES" w:eastAsia="es-ES"/>
-          <w14:ligatures w14:val="none"/>
-        </w:rPr>
-        <w:t>y costas del presente procedimiento.</w:t>
+        <w:t xml:space="preserve"/>
+      </w:r>
+      <w:r>
+        <w:rPr>
+          <w:rFonts w:ascii="Arial Narrow" w:eastAsia="Times New Roman" w:hAnsi="Arial Narrow" w:cs="Arial"/>
+          <w:color w:val="000000"/>
+          <w:kern w:val="0"/>
+          <w:lang w:val="es-ES" w:eastAsia="es-ES"/>
+          <w14:ligatures w14:val="none"/>
+        </w:rPr>
+        <w:t xml:space="preserve"/>
+      </w:r>
+      <w:r>
+        <w:rPr>
+          <w:rFonts w:ascii="Arial Narrow" w:eastAsia="Times New Roman" w:hAnsi="Arial Narrow" w:cs="Arial"/>
+          <w:color w:val="000000"/>
+          <w:kern w:val="0"/>
+          <w:lang w:val="es-ES" w:eastAsia="es-ES"/>
+          <w14:ligatures w14:val="none"/>
+        </w:rPr>
+        <w:t/>
       </w:r>
     </w:p>
     <w:bookmarkEnd w:id="1"/>
@@ -2910,7 +2910,7 @@
           <w:lang w:eastAsia="es-PE"/>
           <w14:ligatures w14:val="none"/>
         </w:rPr>
-        <w:t xml:space="preserve">La Secretaría </w:t>
+        <w:t xml:space="preserve">La Secretaría Técnica de la Comisión de Protección al Consumidor 1 (en adelante, la Secretaría Técnica), en ejercicio de sus facultades, considera que el hecho denunciado, consistente en que Rímac Seguros y Reaseguros S.A. se habría negado injustificadamente a otorgar a la denunciante la cobertura del Seguro de Desgravamen Triangular Consumo Soles – Certificado  001108144004895143 por el fallecimiento del señor [APELLIDO] Bardales Sánchez el 22 de octubre de 2024; involucraría una presunta afectación a sus expectativas, quien no habría encontrado una correspondencia entre lo que esperaba recibir de parte del proveedor y lo que realmente recibió. Por consiguiente, corresponde calificar el hecho materia de denuncia como una presunta infracción al deber de idoneidad, tipificado en los artículos 18 y 19 del Código.</w:t>
       </w:r>
       <w:bookmarkEnd w:id="2"/>
       <w:bookmarkEnd w:id="3"/>
@@ -2923,7 +2923,7 @@
           <w:lang w:eastAsia="es-PE"/>
           <w14:ligatures w14:val="none"/>
         </w:rPr>
-        <w:t>Técnica de la Comisión de Protección al Consumidor 1 (en adelante, la Secretaría Técnica), en ejercicio de sus facultades</w:t>
+        <w:t/>
       </w:r>
       <w:r>
         <w:rPr>
@@ -2942,44 +2942,44 @@
           <w:lang w:eastAsia="es-PE"/>
           <w14:ligatures w14:val="none"/>
         </w:rPr>
-        <w:t xml:space="preserve">, considera </w:t>
-      </w:r>
-      <w:r>
-        <w:rPr>
-          <w:rFonts w:ascii="Arial Narrow" w:eastAsia="Arial Narrow" w:hAnsi="Arial Narrow" w:cs="Arial Narrow"/>
-          <w:kern w:val="0"/>
-          <w14:ligatures w14:val="none"/>
-        </w:rPr>
-        <w:t xml:space="preserve">que el hecho denunciado, </w:t>
-      </w:r>
-      <w:r>
-        <w:rPr>
-          <w:rFonts w:ascii="Arial Narrow" w:eastAsia="Arial Narrow" w:hAnsi="Arial Narrow" w:cs="Arial Narrow"/>
-          <w:kern w:val="0"/>
-          <w14:ligatures w14:val="none"/>
-        </w:rPr>
-        <w:t xml:space="preserve">consistente en que </w:t>
+        <w:t xml:space="preserve"/>
+      </w:r>
+      <w:r>
+        <w:rPr>
+          <w:rFonts w:ascii="Arial Narrow" w:eastAsia="Arial Narrow" w:hAnsi="Arial Narrow" w:cs="Arial Narrow"/>
+          <w:kern w:val="0"/>
+          <w14:ligatures w14:val="none"/>
+        </w:rPr>
+        <w:t xml:space="preserve"/>
+      </w:r>
+      <w:r>
+        <w:rPr>
+          <w:rFonts w:ascii="Arial Narrow" w:eastAsia="Arial Narrow" w:hAnsi="Arial Narrow" w:cs="Arial Narrow"/>
+          <w:kern w:val="0"/>
+          <w14:ligatures w14:val="none"/>
+        </w:rPr>
+        <w:t xml:space="preserve"/>
       </w:r>
       <w:r>
         <w:rPr>
           <w:rFonts w:ascii="Arial Narrow" w:eastAsia="Arial Narrow" w:hAnsi="Arial Narrow" w:cs="Arial Narrow"/>
           <w:bCs/>
         </w:rPr>
-        <w:t>Rímac Seguros y Reaseguros S.A. se habría negado injustificadamente a otorgar</w:t>
+        <w:t/>
       </w:r>
       <w:r>
         <w:rPr>
           <w:rFonts w:ascii="Arial Narrow" w:eastAsia="Arial Narrow" w:hAnsi="Arial Narrow" w:cs="Arial Narrow"/>
           <w:bCs/>
         </w:rPr>
-        <w:t xml:space="preserve"> a</w:t>
+        <w:t xml:space="preserve"/>
       </w:r>
       <w:r>
         <w:rPr>
           <w:rFonts w:ascii="Arial Narrow" w:eastAsia="Arial Narrow" w:hAnsi="Arial Narrow" w:cs="Arial Narrow"/>
           <w:bCs/>
         </w:rPr>
-        <w:t xml:space="preserve"> la denunciante la cobertura del Seguro de Desgravamen Triangular Consumo Soles – Certificado </w:t>
+        <w:t xml:space="preserve"/>
       </w:r>
       <w:proofErr w:type="spellStart"/>
       <w:r>
@@ -2995,15 +2995,15 @@
           <w:rFonts w:ascii="Arial Narrow" w:eastAsia="Arial Narrow" w:hAnsi="Arial Narrow" w:cs="Arial Narrow"/>
           <w:bCs/>
         </w:rPr>
-        <w:t xml:space="preserve"> 001108144004895143 por el fallecimiento del señor Erasmo Bardales Sánchez el 22 de octubre de 2024</w:t>
-      </w:r>
-      <w:r>
-        <w:rPr>
-          <w:rFonts w:ascii="Arial Narrow" w:eastAsia="Arial Narrow" w:hAnsi="Arial Narrow" w:cs="Arial Narrow"/>
-          <w:kern w:val="0"/>
-          <w14:ligatures w14:val="none"/>
-        </w:rPr>
-        <w:t>; involucraría una presunta afectación a sus expectativas, quien no habría encontrado una correspondencia entre lo que esperaba recibir de parte del proveedor y lo que realmente recibió. Por consiguiente, corresponde calificar el hecho materia de denuncia como una presunta infracción al deber de idoneidad, tipificado en los artículos 18</w:t>
+        <w:t xml:space="preserve"/>
+      </w:r>
+      <w:r>
+        <w:rPr>
+          <w:rFonts w:ascii="Arial Narrow" w:eastAsia="Arial Narrow" w:hAnsi="Arial Narrow" w:cs="Arial Narrow"/>
+          <w:kern w:val="0"/>
+          <w14:ligatures w14:val="none"/>
+        </w:rPr>
+        <w:t/>
       </w:r>
       <w:r>
         <w:rPr>
@@ -3021,7 +3021,7 @@
           <w:kern w:val="0"/>
           <w14:ligatures w14:val="none"/>
         </w:rPr>
-        <w:t xml:space="preserve"> y 19</w:t>
+        <w:t xml:space="preserve"/>
       </w:r>
       <w:r>
         <w:rPr>
@@ -3039,7 +3039,7 @@
           <w:kern w:val="0"/>
           <w14:ligatures w14:val="none"/>
         </w:rPr>
-        <w:t xml:space="preserve"> del Código</w:t>
+        <w:t xml:space="preserve"/>
       </w:r>
       <w:r>
         <w:rPr>
@@ -3056,7 +3056,7 @@
           <w:kern w:val="0"/>
           <w14:ligatures w14:val="none"/>
         </w:rPr>
-        <w:t>.</w:t>
+        <w:t/>
       </w:r>
     </w:p>
     <w:p>
@@ -3085,15 +3085,15 @@
           <w14:ligatures w14:val="none"/>
         </w:rPr>
         <w:lastRenderedPageBreak/>
-        <w:t xml:space="preserve">Asimismo, </w:t>
-      </w:r>
-      <w:r>
-        <w:rPr>
-          <w:rFonts w:ascii="Arial Narrow" w:eastAsia="Arial Narrow" w:hAnsi="Arial Narrow" w:cs="Arial Narrow"/>
-          <w:kern w:val="0"/>
-          <w14:ligatures w14:val="none"/>
-        </w:rPr>
-        <w:t xml:space="preserve">la Secretaría Técnica, en ejercicio de sus facultades, </w:t>
+        <w:t xml:space="preserve">Asimismo, la Secretaría Técnica, en ejercicio de sus facultades, considera que el hecho denunciado, consistente en que Rímac Seguros y Reaseguros S.A. se habría negado injustificadamente a otorgar a la denunciante la cobertura del Seguro de Desgravamen Triangular Consumo Soles – Certificado  00110301924002094616 por el fallecimiento del señor [APELLIDO] Bardales Sánchez el 22 de octubre de 2024; involucraría una presunta afectación a sus expectativas, quien no habría encontrado una correspondencia entre lo que esperaba recibir de parte del proveedor y lo que realmente recibió. Por consiguiente, corresponde calificar el hecho materia de denuncia como una presunta infracción al deber de idoneidad, tipificado en los artículos 18 y 19 del Código.</w:t>
+      </w:r>
+      <w:r>
+        <w:rPr>
+          <w:rFonts w:ascii="Arial Narrow" w:eastAsia="Arial Narrow" w:hAnsi="Arial Narrow" w:cs="Arial Narrow"/>
+          <w:kern w:val="0"/>
+          <w14:ligatures w14:val="none"/>
+        </w:rPr>
+        <w:t xml:space="preserve"/>
       </w:r>
       <w:r>
         <w:rPr>
@@ -3103,36 +3103,36 @@
           <w:lang w:eastAsia="es-PE"/>
           <w14:ligatures w14:val="none"/>
         </w:rPr>
-        <w:t xml:space="preserve">considera </w:t>
-      </w:r>
-      <w:r>
-        <w:rPr>
-          <w:rFonts w:ascii="Arial Narrow" w:eastAsia="Arial Narrow" w:hAnsi="Arial Narrow" w:cs="Arial Narrow"/>
-          <w:kern w:val="0"/>
-          <w14:ligatures w14:val="none"/>
-        </w:rPr>
-        <w:t xml:space="preserve">que el hecho denunciado, consistente en que </w:t>
+        <w:t xml:space="preserve"/>
+      </w:r>
+      <w:r>
+        <w:rPr>
+          <w:rFonts w:ascii="Arial Narrow" w:eastAsia="Arial Narrow" w:hAnsi="Arial Narrow" w:cs="Arial Narrow"/>
+          <w:kern w:val="0"/>
+          <w14:ligatures w14:val="none"/>
+        </w:rPr>
+        <w:t xml:space="preserve"/>
       </w:r>
       <w:r>
         <w:rPr>
           <w:rFonts w:ascii="Arial Narrow" w:eastAsia="Arial Narrow" w:hAnsi="Arial Narrow" w:cs="Arial Narrow"/>
           <w:bCs/>
         </w:rPr>
-        <w:t xml:space="preserve">Rímac Seguros y Reaseguros S.A. se habría negado injustificadamente a otorgar </w:t>
+        <w:t xml:space="preserve"/>
       </w:r>
       <w:r>
         <w:rPr>
           <w:rFonts w:ascii="Arial Narrow" w:eastAsia="Arial Narrow" w:hAnsi="Arial Narrow" w:cs="Arial Narrow"/>
           <w:bCs/>
         </w:rPr>
-        <w:t xml:space="preserve">a </w:t>
+        <w:t xml:space="preserve"/>
       </w:r>
       <w:r>
         <w:rPr>
           <w:rFonts w:ascii="Arial Narrow" w:eastAsia="Arial Narrow" w:hAnsi="Arial Narrow" w:cs="Arial Narrow"/>
           <w:bCs/>
         </w:rPr>
-        <w:t xml:space="preserve">la denunciante la cobertura del Seguro de Desgravamen Triangular Consumo Soles – Certificado </w:t>
+        <w:t xml:space="preserve"/>
       </w:r>
       <w:proofErr w:type="spellStart"/>
       <w:r>
@@ -3148,15 +3148,15 @@
           <w:rFonts w:ascii="Arial Narrow" w:eastAsia="Arial Narrow" w:hAnsi="Arial Narrow" w:cs="Arial Narrow"/>
           <w:bCs/>
         </w:rPr>
-        <w:t xml:space="preserve"> 00110301924002094616 por el fallecimiento del señor Erasmo Bardales Sánchez el 22 de octubre de 2024</w:t>
-      </w:r>
-      <w:r>
-        <w:rPr>
-          <w:rFonts w:ascii="Arial Narrow" w:eastAsia="Arial Narrow" w:hAnsi="Arial Narrow" w:cs="Arial Narrow"/>
-          <w:kern w:val="0"/>
-          <w14:ligatures w14:val="none"/>
-        </w:rPr>
-        <w:t>; involucraría una presunta afectación a sus expectativas, quien no habría encontrado una correspondencia entre lo que esperaba recibir de parte del proveedor y lo que realmente recibió. Por consiguiente, corresponde calificar el hecho materia de denuncia como una presunta infracción al deber de idoneidad, tipificado en los artículos 18</w:t>
+        <w:t xml:space="preserve"/>
+      </w:r>
+      <w:r>
+        <w:rPr>
+          <w:rFonts w:ascii="Arial Narrow" w:eastAsia="Arial Narrow" w:hAnsi="Arial Narrow" w:cs="Arial Narrow"/>
+          <w:kern w:val="0"/>
+          <w14:ligatures w14:val="none"/>
+        </w:rPr>
+        <w:t/>
       </w:r>
       <w:r>
         <w:rPr>
@@ -3174,7 +3174,7 @@
           <w:kern w:val="0"/>
           <w14:ligatures w14:val="none"/>
         </w:rPr>
-        <w:t xml:space="preserve"> y 19</w:t>
+        <w:t xml:space="preserve"/>
       </w:r>
       <w:r>
         <w:rPr>
@@ -3192,7 +3192,7 @@
           <w:kern w:val="0"/>
           <w14:ligatures w14:val="none"/>
         </w:rPr>
-        <w:t xml:space="preserve"> del Código.</w:t>
+        <w:t xml:space="preserve"/>
       </w:r>
     </w:p>
     <w:p>
@@ -4107,7 +4107,7 @@
           <w:lang w:eastAsia="es-PE"/>
           <w14:ligatures w14:val="none"/>
         </w:rPr>
-        <w:t xml:space="preserve">PRIMERO: </w:t>
+        <w:t xml:space="preserve">PRIMERO: admitir a trámite la denuncia del 20 de febrero de 2025, subsanada mediante escrito del 12 de junio de 2025, interpuesta por la señora [DENUNCIANTE] contra Rímac Seguros y Reaseguros S.A. y el Banco BBVA Perú S.A., por lo siguiente:</w:t>
       </w:r>
       <w:r>
         <w:rPr>
@@ -4118,27 +4118,27 @@
           <w:lang w:eastAsia="es-PE"/>
           <w14:ligatures w14:val="none"/>
         </w:rPr>
-        <w:t xml:space="preserve">admitir a trámite la denuncia del </w:t>
-      </w:r>
-      <w:r>
-        <w:rPr>
-          <w:rFonts w:ascii="Arial Narrow" w:eastAsia="Times New Roman" w:hAnsi="Arial Narrow" w:cs="Arial"/>
-          <w:color w:val="000000"/>
-          <w:kern w:val="0"/>
-          <w:lang w:val="es-ES" w:eastAsia="es-ES"/>
-          <w14:ligatures w14:val="none"/>
-        </w:rPr>
-        <w:t>20 de febrero de 2025, subsanada mediante escrito del 12 de junio de 2025</w:t>
-      </w:r>
-      <w:r>
-        <w:rPr>
-          <w:rFonts w:ascii="Arial Narrow" w:eastAsia="Times New Roman" w:hAnsi="Arial Narrow" w:cs="Arial"/>
-          <w:color w:val="000000"/>
-          <w:kern w:val="0"/>
-          <w:lang w:val="es-ES" w:eastAsia="es-ES"/>
-          <w14:ligatures w14:val="none"/>
-        </w:rPr>
-        <w:t xml:space="preserve">, </w:t>
+        <w:t xml:space="preserve"/>
+      </w:r>
+      <w:r>
+        <w:rPr>
+          <w:rFonts w:ascii="Arial Narrow" w:eastAsia="Times New Roman" w:hAnsi="Arial Narrow" w:cs="Arial"/>
+          <w:color w:val="000000"/>
+          <w:kern w:val="0"/>
+          <w:lang w:val="es-ES" w:eastAsia="es-ES"/>
+          <w14:ligatures w14:val="none"/>
+        </w:rPr>
+        <w:t/>
+      </w:r>
+      <w:r>
+        <w:rPr>
+          <w:rFonts w:ascii="Arial Narrow" w:eastAsia="Times New Roman" w:hAnsi="Arial Narrow" w:cs="Arial"/>
+          <w:color w:val="000000"/>
+          <w:kern w:val="0"/>
+          <w:lang w:val="es-ES" w:eastAsia="es-ES"/>
+          <w14:ligatures w14:val="none"/>
+        </w:rPr>
+        <w:t xml:space="preserve"/>
       </w:r>
       <w:r>
         <w:rPr>
@@ -4149,7 +4149,7 @@
           <w:lang w:eastAsia="es-PE"/>
           <w14:ligatures w14:val="none"/>
         </w:rPr>
-        <w:t xml:space="preserve">interpuesta por </w:t>
+        <w:t xml:space="preserve"/>
       </w:r>
       <w:r>
         <w:rPr>
@@ -4159,7 +4159,7 @@
           <w:kern w:val="0"/>
           <w14:ligatures w14:val="none"/>
         </w:rPr>
-        <w:t xml:space="preserve">la señora </w:t>
+        <w:t xml:space="preserve"/>
       </w:r>
       <w:r>
         <w:rPr>
@@ -4170,7 +4170,7 @@
           <w:lang w:eastAsia="es-PE"/>
           <w14:ligatures w14:val="none"/>
         </w:rPr>
-        <w:t xml:space="preserve">Irma Francisca </w:t>
+        <w:t xml:space="preserve"/>
       </w:r>
       <w:proofErr w:type="spellStart"/>
       <w:r>
@@ -4182,7 +4182,7 @@
           <w:lang w:eastAsia="es-PE"/>
           <w14:ligatures w14:val="none"/>
         </w:rPr>
-        <w:t>Cardenas</w:t>
+        <w:t/>
       </w:r>
       <w:proofErr w:type="spellEnd"/>
       <w:r>
@@ -4194,7 +4194,7 @@
           <w:lang w:eastAsia="es-PE"/>
           <w14:ligatures w14:val="none"/>
         </w:rPr>
-        <w:t xml:space="preserve"> </w:t>
+        <w:t xml:space="preserve"/>
       </w:r>
       <w:proofErr w:type="spellStart"/>
       <w:r>
@@ -4206,7 +4206,7 @@
           <w:lang w:eastAsia="es-PE"/>
           <w14:ligatures w14:val="none"/>
         </w:rPr>
-        <w:t>Melendez</w:t>
+        <w:t/>
       </w:r>
       <w:proofErr w:type="spellEnd"/>
       <w:r>
@@ -4218,7 +4218,7 @@
           <w:lang w:eastAsia="es-PE"/>
           <w14:ligatures w14:val="none"/>
         </w:rPr>
-        <w:t xml:space="preserve"> </w:t>
+        <w:t xml:space="preserve"/>
       </w:r>
       <w:r>
         <w:rPr>
@@ -4229,21 +4229,21 @@
           <w:lang w:eastAsia="es-PE"/>
           <w14:ligatures w14:val="none"/>
         </w:rPr>
-        <w:t xml:space="preserve">contra </w:t>
+        <w:t xml:space="preserve"/>
       </w:r>
       <w:r>
         <w:rPr>
           <w:rFonts w:ascii="Arial Narrow" w:eastAsia="Arial Narrow" w:hAnsi="Arial Narrow" w:cs="Arial Narrow"/>
           <w:bCs/>
         </w:rPr>
-        <w:t xml:space="preserve">Rímac Seguros y </w:t>
+        <w:t xml:space="preserve"/>
       </w:r>
       <w:r>
         <w:rPr>
           <w:rFonts w:ascii="Arial Narrow" w:eastAsia="Arial Narrow" w:hAnsi="Arial Narrow" w:cs="Arial Narrow"/>
           <w:bCs/>
         </w:rPr>
-        <w:t>Reaseguros S.A. y el Banco BBVA Perú S.A.</w:t>
+        <w:t/>
       </w:r>
       <w:r>
         <w:rPr>
@@ -4254,7 +4254,7 @@
           <w:lang w:eastAsia="es-PE"/>
           <w14:ligatures w14:val="none"/>
         </w:rPr>
-        <w:t xml:space="preserve">, </w:t>
+        <w:t xml:space="preserve"/>
       </w:r>
       <w:r>
         <w:rPr>
@@ -4265,7 +4265,7 @@
           <w:lang w:eastAsia="es-PE"/>
           <w14:ligatures w14:val="none"/>
         </w:rPr>
-        <w:t>por lo siguiente:</w:t>
+        <w:t/>
       </w:r>
     </w:p>
     <w:p>
@@ -4310,7 +4310,7 @@
           <w:lang w:eastAsia="es-PE"/>
           <w14:ligatures w14:val="none"/>
         </w:rPr>
-        <w:t>Presunta</w:t>
+        <w:t xml:space="preserve">Presunta infracción a los artículos 18 y 19 de la Ley 29571, Código de Protección y Defensa del Consumidor, en tanto Rímac Seguros y Reaseguros S.A. se habría negado injustificadamente a otorgar la denunciante la cobertura del Seguro de Desgravamen Triangular Consumo Soles – Certificado 001108144004895143 por el fallecimiento del señor [APELLIDO] Bardales Sánchez el 22 de octubre de 2024.</w:t>
       </w:r>
       <w:r>
         <w:rPr>
@@ -4320,7 +4320,7 @@
           <w:lang w:eastAsia="es-PE"/>
           <w14:ligatures w14:val="none"/>
         </w:rPr>
-        <w:t xml:space="preserve"> infracción a los artículos 18 y 19</w:t>
+        <w:t xml:space="preserve"/>
       </w:r>
       <w:r>
         <w:rPr>
@@ -4329,7 +4329,7 @@
           <w:lang w:eastAsia="es-PE"/>
           <w14:ligatures w14:val="none"/>
         </w:rPr>
-        <w:t xml:space="preserve"> de </w:t>
+        <w:t xml:space="preserve"/>
       </w:r>
       <w:r>
         <w:rPr>
@@ -4339,14 +4339,14 @@
           <w:lang w:eastAsia="es-PE"/>
           <w14:ligatures w14:val="none"/>
         </w:rPr>
-        <w:t xml:space="preserve">la Ley 29571, Código de Protección y Defensa del Consumidor, en tanto </w:t>
+        <w:t xml:space="preserve"/>
       </w:r>
       <w:r>
         <w:rPr>
           <w:rFonts w:ascii="Arial Narrow" w:eastAsia="Arial Narrow" w:hAnsi="Arial Narrow" w:cs="Arial Narrow"/>
           <w:bCs/>
         </w:rPr>
-        <w:t xml:space="preserve">Rímac Seguros y Reaseguros S.A. </w:t>
+        <w:t xml:space="preserve"/>
       </w:r>
       <w:r>
         <w:rPr>
@@ -4356,7 +4356,7 @@
           <w:lang w:eastAsia="es-PE"/>
           <w14:ligatures w14:val="none"/>
         </w:rPr>
-        <w:t xml:space="preserve">se habría negado injustificadamente a otorgar la denunciante la cobertura </w:t>
+        <w:t xml:space="preserve"/>
       </w:r>
       <w:r>
         <w:rPr>
@@ -4366,27 +4366,27 @@
           <w:lang w:eastAsia="es-PE"/>
           <w14:ligatures w14:val="none"/>
         </w:rPr>
-        <w:t xml:space="preserve">del </w:t>
-      </w:r>
-      <w:r>
-        <w:rPr>
-          <w:rFonts w:ascii="Arial Narrow" w:eastAsia="Times New Roman" w:hAnsi="Arial Narrow" w:cs="Arial"/>
-          <w:color w:val="000000"/>
-          <w:kern w:val="0"/>
-          <w:lang w:eastAsia="es-ES"/>
-          <w14:ligatures w14:val="none"/>
-        </w:rPr>
-        <w:t>Seguro de Desgravamen Triangular Consumo Soles – Certificado 001108144004895143</w:t>
-      </w:r>
-      <w:r>
-        <w:rPr>
-          <w:rFonts w:ascii="Arial Narrow" w:eastAsia="Times New Roman" w:hAnsi="Arial Narrow" w:cs="Arial"/>
-          <w:color w:val="000000"/>
-          <w:kern w:val="0"/>
-          <w:lang w:eastAsia="es-ES"/>
-          <w14:ligatures w14:val="none"/>
-        </w:rPr>
-        <w:t xml:space="preserve"> </w:t>
+        <w:t xml:space="preserve"/>
+      </w:r>
+      <w:r>
+        <w:rPr>
+          <w:rFonts w:ascii="Arial Narrow" w:eastAsia="Times New Roman" w:hAnsi="Arial Narrow" w:cs="Arial"/>
+          <w:color w:val="000000"/>
+          <w:kern w:val="0"/>
+          <w:lang w:eastAsia="es-ES"/>
+          <w14:ligatures w14:val="none"/>
+        </w:rPr>
+        <w:t/>
+      </w:r>
+      <w:r>
+        <w:rPr>
+          <w:rFonts w:ascii="Arial Narrow" w:eastAsia="Times New Roman" w:hAnsi="Arial Narrow" w:cs="Arial"/>
+          <w:color w:val="000000"/>
+          <w:kern w:val="0"/>
+          <w:lang w:eastAsia="es-ES"/>
+          <w14:ligatures w14:val="none"/>
+        </w:rPr>
+        <w:t xml:space="preserve"/>
       </w:r>
       <w:r>
         <w:rPr>
@@ -4396,7 +4396,7 @@
           <w:lang w:eastAsia="es-PE"/>
           <w14:ligatures w14:val="none"/>
         </w:rPr>
-        <w:t xml:space="preserve">por el fallecimiento </w:t>
+        <w:t xml:space="preserve"/>
       </w:r>
       <w:r>
         <w:rPr>
@@ -4406,47 +4406,47 @@
           <w:lang w:eastAsia="es-PE"/>
           <w14:ligatures w14:val="none"/>
         </w:rPr>
-        <w:t>del</w:t>
-      </w:r>
-      <w:r>
-        <w:rPr>
-          <w:rFonts w:ascii="Arial Narrow" w:eastAsia="Times New Roman" w:hAnsi="Arial Narrow" w:cs="Arial"/>
-          <w:color w:val="000000"/>
-          <w:kern w:val="0"/>
-          <w:lang w:eastAsia="es-ES"/>
-          <w14:ligatures w14:val="none"/>
-        </w:rPr>
-        <w:t xml:space="preserve"> señor Erasmo Bardales Sánchez</w:t>
-      </w:r>
-      <w:r>
-        <w:rPr>
-          <w:rFonts w:ascii="Arial Narrow" w:eastAsia="Times New Roman" w:hAnsi="Arial Narrow" w:cs="Arial"/>
-          <w:color w:val="000000"/>
-          <w:kern w:val="0"/>
-          <w:lang w:eastAsia="es-ES"/>
-          <w14:ligatures w14:val="none"/>
-        </w:rPr>
-        <w:t xml:space="preserve"> el</w:t>
-      </w:r>
-      <w:r>
-        <w:rPr>
-          <w:rFonts w:ascii="Arial Narrow" w:eastAsia="Times New Roman" w:hAnsi="Arial Narrow" w:cs="Arial"/>
-          <w:color w:val="000000"/>
-          <w:kern w:val="0"/>
-          <w:lang w:eastAsia="es-ES"/>
-          <w14:ligatures w14:val="none"/>
-        </w:rPr>
-        <w:t xml:space="preserve"> 22 de octubre de 2024</w:t>
-      </w:r>
-      <w:r>
-        <w:rPr>
-          <w:rFonts w:ascii="Arial Narrow" w:eastAsia="Times New Roman" w:hAnsi="Arial Narrow" w:cs="Arial"/>
-          <w:color w:val="000000"/>
-          <w:kern w:val="0"/>
-          <w:lang w:eastAsia="es-ES"/>
-          <w14:ligatures w14:val="none"/>
-        </w:rPr>
-        <w:t>.</w:t>
+        <w:t/>
+      </w:r>
+      <w:r>
+        <w:rPr>
+          <w:rFonts w:ascii="Arial Narrow" w:eastAsia="Times New Roman" w:hAnsi="Arial Narrow" w:cs="Arial"/>
+          <w:color w:val="000000"/>
+          <w:kern w:val="0"/>
+          <w:lang w:eastAsia="es-ES"/>
+          <w14:ligatures w14:val="none"/>
+        </w:rPr>
+        <w:t xml:space="preserve"/>
+      </w:r>
+      <w:r>
+        <w:rPr>
+          <w:rFonts w:ascii="Arial Narrow" w:eastAsia="Times New Roman" w:hAnsi="Arial Narrow" w:cs="Arial"/>
+          <w:color w:val="000000"/>
+          <w:kern w:val="0"/>
+          <w:lang w:eastAsia="es-ES"/>
+          <w14:ligatures w14:val="none"/>
+        </w:rPr>
+        <w:t xml:space="preserve"/>
+      </w:r>
+      <w:r>
+        <w:rPr>
+          <w:rFonts w:ascii="Arial Narrow" w:eastAsia="Times New Roman" w:hAnsi="Arial Narrow" w:cs="Arial"/>
+          <w:color w:val="000000"/>
+          <w:kern w:val="0"/>
+          <w:lang w:eastAsia="es-ES"/>
+          <w14:ligatures w14:val="none"/>
+        </w:rPr>
+        <w:t xml:space="preserve"/>
+      </w:r>
+      <w:r>
+        <w:rPr>
+          <w:rFonts w:ascii="Arial Narrow" w:eastAsia="Times New Roman" w:hAnsi="Arial Narrow" w:cs="Arial"/>
+          <w:color w:val="000000"/>
+          <w:kern w:val="0"/>
+          <w:lang w:eastAsia="es-ES"/>
+          <w14:ligatures w14:val="none"/>
+        </w:rPr>
+        <w:t/>
       </w:r>
     </w:p>
     <w:p>
@@ -4492,7 +4492,7 @@
           <w:lang w:eastAsia="es-PE"/>
           <w14:ligatures w14:val="none"/>
         </w:rPr>
-        <w:t>Presunta</w:t>
+        <w:t xml:space="preserve">Presunta infracción a los artículos 18 y 19 de la Ley 29571, Código de Protección y Defensa del Consumidor, en tanto Rímac Seguros y Reaseguros S.A. se habría negado injustificadamente a otorgar a la denunciante la cobertura del Seguro de Desgravamen Triangular Consumo Soles – Certificado 00110301924002094616 por el fallecimiento del señor [APELLIDO] Bardales Sánchez el 22 de octubre de 2024.</w:t>
       </w:r>
       <w:r>
         <w:rPr>
@@ -4502,7 +4502,7 @@
           <w:lang w:eastAsia="es-PE"/>
           <w14:ligatures w14:val="none"/>
         </w:rPr>
-        <w:t xml:space="preserve"> infracción a los artículos 18 y 19</w:t>
+        <w:t xml:space="preserve"/>
       </w:r>
       <w:r>
         <w:rPr>
@@ -4511,7 +4511,7 @@
           <w:lang w:eastAsia="es-PE"/>
           <w14:ligatures w14:val="none"/>
         </w:rPr>
-        <w:t xml:space="preserve"> de </w:t>
+        <w:t xml:space="preserve"/>
       </w:r>
       <w:r>
         <w:rPr>
@@ -4521,14 +4521,14 @@
           <w:lang w:eastAsia="es-PE"/>
           <w14:ligatures w14:val="none"/>
         </w:rPr>
-        <w:t xml:space="preserve">la Ley 29571, Código de Protección y Defensa del Consumidor, en tanto </w:t>
+        <w:t xml:space="preserve"/>
       </w:r>
       <w:r>
         <w:rPr>
           <w:rFonts w:ascii="Arial Narrow" w:eastAsia="Arial Narrow" w:hAnsi="Arial Narrow" w:cs="Arial Narrow"/>
           <w:bCs/>
         </w:rPr>
-        <w:t xml:space="preserve">Rímac Seguros y Reaseguros S.A. </w:t>
+        <w:t xml:space="preserve"/>
       </w:r>
       <w:r>
         <w:rPr>
@@ -4538,7 +4538,7 @@
           <w:lang w:eastAsia="es-PE"/>
           <w14:ligatures w14:val="none"/>
         </w:rPr>
-        <w:t xml:space="preserve">se habría negado injustificadamente a otorgar </w:t>
+        <w:t xml:space="preserve"/>
       </w:r>
       <w:r>
         <w:rPr>
@@ -4548,7 +4548,7 @@
           <w:lang w:eastAsia="es-PE"/>
           <w14:ligatures w14:val="none"/>
         </w:rPr>
-        <w:t xml:space="preserve">a </w:t>
+        <w:t xml:space="preserve"/>
       </w:r>
       <w:r>
         <w:rPr>
@@ -4558,17 +4558,17 @@
           <w:lang w:eastAsia="es-PE"/>
           <w14:ligatures w14:val="none"/>
         </w:rPr>
-        <w:t xml:space="preserve">la denunciante la cobertura del </w:t>
-      </w:r>
-      <w:r>
-        <w:rPr>
-          <w:rFonts w:ascii="Arial Narrow" w:eastAsia="Times New Roman" w:hAnsi="Arial Narrow" w:cs="Arial"/>
-          <w:color w:val="000000"/>
-          <w:kern w:val="0"/>
-          <w:lang w:eastAsia="es-ES"/>
-          <w14:ligatures w14:val="none"/>
-        </w:rPr>
-        <w:t xml:space="preserve">Seguro de Desgravamen Triangular Consumo Soles – Certificado 00110301924002094616 </w:t>
+        <w:t xml:space="preserve"/>
+      </w:r>
+      <w:r>
+        <w:rPr>
+          <w:rFonts w:ascii="Arial Narrow" w:eastAsia="Times New Roman" w:hAnsi="Arial Narrow" w:cs="Arial"/>
+          <w:color w:val="000000"/>
+          <w:kern w:val="0"/>
+          <w:lang w:eastAsia="es-ES"/>
+          <w14:ligatures w14:val="none"/>
+        </w:rPr>
+        <w:t xml:space="preserve"/>
       </w:r>
       <w:r>
         <w:rPr>
@@ -4578,27 +4578,27 @@
           <w:lang w:eastAsia="es-PE"/>
           <w14:ligatures w14:val="none"/>
         </w:rPr>
-        <w:t>por el fallecimiento del</w:t>
-      </w:r>
-      <w:r>
-        <w:rPr>
-          <w:rFonts w:ascii="Arial Narrow" w:eastAsia="Times New Roman" w:hAnsi="Arial Narrow" w:cs="Arial"/>
-          <w:color w:val="000000"/>
-          <w:kern w:val="0"/>
-          <w:lang w:eastAsia="es-ES"/>
-          <w14:ligatures w14:val="none"/>
-        </w:rPr>
-        <w:t xml:space="preserve"> señor Erasmo Bardales Sánchez el 22 de octubre de 2024</w:t>
-      </w:r>
-      <w:r>
-        <w:rPr>
-          <w:rFonts w:ascii="Arial Narrow" w:eastAsia="Times New Roman" w:hAnsi="Arial Narrow" w:cs="Arial"/>
-          <w:color w:val="000000"/>
-          <w:kern w:val="0"/>
-          <w:lang w:eastAsia="es-ES"/>
-          <w14:ligatures w14:val="none"/>
-        </w:rPr>
-        <w:t>.</w:t>
+        <w:t/>
+      </w:r>
+      <w:r>
+        <w:rPr>
+          <w:rFonts w:ascii="Arial Narrow" w:eastAsia="Times New Roman" w:hAnsi="Arial Narrow" w:cs="Arial"/>
+          <w:color w:val="000000"/>
+          <w:kern w:val="0"/>
+          <w:lang w:eastAsia="es-ES"/>
+          <w14:ligatures w14:val="none"/>
+        </w:rPr>
+        <w:t xml:space="preserve"/>
+      </w:r>
+      <w:r>
+        <w:rPr>
+          <w:rFonts w:ascii="Arial Narrow" w:eastAsia="Times New Roman" w:hAnsi="Arial Narrow" w:cs="Arial"/>
+          <w:color w:val="000000"/>
+          <w:kern w:val="0"/>
+          <w:lang w:eastAsia="es-ES"/>
+          <w14:ligatures w14:val="none"/>
+        </w:rPr>
+        <w:t/>
       </w:r>
     </w:p>
     <w:p>
@@ -6818,7 +6818,7 @@
           <w:b/>
           <w:bCs/>
         </w:rPr>
-        <w:t>DÉCIMO</w:t>
+        <w:t xml:space="preserve">DÉCIMO PRIMERO: requerir a la señora [DENUNCIANTE] y a Rímac Seguros y Reaseguros S.A. para que, dentro del plazo de dos (2) días hábiles siguientes a la fecha en que reciban la notificación en sus bandejas de correo electrónico, efectúen la confirmación de recepción de la notificación remitida por este despacho a sus correos electrónicos, de conformidad con el segundo párrafo del numeral 4 del artículo 20 del Texto Único Ordenado de la Ley del Procedimiento Administrativo General, aprobado mediante Decreto Supremo 006-2026-JUS, bajo apercibimiento de rehacer el acto de notificación y notificarle conforme al numeral 1 del artículo 20 del citado cuerpo normativo.</w:t>
       </w:r>
       <w:r>
         <w:rPr>
@@ -6826,7 +6826,7 @@
           <w:b/>
           <w:bCs/>
         </w:rPr>
-        <w:t xml:space="preserve"> PRIMERO</w:t>
+        <w:t xml:space="preserve"/>
       </w:r>
       <w:r>
         <w:rPr>
@@ -6836,7 +6836,7 @@
           <w:kern w:val="0"/>
           <w14:ligatures w14:val="none"/>
         </w:rPr>
-        <w:t>:</w:t>
+        <w:t/>
       </w:r>
       <w:r>
         <w:rPr>
@@ -6846,7 +6846,7 @@
           <w:kern w:val="0"/>
           <w14:ligatures w14:val="none"/>
         </w:rPr>
-        <w:t xml:space="preserve"> requerir </w:t>
+        <w:t xml:space="preserve"/>
       </w:r>
       <w:r>
         <w:rPr>
@@ -6856,7 +6856,7 @@
           <w:kern w:val="0"/>
           <w14:ligatures w14:val="none"/>
         </w:rPr>
-        <w:t xml:space="preserve">a la señora </w:t>
+        <w:t xml:space="preserve"/>
       </w:r>
       <w:r>
         <w:rPr>
@@ -6867,7 +6867,7 @@
           <w:lang w:eastAsia="es-PE"/>
           <w14:ligatures w14:val="none"/>
         </w:rPr>
-        <w:t xml:space="preserve">Irma Francisca </w:t>
+        <w:t xml:space="preserve"/>
       </w:r>
       <w:proofErr w:type="spellStart"/>
       <w:r>
@@ -6879,7 +6879,7 @@
           <w:lang w:eastAsia="es-PE"/>
           <w14:ligatures w14:val="none"/>
         </w:rPr>
-        <w:t>Cardenas</w:t>
+        <w:t/>
       </w:r>
       <w:proofErr w:type="spellEnd"/>
       <w:r>
@@ -6891,7 +6891,7 @@
           <w:lang w:eastAsia="es-PE"/>
           <w14:ligatures w14:val="none"/>
         </w:rPr>
-        <w:t xml:space="preserve"> </w:t>
+        <w:t xml:space="preserve"/>
       </w:r>
       <w:proofErr w:type="spellStart"/>
       <w:r>
@@ -6903,7 +6903,7 @@
           <w:lang w:eastAsia="es-PE"/>
           <w14:ligatures w14:val="none"/>
         </w:rPr>
-        <w:t>Melendez</w:t>
+        <w:t/>
       </w:r>
       <w:proofErr w:type="spellEnd"/>
       <w:r>
@@ -6915,7 +6915,7 @@
           <w:lang w:eastAsia="es-PE"/>
           <w14:ligatures w14:val="none"/>
         </w:rPr>
-        <w:t xml:space="preserve"> y a Rímac Seguros </w:t>
+        <w:t xml:space="preserve"/>
       </w:r>
       <w:r>
         <w:rPr>
@@ -6926,7 +6926,7 @@
           <w:lang w:eastAsia="es-PE"/>
           <w14:ligatures w14:val="none"/>
         </w:rPr>
-        <w:t>y</w:t>
+        <w:t/>
       </w:r>
       <w:r>
         <w:rPr>
@@ -6937,133 +6937,133 @@
           <w:lang w:eastAsia="es-PE"/>
           <w14:ligatures w14:val="none"/>
         </w:rPr>
-        <w:t xml:space="preserve"> Reaseguros S.A. </w:t>
+        <w:t xml:space="preserve"/>
       </w:r>
       <w:r>
         <w:rPr>
           <w:rFonts w:ascii="Arial Narrow" w:hAnsi="Arial Narrow"/>
           <w:color w:val="000000"/>
         </w:rPr>
-        <w:t>para que, dent</w:t>
+        <w:t/>
       </w:r>
       <w:r>
         <w:rPr>
           <w:rFonts w:ascii="Arial Narrow" w:hAnsi="Arial Narrow"/>
           <w:color w:val="000000"/>
         </w:rPr>
-        <w:t xml:space="preserve">ro del plazo de </w:t>
+        <w:t xml:space="preserve"/>
       </w:r>
       <w:r>
         <w:rPr>
           <w:rFonts w:ascii="Arial Narrow" w:hAnsi="Arial Narrow"/>
           <w:color w:val="000000"/>
         </w:rPr>
-        <w:t>dos (2) días hábiles siguientes a la fecha en que reciba</w:t>
+        <w:t/>
       </w:r>
       <w:r>
         <w:rPr>
           <w:rFonts w:ascii="Arial Narrow" w:hAnsi="Arial Narrow"/>
           <w:color w:val="000000"/>
         </w:rPr>
-        <w:t>n</w:t>
+        <w:t/>
       </w:r>
       <w:r>
         <w:rPr>
           <w:rFonts w:ascii="Arial Narrow" w:hAnsi="Arial Narrow"/>
           <w:color w:val="000000"/>
         </w:rPr>
-        <w:t xml:space="preserve"> la notificación en su</w:t>
+        <w:t xml:space="preserve"/>
       </w:r>
       <w:r>
         <w:rPr>
           <w:rFonts w:ascii="Arial Narrow" w:hAnsi="Arial Narrow"/>
           <w:color w:val="000000"/>
         </w:rPr>
-        <w:t>s</w:t>
+        <w:t/>
       </w:r>
       <w:r>
         <w:rPr>
           <w:rFonts w:ascii="Arial Narrow" w:hAnsi="Arial Narrow"/>
           <w:color w:val="000000"/>
         </w:rPr>
-        <w:t xml:space="preserve"> bandeja</w:t>
+        <w:t xml:space="preserve"/>
       </w:r>
       <w:r>
         <w:rPr>
           <w:rFonts w:ascii="Arial Narrow" w:hAnsi="Arial Narrow"/>
           <w:color w:val="000000"/>
         </w:rPr>
-        <w:t>s</w:t>
+        <w:t/>
       </w:r>
       <w:r>
         <w:rPr>
           <w:rFonts w:ascii="Arial Narrow" w:hAnsi="Arial Narrow"/>
           <w:color w:val="000000"/>
         </w:rPr>
-        <w:t xml:space="preserve"> de correo electrónico, efectúe</w:t>
+        <w:t xml:space="preserve"/>
       </w:r>
       <w:r>
         <w:rPr>
           <w:rFonts w:ascii="Arial Narrow" w:hAnsi="Arial Narrow"/>
           <w:color w:val="000000"/>
         </w:rPr>
-        <w:t>n</w:t>
+        <w:t/>
       </w:r>
       <w:r>
         <w:rPr>
           <w:rFonts w:ascii="Arial Narrow" w:hAnsi="Arial Narrow"/>
           <w:color w:val="000000"/>
         </w:rPr>
-        <w:t xml:space="preserve"> la confirmación de recepción de la notificación remitida por este despacho a su</w:t>
+        <w:t xml:space="preserve"/>
       </w:r>
       <w:r>
         <w:rPr>
           <w:rFonts w:ascii="Arial Narrow" w:hAnsi="Arial Narrow"/>
           <w:color w:val="000000"/>
         </w:rPr>
-        <w:t>s</w:t>
+        <w:t/>
       </w:r>
       <w:r>
         <w:rPr>
           <w:rFonts w:ascii="Arial Narrow" w:hAnsi="Arial Narrow"/>
           <w:color w:val="000000"/>
         </w:rPr>
-        <w:t xml:space="preserve"> correo</w:t>
+        <w:t xml:space="preserve"/>
       </w:r>
       <w:r>
         <w:rPr>
           <w:rFonts w:ascii="Arial Narrow" w:hAnsi="Arial Narrow"/>
           <w:color w:val="000000"/>
         </w:rPr>
-        <w:t>s</w:t>
+        <w:t/>
       </w:r>
       <w:r>
         <w:rPr>
           <w:rFonts w:ascii="Arial Narrow" w:hAnsi="Arial Narrow"/>
           <w:color w:val="000000"/>
         </w:rPr>
-        <w:t xml:space="preserve"> electrónico</w:t>
+        <w:t xml:space="preserve"/>
       </w:r>
       <w:r>
         <w:rPr>
           <w:rFonts w:ascii="Arial Narrow" w:hAnsi="Arial Narrow"/>
           <w:color w:val="000000"/>
         </w:rPr>
-        <w:t>s</w:t>
+        <w:t/>
       </w:r>
       <w:r>
         <w:rPr>
           <w:rFonts w:ascii="Arial Narrow" w:hAnsi="Arial Narrow"/>
           <w:color w:val="000000"/>
         </w:rPr>
-        <w:t>,</w:t>
+        <w:t/>
       </w:r>
       <w:r>
         <w:rPr>
           <w:rFonts w:ascii="Arial Narrow" w:hAnsi="Arial Narrow"/>
           <w:color w:val="000000"/>
         </w:rPr>
-        <w:t xml:space="preserve"> de conformidad con el segundo párrafo del numeral 4 del artículo 20</w:t>
+        <w:t xml:space="preserve"/>
       </w:r>
       <w:r>
         <w:rPr>
@@ -7080,7 +7080,7 @@
           <w:rFonts w:ascii="Arial Narrow" w:hAnsi="Arial Narrow"/>
           <w:color w:val="000000"/>
         </w:rPr>
-        <w:t xml:space="preserve"> del Texto Único Ordenado de la Ley del Procedimiento Administrativo General, aprobado mediante Decreto Supremo 006-2026-JUS, bajo apercibimiento de rehacer el acto de notificación y notificarle conforme al numeral 1 del artículo 20</w:t>
+        <w:t xml:space="preserve"/>
       </w:r>
       <w:r>
         <w:rPr>
@@ -7097,7 +7097,7 @@
           <w:rFonts w:ascii="Arial Narrow" w:hAnsi="Arial Narrow"/>
           <w:color w:val="000000"/>
         </w:rPr>
-        <w:t xml:space="preserve"> del citado cuerpo normativo</w:t>
+        <w:t xml:space="preserve"/>
       </w:r>
       <w:r>
         <w:rPr>
@@ -7110,7 +7110,7 @@
         <w:rPr>
           <w:rFonts w:ascii="Arial Narrow" w:hAnsi="Arial Narrow" w:cs="Arial"/>
         </w:rPr>
-        <w:t>.</w:t>
+        <w:t/>
       </w:r>
     </w:p>
     <w:p>

--- a/plantillas_maestras/03_seguro_desgravamen/negativa_cobertura/2_o_mas_ddos_varios/mujer/TPL_1752_2025_SEGURO_DESGRAVAMEN_NEGATIVA_COBERTURA_ASEGURADORA_MUJER_R2.docx
+++ b/plantillas_maestras/03_seguro_desgravamen/negativa_cobertura/2_o_mas_ddos_varios/mujer/TPL_1752_2025_SEGURO_DESGRAVAMEN_NEGATIVA_COBERTURA_ASEGURADORA_MUJER_R2.docx
@@ -997,7 +997,7 @@
           <w:lang w:eastAsia="es-ES"/>
           <w14:ligatures w14:val="none"/>
         </w:rPr>
-        <w:t xml:space="preserve">Con anterioridad al 1 de febrero de 2024, su cónyuge, el señor [APELLIDO] Bardales Sánchez, contrato mediante el Banco el Seguro de Desgravamen Contifacil Soles – Certificado 00110301924002094616 (en adelante, “Seguro de Desgravamen Contifacil”) y el Seguro de Desgravamen Triangular Consumo Soles – Certificado 001108144004895143 (en adelante, “Seguro de Desgravamen Triangular”).</w:t>
+        <w:t xml:space="preserve">Con anterioridad al 1 de febrero de 2024, su cónyuge, el señor [APELLIDO] , contrato mediante el Banco el Seguro de Desgravamen Contifacil Soles – Certificado 00110301924002094616 (en adelante, “Seguro de Desgravamen Contifacil”) y el Seguro de Desgravamen Triangular Consumo Soles – Certificado 001108144004895143 (en adelante, “Seguro de Desgravamen Triangular”).</w:t>
       </w:r>
       <w:r>
         <w:rPr>
@@ -2910,7 +2910,7 @@
           <w:lang w:eastAsia="es-PE"/>
           <w14:ligatures w14:val="none"/>
         </w:rPr>
-        <w:t xml:space="preserve">La Secretaría Técnica de la Comisión de Protección al Consumidor 1 (en adelante, la Secretaría Técnica), en ejercicio de sus facultades, considera que el hecho denunciado, consistente en que Rímac Seguros y Reaseguros S.A. se habría negado injustificadamente a otorgar a la denunciante la cobertura del Seguro de Desgravamen Triangular Consumo Soles – Certificado  001108144004895143 por el fallecimiento del señor [APELLIDO] Bardales Sánchez el 22 de octubre de 2024; involucraría una presunta afectación a sus expectativas, quien no habría encontrado una correspondencia entre lo que esperaba recibir de parte del proveedor y lo que realmente recibió. Por consiguiente, corresponde calificar el hecho materia de denuncia como una presunta infracción al deber de idoneidad, tipificado en los artículos 18 y 19 del Código.</w:t>
+        <w:t xml:space="preserve">La Secretaría Técnica de la Comisión de Protección al Consumidor 1 (en adelante, la Secretaría Técnica), en ejercicio de sus facultades, considera que el hecho denunciado, consistente en que Rímac Seguros y Reaseguros S.A. se habría negado injustificadamente a otorgar a la denunciante la cobertura del Seguro de Desgravamen Triangular Consumo Soles – Certificado 001108144004895143 por el fallecimiento del señor [APELLIDO] el 22 de octubre de 2024; involucraría una presunta afectación a sus expectativas, quien no habría encontrado una correspondencia entre lo que esperaba recibir de parte del proveedor y lo que realmente recibió. Por consiguiente, corresponde calificar el hecho materia de denuncia como una presunta infracción al deber de idoneidad, tipificado en los artículos 18 y 19 del Código.</w:t>
       </w:r>
       <w:bookmarkEnd w:id="2"/>
       <w:bookmarkEnd w:id="3"/>
@@ -3085,7 +3085,7 @@
           <w14:ligatures w14:val="none"/>
         </w:rPr>
         <w:lastRenderedPageBreak/>
-        <w:t xml:space="preserve">Asimismo, la Secretaría Técnica, en ejercicio de sus facultades, considera que el hecho denunciado, consistente en que Rímac Seguros y Reaseguros S.A. se habría negado injustificadamente a otorgar a la denunciante la cobertura del Seguro de Desgravamen Triangular Consumo Soles – Certificado  00110301924002094616 por el fallecimiento del señor [APELLIDO] Bardales Sánchez el 22 de octubre de 2024; involucraría una presunta afectación a sus expectativas, quien no habría encontrado una correspondencia entre lo que esperaba recibir de parte del proveedor y lo que realmente recibió. Por consiguiente, corresponde calificar el hecho materia de denuncia como una presunta infracción al deber de idoneidad, tipificado en los artículos 18 y 19 del Código.</w:t>
+        <w:t xml:space="preserve">Asimismo, la Secretaría Técnica, en ejercicio de sus facultades, considera que el hecho denunciado, consistente en que Rímac Seguros y Reaseguros S.A. se habría negado injustificadamente a otorgar a la denunciante la cobertura del Seguro de Desgravamen Triangular Consumo Soles – Certificado 00110301924002094616 por el fallecimiento del señor [APELLIDO] el 22 de octubre de 2024; involucraría una presunta afectación a sus expectativas, quien no habría encontrado una correspondencia entre lo que esperaba recibir de parte del proveedor y lo que realmente recibió. Por consiguiente, corresponde calificar el hecho materia de denuncia como una presunta infracción al deber de idoneidad, tipificado en los artículos 18 y 19 del Código.</w:t>
       </w:r>
       <w:r>
         <w:rPr>
@@ -4310,7 +4310,7 @@
           <w:lang w:eastAsia="es-PE"/>
           <w14:ligatures w14:val="none"/>
         </w:rPr>
-        <w:t xml:space="preserve">Presunta infracción a los artículos 18 y 19 de la Ley 29571, Código de Protección y Defensa del Consumidor, en tanto Rímac Seguros y Reaseguros S.A. se habría negado injustificadamente a otorgar la denunciante la cobertura del Seguro de Desgravamen Triangular Consumo Soles – Certificado 001108144004895143 por el fallecimiento del señor [APELLIDO] Bardales Sánchez el 22 de octubre de 2024.</w:t>
+        <w:t xml:space="preserve">Presunta infracción a los artículos 18 y 19 de la Ley 29571, Código de Protección y Defensa del Consumidor, en tanto Rímac Seguros y Reaseguros S.A. se habría negado injustificadamente a otorgar la denunciante la cobertura del Seguro de Desgravamen Triangular Consumo Soles – Certificado 001108144004895143 por el fallecimiento del señor [APELLIDO] el 22 de octubre de 2024.</w:t>
       </w:r>
       <w:r>
         <w:rPr>
@@ -4492,7 +4492,7 @@
           <w:lang w:eastAsia="es-PE"/>
           <w14:ligatures w14:val="none"/>
         </w:rPr>
-        <w:t xml:space="preserve">Presunta infracción a los artículos 18 y 19 de la Ley 29571, Código de Protección y Defensa del Consumidor, en tanto Rímac Seguros y Reaseguros S.A. se habría negado injustificadamente a otorgar a la denunciante la cobertura del Seguro de Desgravamen Triangular Consumo Soles – Certificado 00110301924002094616 por el fallecimiento del señor [APELLIDO] Bardales Sánchez el 22 de octubre de 2024.</w:t>
+        <w:t xml:space="preserve">Presunta infracción a los artículos 18 y 19 de la Ley 29571, Código de Protección y Defensa del Consumidor, en tanto Rímac Seguros y Reaseguros S.A. se habría negado injustificadamente a otorgar a la denunciante la cobertura del Seguro de Desgravamen Triangular Consumo Soles – Certificado 00110301924002094616 por el fallecimiento del señor [APELLIDO] el 22 de octubre de 2024.</w:t>
       </w:r>
       <w:r>
         <w:rPr>

--- a/plantillas_maestras/03_seguro_desgravamen/negativa_cobertura/2_o_mas_ddos_varios/mujer/TPL_1752_2025_SEGURO_DESGRAVAMEN_NEGATIVA_COBERTURA_ASEGURADORA_MUJER_R2.docx
+++ b/plantillas_maestras/03_seguro_desgravamen/negativa_cobertura/2_o_mas_ddos_varios/mujer/TPL_1752_2025_SEGURO_DESGRAVAMEN_NEGATIVA_COBERTURA_ASEGURADORA_MUJER_R2.docx
@@ -734,6 +734,7 @@
       </w:r>
       <w:r>
         <w:rPr>
+          <w:rStyle w:val="Refdenotaalpie"/>
           <w:rFonts w:ascii="Arial Narrow" w:eastAsia="Times New Roman" w:hAnsi="Arial Narrow" w:cs="Times New Roman"/>
           <w:color w:val="000000"/>
           <w:kern w:val="0"/>
@@ -921,6 +922,7 @@
       </w:r>
       <w:r>
         <w:rPr>
+          <w:rStyle w:val="Refdenotaalpie"/>
           <w:rFonts w:ascii="Arial Narrow" w:eastAsia="Times New Roman" w:hAnsi="Arial Narrow" w:cs="Times New Roman"/>
           <w:color w:val="000000"/>
           <w:kern w:val="0"/>
@@ -2927,6 +2929,7 @@
       </w:r>
       <w:r>
         <w:rPr>
+          <w:rStyle w:val="Refdenotaalpie"/>
           <w:rFonts w:ascii="Arial Narrow" w:eastAsia="Arial Narrow" w:hAnsi="Arial Narrow" w:cs="Arial Narrow"/>
           <w:kern w:val="0"/>
           <w:vertAlign w:val="superscript"/>
@@ -3043,6 +3046,7 @@
       </w:r>
       <w:r>
         <w:rPr>
+          <w:rStyle w:val="Refdenotaalpie"/>
           <w:rFonts w:ascii="Arial Narrow" w:eastAsia="Arial Narrow" w:hAnsi="Arial Narrow" w:cs="Arial"/>
           <w:kern w:val="0"/>
           <w:vertAlign w:val="superscript"/>
@@ -3326,6 +3330,7 @@
       </w:r>
       <w:r>
         <w:rPr>
+          <w:rStyle w:val="Refdenotaalpie"/>
           <w:vertAlign w:val="superscript"/>
           <w:lang w:eastAsia="es-PE"/>
         </w:rPr>
@@ -3397,6 +3402,7 @@
       </w:r>
       <w:r>
         <w:rPr>
+          <w:rStyle w:val="Refdenotaalpie"/>
           <w:rFonts w:ascii="Arial Narrow" w:eastAsia="Arial Narrow" w:hAnsi="Arial Narrow" w:cs="Arial Narrow"/>
           <w:kern w:val="0"/>
           <w:vertAlign w:val="superscript"/>
@@ -5115,6 +5121,7 @@
       </w:r>
       <w:r>
         <w:rPr>
+          <w:rStyle w:val="Refdenotaalpie"/>
           <w:rFonts w:ascii="Arial Narrow" w:eastAsia="Calibri" w:hAnsi="Arial Narrow" w:cs="Arial"/>
           <w:kern w:val="0"/>
           <w:vertAlign w:val="superscript"/>
@@ -5159,6 +5166,7 @@
       </w:r>
       <w:r>
         <w:rPr>
+          <w:rStyle w:val="Refdenotaalpie"/>
           <w:rFonts w:ascii="Arial Narrow" w:eastAsia="Calibri" w:hAnsi="Arial Narrow" w:cs="Arial"/>
           <w:spacing w:val="-2"/>
           <w:kern w:val="0"/>
@@ -6352,6 +6360,7 @@
       </w:r>
       <w:r>
         <w:rPr>
+          <w:rStyle w:val="Refdenotaalpie"/>
           <w:rFonts w:ascii="Arial Narrow" w:eastAsia="Arial Narrow" w:hAnsi="Arial Narrow" w:cs="Times New Roman"/>
           <w:color w:val="000000"/>
           <w:kern w:val="0"/>
@@ -6433,6 +6442,7 @@
       </w:r>
       <w:r>
         <w:rPr>
+          <w:rStyle w:val="Refdenotaalpie"/>
           <w:rFonts w:ascii="Arial Narrow" w:eastAsia="Arial Narrow" w:hAnsi="Arial Narrow" w:cs="Times New Roman"/>
           <w:color w:val="000000"/>
           <w:kern w:val="0"/>
@@ -6486,6 +6496,7 @@
       </w:r>
       <w:r>
         <w:rPr>
+          <w:rStyle w:val="Refdenotaalpie"/>
           <w:rFonts w:ascii="Arial Narrow" w:eastAsia="Arial Narrow" w:hAnsi="Arial Narrow" w:cs="Times New Roman"/>
           <w:color w:val="000000"/>
           <w:kern w:val="0"/>
@@ -6678,6 +6689,7 @@
       </w:r>
       <w:r>
         <w:rPr>
+          <w:rStyle w:val="Refdenotaalpie"/>
           <w:rFonts w:ascii="Arial Narrow" w:eastAsia="Calibri" w:hAnsi="Arial Narrow" w:cs="Arial"/>
           <w:kern w:val="0"/>
           <w:vertAlign w:val="superscript"/>
@@ -7101,6 +7113,7 @@
       </w:r>
       <w:r>
         <w:rPr>
+          <w:rStyle w:val="Refdenotaalpie"/>
           <w:rFonts w:ascii="Arial Narrow" w:hAnsi="Arial Narrow"/>
           <w:vertAlign w:val="superscript"/>
         </w:rPr>
@@ -7481,14 +7494,14 @@
         <w:tab w:val="right" w:pos="8838"/>
       </w:tabs>
       <w:rPr>
-        <w:rFonts w:ascii="Arial" w:eastAsia="Arial" w:hAnsi="Arial" w:cs="Arial"/>
+        <w:rFonts w:ascii="Arial Narrow" w:eastAsia="Arial" w:hAnsi="Arial Narrow" w:cs="Arial"/>
         <w:sz w:val="16"/>
         <w:szCs w:val="16"/>
       </w:rPr>
     </w:pPr>
     <w:r>
       <w:rPr>
-        <w:rFonts w:ascii="Arial" w:eastAsia="Arial" w:hAnsi="Arial" w:cs="Arial"/>
+        <w:rFonts w:ascii="Arial Narrow" w:eastAsia="Arial" w:hAnsi="Arial Narrow" w:cs="Arial"/>
         <w:sz w:val="16"/>
         <w:szCs w:val="16"/>
       </w:rPr>
@@ -7502,7 +7515,7 @@
     </w:pPr>
     <w:r>
       <w:rPr>
-        <w:rFonts w:ascii="Arial" w:eastAsia="Arial" w:hAnsi="Arial" w:cs="Arial"/>
+        <w:rFonts w:ascii="Arial Narrow" w:eastAsia="Arial" w:hAnsi="Arial Narrow" w:cs="Arial"/>
         <w:sz w:val="16"/>
         <w:szCs w:val="16"/>
       </w:rPr>
@@ -7510,7 +7523,7 @@
     </w:r>
     <w:r>
       <w:rPr>
-        <w:rFonts w:ascii="Arial" w:eastAsia="Arial" w:hAnsi="Arial" w:cs="Arial"/>
+        <w:rFonts w:ascii="Arial Narrow" w:eastAsia="Arial" w:hAnsi="Arial Narrow" w:cs="Arial"/>
         <w:sz w:val="16"/>
         <w:szCs w:val="16"/>
       </w:rPr>
@@ -7518,7 +7531,7 @@
     </w:r>
     <w:r>
       <w:rPr>
-        <w:rFonts w:ascii="Arial" w:eastAsia="Arial" w:hAnsi="Arial" w:cs="Arial"/>
+        <w:rFonts w:ascii="Arial Narrow" w:eastAsia="Arial" w:hAnsi="Arial Narrow" w:cs="Arial"/>
         <w:sz w:val="16"/>
         <w:szCs w:val="16"/>
       </w:rPr>
@@ -7526,7 +7539,7 @@
     </w:r>
     <w:r>
       <w:rPr>
-        <w:rFonts w:ascii="Arial" w:eastAsia="Arial" w:hAnsi="Arial" w:cs="Arial"/>
+        <w:rFonts w:ascii="Arial Narrow" w:eastAsia="Arial" w:hAnsi="Arial Narrow" w:cs="Arial"/>
         <w:sz w:val="16"/>
         <w:szCs w:val="16"/>
       </w:rPr>
@@ -7534,7 +7547,7 @@
     </w:r>
     <w:r>
       <w:rPr>
-        <w:rFonts w:ascii="Arial" w:eastAsia="Arial" w:hAnsi="Arial" w:cs="Arial"/>
+        <w:rFonts w:ascii="Arial Narrow" w:eastAsia="Arial" w:hAnsi="Arial Narrow" w:cs="Arial"/>
         <w:sz w:val="16"/>
         <w:szCs w:val="16"/>
       </w:rPr>
@@ -7582,8 +7595,9 @@
         <w:rPr>
           <w:rStyle w:val="Refdenotaalpie"/>
           <w:rFonts w:ascii="Arial Narrow" w:hAnsi="Arial Narrow" w:cs="Arial"/>
-          <w:sz w:val="15"/>
-          <w:szCs w:val="15"/>
+          <w:sz w:val="16"/>
+          <w:szCs w:val="15"/>
+          <w:vertAlign w:val="superscript"/>
         </w:rPr>
         <w:footnoteRef/>
       </w:r>
@@ -7700,8 +7714,9 @@
         <w:rPr>
           <w:rStyle w:val="Refdenotaalpie"/>
           <w:rFonts w:ascii="Arial Narrow" w:hAnsi="Arial Narrow" w:cs="Arial"/>
-          <w:sz w:val="15"/>
-          <w:szCs w:val="15"/>
+          <w:sz w:val="16"/>
+          <w:szCs w:val="15"/>
+          <w:vertAlign w:val="superscript"/>
         </w:rPr>
         <w:footnoteRef/>
       </w:r>
@@ -7774,8 +7789,9 @@
         <w:rPr>
           <w:rStyle w:val="Refdenotaalpie"/>
           <w:rFonts w:ascii="Arial Narrow" w:hAnsi="Arial Narrow" w:cs="Arial"/>
-          <w:sz w:val="15"/>
-          <w:szCs w:val="15"/>
+          <w:sz w:val="16"/>
+          <w:szCs w:val="15"/>
+          <w:vertAlign w:val="superscript"/>
         </w:rPr>
         <w:footnoteRef/>
       </w:r>
@@ -8045,8 +8061,9 @@
         <w:rPr>
           <w:rStyle w:val="Refdenotaalpie"/>
           <w:rFonts w:ascii="Arial Narrow" w:hAnsi="Arial Narrow"/>
-          <w:sz w:val="15"/>
-          <w:szCs w:val="15"/>
+          <w:sz w:val="16"/>
+          <w:szCs w:val="15"/>
+          <w:vertAlign w:val="superscript"/>
         </w:rPr>
         <w:footnoteRef/>
       </w:r>
@@ -8228,8 +8245,9 @@
         <w:rPr>
           <w:rStyle w:val="Refdenotaalpie"/>
           <w:rFonts w:ascii="Arial Narrow" w:hAnsi="Arial Narrow"/>
-          <w:sz w:val="15"/>
-          <w:szCs w:val="15"/>
+          <w:sz w:val="16"/>
+          <w:szCs w:val="15"/>
+          <w:vertAlign w:val="superscript"/>
         </w:rPr>
         <w:footnoteRef/>
       </w:r>
@@ -8372,8 +8390,9 @@
         <w:rPr>
           <w:rStyle w:val="Refdenotaalpie"/>
           <w:rFonts w:ascii="Arial Narrow" w:hAnsi="Arial Narrow" w:cs="Arial"/>
-          <w:sz w:val="15"/>
-          <w:szCs w:val="15"/>
+          <w:sz w:val="16"/>
+          <w:szCs w:val="15"/>
+          <w:vertAlign w:val="superscript"/>
         </w:rPr>
         <w:footnoteRef/>
       </w:r>
@@ -8579,8 +8598,9 @@
         <w:rPr>
           <w:rStyle w:val="Refdenotaalpie"/>
           <w:rFonts w:ascii="Arial Narrow" w:hAnsi="Arial Narrow" w:cs="Arial"/>
-          <w:sz w:val="15"/>
-          <w:szCs w:val="15"/>
+          <w:sz w:val="16"/>
+          <w:szCs w:val="15"/>
+          <w:vertAlign w:val="superscript"/>
         </w:rPr>
         <w:footnoteRef/>
       </w:r>
@@ -8667,8 +8687,9 @@
         <w:rPr>
           <w:rStyle w:val="Refdenotaalpie"/>
           <w:rFonts w:ascii="Arial Narrow" w:hAnsi="Arial Narrow" w:cs="Arial"/>
-          <w:sz w:val="15"/>
-          <w:szCs w:val="15"/>
+          <w:sz w:val="16"/>
+          <w:szCs w:val="15"/>
+          <w:vertAlign w:val="superscript"/>
         </w:rPr>
         <w:footnoteRef/>
       </w:r>
@@ -8856,9 +8877,9 @@
       </w:pPr>
       <w:r>
         <w:rPr>
-          <w:rStyle w:val="TextonotapieCar"/>
+          <w:rStyle w:val="Refdenotaalpie"/>
           <w:rFonts w:ascii="Arial Narrow" w:hAnsi="Arial Narrow" w:cs="Arial"/>
-          <w:sz w:val="15"/>
+          <w:sz w:val="16"/>
           <w:szCs w:val="15"/>
           <w:vertAlign w:val="superscript"/>
         </w:rPr>
@@ -9070,8 +9091,9 @@
         <w:rPr>
           <w:rStyle w:val="Refdenotaalpie"/>
           <w:rFonts w:ascii="Arial Narrow" w:hAnsi="Arial Narrow" w:cs="Arial"/>
-          <w:sz w:val="15"/>
-          <w:szCs w:val="15"/>
+          <w:sz w:val="16"/>
+          <w:szCs w:val="15"/>
+          <w:vertAlign w:val="superscript"/>
         </w:rPr>
         <w:footnoteRef/>
       </w:r>
@@ -9887,8 +9909,9 @@
         <w:rPr>
           <w:rStyle w:val="Refdenotaalpie"/>
           <w:rFonts w:ascii="Arial Narrow" w:hAnsi="Arial Narrow" w:cs="Arial"/>
-          <w:sz w:val="15"/>
-          <w:szCs w:val="15"/>
+          <w:sz w:val="16"/>
+          <w:szCs w:val="15"/>
+          <w:vertAlign w:val="superscript"/>
         </w:rPr>
         <w:footnoteRef/>
       </w:r>
@@ -10107,8 +10130,9 @@
           <w:rFonts w:ascii="Arial Narrow" w:hAnsi="Arial Narrow" w:cs="Arial"/>
           <w:b/>
           <w:bCs/>
-          <w:sz w:val="15"/>
-          <w:szCs w:val="15"/>
+          <w:sz w:val="16"/>
+          <w:szCs w:val="15"/>
+          <w:vertAlign w:val="superscript"/>
         </w:rPr>
         <w:footnoteRef/>
       </w:r>
@@ -10258,8 +10282,9 @@
         <w:rPr>
           <w:rStyle w:val="Refdenotaalpie"/>
           <w:rFonts w:ascii="Arial Narrow" w:hAnsi="Arial Narrow" w:cs="Arial"/>
-          <w:sz w:val="15"/>
-          <w:szCs w:val="15"/>
+          <w:sz w:val="16"/>
+          <w:szCs w:val="15"/>
+          <w:vertAlign w:val="superscript"/>
         </w:rPr>
         <w:footnoteRef/>
       </w:r>
@@ -12778,6 +12803,17 @@
       <w:szCs w:val="20"/>
     </w:rPr>
   </w:style>
+  <w:style w:type="character" w:styleId="FootnoteReference">
+    <w:name w:val="footnote reference"/>
+    <w:basedOn w:val="Fuentedeprrafopredeter"/>
+    <w:uiPriority w:val="99"/>
+    <w:semiHidden/>
+    <w:unhideWhenUsed/>
+    <w:rPr>
+      <w:rFonts w:ascii="Arial Narrow" w:hAnsi="Arial Narrow"/>
+      <w:vertAlign w:val="superscript"/>
+    </w:rPr>
+  </w:style>
 </w:styles>
 </file>
 

--- a/plantillas_maestras/03_seguro_desgravamen/negativa_cobertura/2_o_mas_ddos_varios/mujer/TPL_1752_2025_SEGURO_DESGRAVAMEN_NEGATIVA_COBERTURA_ASEGURADORA_MUJER_R2.docx
+++ b/plantillas_maestras/03_seguro_desgravamen/negativa_cobertura/2_o_mas_ddos_varios/mujer/TPL_1752_2025_SEGURO_DESGRAVAMEN_NEGATIVA_COBERTURA_ASEGURADORA_MUJER_R2.docx
@@ -1,8 +1,8 @@
 
 <file path=word/document.xml><?xml version="1.0" encoding="utf-8"?>
-<w:document xmlns:wpc="http://schemas.microsoft.com/office/word/2010/wordprocessingCanvas" xmlns:cx="http://schemas.microsoft.com/office/drawing/2014/chartex" xmlns:cx1="http://schemas.microsoft.com/office/drawing/2015/9/8/chartex" xmlns:cx2="http://schemas.microsoft.com/office/drawing/2015/10/21/chartex" xmlns:cx3="http://schemas.microsoft.com/office/drawing/2016/5/9/chartex" xmlns:cx4="http://schemas.microsoft.com/office/drawing/2016/5/10/chartex" xmlns:cx5="http://schemas.microsoft.com/office/drawing/2016/5/11/chartex" xmlns:cx6="http://schemas.microsoft.com/office/drawing/2016/5/12/chartex" xmlns:cx7="http://schemas.microsoft.com/office/drawing/2016/5/13/chartex" xmlns:cx8="http://schemas.microsoft.com/office/drawing/2016/5/14/chartex" xmlns:mc="http://schemas.openxmlformats.org/markup-compatibility/2006" xmlns:aink="http://schemas.microsoft.com/office/drawing/2016/ink" xmlns:am3d="http://schemas.microsoft.com/office/drawing/2017/model3d" xmlns:o="urn:schemas-microsoft-com:office:office" xmlns:oel="http://schemas.microsoft.com/office/2019/extlst" xmlns:r="http://schemas.openxmlformats.org/officeDocument/2006/relationships" xmlns:m="http://schemas.openxmlformats.org/officeDocument/2006/math" xmlns:v="urn:schemas-microsoft-com:vml" xmlns:wp14="http://schemas.microsoft.com/office/word/2010/wordprocessingDrawing" xmlns:wp="http://schemas.openxmlformats.org/drawingml/2006/wordprocessingDrawing" xmlns:w10="urn:schemas-microsoft-com:office:word" xmlns:w="http://schemas.openxmlformats.org/wordprocessingml/2006/main" xmlns:w14="http://schemas.microsoft.com/office/word/2010/wordml" xmlns:w15="http://schemas.microsoft.com/office/word/2012/wordml" xmlns:w16cex="http://schemas.microsoft.com/office/word/2018/wordml/cex" xmlns:w16cid="http://schemas.microsoft.com/office/word/2016/wordml/cid" xmlns:w16="http://schemas.microsoft.com/office/word/2018/wordml" xmlns:w16du="http://schemas.microsoft.com/office/word/2023/wordml/word16du" xmlns:w16sdtdh="http://schemas.microsoft.com/office/word/2020/wordml/sdtdatahash" xmlns:w16sdtfl="http://schemas.microsoft.com/office/word/2024/wordml/sdtformatlock" xmlns:w16se="http://schemas.microsoft.com/office/word/2015/wordml/symex" xmlns:wpg="http://schemas.microsoft.com/office/word/2010/wordprocessingGroup" xmlns:wpi="http://schemas.microsoft.com/office/word/2010/wordprocessingInk" xmlns:wne="http://schemas.microsoft.com/office/word/2006/wordml" xmlns:wps="http://schemas.microsoft.com/office/word/2010/wordprocessingShape" mc:Ignorable="w14 w15 w16se w16cid w16 w16cex w16sdtdh w16sdtfl w16du wp14">
+<w:document xmlns:ns1="http://schemas.openxmlformats.org/markup-compatibility/2006" xmlns:ns2="http://schemas.microsoft.com/office/word/2010/wordml" xmlns:ns3="http://schemas.openxmlformats.org/officeDocument/2006/relationships" xmlns:w="http://schemas.openxmlformats.org/wordprocessingml/2006/main" ns1:Ignorable="w14 w15 w16se w16cid w16 w16cex w16sdtdh w16sdtfl w16du wp14">
   <w:body>
-    <w:p>
+    <w:p ns2:paraId="4D92E425" ns2:textId="6CEE7D04">
       <w:pPr>
         <w:tabs>
           <w:tab w:val="left" w:pos="1701"/>
@@ -14,7 +14,7 @@
           <w:color w:val="000000"/>
           <w:kern w:val="0"/>
           <w:lang w:eastAsia="es-PE"/>
-          <w14:ligatures w14:val="none"/>
+          <ns2:ligatures ns2:val="none"/>
         </w:rPr>
       </w:pPr>
       <w:bookmarkStart w:id="0" w:name="_Hlk80343540"/>
@@ -25,7 +25,7 @@
           <w:color w:val="000000"/>
           <w:kern w:val="0"/>
           <w:lang w:eastAsia="es-PE"/>
-          <w14:ligatures w14:val="none"/>
+          <ns2:ligatures ns2:val="none"/>
         </w:rPr>
         <w:t>EX</w:t>
       </w:r>
@@ -36,7 +36,7 @@
           <w:color w:val="000000"/>
           <w:kern w:val="0"/>
           <w:lang w:eastAsia="es-PE"/>
-          <w14:ligatures w14:val="none"/>
+          <ns2:ligatures ns2:val="none"/>
         </w:rPr>
         <w:t xml:space="preserve">PEDIENTE </w:t>
       </w:r>
@@ -47,7 +47,7 @@
           <w:color w:val="000000"/>
           <w:kern w:val="0"/>
           <w:lang w:eastAsia="es-PE"/>
-          <w14:ligatures w14:val="none"/>
+          <ns2:ligatures ns2:val="none"/>
         </w:rPr>
         <w:tab/>
         <w:t>:</w:t>
@@ -59,7 +59,7 @@
           <w:color w:val="000000"/>
           <w:kern w:val="0"/>
           <w:lang w:eastAsia="es-PE"/>
-          <w14:ligatures w14:val="none"/>
+          <ns2:ligatures ns2:val="none"/>
         </w:rPr>
         <w:tab/>
       </w:r>
@@ -72,7 +72,7 @@
           <w:kern w:val="0"/>
           <w:shd w:val="clear" w:color="auto" w:fill="FFFFFF"/>
           <w:lang w:eastAsia="es-PE"/>
-          <w14:ligatures w14:val="none"/>
+          <ns2:ligatures ns2:val="none"/>
         </w:rPr>
         <w:t>1752-2025</w:t>
       </w:r>
@@ -85,12 +85,12 @@
           <w:kern w:val="0"/>
           <w:shd w:val="clear" w:color="auto" w:fill="FFFFFF"/>
           <w:lang w:eastAsia="es-PE"/>
-          <w14:ligatures w14:val="none"/>
+          <ns2:ligatures ns2:val="none"/>
         </w:rPr>
         <w:t>/CC1</w:t>
       </w:r>
     </w:p>
-    <w:p>
+    <w:p ns2:paraId="174737B6" ns2:textId="770781AE">
       <w:pPr>
         <w:tabs>
           <w:tab w:val="left" w:pos="1701"/>
@@ -105,17 +105,17 @@
           <w:color w:val="000000"/>
           <w:kern w:val="0"/>
           <w:lang w:eastAsia="es-PE"/>
-          <w14:ligatures w14:val="none"/>
-        </w:rPr>
-      </w:pPr>
-      <w:r>
-        <w:rPr>
-          <w:rFonts w:ascii="Arial Narrow" w:eastAsia="Arial Narrow" w:hAnsi="Arial Narrow" w:cs="Arial Narrow"/>
-          <w:b/>
-          <w:color w:val="000000"/>
-          <w:kern w:val="0"/>
-          <w:lang w:eastAsia="es-PE"/>
-          <w14:ligatures w14:val="none"/>
+          <ns2:ligatures ns2:val="none"/>
+        </w:rPr>
+      </w:pPr>
+      <w:r>
+        <w:rPr>
+          <w:rFonts w:ascii="Arial Narrow" w:eastAsia="Arial Narrow" w:hAnsi="Arial Narrow" w:cs="Arial Narrow"/>
+          <w:b/>
+          <w:color w:val="000000"/>
+          <w:kern w:val="0"/>
+          <w:lang w:eastAsia="es-PE"/>
+          <ns2:ligatures ns2:val="none"/>
         </w:rPr>
         <w:t xml:space="preserve">DENUNCIANTE:[DENUNCIANTE] (SEÑORA [APELLIDO])</w:t>
       </w:r>
@@ -126,7 +126,7 @@
           <w:color w:val="000000"/>
           <w:kern w:val="0"/>
           <w:lang w:eastAsia="es-PE"/>
-          <w14:ligatures w14:val="none"/>
+          <ns2:ligatures ns2:val="none"/>
         </w:rPr>
         <w:tab/>
         <w:t/>
@@ -138,7 +138,7 @@
           <w:color w:val="000000"/>
           <w:kern w:val="0"/>
           <w:lang w:eastAsia="es-PE"/>
-          <w14:ligatures w14:val="none"/>
+          <ns2:ligatures ns2:val="none"/>
         </w:rPr>
         <w:tab/>
       </w:r>
@@ -149,7 +149,7 @@
           <w:color w:val="000000"/>
           <w:kern w:val="0"/>
           <w:lang w:eastAsia="es-PE"/>
-          <w14:ligatures w14:val="none"/>
+          <ns2:ligatures ns2:val="none"/>
         </w:rPr>
         <w:t xml:space="preserve"/>
       </w:r>
@@ -160,7 +160,7 @@
           <w:color w:val="000000"/>
           <w:kern w:val="0"/>
           <w:lang w:eastAsia="es-PE"/>
-          <w14:ligatures w14:val="none"/>
+          <ns2:ligatures ns2:val="none"/>
         </w:rPr>
         <w:t/>
       </w:r>
@@ -171,7 +171,7 @@
           <w:color w:val="000000"/>
           <w:kern w:val="0"/>
           <w:lang w:eastAsia="es-PE"/>
-          <w14:ligatures w14:val="none"/>
+          <ns2:ligatures ns2:val="none"/>
         </w:rPr>
         <w:t/>
       </w:r>
@@ -182,7 +182,7 @@
           <w:color w:val="000000"/>
           <w:kern w:val="0"/>
           <w:lang w:eastAsia="es-PE"/>
-          <w14:ligatures w14:val="none"/>
+          <ns2:ligatures ns2:val="none"/>
         </w:rPr>
         <w:t xml:space="preserve"/>
       </w:r>
@@ -193,7 +193,7 @@
           <w:color w:val="000000"/>
           <w:kern w:val="0"/>
           <w:lang w:eastAsia="es-PE"/>
-          <w14:ligatures w14:val="none"/>
+          <ns2:ligatures ns2:val="none"/>
         </w:rPr>
         <w:t/>
       </w:r>
@@ -204,12 +204,12 @@
           <w:color w:val="000000"/>
           <w:kern w:val="0"/>
           <w:lang w:eastAsia="es-PE"/>
-          <w14:ligatures w14:val="none"/>
+          <ns2:ligatures ns2:val="none"/>
         </w:rPr>
         <w:t/>
       </w:r>
     </w:p>
-    <w:p>
+    <w:p ns2:paraId="223101EF" ns2:textId="26968F3C">
       <w:pPr>
         <w:tabs>
           <w:tab w:val="left" w:pos="1701"/>
@@ -224,17 +224,17 @@
           <w:color w:val="000000"/>
           <w:kern w:val="0"/>
           <w:lang w:eastAsia="es-PE"/>
-          <w14:ligatures w14:val="none"/>
-        </w:rPr>
-      </w:pPr>
-      <w:r>
-        <w:rPr>
-          <w:rFonts w:ascii="Arial Narrow" w:eastAsia="Arial Narrow" w:hAnsi="Arial Narrow" w:cs="Arial Narrow"/>
-          <w:b/>
-          <w:color w:val="000000"/>
-          <w:kern w:val="0"/>
-          <w:lang w:eastAsia="es-PE"/>
-          <w14:ligatures w14:val="none"/>
+          <ns2:ligatures ns2:val="none"/>
+        </w:rPr>
+      </w:pPr>
+      <w:r>
+        <w:rPr>
+          <w:rFonts w:ascii="Arial Narrow" w:eastAsia="Arial Narrow" w:hAnsi="Arial Narrow" w:cs="Arial Narrow"/>
+          <w:b/>
+          <w:color w:val="000000"/>
+          <w:kern w:val="0"/>
+          <w:lang w:eastAsia="es-PE"/>
+          <ns2:ligatures ns2:val="none"/>
         </w:rPr>
         <w:t>DENUNCIADOS</w:t>
       </w:r>
@@ -245,7 +245,7 @@
           <w:color w:val="000000"/>
           <w:kern w:val="0"/>
           <w:lang w:eastAsia="es-PE"/>
-          <w14:ligatures w14:val="none"/>
+          <ns2:ligatures ns2:val="none"/>
         </w:rPr>
         <w:tab/>
         <w:t>:</w:t>
@@ -257,7 +257,7 @@
           <w:color w:val="000000"/>
           <w:kern w:val="0"/>
           <w:lang w:eastAsia="es-PE"/>
-          <w14:ligatures w14:val="none"/>
+          <ns2:ligatures ns2:val="none"/>
         </w:rPr>
         <w:tab/>
       </w:r>
@@ -268,7 +268,7 @@
           <w:color w:val="000000"/>
           <w:kern w:val="0"/>
           <w:lang w:eastAsia="es-PE"/>
-          <w14:ligatures w14:val="none"/>
+          <ns2:ligatures ns2:val="none"/>
         </w:rPr>
         <w:t xml:space="preserve">RÍMAC SEGUROS Y REASEGUROS S.A. </w:t>
       </w:r>
@@ -279,7 +279,7 @@
           <w:color w:val="000000"/>
           <w:kern w:val="0"/>
           <w:lang w:eastAsia="es-PE"/>
-          <w14:ligatures w14:val="none"/>
+          <ns2:ligatures ns2:val="none"/>
         </w:rPr>
         <w:t>(</w:t>
       </w:r>
@@ -290,7 +290,7 @@
           <w:color w:val="000000"/>
           <w:kern w:val="0"/>
           <w:lang w:eastAsia="es-PE"/>
-          <w14:ligatures w14:val="none"/>
+          <ns2:ligatures ns2:val="none"/>
         </w:rPr>
         <w:t>RÍMAC</w:t>
       </w:r>
@@ -301,12 +301,12 @@
           <w:color w:val="000000"/>
           <w:kern w:val="0"/>
           <w:lang w:eastAsia="es-PE"/>
-          <w14:ligatures w14:val="none"/>
+          <ns2:ligatures ns2:val="none"/>
         </w:rPr>
         <w:t xml:space="preserve">) </w:t>
       </w:r>
     </w:p>
-    <w:p>
+    <w:p ns2:paraId="4D23E5DF" ns2:textId="2F2F608D">
       <w:pPr>
         <w:tabs>
           <w:tab w:val="left" w:pos="1701"/>
@@ -321,17 +321,17 @@
           <w:color w:val="000000"/>
           <w:kern w:val="0"/>
           <w:lang w:eastAsia="es-PE"/>
-          <w14:ligatures w14:val="none"/>
-        </w:rPr>
-      </w:pPr>
-      <w:r>
-        <w:rPr>
-          <w:rFonts w:ascii="Arial Narrow" w:eastAsia="Arial Narrow" w:hAnsi="Arial Narrow" w:cs="Arial Narrow"/>
-          <w:b/>
-          <w:color w:val="000000"/>
-          <w:kern w:val="0"/>
-          <w:lang w:eastAsia="es-PE"/>
-          <w14:ligatures w14:val="none"/>
+          <ns2:ligatures ns2:val="none"/>
+        </w:rPr>
+      </w:pPr>
+      <w:r>
+        <w:rPr>
+          <w:rFonts w:ascii="Arial Narrow" w:eastAsia="Arial Narrow" w:hAnsi="Arial Narrow" w:cs="Arial Narrow"/>
+          <w:b/>
+          <w:color w:val="000000"/>
+          <w:kern w:val="0"/>
+          <w:lang w:eastAsia="es-PE"/>
+          <ns2:ligatures ns2:val="none"/>
         </w:rPr>
         <w:tab/>
       </w:r>
@@ -342,7 +342,7 @@
           <w:color w:val="000000"/>
           <w:kern w:val="0"/>
           <w:lang w:eastAsia="es-PE"/>
-          <w14:ligatures w14:val="none"/>
+          <ns2:ligatures ns2:val="none"/>
         </w:rPr>
         <w:tab/>
       </w:r>
@@ -353,7 +353,7 @@
           <w:color w:val="000000"/>
           <w:kern w:val="0"/>
           <w:lang w:eastAsia="es-PE"/>
-          <w14:ligatures w14:val="none"/>
+          <ns2:ligatures ns2:val="none"/>
         </w:rPr>
         <w:t xml:space="preserve">BANCO BBVA PERÚ </w:t>
       </w:r>
@@ -364,7 +364,7 @@
           <w:color w:val="000000"/>
           <w:kern w:val="0"/>
           <w:lang w:eastAsia="es-PE"/>
-          <w14:ligatures w14:val="none"/>
+          <ns2:ligatures ns2:val="none"/>
         </w:rPr>
         <w:t>S.A. (</w:t>
       </w:r>
@@ -375,7 +375,7 @@
           <w:color w:val="000000"/>
           <w:kern w:val="0"/>
           <w:lang w:eastAsia="es-PE"/>
-          <w14:ligatures w14:val="none"/>
+          <ns2:ligatures ns2:val="none"/>
         </w:rPr>
         <w:t>BANCO</w:t>
       </w:r>
@@ -386,12 +386,12 @@
           <w:color w:val="000000"/>
           <w:kern w:val="0"/>
           <w:lang w:eastAsia="es-PE"/>
-          <w14:ligatures w14:val="none"/>
+          <ns2:ligatures ns2:val="none"/>
         </w:rPr>
         <w:t>)</w:t>
       </w:r>
     </w:p>
-    <w:p>
+    <w:p ns2:paraId="753670C1" ns2:textId="77777777">
       <w:pPr>
         <w:tabs>
           <w:tab w:val="left" w:pos="1701"/>
@@ -406,17 +406,17 @@
           <w:color w:val="000000"/>
           <w:kern w:val="0"/>
           <w:lang w:eastAsia="es-PE"/>
-          <w14:ligatures w14:val="none"/>
-        </w:rPr>
-      </w:pPr>
-      <w:r>
-        <w:rPr>
-          <w:rFonts w:ascii="Arial Narrow" w:eastAsia="Arial Narrow" w:hAnsi="Arial Narrow" w:cs="Arial Narrow"/>
-          <w:b/>
-          <w:color w:val="000000"/>
-          <w:kern w:val="0"/>
-          <w:lang w:eastAsia="es-PE"/>
-          <w14:ligatures w14:val="none"/>
+          <ns2:ligatures ns2:val="none"/>
+        </w:rPr>
+      </w:pPr>
+      <w:r>
+        <w:rPr>
+          <w:rFonts w:ascii="Arial Narrow" w:eastAsia="Arial Narrow" w:hAnsi="Arial Narrow" w:cs="Arial Narrow"/>
+          <w:b/>
+          <w:color w:val="000000"/>
+          <w:kern w:val="0"/>
+          <w:lang w:eastAsia="es-PE"/>
+          <ns2:ligatures ns2:val="none"/>
         </w:rPr>
         <w:t>MATERIAS</w:t>
       </w:r>
@@ -427,7 +427,7 @@
           <w:color w:val="000000"/>
           <w:kern w:val="0"/>
           <w:lang w:eastAsia="es-PE"/>
-          <w14:ligatures w14:val="none"/>
+          <ns2:ligatures ns2:val="none"/>
         </w:rPr>
         <w:tab/>
         <w:t xml:space="preserve">: </w:t>
@@ -439,13 +439,13 @@
           <w:color w:val="000000"/>
           <w:kern w:val="0"/>
           <w:lang w:eastAsia="es-PE"/>
-          <w14:ligatures w14:val="none"/>
+          <ns2:ligatures ns2:val="none"/>
         </w:rPr>
         <w:tab/>
         <w:t>ADMISIÓN A TRÁMITE</w:t>
       </w:r>
     </w:p>
-    <w:p>
+    <w:p ns2:paraId="449086A9" ns2:textId="77777777">
       <w:pPr>
         <w:tabs>
           <w:tab w:val="left" w:pos="1701"/>
@@ -460,22 +460,22 @@
           <w:color w:val="000000"/>
           <w:kern w:val="0"/>
           <w:lang w:eastAsia="es-PE"/>
-          <w14:ligatures w14:val="none"/>
-        </w:rPr>
-      </w:pPr>
-      <w:r>
-        <w:rPr>
-          <w:rFonts w:ascii="Arial Narrow" w:eastAsia="Arial Narrow" w:hAnsi="Arial Narrow" w:cs="Arial Narrow"/>
-          <w:b/>
-          <w:color w:val="000000"/>
-          <w:kern w:val="0"/>
-          <w:lang w:eastAsia="es-PE"/>
-          <w14:ligatures w14:val="none"/>
+          <ns2:ligatures ns2:val="none"/>
+        </w:rPr>
+      </w:pPr>
+      <w:r>
+        <w:rPr>
+          <w:rFonts w:ascii="Arial Narrow" w:eastAsia="Arial Narrow" w:hAnsi="Arial Narrow" w:cs="Arial Narrow"/>
+          <w:b/>
+          <w:color w:val="000000"/>
+          <w:kern w:val="0"/>
+          <w:lang w:eastAsia="es-PE"/>
+          <ns2:ligatures ns2:val="none"/>
         </w:rPr>
         <w:t xml:space="preserve">REQUERIMIENTO DE INFORMACIÓN </w:t>
       </w:r>
     </w:p>
-    <w:p>
+    <w:p ns2:paraId="778AE69F" ns2:textId="24B96925">
       <w:pPr>
         <w:tabs>
           <w:tab w:val="left" w:pos="1701"/>
@@ -489,17 +489,17 @@
           <w:color w:val="000000"/>
           <w:kern w:val="0"/>
           <w:lang w:eastAsia="es-PE"/>
-          <w14:ligatures w14:val="none"/>
-        </w:rPr>
-      </w:pPr>
-      <w:r>
-        <w:rPr>
-          <w:rFonts w:ascii="Arial Narrow" w:eastAsia="Arial Narrow" w:hAnsi="Arial Narrow" w:cs="Arial Narrow"/>
-          <w:b/>
-          <w:color w:val="000000"/>
-          <w:kern w:val="0"/>
-          <w:lang w:eastAsia="es-PE"/>
-          <w14:ligatures w14:val="none"/>
+          <ns2:ligatures ns2:val="none"/>
+        </w:rPr>
+      </w:pPr>
+      <w:r>
+        <w:rPr>
+          <w:rFonts w:ascii="Arial Narrow" w:eastAsia="Arial Narrow" w:hAnsi="Arial Narrow" w:cs="Arial Narrow"/>
+          <w:b/>
+          <w:color w:val="000000"/>
+          <w:kern w:val="0"/>
+          <w:lang w:eastAsia="es-PE"/>
+          <ns2:ligatures ns2:val="none"/>
         </w:rPr>
         <w:t xml:space="preserve">RESOLUCIÓN </w:t>
       </w:r>
@@ -510,7 +510,7 @@
           <w:color w:val="000000"/>
           <w:kern w:val="0"/>
           <w:lang w:eastAsia="es-PE"/>
-          <w14:ligatures w14:val="none"/>
+          <ns2:ligatures ns2:val="none"/>
         </w:rPr>
         <w:tab/>
         <w:t>:</w:t>
@@ -522,7 +522,7 @@
           <w:color w:val="000000"/>
           <w:kern w:val="0"/>
           <w:lang w:eastAsia="es-PE"/>
-          <w14:ligatures w14:val="none"/>
+          <ns2:ligatures ns2:val="none"/>
         </w:rPr>
         <w:tab/>
       </w:r>
@@ -533,12 +533,12 @@
           <w:color w:val="000000"/>
           <w:kern w:val="0"/>
           <w:lang w:eastAsia="es-PE"/>
-          <w14:ligatures w14:val="none"/>
+          <ns2:ligatures ns2:val="none"/>
         </w:rPr>
         <w:t>2</w:t>
       </w:r>
     </w:p>
-    <w:p>
+    <w:p ns2:paraId="26BE4AD0" ns2:textId="77777777">
       <w:pPr>
         <w:tabs>
           <w:tab w:val="left" w:pos="1014"/>
@@ -551,11 +551,11 @@
           <w:kern w:val="0"/>
           <w:shd w:val="clear" w:color="auto" w:fill="FFFFFF"/>
           <w:lang w:eastAsia="es-PE"/>
-          <w14:ligatures w14:val="none"/>
-        </w:rPr>
-      </w:pPr>
-    </w:p>
-    <w:p>
+          <ns2:ligatures ns2:val="none"/>
+        </w:rPr>
+      </w:pPr>
+    </w:p>
+    <w:p ns2:paraId="6D48DA83" ns2:textId="6D63B2B2">
       <w:pPr>
         <w:tabs>
           <w:tab w:val="left" w:pos="1014"/>
@@ -568,7 +568,7 @@
           <w:kern w:val="0"/>
           <w:shd w:val="clear" w:color="auto" w:fill="FFFFFF"/>
           <w:lang w:eastAsia="es-PE"/>
-          <w14:ligatures w14:val="none"/>
+          <ns2:ligatures ns2:val="none"/>
         </w:rPr>
       </w:pPr>
       <w:r>
@@ -578,7 +578,7 @@
           <w:kern w:val="0"/>
           <w:shd w:val="clear" w:color="auto" w:fill="FFFFFF"/>
           <w:lang w:eastAsia="es-PE"/>
-          <w14:ligatures w14:val="none"/>
+          <ns2:ligatures ns2:val="none"/>
         </w:rPr>
         <w:t xml:space="preserve">Lima, </w:t>
       </w:r>
@@ -589,7 +589,7 @@
           <w:kern w:val="0"/>
           <w:shd w:val="clear" w:color="auto" w:fill="FFFFFF"/>
           <w:lang w:eastAsia="es-PE"/>
-          <w14:ligatures w14:val="none"/>
+          <ns2:ligatures ns2:val="none"/>
         </w:rPr>
         <w:t>29</w:t>
       </w:r>
@@ -600,7 +600,7 @@
           <w:kern w:val="0"/>
           <w:shd w:val="clear" w:color="auto" w:fill="FFFFFF"/>
           <w:lang w:eastAsia="es-PE"/>
-          <w14:ligatures w14:val="none"/>
+          <ns2:ligatures ns2:val="none"/>
         </w:rPr>
         <w:t xml:space="preserve"> de </w:t>
       </w:r>
@@ -611,7 +611,7 @@
           <w:kern w:val="0"/>
           <w:shd w:val="clear" w:color="auto" w:fill="FFFFFF"/>
           <w:lang w:eastAsia="es-PE"/>
-          <w14:ligatures w14:val="none"/>
+          <ns2:ligatures ns2:val="none"/>
         </w:rPr>
         <w:t>agosto</w:t>
       </w:r>
@@ -622,12 +622,12 @@
           <w:kern w:val="0"/>
           <w:shd w:val="clear" w:color="auto" w:fill="FFFFFF"/>
           <w:lang w:eastAsia="es-PE"/>
-          <w14:ligatures w14:val="none"/>
+          <ns2:ligatures ns2:val="none"/>
         </w:rPr>
         <w:t xml:space="preserve"> de 2025</w:t>
       </w:r>
     </w:p>
-    <w:p>
+    <w:p ns2:paraId="1EF3C256" ns2:textId="77777777">
       <w:pPr>
         <w:tabs>
           <w:tab w:val="left" w:pos="1014"/>
@@ -639,11 +639,11 @@
           <w:color w:val="000000"/>
           <w:kern w:val="0"/>
           <w:lang w:eastAsia="es-PE"/>
-          <w14:ligatures w14:val="none"/>
-        </w:rPr>
-      </w:pPr>
-    </w:p>
-    <w:p>
+          <ns2:ligatures ns2:val="none"/>
+        </w:rPr>
+      </w:pPr>
+    </w:p>
+    <w:p ns2:paraId="087322B4" ns2:textId="77777777">
       <w:pPr>
         <w:numPr>
           <w:ilvl w:val="0"/>
@@ -657,22 +657,22 @@
           <w:color w:val="000000"/>
           <w:kern w:val="0"/>
           <w:lang w:eastAsia="es-PE"/>
-          <w14:ligatures w14:val="none"/>
-        </w:rPr>
-      </w:pPr>
-      <w:r>
-        <w:rPr>
-          <w:rFonts w:ascii="Arial Narrow" w:eastAsia="Arial Narrow" w:hAnsi="Arial Narrow" w:cs="Arial Narrow"/>
-          <w:b/>
-          <w:color w:val="000000"/>
-          <w:kern w:val="0"/>
-          <w:lang w:eastAsia="es-PE"/>
-          <w14:ligatures w14:val="none"/>
+          <ns2:ligatures ns2:val="none"/>
+        </w:rPr>
+      </w:pPr>
+      <w:r>
+        <w:rPr>
+          <w:rFonts w:ascii="Arial Narrow" w:eastAsia="Arial Narrow" w:hAnsi="Arial Narrow" w:cs="Arial Narrow"/>
+          <w:b/>
+          <w:color w:val="000000"/>
+          <w:kern w:val="0"/>
+          <w:lang w:eastAsia="es-PE"/>
+          <ns2:ligatures ns2:val="none"/>
         </w:rPr>
         <w:t xml:space="preserve">HECHOS </w:t>
       </w:r>
     </w:p>
-    <w:p>
+    <w:p ns2:paraId="4407157A" ns2:textId="77777777">
       <w:pPr>
         <w:spacing w:after="0" w:line="240" w:lineRule="auto"/>
         <w:jc w:val="both"/>
@@ -681,11 +681,11 @@
           <w:color w:val="000000"/>
           <w:kern w:val="0"/>
           <w:lang w:eastAsia="es-PE"/>
-          <w14:ligatures w14:val="none"/>
-        </w:rPr>
-      </w:pPr>
-    </w:p>
-    <w:p>
+          <ns2:ligatures ns2:val="none"/>
+        </w:rPr>
+      </w:pPr>
+    </w:p>
+    <w:p ns2:paraId="5ECFCB1A" ns2:textId="2229B0D1">
       <w:pPr>
         <w:numPr>
           <w:ilvl w:val="1"/>
@@ -699,16 +699,16 @@
           <w:color w:val="000000"/>
           <w:kern w:val="0"/>
           <w:lang w:val="es-ES" w:eastAsia="es-ES"/>
-          <w14:ligatures w14:val="none"/>
-        </w:rPr>
-      </w:pPr>
-      <w:r>
-        <w:rPr>
-          <w:rFonts w:ascii="Arial Narrow" w:eastAsia="Times New Roman" w:hAnsi="Arial Narrow" w:cs="Arial"/>
-          <w:color w:val="000000"/>
-          <w:kern w:val="0"/>
-          <w:lang w:val="es-ES" w:eastAsia="es-ES"/>
-          <w14:ligatures w14:val="none"/>
+          <ns2:ligatures ns2:val="none"/>
+        </w:rPr>
+      </w:pPr>
+      <w:r>
+        <w:rPr>
+          <w:rFonts w:ascii="Arial Narrow" w:eastAsia="Times New Roman" w:hAnsi="Arial Narrow" w:cs="Arial"/>
+          <w:color w:val="000000"/>
+          <w:kern w:val="0"/>
+          <w:lang w:val="es-ES" w:eastAsia="es-ES"/>
+          <ns2:ligatures ns2:val="none"/>
         </w:rPr>
         <w:t xml:space="preserve">Mediante la denuncia del 20 de febrero de 2025, subsanada mediante escrito del 12 de junio de 2025, la señora [APELLIDO] denunció a Rímac y al Banco por presuntas infracciones a la Ley 29571, Código de Protección y Defensa del Consumidor (en adelante, Código), señalando lo siguiente:</w:t>
       </w:r>
@@ -718,7 +718,7 @@
           <w:color w:val="000000"/>
           <w:kern w:val="0"/>
           <w:lang w:val="es-ES" w:eastAsia="es-ES"/>
-          <w14:ligatures w14:val="none"/>
+          <ns2:ligatures ns2:val="none"/>
         </w:rPr>
         <w:t xml:space="preserve"/>
       </w:r>
@@ -728,7 +728,7 @@
           <w:color w:val="000000"/>
           <w:kern w:val="0"/>
           <w:lang w:val="es-ES" w:eastAsia="es-ES"/>
-          <w14:ligatures w14:val="none"/>
+          <ns2:ligatures ns2:val="none"/>
         </w:rPr>
         <w:t/>
       </w:r>
@@ -740,7 +740,7 @@
           <w:kern w:val="0"/>
           <w:vertAlign w:val="superscript"/>
           <w:lang w:val="es-ES" w:eastAsia="es-ES"/>
-          <w14:ligatures w14:val="none"/>
+          <ns2:ligatures ns2:val="none"/>
         </w:rPr>
         <w:footnoteReference w:id="1"/>
       </w:r>
@@ -750,7 +750,7 @@
           <w:color w:val="000000"/>
           <w:kern w:val="0"/>
           <w:lang w:val="es-ES" w:eastAsia="es-ES"/>
-          <w14:ligatures w14:val="none"/>
+          <ns2:ligatures ns2:val="none"/>
         </w:rPr>
         <w:t xml:space="preserve"/>
       </w:r>
@@ -760,7 +760,7 @@
           <w:color w:val="000000"/>
           <w:kern w:val="0"/>
           <w:lang w:val="es-ES" w:eastAsia="es-ES"/>
-          <w14:ligatures w14:val="none"/>
+          <ns2:ligatures ns2:val="none"/>
         </w:rPr>
         <w:t xml:space="preserve"/>
       </w:r>
@@ -770,7 +770,7 @@
           <w:color w:val="000000"/>
           <w:kern w:val="0"/>
           <w:lang w:val="es-ES" w:eastAsia="es-ES"/>
-          <w14:ligatures w14:val="none"/>
+          <ns2:ligatures ns2:val="none"/>
         </w:rPr>
         <w:t/>
       </w:r>
@@ -778,7 +778,7 @@
         <w:rPr>
           <w:rFonts w:ascii="Arial Narrow" w:eastAsia="Calibri" w:hAnsi="Arial Narrow" w:cs="Arial"/>
           <w:kern w:val="0"/>
-          <w14:ligatures w14:val="none"/>
+          <ns2:ligatures ns2:val="none"/>
         </w:rPr>
         <w:t xml:space="preserve"/>
       </w:r>
@@ -786,7 +786,7 @@
         <w:rPr>
           <w:rFonts w:ascii="Arial Narrow" w:eastAsia="Calibri" w:hAnsi="Arial Narrow" w:cs="Arial"/>
           <w:kern w:val="0"/>
-          <w14:ligatures w14:val="none"/>
+          <ns2:ligatures ns2:val="none"/>
         </w:rPr>
         <w:t/>
       </w:r>
@@ -794,7 +794,7 @@
         <w:rPr>
           <w:rFonts w:ascii="Arial Narrow" w:eastAsia="Calibri" w:hAnsi="Arial Narrow" w:cs="Arial"/>
           <w:kern w:val="0"/>
-          <w14:ligatures w14:val="none"/>
+          <ns2:ligatures ns2:val="none"/>
         </w:rPr>
         <w:t xml:space="preserve"/>
       </w:r>
@@ -802,7 +802,7 @@
         <w:rPr>
           <w:rFonts w:ascii="Arial Narrow" w:eastAsia="Calibri" w:hAnsi="Arial Narrow" w:cs="Arial"/>
           <w:kern w:val="0"/>
-          <w14:ligatures w14:val="none"/>
+          <ns2:ligatures ns2:val="none"/>
         </w:rPr>
         <w:t/>
       </w:r>
@@ -810,7 +810,7 @@
         <w:rPr>
           <w:rFonts w:ascii="Arial Narrow" w:eastAsia="Calibri" w:hAnsi="Arial Narrow" w:cs="Arial"/>
           <w:kern w:val="0"/>
-          <w14:ligatures w14:val="none"/>
+          <ns2:ligatures ns2:val="none"/>
         </w:rPr>
         <w:t xml:space="preserve"/>
       </w:r>
@@ -819,7 +819,7 @@
         <w:rPr>
           <w:rFonts w:ascii="Arial Narrow" w:eastAsia="Calibri" w:hAnsi="Arial Narrow" w:cs="Arial"/>
           <w:kern w:val="0"/>
-          <w14:ligatures w14:val="none"/>
+          <ns2:ligatures ns2:val="none"/>
         </w:rPr>
         <w:t/>
       </w:r>
@@ -828,7 +828,7 @@
         <w:rPr>
           <w:rFonts w:ascii="Arial Narrow" w:eastAsia="Calibri" w:hAnsi="Arial Narrow" w:cs="Arial"/>
           <w:kern w:val="0"/>
-          <w14:ligatures w14:val="none"/>
+          <ns2:ligatures ns2:val="none"/>
         </w:rPr>
         <w:t xml:space="preserve"/>
       </w:r>
@@ -836,7 +836,7 @@
         <w:rPr>
           <w:rFonts w:ascii="Arial Narrow" w:eastAsia="Calibri" w:hAnsi="Arial Narrow" w:cs="Arial"/>
           <w:kern w:val="0"/>
-          <w14:ligatures w14:val="none"/>
+          <ns2:ligatures ns2:val="none"/>
         </w:rPr>
         <w:t/>
       </w:r>
@@ -846,7 +846,7 @@
           <w:color w:val="000000"/>
           <w:kern w:val="0"/>
           <w:lang w:val="es-ES" w:eastAsia="es-ES"/>
-          <w14:ligatures w14:val="none"/>
+          <ns2:ligatures ns2:val="none"/>
         </w:rPr>
         <w:t xml:space="preserve"/>
       </w:r>
@@ -856,7 +856,7 @@
           <w:color w:val="000000"/>
           <w:kern w:val="0"/>
           <w:lang w:val="es-ES" w:eastAsia="es-ES"/>
-          <w14:ligatures w14:val="none"/>
+          <ns2:ligatures ns2:val="none"/>
         </w:rPr>
         <w:t xml:space="preserve"/>
       </w:r>
@@ -866,7 +866,7 @@
           <w:color w:val="000000"/>
           <w:kern w:val="0"/>
           <w:lang w:val="es-ES" w:eastAsia="es-ES"/>
-          <w14:ligatures w14:val="none"/>
+          <ns2:ligatures ns2:val="none"/>
         </w:rPr>
         <w:t/>
       </w:r>
@@ -876,7 +876,7 @@
           <w:color w:val="000000"/>
           <w:kern w:val="0"/>
           <w:lang w:val="es-ES" w:eastAsia="es-ES"/>
-          <w14:ligatures w14:val="none"/>
+          <ns2:ligatures ns2:val="none"/>
         </w:rPr>
         <w:t xml:space="preserve"/>
       </w:r>
@@ -886,7 +886,7 @@
           <w:color w:val="000000"/>
           <w:kern w:val="0"/>
           <w:lang w:val="es-ES" w:eastAsia="es-ES"/>
-          <w14:ligatures w14:val="none"/>
+          <ns2:ligatures ns2:val="none"/>
         </w:rPr>
         <w:t xml:space="preserve"/>
       </w:r>
@@ -896,7 +896,7 @@
           <w:color w:val="000000"/>
           <w:kern w:val="0"/>
           <w:lang w:val="es-ES" w:eastAsia="es-ES"/>
-          <w14:ligatures w14:val="none"/>
+          <ns2:ligatures ns2:val="none"/>
         </w:rPr>
         <w:t xml:space="preserve"/>
       </w:r>
@@ -906,7 +906,7 @@
           <w:color w:val="000000"/>
           <w:kern w:val="0"/>
           <w:lang w:val="es-ES" w:eastAsia="es-ES"/>
-          <w14:ligatures w14:val="none"/>
+          <ns2:ligatures ns2:val="none"/>
         </w:rPr>
         <w:t/>
       </w:r>
@@ -916,7 +916,7 @@
           <w:color w:val="000000"/>
           <w:kern w:val="0"/>
           <w:lang w:val="es-ES" w:eastAsia="es-ES"/>
-          <w14:ligatures w14:val="none"/>
+          <ns2:ligatures ns2:val="none"/>
         </w:rPr>
         <w:t xml:space="preserve"/>
       </w:r>
@@ -928,7 +928,7 @@
           <w:kern w:val="0"/>
           <w:vertAlign w:val="superscript"/>
           <w:lang w:val="es-ES" w:eastAsia="es-ES"/>
-          <w14:ligatures w14:val="none"/>
+          <ns2:ligatures ns2:val="none"/>
         </w:rPr>
         <w:footnoteReference w:id="2"/>
       </w:r>
@@ -938,7 +938,7 @@
           <w:color w:val="000000"/>
           <w:kern w:val="0"/>
           <w:lang w:val="es-ES" w:eastAsia="es-ES"/>
-          <w14:ligatures w14:val="none"/>
+          <ns2:ligatures ns2:val="none"/>
         </w:rPr>
         <w:t xml:space="preserve"/>
       </w:r>
@@ -949,12 +949,12 @@
           <w:color w:val="000000"/>
           <w:kern w:val="0"/>
           <w:lang w:val="es-ES" w:eastAsia="es-ES"/>
-          <w14:ligatures w14:val="none"/>
+          <ns2:ligatures ns2:val="none"/>
         </w:rPr>
         <w:t/>
       </w:r>
     </w:p>
-    <w:p>
+    <w:p ns2:paraId="64AF7FDB" ns2:textId="77777777">
       <w:pPr>
         <w:tabs>
           <w:tab w:val="left" w:pos="1134"/>
@@ -966,11 +966,11 @@
           <w:color w:val="000000"/>
           <w:kern w:val="0"/>
           <w:lang w:val="es-ES" w:eastAsia="es-ES"/>
-          <w14:ligatures w14:val="none"/>
-        </w:rPr>
-      </w:pPr>
-    </w:p>
-    <w:p>
+          <ns2:ligatures ns2:val="none"/>
+        </w:rPr>
+      </w:pPr>
+    </w:p>
+    <w:p ns2:paraId="78781080" ns2:textId="18EDAF9F">
       <w:pPr>
         <w:pStyle w:val="Prrafodelista"/>
         <w:numPr>
@@ -988,16 +988,16 @@
           <w:color w:val="000000"/>
           <w:kern w:val="0"/>
           <w:lang w:eastAsia="es-ES"/>
-          <w14:ligatures w14:val="none"/>
-        </w:rPr>
-      </w:pPr>
-      <w:r>
-        <w:rPr>
-          <w:rFonts w:ascii="Arial Narrow" w:eastAsia="Times New Roman" w:hAnsi="Arial Narrow" w:cs="Arial"/>
-          <w:color w:val="000000"/>
-          <w:kern w:val="0"/>
-          <w:lang w:eastAsia="es-ES"/>
-          <w14:ligatures w14:val="none"/>
+          <ns2:ligatures ns2:val="none"/>
+        </w:rPr>
+      </w:pPr>
+      <w:r>
+        <w:rPr>
+          <w:rFonts w:ascii="Arial Narrow" w:eastAsia="Times New Roman" w:hAnsi="Arial Narrow" w:cs="Arial"/>
+          <w:color w:val="000000"/>
+          <w:kern w:val="0"/>
+          <w:lang w:eastAsia="es-ES"/>
+          <ns2:ligatures ns2:val="none"/>
         </w:rPr>
         <w:t xml:space="preserve">Con anterioridad al 1 de febrero de 2024, su cónyuge, el señor [APELLIDO] , contrato mediante el Banco el Seguro de Desgravamen Contifacil Soles – Certificado 00110301924002094616 (en adelante, “Seguro de Desgravamen Contifacil”) y el Seguro de Desgravamen Triangular Consumo Soles – Certificado 001108144004895143 (en adelante, “Seguro de Desgravamen Triangular”).</w:t>
       </w:r>
@@ -1007,7 +1007,7 @@
           <w:color w:val="000000"/>
           <w:kern w:val="0"/>
           <w:lang w:eastAsia="es-ES"/>
-          <w14:ligatures w14:val="none"/>
+          <ns2:ligatures ns2:val="none"/>
         </w:rPr>
         <w:t/>
       </w:r>
@@ -1017,7 +1017,7 @@
           <w:color w:val="000000"/>
           <w:kern w:val="0"/>
           <w:lang w:eastAsia="es-ES"/>
-          <w14:ligatures w14:val="none"/>
+          <ns2:ligatures ns2:val="none"/>
         </w:rPr>
         <w:t xml:space="preserve"/>
       </w:r>
@@ -1027,7 +1027,7 @@
           <w:color w:val="000000"/>
           <w:kern w:val="0"/>
           <w:lang w:eastAsia="es-ES"/>
-          <w14:ligatures w14:val="none"/>
+          <ns2:ligatures ns2:val="none"/>
         </w:rPr>
         <w:t xml:space="preserve"/>
       </w:r>
@@ -1037,7 +1037,7 @@
           <w:color w:val="000000"/>
           <w:kern w:val="0"/>
           <w:lang w:eastAsia="es-ES"/>
-          <w14:ligatures w14:val="none"/>
+          <ns2:ligatures ns2:val="none"/>
         </w:rPr>
         <w:t/>
       </w:r>
@@ -1047,7 +1047,7 @@
           <w:color w:val="000000"/>
           <w:kern w:val="0"/>
           <w:lang w:eastAsia="es-ES"/>
-          <w14:ligatures w14:val="none"/>
+          <ns2:ligatures ns2:val="none"/>
         </w:rPr>
         <w:t/>
       </w:r>
@@ -1057,7 +1057,7 @@
           <w:color w:val="000000"/>
           <w:kern w:val="0"/>
           <w:lang w:eastAsia="es-ES"/>
-          <w14:ligatures w14:val="none"/>
+          <ns2:ligatures ns2:val="none"/>
         </w:rPr>
         <w:t xml:space="preserve"/>
       </w:r>
@@ -1067,7 +1067,7 @@
           <w:color w:val="000000"/>
           <w:kern w:val="0"/>
           <w:lang w:eastAsia="es-ES"/>
-          <w14:ligatures w14:val="none"/>
+          <ns2:ligatures ns2:val="none"/>
         </w:rPr>
         <w:t xml:space="preserve"/>
       </w:r>
@@ -1077,7 +1077,7 @@
           <w:color w:val="000000"/>
           <w:kern w:val="0"/>
           <w:lang w:eastAsia="es-ES"/>
-          <w14:ligatures w14:val="none"/>
+          <ns2:ligatures ns2:val="none"/>
         </w:rPr>
         <w:t xml:space="preserve"/>
       </w:r>
@@ -1087,7 +1087,7 @@
           <w:color w:val="000000"/>
           <w:kern w:val="0"/>
           <w:lang w:eastAsia="es-ES"/>
-          <w14:ligatures w14:val="none"/>
+          <ns2:ligatures ns2:val="none"/>
         </w:rPr>
         <w:t xml:space="preserve"/>
       </w:r>
@@ -1098,7 +1098,7 @@
           <w:color w:val="000000"/>
           <w:kern w:val="0"/>
           <w:lang w:eastAsia="es-ES"/>
-          <w14:ligatures w14:val="none"/>
+          <ns2:ligatures ns2:val="none"/>
         </w:rPr>
         <w:t/>
       </w:r>
@@ -1109,7 +1109,7 @@
           <w:color w:val="000000"/>
           <w:kern w:val="0"/>
           <w:lang w:eastAsia="es-ES"/>
-          <w14:ligatures w14:val="none"/>
+          <ns2:ligatures ns2:val="none"/>
         </w:rPr>
         <w:t xml:space="preserve"/>
       </w:r>
@@ -1119,7 +1119,7 @@
           <w:color w:val="000000"/>
           <w:kern w:val="0"/>
           <w:lang w:eastAsia="es-ES"/>
-          <w14:ligatures w14:val="none"/>
+          <ns2:ligatures ns2:val="none"/>
         </w:rPr>
         <w:t/>
       </w:r>
@@ -1129,7 +1129,7 @@
           <w:color w:val="000000"/>
           <w:kern w:val="0"/>
           <w:lang w:eastAsia="es-ES"/>
-          <w14:ligatures w14:val="none"/>
+          <ns2:ligatures ns2:val="none"/>
         </w:rPr>
         <w:t xml:space="preserve"/>
       </w:r>
@@ -1139,7 +1139,7 @@
           <w:color w:val="000000"/>
           <w:kern w:val="0"/>
           <w:lang w:eastAsia="es-ES"/>
-          <w14:ligatures w14:val="none"/>
+          <ns2:ligatures ns2:val="none"/>
         </w:rPr>
         <w:t xml:space="preserve"/>
       </w:r>
@@ -1150,7 +1150,7 @@
           <w:color w:val="000000"/>
           <w:kern w:val="0"/>
           <w:lang w:eastAsia="es-ES"/>
-          <w14:ligatures w14:val="none"/>
+          <ns2:ligatures ns2:val="none"/>
         </w:rPr>
         <w:t/>
       </w:r>
@@ -1161,7 +1161,7 @@
           <w:color w:val="000000"/>
           <w:kern w:val="0"/>
           <w:lang w:eastAsia="es-ES"/>
-          <w14:ligatures w14:val="none"/>
+          <ns2:ligatures ns2:val="none"/>
         </w:rPr>
         <w:t xml:space="preserve"/>
       </w:r>
@@ -1171,7 +1171,7 @@
           <w:color w:val="000000"/>
           <w:kern w:val="0"/>
           <w:lang w:eastAsia="es-ES"/>
-          <w14:ligatures w14:val="none"/>
+          <ns2:ligatures ns2:val="none"/>
         </w:rPr>
         <w:t xml:space="preserve"/>
       </w:r>
@@ -1181,7 +1181,7 @@
           <w:color w:val="000000"/>
           <w:kern w:val="0"/>
           <w:lang w:eastAsia="es-ES"/>
-          <w14:ligatures w14:val="none"/>
+          <ns2:ligatures ns2:val="none"/>
         </w:rPr>
         <w:t xml:space="preserve"/>
       </w:r>
@@ -1191,7 +1191,7 @@
           <w:color w:val="000000"/>
           <w:kern w:val="0"/>
           <w:lang w:eastAsia="es-ES"/>
-          <w14:ligatures w14:val="none"/>
+          <ns2:ligatures ns2:val="none"/>
         </w:rPr>
         <w:t/>
       </w:r>
@@ -1201,12 +1201,12 @@
           <w:color w:val="000000"/>
           <w:kern w:val="0"/>
           <w:lang w:eastAsia="es-ES"/>
-          <w14:ligatures w14:val="none"/>
+          <ns2:ligatures ns2:val="none"/>
         </w:rPr>
         <w:t xml:space="preserve"/>
       </w:r>
     </w:p>
-    <w:p>
+    <w:p ns2:paraId="66D8101A" ns2:textId="77777777">
       <w:pPr>
         <w:pStyle w:val="Prrafodelista"/>
         <w:spacing w:after="0" w:line="240" w:lineRule="auto"/>
@@ -1217,11 +1217,11 @@
           <w:color w:val="000000"/>
           <w:kern w:val="0"/>
           <w:lang w:eastAsia="es-ES"/>
-          <w14:ligatures w14:val="none"/>
-        </w:rPr>
-      </w:pPr>
-    </w:p>
-    <w:p>
+          <ns2:ligatures ns2:val="none"/>
+        </w:rPr>
+      </w:pPr>
+    </w:p>
+    <w:p ns2:paraId="09EE9B34" ns2:textId="15AF8D95">
       <w:pPr>
         <w:pStyle w:val="Prrafodelista"/>
         <w:numPr>
@@ -1239,16 +1239,16 @@
           <w:color w:val="000000"/>
           <w:kern w:val="0"/>
           <w:lang w:eastAsia="es-ES"/>
-          <w14:ligatures w14:val="none"/>
-        </w:rPr>
-      </w:pPr>
-      <w:r>
-        <w:rPr>
-          <w:rFonts w:ascii="Arial Narrow" w:eastAsia="Times New Roman" w:hAnsi="Arial Narrow" w:cs="Arial"/>
-          <w:color w:val="000000"/>
-          <w:kern w:val="0"/>
-          <w:lang w:eastAsia="es-ES"/>
-          <w14:ligatures w14:val="none"/>
+          <ns2:ligatures ns2:val="none"/>
+        </w:rPr>
+      </w:pPr>
+      <w:r>
+        <w:rPr>
+          <w:rFonts w:ascii="Arial Narrow" w:eastAsia="Times New Roman" w:hAnsi="Arial Narrow" w:cs="Arial"/>
+          <w:color w:val="000000"/>
+          <w:kern w:val="0"/>
+          <w:lang w:eastAsia="es-ES"/>
+          <ns2:ligatures ns2:val="none"/>
         </w:rPr>
         <w:t xml:space="preserve">El 1 de febrero de 2024, </w:t>
       </w:r>
@@ -1258,7 +1258,7 @@
           <w:color w:val="000000"/>
           <w:kern w:val="0"/>
           <w:lang w:eastAsia="es-ES"/>
-          <w14:ligatures w14:val="none"/>
+          <ns2:ligatures ns2:val="none"/>
         </w:rPr>
         <w:t>su cónyuge</w:t>
       </w:r>
@@ -1268,7 +1268,7 @@
           <w:color w:val="000000"/>
           <w:kern w:val="0"/>
           <w:lang w:eastAsia="es-ES"/>
-          <w14:ligatures w14:val="none"/>
+          <ns2:ligatures ns2:val="none"/>
         </w:rPr>
         <w:t xml:space="preserve"> ingresó al </w:t>
       </w:r>
@@ -1278,7 +1278,7 @@
           <w:color w:val="000000"/>
           <w:kern w:val="0"/>
           <w:lang w:eastAsia="es-ES"/>
-          <w14:ligatures w14:val="none"/>
+          <ns2:ligatures ns2:val="none"/>
         </w:rPr>
         <w:t>h</w:t>
       </w:r>
@@ -1288,7 +1288,7 @@
           <w:color w:val="000000"/>
           <w:kern w:val="0"/>
           <w:lang w:eastAsia="es-ES"/>
-          <w14:ligatures w14:val="none"/>
+          <ns2:ligatures ns2:val="none"/>
         </w:rPr>
         <w:t>ospital de</w:t>
       </w:r>
@@ -1298,7 +1298,7 @@
           <w:color w:val="000000"/>
           <w:kern w:val="0"/>
           <w:lang w:eastAsia="es-ES"/>
-          <w14:ligatures w14:val="none"/>
+          <ns2:ligatures ns2:val="none"/>
         </w:rPr>
         <w:t xml:space="preserve">l Seguro Social de Salud (en adelante, </w:t>
       </w:r>
@@ -1309,7 +1309,7 @@
           <w:color w:val="000000"/>
           <w:kern w:val="0"/>
           <w:lang w:eastAsia="es-ES"/>
-          <w14:ligatures w14:val="none"/>
+          <ns2:ligatures ns2:val="none"/>
         </w:rPr>
         <w:t>Essalud</w:t>
       </w:r>
@@ -1320,7 +1320,7 @@
           <w:color w:val="000000"/>
           <w:kern w:val="0"/>
           <w:lang w:eastAsia="es-ES"/>
-          <w14:ligatures w14:val="none"/>
+          <ns2:ligatures ns2:val="none"/>
         </w:rPr>
         <w:t>) con diagnóstico de hemorragia subaracnoidea, edema cerebral y trastorno neurológico severo, permaneciendo desde entonces en estado vegetativo</w:t>
       </w:r>
@@ -1330,12 +1330,12 @@
           <w:color w:val="000000"/>
           <w:kern w:val="0"/>
           <w:lang w:eastAsia="es-ES"/>
-          <w14:ligatures w14:val="none"/>
+          <ns2:ligatures ns2:val="none"/>
         </w:rPr>
         <w:t xml:space="preserve">. </w:t>
       </w:r>
     </w:p>
-    <w:p>
+    <w:p ns2:paraId="141EB6CF" ns2:textId="77777777">
       <w:pPr>
         <w:pStyle w:val="Prrafodelista"/>
         <w:spacing w:after="0" w:line="240" w:lineRule="auto"/>
@@ -1346,11 +1346,11 @@
           <w:color w:val="000000"/>
           <w:kern w:val="0"/>
           <w:lang w:eastAsia="es-ES"/>
-          <w14:ligatures w14:val="none"/>
-        </w:rPr>
-      </w:pPr>
-    </w:p>
-    <w:p>
+          <ns2:ligatures ns2:val="none"/>
+        </w:rPr>
+      </w:pPr>
+    </w:p>
+    <w:p ns2:paraId="59AD75D9" ns2:textId="473BCD25">
       <w:pPr>
         <w:pStyle w:val="Prrafodelista"/>
         <w:numPr>
@@ -1368,16 +1368,16 @@
           <w:color w:val="000000"/>
           <w:kern w:val="0"/>
           <w:lang w:eastAsia="es-ES"/>
-          <w14:ligatures w14:val="none"/>
-        </w:rPr>
-      </w:pPr>
-      <w:r>
-        <w:rPr>
-          <w:rFonts w:ascii="Arial Narrow" w:eastAsia="Times New Roman" w:hAnsi="Arial Narrow" w:cs="Arial"/>
-          <w:color w:val="000000"/>
-          <w:kern w:val="0"/>
-          <w:lang w:eastAsia="es-ES"/>
-          <w14:ligatures w14:val="none"/>
+          <ns2:ligatures ns2:val="none"/>
+        </w:rPr>
+      </w:pPr>
+      <w:r>
+        <w:rPr>
+          <w:rFonts w:ascii="Arial Narrow" w:eastAsia="Times New Roman" w:hAnsi="Arial Narrow" w:cs="Arial"/>
+          <w:color w:val="000000"/>
+          <w:kern w:val="0"/>
+          <w:lang w:eastAsia="es-ES"/>
+          <ns2:ligatures ns2:val="none"/>
         </w:rPr>
         <w:t xml:space="preserve">Posteriormente, solicitó al Banco la activación de las pólizas del seguro de Seguro de Desgravamen </w:t>
       </w:r>
@@ -1388,7 +1388,7 @@
           <w:color w:val="000000"/>
           <w:kern w:val="0"/>
           <w:lang w:eastAsia="es-ES"/>
-          <w14:ligatures w14:val="none"/>
+          <ns2:ligatures ns2:val="none"/>
         </w:rPr>
         <w:t>Contifacil</w:t>
       </w:r>
@@ -1399,7 +1399,7 @@
           <w:color w:val="000000"/>
           <w:kern w:val="0"/>
           <w:lang w:eastAsia="es-ES"/>
-          <w14:ligatures w14:val="none"/>
+          <ns2:ligatures ns2:val="none"/>
         </w:rPr>
         <w:t xml:space="preserve"> y del Seguro de Desgravamen Triangular, ambas con cobertura por invalidez total</w:t>
       </w:r>
@@ -1409,7 +1409,7 @@
           <w:color w:val="000000"/>
           <w:kern w:val="0"/>
           <w:lang w:eastAsia="es-ES"/>
-          <w14:ligatures w14:val="none"/>
+          <ns2:ligatures ns2:val="none"/>
         </w:rPr>
         <w:t xml:space="preserve"> y permanente.</w:t>
       </w:r>
@@ -1419,7 +1419,7 @@
           <w:color w:val="000000"/>
           <w:kern w:val="0"/>
           <w:lang w:eastAsia="es-ES"/>
-          <w14:ligatures w14:val="none"/>
+          <ns2:ligatures ns2:val="none"/>
         </w:rPr>
         <w:t xml:space="preserve"> </w:t>
       </w:r>
@@ -1429,7 +1429,7 @@
           <w:color w:val="000000"/>
           <w:kern w:val="0"/>
           <w:lang w:eastAsia="es-ES"/>
-          <w14:ligatures w14:val="none"/>
+          <ns2:ligatures ns2:val="none"/>
         </w:rPr>
         <w:t xml:space="preserve">Presentó la documentación requerida, incluyendo historia clínica y dictamen de invalidez </w:t>
       </w:r>
@@ -1439,7 +1439,7 @@
           <w:color w:val="000000"/>
           <w:kern w:val="0"/>
           <w:lang w:eastAsia="es-ES"/>
-          <w14:ligatures w14:val="none"/>
+          <ns2:ligatures ns2:val="none"/>
         </w:rPr>
         <w:t xml:space="preserve">emitido por la Comisión Médica Evaluadora de Incapacidades de </w:t>
       </w:r>
@@ -1450,7 +1450,7 @@
           <w:color w:val="000000"/>
           <w:kern w:val="0"/>
           <w:lang w:eastAsia="es-ES"/>
-          <w14:ligatures w14:val="none"/>
+          <ns2:ligatures ns2:val="none"/>
         </w:rPr>
         <w:t>Essalud</w:t>
       </w:r>
@@ -1461,7 +1461,7 @@
           <w:color w:val="000000"/>
           <w:kern w:val="0"/>
           <w:lang w:eastAsia="es-ES"/>
-          <w14:ligatures w14:val="none"/>
+          <ns2:ligatures ns2:val="none"/>
         </w:rPr>
         <w:t>, que concluyó en incapacidad total equivalente a invalidez total y permanente</w:t>
       </w:r>
@@ -1471,12 +1471,12 @@
           <w:color w:val="000000"/>
           <w:kern w:val="0"/>
           <w:lang w:eastAsia="es-ES"/>
-          <w14:ligatures w14:val="none"/>
+          <ns2:ligatures ns2:val="none"/>
         </w:rPr>
         <w:t xml:space="preserve">. </w:t>
       </w:r>
     </w:p>
-    <w:p>
+    <w:p ns2:paraId="797B22EA" ns2:textId="77777777">
       <w:pPr>
         <w:pStyle w:val="Prrafodelista"/>
         <w:spacing w:after="0" w:line="240" w:lineRule="auto"/>
@@ -1487,11 +1487,11 @@
           <w:color w:val="000000"/>
           <w:kern w:val="0"/>
           <w:lang w:eastAsia="es-ES"/>
-          <w14:ligatures w14:val="none"/>
-        </w:rPr>
-      </w:pPr>
-    </w:p>
-    <w:p>
+          <ns2:ligatures ns2:val="none"/>
+        </w:rPr>
+      </w:pPr>
+    </w:p>
+    <w:p ns2:paraId="53B2B326" ns2:textId="739BD5A8">
       <w:pPr>
         <w:pStyle w:val="Prrafodelista"/>
         <w:numPr>
@@ -1509,16 +1509,16 @@
           <w:color w:val="000000"/>
           <w:kern w:val="0"/>
           <w:lang w:eastAsia="es-ES"/>
-          <w14:ligatures w14:val="none"/>
-        </w:rPr>
-      </w:pPr>
-      <w:r>
-        <w:rPr>
-          <w:rFonts w:ascii="Arial Narrow" w:eastAsia="Times New Roman" w:hAnsi="Arial Narrow" w:cs="Arial"/>
-          <w:color w:val="000000"/>
-          <w:kern w:val="0"/>
-          <w:lang w:eastAsia="es-ES"/>
-          <w14:ligatures w14:val="none"/>
+          <ns2:ligatures ns2:val="none"/>
+        </w:rPr>
+      </w:pPr>
+      <w:r>
+        <w:rPr>
+          <w:rFonts w:ascii="Arial Narrow" w:eastAsia="Times New Roman" w:hAnsi="Arial Narrow" w:cs="Arial"/>
+          <w:color w:val="000000"/>
+          <w:kern w:val="0"/>
+          <w:lang w:eastAsia="es-ES"/>
+          <ns2:ligatures ns2:val="none"/>
         </w:rPr>
         <w:t xml:space="preserve">El 24 de junio de 2024, Rímac </w:t>
       </w:r>
@@ -1528,7 +1528,7 @@
           <w:color w:val="000000"/>
           <w:kern w:val="0"/>
           <w:lang w:eastAsia="es-ES"/>
-          <w14:ligatures w14:val="none"/>
+          <ns2:ligatures ns2:val="none"/>
         </w:rPr>
         <w:t xml:space="preserve">remitió </w:t>
       </w:r>
@@ -1538,7 +1538,7 @@
           <w:color w:val="000000"/>
           <w:kern w:val="0"/>
           <w:lang w:eastAsia="es-ES"/>
-          <w14:ligatures w14:val="none"/>
+          <ns2:ligatures ns2:val="none"/>
         </w:rPr>
         <w:t xml:space="preserve">al Banco la carta SV2024/25404, en la que declaró improcedente la solicitud de activación del Seguro de Desgravamen </w:t>
       </w:r>
@@ -1549,7 +1549,7 @@
           <w:color w:val="000000"/>
           <w:kern w:val="0"/>
           <w:lang w:eastAsia="es-ES"/>
-          <w14:ligatures w14:val="none"/>
+          <ns2:ligatures ns2:val="none"/>
         </w:rPr>
         <w:t>Contifacil</w:t>
       </w:r>
@@ -1560,7 +1560,7 @@
           <w:color w:val="000000"/>
           <w:kern w:val="0"/>
           <w:lang w:eastAsia="es-ES"/>
-          <w14:ligatures w14:val="none"/>
+          <ns2:ligatures ns2:val="none"/>
         </w:rPr>
         <w:t xml:space="preserve">, alegando que las condiciones médicas de </w:t>
       </w:r>
@@ -1570,7 +1570,7 @@
           <w:color w:val="000000"/>
           <w:kern w:val="0"/>
           <w:lang w:eastAsia="es-ES"/>
-          <w14:ligatures w14:val="none"/>
+          <ns2:ligatures ns2:val="none"/>
         </w:rPr>
         <w:t>su cónyuge</w:t>
       </w:r>
@@ -1580,7 +1580,7 @@
           <w:color w:val="000000"/>
           <w:kern w:val="0"/>
           <w:lang w:eastAsia="es-ES"/>
-          <w14:ligatures w14:val="none"/>
+          <ns2:ligatures ns2:val="none"/>
         </w:rPr>
         <w:t xml:space="preserve"> </w:t>
       </w:r>
@@ -1590,7 +1590,7 @@
           <w:color w:val="000000"/>
           <w:kern w:val="0"/>
           <w:lang w:eastAsia="es-ES"/>
-          <w14:ligatures w14:val="none"/>
+          <ns2:ligatures ns2:val="none"/>
         </w:rPr>
         <w:t xml:space="preserve">eran preexistentes a la contratación del seguro. </w:t>
       </w:r>
@@ -1600,7 +1600,7 @@
           <w:color w:val="000000"/>
           <w:kern w:val="0"/>
           <w:lang w:eastAsia="es-ES"/>
-          <w14:ligatures w14:val="none"/>
+          <ns2:ligatures ns2:val="none"/>
         </w:rPr>
         <w:t>Al día siguiente</w:t>
       </w:r>
@@ -1610,7 +1610,7 @@
           <w:color w:val="000000"/>
           <w:kern w:val="0"/>
           <w:lang w:eastAsia="es-ES"/>
-          <w14:ligatures w14:val="none"/>
+          <ns2:ligatures ns2:val="none"/>
         </w:rPr>
         <w:t xml:space="preserve">, </w:t>
       </w:r>
@@ -1620,7 +1620,7 @@
           <w:color w:val="000000"/>
           <w:kern w:val="0"/>
           <w:lang w:eastAsia="es-ES"/>
-          <w14:ligatures w14:val="none"/>
+          <ns2:ligatures ns2:val="none"/>
         </w:rPr>
         <w:t xml:space="preserve">el </w:t>
       </w:r>
@@ -1630,7 +1630,7 @@
           <w:color w:val="000000"/>
           <w:kern w:val="0"/>
           <w:lang w:eastAsia="es-ES"/>
-          <w14:ligatures w14:val="none"/>
+          <ns2:ligatures ns2:val="none"/>
         </w:rPr>
         <w:t xml:space="preserve">Banco </w:t>
       </w:r>
@@ -1640,7 +1640,7 @@
           <w:color w:val="000000"/>
           <w:kern w:val="0"/>
           <w:lang w:eastAsia="es-ES"/>
-          <w14:ligatures w14:val="none"/>
+          <ns2:ligatures ns2:val="none"/>
         </w:rPr>
         <w:t>le</w:t>
       </w:r>
@@ -1650,7 +1650,7 @@
           <w:color w:val="000000"/>
           <w:kern w:val="0"/>
           <w:lang w:eastAsia="es-ES"/>
-          <w14:ligatures w14:val="none"/>
+          <ns2:ligatures ns2:val="none"/>
         </w:rPr>
         <w:t xml:space="preserve"> </w:t>
       </w:r>
@@ -1660,7 +1660,7 @@
           <w:color w:val="000000"/>
           <w:kern w:val="0"/>
           <w:lang w:eastAsia="es-ES"/>
-          <w14:ligatures w14:val="none"/>
+          <ns2:ligatures ns2:val="none"/>
         </w:rPr>
         <w:t>remitió</w:t>
       </w:r>
@@ -1670,7 +1670,7 @@
           <w:color w:val="000000"/>
           <w:kern w:val="0"/>
           <w:lang w:eastAsia="es-ES"/>
-          <w14:ligatures w14:val="none"/>
+          <ns2:ligatures ns2:val="none"/>
         </w:rPr>
         <w:t xml:space="preserve"> la improcedencia de </w:t>
       </w:r>
@@ -1680,7 +1680,7 @@
           <w:color w:val="000000"/>
           <w:kern w:val="0"/>
           <w:lang w:eastAsia="es-ES"/>
-          <w14:ligatures w14:val="none"/>
+          <ns2:ligatures ns2:val="none"/>
         </w:rPr>
         <w:t>su</w:t>
       </w:r>
@@ -1690,7 +1690,7 @@
           <w:color w:val="000000"/>
           <w:kern w:val="0"/>
           <w:lang w:eastAsia="es-ES"/>
-          <w14:ligatures w14:val="none"/>
+          <ns2:ligatures ns2:val="none"/>
         </w:rPr>
         <w:t xml:space="preserve"> </w:t>
       </w:r>
@@ -1700,7 +1700,7 @@
           <w:color w:val="000000"/>
           <w:kern w:val="0"/>
           <w:lang w:eastAsia="es-ES"/>
-          <w14:ligatures w14:val="none"/>
+          <ns2:ligatures ns2:val="none"/>
         </w:rPr>
         <w:t>solicitud</w:t>
       </w:r>
@@ -1710,12 +1710,12 @@
           <w:color w:val="000000"/>
           <w:kern w:val="0"/>
           <w:lang w:eastAsia="es-ES"/>
-          <w14:ligatures w14:val="none"/>
+          <ns2:ligatures ns2:val="none"/>
         </w:rPr>
         <w:t xml:space="preserve">. </w:t>
       </w:r>
     </w:p>
-    <w:p>
+    <w:p ns2:paraId="646F704F" ns2:textId="77777777">
       <w:pPr>
         <w:pStyle w:val="Prrafodelista"/>
         <w:spacing w:after="0" w:line="240" w:lineRule="auto"/>
@@ -1726,11 +1726,11 @@
           <w:color w:val="000000"/>
           <w:kern w:val="0"/>
           <w:lang w:eastAsia="es-ES"/>
-          <w14:ligatures w14:val="none"/>
-        </w:rPr>
-      </w:pPr>
-    </w:p>
-    <w:p>
+          <ns2:ligatures ns2:val="none"/>
+        </w:rPr>
+      </w:pPr>
+    </w:p>
+    <w:p ns2:paraId="223476F2" ns2:textId="3E46AC06">
       <w:pPr>
         <w:pStyle w:val="Prrafodelista"/>
         <w:numPr>
@@ -1748,16 +1748,16 @@
           <w:color w:val="000000"/>
           <w:kern w:val="0"/>
           <w:lang w:eastAsia="es-ES"/>
-          <w14:ligatures w14:val="none"/>
-        </w:rPr>
-      </w:pPr>
-      <w:r>
-        <w:rPr>
-          <w:rFonts w:ascii="Arial Narrow" w:eastAsia="Times New Roman" w:hAnsi="Arial Narrow" w:cs="Arial"/>
-          <w:color w:val="000000"/>
-          <w:kern w:val="0"/>
-          <w:lang w:eastAsia="es-ES"/>
-          <w14:ligatures w14:val="none"/>
+          <ns2:ligatures ns2:val="none"/>
+        </w:rPr>
+      </w:pPr>
+      <w:r>
+        <w:rPr>
+          <w:rFonts w:ascii="Arial Narrow" w:eastAsia="Times New Roman" w:hAnsi="Arial Narrow" w:cs="Arial"/>
+          <w:color w:val="000000"/>
+          <w:kern w:val="0"/>
+          <w:lang w:eastAsia="es-ES"/>
+          <ns2:ligatures ns2:val="none"/>
         </w:rPr>
         <w:t xml:space="preserve">El 22 de octubre de 2024, </w:t>
       </w:r>
@@ -1767,7 +1767,7 @@
           <w:color w:val="000000"/>
           <w:kern w:val="0"/>
           <w:lang w:eastAsia="es-ES"/>
-          <w14:ligatures w14:val="none"/>
+          <ns2:ligatures ns2:val="none"/>
         </w:rPr>
         <w:t>su cónyuge</w:t>
       </w:r>
@@ -1777,7 +1777,7 @@
           <w:color w:val="000000"/>
           <w:kern w:val="0"/>
           <w:lang w:eastAsia="es-ES"/>
-          <w14:ligatures w14:val="none"/>
+          <ns2:ligatures ns2:val="none"/>
         </w:rPr>
         <w:t xml:space="preserve"> </w:t>
       </w:r>
@@ -1787,7 +1787,7 @@
           <w:color w:val="000000"/>
           <w:kern w:val="0"/>
           <w:lang w:eastAsia="es-ES"/>
-          <w14:ligatures w14:val="none"/>
+          <ns2:ligatures ns2:val="none"/>
         </w:rPr>
         <w:t xml:space="preserve">falleció, según consta en el Certificado de Defunción General, </w:t>
       </w:r>
@@ -1797,7 +1797,7 @@
           <w:color w:val="000000"/>
           <w:kern w:val="0"/>
           <w:lang w:eastAsia="es-ES"/>
-          <w14:ligatures w14:val="none"/>
+          <ns2:ligatures ns2:val="none"/>
         </w:rPr>
         <w:t xml:space="preserve">mediante el cual registraba </w:t>
       </w:r>
@@ -1807,7 +1807,7 @@
           <w:color w:val="000000"/>
           <w:kern w:val="0"/>
           <w:lang w:eastAsia="es-ES"/>
-          <w14:ligatures w14:val="none"/>
+          <ns2:ligatures ns2:val="none"/>
         </w:rPr>
         <w:t xml:space="preserve">como causa del fallecimiento </w:t>
       </w:r>
@@ -1817,7 +1817,7 @@
           <w:color w:val="000000"/>
           <w:kern w:val="0"/>
           <w:lang w:eastAsia="es-ES"/>
-          <w14:ligatures w14:val="none"/>
+          <ns2:ligatures ns2:val="none"/>
         </w:rPr>
         <w:t xml:space="preserve">una </w:t>
       </w:r>
@@ -1827,7 +1827,7 @@
           <w:color w:val="000000"/>
           <w:kern w:val="0"/>
           <w:lang w:eastAsia="es-ES"/>
-          <w14:ligatures w14:val="none"/>
+          <ns2:ligatures ns2:val="none"/>
         </w:rPr>
         <w:t xml:space="preserve">bronquiectasia. </w:t>
       </w:r>
@@ -1837,7 +1837,7 @@
           <w:color w:val="000000"/>
           <w:kern w:val="0"/>
           <w:lang w:eastAsia="es-ES"/>
-          <w14:ligatures w14:val="none"/>
+          <ns2:ligatures ns2:val="none"/>
         </w:rPr>
         <w:t xml:space="preserve">Posteriormente, </w:t>
       </w:r>
@@ -1847,7 +1847,7 @@
           <w:color w:val="000000"/>
           <w:kern w:val="0"/>
           <w:lang w:eastAsia="es-ES"/>
-          <w14:ligatures w14:val="none"/>
+          <ns2:ligatures ns2:val="none"/>
         </w:rPr>
         <w:t xml:space="preserve">solicitó al Banco la activación de las pólizas </w:t>
       </w:r>
@@ -1857,7 +1857,7 @@
           <w:color w:val="000000"/>
           <w:kern w:val="0"/>
           <w:lang w:eastAsia="es-ES"/>
-          <w14:ligatures w14:val="none"/>
+          <ns2:ligatures ns2:val="none"/>
         </w:rPr>
         <w:t xml:space="preserve">del seguro de </w:t>
       </w:r>
@@ -1867,7 +1867,7 @@
           <w:color w:val="000000"/>
           <w:kern w:val="0"/>
           <w:lang w:eastAsia="es-ES"/>
-          <w14:ligatures w14:val="none"/>
+          <ns2:ligatures ns2:val="none"/>
         </w:rPr>
         <w:t>Seguro de Desgravamen</w:t>
       </w:r>
@@ -1877,7 +1877,7 @@
           <w:color w:val="000000"/>
           <w:kern w:val="0"/>
           <w:lang w:eastAsia="es-ES"/>
-          <w14:ligatures w14:val="none"/>
+          <ns2:ligatures ns2:val="none"/>
         </w:rPr>
         <w:t xml:space="preserve"> </w:t>
       </w:r>
@@ -1888,7 +1888,7 @@
           <w:color w:val="000000"/>
           <w:kern w:val="0"/>
           <w:lang w:eastAsia="es-ES"/>
-          <w14:ligatures w14:val="none"/>
+          <ns2:ligatures ns2:val="none"/>
         </w:rPr>
         <w:t>Contifacil</w:t>
       </w:r>
@@ -1899,7 +1899,7 @@
           <w:color w:val="000000"/>
           <w:kern w:val="0"/>
           <w:lang w:eastAsia="es-ES"/>
-          <w14:ligatures w14:val="none"/>
+          <ns2:ligatures ns2:val="none"/>
         </w:rPr>
         <w:t xml:space="preserve"> y del </w:t>
       </w:r>
@@ -1909,7 +1909,7 @@
           <w:color w:val="000000"/>
           <w:kern w:val="0"/>
           <w:lang w:eastAsia="es-ES"/>
-          <w14:ligatures w14:val="none"/>
+          <ns2:ligatures ns2:val="none"/>
         </w:rPr>
         <w:t>Seguro de Desgravamen Triangular</w:t>
       </w:r>
@@ -1919,7 +1919,7 @@
           <w:color w:val="000000"/>
           <w:kern w:val="0"/>
           <w:lang w:eastAsia="es-ES"/>
-          <w14:ligatures w14:val="none"/>
+          <ns2:ligatures ns2:val="none"/>
         </w:rPr>
         <w:t xml:space="preserve"> por el fallecimiento de su cónyuge</w:t>
       </w:r>
@@ -1929,12 +1929,12 @@
           <w:color w:val="000000"/>
           <w:kern w:val="0"/>
           <w:lang w:eastAsia="es-ES"/>
-          <w14:ligatures w14:val="none"/>
+          <ns2:ligatures ns2:val="none"/>
         </w:rPr>
         <w:t>.</w:t>
       </w:r>
     </w:p>
-    <w:p>
+    <w:p ns2:paraId="616DE888" ns2:textId="77777777">
       <w:pPr>
         <w:pStyle w:val="Prrafodelista"/>
         <w:spacing w:after="0" w:line="240" w:lineRule="auto"/>
@@ -1945,11 +1945,11 @@
           <w:color w:val="000000"/>
           <w:kern w:val="0"/>
           <w:lang w:eastAsia="es-ES"/>
-          <w14:ligatures w14:val="none"/>
-        </w:rPr>
-      </w:pPr>
-    </w:p>
-    <w:p>
+          <ns2:ligatures ns2:val="none"/>
+        </w:rPr>
+      </w:pPr>
+    </w:p>
+    <w:p ns2:paraId="507E9AEC" ns2:textId="2301ED7F">
       <w:pPr>
         <w:pStyle w:val="Prrafodelista"/>
         <w:numPr>
@@ -1967,16 +1967,16 @@
           <w:color w:val="000000"/>
           <w:kern w:val="0"/>
           <w:lang w:eastAsia="es-ES"/>
-          <w14:ligatures w14:val="none"/>
-        </w:rPr>
-      </w:pPr>
-      <w:r>
-        <w:rPr>
-          <w:rFonts w:ascii="Arial Narrow" w:eastAsia="Times New Roman" w:hAnsi="Arial Narrow" w:cs="Arial"/>
-          <w:color w:val="000000"/>
-          <w:kern w:val="0"/>
-          <w:lang w:eastAsia="es-ES"/>
-          <w14:ligatures w14:val="none"/>
+          <ns2:ligatures ns2:val="none"/>
+        </w:rPr>
+      </w:pPr>
+      <w:r>
+        <w:rPr>
+          <w:rFonts w:ascii="Arial Narrow" w:eastAsia="Times New Roman" w:hAnsi="Arial Narrow" w:cs="Arial"/>
+          <w:color w:val="000000"/>
+          <w:kern w:val="0"/>
+          <w:lang w:eastAsia="es-ES"/>
+          <ns2:ligatures ns2:val="none"/>
         </w:rPr>
         <w:lastRenderedPageBreak/>
         <w:t xml:space="preserve">El 11 de noviembre de 2024, </w:t>
@@ -1987,7 +1987,7 @@
           <w:color w:val="000000"/>
           <w:kern w:val="0"/>
           <w:lang w:eastAsia="es-ES"/>
-          <w14:ligatures w14:val="none"/>
+          <ns2:ligatures ns2:val="none"/>
         </w:rPr>
         <w:t>una</w:t>
       </w:r>
@@ -1997,7 +1997,7 @@
           <w:color w:val="000000"/>
           <w:kern w:val="0"/>
           <w:lang w:eastAsia="es-ES"/>
-          <w14:ligatures w14:val="none"/>
+          <ns2:ligatures ns2:val="none"/>
         </w:rPr>
         <w:t xml:space="preserve"> representante del Banco </w:t>
       </w:r>
@@ -2007,7 +2007,7 @@
           <w:color w:val="000000"/>
           <w:kern w:val="0"/>
           <w:lang w:eastAsia="es-ES"/>
-          <w14:ligatures w14:val="none"/>
+          <ns2:ligatures ns2:val="none"/>
         </w:rPr>
         <w:t>le</w:t>
       </w:r>
@@ -2017,7 +2017,7 @@
           <w:color w:val="000000"/>
           <w:kern w:val="0"/>
           <w:lang w:eastAsia="es-ES"/>
-          <w14:ligatures w14:val="none"/>
+          <ns2:ligatures ns2:val="none"/>
         </w:rPr>
         <w:t xml:space="preserve"> solicitó vía correo electrónico la remisión de la historia clínica completa de</w:t>
       </w:r>
@@ -2027,7 +2027,7 @@
           <w:color w:val="000000"/>
           <w:kern w:val="0"/>
           <w:lang w:eastAsia="es-ES"/>
-          <w14:ligatures w14:val="none"/>
+          <ns2:ligatures ns2:val="none"/>
         </w:rPr>
         <w:t xml:space="preserve"> su fallecido cónyuge</w:t>
       </w:r>
@@ -2037,12 +2037,12 @@
           <w:color w:val="000000"/>
           <w:kern w:val="0"/>
           <w:lang w:eastAsia="es-ES"/>
-          <w14:ligatures w14:val="none"/>
+          <ns2:ligatures ns2:val="none"/>
         </w:rPr>
         <w:t xml:space="preserve">, incluyendo atenciones médicas anteriores al año 2020. </w:t>
       </w:r>
     </w:p>
-    <w:p>
+    <w:p ns2:paraId="35FAD1CA" ns2:textId="77777777">
       <w:pPr>
         <w:pStyle w:val="Prrafodelista"/>
         <w:spacing w:after="0" w:line="240" w:lineRule="auto"/>
@@ -2053,11 +2053,11 @@
           <w:color w:val="000000"/>
           <w:kern w:val="0"/>
           <w:lang w:eastAsia="es-ES"/>
-          <w14:ligatures w14:val="none"/>
-        </w:rPr>
-      </w:pPr>
-    </w:p>
-    <w:p>
+          <ns2:ligatures ns2:val="none"/>
+        </w:rPr>
+      </w:pPr>
+    </w:p>
+    <w:p ns2:paraId="724F03E7" ns2:textId="24F9C649">
       <w:pPr>
         <w:pStyle w:val="Prrafodelista"/>
         <w:numPr>
@@ -2075,16 +2075,16 @@
           <w:color w:val="000000"/>
           <w:kern w:val="0"/>
           <w:lang w:eastAsia="es-ES"/>
-          <w14:ligatures w14:val="none"/>
-        </w:rPr>
-      </w:pPr>
-      <w:r>
-        <w:rPr>
-          <w:rFonts w:ascii="Arial Narrow" w:eastAsia="Times New Roman" w:hAnsi="Arial Narrow" w:cs="Arial"/>
-          <w:color w:val="000000"/>
-          <w:kern w:val="0"/>
-          <w:lang w:eastAsia="es-ES"/>
-          <w14:ligatures w14:val="none"/>
+          <ns2:ligatures ns2:val="none"/>
+        </w:rPr>
+      </w:pPr>
+      <w:r>
+        <w:rPr>
+          <w:rFonts w:ascii="Arial Narrow" w:eastAsia="Times New Roman" w:hAnsi="Arial Narrow" w:cs="Arial"/>
+          <w:color w:val="000000"/>
+          <w:kern w:val="0"/>
+          <w:lang w:eastAsia="es-ES"/>
+          <ns2:ligatures ns2:val="none"/>
         </w:rPr>
         <w:t xml:space="preserve">El </w:t>
       </w:r>
@@ -2094,7 +2094,7 @@
           <w:color w:val="000000"/>
           <w:kern w:val="0"/>
           <w:lang w:eastAsia="es-ES"/>
-          <w14:ligatures w14:val="none"/>
+          <ns2:ligatures ns2:val="none"/>
         </w:rPr>
         <w:t xml:space="preserve">20 y </w:t>
       </w:r>
@@ -2104,7 +2104,7 @@
           <w:color w:val="000000"/>
           <w:kern w:val="0"/>
           <w:lang w:eastAsia="es-ES"/>
-          <w14:ligatures w14:val="none"/>
+          <ns2:ligatures ns2:val="none"/>
         </w:rPr>
         <w:t xml:space="preserve">22 de noviembre de 2024, </w:t>
       </w:r>
@@ -2114,7 +2114,7 @@
           <w:color w:val="000000"/>
           <w:kern w:val="0"/>
           <w:lang w:eastAsia="es-ES"/>
-          <w14:ligatures w14:val="none"/>
+          <ns2:ligatures ns2:val="none"/>
         </w:rPr>
         <w:t xml:space="preserve">el Banco reiteró </w:t>
       </w:r>
@@ -2124,7 +2124,7 @@
           <w:color w:val="000000"/>
           <w:kern w:val="0"/>
           <w:lang w:eastAsia="es-ES"/>
-          <w14:ligatures w14:val="none"/>
+          <ns2:ligatures ns2:val="none"/>
         </w:rPr>
         <w:t xml:space="preserve">la solicitud de documentación médica complementaria, específicamente historias clínicas de </w:t>
       </w:r>
@@ -2135,7 +2135,7 @@
           <w:color w:val="000000"/>
           <w:kern w:val="0"/>
           <w:lang w:eastAsia="es-ES"/>
-          <w14:ligatures w14:val="none"/>
+          <ns2:ligatures ns2:val="none"/>
         </w:rPr>
         <w:t>Essalud</w:t>
       </w:r>
@@ -2146,7 +2146,7 @@
           <w:color w:val="000000"/>
           <w:kern w:val="0"/>
           <w:lang w:eastAsia="es-ES"/>
-          <w14:ligatures w14:val="none"/>
+          <ns2:ligatures ns2:val="none"/>
         </w:rPr>
         <w:t xml:space="preserve"> </w:t>
       </w:r>
@@ -2156,7 +2156,7 @@
           <w:color w:val="000000"/>
           <w:kern w:val="0"/>
           <w:lang w:eastAsia="es-ES"/>
-          <w14:ligatures w14:val="none"/>
+          <ns2:ligatures ns2:val="none"/>
         </w:rPr>
         <w:t>y</w:t>
       </w:r>
@@ -2166,7 +2166,7 @@
           <w:color w:val="000000"/>
           <w:kern w:val="0"/>
           <w:lang w:eastAsia="es-ES"/>
-          <w14:ligatures w14:val="none"/>
+          <ns2:ligatures ns2:val="none"/>
         </w:rPr>
         <w:t xml:space="preserve"> del</w:t>
       </w:r>
@@ -2176,7 +2176,7 @@
           <w:color w:val="000000"/>
           <w:kern w:val="0"/>
           <w:lang w:eastAsia="es-ES"/>
-          <w14:ligatures w14:val="none"/>
+          <ns2:ligatures ns2:val="none"/>
         </w:rPr>
         <w:t xml:space="preserve"> </w:t>
       </w:r>
@@ -2186,7 +2186,7 @@
           <w:color w:val="000000"/>
           <w:kern w:val="0"/>
           <w:lang w:eastAsia="es-ES"/>
-          <w14:ligatures w14:val="none"/>
+          <ns2:ligatures ns2:val="none"/>
         </w:rPr>
         <w:t xml:space="preserve">Programa de Atención Domiciliaria </w:t>
       </w:r>
@@ -2196,7 +2196,7 @@
           <w:color w:val="000000"/>
           <w:kern w:val="0"/>
           <w:lang w:eastAsia="es-ES"/>
-          <w14:ligatures w14:val="none"/>
+          <ns2:ligatures ns2:val="none"/>
         </w:rPr>
         <w:t xml:space="preserve">correspondientes al periodo de abril de 2024 hasta la fecha de fallecimiento. </w:t>
       </w:r>
@@ -2206,7 +2206,7 @@
           <w:color w:val="000000"/>
           <w:kern w:val="0"/>
           <w:lang w:eastAsia="es-ES"/>
-          <w14:ligatures w14:val="none"/>
+          <ns2:ligatures ns2:val="none"/>
         </w:rPr>
         <w:t>No obstante,</w:t>
       </w:r>
@@ -2216,7 +2216,7 @@
           <w:color w:val="000000"/>
           <w:kern w:val="0"/>
           <w:lang w:eastAsia="es-ES"/>
-          <w14:ligatures w14:val="none"/>
+          <ns2:ligatures ns2:val="none"/>
         </w:rPr>
         <w:t xml:space="preserve"> fue un requerimiento dilatori</w:t>
       </w:r>
@@ -2226,7 +2226,7 @@
           <w:color w:val="000000"/>
           <w:kern w:val="0"/>
           <w:lang w:eastAsia="es-ES"/>
-          <w14:ligatures w14:val="none"/>
+          <ns2:ligatures ns2:val="none"/>
         </w:rPr>
         <w:t>o</w:t>
       </w:r>
@@ -2236,7 +2236,7 @@
           <w:color w:val="000000"/>
           <w:kern w:val="0"/>
           <w:lang w:eastAsia="es-ES"/>
-          <w14:ligatures w14:val="none"/>
+          <ns2:ligatures ns2:val="none"/>
         </w:rPr>
         <w:t xml:space="preserve"> porque</w:t>
       </w:r>
@@ -2246,12 +2246,12 @@
           <w:color w:val="000000"/>
           <w:kern w:val="0"/>
           <w:lang w:eastAsia="es-ES"/>
-          <w14:ligatures w14:val="none"/>
+          <ns2:ligatures ns2:val="none"/>
         </w:rPr>
         <w:t xml:space="preserve"> ya había presentado dichos documentos en una anterior oportunidad.</w:t>
       </w:r>
     </w:p>
-    <w:p>
+    <w:p ns2:paraId="5CEA50D6" ns2:textId="77777777">
       <w:pPr>
         <w:pStyle w:val="Prrafodelista"/>
         <w:spacing w:after="0" w:line="240" w:lineRule="auto"/>
@@ -2262,11 +2262,11 @@
           <w:color w:val="000000"/>
           <w:kern w:val="0"/>
           <w:lang w:eastAsia="es-ES"/>
-          <w14:ligatures w14:val="none"/>
-        </w:rPr>
-      </w:pPr>
-    </w:p>
-    <w:p>
+          <ns2:ligatures ns2:val="none"/>
+        </w:rPr>
+      </w:pPr>
+    </w:p>
+    <w:p ns2:paraId="2FB14F49" ns2:textId="5C84C425">
       <w:pPr>
         <w:pStyle w:val="Prrafodelista"/>
         <w:numPr>
@@ -2284,16 +2284,16 @@
           <w:color w:val="000000"/>
           <w:kern w:val="0"/>
           <w:lang w:eastAsia="es-ES"/>
-          <w14:ligatures w14:val="none"/>
-        </w:rPr>
-      </w:pPr>
-      <w:r>
-        <w:rPr>
-          <w:rFonts w:ascii="Arial Narrow" w:eastAsia="Times New Roman" w:hAnsi="Arial Narrow" w:cs="Arial"/>
-          <w:color w:val="000000"/>
-          <w:kern w:val="0"/>
-          <w:lang w:eastAsia="es-ES"/>
-          <w14:ligatures w14:val="none"/>
+          <ns2:ligatures ns2:val="none"/>
+        </w:rPr>
+      </w:pPr>
+      <w:r>
+        <w:rPr>
+          <w:rFonts w:ascii="Arial Narrow" w:eastAsia="Times New Roman" w:hAnsi="Arial Narrow" w:cs="Arial"/>
+          <w:color w:val="000000"/>
+          <w:kern w:val="0"/>
+          <w:lang w:eastAsia="es-ES"/>
+          <ns2:ligatures ns2:val="none"/>
         </w:rPr>
         <w:t>El 2 de enero de 2025, Rímac remitió</w:t>
       </w:r>
@@ -2303,7 +2303,7 @@
           <w:color w:val="000000"/>
           <w:kern w:val="0"/>
           <w:lang w:eastAsia="es-ES"/>
-          <w14:ligatures w14:val="none"/>
+          <ns2:ligatures ns2:val="none"/>
         </w:rPr>
         <w:t xml:space="preserve"> al Banco </w:t>
       </w:r>
@@ -2313,7 +2313,7 @@
           <w:color w:val="000000"/>
           <w:kern w:val="0"/>
           <w:lang w:eastAsia="es-ES"/>
-          <w14:ligatures w14:val="none"/>
+          <ns2:ligatures ns2:val="none"/>
         </w:rPr>
         <w:t xml:space="preserve">la carta SV2025/164 </w:t>
       </w:r>
@@ -2323,7 +2323,7 @@
           <w:color w:val="000000"/>
           <w:kern w:val="0"/>
           <w:lang w:eastAsia="es-ES"/>
-          <w14:ligatures w14:val="none"/>
+          <ns2:ligatures ns2:val="none"/>
         </w:rPr>
         <w:t xml:space="preserve">declarando improcedente la cobertura </w:t>
       </w:r>
@@ -2333,7 +2333,7 @@
           <w:color w:val="000000"/>
           <w:kern w:val="0"/>
           <w:lang w:eastAsia="es-ES"/>
-          <w14:ligatures w14:val="none"/>
+          <ns2:ligatures ns2:val="none"/>
         </w:rPr>
         <w:t xml:space="preserve">de los Seguros de Desgravamen </w:t>
       </w:r>
@@ -2344,7 +2344,7 @@
           <w:color w:val="000000"/>
           <w:kern w:val="0"/>
           <w:lang w:eastAsia="es-ES"/>
-          <w14:ligatures w14:val="none"/>
+          <ns2:ligatures ns2:val="none"/>
         </w:rPr>
         <w:t>Contifacil</w:t>
       </w:r>
@@ -2355,7 +2355,7 @@
           <w:color w:val="000000"/>
           <w:kern w:val="0"/>
           <w:lang w:eastAsia="es-ES"/>
-          <w14:ligatures w14:val="none"/>
+          <ns2:ligatures ns2:val="none"/>
         </w:rPr>
         <w:t xml:space="preserve"> y Seguros de Desgravamen Triangular </w:t>
       </w:r>
@@ -2365,7 +2365,7 @@
           <w:color w:val="000000"/>
           <w:kern w:val="0"/>
           <w:lang w:eastAsia="es-ES"/>
-          <w14:ligatures w14:val="none"/>
+          <ns2:ligatures ns2:val="none"/>
         </w:rPr>
         <w:t xml:space="preserve">por muerte natural </w:t>
       </w:r>
@@ -2375,7 +2375,7 @@
           <w:color w:val="000000"/>
           <w:kern w:val="0"/>
           <w:lang w:eastAsia="es-ES"/>
-          <w14:ligatures w14:val="none"/>
+          <ns2:ligatures ns2:val="none"/>
         </w:rPr>
         <w:t>argumentando</w:t>
       </w:r>
@@ -2385,7 +2385,7 @@
           <w:color w:val="000000"/>
           <w:kern w:val="0"/>
           <w:lang w:eastAsia="es-ES"/>
-          <w14:ligatures w14:val="none"/>
+          <ns2:ligatures ns2:val="none"/>
         </w:rPr>
         <w:t xml:space="preserve"> que la </w:t>
       </w:r>
@@ -2395,7 +2395,7 @@
           <w:color w:val="000000"/>
           <w:kern w:val="0"/>
           <w:lang w:eastAsia="es-ES"/>
-          <w14:ligatures w14:val="none"/>
+          <ns2:ligatures ns2:val="none"/>
         </w:rPr>
         <w:t xml:space="preserve">condición </w:t>
       </w:r>
@@ -2405,7 +2405,7 @@
           <w:color w:val="000000"/>
           <w:kern w:val="0"/>
           <w:lang w:eastAsia="es-ES"/>
-          <w14:ligatures w14:val="none"/>
+          <ns2:ligatures ns2:val="none"/>
         </w:rPr>
         <w:t>médica</w:t>
       </w:r>
@@ -2415,7 +2415,7 @@
           <w:color w:val="000000"/>
           <w:kern w:val="0"/>
           <w:lang w:eastAsia="es-ES"/>
-          <w14:ligatures w14:val="none"/>
+          <ns2:ligatures ns2:val="none"/>
         </w:rPr>
         <w:t xml:space="preserve"> de</w:t>
       </w:r>
@@ -2425,7 +2425,7 @@
           <w:color w:val="000000"/>
           <w:kern w:val="0"/>
           <w:lang w:eastAsia="es-ES"/>
-          <w14:ligatures w14:val="none"/>
+          <ns2:ligatures ns2:val="none"/>
         </w:rPr>
         <w:t xml:space="preserve"> </w:t>
       </w:r>
@@ -2435,7 +2435,7 @@
           <w:color w:val="000000"/>
           <w:kern w:val="0"/>
           <w:lang w:eastAsia="es-ES"/>
-          <w14:ligatures w14:val="none"/>
+          <ns2:ligatures ns2:val="none"/>
         </w:rPr>
         <w:t>su fallecido cónyuge</w:t>
       </w:r>
@@ -2445,7 +2445,7 @@
           <w:color w:val="000000"/>
           <w:kern w:val="0"/>
           <w:lang w:eastAsia="es-ES"/>
-          <w14:ligatures w14:val="none"/>
+          <ns2:ligatures ns2:val="none"/>
         </w:rPr>
         <w:t xml:space="preserve"> estaba incluida</w:t>
       </w:r>
@@ -2455,7 +2455,7 @@
           <w:color w:val="000000"/>
           <w:kern w:val="0"/>
           <w:lang w:eastAsia="es-ES"/>
-          <w14:ligatures w14:val="none"/>
+          <ns2:ligatures ns2:val="none"/>
         </w:rPr>
         <w:t xml:space="preserve"> en las </w:t>
       </w:r>
@@ -2465,7 +2465,7 @@
           <w:color w:val="000000"/>
           <w:kern w:val="0"/>
           <w:lang w:eastAsia="es-ES"/>
-          <w14:ligatures w14:val="none"/>
+          <ns2:ligatures ns2:val="none"/>
         </w:rPr>
         <w:t>exclusiones de la</w:t>
       </w:r>
@@ -2475,7 +2475,7 @@
           <w:color w:val="000000"/>
           <w:kern w:val="0"/>
           <w:lang w:eastAsia="es-ES"/>
-          <w14:ligatures w14:val="none"/>
+          <ns2:ligatures ns2:val="none"/>
         </w:rPr>
         <w:t>s</w:t>
       </w:r>
@@ -2485,7 +2485,7 @@
           <w:color w:val="000000"/>
           <w:kern w:val="0"/>
           <w:lang w:eastAsia="es-ES"/>
-          <w14:ligatures w14:val="none"/>
+          <ns2:ligatures ns2:val="none"/>
         </w:rPr>
         <w:t xml:space="preserve"> póliza</w:t>
       </w:r>
@@ -2495,7 +2495,7 @@
           <w:color w:val="000000"/>
           <w:kern w:val="0"/>
           <w:lang w:eastAsia="es-ES"/>
-          <w14:ligatures w14:val="none"/>
+          <ns2:ligatures ns2:val="none"/>
         </w:rPr>
         <w:t>s</w:t>
       </w:r>
@@ -2505,7 +2505,7 @@
           <w:color w:val="000000"/>
           <w:kern w:val="0"/>
           <w:lang w:eastAsia="es-ES"/>
-          <w14:ligatures w14:val="none"/>
+          <ns2:ligatures ns2:val="none"/>
         </w:rPr>
         <w:t xml:space="preserve">. </w:t>
       </w:r>
@@ -2515,7 +2515,7 @@
           <w:color w:val="000000"/>
           <w:kern w:val="0"/>
           <w:lang w:eastAsia="es-ES"/>
-          <w14:ligatures w14:val="none"/>
+          <ns2:ligatures ns2:val="none"/>
         </w:rPr>
         <w:t>Al día siguiente</w:t>
       </w:r>
@@ -2525,7 +2525,7 @@
           <w:color w:val="000000"/>
           <w:kern w:val="0"/>
           <w:lang w:eastAsia="es-ES"/>
-          <w14:ligatures w14:val="none"/>
+          <ns2:ligatures ns2:val="none"/>
         </w:rPr>
         <w:t xml:space="preserve">, </w:t>
       </w:r>
@@ -2535,7 +2535,7 @@
           <w:color w:val="000000"/>
           <w:kern w:val="0"/>
           <w:lang w:eastAsia="es-ES"/>
-          <w14:ligatures w14:val="none"/>
+          <ns2:ligatures ns2:val="none"/>
         </w:rPr>
         <w:t>el Banco le remitió la carta SV2025/164</w:t>
       </w:r>
@@ -2545,12 +2545,12 @@
           <w:color w:val="000000"/>
           <w:kern w:val="0"/>
           <w:lang w:eastAsia="es-ES"/>
-          <w14:ligatures w14:val="none"/>
+          <ns2:ligatures ns2:val="none"/>
         </w:rPr>
         <w:t>.</w:t>
       </w:r>
     </w:p>
-    <w:p>
+    <w:p ns2:paraId="3E03B473" ns2:textId="77777777">
       <w:pPr>
         <w:pStyle w:val="Prrafodelista"/>
         <w:spacing w:line="240" w:lineRule="auto"/>
@@ -2559,11 +2559,11 @@
           <w:color w:val="000000"/>
           <w:kern w:val="0"/>
           <w:lang w:eastAsia="es-ES"/>
-          <w14:ligatures w14:val="none"/>
-        </w:rPr>
-      </w:pPr>
-    </w:p>
-    <w:p>
+          <ns2:ligatures ns2:val="none"/>
+        </w:rPr>
+      </w:pPr>
+    </w:p>
+    <w:p ns2:paraId="11351F70" ns2:textId="03238B50">
       <w:pPr>
         <w:pStyle w:val="Prrafodelista"/>
         <w:numPr>
@@ -2581,16 +2581,16 @@
           <w:color w:val="000000"/>
           <w:kern w:val="0"/>
           <w:lang w:eastAsia="es-ES"/>
-          <w14:ligatures w14:val="none"/>
-        </w:rPr>
-      </w:pPr>
-      <w:r>
-        <w:rPr>
-          <w:rFonts w:ascii="Arial Narrow" w:eastAsia="Times New Roman" w:hAnsi="Arial Narrow" w:cs="Arial"/>
-          <w:color w:val="000000"/>
-          <w:kern w:val="0"/>
-          <w:lang w:eastAsia="es-ES"/>
-          <w14:ligatures w14:val="none"/>
+          <ns2:ligatures ns2:val="none"/>
+        </w:rPr>
+      </w:pPr>
+      <w:r>
+        <w:rPr>
+          <w:rFonts w:ascii="Arial Narrow" w:eastAsia="Times New Roman" w:hAnsi="Arial Narrow" w:cs="Arial"/>
+          <w:color w:val="000000"/>
+          <w:kern w:val="0"/>
+          <w:lang w:eastAsia="es-ES"/>
+          <ns2:ligatures ns2:val="none"/>
         </w:rPr>
         <w:t>Rímac no le proporcionó información completa y clara sobre las condiciones de los seguros de desgravamen</w:t>
       </w:r>
@@ -2600,7 +2600,7 @@
           <w:color w:val="000000"/>
           <w:kern w:val="0"/>
           <w:lang w:eastAsia="es-ES"/>
-          <w14:ligatures w14:val="none"/>
+          <ns2:ligatures ns2:val="none"/>
         </w:rPr>
         <w:t xml:space="preserve"> y </w:t>
       </w:r>
@@ -2610,7 +2610,7 @@
           <w:color w:val="000000"/>
           <w:kern w:val="0"/>
           <w:lang w:eastAsia="es-ES"/>
-          <w14:ligatures w14:val="none"/>
+          <ns2:ligatures ns2:val="none"/>
         </w:rPr>
         <w:t xml:space="preserve">el Banco no había dado seguimiento oportuno y adecuado a su solicitud de otorgamiento de cobertura de los </w:t>
       </w:r>
@@ -2620,7 +2620,7 @@
           <w:color w:val="000000"/>
           <w:kern w:val="0"/>
           <w:lang w:eastAsia="es-ES"/>
-          <w14:ligatures w14:val="none"/>
+          <ns2:ligatures ns2:val="none"/>
         </w:rPr>
         <w:t>referidos seguros</w:t>
       </w:r>
@@ -2630,12 +2630,12 @@
           <w:color w:val="000000"/>
           <w:kern w:val="0"/>
           <w:lang w:eastAsia="es-ES"/>
-          <w14:ligatures w14:val="none"/>
+          <ns2:ligatures ns2:val="none"/>
         </w:rPr>
         <w:t>.</w:t>
       </w:r>
     </w:p>
-    <w:p>
+    <w:p ns2:paraId="76630485" ns2:textId="77777777">
       <w:pPr>
         <w:tabs>
           <w:tab w:val="left" w:pos="1134"/>
@@ -2647,11 +2647,11 @@
           <w:color w:val="000000"/>
           <w:kern w:val="0"/>
           <w:lang w:eastAsia="es-ES"/>
-          <w14:ligatures w14:val="none"/>
-        </w:rPr>
-      </w:pPr>
-    </w:p>
-    <w:p>
+          <ns2:ligatures ns2:val="none"/>
+        </w:rPr>
+      </w:pPr>
+    </w:p>
+    <w:p ns2:paraId="4FB15987" ns2:textId="7239CABC">
       <w:pPr>
         <w:numPr>
           <w:ilvl w:val="1"/>
@@ -2669,14 +2669,14 @@
           <w:color w:val="000000"/>
           <w:kern w:val="0"/>
           <w:lang w:val="es-ES" w:eastAsia="es-ES"/>
-          <w14:ligatures w14:val="none"/>
+          <ns2:ligatures ns2:val="none"/>
         </w:rPr>
       </w:pPr>
       <w:r>
         <w:rPr>
           <w:rFonts w:ascii="Arial Narrow" w:eastAsia="Calibri" w:hAnsi="Arial Narrow" w:cs="Arial"/>
           <w:kern w:val="0"/>
-          <w14:ligatures w14:val="none"/>
+          <ns2:ligatures ns2:val="none"/>
         </w:rPr>
         <w:t xml:space="preserve">La señora [APELLIDO] solicitó, en calidad de medida correctiva, que Rímac y al Banco cumplan con otorgar la cobertura de los Seguros de Desgravamen Contifacil y Seguros de Desgravamen Triangular. Asimismo, requirió el reembolso de costos y costas del presente procedimiento.</w:t>
       </w:r>
@@ -2684,7 +2684,7 @@
         <w:rPr>
           <w:rFonts w:ascii="Arial Narrow" w:eastAsia="Calibri" w:hAnsi="Arial Narrow" w:cs="Arial"/>
           <w:kern w:val="0"/>
-          <w14:ligatures w14:val="none"/>
+          <ns2:ligatures ns2:val="none"/>
         </w:rPr>
         <w:t xml:space="preserve"/>
       </w:r>
@@ -2692,7 +2692,7 @@
         <w:rPr>
           <w:rFonts w:ascii="Arial Narrow" w:eastAsia="Calibri" w:hAnsi="Arial Narrow" w:cs="Arial"/>
           <w:kern w:val="0"/>
-          <w14:ligatures w14:val="none"/>
+          <ns2:ligatures ns2:val="none"/>
         </w:rPr>
         <w:t xml:space="preserve"/>
       </w:r>
@@ -2701,7 +2701,7 @@
         <w:rPr>
           <w:rFonts w:ascii="Arial Narrow" w:eastAsia="Calibri" w:hAnsi="Arial Narrow" w:cs="Arial"/>
           <w:kern w:val="0"/>
-          <w14:ligatures w14:val="none"/>
+          <ns2:ligatures ns2:val="none"/>
         </w:rPr>
         <w:t/>
       </w:r>
@@ -2710,7 +2710,7 @@
         <w:rPr>
           <w:rFonts w:ascii="Arial Narrow" w:eastAsia="Calibri" w:hAnsi="Arial Narrow" w:cs="Arial"/>
           <w:kern w:val="0"/>
-          <w14:ligatures w14:val="none"/>
+          <ns2:ligatures ns2:val="none"/>
         </w:rPr>
         <w:t xml:space="preserve"/>
       </w:r>
@@ -2720,7 +2720,7 @@
           <w:color w:val="000000"/>
           <w:kern w:val="0"/>
           <w:lang w:val="es-ES" w:eastAsia="es-ES"/>
-          <w14:ligatures w14:val="none"/>
+          <ns2:ligatures ns2:val="none"/>
         </w:rPr>
         <w:t xml:space="preserve"/>
       </w:r>
@@ -2731,7 +2731,7 @@
           <w:color w:val="000000"/>
           <w:kern w:val="0"/>
           <w:lang w:val="es-ES" w:eastAsia="es-ES"/>
-          <w14:ligatures w14:val="none"/>
+          <ns2:ligatures ns2:val="none"/>
         </w:rPr>
         <w:t xml:space="preserve"/>
       </w:r>
@@ -2741,7 +2741,7 @@
           <w:color w:val="000000"/>
           <w:kern w:val="0"/>
           <w:lang w:val="es-ES" w:eastAsia="es-ES"/>
-          <w14:ligatures w14:val="none"/>
+          <ns2:ligatures ns2:val="none"/>
         </w:rPr>
         <w:t/>
       </w:r>
@@ -2751,7 +2751,7 @@
           <w:color w:val="000000"/>
           <w:kern w:val="0"/>
           <w:lang w:val="es-ES" w:eastAsia="es-ES"/>
-          <w14:ligatures w14:val="none"/>
+          <ns2:ligatures ns2:val="none"/>
         </w:rPr>
         <w:t xml:space="preserve"/>
       </w:r>
@@ -2761,7 +2761,7 @@
           <w:color w:val="000000"/>
           <w:kern w:val="0"/>
           <w:lang w:eastAsia="es-ES"/>
-          <w14:ligatures w14:val="none"/>
+          <ns2:ligatures ns2:val="none"/>
         </w:rPr>
         <w:t xml:space="preserve"/>
       </w:r>
@@ -2771,7 +2771,7 @@
           <w:color w:val="000000"/>
           <w:kern w:val="0"/>
           <w:lang w:eastAsia="es-ES"/>
-          <w14:ligatures w14:val="none"/>
+          <ns2:ligatures ns2:val="none"/>
         </w:rPr>
         <w:t xml:space="preserve"/>
       </w:r>
@@ -2782,7 +2782,7 @@
           <w:color w:val="000000"/>
           <w:kern w:val="0"/>
           <w:lang w:eastAsia="es-ES"/>
-          <w14:ligatures w14:val="none"/>
+          <ns2:ligatures ns2:val="none"/>
         </w:rPr>
         <w:t/>
       </w:r>
@@ -2793,7 +2793,7 @@
           <w:color w:val="000000"/>
           <w:kern w:val="0"/>
           <w:lang w:eastAsia="es-ES"/>
-          <w14:ligatures w14:val="none"/>
+          <ns2:ligatures ns2:val="none"/>
         </w:rPr>
         <w:t xml:space="preserve"/>
       </w:r>
@@ -2803,7 +2803,7 @@
           <w:color w:val="000000"/>
           <w:kern w:val="0"/>
           <w:lang w:val="es-ES" w:eastAsia="es-ES"/>
-          <w14:ligatures w14:val="none"/>
+          <ns2:ligatures ns2:val="none"/>
         </w:rPr>
         <w:t xml:space="preserve"/>
       </w:r>
@@ -2813,13 +2813,13 @@
           <w:color w:val="000000"/>
           <w:kern w:val="0"/>
           <w:lang w:val="es-ES" w:eastAsia="es-ES"/>
-          <w14:ligatures w14:val="none"/>
+          <ns2:ligatures ns2:val="none"/>
         </w:rPr>
         <w:t/>
       </w:r>
     </w:p>
     <w:bookmarkEnd w:id="1"/>
-    <w:p>
+    <w:p ns2:paraId="61C46995" ns2:textId="77777777">
       <w:pPr>
         <w:spacing w:after="0" w:line="240" w:lineRule="auto"/>
         <w:contextualSpacing/>
@@ -2830,11 +2830,11 @@
           <w:color w:val="000000"/>
           <w:kern w:val="0"/>
           <w:lang w:eastAsia="es-PE"/>
-          <w14:ligatures w14:val="none"/>
-        </w:rPr>
-      </w:pPr>
-    </w:p>
-    <w:p>
+          <ns2:ligatures ns2:val="none"/>
+        </w:rPr>
+      </w:pPr>
+    </w:p>
+    <w:p ns2:paraId="4713554A" ns2:textId="77777777">
       <w:pPr>
         <w:pStyle w:val="Prrafodelista"/>
         <w:numPr>
@@ -2854,22 +2854,22 @@
           <w:color w:val="000000"/>
           <w:kern w:val="0"/>
           <w:lang w:eastAsia="es-PE"/>
-          <w14:ligatures w14:val="none"/>
-        </w:rPr>
-      </w:pPr>
-      <w:r>
-        <w:rPr>
-          <w:rFonts w:ascii="Arial Narrow" w:eastAsia="Arial Narrow" w:hAnsi="Arial Narrow" w:cs="Arial Narrow"/>
-          <w:b/>
-          <w:color w:val="000000"/>
-          <w:kern w:val="0"/>
-          <w:lang w:eastAsia="es-PE"/>
-          <w14:ligatures w14:val="none"/>
+          <ns2:ligatures ns2:val="none"/>
+        </w:rPr>
+      </w:pPr>
+      <w:r>
+        <w:rPr>
+          <w:rFonts w:ascii="Arial Narrow" w:eastAsia="Arial Narrow" w:hAnsi="Arial Narrow" w:cs="Arial Narrow"/>
+          <w:b/>
+          <w:color w:val="000000"/>
+          <w:kern w:val="0"/>
+          <w:lang w:eastAsia="es-PE"/>
+          <ns2:ligatures ns2:val="none"/>
         </w:rPr>
         <w:t>DE LA ADMISIÓN A TRÁMITE DE LA DENUNCIA</w:t>
       </w:r>
     </w:p>
-    <w:p>
+    <w:p ns2:paraId="4BBBE1C2" ns2:textId="77777777">
       <w:pPr>
         <w:spacing w:after="0" w:line="240" w:lineRule="auto"/>
         <w:ind w:left="567"/>
@@ -2881,11 +2881,11 @@
           <w:color w:val="000000"/>
           <w:kern w:val="0"/>
           <w:lang w:eastAsia="es-PE"/>
-          <w14:ligatures w14:val="none"/>
-        </w:rPr>
-      </w:pPr>
-    </w:p>
-    <w:p>
+          <ns2:ligatures ns2:val="none"/>
+        </w:rPr>
+      </w:pPr>
+    </w:p>
+    <w:p ns2:paraId="6B3EAE75" ns2:textId="2C9220CE">
       <w:pPr>
         <w:pStyle w:val="Prrafodelista"/>
         <w:numPr>
@@ -2898,7 +2898,7 @@
         <w:rPr>
           <w:rFonts w:ascii="Arial Narrow" w:eastAsia="Arial Narrow" w:hAnsi="Arial Narrow" w:cs="Arial Narrow"/>
           <w:kern w:val="0"/>
-          <w14:ligatures w14:val="none"/>
+          <ns2:ligatures ns2:val="none"/>
         </w:rPr>
       </w:pPr>
       <w:bookmarkStart w:id="2" w:name="_Hlk140755208"/>
@@ -2910,7 +2910,7 @@
           <w:color w:val="000000"/>
           <w:kern w:val="0"/>
           <w:lang w:eastAsia="es-PE"/>
-          <w14:ligatures w14:val="none"/>
+          <ns2:ligatures ns2:val="none"/>
         </w:rPr>
         <w:t xml:space="preserve">La Secretaría Técnica de la Comisión de Protección al Consumidor 1 (en adelante, la Secretaría Técnica), en ejercicio de sus facultades, considera que el hecho denunciado, consistente en que Rímac Seguros y Reaseguros S.A. se habría negado injustificadamente a otorgar a la denunciante la cobertura del Seguro de Desgravamen Triangular Consumo Soles – Certificado 001108144004895143 por el fallecimiento del señor [APELLIDO] el 22 de octubre de 2024; involucraría una presunta afectación a sus expectativas, quien no habría encontrado una correspondencia entre lo que esperaba recibir de parte del proveedor y lo que realmente recibió. Por consiguiente, corresponde calificar el hecho materia de denuncia como una presunta infracción al deber de idoneidad, tipificado en los artículos 18 y 19 del Código.</w:t>
       </w:r>
@@ -2923,7 +2923,7 @@
           <w:color w:val="000000"/>
           <w:kern w:val="0"/>
           <w:lang w:eastAsia="es-PE"/>
-          <w14:ligatures w14:val="none"/>
+          <ns2:ligatures ns2:val="none"/>
         </w:rPr>
         <w:t/>
       </w:r>
@@ -2933,7 +2933,7 @@
           <w:rFonts w:ascii="Arial Narrow" w:eastAsia="Arial Narrow" w:hAnsi="Arial Narrow" w:cs="Arial Narrow"/>
           <w:kern w:val="0"/>
           <w:vertAlign w:val="superscript"/>
-          <w14:ligatures w14:val="none"/>
+          <ns2:ligatures ns2:val="none"/>
         </w:rPr>
         <w:footnoteReference w:id="3"/>
       </w:r>
@@ -2943,7 +2943,7 @@
           <w:color w:val="000000"/>
           <w:kern w:val="0"/>
           <w:lang w:eastAsia="es-PE"/>
-          <w14:ligatures w14:val="none"/>
+          <ns2:ligatures ns2:val="none"/>
         </w:rPr>
         <w:t xml:space="preserve"/>
       </w:r>
@@ -2951,7 +2951,7 @@
         <w:rPr>
           <w:rFonts w:ascii="Arial Narrow" w:eastAsia="Arial Narrow" w:hAnsi="Arial Narrow" w:cs="Arial Narrow"/>
           <w:kern w:val="0"/>
-          <w14:ligatures w14:val="none"/>
+          <ns2:ligatures ns2:val="none"/>
         </w:rPr>
         <w:t xml:space="preserve"/>
       </w:r>
@@ -2959,7 +2959,7 @@
         <w:rPr>
           <w:rFonts w:ascii="Arial Narrow" w:eastAsia="Arial Narrow" w:hAnsi="Arial Narrow" w:cs="Arial Narrow"/>
           <w:kern w:val="0"/>
-          <w14:ligatures w14:val="none"/>
+          <ns2:ligatures ns2:val="none"/>
         </w:rPr>
         <w:t xml:space="preserve"/>
       </w:r>
@@ -3004,7 +3004,7 @@
         <w:rPr>
           <w:rFonts w:ascii="Arial Narrow" w:eastAsia="Arial Narrow" w:hAnsi="Arial Narrow" w:cs="Arial Narrow"/>
           <w:kern w:val="0"/>
-          <w14:ligatures w14:val="none"/>
+          <ns2:ligatures ns2:val="none"/>
         </w:rPr>
         <w:t/>
       </w:r>
@@ -3014,7 +3014,7 @@
           <w:color w:val="000000"/>
           <w:kern w:val="0"/>
           <w:lang w:eastAsia="es-PE"/>
-          <w14:ligatures w14:val="none"/>
+          <ns2:ligatures ns2:val="none"/>
         </w:rPr>
         <w:t/>
       </w:r>
@@ -3022,7 +3022,7 @@
         <w:rPr>
           <w:rFonts w:ascii="Arial Narrow" w:eastAsia="Arial Narrow" w:hAnsi="Arial Narrow" w:cs="Arial Narrow"/>
           <w:kern w:val="0"/>
-          <w14:ligatures w14:val="none"/>
+          <ns2:ligatures ns2:val="none"/>
         </w:rPr>
         <w:t xml:space="preserve"/>
       </w:r>
@@ -3032,7 +3032,7 @@
           <w:color w:val="000000"/>
           <w:kern w:val="0"/>
           <w:lang w:eastAsia="es-PE"/>
-          <w14:ligatures w14:val="none"/>
+          <ns2:ligatures ns2:val="none"/>
         </w:rPr>
         <w:t/>
       </w:r>
@@ -3040,7 +3040,7 @@
         <w:rPr>
           <w:rFonts w:ascii="Arial Narrow" w:eastAsia="Arial Narrow" w:hAnsi="Arial Narrow" w:cs="Arial Narrow"/>
           <w:kern w:val="0"/>
-          <w14:ligatures w14:val="none"/>
+          <ns2:ligatures ns2:val="none"/>
         </w:rPr>
         <w:t xml:space="preserve"/>
       </w:r>
@@ -3050,7 +3050,7 @@
           <w:rFonts w:ascii="Arial Narrow" w:eastAsia="Arial Narrow" w:hAnsi="Arial Narrow" w:cs="Arial"/>
           <w:kern w:val="0"/>
           <w:vertAlign w:val="superscript"/>
-          <w14:ligatures w14:val="none"/>
+          <ns2:ligatures ns2:val="none"/>
         </w:rPr>
         <w:footnoteReference w:id="4"/>
       </w:r>
@@ -3058,12 +3058,12 @@
         <w:rPr>
           <w:rFonts w:ascii="Arial Narrow" w:eastAsia="Arial Narrow" w:hAnsi="Arial Narrow" w:cs="Arial Narrow"/>
           <w:kern w:val="0"/>
-          <w14:ligatures w14:val="none"/>
+          <ns2:ligatures ns2:val="none"/>
         </w:rPr>
         <w:t/>
       </w:r>
     </w:p>
-    <w:p>
+    <w:p ns2:paraId="1E5123E4" ns2:textId="32204A26">
       <w:pPr>
         <w:pStyle w:val="Prrafodelista"/>
         <w:numPr>
@@ -3076,7 +3076,7 @@
         <w:rPr>
           <w:rFonts w:ascii="Arial Narrow" w:eastAsia="Arial Narrow" w:hAnsi="Arial Narrow" w:cs="Arial Narrow"/>
           <w:kern w:val="0"/>
-          <w14:ligatures w14:val="none"/>
+          <ns2:ligatures ns2:val="none"/>
         </w:rPr>
       </w:pPr>
       <w:r>
@@ -3086,7 +3086,7 @@
           <w:color w:val="000000"/>
           <w:kern w:val="0"/>
           <w:lang w:eastAsia="es-PE"/>
-          <w14:ligatures w14:val="none"/>
+          <ns2:ligatures ns2:val="none"/>
         </w:rPr>
         <w:lastRenderedPageBreak/>
         <w:t xml:space="preserve">Asimismo, la Secretaría Técnica, en ejercicio de sus facultades, considera que el hecho denunciado, consistente en que Rímac Seguros y Reaseguros S.A. se habría negado injustificadamente a otorgar a la denunciante la cobertura del Seguro de Desgravamen Triangular Consumo Soles – Certificado 00110301924002094616 por el fallecimiento del señor [APELLIDO] el 22 de octubre de 2024; involucraría una presunta afectación a sus expectativas, quien no habría encontrado una correspondencia entre lo que esperaba recibir de parte del proveedor y lo que realmente recibió. Por consiguiente, corresponde calificar el hecho materia de denuncia como una presunta infracción al deber de idoneidad, tipificado en los artículos 18 y 19 del Código.</w:t>
@@ -3095,7 +3095,7 @@
         <w:rPr>
           <w:rFonts w:ascii="Arial Narrow" w:eastAsia="Arial Narrow" w:hAnsi="Arial Narrow" w:cs="Arial Narrow"/>
           <w:kern w:val="0"/>
-          <w14:ligatures w14:val="none"/>
+          <ns2:ligatures ns2:val="none"/>
         </w:rPr>
         <w:t xml:space="preserve"/>
       </w:r>
@@ -3105,7 +3105,7 @@
           <w:color w:val="000000"/>
           <w:kern w:val="0"/>
           <w:lang w:eastAsia="es-PE"/>
-          <w14:ligatures w14:val="none"/>
+          <ns2:ligatures ns2:val="none"/>
         </w:rPr>
         <w:t xml:space="preserve"/>
       </w:r>
@@ -3113,7 +3113,7 @@
         <w:rPr>
           <w:rFonts w:ascii="Arial Narrow" w:eastAsia="Arial Narrow" w:hAnsi="Arial Narrow" w:cs="Arial Narrow"/>
           <w:kern w:val="0"/>
-          <w14:ligatures w14:val="none"/>
+          <ns2:ligatures ns2:val="none"/>
         </w:rPr>
         <w:t xml:space="preserve"/>
       </w:r>
@@ -3158,7 +3158,7 @@
         <w:rPr>
           <w:rFonts w:ascii="Arial Narrow" w:eastAsia="Arial Narrow" w:hAnsi="Arial Narrow" w:cs="Arial Narrow"/>
           <w:kern w:val="0"/>
-          <w14:ligatures w14:val="none"/>
+          <ns2:ligatures ns2:val="none"/>
         </w:rPr>
         <w:t/>
       </w:r>
@@ -3168,7 +3168,7 @@
           <w:color w:val="000000"/>
           <w:kern w:val="0"/>
           <w:lang w:eastAsia="es-PE"/>
-          <w14:ligatures w14:val="none"/>
+          <ns2:ligatures ns2:val="none"/>
         </w:rPr>
         <w:t/>
       </w:r>
@@ -3176,7 +3176,7 @@
         <w:rPr>
           <w:rFonts w:ascii="Arial Narrow" w:eastAsia="Arial Narrow" w:hAnsi="Arial Narrow" w:cs="Arial Narrow"/>
           <w:kern w:val="0"/>
-          <w14:ligatures w14:val="none"/>
+          <ns2:ligatures ns2:val="none"/>
         </w:rPr>
         <w:t xml:space="preserve"/>
       </w:r>
@@ -3186,7 +3186,7 @@
           <w:color w:val="000000"/>
           <w:kern w:val="0"/>
           <w:lang w:eastAsia="es-PE"/>
-          <w14:ligatures w14:val="none"/>
+          <ns2:ligatures ns2:val="none"/>
         </w:rPr>
         <w:t/>
       </w:r>
@@ -3194,23 +3194,23 @@
         <w:rPr>
           <w:rFonts w:ascii="Arial Narrow" w:eastAsia="Arial Narrow" w:hAnsi="Arial Narrow" w:cs="Arial Narrow"/>
           <w:kern w:val="0"/>
-          <w14:ligatures w14:val="none"/>
+          <ns2:ligatures ns2:val="none"/>
         </w:rPr>
         <w:t xml:space="preserve"/>
       </w:r>
     </w:p>
-    <w:p>
-      <w:pPr>
-        <w:spacing w:after="0" w:line="240" w:lineRule="auto"/>
-        <w:jc w:val="both"/>
-        <w:rPr>
-          <w:rFonts w:ascii="Arial Narrow" w:eastAsia="Arial Narrow" w:hAnsi="Arial Narrow" w:cs="Arial Narrow"/>
-          <w:kern w:val="0"/>
-          <w14:ligatures w14:val="none"/>
-        </w:rPr>
-      </w:pPr>
-    </w:p>
-    <w:p>
+    <w:p ns2:paraId="2F8D23C0" ns2:textId="77777777">
+      <w:pPr>
+        <w:spacing w:after="0" w:line="240" w:lineRule="auto"/>
+        <w:jc w:val="both"/>
+        <w:rPr>
+          <w:rFonts w:ascii="Arial Narrow" w:eastAsia="Arial Narrow" w:hAnsi="Arial Narrow" w:cs="Arial Narrow"/>
+          <w:kern w:val="0"/>
+          <ns2:ligatures ns2:val="none"/>
+        </w:rPr>
+      </w:pPr>
+    </w:p>
+    <w:p ns2:paraId="54A143B5" ns2:textId="715980EE">
       <w:pPr>
         <w:pStyle w:val="Prrafodelista"/>
         <w:numPr>
@@ -3223,14 +3223,14 @@
         <w:rPr>
           <w:rFonts w:ascii="Arial Narrow" w:eastAsia="Arial Narrow" w:hAnsi="Arial Narrow" w:cs="Arial Narrow"/>
           <w:kern w:val="0"/>
-          <w14:ligatures w14:val="none"/>
-        </w:rPr>
-      </w:pPr>
-      <w:r>
-        <w:rPr>
-          <w:rFonts w:ascii="Arial Narrow" w:eastAsia="Arial Narrow" w:hAnsi="Arial Narrow" w:cs="Arial Narrow"/>
-          <w:kern w:val="0"/>
-          <w14:ligatures w14:val="none"/>
+          <ns2:ligatures ns2:val="none"/>
+        </w:rPr>
+      </w:pPr>
+      <w:r>
+        <w:rPr>
+          <w:rFonts w:ascii="Arial Narrow" w:eastAsia="Arial Narrow" w:hAnsi="Arial Narrow" w:cs="Arial Narrow"/>
+          <w:kern w:val="0"/>
+          <ns2:ligatures ns2:val="none"/>
         </w:rPr>
         <w:t>Así también, la Secretaría</w:t>
       </w:r>
@@ -3238,7 +3238,7 @@
         <w:rPr>
           <w:rFonts w:ascii="Arial Narrow" w:eastAsia="Arial Narrow" w:hAnsi="Arial Narrow" w:cs="Arial Narrow"/>
           <w:kern w:val="0"/>
-          <w14:ligatures w14:val="none"/>
+          <ns2:ligatures ns2:val="none"/>
         </w:rPr>
         <w:t xml:space="preserve"> Técnica, en ejercicio de sus facultades, </w:t>
       </w:r>
@@ -3248,7 +3248,7 @@
           <w:color w:val="000000"/>
           <w:kern w:val="0"/>
           <w:lang w:eastAsia="es-PE"/>
-          <w14:ligatures w14:val="none"/>
+          <ns2:ligatures ns2:val="none"/>
         </w:rPr>
         <w:t xml:space="preserve">considera </w:t>
       </w:r>
@@ -3256,7 +3256,7 @@
         <w:rPr>
           <w:rFonts w:ascii="Arial Narrow" w:eastAsia="Arial Narrow" w:hAnsi="Arial Narrow" w:cs="Arial Narrow"/>
           <w:kern w:val="0"/>
-          <w14:ligatures w14:val="none"/>
+          <ns2:ligatures ns2:val="none"/>
         </w:rPr>
         <w:t xml:space="preserve">que el hecho denunciado, consistente en </w:t>
       </w:r>
@@ -3264,7 +3264,7 @@
         <w:rPr>
           <w:rFonts w:ascii="Arial Narrow" w:eastAsia="Arial Narrow" w:hAnsi="Arial Narrow" w:cs="Arial Narrow"/>
           <w:kern w:val="0"/>
-          <w14:ligatures w14:val="none"/>
+          <ns2:ligatures ns2:val="none"/>
         </w:rPr>
         <w:t xml:space="preserve">que </w:t>
       </w:r>
@@ -3272,7 +3272,7 @@
         <w:rPr>
           <w:rFonts w:ascii="Arial Narrow" w:eastAsia="Arial Narrow" w:hAnsi="Arial Narrow" w:cs="Arial Narrow"/>
           <w:kern w:val="0"/>
-          <w14:ligatures w14:val="none"/>
+          <ns2:ligatures ns2:val="none"/>
         </w:rPr>
         <w:t>los proveedores denunciados habrían requerido indebidamente a la denunciante documentación médica ante la solicitud de cobertura de los Seguros de Desgravamen contratados por su cónyuge, pese a que habían sido remitidos con anterioridad</w:t>
       </w:r>
@@ -3280,7 +3280,7 @@
         <w:rPr>
           <w:rFonts w:ascii="Arial Narrow" w:eastAsia="Arial Narrow" w:hAnsi="Arial Narrow" w:cs="Arial Narrow"/>
           <w:kern w:val="0"/>
-          <w14:ligatures w14:val="none"/>
+          <ns2:ligatures ns2:val="none"/>
         </w:rPr>
         <w:t xml:space="preserve">. </w:t>
       </w:r>
@@ -3291,7 +3291,7 @@
           <w:color w:val="000000"/>
           <w:kern w:val="0"/>
           <w:lang w:eastAsia="es-PE"/>
-          <w14:ligatures w14:val="none"/>
+          <ns2:ligatures ns2:val="none"/>
         </w:rPr>
         <w:t xml:space="preserve">Por consiguiente, corresponde calificar el hecho materia de denuncia como una presunta infracción al deber de protección contra los métodos comerciales, tipificado en </w:t>
       </w:r>
@@ -3302,7 +3302,7 @@
           <w:kern w:val="0"/>
           <w:shd w:val="clear" w:color="auto" w:fill="FFFFFF"/>
           <w:lang w:eastAsia="es-PE"/>
-          <w14:ligatures w14:val="none"/>
+          <ns2:ligatures ns2:val="none"/>
         </w:rPr>
         <w:t xml:space="preserve">literal g) del </w:t>
       </w:r>
@@ -3313,7 +3313,7 @@
           <w:kern w:val="0"/>
           <w:shd w:val="clear" w:color="auto" w:fill="FFFFFF"/>
           <w:lang w:eastAsia="es-PE"/>
-          <w14:ligatures w14:val="none"/>
+          <ns2:ligatures ns2:val="none"/>
         </w:rPr>
         <w:t xml:space="preserve">artículo 56 </w:t>
       </w:r>
@@ -3324,7 +3324,7 @@
           <w:color w:val="000000"/>
           <w:kern w:val="0"/>
           <w:lang w:eastAsia="es-PE"/>
-          <w14:ligatures w14:val="none"/>
+          <ns2:ligatures ns2:val="none"/>
         </w:rPr>
         <w:t>del Código</w:t>
       </w:r>
@@ -3343,23 +3343,23 @@
           <w:color w:val="000000"/>
           <w:kern w:val="0"/>
           <w:lang w:eastAsia="es-PE"/>
-          <w14:ligatures w14:val="none"/>
+          <ns2:ligatures ns2:val="none"/>
         </w:rPr>
         <w:t xml:space="preserve">. </w:t>
       </w:r>
     </w:p>
-    <w:p>
-      <w:pPr>
-        <w:spacing w:after="0" w:line="240" w:lineRule="auto"/>
-        <w:jc w:val="both"/>
-        <w:rPr>
-          <w:rFonts w:ascii="Arial Narrow" w:eastAsia="Arial Narrow" w:hAnsi="Arial Narrow" w:cs="Arial Narrow"/>
-          <w:kern w:val="0"/>
-          <w14:ligatures w14:val="none"/>
-        </w:rPr>
-      </w:pPr>
-    </w:p>
-    <w:p>
+    <w:p ns2:paraId="7B3C687A" ns2:textId="7999BA27">
+      <w:pPr>
+        <w:spacing w:after="0" w:line="240" w:lineRule="auto"/>
+        <w:jc w:val="both"/>
+        <w:rPr>
+          <w:rFonts w:ascii="Arial Narrow" w:eastAsia="Arial Narrow" w:hAnsi="Arial Narrow" w:cs="Arial Narrow"/>
+          <w:kern w:val="0"/>
+          <ns2:ligatures ns2:val="none"/>
+        </w:rPr>
+      </w:pPr>
+    </w:p>
+    <w:p ns2:paraId="2E7770E0" ns2:textId="77777777">
       <w:pPr>
         <w:pStyle w:val="Prrafodelista"/>
         <w:spacing w:after="0" w:line="240" w:lineRule="auto"/>
@@ -3369,11 +3369,11 @@
           <w:rFonts w:ascii="Arial Narrow" w:eastAsia="Calibri" w:hAnsi="Arial Narrow" w:cs="Arial Narrow"/>
           <w:kern w:val="0"/>
           <w:lang w:eastAsia="es-PE"/>
-          <w14:ligatures w14:val="none"/>
-        </w:rPr>
-      </w:pPr>
-    </w:p>
-    <w:p>
+          <ns2:ligatures ns2:val="none"/>
+        </w:rPr>
+      </w:pPr>
+    </w:p>
+    <w:p ns2:paraId="37321452" ns2:textId="77777777">
       <w:pPr>
         <w:pStyle w:val="Prrafodelista"/>
         <w:numPr>
@@ -3387,7 +3387,7 @@
           <w:rFonts w:ascii="Arial Narrow" w:eastAsia="Calibri" w:hAnsi="Arial Narrow" w:cs="Arial Narrow"/>
           <w:kern w:val="0"/>
           <w:lang w:eastAsia="es-PE"/>
-          <w14:ligatures w14:val="none"/>
+          <ns2:ligatures ns2:val="none"/>
         </w:rPr>
       </w:pPr>
       <w:r>
@@ -3396,7 +3396,7 @@
           <w:color w:val="000000"/>
           <w:kern w:val="0"/>
           <w:lang w:eastAsia="es-PE"/>
-          <w14:ligatures w14:val="none"/>
+          <ns2:ligatures ns2:val="none"/>
         </w:rPr>
         <w:t>En tanto la denuncia reúne los requisitos establecidos por la norma citada, corresponde admitirla a trámite</w:t>
       </w:r>
@@ -3406,7 +3406,7 @@
           <w:rFonts w:ascii="Arial Narrow" w:eastAsia="Arial Narrow" w:hAnsi="Arial Narrow" w:cs="Arial Narrow"/>
           <w:kern w:val="0"/>
           <w:vertAlign w:val="superscript"/>
-          <w14:ligatures w14:val="none"/>
+          <ns2:ligatures ns2:val="none"/>
         </w:rPr>
         <w:footnoteReference w:id="6"/>
       </w:r>
@@ -3416,12 +3416,12 @@
           <w:color w:val="000000"/>
           <w:kern w:val="0"/>
           <w:lang w:eastAsia="es-PE"/>
-          <w14:ligatures w14:val="none"/>
+          <ns2:ligatures ns2:val="none"/>
         </w:rPr>
         <w:t>.</w:t>
       </w:r>
     </w:p>
-    <w:p>
+    <w:p ns2:paraId="17426A8E" ns2:textId="77777777">
       <w:pPr>
         <w:spacing w:after="0" w:line="240" w:lineRule="auto"/>
         <w:ind w:left="567"/>
@@ -3432,11 +3432,11 @@
           <w:color w:val="000000"/>
           <w:kern w:val="0"/>
           <w:lang w:eastAsia="es-PE"/>
-          <w14:ligatures w14:val="none"/>
-        </w:rPr>
-      </w:pPr>
-    </w:p>
-    <w:p>
+          <ns2:ligatures ns2:val="none"/>
+        </w:rPr>
+      </w:pPr>
+    </w:p>
+    <w:p ns2:paraId="69FE781D" ns2:textId="77777777">
       <w:pPr>
         <w:pStyle w:val="Prrafodelista"/>
         <w:numPr>
@@ -3456,35 +3456,35 @@
           <w:color w:val="000000"/>
           <w:kern w:val="0"/>
           <w:lang w:eastAsia="es-PE"/>
-          <w14:ligatures w14:val="none"/>
-        </w:rPr>
-      </w:pPr>
-      <w:r>
-        <w:rPr>
-          <w:rFonts w:ascii="Arial Narrow" w:eastAsia="Arial Narrow" w:hAnsi="Arial Narrow" w:cs="Arial Narrow"/>
-          <w:b/>
-          <w:color w:val="000000"/>
-          <w:kern w:val="0"/>
-          <w:lang w:eastAsia="es-PE"/>
-          <w14:ligatures w14:val="none"/>
+          <ns2:ligatures ns2:val="none"/>
+        </w:rPr>
+      </w:pPr>
+      <w:r>
+        <w:rPr>
+          <w:rFonts w:ascii="Arial Narrow" w:eastAsia="Arial Narrow" w:hAnsi="Arial Narrow" w:cs="Arial Narrow"/>
+          <w:b/>
+          <w:color w:val="000000"/>
+          <w:kern w:val="0"/>
+          <w:lang w:eastAsia="es-PE"/>
+          <ns2:ligatures ns2:val="none"/>
         </w:rPr>
         <w:t>REQUERIMIENTO DE INFORMACION</w:t>
       </w:r>
     </w:p>
-    <w:p>
-      <w:pPr>
-        <w:spacing w:after="0" w:line="240" w:lineRule="auto"/>
-        <w:jc w:val="both"/>
-        <w:rPr>
-          <w:rFonts w:ascii="Arial Narrow" w:eastAsia="Times New Roman" w:hAnsi="Arial Narrow" w:cs="Arial"/>
-          <w:color w:val="000000"/>
-          <w:kern w:val="0"/>
-          <w:lang w:val="es-ES" w:eastAsia="es-ES"/>
-          <w14:ligatures w14:val="none"/>
-        </w:rPr>
-      </w:pPr>
-    </w:p>
-    <w:p>
+    <w:p ns2:paraId="6252E905" ns2:textId="77777777">
+      <w:pPr>
+        <w:spacing w:after="0" w:line="240" w:lineRule="auto"/>
+        <w:jc w:val="both"/>
+        <w:rPr>
+          <w:rFonts w:ascii="Arial Narrow" w:eastAsia="Times New Roman" w:hAnsi="Arial Narrow" w:cs="Arial"/>
+          <w:color w:val="000000"/>
+          <w:kern w:val="0"/>
+          <w:lang w:val="es-ES" w:eastAsia="es-ES"/>
+          <ns2:ligatures ns2:val="none"/>
+        </w:rPr>
+      </w:pPr>
+    </w:p>
+    <w:p ns2:paraId="21C241A8" ns2:textId="77777777">
       <w:pPr>
         <w:pStyle w:val="Prrafodelista"/>
         <w:numPr>
@@ -3499,16 +3499,16 @@
           <w:color w:val="000000"/>
           <w:kern w:val="0"/>
           <w:lang w:val="es-ES" w:eastAsia="es-ES"/>
-          <w14:ligatures w14:val="none"/>
-        </w:rPr>
-      </w:pPr>
-      <w:r>
-        <w:rPr>
-          <w:rFonts w:ascii="Arial Narrow" w:eastAsia="Times New Roman" w:hAnsi="Arial Narrow" w:cs="Arial"/>
-          <w:color w:val="000000"/>
-          <w:kern w:val="0"/>
-          <w:lang w:val="es-ES" w:eastAsia="es-ES"/>
-          <w14:ligatures w14:val="none"/>
+          <ns2:ligatures ns2:val="none"/>
+        </w:rPr>
+      </w:pPr>
+      <w:r>
+        <w:rPr>
+          <w:rFonts w:ascii="Arial Narrow" w:eastAsia="Times New Roman" w:hAnsi="Arial Narrow" w:cs="Arial"/>
+          <w:color w:val="000000"/>
+          <w:kern w:val="0"/>
+          <w:lang w:val="es-ES" w:eastAsia="es-ES"/>
+          <ns2:ligatures ns2:val="none"/>
         </w:rPr>
         <w:t xml:space="preserve">A efectos de tener mayores elementos que sirvan para la resolución definitiva del presente caso, </w:t>
       </w:r>
@@ -3518,7 +3518,7 @@
           <w:color w:val="000000"/>
           <w:kern w:val="0"/>
           <w:lang w:val="es-ES" w:eastAsia="es-ES"/>
-          <w14:ligatures w14:val="none"/>
+          <ns2:ligatures ns2:val="none"/>
         </w:rPr>
         <w:t xml:space="preserve">la Secretaría Técnica, </w:t>
       </w:r>
@@ -3528,7 +3528,7 @@
           <w:color w:val="000000"/>
           <w:kern w:val="0"/>
           <w:lang w:val="es-ES" w:eastAsia="es-ES"/>
-          <w14:ligatures w14:val="none"/>
+          <ns2:ligatures ns2:val="none"/>
         </w:rPr>
         <w:t xml:space="preserve">en ejercicio de las facultades que la ley le </w:t>
       </w:r>
@@ -3538,7 +3538,7 @@
           <w:color w:val="000000"/>
           <w:kern w:val="0"/>
           <w:lang w:val="es-ES" w:eastAsia="es-ES"/>
-          <w14:ligatures w14:val="none"/>
+          <ns2:ligatures ns2:val="none"/>
         </w:rPr>
         <w:t>confiere, conviene requerir a los proveedores denunciados que, en un plazo no mayor de cinco (5) días</w:t>
       </w:r>
@@ -3548,7 +3548,7 @@
           <w:color w:val="000000"/>
           <w:kern w:val="0"/>
           <w:lang w:val="es-ES" w:eastAsia="es-ES"/>
-          <w14:ligatures w14:val="none"/>
+          <ns2:ligatures ns2:val="none"/>
         </w:rPr>
         <w:t xml:space="preserve"> hábiles contado a partir del día siguiente de la notificación de la </w:t>
       </w:r>
@@ -3558,12 +3558,12 @@
           <w:color w:val="000000"/>
           <w:kern w:val="0"/>
           <w:lang w:val="es-ES" w:eastAsia="es-ES"/>
-          <w14:ligatures w14:val="none"/>
+          <ns2:ligatures ns2:val="none"/>
         </w:rPr>
         <w:t>presente resolución, cumplan con lo siguiente:</w:t>
       </w:r>
     </w:p>
-    <w:p>
+    <w:p ns2:paraId="345D7F88" ns2:textId="77777777">
       <w:pPr>
         <w:pStyle w:val="Prrafodelista"/>
         <w:spacing w:after="0" w:line="240" w:lineRule="auto"/>
@@ -3574,11 +3574,11 @@
           <w:color w:val="000000"/>
           <w:kern w:val="0"/>
           <w:lang w:val="es-ES" w:eastAsia="es-ES"/>
-          <w14:ligatures w14:val="none"/>
-        </w:rPr>
-      </w:pPr>
-    </w:p>
-    <w:p>
+          <ns2:ligatures ns2:val="none"/>
+        </w:rPr>
+      </w:pPr>
+    </w:p>
+    <w:p ns2:paraId="01F25269" ns2:textId="2DBC6F3D">
       <w:pPr>
         <w:pStyle w:val="Prrafodelista"/>
         <w:spacing w:after="0" w:line="240" w:lineRule="auto"/>
@@ -3589,7 +3589,7 @@
           <w:color w:val="000000"/>
           <w:kern w:val="0"/>
           <w:lang w:val="es-ES" w:eastAsia="es-ES"/>
-          <w14:ligatures w14:val="none"/>
+          <ns2:ligatures ns2:val="none"/>
         </w:rPr>
       </w:pPr>
       <w:r>
@@ -3599,7 +3599,7 @@
           <w:kern w:val="0"/>
           <w:u w:val="single"/>
           <w:lang w:val="es-ES" w:eastAsia="es-ES"/>
-          <w14:ligatures w14:val="none"/>
+          <ns2:ligatures ns2:val="none"/>
         </w:rPr>
         <w:t xml:space="preserve">A </w:t>
       </w:r>
@@ -3610,7 +3610,7 @@
           <w:kern w:val="0"/>
           <w:u w:val="single"/>
           <w:lang w:val="es-ES" w:eastAsia="es-ES"/>
-          <w14:ligatures w14:val="none"/>
+          <ns2:ligatures ns2:val="none"/>
         </w:rPr>
         <w:t>Rímac</w:t>
       </w:r>
@@ -3620,7 +3620,7 @@
           <w:color w:val="000000"/>
           <w:kern w:val="0"/>
           <w:lang w:val="es-ES" w:eastAsia="es-ES"/>
-          <w14:ligatures w14:val="none"/>
+          <ns2:ligatures ns2:val="none"/>
         </w:rPr>
         <w:t xml:space="preserve">: </w:t>
       </w:r>
@@ -3630,7 +3630,7 @@
           <w:color w:val="000000"/>
           <w:kern w:val="0"/>
           <w:lang w:val="es-ES" w:eastAsia="es-ES"/>
-          <w14:ligatures w14:val="none"/>
+          <ns2:ligatures ns2:val="none"/>
         </w:rPr>
         <w:t xml:space="preserve">(i) presentar una copia debidamente suscrita del Certificado </w:t>
       </w:r>
@@ -3641,7 +3641,7 @@
           <w:color w:val="000000"/>
           <w:kern w:val="0"/>
           <w:lang w:val="es-ES" w:eastAsia="es-ES"/>
-          <w14:ligatures w14:val="none"/>
+          <ns2:ligatures ns2:val="none"/>
         </w:rPr>
         <w:t/>
       </w:r>
@@ -3652,7 +3652,7 @@
           <w:color w:val="000000"/>
           <w:kern w:val="0"/>
           <w:lang w:val="es-ES" w:eastAsia="es-ES"/>
-          <w14:ligatures w14:val="none"/>
+          <ns2:ligatures ns2:val="none"/>
         </w:rPr>
         <w:t xml:space="preserve"> 00110301924002094616 y/o Póliza del Seguro de Desgravamen </w:t>
       </w:r>
@@ -3663,7 +3663,7 @@
           <w:color w:val="000000"/>
           <w:kern w:val="0"/>
           <w:lang w:val="es-ES" w:eastAsia="es-ES"/>
-          <w14:ligatures w14:val="none"/>
+          <ns2:ligatures ns2:val="none"/>
         </w:rPr>
         <w:t>Contifacil</w:t>
       </w:r>
@@ -3674,7 +3674,7 @@
           <w:color w:val="000000"/>
           <w:kern w:val="0"/>
           <w:lang w:val="es-ES" w:eastAsia="es-ES"/>
-          <w14:ligatures w14:val="none"/>
+          <ns2:ligatures ns2:val="none"/>
         </w:rPr>
         <w:t xml:space="preserve"> Soles materia de denuncia; (</w:t>
       </w:r>
@@ -3685,7 +3685,7 @@
           <w:color w:val="000000"/>
           <w:kern w:val="0"/>
           <w:lang w:val="es-ES" w:eastAsia="es-ES"/>
-          <w14:ligatures w14:val="none"/>
+          <ns2:ligatures ns2:val="none"/>
         </w:rPr>
         <w:t>ii</w:t>
       </w:r>
@@ -3696,7 +3696,7 @@
           <w:color w:val="000000"/>
           <w:kern w:val="0"/>
           <w:lang w:val="es-ES" w:eastAsia="es-ES"/>
-          <w14:ligatures w14:val="none"/>
+          <ns2:ligatures ns2:val="none"/>
         </w:rPr>
         <w:t xml:space="preserve">) presentar una copia debidamente suscrita del Certificado </w:t>
       </w:r>
@@ -3707,7 +3707,7 @@
           <w:color w:val="000000"/>
           <w:kern w:val="0"/>
           <w:lang w:val="es-ES" w:eastAsia="es-ES"/>
-          <w14:ligatures w14:val="none"/>
+          <ns2:ligatures ns2:val="none"/>
         </w:rPr>
         <w:t/>
       </w:r>
@@ -3718,7 +3718,7 @@
           <w:color w:val="000000"/>
           <w:kern w:val="0"/>
           <w:lang w:val="es-ES" w:eastAsia="es-ES"/>
-          <w14:ligatures w14:val="none"/>
+          <ns2:ligatures ns2:val="none"/>
         </w:rPr>
         <w:t xml:space="preserve"> 001108144004895143 del Seguro de Desgravamen Triangular Consumo Soles materia de denuncia; (</w:t>
       </w:r>
@@ -3729,7 +3729,7 @@
           <w:color w:val="000000"/>
           <w:kern w:val="0"/>
           <w:lang w:val="es-ES" w:eastAsia="es-ES"/>
-          <w14:ligatures w14:val="none"/>
+          <ns2:ligatures ns2:val="none"/>
         </w:rPr>
         <w:t>iii</w:t>
       </w:r>
@@ -3740,7 +3740,7 @@
           <w:color w:val="000000"/>
           <w:kern w:val="0"/>
           <w:lang w:val="es-ES" w:eastAsia="es-ES"/>
-          <w14:ligatures w14:val="none"/>
+          <ns2:ligatures ns2:val="none"/>
         </w:rPr>
         <w:t>) presentar los medios probatorios que sustenten su negativa a otorgar la cobertura de los Seguros de Desgravamen a la parte denunciante; y, (</w:t>
       </w:r>
@@ -3751,7 +3751,7 @@
           <w:color w:val="000000"/>
           <w:kern w:val="0"/>
           <w:lang w:val="es-ES" w:eastAsia="es-ES"/>
-          <w14:ligatures w14:val="none"/>
+          <ns2:ligatures ns2:val="none"/>
         </w:rPr>
         <w:t>iv</w:t>
       </w:r>
@@ -3762,7 +3762,7 @@
           <w:color w:val="000000"/>
           <w:kern w:val="0"/>
           <w:lang w:val="es-ES" w:eastAsia="es-ES"/>
-          <w14:ligatures w14:val="none"/>
+          <ns2:ligatures ns2:val="none"/>
         </w:rPr>
         <w:t xml:space="preserve">) </w:t>
       </w:r>
@@ -3772,7 +3772,7 @@
           <w:color w:val="000000"/>
           <w:kern w:val="0"/>
           <w:lang w:val="es-ES" w:eastAsia="es-ES"/>
-          <w14:ligatures w14:val="none"/>
+          <ns2:ligatures ns2:val="none"/>
         </w:rPr>
         <w:lastRenderedPageBreak/>
         <w:t>presentar todas las comunicaciones cursadas con la parte denunciante en virtud del hecho materia de denuncia</w:t>
@@ -3783,12 +3783,12 @@
           <w:color w:val="000000"/>
           <w:kern w:val="0"/>
           <w:lang w:val="es-ES" w:eastAsia="es-ES"/>
-          <w14:ligatures w14:val="none"/>
+          <ns2:ligatures ns2:val="none"/>
         </w:rPr>
         <w:t>.</w:t>
       </w:r>
     </w:p>
-    <w:p>
+    <w:p ns2:paraId="48503CFE" ns2:textId="77777777">
       <w:pPr>
         <w:pStyle w:val="Prrafodelista"/>
         <w:spacing w:after="0" w:line="240" w:lineRule="auto"/>
@@ -3800,11 +3800,11 @@
           <w:kern w:val="0"/>
           <w:u w:val="single"/>
           <w:lang w:val="es-ES" w:eastAsia="es-ES"/>
-          <w14:ligatures w14:val="none"/>
-        </w:rPr>
-      </w:pPr>
-    </w:p>
-    <w:p>
+          <ns2:ligatures ns2:val="none"/>
+        </w:rPr>
+      </w:pPr>
+    </w:p>
+    <w:p ns2:paraId="4940B49E" ns2:textId="799AA0C3">
       <w:pPr>
         <w:pStyle w:val="Prrafodelista"/>
         <w:spacing w:after="0" w:line="240" w:lineRule="auto"/>
@@ -3816,7 +3816,7 @@
           <w:kern w:val="0"/>
           <w:u w:val="single"/>
           <w:lang w:val="es-ES" w:eastAsia="es-ES"/>
-          <w14:ligatures w14:val="none"/>
+          <ns2:ligatures ns2:val="none"/>
         </w:rPr>
       </w:pPr>
       <w:r>
@@ -3826,7 +3826,7 @@
           <w:kern w:val="0"/>
           <w:u w:val="single"/>
           <w:lang w:val="es-ES" w:eastAsia="es-ES"/>
-          <w14:ligatures w14:val="none"/>
+          <ns2:ligatures ns2:val="none"/>
         </w:rPr>
         <w:t>A</w:t>
       </w:r>
@@ -3837,7 +3837,7 @@
           <w:kern w:val="0"/>
           <w:u w:val="single"/>
           <w:lang w:val="es-ES" w:eastAsia="es-ES"/>
-          <w14:ligatures w14:val="none"/>
+          <ns2:ligatures ns2:val="none"/>
         </w:rPr>
         <w:t>l</w:t>
       </w:r>
@@ -3848,7 +3848,7 @@
           <w:kern w:val="0"/>
           <w:u w:val="single"/>
           <w:lang w:val="es-ES" w:eastAsia="es-ES"/>
-          <w14:ligatures w14:val="none"/>
+          <ns2:ligatures ns2:val="none"/>
         </w:rPr>
         <w:t xml:space="preserve"> </w:t>
       </w:r>
@@ -3859,7 +3859,7 @@
           <w:kern w:val="0"/>
           <w:u w:val="single"/>
           <w:lang w:val="es-ES" w:eastAsia="es-ES"/>
-          <w14:ligatures w14:val="none"/>
+          <ns2:ligatures ns2:val="none"/>
         </w:rPr>
         <w:t>Banco</w:t>
       </w:r>
@@ -3869,7 +3869,7 @@
           <w:color w:val="000000"/>
           <w:kern w:val="0"/>
           <w:lang w:val="es-ES" w:eastAsia="es-ES"/>
-          <w14:ligatures w14:val="none"/>
+          <ns2:ligatures ns2:val="none"/>
         </w:rPr>
         <w:t>:</w:t>
       </w:r>
@@ -3879,7 +3879,7 @@
           <w:color w:val="000000"/>
           <w:kern w:val="0"/>
           <w:lang w:eastAsia="es-ES"/>
-          <w14:ligatures w14:val="none"/>
+          <ns2:ligatures ns2:val="none"/>
         </w:rPr>
         <w:t xml:space="preserve"> </w:t>
       </w:r>
@@ -3889,7 +3889,7 @@
           <w:color w:val="000000"/>
           <w:kern w:val="0"/>
           <w:lang w:val="es-ES" w:eastAsia="es-ES"/>
-          <w14:ligatures w14:val="none"/>
+          <ns2:ligatures ns2:val="none"/>
         </w:rPr>
         <w:t xml:space="preserve">(i) presentar una copia debidamente suscrita del Certificado </w:t>
       </w:r>
@@ -3900,7 +3900,7 @@
           <w:color w:val="000000"/>
           <w:kern w:val="0"/>
           <w:lang w:val="es-ES" w:eastAsia="es-ES"/>
-          <w14:ligatures w14:val="none"/>
+          <ns2:ligatures ns2:val="none"/>
         </w:rPr>
         <w:t/>
       </w:r>
@@ -3911,7 +3911,7 @@
           <w:color w:val="000000"/>
           <w:kern w:val="0"/>
           <w:lang w:val="es-ES" w:eastAsia="es-ES"/>
-          <w14:ligatures w14:val="none"/>
+          <ns2:ligatures ns2:val="none"/>
         </w:rPr>
         <w:t xml:space="preserve"> 00110301924002094616 y/o Póliza del Seguro de Desgravamen </w:t>
       </w:r>
@@ -3922,7 +3922,7 @@
           <w:color w:val="000000"/>
           <w:kern w:val="0"/>
           <w:lang w:val="es-ES" w:eastAsia="es-ES"/>
-          <w14:ligatures w14:val="none"/>
+          <ns2:ligatures ns2:val="none"/>
         </w:rPr>
         <w:t>Contifacil</w:t>
       </w:r>
@@ -3933,7 +3933,7 @@
           <w:color w:val="000000"/>
           <w:kern w:val="0"/>
           <w:lang w:val="es-ES" w:eastAsia="es-ES"/>
-          <w14:ligatures w14:val="none"/>
+          <ns2:ligatures ns2:val="none"/>
         </w:rPr>
         <w:t xml:space="preserve"> Soles materia de denuncia; (</w:t>
       </w:r>
@@ -3944,7 +3944,7 @@
           <w:color w:val="000000"/>
           <w:kern w:val="0"/>
           <w:lang w:val="es-ES" w:eastAsia="es-ES"/>
-          <w14:ligatures w14:val="none"/>
+          <ns2:ligatures ns2:val="none"/>
         </w:rPr>
         <w:t>ii</w:t>
       </w:r>
@@ -3955,7 +3955,7 @@
           <w:color w:val="000000"/>
           <w:kern w:val="0"/>
           <w:lang w:val="es-ES" w:eastAsia="es-ES"/>
-          <w14:ligatures w14:val="none"/>
+          <ns2:ligatures ns2:val="none"/>
         </w:rPr>
         <w:t xml:space="preserve">) presentar una copia debidamente suscrita del Certificado </w:t>
       </w:r>
@@ -3966,7 +3966,7 @@
           <w:color w:val="000000"/>
           <w:kern w:val="0"/>
           <w:lang w:val="es-ES" w:eastAsia="es-ES"/>
-          <w14:ligatures w14:val="none"/>
+          <ns2:ligatures ns2:val="none"/>
         </w:rPr>
         <w:t/>
       </w:r>
@@ -3977,7 +3977,7 @@
           <w:color w:val="000000"/>
           <w:kern w:val="0"/>
           <w:lang w:val="es-ES" w:eastAsia="es-ES"/>
-          <w14:ligatures w14:val="none"/>
+          <ns2:ligatures ns2:val="none"/>
         </w:rPr>
         <w:t xml:space="preserve"> 001108144004895143 del Seguro de Desgravamen Triangular Consumo Soles materia de denuncia; y, (</w:t>
       </w:r>
@@ -3988,7 +3988,7 @@
           <w:color w:val="000000"/>
           <w:kern w:val="0"/>
           <w:lang w:val="es-ES" w:eastAsia="es-ES"/>
-          <w14:ligatures w14:val="none"/>
+          <ns2:ligatures ns2:val="none"/>
         </w:rPr>
         <w:t>iii</w:t>
       </w:r>
@@ -3999,7 +3999,7 @@
           <w:color w:val="000000"/>
           <w:kern w:val="0"/>
           <w:lang w:val="es-ES" w:eastAsia="es-ES"/>
-          <w14:ligatures w14:val="none"/>
+          <ns2:ligatures ns2:val="none"/>
         </w:rPr>
         <w:t>) presentar todas las comunicaciones cursadas con la parte denunciante en virtud del hecho materia de denuncia</w:t>
       </w:r>
@@ -4009,25 +4009,25 @@
           <w:color w:val="000000"/>
           <w:kern w:val="0"/>
           <w:lang w:val="es-ES" w:eastAsia="es-ES"/>
-          <w14:ligatures w14:val="none"/>
+          <ns2:ligatures ns2:val="none"/>
         </w:rPr>
         <w:t>.</w:t>
       </w:r>
     </w:p>
-    <w:p>
-      <w:pPr>
-        <w:spacing w:after="0" w:line="240" w:lineRule="auto"/>
-        <w:jc w:val="both"/>
-        <w:rPr>
-          <w:rFonts w:ascii="Arial Narrow" w:eastAsia="Times New Roman" w:hAnsi="Arial Narrow" w:cs="Arial"/>
-          <w:color w:val="000000"/>
-          <w:kern w:val="0"/>
-          <w:lang w:val="es-ES" w:eastAsia="es-ES"/>
-          <w14:ligatures w14:val="none"/>
-        </w:rPr>
-      </w:pPr>
-    </w:p>
-    <w:p>
+    <w:p ns2:paraId="525DE1CC" ns2:textId="77777777">
+      <w:pPr>
+        <w:spacing w:after="0" w:line="240" w:lineRule="auto"/>
+        <w:jc w:val="both"/>
+        <w:rPr>
+          <w:rFonts w:ascii="Arial Narrow" w:eastAsia="Times New Roman" w:hAnsi="Arial Narrow" w:cs="Arial"/>
+          <w:color w:val="000000"/>
+          <w:kern w:val="0"/>
+          <w:lang w:val="es-ES" w:eastAsia="es-ES"/>
+          <ns2:ligatures ns2:val="none"/>
+        </w:rPr>
+      </w:pPr>
+    </w:p>
+    <w:p ns2:paraId="76AC2520" ns2:textId="77777777">
       <w:pPr>
         <w:pStyle w:val="Prrafodelista"/>
         <w:spacing w:after="0" w:line="240" w:lineRule="auto"/>
@@ -4038,11 +4038,11 @@
           <w:color w:val="000000"/>
           <w:kern w:val="0"/>
           <w:lang w:val="es-ES" w:eastAsia="es-ES"/>
-          <w14:ligatures w14:val="none"/>
-        </w:rPr>
-      </w:pPr>
-    </w:p>
-    <w:p>
+          <ns2:ligatures ns2:val="none"/>
+        </w:rPr>
+      </w:pPr>
+    </w:p>
+    <w:p ns2:paraId="45192A8B" ns2:textId="77777777">
       <w:pPr>
         <w:pStyle w:val="Prrafodelista"/>
         <w:numPr>
@@ -4062,36 +4062,36 @@
           <w:color w:val="000000"/>
           <w:kern w:val="0"/>
           <w:lang w:eastAsia="es-PE"/>
-          <w14:ligatures w14:val="none"/>
-        </w:rPr>
-      </w:pPr>
-      <w:r>
-        <w:rPr>
-          <w:rFonts w:ascii="Arial Narrow" w:eastAsia="Arial Narrow" w:hAnsi="Arial Narrow" w:cs="Arial Narrow"/>
-          <w:b/>
-          <w:color w:val="000000"/>
-          <w:kern w:val="0"/>
-          <w:lang w:eastAsia="es-PE"/>
-          <w14:ligatures w14:val="none"/>
+          <ns2:ligatures ns2:val="none"/>
+        </w:rPr>
+      </w:pPr>
+      <w:r>
+        <w:rPr>
+          <w:rFonts w:ascii="Arial Narrow" w:eastAsia="Arial Narrow" w:hAnsi="Arial Narrow" w:cs="Arial Narrow"/>
+          <w:b/>
+          <w:color w:val="000000"/>
+          <w:kern w:val="0"/>
+          <w:lang w:eastAsia="es-PE"/>
+          <ns2:ligatures ns2:val="none"/>
         </w:rPr>
         <w:t xml:space="preserve">RESOLUCIÓN DE LA SECRETARÍA TÉCNICA </w:t>
       </w:r>
     </w:p>
-    <w:p>
-      <w:pPr>
-        <w:spacing w:after="0" w:line="240" w:lineRule="auto"/>
-        <w:jc w:val="both"/>
-        <w:rPr>
-          <w:rFonts w:ascii="Arial Narrow" w:eastAsia="Arial Narrow" w:hAnsi="Arial Narrow" w:cs="Arial Narrow"/>
-          <w:b/>
-          <w:color w:val="000000"/>
-          <w:kern w:val="0"/>
-          <w:lang w:eastAsia="es-PE"/>
-          <w14:ligatures w14:val="none"/>
-        </w:rPr>
-      </w:pPr>
-    </w:p>
-    <w:p>
+    <w:p ns2:paraId="71820251" ns2:textId="77777777">
+      <w:pPr>
+        <w:spacing w:after="0" w:line="240" w:lineRule="auto"/>
+        <w:jc w:val="both"/>
+        <w:rPr>
+          <w:rFonts w:ascii="Arial Narrow" w:eastAsia="Arial Narrow" w:hAnsi="Arial Narrow" w:cs="Arial Narrow"/>
+          <w:b/>
+          <w:color w:val="000000"/>
+          <w:kern w:val="0"/>
+          <w:lang w:eastAsia="es-PE"/>
+          <ns2:ligatures ns2:val="none"/>
+        </w:rPr>
+      </w:pPr>
+    </w:p>
+    <w:p ns2:paraId="28D587B1" ns2:textId="1E2E6059">
       <w:pPr>
         <w:spacing w:after="0" w:line="240" w:lineRule="auto"/>
         <w:jc w:val="both"/>
@@ -4101,17 +4101,17 @@
           <w:kern w:val="0"/>
           <w:shd w:val="clear" w:color="auto" w:fill="FFFFFF"/>
           <w:lang w:eastAsia="es-PE"/>
-          <w14:ligatures w14:val="none"/>
-        </w:rPr>
-      </w:pPr>
-      <w:r>
-        <w:rPr>
-          <w:rFonts w:ascii="Arial Narrow" w:eastAsia="Arial Narrow" w:hAnsi="Arial Narrow" w:cs="Arial Narrow"/>
-          <w:b/>
-          <w:color w:val="000000"/>
-          <w:kern w:val="0"/>
-          <w:lang w:eastAsia="es-PE"/>
-          <w14:ligatures w14:val="none"/>
+          <ns2:ligatures ns2:val="none"/>
+        </w:rPr>
+      </w:pPr>
+      <w:r>
+        <w:rPr>
+          <w:rFonts w:ascii="Arial Narrow" w:eastAsia="Arial Narrow" w:hAnsi="Arial Narrow" w:cs="Arial Narrow"/>
+          <w:b/>
+          <w:color w:val="000000"/>
+          <w:kern w:val="0"/>
+          <w:lang w:eastAsia="es-PE"/>
+          <ns2:ligatures ns2:val="none"/>
         </w:rPr>
         <w:t xml:space="preserve">PRIMERO: admitir a trámite la denuncia del 20 de febrero de 2025, subsanada mediante escrito del 12 de junio de 2025, interpuesta por la señora [DENUNCIANTE] contra Rímac Seguros y Reaseguros S.A. y el Banco BBVA Perú S.A., por lo siguiente:</w:t>
       </w:r>
@@ -4122,7 +4122,7 @@
           <w:kern w:val="0"/>
           <w:shd w:val="clear" w:color="auto" w:fill="FFFFFF"/>
           <w:lang w:eastAsia="es-PE"/>
-          <w14:ligatures w14:val="none"/>
+          <ns2:ligatures ns2:val="none"/>
         </w:rPr>
         <w:t xml:space="preserve"/>
       </w:r>
@@ -4132,7 +4132,7 @@
           <w:color w:val="000000"/>
           <w:kern w:val="0"/>
           <w:lang w:val="es-ES" w:eastAsia="es-ES"/>
-          <w14:ligatures w14:val="none"/>
+          <ns2:ligatures ns2:val="none"/>
         </w:rPr>
         <w:t/>
       </w:r>
@@ -4142,7 +4142,7 @@
           <w:color w:val="000000"/>
           <w:kern w:val="0"/>
           <w:lang w:val="es-ES" w:eastAsia="es-ES"/>
-          <w14:ligatures w14:val="none"/>
+          <ns2:ligatures ns2:val="none"/>
         </w:rPr>
         <w:t xml:space="preserve"/>
       </w:r>
@@ -4153,7 +4153,7 @@
           <w:kern w:val="0"/>
           <w:shd w:val="clear" w:color="auto" w:fill="FFFFFF"/>
           <w:lang w:eastAsia="es-PE"/>
-          <w14:ligatures w14:val="none"/>
+          <ns2:ligatures ns2:val="none"/>
         </w:rPr>
         <w:t xml:space="preserve"/>
       </w:r>
@@ -4163,7 +4163,7 @@
           <w:bCs/>
           <w:spacing w:val="-3"/>
           <w:kern w:val="0"/>
-          <w14:ligatures w14:val="none"/>
+          <ns2:ligatures ns2:val="none"/>
         </w:rPr>
         <w:t xml:space="preserve"/>
       </w:r>
@@ -4174,7 +4174,7 @@
           <w:kern w:val="0"/>
           <w:shd w:val="clear" w:color="auto" w:fill="FFFFFF"/>
           <w:lang w:eastAsia="es-PE"/>
-          <w14:ligatures w14:val="none"/>
+          <ns2:ligatures ns2:val="none"/>
         </w:rPr>
         <w:t xml:space="preserve"/>
       </w:r>
@@ -4186,7 +4186,7 @@
           <w:kern w:val="0"/>
           <w:shd w:val="clear" w:color="auto" w:fill="FFFFFF"/>
           <w:lang w:eastAsia="es-PE"/>
-          <w14:ligatures w14:val="none"/>
+          <ns2:ligatures ns2:val="none"/>
         </w:rPr>
         <w:t/>
       </w:r>
@@ -4198,7 +4198,7 @@
           <w:kern w:val="0"/>
           <w:shd w:val="clear" w:color="auto" w:fill="FFFFFF"/>
           <w:lang w:eastAsia="es-PE"/>
-          <w14:ligatures w14:val="none"/>
+          <ns2:ligatures ns2:val="none"/>
         </w:rPr>
         <w:t xml:space="preserve"/>
       </w:r>
@@ -4210,7 +4210,7 @@
           <w:kern w:val="0"/>
           <w:shd w:val="clear" w:color="auto" w:fill="FFFFFF"/>
           <w:lang w:eastAsia="es-PE"/>
-          <w14:ligatures w14:val="none"/>
+          <ns2:ligatures ns2:val="none"/>
         </w:rPr>
         <w:t/>
       </w:r>
@@ -4222,7 +4222,7 @@
           <w:kern w:val="0"/>
           <w:shd w:val="clear" w:color="auto" w:fill="FFFFFF"/>
           <w:lang w:eastAsia="es-PE"/>
-          <w14:ligatures w14:val="none"/>
+          <ns2:ligatures ns2:val="none"/>
         </w:rPr>
         <w:t xml:space="preserve"/>
       </w:r>
@@ -4233,7 +4233,7 @@
           <w:kern w:val="0"/>
           <w:shd w:val="clear" w:color="auto" w:fill="FFFFFF"/>
           <w:lang w:eastAsia="es-PE"/>
-          <w14:ligatures w14:val="none"/>
+          <ns2:ligatures ns2:val="none"/>
         </w:rPr>
         <w:t xml:space="preserve"/>
       </w:r>
@@ -4258,7 +4258,7 @@
           <w:kern w:val="0"/>
           <w:shd w:val="clear" w:color="auto" w:fill="FFFFFF"/>
           <w:lang w:eastAsia="es-PE"/>
-          <w14:ligatures w14:val="none"/>
+          <ns2:ligatures ns2:val="none"/>
         </w:rPr>
         <w:t xml:space="preserve"/>
       </w:r>
@@ -4269,12 +4269,12 @@
           <w:kern w:val="0"/>
           <w:shd w:val="clear" w:color="auto" w:fill="FFFFFF"/>
           <w:lang w:eastAsia="es-PE"/>
-          <w14:ligatures w14:val="none"/>
+          <ns2:ligatures ns2:val="none"/>
         </w:rPr>
         <w:t/>
       </w:r>
     </w:p>
-    <w:p>
+    <w:p ns2:paraId="6382165D" ns2:textId="77777777">
       <w:pPr>
         <w:spacing w:after="0" w:line="240" w:lineRule="auto"/>
         <w:jc w:val="both"/>
@@ -4283,11 +4283,11 @@
           <w:color w:val="000000"/>
           <w:kern w:val="0"/>
           <w:lang w:eastAsia="es-PE"/>
-          <w14:ligatures w14:val="none"/>
-        </w:rPr>
-      </w:pPr>
-    </w:p>
-    <w:p>
+          <ns2:ligatures ns2:val="none"/>
+        </w:rPr>
+      </w:pPr>
+    </w:p>
+    <w:p ns2:paraId="140BEED1" ns2:textId="766C7F5F">
       <w:pPr>
         <w:pStyle w:val="Prrafodelista"/>
         <w:numPr>
@@ -4305,7 +4305,7 @@
           <w:rFonts w:ascii="Arial Narrow" w:eastAsia="Calibri" w:hAnsi="Arial Narrow" w:cs="Arial Narrow"/>
           <w:kern w:val="0"/>
           <w:lang w:eastAsia="es-PE"/>
-          <w14:ligatures w14:val="none"/>
+          <ns2:ligatures ns2:val="none"/>
         </w:rPr>
       </w:pPr>
       <w:r>
@@ -4314,7 +4314,7 @@
           <w:color w:val="000000"/>
           <w:kern w:val="0"/>
           <w:lang w:eastAsia="es-PE"/>
-          <w14:ligatures w14:val="none"/>
+          <ns2:ligatures ns2:val="none"/>
         </w:rPr>
         <w:t xml:space="preserve">Presunta infracción a los artículos 18 y 19 de la Ley 29571, Código de Protección y Defensa del Consumidor, en tanto Rímac Seguros y Reaseguros S.A. se habría negado injustificadamente a otorgar la denunciante la cobertura del Seguro de Desgravamen Triangular Consumo Soles – Certificado 001108144004895143 por el fallecimiento del señor [APELLIDO] el 22 de octubre de 2024.</w:t>
       </w:r>
@@ -4324,7 +4324,7 @@
           <w:kern w:val="0"/>
           <w:shd w:val="clear" w:color="auto" w:fill="FFFFFF"/>
           <w:lang w:eastAsia="es-PE"/>
-          <w14:ligatures w14:val="none"/>
+          <ns2:ligatures ns2:val="none"/>
         </w:rPr>
         <w:t xml:space="preserve"/>
       </w:r>
@@ -4333,7 +4333,7 @@
           <w:rFonts w:ascii="Arial Narrow" w:eastAsia="Calibri" w:hAnsi="Arial Narrow" w:cs="Arial Narrow"/>
           <w:kern w:val="0"/>
           <w:lang w:eastAsia="es-PE"/>
-          <w14:ligatures w14:val="none"/>
+          <ns2:ligatures ns2:val="none"/>
         </w:rPr>
         <w:t xml:space="preserve"/>
       </w:r>
@@ -4343,7 +4343,7 @@
           <w:kern w:val="0"/>
           <w:shd w:val="clear" w:color="auto" w:fill="FFFFFF"/>
           <w:lang w:eastAsia="es-PE"/>
-          <w14:ligatures w14:val="none"/>
+          <ns2:ligatures ns2:val="none"/>
         </w:rPr>
         <w:t xml:space="preserve"/>
       </w:r>
@@ -4360,7 +4360,7 @@
           <w:kern w:val="0"/>
           <w:shd w:val="clear" w:color="auto" w:fill="FFFFFF"/>
           <w:lang w:eastAsia="es-PE"/>
-          <w14:ligatures w14:val="none"/>
+          <ns2:ligatures ns2:val="none"/>
         </w:rPr>
         <w:t xml:space="preserve"/>
       </w:r>
@@ -4370,7 +4370,7 @@
           <w:kern w:val="0"/>
           <w:shd w:val="clear" w:color="auto" w:fill="FFFFFF"/>
           <w:lang w:eastAsia="es-PE"/>
-          <w14:ligatures w14:val="none"/>
+          <ns2:ligatures ns2:val="none"/>
         </w:rPr>
         <w:t xml:space="preserve"/>
       </w:r>
@@ -4380,7 +4380,7 @@
           <w:color w:val="000000"/>
           <w:kern w:val="0"/>
           <w:lang w:eastAsia="es-ES"/>
-          <w14:ligatures w14:val="none"/>
+          <ns2:ligatures ns2:val="none"/>
         </w:rPr>
         <w:t/>
       </w:r>
@@ -4390,7 +4390,7 @@
           <w:color w:val="000000"/>
           <w:kern w:val="0"/>
           <w:lang w:eastAsia="es-ES"/>
-          <w14:ligatures w14:val="none"/>
+          <ns2:ligatures ns2:val="none"/>
         </w:rPr>
         <w:t xml:space="preserve"/>
       </w:r>
@@ -4400,7 +4400,7 @@
           <w:kern w:val="0"/>
           <w:shd w:val="clear" w:color="auto" w:fill="FFFFFF"/>
           <w:lang w:eastAsia="es-PE"/>
-          <w14:ligatures w14:val="none"/>
+          <ns2:ligatures ns2:val="none"/>
         </w:rPr>
         <w:t xml:space="preserve"/>
       </w:r>
@@ -4410,7 +4410,7 @@
           <w:kern w:val="0"/>
           <w:shd w:val="clear" w:color="auto" w:fill="FFFFFF"/>
           <w:lang w:eastAsia="es-PE"/>
-          <w14:ligatures w14:val="none"/>
+          <ns2:ligatures ns2:val="none"/>
         </w:rPr>
         <w:t/>
       </w:r>
@@ -4420,7 +4420,7 @@
           <w:color w:val="000000"/>
           <w:kern w:val="0"/>
           <w:lang w:eastAsia="es-ES"/>
-          <w14:ligatures w14:val="none"/>
+          <ns2:ligatures ns2:val="none"/>
         </w:rPr>
         <w:t xml:space="preserve"/>
       </w:r>
@@ -4430,7 +4430,7 @@
           <w:color w:val="000000"/>
           <w:kern w:val="0"/>
           <w:lang w:eastAsia="es-ES"/>
-          <w14:ligatures w14:val="none"/>
+          <ns2:ligatures ns2:val="none"/>
         </w:rPr>
         <w:t xml:space="preserve"/>
       </w:r>
@@ -4440,7 +4440,7 @@
           <w:color w:val="000000"/>
           <w:kern w:val="0"/>
           <w:lang w:eastAsia="es-ES"/>
-          <w14:ligatures w14:val="none"/>
+          <ns2:ligatures ns2:val="none"/>
         </w:rPr>
         <w:t xml:space="preserve"/>
       </w:r>
@@ -4450,12 +4450,12 @@
           <w:color w:val="000000"/>
           <w:kern w:val="0"/>
           <w:lang w:eastAsia="es-ES"/>
-          <w14:ligatures w14:val="none"/>
+          <ns2:ligatures ns2:val="none"/>
         </w:rPr>
         <w:t/>
       </w:r>
     </w:p>
-    <w:p>
+    <w:p ns2:paraId="1BB297F4" ns2:textId="77777777">
       <w:pPr>
         <w:pStyle w:val="Prrafodelista"/>
         <w:spacing w:after="0" w:line="240" w:lineRule="auto"/>
@@ -4465,11 +4465,11 @@
           <w:rFonts w:ascii="Arial Narrow" w:eastAsia="Calibri" w:hAnsi="Arial Narrow" w:cs="Arial Narrow"/>
           <w:kern w:val="0"/>
           <w:lang w:eastAsia="es-PE"/>
-          <w14:ligatures w14:val="none"/>
-        </w:rPr>
-      </w:pPr>
-    </w:p>
-    <w:p>
+          <ns2:ligatures ns2:val="none"/>
+        </w:rPr>
+      </w:pPr>
+    </w:p>
+    <w:p ns2:paraId="4E1BCC8F" ns2:textId="35AB6DEE">
       <w:pPr>
         <w:pStyle w:val="Prrafodelista"/>
         <w:numPr>
@@ -4487,7 +4487,7 @@
           <w:rFonts w:ascii="Arial Narrow" w:eastAsia="Calibri" w:hAnsi="Arial Narrow" w:cs="Arial Narrow"/>
           <w:kern w:val="0"/>
           <w:lang w:eastAsia="es-PE"/>
-          <w14:ligatures w14:val="none"/>
+          <ns2:ligatures ns2:val="none"/>
         </w:rPr>
       </w:pPr>
       <w:r>
@@ -4496,7 +4496,7 @@
           <w:color w:val="000000"/>
           <w:kern w:val="0"/>
           <w:lang w:eastAsia="es-PE"/>
-          <w14:ligatures w14:val="none"/>
+          <ns2:ligatures ns2:val="none"/>
         </w:rPr>
         <w:t xml:space="preserve">Presunta infracción a los artículos 18 y 19 de la Ley 29571, Código de Protección y Defensa del Consumidor, en tanto Rímac Seguros y Reaseguros S.A. se habría negado injustificadamente a otorgar a la denunciante la cobertura del Seguro de Desgravamen Triangular Consumo Soles – Certificado 00110301924002094616 por el fallecimiento del señor [APELLIDO] el 22 de octubre de 2024.</w:t>
       </w:r>
@@ -4506,7 +4506,7 @@
           <w:kern w:val="0"/>
           <w:shd w:val="clear" w:color="auto" w:fill="FFFFFF"/>
           <w:lang w:eastAsia="es-PE"/>
-          <w14:ligatures w14:val="none"/>
+          <ns2:ligatures ns2:val="none"/>
         </w:rPr>
         <w:t xml:space="preserve"/>
       </w:r>
@@ -4515,7 +4515,7 @@
           <w:rFonts w:ascii="Arial Narrow" w:eastAsia="Calibri" w:hAnsi="Arial Narrow" w:cs="Arial Narrow"/>
           <w:kern w:val="0"/>
           <w:lang w:eastAsia="es-PE"/>
-          <w14:ligatures w14:val="none"/>
+          <ns2:ligatures ns2:val="none"/>
         </w:rPr>
         <w:t xml:space="preserve"/>
       </w:r>
@@ -4525,7 +4525,7 @@
           <w:kern w:val="0"/>
           <w:shd w:val="clear" w:color="auto" w:fill="FFFFFF"/>
           <w:lang w:eastAsia="es-PE"/>
-          <w14:ligatures w14:val="none"/>
+          <ns2:ligatures ns2:val="none"/>
         </w:rPr>
         <w:t xml:space="preserve"/>
       </w:r>
@@ -4542,7 +4542,7 @@
           <w:kern w:val="0"/>
           <w:shd w:val="clear" w:color="auto" w:fill="FFFFFF"/>
           <w:lang w:eastAsia="es-PE"/>
-          <w14:ligatures w14:val="none"/>
+          <ns2:ligatures ns2:val="none"/>
         </w:rPr>
         <w:t xml:space="preserve"/>
       </w:r>
@@ -4552,7 +4552,7 @@
           <w:kern w:val="0"/>
           <w:shd w:val="clear" w:color="auto" w:fill="FFFFFF"/>
           <w:lang w:eastAsia="es-PE"/>
-          <w14:ligatures w14:val="none"/>
+          <ns2:ligatures ns2:val="none"/>
         </w:rPr>
         <w:t xml:space="preserve"/>
       </w:r>
@@ -4562,7 +4562,7 @@
           <w:kern w:val="0"/>
           <w:shd w:val="clear" w:color="auto" w:fill="FFFFFF"/>
           <w:lang w:eastAsia="es-PE"/>
-          <w14:ligatures w14:val="none"/>
+          <ns2:ligatures ns2:val="none"/>
         </w:rPr>
         <w:t xml:space="preserve"/>
       </w:r>
@@ -4572,7 +4572,7 @@
           <w:color w:val="000000"/>
           <w:kern w:val="0"/>
           <w:lang w:eastAsia="es-ES"/>
-          <w14:ligatures w14:val="none"/>
+          <ns2:ligatures ns2:val="none"/>
         </w:rPr>
         <w:t xml:space="preserve"/>
       </w:r>
@@ -4582,7 +4582,7 @@
           <w:kern w:val="0"/>
           <w:shd w:val="clear" w:color="auto" w:fill="FFFFFF"/>
           <w:lang w:eastAsia="es-PE"/>
-          <w14:ligatures w14:val="none"/>
+          <ns2:ligatures ns2:val="none"/>
         </w:rPr>
         <w:t/>
       </w:r>
@@ -4592,7 +4592,7 @@
           <w:color w:val="000000"/>
           <w:kern w:val="0"/>
           <w:lang w:eastAsia="es-ES"/>
-          <w14:ligatures w14:val="none"/>
+          <ns2:ligatures ns2:val="none"/>
         </w:rPr>
         <w:t xml:space="preserve"/>
       </w:r>
@@ -4602,12 +4602,12 @@
           <w:color w:val="000000"/>
           <w:kern w:val="0"/>
           <w:lang w:eastAsia="es-ES"/>
-          <w14:ligatures w14:val="none"/>
+          <ns2:ligatures ns2:val="none"/>
         </w:rPr>
         <w:t/>
       </w:r>
     </w:p>
-    <w:p>
+    <w:p ns2:paraId="3DAA6CC6" ns2:textId="77777777">
       <w:pPr>
         <w:pStyle w:val="Prrafodelista"/>
         <w:spacing w:after="0" w:line="240" w:lineRule="auto"/>
@@ -4617,11 +4617,11 @@
           <w:rFonts w:ascii="Arial Narrow" w:eastAsia="Calibri" w:hAnsi="Arial Narrow" w:cs="Arial Narrow"/>
           <w:kern w:val="0"/>
           <w:lang w:eastAsia="es-PE"/>
-          <w14:ligatures w14:val="none"/>
-        </w:rPr>
-      </w:pPr>
-    </w:p>
-    <w:p>
+          <ns2:ligatures ns2:val="none"/>
+        </w:rPr>
+      </w:pPr>
+    </w:p>
+    <w:p ns2:paraId="2D7C2FFA" ns2:textId="16FB8E62">
       <w:pPr>
         <w:pStyle w:val="Prrafodelista"/>
         <w:numPr>
@@ -4639,7 +4639,7 @@
           <w:rFonts w:ascii="Arial Narrow" w:eastAsia="Calibri" w:hAnsi="Arial Narrow" w:cs="Arial Narrow"/>
           <w:kern w:val="0"/>
           <w:lang w:eastAsia="es-PE"/>
-          <w14:ligatures w14:val="none"/>
+          <ns2:ligatures ns2:val="none"/>
         </w:rPr>
       </w:pPr>
       <w:r>
@@ -4648,7 +4648,7 @@
           <w:color w:val="000000"/>
           <w:kern w:val="0"/>
           <w:lang w:eastAsia="es-PE"/>
-          <w14:ligatures w14:val="none"/>
+          <ns2:ligatures ns2:val="none"/>
         </w:rPr>
         <w:t>Presunta infracción al literal g) del artículo 56 de la Ley 29571, Código de Protección y Defensa del Consumidor</w:t>
       </w:r>
@@ -4658,7 +4658,7 @@
           <w:kern w:val="0"/>
           <w:shd w:val="clear" w:color="auto" w:fill="FFFFFF"/>
           <w:lang w:eastAsia="es-PE"/>
-          <w14:ligatures w14:val="none"/>
+          <ns2:ligatures ns2:val="none"/>
         </w:rPr>
         <w:t xml:space="preserve">, en tanto </w:t>
       </w:r>
@@ -4666,7 +4666,7 @@
         <w:rPr>
           <w:rFonts w:ascii="Arial Narrow" w:eastAsia="Arial Narrow" w:hAnsi="Arial Narrow" w:cs="Arial Narrow"/>
           <w:kern w:val="0"/>
-          <w14:ligatures w14:val="none"/>
+          <ns2:ligatures ns2:val="none"/>
         </w:rPr>
         <w:t xml:space="preserve">los proveedores denunciados habrían requerido indebidamente a la denunciante </w:t>
       </w:r>
@@ -4676,7 +4676,7 @@
           <w:color w:val="000000"/>
           <w:kern w:val="0"/>
           <w:lang w:eastAsia="es-ES"/>
-          <w14:ligatures w14:val="none"/>
+          <ns2:ligatures ns2:val="none"/>
         </w:rPr>
         <w:t xml:space="preserve">documentación médica </w:t>
       </w:r>
@@ -4686,7 +4686,7 @@
           <w:color w:val="000000"/>
           <w:kern w:val="0"/>
           <w:lang w:eastAsia="es-ES"/>
-          <w14:ligatures w14:val="none"/>
+          <ns2:ligatures ns2:val="none"/>
         </w:rPr>
         <w:t>ante la solicitud de cobertura de los Seguros de Desgravamen contratados por su cónyuge</w:t>
       </w:r>
@@ -4696,7 +4696,7 @@
           <w:color w:val="000000"/>
           <w:kern w:val="0"/>
           <w:lang w:eastAsia="es-ES"/>
-          <w14:ligatures w14:val="none"/>
+          <ns2:ligatures ns2:val="none"/>
         </w:rPr>
         <w:t xml:space="preserve">, pese a que </w:t>
       </w:r>
@@ -4706,7 +4706,7 @@
           <w:color w:val="000000"/>
           <w:kern w:val="0"/>
           <w:lang w:eastAsia="es-ES"/>
-          <w14:ligatures w14:val="none"/>
+          <ns2:ligatures ns2:val="none"/>
         </w:rPr>
         <w:t>habían sido remitidos con anterioridad</w:t>
       </w:r>
@@ -4716,23 +4716,23 @@
           <w:color w:val="000000"/>
           <w:kern w:val="0"/>
           <w:lang w:eastAsia="es-ES"/>
-          <w14:ligatures w14:val="none"/>
+          <ns2:ligatures ns2:val="none"/>
         </w:rPr>
         <w:t xml:space="preserve">. </w:t>
       </w:r>
     </w:p>
-    <w:p>
-      <w:pPr>
-        <w:spacing w:after="0" w:line="240" w:lineRule="auto"/>
-        <w:jc w:val="both"/>
-        <w:rPr>
-          <w:rFonts w:ascii="Arial Narrow" w:eastAsia="Arial Narrow" w:hAnsi="Arial Narrow" w:cs="Arial Narrow"/>
-          <w:kern w:val="0"/>
-          <w14:ligatures w14:val="none"/>
-        </w:rPr>
-      </w:pPr>
-    </w:p>
-    <w:p>
+    <w:p ns2:paraId="1DEB3481" ns2:textId="77777777">
+      <w:pPr>
+        <w:spacing w:after="0" w:line="240" w:lineRule="auto"/>
+        <w:jc w:val="both"/>
+        <w:rPr>
+          <w:rFonts w:ascii="Arial Narrow" w:eastAsia="Arial Narrow" w:hAnsi="Arial Narrow" w:cs="Arial Narrow"/>
+          <w:kern w:val="0"/>
+          <ns2:ligatures ns2:val="none"/>
+        </w:rPr>
+      </w:pPr>
+    </w:p>
+    <w:p ns2:paraId="634A0D61" ns2:textId="0342C01A">
       <w:pPr>
         <w:spacing w:line="240" w:lineRule="auto"/>
         <w:contextualSpacing/>
@@ -4740,17 +4740,17 @@
         <w:rPr>
           <w:rFonts w:ascii="Arial Narrow" w:eastAsia="Calibri" w:hAnsi="Arial Narrow" w:cs="Arial"/>
           <w:kern w:val="0"/>
-          <w14:ligatures w14:val="none"/>
-        </w:rPr>
-      </w:pPr>
-      <w:r>
-        <w:rPr>
-          <w:rFonts w:ascii="Arial Narrow" w:eastAsia="Arial Narrow" w:hAnsi="Arial Narrow" w:cs="Arial Narrow"/>
-          <w:b/>
-          <w:color w:val="000000"/>
-          <w:kern w:val="0"/>
-          <w:lang w:eastAsia="es-PE"/>
-          <w14:ligatures w14:val="none"/>
+          <ns2:ligatures ns2:val="none"/>
+        </w:rPr>
+      </w:pPr>
+      <w:r>
+        <w:rPr>
+          <w:rFonts w:ascii="Arial Narrow" w:eastAsia="Arial Narrow" w:hAnsi="Arial Narrow" w:cs="Arial Narrow"/>
+          <w:b/>
+          <w:color w:val="000000"/>
+          <w:kern w:val="0"/>
+          <w:lang w:eastAsia="es-PE"/>
+          <ns2:ligatures ns2:val="none"/>
         </w:rPr>
         <w:t>SEGUNDO:</w:t>
       </w:r>
@@ -4760,7 +4760,7 @@
           <w:color w:val="000000"/>
           <w:kern w:val="0"/>
           <w:lang w:eastAsia="es-PE"/>
-          <w14:ligatures w14:val="none"/>
+          <ns2:ligatures ns2:val="none"/>
         </w:rPr>
         <w:t xml:space="preserve"> tener por ofrecidos los medios probatorios presentados en el escrito de denuncia </w:t>
       </w:r>
@@ -4770,7 +4770,7 @@
           <w:color w:val="000000"/>
           <w:kern w:val="0"/>
           <w:lang w:val="es-ES" w:eastAsia="es-ES"/>
-          <w14:ligatures w14:val="none"/>
+          <ns2:ligatures ns2:val="none"/>
         </w:rPr>
         <w:t xml:space="preserve">del </w:t>
       </w:r>
@@ -4780,7 +4780,7 @@
           <w:color w:val="000000"/>
           <w:kern w:val="0"/>
           <w:lang w:val="es-ES" w:eastAsia="es-ES"/>
-          <w14:ligatures w14:val="none"/>
+          <ns2:ligatures ns2:val="none"/>
         </w:rPr>
         <w:t>20 de febrero de 2025, subsanada</w:t>
       </w:r>
@@ -4790,7 +4790,7 @@
           <w:color w:val="000000"/>
           <w:kern w:val="0"/>
           <w:lang w:val="es-ES" w:eastAsia="es-ES"/>
-          <w14:ligatures w14:val="none"/>
+          <ns2:ligatures ns2:val="none"/>
         </w:rPr>
         <w:t xml:space="preserve"> mediante escrito del 12 de junio de 2025</w:t>
       </w:r>
@@ -4798,12 +4798,12 @@
         <w:rPr>
           <w:rFonts w:ascii="Arial Narrow" w:eastAsia="Calibri" w:hAnsi="Arial Narrow" w:cs="Arial"/>
           <w:kern w:val="0"/>
-          <w14:ligatures w14:val="none"/>
+          <ns2:ligatures ns2:val="none"/>
         </w:rPr>
         <w:t>.</w:t>
       </w:r>
     </w:p>
-    <w:p>
+    <w:p ns2:paraId="2AF03E3F" ns2:textId="77777777">
       <w:pPr>
         <w:spacing w:line="240" w:lineRule="auto"/>
         <w:contextualSpacing/>
@@ -4813,30 +4813,30 @@
           <w:color w:val="000000"/>
           <w:kern w:val="0"/>
           <w:lang w:eastAsia="es-PE"/>
-          <w14:ligatures w14:val="none"/>
-        </w:rPr>
-      </w:pPr>
-    </w:p>
-    <w:p>
-      <w:pPr>
-        <w:spacing w:after="0" w:line="240" w:lineRule="auto"/>
-        <w:jc w:val="both"/>
-        <w:rPr>
-          <w:rFonts w:ascii="Arial Narrow" w:eastAsia="Arial Narrow" w:hAnsi="Arial Narrow" w:cs="Arial Narrow"/>
-          <w:color w:val="000000"/>
-          <w:kern w:val="0"/>
-          <w:lang w:eastAsia="es-PE"/>
-          <w14:ligatures w14:val="none"/>
-        </w:rPr>
-      </w:pPr>
-      <w:r>
-        <w:rPr>
-          <w:rFonts w:ascii="Arial Narrow" w:eastAsia="Arial Narrow" w:hAnsi="Arial Narrow" w:cs="Arial Narrow"/>
-          <w:b/>
-          <w:color w:val="000000"/>
-          <w:kern w:val="0"/>
-          <w:lang w:eastAsia="es-PE"/>
-          <w14:ligatures w14:val="none"/>
+          <ns2:ligatures ns2:val="none"/>
+        </w:rPr>
+      </w:pPr>
+    </w:p>
+    <w:p ns2:paraId="5D90C1F7" ns2:textId="1CAED550">
+      <w:pPr>
+        <w:spacing w:after="0" w:line="240" w:lineRule="auto"/>
+        <w:jc w:val="both"/>
+        <w:rPr>
+          <w:rFonts w:ascii="Arial Narrow" w:eastAsia="Arial Narrow" w:hAnsi="Arial Narrow" w:cs="Arial Narrow"/>
+          <w:color w:val="000000"/>
+          <w:kern w:val="0"/>
+          <w:lang w:eastAsia="es-PE"/>
+          <ns2:ligatures ns2:val="none"/>
+        </w:rPr>
+      </w:pPr>
+      <w:r>
+        <w:rPr>
+          <w:rFonts w:ascii="Arial Narrow" w:eastAsia="Arial Narrow" w:hAnsi="Arial Narrow" w:cs="Arial Narrow"/>
+          <w:b/>
+          <w:color w:val="000000"/>
+          <w:kern w:val="0"/>
+          <w:lang w:eastAsia="es-PE"/>
+          <ns2:ligatures ns2:val="none"/>
         </w:rPr>
         <w:t xml:space="preserve">TERCERO: </w:t>
       </w:r>
@@ -4846,7 +4846,7 @@
           <w:color w:val="000000"/>
           <w:kern w:val="0"/>
           <w:lang w:eastAsia="es-PE"/>
-          <w14:ligatures w14:val="none"/>
+          <ns2:ligatures ns2:val="none"/>
         </w:rPr>
         <w:t xml:space="preserve">requerir a </w:t>
       </w:r>
@@ -4884,7 +4884,7 @@
           <w:color w:val="000000"/>
           <w:kern w:val="0"/>
           <w:lang w:eastAsia="es-PE"/>
-          <w14:ligatures w14:val="none"/>
+          <ns2:ligatures ns2:val="none"/>
         </w:rPr>
         <w:t>que cumpla</w:t>
       </w:r>
@@ -4894,7 +4894,7 @@
           <w:color w:val="000000"/>
           <w:kern w:val="0"/>
           <w:lang w:eastAsia="es-PE"/>
-          <w14:ligatures w14:val="none"/>
+          <ns2:ligatures ns2:val="none"/>
         </w:rPr>
         <w:t>n</w:t>
       </w:r>
@@ -4904,12 +4904,12 @@
           <w:color w:val="000000"/>
           <w:kern w:val="0"/>
           <w:lang w:eastAsia="es-PE"/>
-          <w14:ligatures w14:val="none"/>
+          <ns2:ligatures ns2:val="none"/>
         </w:rPr>
         <w:t xml:space="preserve"> con lo siguiente:</w:t>
       </w:r>
     </w:p>
-    <w:p>
+    <w:p ns2:paraId="156DFAB9" ns2:textId="77777777">
       <w:pPr>
         <w:spacing w:after="0" w:line="240" w:lineRule="auto"/>
         <w:jc w:val="both"/>
@@ -4918,11 +4918,11 @@
           <w:color w:val="000000"/>
           <w:kern w:val="0"/>
           <w:lang w:eastAsia="es-PE"/>
-          <w14:ligatures w14:val="none"/>
-        </w:rPr>
-      </w:pPr>
-    </w:p>
-    <w:p>
+          <ns2:ligatures ns2:val="none"/>
+        </w:rPr>
+      </w:pPr>
+    </w:p>
+    <w:p ns2:paraId="37384474" ns2:textId="77777777">
       <w:pPr>
         <w:numPr>
           <w:ilvl w:val="0"/>
@@ -4936,21 +4936,21 @@
           <w:color w:val="000000"/>
           <w:kern w:val="0"/>
           <w:lang w:eastAsia="es-PE"/>
-          <w14:ligatures w14:val="none"/>
-        </w:rPr>
-      </w:pPr>
-      <w:r>
-        <w:rPr>
-          <w:rFonts w:ascii="Arial Narrow" w:eastAsia="Arial Narrow" w:hAnsi="Arial Narrow" w:cs="Arial Narrow"/>
-          <w:color w:val="000000"/>
-          <w:kern w:val="0"/>
-          <w:lang w:eastAsia="es-PE"/>
-          <w14:ligatures w14:val="none"/>
+          <ns2:ligatures ns2:val="none"/>
+        </w:rPr>
+      </w:pPr>
+      <w:r>
+        <w:rPr>
+          <w:rFonts w:ascii="Arial Narrow" w:eastAsia="Arial Narrow" w:hAnsi="Arial Narrow" w:cs="Arial Narrow"/>
+          <w:color w:val="000000"/>
+          <w:kern w:val="0"/>
+          <w:lang w:eastAsia="es-PE"/>
+          <ns2:ligatures ns2:val="none"/>
         </w:rPr>
         <w:t>presentar documentos que acrediten su inscripción en los Registros Públicos o una declaración jurada que indique que cuenta con dicha inscripción;</w:t>
       </w:r>
     </w:p>
-    <w:p>
+    <w:p ns2:paraId="04A6E74B" ns2:textId="77777777">
       <w:pPr>
         <w:numPr>
           <w:ilvl w:val="0"/>
@@ -4964,21 +4964,21 @@
           <w:color w:val="000000"/>
           <w:kern w:val="0"/>
           <w:lang w:eastAsia="es-PE"/>
-          <w14:ligatures w14:val="none"/>
-        </w:rPr>
-      </w:pPr>
-      <w:r>
-        <w:rPr>
-          <w:rFonts w:ascii="Arial Narrow" w:eastAsia="Arial Narrow" w:hAnsi="Arial Narrow" w:cs="Arial Narrow"/>
-          <w:color w:val="000000"/>
-          <w:kern w:val="0"/>
-          <w:lang w:eastAsia="es-PE"/>
-          <w14:ligatures w14:val="none"/>
+          <ns2:ligatures ns2:val="none"/>
+        </w:rPr>
+      </w:pPr>
+      <w:r>
+        <w:rPr>
+          <w:rFonts w:ascii="Arial Narrow" w:eastAsia="Arial Narrow" w:hAnsi="Arial Narrow" w:cs="Arial Narrow"/>
+          <w:color w:val="000000"/>
+          <w:kern w:val="0"/>
+          <w:lang w:eastAsia="es-PE"/>
+          <ns2:ligatures ns2:val="none"/>
         </w:rPr>
         <w:t>presentar copia simple de las facultades de representación de su representante legal en el presente procedimiento o la declaración jurada que indique que cuenta con dichas facultades y que estas se encuentran vigentes;</w:t>
       </w:r>
     </w:p>
-    <w:p>
+    <w:p ns2:paraId="1203D0DC" ns2:textId="77777777">
       <w:pPr>
         <w:numPr>
           <w:ilvl w:val="0"/>
@@ -4992,21 +4992,21 @@
           <w:color w:val="000000"/>
           <w:kern w:val="0"/>
           <w:lang w:eastAsia="es-PE"/>
-          <w14:ligatures w14:val="none"/>
-        </w:rPr>
-      </w:pPr>
-      <w:r>
-        <w:rPr>
-          <w:rFonts w:ascii="Arial Narrow" w:eastAsia="Arial Narrow" w:hAnsi="Arial Narrow" w:cs="Arial Narrow"/>
-          <w:color w:val="000000"/>
-          <w:kern w:val="0"/>
-          <w:lang w:eastAsia="es-PE"/>
-          <w14:ligatures w14:val="none"/>
+          <ns2:ligatures ns2:val="none"/>
+        </w:rPr>
+      </w:pPr>
+      <w:r>
+        <w:rPr>
+          <w:rFonts w:ascii="Arial Narrow" w:eastAsia="Arial Narrow" w:hAnsi="Arial Narrow" w:cs="Arial Narrow"/>
+          <w:color w:val="000000"/>
+          <w:kern w:val="0"/>
+          <w:lang w:eastAsia="es-PE"/>
+          <ns2:ligatures ns2:val="none"/>
         </w:rPr>
         <w:t>consignar el Número de Registro Único de Contribuyentes (RUC); y,</w:t>
       </w:r>
     </w:p>
-    <w:p>
+    <w:p ns2:paraId="37704CA2" ns2:textId="77777777">
       <w:pPr>
         <w:numPr>
           <w:ilvl w:val="0"/>
@@ -5018,16 +5018,16 @@
         <w:rPr>
           <w:rFonts w:ascii="Arial Narrow" w:eastAsia="Calibri" w:hAnsi="Arial Narrow" w:cs="Arial"/>
           <w:kern w:val="0"/>
-          <w14:ligatures w14:val="none"/>
-        </w:rPr>
-      </w:pPr>
-      <w:r>
-        <w:rPr>
-          <w:rFonts w:ascii="Arial Narrow" w:eastAsia="Arial Narrow" w:hAnsi="Arial Narrow" w:cs="Arial Narrow"/>
-          <w:color w:val="000000"/>
-          <w:kern w:val="0"/>
-          <w:lang w:eastAsia="es-PE"/>
-          <w14:ligatures w14:val="none"/>
+          <ns2:ligatures ns2:val="none"/>
+        </w:rPr>
+      </w:pPr>
+      <w:r>
+        <w:rPr>
+          <w:rFonts w:ascii="Arial Narrow" w:eastAsia="Arial Narrow" w:hAnsi="Arial Narrow" w:cs="Arial Narrow"/>
+          <w:color w:val="000000"/>
+          <w:kern w:val="0"/>
+          <w:lang w:eastAsia="es-PE"/>
+          <ns2:ligatures ns2:val="none"/>
         </w:rPr>
         <w:t>fijar domicilio procesal para el procedimiento, de conformidad con el numeral 1 del artículo 442</w:t>
       </w:r>
@@ -5037,7 +5037,7 @@
           <w:color w:val="000000"/>
           <w:kern w:val="0"/>
           <w:lang w:eastAsia="es-PE"/>
-          <w14:ligatures w14:val="none"/>
+          <ns2:ligatures ns2:val="none"/>
         </w:rPr>
         <w:t/>
       </w:r>
@@ -5047,7 +5047,7 @@
           <w:color w:val="000000"/>
           <w:kern w:val="0"/>
           <w:lang w:eastAsia="es-PE"/>
-          <w14:ligatures w14:val="none"/>
+          <ns2:ligatures ns2:val="none"/>
         </w:rPr>
         <w:t xml:space="preserve"> del Código Procesal Civil. </w:t>
       </w:r>
@@ -5055,7 +5055,7 @@
         <w:rPr>
           <w:rFonts w:ascii="Arial Narrow" w:eastAsia="Calibri" w:hAnsi="Arial Narrow" w:cs="Arial"/>
           <w:kern w:val="0"/>
-          <w14:ligatures w14:val="none"/>
+          <ns2:ligatures ns2:val="none"/>
         </w:rPr>
         <w:t>Para ello podrá señalar domicilio físico o una dirección electrónica a la que pueda remitirse las notificaciones</w:t>
       </w:r>
@@ -5064,12 +5064,12 @@
           <w:rFonts w:ascii="Arial Narrow" w:eastAsia="Arial" w:hAnsi="Arial Narrow" w:cs="Arial"/>
           <w:kern w:val="0"/>
           <w:lang w:val="es"/>
-          <w14:ligatures w14:val="none"/>
+          <ns2:ligatures ns2:val="none"/>
         </w:rPr>
         <w:t>;</w:t>
       </w:r>
     </w:p>
-    <w:p>
+    <w:p ns2:paraId="6A38ABFB" ns2:textId="77777777">
       <w:pPr>
         <w:numPr>
           <w:ilvl w:val="0"/>
@@ -5081,14 +5081,14 @@
         <w:rPr>
           <w:rFonts w:ascii="Arial Narrow" w:eastAsia="Calibri" w:hAnsi="Arial Narrow" w:cs="Arial"/>
           <w:kern w:val="0"/>
-          <w14:ligatures w14:val="none"/>
+          <ns2:ligatures ns2:val="none"/>
         </w:rPr>
       </w:pPr>
       <w:r>
         <w:rPr>
           <w:rFonts w:ascii="Arial Narrow" w:eastAsia="Calibri" w:hAnsi="Arial Narrow" w:cs="Arial"/>
           <w:kern w:val="0"/>
-          <w14:ligatures w14:val="none"/>
+          <ns2:ligatures ns2:val="none"/>
         </w:rPr>
         <w:t xml:space="preserve">en caso califique como </w:t>
       </w:r>
@@ -5097,7 +5097,7 @@
         <w:rPr>
           <w:rFonts w:ascii="Arial Narrow" w:eastAsia="Calibri" w:hAnsi="Arial Narrow" w:cs="Arial"/>
           <w:kern w:val="0"/>
-          <w14:ligatures w14:val="none"/>
+          <ns2:ligatures ns2:val="none"/>
         </w:rPr>
         <w:t>micro empresa</w:t>
       </w:r>
@@ -5106,7 +5106,7 @@
         <w:rPr>
           <w:rFonts w:ascii="Arial Narrow" w:eastAsia="Calibri" w:hAnsi="Arial Narrow" w:cs="Arial"/>
           <w:kern w:val="0"/>
-          <w14:ligatures w14:val="none"/>
+          <ns2:ligatures ns2:val="none"/>
         </w:rPr>
         <w:t xml:space="preserve"> o pequeña empresa, presentar los documentos que acrediten su volumen de ventas o ingresos brutos percibidos el año anterior relativo a todas sus actividades </w:t>
       </w:r>
@@ -5114,7 +5114,7 @@
         <w:rPr>
           <w:rFonts w:ascii="Arial Narrow" w:eastAsia="Calibri" w:hAnsi="Arial Narrow" w:cs="Arial"/>
           <w:kern w:val="0"/>
-          <w14:ligatures w14:val="none"/>
+          <ns2:ligatures ns2:val="none"/>
         </w:rPr>
         <w:lastRenderedPageBreak/>
         <w:t>económicas y el número de trabajadores con el que cuenta</w:t>
@@ -5125,7 +5125,7 @@
           <w:rFonts w:ascii="Arial Narrow" w:eastAsia="Calibri" w:hAnsi="Arial Narrow" w:cs="Arial"/>
           <w:kern w:val="0"/>
           <w:vertAlign w:val="superscript"/>
-          <w14:ligatures w14:val="none"/>
+          <ns2:ligatures ns2:val="none"/>
         </w:rPr>
         <w:footnoteReference w:id="7"/>
       </w:r>
@@ -5133,7 +5133,7 @@
         <w:rPr>
           <w:rFonts w:ascii="Arial Narrow" w:eastAsia="Calibri" w:hAnsi="Arial Narrow" w:cs="Arial"/>
           <w:kern w:val="0"/>
-          <w14:ligatures w14:val="none"/>
+          <ns2:ligatures ns2:val="none"/>
         </w:rPr>
         <w:t>. Ello, a fin de que la Comisión pueda meritar dicha documentación, conforme lo establece el artículo 110</w:t>
       </w:r>
@@ -5143,7 +5143,7 @@
           <w:color w:val="000000"/>
           <w:kern w:val="0"/>
           <w:lang w:eastAsia="es-PE"/>
-          <w14:ligatures w14:val="none"/>
+          <ns2:ligatures ns2:val="none"/>
         </w:rPr>
         <w:t/>
       </w:r>
@@ -5151,7 +5151,7 @@
         <w:rPr>
           <w:rFonts w:ascii="Arial Narrow" w:eastAsia="Calibri" w:hAnsi="Arial Narrow" w:cs="Arial"/>
           <w:kern w:val="0"/>
-          <w14:ligatures w14:val="none"/>
+          <ns2:ligatures ns2:val="none"/>
         </w:rPr>
         <w:t xml:space="preserve"> del </w:t>
       </w:r>
@@ -5160,7 +5160,7 @@
           <w:rFonts w:ascii="Arial Narrow" w:eastAsia="Calibri" w:hAnsi="Arial Narrow" w:cs="Arial"/>
           <w:spacing w:val="-2"/>
           <w:kern w:val="0"/>
-          <w14:ligatures w14:val="none"/>
+          <ns2:ligatures ns2:val="none"/>
         </w:rPr>
         <w:t>Código</w:t>
       </w:r>
@@ -5171,7 +5171,7 @@
           <w:spacing w:val="-2"/>
           <w:kern w:val="0"/>
           <w:vertAlign w:val="superscript"/>
-          <w14:ligatures w14:val="none"/>
+          <ns2:ligatures ns2:val="none"/>
         </w:rPr>
         <w:footnoteReference w:id="8"/>
       </w:r>
@@ -5180,147 +5180,1030 @@
           <w:rFonts w:ascii="Arial Narrow" w:eastAsia="Calibri" w:hAnsi="Arial Narrow" w:cs="Arial"/>
           <w:spacing w:val="-2"/>
           <w:kern w:val="0"/>
-          <w14:ligatures w14:val="none"/>
+          <ns2:ligatures ns2:val="none"/>
         </w:rPr>
         <w:t>.</w:t>
       </w:r>
     </w:p>
+    <w:p ns2:paraId="1B2AA0D1" ns2:textId="77777777">
+      <w:pPr>
+        <w:spacing w:after="0" w:line="240" w:lineRule="auto"/>
+        <w:ind w:left="567"/>
+        <w:jc w:val="both"/>
+        <w:rPr>
+          <w:rFonts w:ascii="Arial Narrow" w:eastAsia="Arial Narrow" w:hAnsi="Arial Narrow" w:cs="Arial Narrow"/>
+          <w:color w:val="000000"/>
+          <w:kern w:val="0"/>
+          <w:lang w:eastAsia="es-PE"/>
+          <ns2:ligatures ns2:val="none"/>
+        </w:rPr>
+      </w:pPr>
+    </w:p>
     <w:p>
       <w:pPr>
         <w:spacing w:after="0" w:line="240" w:lineRule="auto"/>
-        <w:ind w:left="567"/>
-        <w:jc w:val="both"/>
-        <w:rPr>
-          <w:rFonts w:ascii="Arial Narrow" w:eastAsia="Arial Narrow" w:hAnsi="Arial Narrow" w:cs="Arial Narrow"/>
-          <w:color w:val="000000"/>
-          <w:kern w:val="0"/>
-          <w:lang w:eastAsia="es-PE"/>
-          <w14:ligatures w14:val="none"/>
-        </w:rPr>
-      </w:pPr>
-    </w:p>
-    <w:p>
-      <w:pPr>
-        <w:spacing w:after="0" w:line="240" w:lineRule="auto"/>
-        <w:jc w:val="both"/>
-        <w:rPr>
-          <w:rFonts w:ascii="Arial Narrow" w:eastAsia="Arial Narrow" w:hAnsi="Arial Narrow" w:cs="Arial Narrow"/>
-          <w:color w:val="000000"/>
-          <w:kern w:val="0"/>
-          <w:lang w:eastAsia="es-PE"/>
-          <w14:ligatures w14:val="none"/>
-        </w:rPr>
-      </w:pPr>
-      <w:r>
-        <w:rPr>
-          <w:rFonts w:ascii="Arial Narrow" w:eastAsia="Arial Narrow" w:hAnsi="Arial Narrow" w:cs="Arial Narrow"/>
-          <w:b/>
-          <w:color w:val="000000"/>
-          <w:kern w:val="0"/>
-          <w:lang w:eastAsia="es-PE"/>
-          <w14:ligatures w14:val="none"/>
+        <w:jc w:val="both"/>
+        <w:rPr>
+          <w:rFonts w:ascii="Arial Narrow" w:eastAsia="Arial Narrow" w:hAnsi="Arial Narrow" w:cs="Arial Narrow"/>
+          <w:color w:val="000000"/>
+          <w:kern w:val="0"/>
+          <w:lang w:eastAsia="es-PE"/>
+          <ns2:ligatures ns2:val="none"/>
+        </w:rPr>
+      </w:pPr>
+      <w:r>
+        <w:rPr>
+          <w:rFonts w:ascii="Arial Narrow" w:hAnsi="Arial Narrow" w:cs="Arial Narrow"/>
+          <w:b w:val="1"/>
+          <w:bCs w:val="1"/>
+          <w:sz w:val="20"/>
+          <w:szCs w:val="20"/>
         </w:rPr>
         <w:t xml:space="preserve">CUARTO: </w:t>
       </w:r>
       <w:r>
         <w:rPr>
-          <w:rFonts w:ascii="Arial Narrow" w:eastAsia="Arial Narrow" w:hAnsi="Arial Narrow" w:cs="Arial Narrow"/>
-          <w:color w:val="000000"/>
-          <w:kern w:val="0"/>
-          <w:lang w:eastAsia="es-PE"/>
-          <w14:ligatures w14:val="none"/>
-        </w:rPr>
-        <w:t xml:space="preserve">correr traslado de la denuncia interpuesta </w:t>
-      </w:r>
-      <w:r>
-        <w:rPr>
-          <w:rFonts w:ascii="Arial Narrow" w:eastAsia="Times New Roman" w:hAnsi="Arial Narrow" w:cs="Arial"/>
-          <w:color w:val="000000"/>
-          <w:kern w:val="0"/>
-          <w:lang w:val="es-ES" w:eastAsia="es-ES"/>
-          <w14:ligatures w14:val="none"/>
+          <w:rFonts w:ascii="Arial Narrow" w:hAnsi="Arial Narrow" w:cs="Arial Narrow"/>
+          <w:sz w:val="20"/>
+          <w:szCs w:val="20"/>
+        </w:rPr>
+        <w:t xml:space="preserve">correr traslado de la presente resolución a Rímac Seguros y Reaseguros S.A. y al Banco BBVA Perú S.A para que, de conformidad con lo dispuesto por el artículo 26° de la Ley sobre Facultades, Normas y Organización del Indecopi, aprobado por Decreto Legislativo N° 8079, presenten sus descargos sobre la imputación de cargos realizada en un plazo no mayor a cinco (5) días hábiles contado a partir del día siguiente de la notificación de la presente resolución, vencido el cual, el Secretario Técnico declarará en rebeldía a los denunciados que no lo hubieran presentado. Debe precisarse que de conformidad con lo establecido por el artículo 223° del Texto Único Ordenado de la Ley N° 27444, Ley del Procedimiento Administrativo General, las alegaciones y los hechos relevantes de la reclamación, salvo que hayan sido específicamente negadas en la contestación, se tendrán por aceptadas o meritadas como ciertas.</w:t>
+      </w:r>
+    </w:p>
+    <w:p ns2:paraId="2F1C55D7" ns2:textId="77777777">
+      <w:pPr>
+        <w:spacing w:after="0" w:line="240" w:lineRule="auto"/>
+        <w:jc w:val="both"/>
+        <w:rPr>
+          <w:rFonts w:ascii="Arial Narrow" w:eastAsia="Arial Narrow" w:hAnsi="Arial Narrow" w:cs="Arial Narrow"/>
+          <w:color w:val="000000"/>
+          <w:kern w:val="0"/>
+          <w:lang w:eastAsia="es-PE"/>
+          <ns2:ligatures ns2:val="none"/>
+        </w:rPr>
+      </w:pPr>
+    </w:p>
+    <w:p ns2:paraId="6D15F6EA" ns2:textId="5056DF99">
+      <w:pPr>
+        <w:spacing w:after="0" w:line="240" w:lineRule="auto"/>
+        <w:jc w:val="both"/>
+        <w:rPr>
+          <w:rFonts w:ascii="Arial Narrow" w:eastAsia="Times New Roman" w:hAnsi="Arial Narrow" w:cs="Arial"/>
+          <w:color w:val="000000"/>
+          <w:kern w:val="0"/>
+          <w:lang w:val="es-ES" w:eastAsia="es-ES"/>
+          <ns2:ligatures ns2:val="none"/>
+        </w:rPr>
+      </w:pPr>
+      <w:r>
+        <w:rPr>
+          <w:rFonts w:ascii="Arial Narrow" w:eastAsia="Arial Narrow" w:hAnsi="Arial Narrow" w:cs="Arial Narrow"/>
+          <w:b/>
+          <w:color w:val="000000"/>
+          <w:kern w:val="0"/>
+          <w:lang w:eastAsia="es-PE"/>
+          <ns2:ligatures ns2:val="none"/>
+        </w:rPr>
+        <w:t xml:space="preserve">QUINTO: </w:t>
+      </w:r>
+      <w:bookmarkStart w:id="5" w:name="_Hlk188286813"/>
+      <w:r>
+        <w:rPr>
+          <w:rFonts w:ascii="Arial Narrow" w:eastAsia="Times New Roman" w:hAnsi="Arial Narrow" w:cs="Arial"/>
+          <w:color w:val="000000"/>
+          <w:kern w:val="0"/>
+          <w:lang w:eastAsia="es-ES"/>
+          <ns2:ligatures ns2:val="none"/>
+        </w:rPr>
+        <w:t xml:space="preserve">requerir </w:t>
+      </w:r>
+      <w:r>
+        <w:rPr>
+          <w:rFonts w:ascii="Arial Narrow" w:eastAsia="Times New Roman" w:hAnsi="Arial Narrow" w:cs="Arial"/>
+          <w:color w:val="000000"/>
+          <w:kern w:val="0"/>
+          <w:lang w:val="es-ES" w:eastAsia="es-ES"/>
+          <ns2:ligatures ns2:val="none"/>
+        </w:rPr>
+        <w:t xml:space="preserve">que, en un </w:t>
+      </w:r>
+      <w:r>
+        <w:rPr>
+          <w:rFonts w:ascii="Arial Narrow" w:eastAsia="Times New Roman" w:hAnsi="Arial Narrow" w:cs="Arial"/>
+          <w:color w:val="000000"/>
+          <w:kern w:val="0"/>
+          <w:lang w:eastAsia="es-ES"/>
+          <ns2:ligatures ns2:val="none"/>
+        </w:rPr>
+        <w:t>plazo no mayor de cinco (5) días hábiles contado a partir del día siguiente de la notificación de la presente resolución</w:t>
+      </w:r>
+      <w:bookmarkEnd w:id="5"/>
+      <w:r>
+        <w:rPr>
+          <w:rFonts w:ascii="Arial Narrow" w:eastAsia="Times New Roman" w:hAnsi="Arial Narrow" w:cs="Arial"/>
+          <w:color w:val="000000"/>
+          <w:kern w:val="0"/>
+          <w:lang w:eastAsia="es-ES"/>
+          <ns2:ligatures ns2:val="none"/>
+        </w:rPr>
+        <w:t xml:space="preserve">, </w:t>
+      </w:r>
+      <w:bookmarkStart w:id="6" w:name="_Hlk188286828"/>
+      <w:r>
+        <w:rPr>
+          <w:rFonts w:ascii="Arial Narrow" w:eastAsia="Arial Narrow" w:hAnsi="Arial Narrow" w:cs="Arial Narrow"/>
+          <w:bCs/>
+        </w:rPr>
+        <w:t>Rímac Seguros y Reaseguros S.A.</w:t>
+      </w:r>
+      <w:r>
+        <w:rPr>
+          <w:rFonts w:ascii="Arial Narrow" w:eastAsia="Times New Roman" w:hAnsi="Arial Narrow" w:cs="Arial"/>
+          <w:color w:val="000000"/>
+          <w:kern w:val="0"/>
+          <w:lang w:eastAsia="es-ES"/>
+          <ns2:ligatures ns2:val="none"/>
+        </w:rPr>
+        <w:t xml:space="preserve">, </w:t>
+      </w:r>
+      <w:bookmarkEnd w:id="6"/>
+      <w:r>
+        <w:rPr>
+          <w:rFonts w:ascii="Arial Narrow" w:eastAsia="Times New Roman" w:hAnsi="Arial Narrow" w:cs="Arial"/>
+          <w:color w:val="000000"/>
+          <w:kern w:val="0"/>
+          <w:lang w:val="es-ES" w:eastAsia="es-ES"/>
+          <ns2:ligatures ns2:val="none"/>
+        </w:rPr>
+        <w:t>cumpla</w:t>
+      </w:r>
+      <w:r>
+        <w:rPr>
+          <w:rFonts w:ascii="Arial Narrow" w:eastAsia="Times New Roman" w:hAnsi="Arial Narrow" w:cs="Arial"/>
+          <w:color w:val="000000"/>
+          <w:kern w:val="0"/>
+          <w:lang w:val="es-ES" w:eastAsia="es-ES"/>
+          <ns2:ligatures ns2:val="none"/>
+        </w:rPr>
+        <w:t xml:space="preserve"> con: </w:t>
+      </w:r>
+      <w:r>
+        <w:rPr>
+          <w:rFonts w:ascii="Arial Narrow" w:eastAsia="Times New Roman" w:hAnsi="Arial Narrow" w:cs="Arial"/>
+          <w:color w:val="000000"/>
+          <w:kern w:val="0"/>
+          <w:lang w:val="es-ES" w:eastAsia="es-ES"/>
+          <ns2:ligatures ns2:val="none"/>
+        </w:rPr>
+        <w:t>(i) presentar una copia debidamente suscrita de</w:t>
+      </w:r>
+      <w:r>
+        <w:rPr>
+          <w:rFonts w:ascii="Arial Narrow" w:eastAsia="Times New Roman" w:hAnsi="Arial Narrow" w:cs="Arial"/>
+          <w:color w:val="000000"/>
+          <w:kern w:val="0"/>
+          <w:lang w:val="es-ES" w:eastAsia="es-ES"/>
+          <ns2:ligatures ns2:val="none"/>
+        </w:rPr>
+        <w:t>l</w:t>
+      </w:r>
+      <w:r>
+        <w:rPr>
+          <w:rFonts w:ascii="Arial Narrow" w:eastAsia="Times New Roman" w:hAnsi="Arial Narrow" w:cs="Arial"/>
+          <w:color w:val="000000"/>
+          <w:kern w:val="0"/>
+          <w:lang w:val="es-ES" w:eastAsia="es-ES"/>
+          <ns2:ligatures ns2:val="none"/>
+        </w:rPr>
+        <w:t xml:space="preserve"> </w:t>
+      </w:r>
+      <w:r>
+        <w:rPr>
+          <w:rFonts w:ascii="Arial Narrow" w:eastAsia="Times New Roman" w:hAnsi="Arial Narrow" w:cs="Arial"/>
+          <w:color w:val="000000"/>
+          <w:kern w:val="0"/>
+          <w:lang w:eastAsia="es-ES"/>
+          <ns2:ligatures ns2:val="none"/>
+        </w:rPr>
+        <w:t>Certificado</w:t>
+      </w:r>
+      <w:r>
+        <w:rPr>
+          <w:rFonts w:ascii="Arial Narrow" w:eastAsia="Times New Roman" w:hAnsi="Arial Narrow" w:cs="Arial"/>
+          <w:color w:val="000000"/>
+          <w:kern w:val="0"/>
+          <w:lang w:eastAsia="es-ES"/>
+          <ns2:ligatures ns2:val="none"/>
+        </w:rPr>
+        <w:t xml:space="preserve"> 00110301924002094616 </w:t>
+      </w:r>
+      <w:r>
+        <w:rPr>
+          <w:rFonts w:ascii="Arial Narrow" w:eastAsia="Times New Roman" w:hAnsi="Arial Narrow" w:cs="Arial"/>
+          <w:color w:val="000000"/>
+          <w:kern w:val="0"/>
+          <w:lang w:val="es-ES" w:eastAsia="es-ES"/>
+          <ns2:ligatures ns2:val="none"/>
+        </w:rPr>
+        <w:t xml:space="preserve">y/o </w:t>
+      </w:r>
+      <w:r>
+        <w:rPr>
+          <w:rFonts w:ascii="Arial Narrow" w:eastAsia="Times New Roman" w:hAnsi="Arial Narrow" w:cs="Arial"/>
+          <w:color w:val="000000"/>
+          <w:kern w:val="0"/>
+          <w:lang w:val="es-ES" w:eastAsia="es-ES"/>
+          <ns2:ligatures ns2:val="none"/>
+        </w:rPr>
+        <w:t>Póliza</w:t>
+      </w:r>
+      <w:r>
+        <w:rPr>
+          <w:rFonts w:ascii="Arial Narrow" w:eastAsia="Times New Roman" w:hAnsi="Arial Narrow" w:cs="Arial"/>
+          <w:color w:val="000000"/>
+          <w:kern w:val="0"/>
+          <w:lang w:val="es-ES" w:eastAsia="es-ES"/>
+          <ns2:ligatures ns2:val="none"/>
+        </w:rPr>
+        <w:t xml:space="preserve"> del </w:t>
+      </w:r>
+      <w:r>
+        <w:rPr>
+          <w:rFonts w:ascii="Arial Narrow" w:eastAsia="Times New Roman" w:hAnsi="Arial Narrow" w:cs="Arial"/>
+          <w:color w:val="000000"/>
+          <w:kern w:val="0"/>
+          <w:lang w:eastAsia="es-ES"/>
+          <ns2:ligatures ns2:val="none"/>
+        </w:rPr>
+        <w:t xml:space="preserve">Seguro de Desgravamen </w:t>
+      </w:r>
+      <w:proofErr w:type="spellStart"/>
+      <w:r>
+        <w:rPr>
+          <w:rFonts w:ascii="Arial Narrow" w:eastAsia="Times New Roman" w:hAnsi="Arial Narrow" w:cs="Arial"/>
+          <w:color w:val="000000"/>
+          <w:kern w:val="0"/>
+          <w:lang w:eastAsia="es-ES"/>
+          <ns2:ligatures ns2:val="none"/>
+        </w:rPr>
+        <w:t>Contifacil</w:t>
+      </w:r>
+      <w:proofErr w:type="spellEnd"/>
+      <w:r>
+        <w:rPr>
+          <w:rFonts w:ascii="Arial Narrow" w:eastAsia="Times New Roman" w:hAnsi="Arial Narrow" w:cs="Arial"/>
+          <w:color w:val="000000"/>
+          <w:kern w:val="0"/>
+          <w:lang w:eastAsia="es-ES"/>
+          <ns2:ligatures ns2:val="none"/>
+        </w:rPr>
+        <w:t xml:space="preserve"> Soles</w:t>
+      </w:r>
+      <w:r>
+        <w:rPr>
+          <w:rFonts w:ascii="Arial Narrow" w:eastAsia="Times New Roman" w:hAnsi="Arial Narrow" w:cs="Arial"/>
+          <w:color w:val="000000"/>
+          <w:kern w:val="0"/>
+          <w:lang w:val="es-ES" w:eastAsia="es-ES"/>
+          <ns2:ligatures ns2:val="none"/>
+        </w:rPr>
+        <w:t xml:space="preserve"> materia de denuncia;</w:t>
+      </w:r>
+      <w:r>
+        <w:rPr>
+          <w:rFonts w:ascii="Arial Narrow" w:eastAsia="Times New Roman" w:hAnsi="Arial Narrow" w:cs="Arial"/>
+          <w:color w:val="000000"/>
+          <w:kern w:val="0"/>
+          <w:lang w:val="es-ES" w:eastAsia="es-ES"/>
+          <ns2:ligatures ns2:val="none"/>
+        </w:rPr>
+        <w:t xml:space="preserve"> (</w:t>
+      </w:r>
+      <w:proofErr w:type="spellStart"/>
+      <w:r>
+        <w:rPr>
+          <w:rFonts w:ascii="Arial Narrow" w:eastAsia="Times New Roman" w:hAnsi="Arial Narrow" w:cs="Arial"/>
+          <w:color w:val="000000"/>
+          <w:kern w:val="0"/>
+          <w:lang w:val="es-ES" w:eastAsia="es-ES"/>
+          <ns2:ligatures ns2:val="none"/>
+        </w:rPr>
+        <w:t>ii</w:t>
+      </w:r>
+      <w:proofErr w:type="spellEnd"/>
+      <w:r>
+        <w:rPr>
+          <w:rFonts w:ascii="Arial Narrow" w:eastAsia="Times New Roman" w:hAnsi="Arial Narrow" w:cs="Arial"/>
+          <w:color w:val="000000"/>
+          <w:kern w:val="0"/>
+          <w:lang w:val="es-ES" w:eastAsia="es-ES"/>
+          <ns2:ligatures ns2:val="none"/>
+        </w:rPr>
+        <w:t>)</w:t>
+      </w:r>
+      <w:r>
+        <w:rPr>
+          <w:rFonts w:ascii="Arial Narrow" w:eastAsia="Times New Roman" w:hAnsi="Arial Narrow" w:cs="Arial"/>
+          <w:color w:val="000000"/>
+          <w:kern w:val="0"/>
+          <w:lang w:val="es-ES" w:eastAsia="es-ES"/>
+          <ns2:ligatures ns2:val="none"/>
+        </w:rPr>
+        <w:t xml:space="preserve"> presentar una copia debidamente suscrita de</w:t>
+      </w:r>
+      <w:r>
+        <w:rPr>
+          <w:rFonts w:ascii="Arial Narrow" w:eastAsia="Times New Roman" w:hAnsi="Arial Narrow" w:cs="Arial"/>
+          <w:color w:val="000000"/>
+          <w:kern w:val="0"/>
+          <w:lang w:val="es-ES" w:eastAsia="es-ES"/>
+          <ns2:ligatures ns2:val="none"/>
+        </w:rPr>
+        <w:t>l</w:t>
+      </w:r>
+      <w:r>
+        <w:rPr>
+          <w:rFonts w:ascii="Arial Narrow" w:eastAsia="Times New Roman" w:hAnsi="Arial Narrow" w:cs="Arial"/>
+          <w:color w:val="000000"/>
+          <w:kern w:val="0"/>
+          <w:lang w:val="es-ES" w:eastAsia="es-ES"/>
+          <ns2:ligatures ns2:val="none"/>
+        </w:rPr>
+        <w:t xml:space="preserve"> </w:t>
+      </w:r>
+      <w:r>
+        <w:rPr>
+          <w:rFonts w:ascii="Arial Narrow" w:eastAsia="Times New Roman" w:hAnsi="Arial Narrow" w:cs="Arial"/>
+          <w:color w:val="000000"/>
+          <w:kern w:val="0"/>
+          <w:lang w:eastAsia="es-ES"/>
+          <ns2:ligatures ns2:val="none"/>
+        </w:rPr>
+        <w:t>Certificado</w:t>
+      </w:r>
+      <w:r>
+        <w:rPr>
+          <w:rFonts w:ascii="Arial Narrow" w:eastAsia="Times New Roman" w:hAnsi="Arial Narrow" w:cs="Arial"/>
+          <w:color w:val="000000"/>
+          <w:kern w:val="0"/>
+          <w:lang w:eastAsia="es-ES"/>
+          <ns2:ligatures ns2:val="none"/>
+        </w:rPr>
+        <w:t xml:space="preserve"> </w:t>
+      </w:r>
+      <w:r>
+        <w:rPr>
+          <w:rFonts w:ascii="Arial Narrow" w:eastAsia="Times New Roman" w:hAnsi="Arial Narrow" w:cs="Arial"/>
+          <w:color w:val="000000"/>
+          <w:kern w:val="0"/>
+          <w:lang w:eastAsia="es-ES"/>
+          <ns2:ligatures ns2:val="none"/>
+        </w:rPr>
+        <w:t>001108144004895143</w:t>
+      </w:r>
+      <w:r>
+        <w:rPr>
+          <w:rFonts w:ascii="Arial Narrow" w:eastAsia="Times New Roman" w:hAnsi="Arial Narrow" w:cs="Arial"/>
+          <w:color w:val="000000"/>
+          <w:kern w:val="0"/>
+          <w:lang w:eastAsia="es-ES"/>
+          <ns2:ligatures ns2:val="none"/>
+        </w:rPr>
+        <w:t xml:space="preserve"> del </w:t>
+      </w:r>
+      <w:r>
+        <w:rPr>
+          <w:rFonts w:ascii="Arial Narrow" w:eastAsia="Times New Roman" w:hAnsi="Arial Narrow" w:cs="Arial"/>
+          <w:color w:val="000000"/>
+          <w:kern w:val="0"/>
+          <w:lang w:eastAsia="es-ES"/>
+          <ns2:ligatures ns2:val="none"/>
+        </w:rPr>
+        <w:t xml:space="preserve">Seguro de Desgravamen Triangular Consumo Soles </w:t>
+      </w:r>
+      <w:r>
+        <w:rPr>
+          <w:rFonts w:ascii="Arial Narrow" w:eastAsia="Times New Roman" w:hAnsi="Arial Narrow" w:cs="Arial"/>
+          <w:color w:val="000000"/>
+          <w:kern w:val="0"/>
+          <w:lang w:val="es-ES" w:eastAsia="es-ES"/>
+          <ns2:ligatures ns2:val="none"/>
+        </w:rPr>
+        <w:t>materia de denuncia</w:t>
+      </w:r>
+      <w:r>
+        <w:rPr>
+          <w:rFonts w:ascii="Arial Narrow" w:eastAsia="Times New Roman" w:hAnsi="Arial Narrow" w:cs="Arial"/>
+          <w:color w:val="000000"/>
+          <w:kern w:val="0"/>
+          <w:lang w:eastAsia="es-ES"/>
+          <ns2:ligatures ns2:val="none"/>
+        </w:rPr>
+        <w:t>;</w:t>
+      </w:r>
+      <w:r>
+        <w:rPr>
+          <w:rFonts w:ascii="Arial Narrow" w:eastAsia="Times New Roman" w:hAnsi="Arial Narrow" w:cs="Arial"/>
+          <w:color w:val="000000"/>
+          <w:kern w:val="0"/>
+          <w:lang w:val="es-ES" w:eastAsia="es-ES"/>
+          <ns2:ligatures ns2:val="none"/>
+        </w:rPr>
+        <w:t xml:space="preserve"> (</w:t>
+      </w:r>
+      <w:proofErr w:type="spellStart"/>
+      <w:r>
+        <w:rPr>
+          <w:rFonts w:ascii="Arial Narrow" w:eastAsia="Times New Roman" w:hAnsi="Arial Narrow" w:cs="Arial"/>
+          <w:color w:val="000000"/>
+          <w:kern w:val="0"/>
+          <w:lang w:val="es-ES" w:eastAsia="es-ES"/>
+          <ns2:ligatures ns2:val="none"/>
+        </w:rPr>
+        <w:t>i</w:t>
+      </w:r>
+      <w:r>
+        <w:rPr>
+          <w:rFonts w:ascii="Arial Narrow" w:eastAsia="Times New Roman" w:hAnsi="Arial Narrow" w:cs="Arial"/>
+          <w:color w:val="000000"/>
+          <w:kern w:val="0"/>
+          <w:lang w:val="es-ES" w:eastAsia="es-ES"/>
+          <ns2:ligatures ns2:val="none"/>
+        </w:rPr>
+        <w:t>i</w:t>
+      </w:r>
+      <w:r>
+        <w:rPr>
+          <w:rFonts w:ascii="Arial Narrow" w:eastAsia="Times New Roman" w:hAnsi="Arial Narrow" w:cs="Arial"/>
+          <w:color w:val="000000"/>
+          <w:kern w:val="0"/>
+          <w:lang w:val="es-ES" w:eastAsia="es-ES"/>
+          <ns2:ligatures ns2:val="none"/>
+        </w:rPr>
+        <w:t>i</w:t>
+      </w:r>
+      <w:proofErr w:type="spellEnd"/>
+      <w:r>
+        <w:rPr>
+          <w:rFonts w:ascii="Arial Narrow" w:eastAsia="Times New Roman" w:hAnsi="Arial Narrow" w:cs="Arial"/>
+          <w:color w:val="000000"/>
+          <w:kern w:val="0"/>
+          <w:lang w:val="es-ES" w:eastAsia="es-ES"/>
+          <ns2:ligatures ns2:val="none"/>
+        </w:rPr>
+        <w:t>) presentar los medios probatorios que sustenten su negativa a otorgar la cobertura de</w:t>
+      </w:r>
+      <w:r>
+        <w:rPr>
+          <w:rFonts w:ascii="Arial Narrow" w:eastAsia="Times New Roman" w:hAnsi="Arial Narrow" w:cs="Arial"/>
+          <w:color w:val="000000"/>
+          <w:kern w:val="0"/>
+          <w:lang w:val="es-ES" w:eastAsia="es-ES"/>
+          <ns2:ligatures ns2:val="none"/>
+        </w:rPr>
+        <w:t xml:space="preserve"> los</w:t>
+      </w:r>
+      <w:r>
+        <w:rPr>
+          <w:rFonts w:ascii="Arial Narrow" w:eastAsia="Times New Roman" w:hAnsi="Arial Narrow" w:cs="Arial"/>
+          <w:color w:val="000000"/>
+          <w:kern w:val="0"/>
+          <w:lang w:val="es-ES" w:eastAsia="es-ES"/>
+          <ns2:ligatures ns2:val="none"/>
+        </w:rPr>
+        <w:t xml:space="preserve"> Seguro</w:t>
+      </w:r>
+      <w:r>
+        <w:rPr>
+          <w:rFonts w:ascii="Arial Narrow" w:eastAsia="Times New Roman" w:hAnsi="Arial Narrow" w:cs="Arial"/>
+          <w:color w:val="000000"/>
+          <w:kern w:val="0"/>
+          <w:lang w:val="es-ES" w:eastAsia="es-ES"/>
+          <ns2:ligatures ns2:val="none"/>
+        </w:rPr>
+        <w:t>s</w:t>
+      </w:r>
+      <w:r>
+        <w:rPr>
+          <w:rFonts w:ascii="Arial Narrow" w:eastAsia="Times New Roman" w:hAnsi="Arial Narrow" w:cs="Arial"/>
+          <w:color w:val="000000"/>
+          <w:kern w:val="0"/>
+          <w:lang w:val="es-ES" w:eastAsia="es-ES"/>
+          <ns2:ligatures ns2:val="none"/>
+        </w:rPr>
+        <w:t xml:space="preserve"> de Desgravamen a la parte denunciante; y, (</w:t>
+      </w:r>
+      <w:proofErr w:type="spellStart"/>
+      <w:r>
+        <w:rPr>
+          <w:rFonts w:ascii="Arial Narrow" w:eastAsia="Times New Roman" w:hAnsi="Arial Narrow" w:cs="Arial"/>
+          <w:color w:val="000000"/>
+          <w:kern w:val="0"/>
+          <w:lang w:val="es-ES" w:eastAsia="es-ES"/>
+          <ns2:ligatures ns2:val="none"/>
+        </w:rPr>
+        <w:t>i</w:t>
+      </w:r>
+      <w:r>
+        <w:rPr>
+          <w:rFonts w:ascii="Arial Narrow" w:eastAsia="Times New Roman" w:hAnsi="Arial Narrow" w:cs="Arial"/>
+          <w:color w:val="000000"/>
+          <w:kern w:val="0"/>
+          <w:lang w:val="es-ES" w:eastAsia="es-ES"/>
+          <ns2:ligatures ns2:val="none"/>
+        </w:rPr>
+        <w:t>v</w:t>
+      </w:r>
+      <w:proofErr w:type="spellEnd"/>
+      <w:r>
+        <w:rPr>
+          <w:rFonts w:ascii="Arial Narrow" w:eastAsia="Times New Roman" w:hAnsi="Arial Narrow" w:cs="Arial"/>
+          <w:color w:val="000000"/>
+          <w:kern w:val="0"/>
+          <w:lang w:val="es-ES" w:eastAsia="es-ES"/>
+          <ns2:ligatures ns2:val="none"/>
+        </w:rPr>
+        <w:t>) presentar todas las comunicaciones cursadas con la parte denunciante en virtud del hecho materia de denuncia</w:t>
+      </w:r>
+      <w:r>
+        <w:rPr>
+          <w:rFonts w:ascii="Arial Narrow" w:eastAsia="Times New Roman" w:hAnsi="Arial Narrow" w:cs="Arial"/>
+          <w:color w:val="000000"/>
+          <w:kern w:val="0"/>
+          <w:lang w:val="es-ES" w:eastAsia="es-ES"/>
+          <ns2:ligatures ns2:val="none"/>
+        </w:rPr>
+        <w:t>.</w:t>
+      </w:r>
+    </w:p>
+    <w:p ns2:paraId="7EAE58BA" ns2:textId="77777777">
+      <w:pPr>
+        <w:spacing w:after="0" w:line="240" w:lineRule="auto"/>
+        <w:jc w:val="both"/>
+        <w:rPr>
+          <w:rFonts w:ascii="Arial Narrow" w:eastAsia="Times New Roman" w:hAnsi="Arial Narrow" w:cs="Arial"/>
+          <w:color w:val="000000"/>
+          <w:kern w:val="0"/>
+          <w:lang w:val="es-ES" w:eastAsia="es-ES"/>
+          <ns2:ligatures ns2:val="none"/>
+        </w:rPr>
+      </w:pPr>
+    </w:p>
+    <w:p ns2:paraId="018EE32A" ns2:textId="304DF835">
+      <w:pPr>
+        <w:spacing w:after="0" w:line="240" w:lineRule="auto"/>
+        <w:jc w:val="both"/>
+        <w:rPr>
+          <w:rFonts w:ascii="Arial Narrow" w:eastAsia="Times New Roman" w:hAnsi="Arial Narrow" w:cs="Arial"/>
+          <w:color w:val="000000"/>
+          <w:kern w:val="0"/>
+          <w:lang w:val="es-ES" w:eastAsia="es-ES"/>
+          <ns2:ligatures ns2:val="none"/>
+        </w:rPr>
+      </w:pPr>
+      <w:r>
+        <w:rPr>
+          <w:rFonts w:ascii="Arial Narrow" w:eastAsia="Arial Narrow" w:hAnsi="Arial Narrow" w:cs="Arial Narrow"/>
+          <w:b/>
+          <w:color w:val="000000"/>
+          <w:kern w:val="0"/>
+          <w:lang w:eastAsia="es-PE"/>
+          <ns2:ligatures ns2:val="none"/>
+        </w:rPr>
+        <w:t xml:space="preserve">SEXTO: </w:t>
+      </w:r>
+      <w:r>
+        <w:rPr>
+          <w:rFonts w:ascii="Arial Narrow" w:eastAsia="Times New Roman" w:hAnsi="Arial Narrow" w:cs="Arial"/>
+          <w:color w:val="000000"/>
+          <w:kern w:val="0"/>
+          <w:lang w:eastAsia="es-ES"/>
+          <ns2:ligatures ns2:val="none"/>
+        </w:rPr>
+        <w:t xml:space="preserve">requerir </w:t>
+      </w:r>
+      <w:r>
+        <w:rPr>
+          <w:rFonts w:ascii="Arial Narrow" w:eastAsia="Times New Roman" w:hAnsi="Arial Narrow" w:cs="Arial"/>
+          <w:color w:val="000000"/>
+          <w:kern w:val="0"/>
+          <w:lang w:val="es-ES" w:eastAsia="es-ES"/>
+          <ns2:ligatures ns2:val="none"/>
+        </w:rPr>
+        <w:t xml:space="preserve">que, en un </w:t>
+      </w:r>
+      <w:r>
+        <w:rPr>
+          <w:rFonts w:ascii="Arial Narrow" w:eastAsia="Times New Roman" w:hAnsi="Arial Narrow" w:cs="Arial"/>
+          <w:color w:val="000000"/>
+          <w:kern w:val="0"/>
+          <w:lang w:eastAsia="es-ES"/>
+          <ns2:ligatures ns2:val="none"/>
+        </w:rPr>
+        <w:t xml:space="preserve">plazo no mayor de cinco (5) días hábiles contado a partir del día siguiente de la notificación de la presente resolución, </w:t>
+      </w:r>
+      <w:r>
+        <w:rPr>
+          <w:rFonts w:ascii="Arial Narrow" w:eastAsia="Times New Roman" w:hAnsi="Arial Narrow" w:cs="Arial"/>
+          <w:color w:val="000000"/>
+          <w:kern w:val="0"/>
+          <w:lang w:eastAsia="es-ES"/>
+          <ns2:ligatures ns2:val="none"/>
         </w:rPr>
         <w:t xml:space="preserve">el </w:t>
       </w:r>
       <w:r>
         <w:rPr>
-          <w:rFonts w:ascii="Arial Narrow" w:eastAsia="Times New Roman" w:hAnsi="Arial Narrow" w:cs="Arial"/>
-          <w:color w:val="000000"/>
-          <w:kern w:val="0"/>
-          <w:lang w:val="es-ES" w:eastAsia="es-ES"/>
-          <w14:ligatures w14:val="none"/>
-        </w:rPr>
-        <w:t>20 de febrero de 2025, subsanada mediante escrito del 12 de junio de 2025</w:t>
-      </w:r>
-      <w:r>
-        <w:rPr>
-          <w:rFonts w:ascii="Arial Narrow" w:eastAsia="Calibri" w:hAnsi="Arial Narrow" w:cs="Arial"/>
-          <w:kern w:val="0"/>
-          <w14:ligatures w14:val="none"/>
+          <w:rFonts w:ascii="Arial Narrow" w:eastAsia="Arial Narrow" w:hAnsi="Arial Narrow" w:cs="Arial Narrow"/>
+          <w:bCs/>
+        </w:rPr>
+        <w:t xml:space="preserve">Banco BBVA Perú </w:t>
+      </w:r>
+      <w:r>
+        <w:rPr>
+          <w:rFonts w:ascii="Arial Narrow" w:eastAsia="Times New Roman" w:hAnsi="Arial Narrow" w:cs="Times New Roman"/>
+          <w:color w:val="000000"/>
+          <w:kern w:val="0"/>
+          <w:shd w:val="clear" w:color="auto" w:fill="FFFFFF"/>
+          <w:lang w:eastAsia="es-PE"/>
+          <ns2:ligatures ns2:val="none"/>
+        </w:rPr>
+        <w:t>S.A.</w:t>
+      </w:r>
+      <w:r>
+        <w:rPr>
+          <w:rFonts w:ascii="Arial Narrow" w:eastAsia="Times New Roman" w:hAnsi="Arial Narrow" w:cs="Arial"/>
+          <w:color w:val="000000"/>
+          <w:kern w:val="0"/>
+          <w:lang w:eastAsia="es-ES"/>
+          <ns2:ligatures ns2:val="none"/>
         </w:rPr>
         <w:t xml:space="preserve">, </w:t>
       </w:r>
       <w:r>
         <w:rPr>
-          <w:rFonts w:ascii="Arial Narrow" w:eastAsia="Arial Narrow" w:hAnsi="Arial Narrow" w:cs="Arial Narrow"/>
-          <w:color w:val="000000"/>
-          <w:kern w:val="0"/>
-          <w:lang w:eastAsia="es-PE"/>
-          <w14:ligatures w14:val="none"/>
-        </w:rPr>
-        <w:t>a</w:t>
-      </w:r>
-      <w:r>
-        <w:rPr>
-          <w:rFonts w:ascii="Arial Narrow" w:eastAsia="Times New Roman" w:hAnsi="Arial Narrow" w:cs="Times New Roman"/>
-          <w:color w:val="000000"/>
-          <w:kern w:val="0"/>
-          <w:shd w:val="clear" w:color="auto" w:fill="FFFFFF"/>
-          <w:lang w:eastAsia="es-PE"/>
-          <w14:ligatures w14:val="none"/>
+          <w:rFonts w:ascii="Arial Narrow" w:eastAsia="Times New Roman" w:hAnsi="Arial Narrow" w:cs="Arial"/>
+          <w:color w:val="000000"/>
+          <w:kern w:val="0"/>
+          <w:lang w:val="es-ES" w:eastAsia="es-ES"/>
+          <ns2:ligatures ns2:val="none"/>
+        </w:rPr>
+        <w:t>c</w:t>
+      </w:r>
+      <w:r>
+        <w:rPr>
+          <w:rFonts w:ascii="Arial Narrow" w:eastAsia="Times New Roman" w:hAnsi="Arial Narrow" w:cs="Arial"/>
+          <w:color w:val="000000"/>
+          <w:kern w:val="0"/>
+          <w:lang w:val="es-ES" w:eastAsia="es-ES"/>
+          <ns2:ligatures ns2:val="none"/>
+        </w:rPr>
+        <w:t xml:space="preserve">umpla con: </w:t>
+      </w:r>
+      <w:r>
+        <w:rPr>
+          <w:rFonts w:ascii="Arial Narrow" w:eastAsia="Times New Roman" w:hAnsi="Arial Narrow" w:cs="Arial"/>
+          <w:color w:val="000000"/>
+          <w:kern w:val="0"/>
+          <w:lang w:val="es-ES" w:eastAsia="es-ES"/>
+          <ns2:ligatures ns2:val="none"/>
+        </w:rPr>
+        <w:t>(i) presentar una copia debidamente suscrita de</w:t>
+      </w:r>
+      <w:r>
+        <w:rPr>
+          <w:rFonts w:ascii="Arial Narrow" w:eastAsia="Times New Roman" w:hAnsi="Arial Narrow" w:cs="Arial"/>
+          <w:color w:val="000000"/>
+          <w:kern w:val="0"/>
+          <w:lang w:val="es-ES" w:eastAsia="es-ES"/>
+          <ns2:ligatures ns2:val="none"/>
+        </w:rPr>
+        <w:t>l</w:t>
+      </w:r>
+      <w:r>
+        <w:rPr>
+          <w:rFonts w:ascii="Arial Narrow" w:eastAsia="Times New Roman" w:hAnsi="Arial Narrow" w:cs="Arial"/>
+          <w:color w:val="000000"/>
+          <w:kern w:val="0"/>
+          <w:lang w:val="es-ES" w:eastAsia="es-ES"/>
+          <ns2:ligatures ns2:val="none"/>
         </w:rPr>
         <w:t xml:space="preserve"> </w:t>
       </w:r>
       <w:r>
         <w:rPr>
-          <w:rFonts w:ascii="Arial Narrow" w:eastAsia="Arial Narrow" w:hAnsi="Arial Narrow" w:cs="Arial Narrow"/>
-          <w:bCs/>
-        </w:rPr>
-        <w:t>Rímac Seguros y Reaseguros S.A. y</w:t>
-      </w:r>
-      <w:r>
-        <w:rPr>
-          <w:rFonts w:ascii="Arial Narrow" w:eastAsia="Arial Narrow" w:hAnsi="Arial Narrow" w:cs="Arial Narrow"/>
-          <w:bCs/>
-        </w:rPr>
-        <w:t xml:space="preserve"> al</w:t>
-      </w:r>
-      <w:r>
-        <w:rPr>
-          <w:rFonts w:ascii="Arial Narrow" w:eastAsia="Arial Narrow" w:hAnsi="Arial Narrow" w:cs="Arial Narrow"/>
-          <w:bCs/>
-        </w:rPr>
-        <w:t xml:space="preserve"> Banco BBVA Perú S.A.</w:t>
-      </w:r>
-      <w:r>
-        <w:rPr>
-          <w:rFonts w:ascii="Arial Narrow" w:eastAsia="Arial Narrow" w:hAnsi="Arial Narrow" w:cs="Arial Narrow"/>
-          <w:color w:val="000000"/>
-          <w:kern w:val="0"/>
-          <w:lang w:eastAsia="es-PE"/>
-          <w14:ligatures w14:val="none"/>
-        </w:rPr>
-        <w:t>, pa</w:t>
-      </w:r>
-      <w:r>
-        <w:rPr>
-          <w:rFonts w:ascii="Arial Narrow" w:eastAsia="Arial Narrow" w:hAnsi="Arial Narrow" w:cs="Arial Narrow"/>
-          <w:color w:val="000000"/>
-          <w:kern w:val="0"/>
-          <w:lang w:eastAsia="es-PE"/>
-          <w14:ligatures w14:val="none"/>
-        </w:rPr>
-        <w:t>ra que, de conformidad con lo dispuesto por el artículo 26</w:t>
+          <w:rFonts w:ascii="Arial Narrow" w:eastAsia="Times New Roman" w:hAnsi="Arial Narrow" w:cs="Arial"/>
+          <w:color w:val="000000"/>
+          <w:kern w:val="0"/>
+          <w:lang w:eastAsia="es-ES"/>
+          <ns2:ligatures ns2:val="none"/>
+        </w:rPr>
+        <w:t>Certificado</w:t>
+      </w:r>
+      <w:r>
+        <w:rPr>
+          <w:rFonts w:ascii="Arial Narrow" w:eastAsia="Times New Roman" w:hAnsi="Arial Narrow" w:cs="Arial"/>
+          <w:color w:val="000000"/>
+          <w:kern w:val="0"/>
+          <w:lang w:eastAsia="es-ES"/>
+          <ns2:ligatures ns2:val="none"/>
+        </w:rPr>
+        <w:t xml:space="preserve"> 00110301924002094616 </w:t>
+      </w:r>
+      <w:r>
+        <w:rPr>
+          <w:rFonts w:ascii="Arial Narrow" w:eastAsia="Times New Roman" w:hAnsi="Arial Narrow" w:cs="Arial"/>
+          <w:color w:val="000000"/>
+          <w:kern w:val="0"/>
+          <w:lang w:val="es-ES" w:eastAsia="es-ES"/>
+          <ns2:ligatures ns2:val="none"/>
+        </w:rPr>
+        <w:t xml:space="preserve">y/o </w:t>
+      </w:r>
+      <w:r>
+        <w:rPr>
+          <w:rFonts w:ascii="Arial Narrow" w:eastAsia="Times New Roman" w:hAnsi="Arial Narrow" w:cs="Arial"/>
+          <w:color w:val="000000"/>
+          <w:kern w:val="0"/>
+          <w:lang w:val="es-ES" w:eastAsia="es-ES"/>
+          <ns2:ligatures ns2:val="none"/>
+        </w:rPr>
+        <w:t>Póliza</w:t>
+      </w:r>
+      <w:r>
+        <w:rPr>
+          <w:rFonts w:ascii="Arial Narrow" w:eastAsia="Times New Roman" w:hAnsi="Arial Narrow" w:cs="Arial"/>
+          <w:color w:val="000000"/>
+          <w:kern w:val="0"/>
+          <w:lang w:val="es-ES" w:eastAsia="es-ES"/>
+          <ns2:ligatures ns2:val="none"/>
+        </w:rPr>
+        <w:t xml:space="preserve"> del </w:t>
+      </w:r>
+      <w:r>
+        <w:rPr>
+          <w:rFonts w:ascii="Arial Narrow" w:eastAsia="Times New Roman" w:hAnsi="Arial Narrow" w:cs="Arial"/>
+          <w:color w:val="000000"/>
+          <w:kern w:val="0"/>
+          <w:lang w:eastAsia="es-ES"/>
+          <ns2:ligatures ns2:val="none"/>
+        </w:rPr>
+        <w:t xml:space="preserve">Seguro de Desgravamen </w:t>
+      </w:r>
+      <w:proofErr w:type="spellStart"/>
+      <w:r>
+        <w:rPr>
+          <w:rFonts w:ascii="Arial Narrow" w:eastAsia="Times New Roman" w:hAnsi="Arial Narrow" w:cs="Arial"/>
+          <w:color w:val="000000"/>
+          <w:kern w:val="0"/>
+          <w:lang w:eastAsia="es-ES"/>
+          <ns2:ligatures ns2:val="none"/>
+        </w:rPr>
+        <w:t>Contifacil</w:t>
+      </w:r>
+      <w:proofErr w:type="spellEnd"/>
+      <w:r>
+        <w:rPr>
+          <w:rFonts w:ascii="Arial Narrow" w:eastAsia="Times New Roman" w:hAnsi="Arial Narrow" w:cs="Arial"/>
+          <w:color w:val="000000"/>
+          <w:kern w:val="0"/>
+          <w:lang w:eastAsia="es-ES"/>
+          <ns2:ligatures ns2:val="none"/>
+        </w:rPr>
+        <w:t xml:space="preserve"> Soles</w:t>
+      </w:r>
+      <w:r>
+        <w:rPr>
+          <w:rFonts w:ascii="Arial Narrow" w:eastAsia="Times New Roman" w:hAnsi="Arial Narrow" w:cs="Arial"/>
+          <w:color w:val="000000"/>
+          <w:kern w:val="0"/>
+          <w:lang w:val="es-ES" w:eastAsia="es-ES"/>
+          <ns2:ligatures ns2:val="none"/>
+        </w:rPr>
+        <w:t xml:space="preserve"> materia de denuncia;</w:t>
+      </w:r>
+      <w:r>
+        <w:rPr>
+          <w:rFonts w:ascii="Arial Narrow" w:eastAsia="Times New Roman" w:hAnsi="Arial Narrow" w:cs="Arial"/>
+          <w:color w:val="000000"/>
+          <w:kern w:val="0"/>
+          <w:lang w:val="es-ES" w:eastAsia="es-ES"/>
+          <ns2:ligatures ns2:val="none"/>
+        </w:rPr>
+        <w:t xml:space="preserve"> (</w:t>
+      </w:r>
+      <w:proofErr w:type="spellStart"/>
+      <w:r>
+        <w:rPr>
+          <w:rFonts w:ascii="Arial Narrow" w:eastAsia="Times New Roman" w:hAnsi="Arial Narrow" w:cs="Arial"/>
+          <w:color w:val="000000"/>
+          <w:kern w:val="0"/>
+          <w:lang w:val="es-ES" w:eastAsia="es-ES"/>
+          <ns2:ligatures ns2:val="none"/>
+        </w:rPr>
+        <w:t>ii</w:t>
+      </w:r>
+      <w:proofErr w:type="spellEnd"/>
+      <w:r>
+        <w:rPr>
+          <w:rFonts w:ascii="Arial Narrow" w:eastAsia="Times New Roman" w:hAnsi="Arial Narrow" w:cs="Arial"/>
+          <w:color w:val="000000"/>
+          <w:kern w:val="0"/>
+          <w:lang w:val="es-ES" w:eastAsia="es-ES"/>
+          <ns2:ligatures ns2:val="none"/>
+        </w:rPr>
+        <w:t>)</w:t>
+      </w:r>
+      <w:r>
+        <w:rPr>
+          <w:rFonts w:ascii="Arial Narrow" w:eastAsia="Times New Roman" w:hAnsi="Arial Narrow" w:cs="Arial"/>
+          <w:color w:val="000000"/>
+          <w:kern w:val="0"/>
+          <w:lang w:val="es-ES" w:eastAsia="es-ES"/>
+          <ns2:ligatures ns2:val="none"/>
+        </w:rPr>
+        <w:t xml:space="preserve"> presentar una copia debidamente suscrita de</w:t>
+      </w:r>
+      <w:r>
+        <w:rPr>
+          <w:rFonts w:ascii="Arial Narrow" w:eastAsia="Times New Roman" w:hAnsi="Arial Narrow" w:cs="Arial"/>
+          <w:color w:val="000000"/>
+          <w:kern w:val="0"/>
+          <w:lang w:val="es-ES" w:eastAsia="es-ES"/>
+          <ns2:ligatures ns2:val="none"/>
+        </w:rPr>
+        <w:t>l</w:t>
+      </w:r>
+      <w:r>
+        <w:rPr>
+          <w:rFonts w:ascii="Arial Narrow" w:eastAsia="Times New Roman" w:hAnsi="Arial Narrow" w:cs="Arial"/>
+          <w:color w:val="000000"/>
+          <w:kern w:val="0"/>
+          <w:lang w:val="es-ES" w:eastAsia="es-ES"/>
+          <ns2:ligatures ns2:val="none"/>
+        </w:rPr>
+        <w:t xml:space="preserve"> </w:t>
+      </w:r>
+      <w:r>
+        <w:rPr>
+          <w:rFonts w:ascii="Arial Narrow" w:eastAsia="Times New Roman" w:hAnsi="Arial Narrow" w:cs="Arial"/>
+          <w:color w:val="000000"/>
+          <w:kern w:val="0"/>
+          <w:lang w:eastAsia="es-ES"/>
+          <ns2:ligatures ns2:val="none"/>
+        </w:rPr>
+        <w:t>Certificado</w:t>
+      </w:r>
+      <w:r>
+        <w:rPr>
+          <w:rFonts w:ascii="Arial Narrow" w:eastAsia="Times New Roman" w:hAnsi="Arial Narrow" w:cs="Arial"/>
+          <w:color w:val="000000"/>
+          <w:kern w:val="0"/>
+          <w:lang w:eastAsia="es-ES"/>
+          <ns2:ligatures ns2:val="none"/>
+        </w:rPr>
+        <w:t xml:space="preserve"> </w:t>
+      </w:r>
+      <w:r>
+        <w:rPr>
+          <w:rFonts w:ascii="Arial Narrow" w:eastAsia="Times New Roman" w:hAnsi="Arial Narrow" w:cs="Arial"/>
+          <w:color w:val="000000"/>
+          <w:kern w:val="0"/>
+          <w:lang w:eastAsia="es-ES"/>
+          <ns2:ligatures ns2:val="none"/>
+        </w:rPr>
+        <w:t>001108144004895143</w:t>
+      </w:r>
+      <w:r>
+        <w:rPr>
+          <w:rFonts w:ascii="Arial Narrow" w:eastAsia="Times New Roman" w:hAnsi="Arial Narrow" w:cs="Arial"/>
+          <w:color w:val="000000"/>
+          <w:kern w:val="0"/>
+          <w:lang w:eastAsia="es-ES"/>
+          <ns2:ligatures ns2:val="none"/>
+        </w:rPr>
+        <w:t xml:space="preserve"> del </w:t>
+      </w:r>
+      <w:r>
+        <w:rPr>
+          <w:rFonts w:ascii="Arial Narrow" w:eastAsia="Times New Roman" w:hAnsi="Arial Narrow" w:cs="Arial"/>
+          <w:color w:val="000000"/>
+          <w:kern w:val="0"/>
+          <w:lang w:eastAsia="es-ES"/>
+          <ns2:ligatures ns2:val="none"/>
+        </w:rPr>
+        <w:t xml:space="preserve">Seguro de Desgravamen Triangular Consumo Soles </w:t>
+      </w:r>
+      <w:r>
+        <w:rPr>
+          <w:rFonts w:ascii="Arial Narrow" w:eastAsia="Times New Roman" w:hAnsi="Arial Narrow" w:cs="Arial"/>
+          <w:color w:val="000000"/>
+          <w:kern w:val="0"/>
+          <w:lang w:val="es-ES" w:eastAsia="es-ES"/>
+          <ns2:ligatures ns2:val="none"/>
+        </w:rPr>
+        <w:t>materia de denuncia; y, (</w:t>
+      </w:r>
+      <w:proofErr w:type="spellStart"/>
+      <w:r>
+        <w:rPr>
+          <w:rFonts w:ascii="Arial Narrow" w:eastAsia="Times New Roman" w:hAnsi="Arial Narrow" w:cs="Arial"/>
+          <w:color w:val="000000"/>
+          <w:kern w:val="0"/>
+          <w:lang w:val="es-ES" w:eastAsia="es-ES"/>
+          <ns2:ligatures ns2:val="none"/>
+        </w:rPr>
+        <w:t>i</w:t>
+      </w:r>
+      <w:r>
+        <w:rPr>
+          <w:rFonts w:ascii="Arial Narrow" w:eastAsia="Times New Roman" w:hAnsi="Arial Narrow" w:cs="Arial"/>
+          <w:color w:val="000000"/>
+          <w:kern w:val="0"/>
+          <w:lang w:val="es-ES" w:eastAsia="es-ES"/>
+          <ns2:ligatures ns2:val="none"/>
+        </w:rPr>
+        <w:t>ii</w:t>
+      </w:r>
+      <w:proofErr w:type="spellEnd"/>
+      <w:r>
+        <w:rPr>
+          <w:rFonts w:ascii="Arial Narrow" w:eastAsia="Times New Roman" w:hAnsi="Arial Narrow" w:cs="Arial"/>
+          <w:color w:val="000000"/>
+          <w:kern w:val="0"/>
+          <w:lang w:val="es-ES" w:eastAsia="es-ES"/>
+          <ns2:ligatures ns2:val="none"/>
+        </w:rPr>
+        <w:t>) presentar todas las comunicaciones cursadas con la parte denunciante en virtud del hecho materia de denuncia</w:t>
+      </w:r>
+      <w:r>
+        <w:rPr>
+          <w:rFonts w:ascii="Arial Narrow" w:eastAsia="Times New Roman" w:hAnsi="Arial Narrow" w:cs="Arial"/>
+          <w:color w:val="000000"/>
+          <w:kern w:val="0"/>
+          <w:lang w:val="es-ES" w:eastAsia="es-ES"/>
+          <ns2:ligatures ns2:val="none"/>
+        </w:rPr>
+        <w:t>.</w:t>
+      </w:r>
+    </w:p>
+    <w:p ns2:paraId="61AD8504" ns2:textId="77777777">
+      <w:pPr>
+        <w:spacing w:after="0" w:line="240" w:lineRule="auto"/>
+        <w:jc w:val="both"/>
+        <w:rPr>
+          <w:rFonts w:ascii="Arial Narrow" w:eastAsia="Arial Narrow" w:hAnsi="Arial Narrow" w:cs="Arial Narrow"/>
+          <w:b/>
+          <w:color w:val="000000"/>
+          <w:kern w:val="0"/>
+          <w:lang w:val="es-ES" w:eastAsia="es-PE"/>
+          <ns2:ligatures ns2:val="none"/>
+        </w:rPr>
+      </w:pPr>
+    </w:p>
+    <w:p ns2:paraId="58D4E496" ns2:textId="77777777">
+      <w:pPr>
+        <w:spacing w:after="0" w:line="240" w:lineRule="auto"/>
+        <w:jc w:val="both"/>
+        <w:rPr>
+          <w:rFonts w:ascii="Arial Narrow" w:eastAsia="Arial Narrow" w:hAnsi="Arial Narrow" w:cs="Arial Narrow"/>
+          <w:color w:val="000000"/>
+          <w:kern w:val="0"/>
+          <w:lang w:eastAsia="es-PE"/>
+          <ns2:ligatures ns2:val="none"/>
+        </w:rPr>
+      </w:pPr>
+      <w:r>
+        <w:rPr>
+          <w:rFonts w:ascii="Arial Narrow" w:eastAsia="Arial Narrow" w:hAnsi="Arial Narrow" w:cs="Arial Narrow"/>
+          <w:b/>
+          <w:color w:val="000000"/>
+          <w:kern w:val="0"/>
+          <w:lang w:eastAsia="es-PE"/>
+          <ns2:ligatures ns2:val="none"/>
+        </w:rPr>
+        <w:t>SÉTIMO:</w:t>
+      </w:r>
+      <w:r>
+        <w:rPr>
+          <w:rFonts w:ascii="Arial Narrow" w:eastAsia="Arial Narrow" w:hAnsi="Arial Narrow" w:cs="Arial Narrow"/>
+          <w:color w:val="000000"/>
+          <w:kern w:val="0"/>
+          <w:lang w:eastAsia="es-PE"/>
+          <ns2:ligatures ns2:val="none"/>
+        </w:rPr>
+        <w:t xml:space="preserve"> </w:t>
+      </w:r>
+      <w:bookmarkStart w:id="7" w:name="_Hlk188286915"/>
+      <w:r>
+        <w:rPr>
+          <w:rFonts w:ascii="Arial Narrow" w:eastAsia="Arial Narrow" w:hAnsi="Arial Narrow" w:cs="Arial Narrow"/>
+          <w:color w:val="000000"/>
+          <w:kern w:val="0"/>
+          <w:lang w:eastAsia="es-PE"/>
+          <ns2:ligatures ns2:val="none"/>
+        </w:rPr>
+        <w:t>informar a las partes que el artículo 110</w:t>
       </w:r>
       <w:r>
         <w:rPr>
@@ -5328,7 +6211,7 @@
           <w:color w:val="000000"/>
           <w:kern w:val="0"/>
           <w:lang w:eastAsia="es-PE"/>
-          <w14:ligatures w14:val="none"/>
+          <ns2:ligatures ns2:val="none"/>
         </w:rPr>
         <w:t/>
       </w:r>
@@ -5338,1023 +6221,7 @@
           <w:color w:val="000000"/>
           <w:kern w:val="0"/>
           <w:lang w:eastAsia="es-PE"/>
-          <w14:ligatures w14:val="none"/>
-        </w:rPr>
-        <w:t xml:space="preserve"> de la Ley sobre Facultades, Normas y Organización del Indecopi, aprobada por Decreto Legislativo 807, </w:t>
-      </w:r>
-      <w:r>
-        <w:rPr>
-          <w:rFonts w:ascii="Arial Narrow" w:eastAsia="Arial Narrow" w:hAnsi="Arial Narrow" w:cs="Arial Narrow"/>
-          <w:color w:val="000000"/>
-          <w:kern w:val="0"/>
-          <w:lang w:eastAsia="es-PE"/>
-          <w14:ligatures w14:val="none"/>
-        </w:rPr>
-        <w:t>presenten</w:t>
-      </w:r>
-      <w:r>
-        <w:rPr>
-          <w:rFonts w:ascii="Arial Narrow" w:eastAsia="Arial Narrow" w:hAnsi="Arial Narrow" w:cs="Arial Narrow"/>
-          <w:color w:val="000000"/>
-          <w:kern w:val="0"/>
-          <w:lang w:eastAsia="es-PE"/>
-          <w14:ligatures w14:val="none"/>
-        </w:rPr>
-        <w:t xml:space="preserve"> sus descargos en un plazo no mayor de cinco (5) días hábiles contados desde la notificación. </w:t>
-      </w:r>
-    </w:p>
-    <w:p>
-      <w:pPr>
-        <w:spacing w:after="0" w:line="240" w:lineRule="auto"/>
-        <w:jc w:val="both"/>
-        <w:rPr>
-          <w:rFonts w:ascii="Arial Narrow" w:eastAsia="Arial Narrow" w:hAnsi="Arial Narrow" w:cs="Arial Narrow"/>
-          <w:color w:val="000000"/>
-          <w:kern w:val="0"/>
-          <w:lang w:eastAsia="es-PE"/>
-          <w14:ligatures w14:val="none"/>
-        </w:rPr>
-      </w:pPr>
-    </w:p>
-    <w:p>
-      <w:pPr>
-        <w:spacing w:after="0" w:line="240" w:lineRule="auto"/>
-        <w:jc w:val="both"/>
-        <w:rPr>
-          <w:rFonts w:ascii="Arial Narrow" w:eastAsia="Times New Roman" w:hAnsi="Arial Narrow" w:cs="Arial"/>
-          <w:color w:val="000000"/>
-          <w:kern w:val="0"/>
-          <w:lang w:val="es-ES" w:eastAsia="es-ES"/>
-          <w14:ligatures w14:val="none"/>
-        </w:rPr>
-      </w:pPr>
-      <w:r>
-        <w:rPr>
-          <w:rFonts w:ascii="Arial Narrow" w:eastAsia="Arial Narrow" w:hAnsi="Arial Narrow" w:cs="Arial Narrow"/>
-          <w:b/>
-          <w:color w:val="000000"/>
-          <w:kern w:val="0"/>
-          <w:lang w:eastAsia="es-PE"/>
-          <w14:ligatures w14:val="none"/>
-        </w:rPr>
-        <w:t xml:space="preserve">QUINTO: </w:t>
-      </w:r>
-      <w:bookmarkStart w:id="5" w:name="_Hlk188286813"/>
-      <w:r>
-        <w:rPr>
-          <w:rFonts w:ascii="Arial Narrow" w:eastAsia="Times New Roman" w:hAnsi="Arial Narrow" w:cs="Arial"/>
-          <w:color w:val="000000"/>
-          <w:kern w:val="0"/>
-          <w:lang w:eastAsia="es-ES"/>
-          <w14:ligatures w14:val="none"/>
-        </w:rPr>
-        <w:t xml:space="preserve">requerir </w:t>
-      </w:r>
-      <w:r>
-        <w:rPr>
-          <w:rFonts w:ascii="Arial Narrow" w:eastAsia="Times New Roman" w:hAnsi="Arial Narrow" w:cs="Arial"/>
-          <w:color w:val="000000"/>
-          <w:kern w:val="0"/>
-          <w:lang w:val="es-ES" w:eastAsia="es-ES"/>
-          <w14:ligatures w14:val="none"/>
-        </w:rPr>
-        <w:t xml:space="preserve">que, en un </w:t>
-      </w:r>
-      <w:r>
-        <w:rPr>
-          <w:rFonts w:ascii="Arial Narrow" w:eastAsia="Times New Roman" w:hAnsi="Arial Narrow" w:cs="Arial"/>
-          <w:color w:val="000000"/>
-          <w:kern w:val="0"/>
-          <w:lang w:eastAsia="es-ES"/>
-          <w14:ligatures w14:val="none"/>
-        </w:rPr>
-        <w:t>plazo no mayor de cinco (5) días hábiles contado a partir del día siguiente de la notificación de la presente resolución</w:t>
-      </w:r>
-      <w:bookmarkEnd w:id="5"/>
-      <w:r>
-        <w:rPr>
-          <w:rFonts w:ascii="Arial Narrow" w:eastAsia="Times New Roman" w:hAnsi="Arial Narrow" w:cs="Arial"/>
-          <w:color w:val="000000"/>
-          <w:kern w:val="0"/>
-          <w:lang w:eastAsia="es-ES"/>
-          <w14:ligatures w14:val="none"/>
-        </w:rPr>
-        <w:t xml:space="preserve">, </w:t>
-      </w:r>
-      <w:bookmarkStart w:id="6" w:name="_Hlk188286828"/>
-      <w:r>
-        <w:rPr>
-          <w:rFonts w:ascii="Arial Narrow" w:eastAsia="Arial Narrow" w:hAnsi="Arial Narrow" w:cs="Arial Narrow"/>
-          <w:bCs/>
-        </w:rPr>
-        <w:t>Rímac Seguros y Reaseguros S.A.</w:t>
-      </w:r>
-      <w:r>
-        <w:rPr>
-          <w:rFonts w:ascii="Arial Narrow" w:eastAsia="Times New Roman" w:hAnsi="Arial Narrow" w:cs="Arial"/>
-          <w:color w:val="000000"/>
-          <w:kern w:val="0"/>
-          <w:lang w:eastAsia="es-ES"/>
-          <w14:ligatures w14:val="none"/>
-        </w:rPr>
-        <w:t xml:space="preserve">, </w:t>
-      </w:r>
-      <w:bookmarkEnd w:id="6"/>
-      <w:r>
-        <w:rPr>
-          <w:rFonts w:ascii="Arial Narrow" w:eastAsia="Times New Roman" w:hAnsi="Arial Narrow" w:cs="Arial"/>
-          <w:color w:val="000000"/>
-          <w:kern w:val="0"/>
-          <w:lang w:val="es-ES" w:eastAsia="es-ES"/>
-          <w14:ligatures w14:val="none"/>
-        </w:rPr>
-        <w:t>cumpla</w:t>
-      </w:r>
-      <w:r>
-        <w:rPr>
-          <w:rFonts w:ascii="Arial Narrow" w:eastAsia="Times New Roman" w:hAnsi="Arial Narrow" w:cs="Arial"/>
-          <w:color w:val="000000"/>
-          <w:kern w:val="0"/>
-          <w:lang w:val="es-ES" w:eastAsia="es-ES"/>
-          <w14:ligatures w14:val="none"/>
-        </w:rPr>
-        <w:t xml:space="preserve"> con: </w:t>
-      </w:r>
-      <w:r>
-        <w:rPr>
-          <w:rFonts w:ascii="Arial Narrow" w:eastAsia="Times New Roman" w:hAnsi="Arial Narrow" w:cs="Arial"/>
-          <w:color w:val="000000"/>
-          <w:kern w:val="0"/>
-          <w:lang w:val="es-ES" w:eastAsia="es-ES"/>
-          <w14:ligatures w14:val="none"/>
-        </w:rPr>
-        <w:t>(i) presentar una copia debidamente suscrita de</w:t>
-      </w:r>
-      <w:r>
-        <w:rPr>
-          <w:rFonts w:ascii="Arial Narrow" w:eastAsia="Times New Roman" w:hAnsi="Arial Narrow" w:cs="Arial"/>
-          <w:color w:val="000000"/>
-          <w:kern w:val="0"/>
-          <w:lang w:val="es-ES" w:eastAsia="es-ES"/>
-          <w14:ligatures w14:val="none"/>
-        </w:rPr>
-        <w:t>l</w:t>
-      </w:r>
-      <w:r>
-        <w:rPr>
-          <w:rFonts w:ascii="Arial Narrow" w:eastAsia="Times New Roman" w:hAnsi="Arial Narrow" w:cs="Arial"/>
-          <w:color w:val="000000"/>
-          <w:kern w:val="0"/>
-          <w:lang w:val="es-ES" w:eastAsia="es-ES"/>
-          <w14:ligatures w14:val="none"/>
-        </w:rPr>
-        <w:t xml:space="preserve"> </w:t>
-      </w:r>
-      <w:r>
-        <w:rPr>
-          <w:rFonts w:ascii="Arial Narrow" w:eastAsia="Times New Roman" w:hAnsi="Arial Narrow" w:cs="Arial"/>
-          <w:color w:val="000000"/>
-          <w:kern w:val="0"/>
-          <w:lang w:eastAsia="es-ES"/>
-          <w14:ligatures w14:val="none"/>
-        </w:rPr>
-        <w:t>Certificado</w:t>
-      </w:r>
-      <w:r>
-        <w:rPr>
-          <w:rFonts w:ascii="Arial Narrow" w:eastAsia="Times New Roman" w:hAnsi="Arial Narrow" w:cs="Arial"/>
-          <w:color w:val="000000"/>
-          <w:kern w:val="0"/>
-          <w:lang w:eastAsia="es-ES"/>
-          <w14:ligatures w14:val="none"/>
-        </w:rPr>
-        <w:t xml:space="preserve"> 00110301924002094616 </w:t>
-      </w:r>
-      <w:r>
-        <w:rPr>
-          <w:rFonts w:ascii="Arial Narrow" w:eastAsia="Times New Roman" w:hAnsi="Arial Narrow" w:cs="Arial"/>
-          <w:color w:val="000000"/>
-          <w:kern w:val="0"/>
-          <w:lang w:val="es-ES" w:eastAsia="es-ES"/>
-          <w14:ligatures w14:val="none"/>
-        </w:rPr>
-        <w:t xml:space="preserve">y/o </w:t>
-      </w:r>
-      <w:r>
-        <w:rPr>
-          <w:rFonts w:ascii="Arial Narrow" w:eastAsia="Times New Roman" w:hAnsi="Arial Narrow" w:cs="Arial"/>
-          <w:color w:val="000000"/>
-          <w:kern w:val="0"/>
-          <w:lang w:val="es-ES" w:eastAsia="es-ES"/>
-          <w14:ligatures w14:val="none"/>
-        </w:rPr>
-        <w:t>Póliza</w:t>
-      </w:r>
-      <w:r>
-        <w:rPr>
-          <w:rFonts w:ascii="Arial Narrow" w:eastAsia="Times New Roman" w:hAnsi="Arial Narrow" w:cs="Arial"/>
-          <w:color w:val="000000"/>
-          <w:kern w:val="0"/>
-          <w:lang w:val="es-ES" w:eastAsia="es-ES"/>
-          <w14:ligatures w14:val="none"/>
-        </w:rPr>
-        <w:t xml:space="preserve"> del </w:t>
-      </w:r>
-      <w:r>
-        <w:rPr>
-          <w:rFonts w:ascii="Arial Narrow" w:eastAsia="Times New Roman" w:hAnsi="Arial Narrow" w:cs="Arial"/>
-          <w:color w:val="000000"/>
-          <w:kern w:val="0"/>
-          <w:lang w:eastAsia="es-ES"/>
-          <w14:ligatures w14:val="none"/>
-        </w:rPr>
-        <w:t xml:space="preserve">Seguro de Desgravamen </w:t>
-      </w:r>
-      <w:proofErr w:type="spellStart"/>
-      <w:r>
-        <w:rPr>
-          <w:rFonts w:ascii="Arial Narrow" w:eastAsia="Times New Roman" w:hAnsi="Arial Narrow" w:cs="Arial"/>
-          <w:color w:val="000000"/>
-          <w:kern w:val="0"/>
-          <w:lang w:eastAsia="es-ES"/>
-          <w14:ligatures w14:val="none"/>
-        </w:rPr>
-        <w:t>Contifacil</w:t>
-      </w:r>
-      <w:proofErr w:type="spellEnd"/>
-      <w:r>
-        <w:rPr>
-          <w:rFonts w:ascii="Arial Narrow" w:eastAsia="Times New Roman" w:hAnsi="Arial Narrow" w:cs="Arial"/>
-          <w:color w:val="000000"/>
-          <w:kern w:val="0"/>
-          <w:lang w:eastAsia="es-ES"/>
-          <w14:ligatures w14:val="none"/>
-        </w:rPr>
-        <w:t xml:space="preserve"> Soles</w:t>
-      </w:r>
-      <w:r>
-        <w:rPr>
-          <w:rFonts w:ascii="Arial Narrow" w:eastAsia="Times New Roman" w:hAnsi="Arial Narrow" w:cs="Arial"/>
-          <w:color w:val="000000"/>
-          <w:kern w:val="0"/>
-          <w:lang w:val="es-ES" w:eastAsia="es-ES"/>
-          <w14:ligatures w14:val="none"/>
-        </w:rPr>
-        <w:t xml:space="preserve"> materia de denuncia;</w:t>
-      </w:r>
-      <w:r>
-        <w:rPr>
-          <w:rFonts w:ascii="Arial Narrow" w:eastAsia="Times New Roman" w:hAnsi="Arial Narrow" w:cs="Arial"/>
-          <w:color w:val="000000"/>
-          <w:kern w:val="0"/>
-          <w:lang w:val="es-ES" w:eastAsia="es-ES"/>
-          <w14:ligatures w14:val="none"/>
-        </w:rPr>
-        <w:t xml:space="preserve"> (</w:t>
-      </w:r>
-      <w:proofErr w:type="spellStart"/>
-      <w:r>
-        <w:rPr>
-          <w:rFonts w:ascii="Arial Narrow" w:eastAsia="Times New Roman" w:hAnsi="Arial Narrow" w:cs="Arial"/>
-          <w:color w:val="000000"/>
-          <w:kern w:val="0"/>
-          <w:lang w:val="es-ES" w:eastAsia="es-ES"/>
-          <w14:ligatures w14:val="none"/>
-        </w:rPr>
-        <w:t>ii</w:t>
-      </w:r>
-      <w:proofErr w:type="spellEnd"/>
-      <w:r>
-        <w:rPr>
-          <w:rFonts w:ascii="Arial Narrow" w:eastAsia="Times New Roman" w:hAnsi="Arial Narrow" w:cs="Arial"/>
-          <w:color w:val="000000"/>
-          <w:kern w:val="0"/>
-          <w:lang w:val="es-ES" w:eastAsia="es-ES"/>
-          <w14:ligatures w14:val="none"/>
-        </w:rPr>
-        <w:t>)</w:t>
-      </w:r>
-      <w:r>
-        <w:rPr>
-          <w:rFonts w:ascii="Arial Narrow" w:eastAsia="Times New Roman" w:hAnsi="Arial Narrow" w:cs="Arial"/>
-          <w:color w:val="000000"/>
-          <w:kern w:val="0"/>
-          <w:lang w:val="es-ES" w:eastAsia="es-ES"/>
-          <w14:ligatures w14:val="none"/>
-        </w:rPr>
-        <w:t xml:space="preserve"> presentar una copia debidamente suscrita de</w:t>
-      </w:r>
-      <w:r>
-        <w:rPr>
-          <w:rFonts w:ascii="Arial Narrow" w:eastAsia="Times New Roman" w:hAnsi="Arial Narrow" w:cs="Arial"/>
-          <w:color w:val="000000"/>
-          <w:kern w:val="0"/>
-          <w:lang w:val="es-ES" w:eastAsia="es-ES"/>
-          <w14:ligatures w14:val="none"/>
-        </w:rPr>
-        <w:t>l</w:t>
-      </w:r>
-      <w:r>
-        <w:rPr>
-          <w:rFonts w:ascii="Arial Narrow" w:eastAsia="Times New Roman" w:hAnsi="Arial Narrow" w:cs="Arial"/>
-          <w:color w:val="000000"/>
-          <w:kern w:val="0"/>
-          <w:lang w:val="es-ES" w:eastAsia="es-ES"/>
-          <w14:ligatures w14:val="none"/>
-        </w:rPr>
-        <w:t xml:space="preserve"> </w:t>
-      </w:r>
-      <w:r>
-        <w:rPr>
-          <w:rFonts w:ascii="Arial Narrow" w:eastAsia="Times New Roman" w:hAnsi="Arial Narrow" w:cs="Arial"/>
-          <w:color w:val="000000"/>
-          <w:kern w:val="0"/>
-          <w:lang w:eastAsia="es-ES"/>
-          <w14:ligatures w14:val="none"/>
-        </w:rPr>
-        <w:t>Certificado</w:t>
-      </w:r>
-      <w:r>
-        <w:rPr>
-          <w:rFonts w:ascii="Arial Narrow" w:eastAsia="Times New Roman" w:hAnsi="Arial Narrow" w:cs="Arial"/>
-          <w:color w:val="000000"/>
-          <w:kern w:val="0"/>
-          <w:lang w:eastAsia="es-ES"/>
-          <w14:ligatures w14:val="none"/>
-        </w:rPr>
-        <w:t xml:space="preserve"> </w:t>
-      </w:r>
-      <w:r>
-        <w:rPr>
-          <w:rFonts w:ascii="Arial Narrow" w:eastAsia="Times New Roman" w:hAnsi="Arial Narrow" w:cs="Arial"/>
-          <w:color w:val="000000"/>
-          <w:kern w:val="0"/>
-          <w:lang w:eastAsia="es-ES"/>
-          <w14:ligatures w14:val="none"/>
-        </w:rPr>
-        <w:t>001108144004895143</w:t>
-      </w:r>
-      <w:r>
-        <w:rPr>
-          <w:rFonts w:ascii="Arial Narrow" w:eastAsia="Times New Roman" w:hAnsi="Arial Narrow" w:cs="Arial"/>
-          <w:color w:val="000000"/>
-          <w:kern w:val="0"/>
-          <w:lang w:eastAsia="es-ES"/>
-          <w14:ligatures w14:val="none"/>
-        </w:rPr>
-        <w:t xml:space="preserve"> del </w:t>
-      </w:r>
-      <w:r>
-        <w:rPr>
-          <w:rFonts w:ascii="Arial Narrow" w:eastAsia="Times New Roman" w:hAnsi="Arial Narrow" w:cs="Arial"/>
-          <w:color w:val="000000"/>
-          <w:kern w:val="0"/>
-          <w:lang w:eastAsia="es-ES"/>
-          <w14:ligatures w14:val="none"/>
-        </w:rPr>
-        <w:t xml:space="preserve">Seguro de Desgravamen Triangular Consumo Soles </w:t>
-      </w:r>
-      <w:r>
-        <w:rPr>
-          <w:rFonts w:ascii="Arial Narrow" w:eastAsia="Times New Roman" w:hAnsi="Arial Narrow" w:cs="Arial"/>
-          <w:color w:val="000000"/>
-          <w:kern w:val="0"/>
-          <w:lang w:val="es-ES" w:eastAsia="es-ES"/>
-          <w14:ligatures w14:val="none"/>
-        </w:rPr>
-        <w:t>materia de denuncia</w:t>
-      </w:r>
-      <w:r>
-        <w:rPr>
-          <w:rFonts w:ascii="Arial Narrow" w:eastAsia="Times New Roman" w:hAnsi="Arial Narrow" w:cs="Arial"/>
-          <w:color w:val="000000"/>
-          <w:kern w:val="0"/>
-          <w:lang w:eastAsia="es-ES"/>
-          <w14:ligatures w14:val="none"/>
-        </w:rPr>
-        <w:t>;</w:t>
-      </w:r>
-      <w:r>
-        <w:rPr>
-          <w:rFonts w:ascii="Arial Narrow" w:eastAsia="Times New Roman" w:hAnsi="Arial Narrow" w:cs="Arial"/>
-          <w:color w:val="000000"/>
-          <w:kern w:val="0"/>
-          <w:lang w:val="es-ES" w:eastAsia="es-ES"/>
-          <w14:ligatures w14:val="none"/>
-        </w:rPr>
-        <w:t xml:space="preserve"> (</w:t>
-      </w:r>
-      <w:proofErr w:type="spellStart"/>
-      <w:r>
-        <w:rPr>
-          <w:rFonts w:ascii="Arial Narrow" w:eastAsia="Times New Roman" w:hAnsi="Arial Narrow" w:cs="Arial"/>
-          <w:color w:val="000000"/>
-          <w:kern w:val="0"/>
-          <w:lang w:val="es-ES" w:eastAsia="es-ES"/>
-          <w14:ligatures w14:val="none"/>
-        </w:rPr>
-        <w:t>i</w:t>
-      </w:r>
-      <w:r>
-        <w:rPr>
-          <w:rFonts w:ascii="Arial Narrow" w:eastAsia="Times New Roman" w:hAnsi="Arial Narrow" w:cs="Arial"/>
-          <w:color w:val="000000"/>
-          <w:kern w:val="0"/>
-          <w:lang w:val="es-ES" w:eastAsia="es-ES"/>
-          <w14:ligatures w14:val="none"/>
-        </w:rPr>
-        <w:t>i</w:t>
-      </w:r>
-      <w:r>
-        <w:rPr>
-          <w:rFonts w:ascii="Arial Narrow" w:eastAsia="Times New Roman" w:hAnsi="Arial Narrow" w:cs="Arial"/>
-          <w:color w:val="000000"/>
-          <w:kern w:val="0"/>
-          <w:lang w:val="es-ES" w:eastAsia="es-ES"/>
-          <w14:ligatures w14:val="none"/>
-        </w:rPr>
-        <w:t>i</w:t>
-      </w:r>
-      <w:proofErr w:type="spellEnd"/>
-      <w:r>
-        <w:rPr>
-          <w:rFonts w:ascii="Arial Narrow" w:eastAsia="Times New Roman" w:hAnsi="Arial Narrow" w:cs="Arial"/>
-          <w:color w:val="000000"/>
-          <w:kern w:val="0"/>
-          <w:lang w:val="es-ES" w:eastAsia="es-ES"/>
-          <w14:ligatures w14:val="none"/>
-        </w:rPr>
-        <w:t>) presentar los medios probatorios que sustenten su negativa a otorgar la cobertura de</w:t>
-      </w:r>
-      <w:r>
-        <w:rPr>
-          <w:rFonts w:ascii="Arial Narrow" w:eastAsia="Times New Roman" w:hAnsi="Arial Narrow" w:cs="Arial"/>
-          <w:color w:val="000000"/>
-          <w:kern w:val="0"/>
-          <w:lang w:val="es-ES" w:eastAsia="es-ES"/>
-          <w14:ligatures w14:val="none"/>
-        </w:rPr>
-        <w:t xml:space="preserve"> los</w:t>
-      </w:r>
-      <w:r>
-        <w:rPr>
-          <w:rFonts w:ascii="Arial Narrow" w:eastAsia="Times New Roman" w:hAnsi="Arial Narrow" w:cs="Arial"/>
-          <w:color w:val="000000"/>
-          <w:kern w:val="0"/>
-          <w:lang w:val="es-ES" w:eastAsia="es-ES"/>
-          <w14:ligatures w14:val="none"/>
-        </w:rPr>
-        <w:t xml:space="preserve"> Seguro</w:t>
-      </w:r>
-      <w:r>
-        <w:rPr>
-          <w:rFonts w:ascii="Arial Narrow" w:eastAsia="Times New Roman" w:hAnsi="Arial Narrow" w:cs="Arial"/>
-          <w:color w:val="000000"/>
-          <w:kern w:val="0"/>
-          <w:lang w:val="es-ES" w:eastAsia="es-ES"/>
-          <w14:ligatures w14:val="none"/>
-        </w:rPr>
-        <w:t>s</w:t>
-      </w:r>
-      <w:r>
-        <w:rPr>
-          <w:rFonts w:ascii="Arial Narrow" w:eastAsia="Times New Roman" w:hAnsi="Arial Narrow" w:cs="Arial"/>
-          <w:color w:val="000000"/>
-          <w:kern w:val="0"/>
-          <w:lang w:val="es-ES" w:eastAsia="es-ES"/>
-          <w14:ligatures w14:val="none"/>
-        </w:rPr>
-        <w:t xml:space="preserve"> de Desgravamen a la parte denunciante; y, (</w:t>
-      </w:r>
-      <w:proofErr w:type="spellStart"/>
-      <w:r>
-        <w:rPr>
-          <w:rFonts w:ascii="Arial Narrow" w:eastAsia="Times New Roman" w:hAnsi="Arial Narrow" w:cs="Arial"/>
-          <w:color w:val="000000"/>
-          <w:kern w:val="0"/>
-          <w:lang w:val="es-ES" w:eastAsia="es-ES"/>
-          <w14:ligatures w14:val="none"/>
-        </w:rPr>
-        <w:t>i</w:t>
-      </w:r>
-      <w:r>
-        <w:rPr>
-          <w:rFonts w:ascii="Arial Narrow" w:eastAsia="Times New Roman" w:hAnsi="Arial Narrow" w:cs="Arial"/>
-          <w:color w:val="000000"/>
-          <w:kern w:val="0"/>
-          <w:lang w:val="es-ES" w:eastAsia="es-ES"/>
-          <w14:ligatures w14:val="none"/>
-        </w:rPr>
-        <w:t>v</w:t>
-      </w:r>
-      <w:proofErr w:type="spellEnd"/>
-      <w:r>
-        <w:rPr>
-          <w:rFonts w:ascii="Arial Narrow" w:eastAsia="Times New Roman" w:hAnsi="Arial Narrow" w:cs="Arial"/>
-          <w:color w:val="000000"/>
-          <w:kern w:val="0"/>
-          <w:lang w:val="es-ES" w:eastAsia="es-ES"/>
-          <w14:ligatures w14:val="none"/>
-        </w:rPr>
-        <w:t>) presentar todas las comunicaciones cursadas con la parte denunciante en virtud del hecho materia de denuncia</w:t>
-      </w:r>
-      <w:r>
-        <w:rPr>
-          <w:rFonts w:ascii="Arial Narrow" w:eastAsia="Times New Roman" w:hAnsi="Arial Narrow" w:cs="Arial"/>
-          <w:color w:val="000000"/>
-          <w:kern w:val="0"/>
-          <w:lang w:val="es-ES" w:eastAsia="es-ES"/>
-          <w14:ligatures w14:val="none"/>
-        </w:rPr>
-        <w:t>.</w:t>
-      </w:r>
-    </w:p>
-    <w:p>
-      <w:pPr>
-        <w:spacing w:after="0" w:line="240" w:lineRule="auto"/>
-        <w:jc w:val="both"/>
-        <w:rPr>
-          <w:rFonts w:ascii="Arial Narrow" w:eastAsia="Times New Roman" w:hAnsi="Arial Narrow" w:cs="Arial"/>
-          <w:color w:val="000000"/>
-          <w:kern w:val="0"/>
-          <w:lang w:val="es-ES" w:eastAsia="es-ES"/>
-          <w14:ligatures w14:val="none"/>
-        </w:rPr>
-      </w:pPr>
-    </w:p>
-    <w:p>
-      <w:pPr>
-        <w:spacing w:after="0" w:line="240" w:lineRule="auto"/>
-        <w:jc w:val="both"/>
-        <w:rPr>
-          <w:rFonts w:ascii="Arial Narrow" w:eastAsia="Times New Roman" w:hAnsi="Arial Narrow" w:cs="Arial"/>
-          <w:color w:val="000000"/>
-          <w:kern w:val="0"/>
-          <w:lang w:val="es-ES" w:eastAsia="es-ES"/>
-          <w14:ligatures w14:val="none"/>
-        </w:rPr>
-      </w:pPr>
-      <w:r>
-        <w:rPr>
-          <w:rFonts w:ascii="Arial Narrow" w:eastAsia="Arial Narrow" w:hAnsi="Arial Narrow" w:cs="Arial Narrow"/>
-          <w:b/>
-          <w:color w:val="000000"/>
-          <w:kern w:val="0"/>
-          <w:lang w:eastAsia="es-PE"/>
-          <w14:ligatures w14:val="none"/>
-        </w:rPr>
-        <w:t xml:space="preserve">SEXTO: </w:t>
-      </w:r>
-      <w:r>
-        <w:rPr>
-          <w:rFonts w:ascii="Arial Narrow" w:eastAsia="Times New Roman" w:hAnsi="Arial Narrow" w:cs="Arial"/>
-          <w:color w:val="000000"/>
-          <w:kern w:val="0"/>
-          <w:lang w:eastAsia="es-ES"/>
-          <w14:ligatures w14:val="none"/>
-        </w:rPr>
-        <w:t xml:space="preserve">requerir </w:t>
-      </w:r>
-      <w:r>
-        <w:rPr>
-          <w:rFonts w:ascii="Arial Narrow" w:eastAsia="Times New Roman" w:hAnsi="Arial Narrow" w:cs="Arial"/>
-          <w:color w:val="000000"/>
-          <w:kern w:val="0"/>
-          <w:lang w:val="es-ES" w:eastAsia="es-ES"/>
-          <w14:ligatures w14:val="none"/>
-        </w:rPr>
-        <w:t xml:space="preserve">que, en un </w:t>
-      </w:r>
-      <w:r>
-        <w:rPr>
-          <w:rFonts w:ascii="Arial Narrow" w:eastAsia="Times New Roman" w:hAnsi="Arial Narrow" w:cs="Arial"/>
-          <w:color w:val="000000"/>
-          <w:kern w:val="0"/>
-          <w:lang w:eastAsia="es-ES"/>
-          <w14:ligatures w14:val="none"/>
-        </w:rPr>
-        <w:t xml:space="preserve">plazo no mayor de cinco (5) días hábiles contado a partir del día siguiente de la notificación de la presente resolución, </w:t>
-      </w:r>
-      <w:r>
-        <w:rPr>
-          <w:rFonts w:ascii="Arial Narrow" w:eastAsia="Times New Roman" w:hAnsi="Arial Narrow" w:cs="Arial"/>
-          <w:color w:val="000000"/>
-          <w:kern w:val="0"/>
-          <w:lang w:eastAsia="es-ES"/>
-          <w14:ligatures w14:val="none"/>
-        </w:rPr>
-        <w:t xml:space="preserve">el </w:t>
-      </w:r>
-      <w:r>
-        <w:rPr>
-          <w:rFonts w:ascii="Arial Narrow" w:eastAsia="Arial Narrow" w:hAnsi="Arial Narrow" w:cs="Arial Narrow"/>
-          <w:bCs/>
-        </w:rPr>
-        <w:t xml:space="preserve">Banco BBVA Perú </w:t>
-      </w:r>
-      <w:r>
-        <w:rPr>
-          <w:rFonts w:ascii="Arial Narrow" w:eastAsia="Times New Roman" w:hAnsi="Arial Narrow" w:cs="Times New Roman"/>
-          <w:color w:val="000000"/>
-          <w:kern w:val="0"/>
-          <w:shd w:val="clear" w:color="auto" w:fill="FFFFFF"/>
-          <w:lang w:eastAsia="es-PE"/>
-          <w14:ligatures w14:val="none"/>
-        </w:rPr>
-        <w:t>S.A.</w:t>
-      </w:r>
-      <w:r>
-        <w:rPr>
-          <w:rFonts w:ascii="Arial Narrow" w:eastAsia="Times New Roman" w:hAnsi="Arial Narrow" w:cs="Arial"/>
-          <w:color w:val="000000"/>
-          <w:kern w:val="0"/>
-          <w:lang w:eastAsia="es-ES"/>
-          <w14:ligatures w14:val="none"/>
-        </w:rPr>
-        <w:t xml:space="preserve">, </w:t>
-      </w:r>
-      <w:r>
-        <w:rPr>
-          <w:rFonts w:ascii="Arial Narrow" w:eastAsia="Times New Roman" w:hAnsi="Arial Narrow" w:cs="Arial"/>
-          <w:color w:val="000000"/>
-          <w:kern w:val="0"/>
-          <w:lang w:val="es-ES" w:eastAsia="es-ES"/>
-          <w14:ligatures w14:val="none"/>
-        </w:rPr>
-        <w:t>c</w:t>
-      </w:r>
-      <w:r>
-        <w:rPr>
-          <w:rFonts w:ascii="Arial Narrow" w:eastAsia="Times New Roman" w:hAnsi="Arial Narrow" w:cs="Arial"/>
-          <w:color w:val="000000"/>
-          <w:kern w:val="0"/>
-          <w:lang w:val="es-ES" w:eastAsia="es-ES"/>
-          <w14:ligatures w14:val="none"/>
-        </w:rPr>
-        <w:t xml:space="preserve">umpla con: </w:t>
-      </w:r>
-      <w:r>
-        <w:rPr>
-          <w:rFonts w:ascii="Arial Narrow" w:eastAsia="Times New Roman" w:hAnsi="Arial Narrow" w:cs="Arial"/>
-          <w:color w:val="000000"/>
-          <w:kern w:val="0"/>
-          <w:lang w:val="es-ES" w:eastAsia="es-ES"/>
-          <w14:ligatures w14:val="none"/>
-        </w:rPr>
-        <w:t>(i) presentar una copia debidamente suscrita de</w:t>
-      </w:r>
-      <w:r>
-        <w:rPr>
-          <w:rFonts w:ascii="Arial Narrow" w:eastAsia="Times New Roman" w:hAnsi="Arial Narrow" w:cs="Arial"/>
-          <w:color w:val="000000"/>
-          <w:kern w:val="0"/>
-          <w:lang w:val="es-ES" w:eastAsia="es-ES"/>
-          <w14:ligatures w14:val="none"/>
-        </w:rPr>
-        <w:t>l</w:t>
-      </w:r>
-      <w:r>
-        <w:rPr>
-          <w:rFonts w:ascii="Arial Narrow" w:eastAsia="Times New Roman" w:hAnsi="Arial Narrow" w:cs="Arial"/>
-          <w:color w:val="000000"/>
-          <w:kern w:val="0"/>
-          <w:lang w:val="es-ES" w:eastAsia="es-ES"/>
-          <w14:ligatures w14:val="none"/>
-        </w:rPr>
-        <w:t xml:space="preserve"> </w:t>
-      </w:r>
-      <w:r>
-        <w:rPr>
-          <w:rFonts w:ascii="Arial Narrow" w:eastAsia="Times New Roman" w:hAnsi="Arial Narrow" w:cs="Arial"/>
-          <w:color w:val="000000"/>
-          <w:kern w:val="0"/>
-          <w:lang w:eastAsia="es-ES"/>
-          <w14:ligatures w14:val="none"/>
-        </w:rPr>
-        <w:t>Certificado</w:t>
-      </w:r>
-      <w:r>
-        <w:rPr>
-          <w:rFonts w:ascii="Arial Narrow" w:eastAsia="Times New Roman" w:hAnsi="Arial Narrow" w:cs="Arial"/>
-          <w:color w:val="000000"/>
-          <w:kern w:val="0"/>
-          <w:lang w:eastAsia="es-ES"/>
-          <w14:ligatures w14:val="none"/>
-        </w:rPr>
-        <w:t xml:space="preserve"> 00110301924002094616 </w:t>
-      </w:r>
-      <w:r>
-        <w:rPr>
-          <w:rFonts w:ascii="Arial Narrow" w:eastAsia="Times New Roman" w:hAnsi="Arial Narrow" w:cs="Arial"/>
-          <w:color w:val="000000"/>
-          <w:kern w:val="0"/>
-          <w:lang w:val="es-ES" w:eastAsia="es-ES"/>
-          <w14:ligatures w14:val="none"/>
-        </w:rPr>
-        <w:t xml:space="preserve">y/o </w:t>
-      </w:r>
-      <w:r>
-        <w:rPr>
-          <w:rFonts w:ascii="Arial Narrow" w:eastAsia="Times New Roman" w:hAnsi="Arial Narrow" w:cs="Arial"/>
-          <w:color w:val="000000"/>
-          <w:kern w:val="0"/>
-          <w:lang w:val="es-ES" w:eastAsia="es-ES"/>
-          <w14:ligatures w14:val="none"/>
-        </w:rPr>
-        <w:t>Póliza</w:t>
-      </w:r>
-      <w:r>
-        <w:rPr>
-          <w:rFonts w:ascii="Arial Narrow" w:eastAsia="Times New Roman" w:hAnsi="Arial Narrow" w:cs="Arial"/>
-          <w:color w:val="000000"/>
-          <w:kern w:val="0"/>
-          <w:lang w:val="es-ES" w:eastAsia="es-ES"/>
-          <w14:ligatures w14:val="none"/>
-        </w:rPr>
-        <w:t xml:space="preserve"> del </w:t>
-      </w:r>
-      <w:r>
-        <w:rPr>
-          <w:rFonts w:ascii="Arial Narrow" w:eastAsia="Times New Roman" w:hAnsi="Arial Narrow" w:cs="Arial"/>
-          <w:color w:val="000000"/>
-          <w:kern w:val="0"/>
-          <w:lang w:eastAsia="es-ES"/>
-          <w14:ligatures w14:val="none"/>
-        </w:rPr>
-        <w:t xml:space="preserve">Seguro de Desgravamen </w:t>
-      </w:r>
-      <w:proofErr w:type="spellStart"/>
-      <w:r>
-        <w:rPr>
-          <w:rFonts w:ascii="Arial Narrow" w:eastAsia="Times New Roman" w:hAnsi="Arial Narrow" w:cs="Arial"/>
-          <w:color w:val="000000"/>
-          <w:kern w:val="0"/>
-          <w:lang w:eastAsia="es-ES"/>
-          <w14:ligatures w14:val="none"/>
-        </w:rPr>
-        <w:t>Contifacil</w:t>
-      </w:r>
-      <w:proofErr w:type="spellEnd"/>
-      <w:r>
-        <w:rPr>
-          <w:rFonts w:ascii="Arial Narrow" w:eastAsia="Times New Roman" w:hAnsi="Arial Narrow" w:cs="Arial"/>
-          <w:color w:val="000000"/>
-          <w:kern w:val="0"/>
-          <w:lang w:eastAsia="es-ES"/>
-          <w14:ligatures w14:val="none"/>
-        </w:rPr>
-        <w:t xml:space="preserve"> Soles</w:t>
-      </w:r>
-      <w:r>
-        <w:rPr>
-          <w:rFonts w:ascii="Arial Narrow" w:eastAsia="Times New Roman" w:hAnsi="Arial Narrow" w:cs="Arial"/>
-          <w:color w:val="000000"/>
-          <w:kern w:val="0"/>
-          <w:lang w:val="es-ES" w:eastAsia="es-ES"/>
-          <w14:ligatures w14:val="none"/>
-        </w:rPr>
-        <w:t xml:space="preserve"> materia de denuncia;</w:t>
-      </w:r>
-      <w:r>
-        <w:rPr>
-          <w:rFonts w:ascii="Arial Narrow" w:eastAsia="Times New Roman" w:hAnsi="Arial Narrow" w:cs="Arial"/>
-          <w:color w:val="000000"/>
-          <w:kern w:val="0"/>
-          <w:lang w:val="es-ES" w:eastAsia="es-ES"/>
-          <w14:ligatures w14:val="none"/>
-        </w:rPr>
-        <w:t xml:space="preserve"> (</w:t>
-      </w:r>
-      <w:proofErr w:type="spellStart"/>
-      <w:r>
-        <w:rPr>
-          <w:rFonts w:ascii="Arial Narrow" w:eastAsia="Times New Roman" w:hAnsi="Arial Narrow" w:cs="Arial"/>
-          <w:color w:val="000000"/>
-          <w:kern w:val="0"/>
-          <w:lang w:val="es-ES" w:eastAsia="es-ES"/>
-          <w14:ligatures w14:val="none"/>
-        </w:rPr>
-        <w:t>ii</w:t>
-      </w:r>
-      <w:proofErr w:type="spellEnd"/>
-      <w:r>
-        <w:rPr>
-          <w:rFonts w:ascii="Arial Narrow" w:eastAsia="Times New Roman" w:hAnsi="Arial Narrow" w:cs="Arial"/>
-          <w:color w:val="000000"/>
-          <w:kern w:val="0"/>
-          <w:lang w:val="es-ES" w:eastAsia="es-ES"/>
-          <w14:ligatures w14:val="none"/>
-        </w:rPr>
-        <w:t>)</w:t>
-      </w:r>
-      <w:r>
-        <w:rPr>
-          <w:rFonts w:ascii="Arial Narrow" w:eastAsia="Times New Roman" w:hAnsi="Arial Narrow" w:cs="Arial"/>
-          <w:color w:val="000000"/>
-          <w:kern w:val="0"/>
-          <w:lang w:val="es-ES" w:eastAsia="es-ES"/>
-          <w14:ligatures w14:val="none"/>
-        </w:rPr>
-        <w:t xml:space="preserve"> presentar una copia debidamente suscrita de</w:t>
-      </w:r>
-      <w:r>
-        <w:rPr>
-          <w:rFonts w:ascii="Arial Narrow" w:eastAsia="Times New Roman" w:hAnsi="Arial Narrow" w:cs="Arial"/>
-          <w:color w:val="000000"/>
-          <w:kern w:val="0"/>
-          <w:lang w:val="es-ES" w:eastAsia="es-ES"/>
-          <w14:ligatures w14:val="none"/>
-        </w:rPr>
-        <w:t>l</w:t>
-      </w:r>
-      <w:r>
-        <w:rPr>
-          <w:rFonts w:ascii="Arial Narrow" w:eastAsia="Times New Roman" w:hAnsi="Arial Narrow" w:cs="Arial"/>
-          <w:color w:val="000000"/>
-          <w:kern w:val="0"/>
-          <w:lang w:val="es-ES" w:eastAsia="es-ES"/>
-          <w14:ligatures w14:val="none"/>
-        </w:rPr>
-        <w:t xml:space="preserve"> </w:t>
-      </w:r>
-      <w:r>
-        <w:rPr>
-          <w:rFonts w:ascii="Arial Narrow" w:eastAsia="Times New Roman" w:hAnsi="Arial Narrow" w:cs="Arial"/>
-          <w:color w:val="000000"/>
-          <w:kern w:val="0"/>
-          <w:lang w:eastAsia="es-ES"/>
-          <w14:ligatures w14:val="none"/>
-        </w:rPr>
-        <w:t>Certificado</w:t>
-      </w:r>
-      <w:r>
-        <w:rPr>
-          <w:rFonts w:ascii="Arial Narrow" w:eastAsia="Times New Roman" w:hAnsi="Arial Narrow" w:cs="Arial"/>
-          <w:color w:val="000000"/>
-          <w:kern w:val="0"/>
-          <w:lang w:eastAsia="es-ES"/>
-          <w14:ligatures w14:val="none"/>
-        </w:rPr>
-        <w:t xml:space="preserve"> </w:t>
-      </w:r>
-      <w:r>
-        <w:rPr>
-          <w:rFonts w:ascii="Arial Narrow" w:eastAsia="Times New Roman" w:hAnsi="Arial Narrow" w:cs="Arial"/>
-          <w:color w:val="000000"/>
-          <w:kern w:val="0"/>
-          <w:lang w:eastAsia="es-ES"/>
-          <w14:ligatures w14:val="none"/>
-        </w:rPr>
-        <w:t>001108144004895143</w:t>
-      </w:r>
-      <w:r>
-        <w:rPr>
-          <w:rFonts w:ascii="Arial Narrow" w:eastAsia="Times New Roman" w:hAnsi="Arial Narrow" w:cs="Arial"/>
-          <w:color w:val="000000"/>
-          <w:kern w:val="0"/>
-          <w:lang w:eastAsia="es-ES"/>
-          <w14:ligatures w14:val="none"/>
-        </w:rPr>
-        <w:t xml:space="preserve"> del </w:t>
-      </w:r>
-      <w:r>
-        <w:rPr>
-          <w:rFonts w:ascii="Arial Narrow" w:eastAsia="Times New Roman" w:hAnsi="Arial Narrow" w:cs="Arial"/>
-          <w:color w:val="000000"/>
-          <w:kern w:val="0"/>
-          <w:lang w:eastAsia="es-ES"/>
-          <w14:ligatures w14:val="none"/>
-        </w:rPr>
-        <w:t xml:space="preserve">Seguro de Desgravamen Triangular Consumo Soles </w:t>
-      </w:r>
-      <w:r>
-        <w:rPr>
-          <w:rFonts w:ascii="Arial Narrow" w:eastAsia="Times New Roman" w:hAnsi="Arial Narrow" w:cs="Arial"/>
-          <w:color w:val="000000"/>
-          <w:kern w:val="0"/>
-          <w:lang w:val="es-ES" w:eastAsia="es-ES"/>
-          <w14:ligatures w14:val="none"/>
-        </w:rPr>
-        <w:t>materia de denuncia; y, (</w:t>
-      </w:r>
-      <w:proofErr w:type="spellStart"/>
-      <w:r>
-        <w:rPr>
-          <w:rFonts w:ascii="Arial Narrow" w:eastAsia="Times New Roman" w:hAnsi="Arial Narrow" w:cs="Arial"/>
-          <w:color w:val="000000"/>
-          <w:kern w:val="0"/>
-          <w:lang w:val="es-ES" w:eastAsia="es-ES"/>
-          <w14:ligatures w14:val="none"/>
-        </w:rPr>
-        <w:t>i</w:t>
-      </w:r>
-      <w:r>
-        <w:rPr>
-          <w:rFonts w:ascii="Arial Narrow" w:eastAsia="Times New Roman" w:hAnsi="Arial Narrow" w:cs="Arial"/>
-          <w:color w:val="000000"/>
-          <w:kern w:val="0"/>
-          <w:lang w:val="es-ES" w:eastAsia="es-ES"/>
-          <w14:ligatures w14:val="none"/>
-        </w:rPr>
-        <w:t>ii</w:t>
-      </w:r>
-      <w:proofErr w:type="spellEnd"/>
-      <w:r>
-        <w:rPr>
-          <w:rFonts w:ascii="Arial Narrow" w:eastAsia="Times New Roman" w:hAnsi="Arial Narrow" w:cs="Arial"/>
-          <w:color w:val="000000"/>
-          <w:kern w:val="0"/>
-          <w:lang w:val="es-ES" w:eastAsia="es-ES"/>
-          <w14:ligatures w14:val="none"/>
-        </w:rPr>
-        <w:t>) presentar todas las comunicaciones cursadas con la parte denunciante en virtud del hecho materia de denuncia</w:t>
-      </w:r>
-      <w:r>
-        <w:rPr>
-          <w:rFonts w:ascii="Arial Narrow" w:eastAsia="Times New Roman" w:hAnsi="Arial Narrow" w:cs="Arial"/>
-          <w:color w:val="000000"/>
-          <w:kern w:val="0"/>
-          <w:lang w:val="es-ES" w:eastAsia="es-ES"/>
-          <w14:ligatures w14:val="none"/>
-        </w:rPr>
-        <w:t>.</w:t>
-      </w:r>
-    </w:p>
-    <w:p>
-      <w:pPr>
-        <w:spacing w:after="0" w:line="240" w:lineRule="auto"/>
-        <w:jc w:val="both"/>
-        <w:rPr>
-          <w:rFonts w:ascii="Arial Narrow" w:eastAsia="Arial Narrow" w:hAnsi="Arial Narrow" w:cs="Arial Narrow"/>
-          <w:b/>
-          <w:color w:val="000000"/>
-          <w:kern w:val="0"/>
-          <w:lang w:val="es-ES" w:eastAsia="es-PE"/>
-          <w14:ligatures w14:val="none"/>
-        </w:rPr>
-      </w:pPr>
-    </w:p>
-    <w:p>
-      <w:pPr>
-        <w:spacing w:after="0" w:line="240" w:lineRule="auto"/>
-        <w:jc w:val="both"/>
-        <w:rPr>
-          <w:rFonts w:ascii="Arial Narrow" w:eastAsia="Arial Narrow" w:hAnsi="Arial Narrow" w:cs="Arial Narrow"/>
-          <w:color w:val="000000"/>
-          <w:kern w:val="0"/>
-          <w:lang w:eastAsia="es-PE"/>
-          <w14:ligatures w14:val="none"/>
-        </w:rPr>
-      </w:pPr>
-      <w:r>
-        <w:rPr>
-          <w:rFonts w:ascii="Arial Narrow" w:eastAsia="Arial Narrow" w:hAnsi="Arial Narrow" w:cs="Arial Narrow"/>
-          <w:b/>
-          <w:color w:val="000000"/>
-          <w:kern w:val="0"/>
-          <w:lang w:eastAsia="es-PE"/>
-          <w14:ligatures w14:val="none"/>
-        </w:rPr>
-        <w:t>SÉTIMO:</w:t>
-      </w:r>
-      <w:r>
-        <w:rPr>
-          <w:rFonts w:ascii="Arial Narrow" w:eastAsia="Arial Narrow" w:hAnsi="Arial Narrow" w:cs="Arial Narrow"/>
-          <w:color w:val="000000"/>
-          <w:kern w:val="0"/>
-          <w:lang w:eastAsia="es-PE"/>
-          <w14:ligatures w14:val="none"/>
-        </w:rPr>
-        <w:t xml:space="preserve"> </w:t>
-      </w:r>
-      <w:bookmarkStart w:id="7" w:name="_Hlk188286915"/>
-      <w:r>
-        <w:rPr>
-          <w:rFonts w:ascii="Arial Narrow" w:eastAsia="Arial Narrow" w:hAnsi="Arial Narrow" w:cs="Arial Narrow"/>
-          <w:color w:val="000000"/>
-          <w:kern w:val="0"/>
-          <w:lang w:eastAsia="es-PE"/>
-          <w14:ligatures w14:val="none"/>
-        </w:rPr>
-        <w:t>informar a las partes que el artículo 110</w:t>
-      </w:r>
-      <w:r>
-        <w:rPr>
-          <w:rFonts w:ascii="Arial Narrow" w:eastAsia="Times New Roman" w:hAnsi="Arial Narrow" w:cs="Segoe UI"/>
-          <w:color w:val="000000"/>
-          <w:kern w:val="0"/>
-          <w:lang w:eastAsia="es-PE"/>
-          <w14:ligatures w14:val="none"/>
-        </w:rPr>
-        <w:t/>
-      </w:r>
-      <w:r>
-        <w:rPr>
-          <w:rFonts w:ascii="Arial Narrow" w:eastAsia="Arial Narrow" w:hAnsi="Arial Narrow" w:cs="Arial Narrow"/>
-          <w:color w:val="000000"/>
-          <w:kern w:val="0"/>
-          <w:lang w:eastAsia="es-PE"/>
-          <w14:ligatures w14:val="none"/>
+          <ns2:ligatures ns2:val="none"/>
         </w:rPr>
         <w:t xml:space="preserve"> de la Ley 29571, Código de Protección y Defensa del Consumidor</w:t>
       </w:r>
@@ -6366,7 +6233,7 @@
           <w:kern w:val="0"/>
           <w:vertAlign w:val="superscript"/>
           <w:lang w:eastAsia="es-PE"/>
-          <w14:ligatures w14:val="none"/>
+          <ns2:ligatures ns2:val="none"/>
         </w:rPr>
         <w:footnoteReference w:id="9"/>
       </w:r>
@@ -6376,7 +6243,7 @@
           <w:color w:val="000000"/>
           <w:kern w:val="0"/>
           <w:lang w:eastAsia="es-PE"/>
-          <w14:ligatures w14:val="none"/>
+          <ns2:ligatures ns2:val="none"/>
         </w:rPr>
         <w:t>, faculta a la Comisión a calificar las infracciones de la referida norma como leves, graves o muy graves e imponer sanciones que van desde una amonestación hasta una multa por un máximo de 450 Unidades Impositivas Tributarias, sin perjuicio de las medidas correctivas, reparadoras y complementarias, que puedan ordenarse de acuerdo a lo estipulado en los artículos 114</w:t>
       </w:r>
@@ -6386,7 +6253,7 @@
           <w:color w:val="000000"/>
           <w:kern w:val="0"/>
           <w:lang w:eastAsia="es-PE"/>
-          <w14:ligatures w14:val="none"/>
+          <ns2:ligatures ns2:val="none"/>
         </w:rPr>
         <w:t/>
       </w:r>
@@ -6396,7 +6263,7 @@
           <w:color w:val="000000"/>
           <w:kern w:val="0"/>
           <w:lang w:eastAsia="es-PE"/>
-          <w14:ligatures w14:val="none"/>
+          <ns2:ligatures ns2:val="none"/>
         </w:rPr>
         <w:t>, 115</w:t>
       </w:r>
@@ -6406,7 +6273,7 @@
           <w:color w:val="000000"/>
           <w:kern w:val="0"/>
           <w:lang w:eastAsia="es-PE"/>
-          <w14:ligatures w14:val="none"/>
+          <ns2:ligatures ns2:val="none"/>
         </w:rPr>
         <w:t/>
       </w:r>
@@ -6416,7 +6283,7 @@
           <w:color w:val="000000"/>
           <w:kern w:val="0"/>
           <w:lang w:eastAsia="es-PE"/>
-          <w14:ligatures w14:val="none"/>
+          <ns2:ligatures ns2:val="none"/>
         </w:rPr>
         <w:t xml:space="preserve"> y 116</w:t>
       </w:r>
@@ -6426,7 +6293,7 @@
           <w:color w:val="000000"/>
           <w:kern w:val="0"/>
           <w:lang w:eastAsia="es-PE"/>
-          <w14:ligatures w14:val="none"/>
+          <ns2:ligatures ns2:val="none"/>
         </w:rPr>
         <w:t/>
       </w:r>
@@ -6436,7 +6303,7 @@
           <w:color w:val="000000"/>
           <w:kern w:val="0"/>
           <w:lang w:eastAsia="es-PE"/>
-          <w14:ligatures w14:val="none"/>
+          <ns2:ligatures ns2:val="none"/>
         </w:rPr>
         <w:t xml:space="preserve"> de la referida norma</w:t>
       </w:r>
@@ -6448,7 +6315,7 @@
           <w:kern w:val="0"/>
           <w:vertAlign w:val="superscript"/>
           <w:lang w:eastAsia="es-PE"/>
-          <w14:ligatures w14:val="none"/>
+          <ns2:ligatures ns2:val="none"/>
         </w:rPr>
         <w:footnoteReference w:id="10"/>
       </w:r>
@@ -6458,7 +6325,7 @@
           <w:color w:val="000000"/>
           <w:kern w:val="0"/>
           <w:lang w:eastAsia="es-PE"/>
-          <w14:ligatures w14:val="none"/>
+          <ns2:ligatures ns2:val="none"/>
         </w:rPr>
         <w:t xml:space="preserve">. </w:t>
       </w:r>
@@ -6469,7 +6336,7 @@
           <w:color w:val="000000"/>
           <w:kern w:val="0"/>
           <w:lang w:eastAsia="es-PE"/>
-          <w14:ligatures w14:val="none"/>
+          <ns2:ligatures ns2:val="none"/>
         </w:rPr>
         <w:lastRenderedPageBreak/>
         <w:t>Asimismo, se consideran circunstancias atenuantes para la graduación de la sanción, el allanamiento de la denuncia o el reconocimiento de las pretensiones en ella contenidas, de acuerdo con el artículo 112</w:t>
@@ -6480,7 +6347,7 @@
           <w:color w:val="000000"/>
           <w:kern w:val="0"/>
           <w:lang w:eastAsia="es-PE"/>
-          <w14:ligatures w14:val="none"/>
+          <ns2:ligatures ns2:val="none"/>
         </w:rPr>
         <w:t/>
       </w:r>
@@ -6490,7 +6357,7 @@
           <w:color w:val="000000"/>
           <w:kern w:val="0"/>
           <w:lang w:eastAsia="es-PE"/>
-          <w14:ligatures w14:val="none"/>
+          <ns2:ligatures ns2:val="none"/>
         </w:rPr>
         <w:t xml:space="preserve"> del Código</w:t>
       </w:r>
@@ -6502,7 +6369,7 @@
           <w:kern w:val="0"/>
           <w:vertAlign w:val="superscript"/>
           <w:lang w:eastAsia="es-PE"/>
-          <w14:ligatures w14:val="none"/>
+          <ns2:ligatures ns2:val="none"/>
         </w:rPr>
         <w:footnoteReference w:id="11"/>
       </w:r>
@@ -6512,12 +6379,12 @@
           <w:color w:val="000000"/>
           <w:kern w:val="0"/>
           <w:lang w:eastAsia="es-PE"/>
-          <w14:ligatures w14:val="none"/>
+          <ns2:ligatures ns2:val="none"/>
         </w:rPr>
         <w:t>.</w:t>
       </w:r>
     </w:p>
-    <w:p>
+    <w:p ns2:paraId="7A5236A4" ns2:textId="77777777">
       <w:pPr>
         <w:shd w:val="clear" w:color="auto" w:fill="FFFFFF"/>
         <w:spacing w:after="0" w:line="240" w:lineRule="auto"/>
@@ -6528,11 +6395,11 @@
           <w:color w:val="000000"/>
           <w:kern w:val="0"/>
           <w:lang w:eastAsia="es-PE"/>
-          <w14:ligatures w14:val="none"/>
-        </w:rPr>
-      </w:pPr>
-    </w:p>
-    <w:p>
+          <ns2:ligatures ns2:val="none"/>
+        </w:rPr>
+      </w:pPr>
+    </w:p>
+    <w:p ns2:paraId="3F071DDA" ns2:textId="77777777">
       <w:pPr>
         <w:shd w:val="clear" w:color="auto" w:fill="FFFFFF"/>
         <w:spacing w:after="0" w:line="240" w:lineRule="auto"/>
@@ -6542,7 +6409,7 @@
           <w:color w:val="000000"/>
           <w:kern w:val="0"/>
           <w:lang w:eastAsia="es-PE"/>
-          <w14:ligatures w14:val="none"/>
+          <ns2:ligatures ns2:val="none"/>
         </w:rPr>
       </w:pPr>
       <w:r>
@@ -6551,7 +6418,7 @@
           <w:b/>
           <w:bCs/>
           <w:kern w:val="0"/>
-          <w14:ligatures w14:val="none"/>
+          <ns2:ligatures ns2:val="none"/>
         </w:rPr>
         <w:t>OCTAVO</w:t>
       </w:r>
@@ -6562,7 +6429,7 @@
           <w:color w:val="000000"/>
           <w:kern w:val="0"/>
           <w:lang w:eastAsia="es-PE"/>
-          <w14:ligatures w14:val="none"/>
+          <ns2:ligatures ns2:val="none"/>
         </w:rPr>
         <w:t>:</w:t>
       </w:r>
@@ -6572,7 +6439,7 @@
           <w:color w:val="000000"/>
           <w:kern w:val="0"/>
           <w:lang w:eastAsia="es-PE"/>
-          <w14:ligatures w14:val="none"/>
+          <ns2:ligatures ns2:val="none"/>
         </w:rPr>
         <w:t xml:space="preserve"> informar a las partes que conforme a lo establecido en el artículo 39</w:t>
       </w:r>
@@ -6582,7 +6449,7 @@
           <w:color w:val="000000"/>
           <w:kern w:val="0"/>
           <w:lang w:eastAsia="es-PE"/>
-          <w14:ligatures w14:val="none"/>
+          <ns2:ligatures ns2:val="none"/>
         </w:rPr>
         <w:t/>
       </w:r>
@@ -6592,12 +6459,12 @@
           <w:color w:val="000000"/>
           <w:kern w:val="0"/>
           <w:lang w:eastAsia="es-PE"/>
-          <w14:ligatures w14:val="none"/>
+          <ns2:ligatures ns2:val="none"/>
         </w:rPr>
         <w:t xml:space="preserve"> de la Ley sobre Facultades, Normas y Organización del Indecopi, aprobada por Decreto Legislativo 807, los gastos por los peritajes realizados, actuación de pruebas, inspecciones y otros derivados de la tramitación del proceso serán de cargo de la parte que solicita la prueba, salvo pacto en contrario. En todos los casos, la resolución final determinará si los gastos deben ser asumidos por alguna de las partes, o reembolsados a la otra parte o al Indecopi, según sea el caso, de manera adicional a la sanción que haya podido imponerse. </w:t>
       </w:r>
     </w:p>
-    <w:p>
+    <w:p ns2:paraId="0F10F9CF" ns2:textId="77777777">
       <w:pPr>
         <w:shd w:val="clear" w:color="auto" w:fill="FFFFFF"/>
         <w:spacing w:after="0" w:line="240" w:lineRule="auto"/>
@@ -6607,11 +6474,11 @@
           <w:color w:val="000000"/>
           <w:kern w:val="0"/>
           <w:lang w:eastAsia="es-PE"/>
-          <w14:ligatures w14:val="none"/>
-        </w:rPr>
-      </w:pPr>
-    </w:p>
-    <w:p>
+          <ns2:ligatures ns2:val="none"/>
+        </w:rPr>
+      </w:pPr>
+    </w:p>
+    <w:p ns2:paraId="194C23DD" ns2:textId="77777777">
       <w:pPr>
         <w:suppressAutoHyphens/>
         <w:spacing w:after="0" w:line="240" w:lineRule="auto"/>
@@ -6620,7 +6487,7 @@
           <w:rFonts w:ascii="Arial Narrow" w:eastAsia="Calibri" w:hAnsi="Arial Narrow" w:cs="Arial"/>
           <w:kern w:val="0"/>
           <w:u w:val="single"/>
-          <w14:ligatures w14:val="none"/>
+          <ns2:ligatures ns2:val="none"/>
         </w:rPr>
       </w:pPr>
       <w:r>
@@ -6630,7 +6497,7 @@
           <w:color w:val="000000"/>
           <w:kern w:val="0"/>
           <w:lang w:eastAsia="es-PE"/>
-          <w14:ligatures w14:val="none"/>
+          <ns2:ligatures ns2:val="none"/>
         </w:rPr>
         <w:t>NOVENO</w:t>
       </w:r>
@@ -6639,7 +6506,7 @@
           <w:rFonts w:ascii="Arial Narrow" w:eastAsia="Calibri" w:hAnsi="Arial Narrow" w:cs="Arial"/>
           <w:b/>
           <w:kern w:val="0"/>
-          <w14:ligatures w14:val="none"/>
+          <ns2:ligatures ns2:val="none"/>
         </w:rPr>
         <w:t>:</w:t>
       </w:r>
@@ -6647,7 +6514,7 @@
         <w:rPr>
           <w:rFonts w:ascii="Arial Narrow" w:eastAsia="Calibri" w:hAnsi="Arial Narrow" w:cs="Arial"/>
           <w:kern w:val="0"/>
-          <w14:ligatures w14:val="none"/>
+          <ns2:ligatures ns2:val="none"/>
         </w:rPr>
         <w:t xml:space="preserve"> comunicar a las partes que, </w:t>
       </w:r>
@@ -6656,7 +6523,7 @@
         <w:rPr>
           <w:rFonts w:ascii="Arial Narrow" w:eastAsia="Calibri" w:hAnsi="Arial Narrow" w:cs="Arial"/>
           <w:kern w:val="0"/>
-          <w14:ligatures w14:val="none"/>
+          <ns2:ligatures ns2:val="none"/>
         </w:rPr>
         <w:t>de acuerdo a</w:t>
       </w:r>
@@ -6665,7 +6532,7 @@
         <w:rPr>
           <w:rFonts w:ascii="Arial Narrow" w:eastAsia="Calibri" w:hAnsi="Arial Narrow" w:cs="Arial"/>
           <w:kern w:val="0"/>
-          <w14:ligatures w14:val="none"/>
+          <ns2:ligatures ns2:val="none"/>
         </w:rPr>
         <w:t xml:space="preserve"> lo señalado por el artículo 29</w:t>
       </w:r>
@@ -6675,7 +6542,7 @@
           <w:color w:val="000000"/>
           <w:kern w:val="0"/>
           <w:lang w:eastAsia="es-PE"/>
-          <w14:ligatures w14:val="none"/>
+          <ns2:ligatures ns2:val="none"/>
         </w:rPr>
         <w:t/>
       </w:r>
@@ -6683,7 +6550,7 @@
         <w:rPr>
           <w:rFonts w:ascii="Arial Narrow" w:eastAsia="Calibri" w:hAnsi="Arial Narrow" w:cs="Arial"/>
           <w:kern w:val="0"/>
-          <w14:ligatures w14:val="none"/>
+          <ns2:ligatures ns2:val="none"/>
         </w:rPr>
         <w:t xml:space="preserve"> del Decreto Legislativo 807</w:t>
       </w:r>
@@ -6693,7 +6560,7 @@
           <w:rFonts w:ascii="Arial Narrow" w:eastAsia="Calibri" w:hAnsi="Arial Narrow" w:cs="Arial"/>
           <w:kern w:val="0"/>
           <w:vertAlign w:val="superscript"/>
-          <w14:ligatures w14:val="none"/>
+          <ns2:ligatures ns2:val="none"/>
         </w:rPr>
         <w:footnoteReference w:id="12"/>
       </w:r>
@@ -6701,7 +6568,7 @@
         <w:rPr>
           <w:rFonts w:ascii="Arial Narrow" w:eastAsia="Calibri" w:hAnsi="Arial Narrow" w:cs="Arial"/>
           <w:kern w:val="0"/>
-          <w14:ligatures w14:val="none"/>
+          <ns2:ligatures ns2:val="none"/>
         </w:rPr>
         <w:t xml:space="preserve">, hasta antes de la emisión de la Resolución Final tienen la posibilidad de solicitar una audiencia de conciliación. En caso deleguen a favor de una tercera persona su actuación en la diligencia programada, esta deberá presentar un poder especial con firma legalizada ante Notario Público, donde conste </w:t>
       </w:r>
@@ -6710,7 +6577,7 @@
           <w:rFonts w:ascii="Arial Narrow" w:eastAsia="Calibri" w:hAnsi="Arial Narrow" w:cs="Arial"/>
           <w:kern w:val="0"/>
           <w:u w:val="single"/>
-          <w14:ligatures w14:val="none"/>
+          <ns2:ligatures ns2:val="none"/>
         </w:rPr>
         <w:t>expresamente su facultad para asistir y conciliar en su representación</w:t>
       </w:r>
@@ -6719,7 +6586,7 @@
           <w:rFonts w:ascii="Arial Narrow" w:eastAsia="Calibri" w:hAnsi="Arial Narrow" w:cs="Arial"/>
           <w:bCs/>
           <w:kern w:val="0"/>
-          <w14:ligatures w14:val="none"/>
+          <ns2:ligatures ns2:val="none"/>
         </w:rPr>
         <w:t>.</w:t>
       </w:r>
@@ -6729,7 +6596,7 @@
           <w:b/>
           <w:bCs/>
           <w:kern w:val="0"/>
-          <w14:ligatures w14:val="none"/>
+          <ns2:ligatures ns2:val="none"/>
         </w:rPr>
         <w:t xml:space="preserve"> </w:t>
       </w:r>
@@ -6738,12 +6605,12 @@
           <w:rFonts w:ascii="Arial Narrow" w:eastAsia="Calibri" w:hAnsi="Arial Narrow" w:cs="Arial"/>
           <w:kern w:val="0"/>
           <w:u w:val="single"/>
-          <w14:ligatures w14:val="none"/>
+          <ns2:ligatures ns2:val="none"/>
         </w:rPr>
         <w:t xml:space="preserve">Ello bajo apercibimiento de no realizar la audiencia de conciliación y levantar el acta de inasistencia correspondiente. </w:t>
       </w:r>
     </w:p>
-    <w:p>
+    <w:p ns2:paraId="19088877" ns2:textId="77777777">
       <w:pPr>
         <w:suppressAutoHyphens/>
         <w:spacing w:after="0" w:line="240" w:lineRule="auto"/>
@@ -6752,11 +6619,11 @@
           <w:rFonts w:ascii="Arial Narrow" w:eastAsia="Calibri" w:hAnsi="Arial Narrow" w:cs="Arial"/>
           <w:kern w:val="0"/>
           <w:u w:val="single"/>
-          <w14:ligatures w14:val="none"/>
-        </w:rPr>
-      </w:pPr>
-    </w:p>
-    <w:p>
+          <ns2:ligatures ns2:val="none"/>
+        </w:rPr>
+      </w:pPr>
+    </w:p>
+    <w:p ns2:paraId="7767F307" ns2:textId="77777777">
       <w:pPr>
         <w:suppressAutoHyphens/>
         <w:spacing w:after="0" w:line="240" w:lineRule="auto"/>
@@ -6773,7 +6640,7 @@
           <w:b/>
           <w:spacing w:val="-3"/>
           <w:kern w:val="0"/>
-          <w14:ligatures w14:val="none"/>
+          <ns2:ligatures ns2:val="none"/>
         </w:rPr>
         <w:t>DÉCIMO</w:t>
       </w:r>
@@ -6784,7 +6651,7 @@
           <w:color w:val="000000"/>
           <w:kern w:val="0"/>
           <w:lang w:eastAsia="es-PE"/>
-          <w14:ligatures w14:val="none"/>
+          <ns2:ligatures ns2:val="none"/>
         </w:rPr>
         <w:t>:</w:t>
       </w:r>
@@ -6794,14 +6661,14 @@
           <w:color w:val="000000"/>
           <w:kern w:val="0"/>
           <w:lang w:eastAsia="es-PE"/>
-          <w14:ligatures w14:val="none"/>
+          <ns2:ligatures ns2:val="none"/>
         </w:rPr>
         <w:t xml:space="preserve"> poner en conocimiento de las partes que, antes de la emisión de la Resolución Final, tienen la posibilidad de formular su desistimiento o presentar el acuerdo arribado mediante la conciliación, mediación, transacción o cualquier otro que, de forma indubitable, deje constancia que se ha solucionado la controversia materia de denuncia.</w:t>
       </w:r>
       <w:bookmarkStart w:id="8" w:name="h.gjdgxs" w:colFirst="0" w:colLast="0"/>
       <w:bookmarkEnd w:id="8"/>
     </w:p>
-    <w:p>
+    <w:p ns2:paraId="69E33D6A" ns2:textId="77777777">
       <w:pPr>
         <w:suppressAutoHyphens/>
         <w:spacing w:after="0" w:line="240" w:lineRule="auto"/>
@@ -6811,11 +6678,11 @@
           <w:color w:val="000000"/>
           <w:kern w:val="0"/>
           <w:lang w:eastAsia="es-PE"/>
-          <w14:ligatures w14:val="none"/>
-        </w:rPr>
-      </w:pPr>
-    </w:p>
-    <w:p>
+          <ns2:ligatures ns2:val="none"/>
+        </w:rPr>
+      </w:pPr>
+    </w:p>
+    <w:p ns2:paraId="4DB7FEAC" ns2:textId="24803989">
       <w:pPr>
         <w:suppressAutoHyphens/>
         <w:spacing w:after="0" w:line="240" w:lineRule="auto"/>
@@ -6846,7 +6713,7 @@
           <w:b/>
           <w:spacing w:val="-3"/>
           <w:kern w:val="0"/>
-          <w14:ligatures w14:val="none"/>
+          <ns2:ligatures ns2:val="none"/>
         </w:rPr>
         <w:t/>
       </w:r>
@@ -6856,7 +6723,7 @@
           <w:bCs/>
           <w:spacing w:val="-3"/>
           <w:kern w:val="0"/>
-          <w14:ligatures w14:val="none"/>
+          <ns2:ligatures ns2:val="none"/>
         </w:rPr>
         <w:t xml:space="preserve"/>
       </w:r>
@@ -6866,7 +6733,7 @@
           <w:bCs/>
           <w:spacing w:val="-3"/>
           <w:kern w:val="0"/>
-          <w14:ligatures w14:val="none"/>
+          <ns2:ligatures ns2:val="none"/>
         </w:rPr>
         <w:t xml:space="preserve"/>
       </w:r>
@@ -6877,7 +6744,7 @@
           <w:kern w:val="0"/>
           <w:shd w:val="clear" w:color="auto" w:fill="FFFFFF"/>
           <w:lang w:eastAsia="es-PE"/>
-          <w14:ligatures w14:val="none"/>
+          <ns2:ligatures ns2:val="none"/>
         </w:rPr>
         <w:t xml:space="preserve"/>
       </w:r>
@@ -6889,7 +6756,7 @@
           <w:kern w:val="0"/>
           <w:shd w:val="clear" w:color="auto" w:fill="FFFFFF"/>
           <w:lang w:eastAsia="es-PE"/>
-          <w14:ligatures w14:val="none"/>
+          <ns2:ligatures ns2:val="none"/>
         </w:rPr>
         <w:t/>
       </w:r>
@@ -6901,7 +6768,7 @@
           <w:kern w:val="0"/>
           <w:shd w:val="clear" w:color="auto" w:fill="FFFFFF"/>
           <w:lang w:eastAsia="es-PE"/>
-          <w14:ligatures w14:val="none"/>
+          <ns2:ligatures ns2:val="none"/>
         </w:rPr>
         <w:t xml:space="preserve"/>
       </w:r>
@@ -6913,7 +6780,7 @@
           <w:kern w:val="0"/>
           <w:shd w:val="clear" w:color="auto" w:fill="FFFFFF"/>
           <w:lang w:eastAsia="es-PE"/>
-          <w14:ligatures w14:val="none"/>
+          <ns2:ligatures ns2:val="none"/>
         </w:rPr>
         <w:t/>
       </w:r>
@@ -6925,7 +6792,7 @@
           <w:kern w:val="0"/>
           <w:shd w:val="clear" w:color="auto" w:fill="FFFFFF"/>
           <w:lang w:eastAsia="es-PE"/>
-          <w14:ligatures w14:val="none"/>
+          <ns2:ligatures ns2:val="none"/>
         </w:rPr>
         <w:t xml:space="preserve"/>
       </w:r>
@@ -6936,7 +6803,7 @@
           <w:kern w:val="0"/>
           <w:shd w:val="clear" w:color="auto" w:fill="FFFFFF"/>
           <w:lang w:eastAsia="es-PE"/>
-          <w14:ligatures w14:val="none"/>
+          <ns2:ligatures ns2:val="none"/>
         </w:rPr>
         <w:t/>
       </w:r>
@@ -6947,7 +6814,7 @@
           <w:kern w:val="0"/>
           <w:shd w:val="clear" w:color="auto" w:fill="FFFFFF"/>
           <w:lang w:eastAsia="es-PE"/>
-          <w14:ligatures w14:val="none"/>
+          <ns2:ligatures ns2:val="none"/>
         </w:rPr>
         <w:t xml:space="preserve"/>
       </w:r>
@@ -7083,7 +6950,7 @@
           <w:color w:val="000000"/>
           <w:kern w:val="0"/>
           <w:lang w:eastAsia="es-PE"/>
-          <w14:ligatures w14:val="none"/>
+          <ns2:ligatures ns2:val="none"/>
         </w:rPr>
         <w:t/>
       </w:r>
@@ -7100,7 +6967,7 @@
           <w:color w:val="000000"/>
           <w:kern w:val="0"/>
           <w:lang w:eastAsia="es-PE"/>
-          <w14:ligatures w14:val="none"/>
+          <ns2:ligatures ns2:val="none"/>
         </w:rPr>
         <w:t/>
       </w:r>
@@ -7126,7 +6993,7 @@
         <w:t/>
       </w:r>
     </w:p>
-    <w:p>
+    <w:p ns2:paraId="26B1ED4B" ns2:textId="77777777">
       <w:pPr>
         <w:suppressAutoHyphens/>
         <w:spacing w:after="0" w:line="240" w:lineRule="auto"/>
@@ -7136,7 +7003,7 @@
         </w:rPr>
       </w:pPr>
     </w:p>
-    <w:p>
+    <w:p ns2:paraId="12E923CD" ns2:textId="4D0B93F2">
       <w:pPr>
         <w:suppressAutoHyphens/>
         <w:spacing w:line="240" w:lineRule="auto"/>
@@ -7238,7 +7105,7 @@
         <w:t xml:space="preserve"> notificación.</w:t>
       </w:r>
     </w:p>
-    <w:p>
+    <w:p ns2:paraId="00B9B615" ns2:textId="77777777">
       <w:pPr>
         <w:suppressAutoHyphens/>
         <w:spacing w:after="0" w:line="240" w:lineRule="auto"/>
@@ -7249,11 +7116,11 @@
           <w:color w:val="000000"/>
           <w:kern w:val="0"/>
           <w:lang w:eastAsia="es-PE"/>
-          <w14:ligatures w14:val="none"/>
-        </w:rPr>
-      </w:pPr>
-    </w:p>
-    <w:p>
+          <ns2:ligatures ns2:val="none"/>
+        </w:rPr>
+      </w:pPr>
+    </w:p>
+    <w:p ns2:paraId="7F7C144C" ns2:textId="77777777">
       <w:pPr>
         <w:suppressAutoHyphens/>
         <w:spacing w:after="0" w:line="240" w:lineRule="auto"/>
@@ -7264,40 +7131,40 @@
           <w:color w:val="000000"/>
           <w:kern w:val="0"/>
           <w:lang w:eastAsia="es-PE"/>
-          <w14:ligatures w14:val="none"/>
+          <ns2:ligatures ns2:val="none"/>
         </w:rPr>
       </w:pPr>
     </w:p>
     <w:bookmarkEnd w:id="0"/>
-    <w:p>
-      <w:pPr>
-        <w:spacing w:after="0" w:line="240" w:lineRule="auto"/>
-        <w:jc w:val="both"/>
-        <w:rPr>
-          <w:rFonts w:ascii="Arial Narrow" w:eastAsia="Arial Narrow" w:hAnsi="Arial Narrow" w:cs="Arial Narrow"/>
-          <w:b/>
-          <w:color w:val="000000"/>
-          <w:kern w:val="0"/>
-          <w:lang w:eastAsia="es-PE"/>
-          <w14:ligatures w14:val="none"/>
-        </w:rPr>
-      </w:pPr>
-    </w:p>
-    <w:p>
-      <w:pPr>
-        <w:spacing w:after="0" w:line="240" w:lineRule="auto"/>
-        <w:jc w:val="both"/>
-        <w:rPr>
-          <w:rFonts w:ascii="Arial Narrow" w:eastAsia="Arial Narrow" w:hAnsi="Arial Narrow" w:cs="Arial Narrow"/>
-          <w:b/>
-          <w:color w:val="000000"/>
-          <w:kern w:val="0"/>
-          <w:lang w:eastAsia="es-PE"/>
-          <w14:ligatures w14:val="none"/>
-        </w:rPr>
-      </w:pPr>
-    </w:p>
-    <w:p>
+    <w:p ns2:paraId="6F8AFAC6" ns2:textId="77777777">
+      <w:pPr>
+        <w:spacing w:after="0" w:line="240" w:lineRule="auto"/>
+        <w:jc w:val="both"/>
+        <w:rPr>
+          <w:rFonts w:ascii="Arial Narrow" w:eastAsia="Arial Narrow" w:hAnsi="Arial Narrow" w:cs="Arial Narrow"/>
+          <w:b/>
+          <w:color w:val="000000"/>
+          <w:kern w:val="0"/>
+          <w:lang w:eastAsia="es-PE"/>
+          <ns2:ligatures ns2:val="none"/>
+        </w:rPr>
+      </w:pPr>
+    </w:p>
+    <w:p ns2:paraId="41C37225" ns2:textId="77777777">
+      <w:pPr>
+        <w:spacing w:after="0" w:line="240" w:lineRule="auto"/>
+        <w:jc w:val="both"/>
+        <w:rPr>
+          <w:rFonts w:ascii="Arial Narrow" w:eastAsia="Arial Narrow" w:hAnsi="Arial Narrow" w:cs="Arial Narrow"/>
+          <w:b/>
+          <w:color w:val="000000"/>
+          <w:kern w:val="0"/>
+          <w:lang w:eastAsia="es-PE"/>
+          <ns2:ligatures ns2:val="none"/>
+        </w:rPr>
+      </w:pPr>
+    </w:p>
+    <w:p ns2:paraId="41628FE5" ns2:textId="77777777">
       <w:pPr>
         <w:shd w:val="clear" w:color="auto" w:fill="FFFFFF"/>
         <w:spacing w:after="0" w:line="240" w:lineRule="auto"/>
@@ -7306,7 +7173,7 @@
           <w:rFonts w:ascii="Arial Narrow" w:eastAsia="Calibri" w:hAnsi="Arial Narrow" w:cs="Times New Roman"/>
           <w:color w:val="000000"/>
           <w:kern w:val="0"/>
-          <w14:ligatures w14:val="none"/>
+          <ns2:ligatures ns2:val="none"/>
         </w:rPr>
       </w:pPr>
       <w:r>
@@ -7316,12 +7183,12 @@
           <w:bCs/>
           <w:color w:val="000000"/>
           <w:kern w:val="0"/>
-          <w14:ligatures w14:val="none"/>
+          <ns2:ligatures ns2:val="none"/>
         </w:rPr>
         <w:t>EVELING ROA QUISPE</w:t>
       </w:r>
     </w:p>
-    <w:p>
+    <w:p ns2:paraId="7D371868" ns2:textId="77777777">
       <w:pPr>
         <w:shd w:val="clear" w:color="auto" w:fill="FFFFFF"/>
         <w:spacing w:after="0" w:line="240" w:lineRule="auto"/>
@@ -7332,7 +7199,7 @@
           <w:bCs/>
           <w:color w:val="000000"/>
           <w:kern w:val="0"/>
-          <w14:ligatures w14:val="none"/>
+          <ns2:ligatures ns2:val="none"/>
         </w:rPr>
       </w:pPr>
       <w:r>
@@ -7342,12 +7209,12 @@
           <w:bCs/>
           <w:color w:val="000000"/>
           <w:kern w:val="0"/>
-          <w14:ligatures w14:val="none"/>
+          <ns2:ligatures ns2:val="none"/>
         </w:rPr>
         <w:t>Secretaria Técnica</w:t>
       </w:r>
     </w:p>
-    <w:p>
+    <w:p ns2:paraId="45B05447" ns2:textId="77777777">
       <w:pPr>
         <w:shd w:val="clear" w:color="auto" w:fill="FFFFFF"/>
         <w:spacing w:after="0" w:line="240" w:lineRule="auto"/>
@@ -7358,7 +7225,7 @@
           <w:bCs/>
           <w:color w:val="000000"/>
           <w:kern w:val="0"/>
-          <w14:ligatures w14:val="none"/>
+          <ns2:ligatures ns2:val="none"/>
         </w:rPr>
       </w:pPr>
       <w:r>
@@ -7368,7 +7235,7 @@
           <w:bCs/>
           <w:color w:val="000000"/>
           <w:kern w:val="0"/>
-          <w14:ligatures w14:val="none"/>
+          <ns2:ligatures ns2:val="none"/>
         </w:rPr>
         <w:t>Comisión </w:t>
       </w:r>
@@ -7380,7 +7247,7 @@
           <w:color w:val="000000"/>
           <w:kern w:val="0"/>
           <w:shd w:val="clear" w:color="auto" w:fill="FFFFFF"/>
-          <w14:ligatures w14:val="none"/>
+          <ns2:ligatures ns2:val="none"/>
         </w:rPr>
         <w:t>de</w:t>
       </w:r>
@@ -7391,26 +7258,26 @@
           <w:bCs/>
           <w:color w:val="000000"/>
           <w:kern w:val="0"/>
-          <w14:ligatures w14:val="none"/>
+          <ns2:ligatures ns2:val="none"/>
         </w:rPr>
         <w:t> Protección al Consumidor 1</w:t>
       </w:r>
     </w:p>
-    <w:p>
-      <w:pPr>
-        <w:spacing w:after="0" w:line="240" w:lineRule="auto"/>
-        <w:jc w:val="both"/>
-        <w:rPr>
-          <w:rFonts w:ascii="Arial Narrow" w:eastAsia="Arial Narrow" w:hAnsi="Arial Narrow" w:cs="Arial Narrow"/>
-          <w:b/>
-          <w:color w:val="000000"/>
-          <w:kern w:val="0"/>
-          <w:lang w:eastAsia="es-PE"/>
-          <w14:ligatures w14:val="none"/>
-        </w:rPr>
-      </w:pPr>
-    </w:p>
-    <w:p>
+    <w:p ns2:paraId="74C43D73" ns2:textId="77777777">
+      <w:pPr>
+        <w:spacing w:after="0" w:line="240" w:lineRule="auto"/>
+        <w:jc w:val="both"/>
+        <w:rPr>
+          <w:rFonts w:ascii="Arial Narrow" w:eastAsia="Arial Narrow" w:hAnsi="Arial Narrow" w:cs="Arial Narrow"/>
+          <w:b/>
+          <w:color w:val="000000"/>
+          <w:kern w:val="0"/>
+          <w:lang w:eastAsia="es-PE"/>
+          <ns2:ligatures ns2:val="none"/>
+        </w:rPr>
+      </w:pPr>
+    </w:p>
+    <w:p ns2:paraId="27766894" ns2:textId="77777777">
       <w:pPr>
         <w:spacing w:after="0" w:line="240" w:lineRule="auto"/>
         <w:jc w:val="both"/>
@@ -7428,12 +7295,12 @@
           <w:sz w:val="16"/>
           <w:szCs w:val="16"/>
           <w:lang w:eastAsia="es-PE"/>
-          <w14:ligatures w14:val="none"/>
+          <ns2:ligatures ns2:val="none"/>
         </w:rPr>
         <w:t>LSM/JCQ</w:t>
       </w:r>
     </w:p>
-    <w:p>
+    <w:p ns2:paraId="68107EE2" ns2:textId="77777777">
       <w:pPr>
         <w:spacing w:line="240" w:lineRule="auto"/>
         <w:rPr>
@@ -7442,8 +7309,8 @@
       </w:pPr>
     </w:p>
     <w:sectPr>
-      <w:headerReference w:type="default" r:id="rId8"/>
-      <w:footerReference w:type="default" r:id="rId9"/>
+      <w:headerReference w:type="default" ns3:id="rId8"/>
+      <w:footerReference w:type="default" ns3:id="rId9"/>
       <w:pgSz w:w="11906" w:h="16838"/>
       <w:pgMar w:top="1417" w:right="1701" w:bottom="1417" w:left="1701" w:header="708" w:footer="708" w:gutter="0"/>
       <w:cols w:space="708"/>

--- a/plantillas_maestras/03_seguro_desgravamen/negativa_cobertura/2_o_mas_ddos_varios/mujer/TPL_1752_2025_SEGURO_DESGRAVAMEN_NEGATIVA_COBERTURA_ASEGURADORA_MUJER_R2.docx
+++ b/plantillas_maestras/03_seguro_desgravamen/negativa_cobertura/2_o_mas_ddos_varios/mujer/TPL_1752_2025_SEGURO_DESGRAVAMEN_NEGATIVA_COBERTURA_ASEGURADORA_MUJER_R2.docx
@@ -5227,7 +5227,7 @@
           <w:sz w:val="20"/>
           <w:szCs w:val="20"/>
         </w:rPr>
-        <w:t xml:space="preserve">correr traslado de la presente resolución a Rímac Seguros y Reaseguros S.A. y al Banco BBVA Perú S.A para que, de conformidad con lo dispuesto por el artículo 26° de la Ley sobre Facultades, Normas y Organización del Indecopi, aprobado por Decreto Legislativo N° 8079, presenten sus descargos sobre la imputación de cargos realizada en un plazo no mayor a cinco (5) días hábiles contado a partir del día siguiente de la notificación de la presente resolución, vencido el cual, el Secretario Técnico declarará en rebeldía a los denunciados que no lo hubieran presentado. Debe precisarse que de conformidad con lo establecido por el artículo 223° del Texto Único Ordenado de la Ley N° 27444, Ley del Procedimiento Administrativo General, las alegaciones y los hechos relevantes de la reclamación, salvo que hayan sido específicamente negadas en la contestación, se tendrán por aceptadas o meritadas como ciertas.</w:t>
+        <w:t xml:space="preserve">correr traslado de la presente resolución a Rímac Seguros y Reaseguros S.A. y al Banco BBVA Perú S.A. para que, de conformidad con lo dispuesto por el artículo 26 de la Ley sobre Facultades, Normas y Organización del Indecopi, aprobada por Decreto Legislativo 807, presenten sus descargos sobre la imputación de cargos realizada en un plazo no mayor a cinco (5) días hábiles contado a partir del día siguiente de la notificación de la presente resolución, vencido el cual, el Secretario Técnico declarará en rebeldía a los denunciados que no lo hubieran presentado. Debe precisarse que de conformidad con lo establecido por el artículo 223 del Texto Único Ordenado de la Ley 27444, Ley del Procedimiento Administrativo General, las alegaciones y los hechos relevantes de la reclamación, salvo que hayan sido específicamente negadas en la contestación, se tendrán por aceptadas o merituadas como ciertas.</w:t>
       </w:r>
     </w:p>
     <w:p ns2:paraId="2F1C55D7" ns2:textId="77777777">
@@ -7185,7 +7185,7 @@
           <w:kern w:val="0"/>
           <ns2:ligatures ns2:val="none"/>
         </w:rPr>
-        <w:t>EVELING ROA QUISPE</w:t>
+        <w:t xml:space="preserve">LUISA ANALÍ SILVA MALPARTIDA</w:t>
       </w:r>
     </w:p>
     <w:p ns2:paraId="7D371868" ns2:textId="77777777">
@@ -7211,7 +7211,7 @@
           <w:kern w:val="0"/>
           <ns2:ligatures ns2:val="none"/>
         </w:rPr>
-        <w:t>Secretaria Técnica</w:t>
+        <w:t xml:space="preserve">Secretaria Técnica Ad Hoc</w:t>
       </w:r>
     </w:p>
     <w:p ns2:paraId="45B05447" ns2:textId="77777777">

--- a/plantillas_maestras/03_seguro_desgravamen/negativa_cobertura/2_o_mas_ddos_varios/mujer/TPL_1752_2025_SEGURO_DESGRAVAMEN_NEGATIVA_COBERTURA_ASEGURADORA_MUJER_R2.docx
+++ b/plantillas_maestras/03_seguro_desgravamen/negativa_cobertura/2_o_mas_ddos_varios/mujer/TPL_1752_2025_SEGURO_DESGRAVAMEN_NEGATIVA_COBERTURA_ASEGURADORA_MUJER_R2.docx
@@ -591,7 +591,7 @@
           <w:lang w:eastAsia="es-PE"/>
           <ns2:ligatures ns2:val="none"/>
         </w:rPr>
-        <w:t>29</w:t>
+        <w:t xml:space="preserve">29 de agosto de 2025</w:t>
       </w:r>
       <w:r>
         <w:rPr>
@@ -602,7 +602,7 @@
           <w:lang w:eastAsia="es-PE"/>
           <ns2:ligatures ns2:val="none"/>
         </w:rPr>
-        <w:t xml:space="preserve"> de </w:t>
+        <w:t xml:space="preserve"/>
       </w:r>
       <w:r>
         <w:rPr>
@@ -613,7 +613,7 @@
           <w:lang w:eastAsia="es-PE"/>
           <ns2:ligatures ns2:val="none"/>
         </w:rPr>
-        <w:t>agosto</w:t>
+        <w:t xml:space="preserve"/>
       </w:r>
       <w:r>
         <w:rPr>
@@ -624,7 +624,7 @@
           <w:lang w:eastAsia="es-PE"/>
           <ns2:ligatures ns2:val="none"/>
         </w:rPr>
-        <w:t xml:space="preserve"> de 2025</w:t>
+        <w:t xml:space="preserve"/>
       </w:r>
     </w:p>
     <w:p ns2:paraId="1EF3C256" ns2:textId="77777777">
@@ -7507,7 +7507,7 @@
           <w:sz w:val="15"/>
           <w:szCs w:val="15"/>
         </w:rPr>
-        <w:t>22 de julio del 2025</w:t>
+        <w:t xml:space="preserve">22 de julio de 2025</w:t>
       </w:r>
       <w:r>
         <w:rPr>
@@ -7524,7 +7524,7 @@
           <w:sz w:val="15"/>
           <w:szCs w:val="15"/>
         </w:rPr>
-        <w:t>recepcionada</w:t>
+        <w:t xml:space="preserve">recibida</w:t>
       </w:r>
       <w:proofErr w:type="spellEnd"/>
       <w:r>
@@ -7541,7 +7541,7 @@
           <w:sz w:val="15"/>
           <w:szCs w:val="15"/>
         </w:rPr>
-        <w:t>22 de julio del 2025</w:t>
+        <w:t xml:space="preserve">22 de julio de 2025</w:t>
       </w:r>
       <w:r>
         <w:rPr>
@@ -7619,7 +7619,7 @@
           <w:sz w:val="15"/>
           <w:szCs w:val="15"/>
         </w:rPr>
-        <w:t>el 2 de setiembre del 2010 en el Diario Oficial El Peruano, vigente desde el 2 de octubre del 2010 y modificado por Decreto Legislativo 1308.</w:t>
+        <w:t xml:space="preserve">el 2 de setiembre de 2010 en el Diario Oficial El Peruano, vigente desde el 2 de octubre de 2010 y modificado por Decreto Legislativo 1308.</w:t>
       </w:r>
     </w:p>
     <w:p>

--- a/plantillas_maestras/03_seguro_desgravamen/negativa_cobertura/2_o_mas_ddos_varios/mujer/TPL_1752_2025_SEGURO_DESGRAVAMEN_NEGATIVA_COBERTURA_ASEGURADORA_MUJER_R2.docx
+++ b/plantillas_maestras/03_seguro_desgravamen/negativa_cobertura/2_o_mas_ddos_varios/mujer/TPL_1752_2025_SEGURO_DESGRAVAMEN_NEGATIVA_COBERTURA_ASEGURADORA_MUJER_R2.docx
@@ -1,8 +1,8 @@
 
 <file path=word/document.xml><?xml version="1.0" encoding="utf-8"?>
-<w:document xmlns:ns1="http://schemas.openxmlformats.org/markup-compatibility/2006" xmlns:ns2="http://schemas.microsoft.com/office/word/2010/wordml" xmlns:ns3="http://schemas.openxmlformats.org/officeDocument/2006/relationships" xmlns:w="http://schemas.openxmlformats.org/wordprocessingml/2006/main" ns1:Ignorable="w14 w15 w16se w16cid w16 w16cex w16sdtdh w16sdtfl w16du wp14">
+<w:document xmlns:mc="http://schemas.openxmlformats.org/markup-compatibility/2006" xmlns:r="http://schemas.openxmlformats.org/officeDocument/2006/relationships" xmlns:w="http://schemas.openxmlformats.org/wordprocessingml/2006/main" xmlns:w14="http://schemas.microsoft.com/office/word/2010/wordml" xmlns:w15="http://schemas.microsoft.com/office/word/2012/wordml" xmlns:w16="http://schemas.microsoft.com/office/word/2018/wordml" xmlns:w16cex="http://schemas.microsoft.com/office/word/2018/wordml/cex" xmlns:w16cid="http://schemas.microsoft.com/office/word/2016/wordml/cid" xmlns:w16du="http://schemas.microsoft.com/office/word/2023/wordml/word16du" xmlns:w16sdtdh="http://schemas.microsoft.com/office/word/2020/wordml/sdtdatahash" xmlns:w16se="http://schemas.microsoft.com/office/word/2015/wordml/symex" xmlns:wp14="http://schemas.microsoft.com/office/word/2010/wordprocessingDrawing" mc:Ignorable="w14 w15 w16se w16cid w16 w16cex w16sdtdh w16du wp14">
   <w:body>
-    <w:p ns2:paraId="4D92E425" ns2:textId="6CEE7D04">
+    <w:p>
       <w:pPr>
         <w:tabs>
           <w:tab w:val="left" w:pos="1701"/>
@@ -14,7 +14,7 @@
           <w:color w:val="000000"/>
           <w:kern w:val="0"/>
           <w:lang w:eastAsia="es-PE"/>
-          <ns2:ligatures ns2:val="none"/>
+          <w14:ligatures w14:val="none"/>
         </w:rPr>
       </w:pPr>
       <w:bookmarkStart w:id="0" w:name="_Hlk80343540"/>
@@ -25,7 +25,7 @@
           <w:color w:val="000000"/>
           <w:kern w:val="0"/>
           <w:lang w:eastAsia="es-PE"/>
-          <ns2:ligatures ns2:val="none"/>
+          <w14:ligatures w14:val="none"/>
         </w:rPr>
         <w:t>EX</w:t>
       </w:r>
@@ -36,7 +36,7 @@
           <w:color w:val="000000"/>
           <w:kern w:val="0"/>
           <w:lang w:eastAsia="es-PE"/>
-          <ns2:ligatures ns2:val="none"/>
+          <w14:ligatures w14:val="none"/>
         </w:rPr>
         <w:t xml:space="preserve">PEDIENTE </w:t>
       </w:r>
@@ -47,7 +47,7 @@
           <w:color w:val="000000"/>
           <w:kern w:val="0"/>
           <w:lang w:eastAsia="es-PE"/>
-          <ns2:ligatures ns2:val="none"/>
+          <w14:ligatures w14:val="none"/>
         </w:rPr>
         <w:tab/>
         <w:t>:</w:t>
@@ -59,7 +59,7 @@
           <w:color w:val="000000"/>
           <w:kern w:val="0"/>
           <w:lang w:eastAsia="es-PE"/>
-          <ns2:ligatures ns2:val="none"/>
+          <w14:ligatures w14:val="none"/>
         </w:rPr>
         <w:tab/>
       </w:r>
@@ -72,7 +72,7 @@
           <w:kern w:val="0"/>
           <w:shd w:val="clear" w:color="auto" w:fill="FFFFFF"/>
           <w:lang w:eastAsia="es-PE"/>
-          <ns2:ligatures ns2:val="none"/>
+          <w14:ligatures w14:val="none"/>
         </w:rPr>
         <w:t>1752-2025</w:t>
       </w:r>
@@ -85,12 +85,12 @@
           <w:kern w:val="0"/>
           <w:shd w:val="clear" w:color="auto" w:fill="FFFFFF"/>
           <w:lang w:eastAsia="es-PE"/>
-          <ns2:ligatures ns2:val="none"/>
+          <w14:ligatures w14:val="none"/>
         </w:rPr>
         <w:t>/CC1</w:t>
       </w:r>
     </w:p>
-    <w:p ns2:paraId="174737B6" ns2:textId="770781AE">
+    <w:p>
       <w:pPr>
         <w:tabs>
           <w:tab w:val="left" w:pos="1701"/>
@@ -105,7 +105,7 @@
           <w:color w:val="000000"/>
           <w:kern w:val="0"/>
           <w:lang w:eastAsia="es-PE"/>
-          <ns2:ligatures ns2:val="none"/>
+          <w14:ligatures w14:val="none"/>
         </w:rPr>
       </w:pPr>
       <w:r>
@@ -115,101 +115,16 @@
           <w:color w:val="000000"/>
           <w:kern w:val="0"/>
           <w:lang w:eastAsia="es-PE"/>
-          <ns2:ligatures ns2:val="none"/>
-        </w:rPr>
-        <w:t xml:space="preserve">DENUNCIANTE:[DENUNCIANTE] (SEÑORA [APELLIDO])</w:t>
-      </w:r>
-      <w:r>
-        <w:rPr>
-          <w:rFonts w:ascii="Arial Narrow" w:eastAsia="Arial Narrow" w:hAnsi="Arial Narrow" w:cs="Arial Narrow"/>
-          <w:b/>
-          <w:color w:val="000000"/>
-          <w:kern w:val="0"/>
-          <w:lang w:eastAsia="es-PE"/>
-          <ns2:ligatures ns2:val="none"/>
-        </w:rPr>
+          <w14:ligatures w14:val="none"/>
+        </w:rPr>
+        <w:t>DENUNCIANTE</w:t>
         <w:tab/>
-        <w:t/>
-      </w:r>
-      <w:r>
-        <w:rPr>
-          <w:rFonts w:ascii="Arial Narrow" w:eastAsia="Arial Narrow" w:hAnsi="Arial Narrow" w:cs="Arial Narrow"/>
-          <w:b/>
-          <w:color w:val="000000"/>
-          <w:kern w:val="0"/>
-          <w:lang w:eastAsia="es-PE"/>
-          <ns2:ligatures ns2:val="none"/>
-        </w:rPr>
+        <w:t>:</w:t>
         <w:tab/>
-      </w:r>
-      <w:r>
-        <w:rPr>
-          <w:rFonts w:ascii="Arial Narrow" w:eastAsia="Arial Narrow" w:hAnsi="Arial Narrow" w:cs="Arial Narrow"/>
-          <w:b/>
-          <w:color w:val="000000"/>
-          <w:kern w:val="0"/>
-          <w:lang w:eastAsia="es-PE"/>
-          <ns2:ligatures ns2:val="none"/>
-        </w:rPr>
-        <w:t xml:space="preserve"/>
-      </w:r>
-      <w:r>
-        <w:rPr>
-          <w:rFonts w:ascii="Arial Narrow" w:eastAsia="Arial Narrow" w:hAnsi="Arial Narrow" w:cs="Arial Narrow"/>
-          <w:b/>
-          <w:color w:val="000000"/>
-          <w:kern w:val="0"/>
-          <w:lang w:eastAsia="es-PE"/>
-          <ns2:ligatures ns2:val="none"/>
-        </w:rPr>
-        <w:t/>
-      </w:r>
-      <w:r>
-        <w:rPr>
-          <w:rFonts w:ascii="Arial Narrow" w:eastAsia="Arial Narrow" w:hAnsi="Arial Narrow" w:cs="Arial Narrow"/>
-          <w:b/>
-          <w:color w:val="000000"/>
-          <w:kern w:val="0"/>
-          <w:lang w:eastAsia="es-PE"/>
-          <ns2:ligatures ns2:val="none"/>
-        </w:rPr>
-        <w:t/>
-      </w:r>
-      <w:r>
-        <w:rPr>
-          <w:rFonts w:ascii="Arial Narrow" w:eastAsia="Arial Narrow" w:hAnsi="Arial Narrow" w:cs="Arial Narrow"/>
-          <w:b/>
-          <w:color w:val="000000"/>
-          <w:kern w:val="0"/>
-          <w:lang w:eastAsia="es-PE"/>
-          <ns2:ligatures ns2:val="none"/>
-        </w:rPr>
-        <w:t xml:space="preserve"/>
-      </w:r>
-      <w:r>
-        <w:rPr>
-          <w:rFonts w:ascii="Arial Narrow" w:eastAsia="Arial Narrow" w:hAnsi="Arial Narrow" w:cs="Arial Narrow"/>
-          <w:b/>
-          <w:color w:val="000000"/>
-          <w:kern w:val="0"/>
-          <w:lang w:eastAsia="es-PE"/>
-          <ns2:ligatures ns2:val="none"/>
-        </w:rPr>
-        <w:t/>
-      </w:r>
-      <w:r>
-        <w:rPr>
-          <w:rFonts w:ascii="Arial Narrow" w:eastAsia="Arial Narrow" w:hAnsi="Arial Narrow" w:cs="Arial Narrow"/>
-          <w:b/>
-          <w:color w:val="000000"/>
-          <w:kern w:val="0"/>
-          <w:lang w:eastAsia="es-PE"/>
-          <ns2:ligatures ns2:val="none"/>
-        </w:rPr>
-        <w:t/>
-      </w:r>
-    </w:p>
-    <w:p ns2:paraId="223101EF" ns2:textId="26968F3C">
+        <w:t xml:space="preserve">[DENUNCIANTE] (SEÑORA [APELLIDO])</w:t>
+      </w:r>
+    </w:p>
+    <w:p>
       <w:pPr>
         <w:tabs>
           <w:tab w:val="left" w:pos="1701"/>
@@ -224,7 +139,7 @@
           <w:color w:val="000000"/>
           <w:kern w:val="0"/>
           <w:lang w:eastAsia="es-PE"/>
-          <ns2:ligatures ns2:val="none"/>
+          <w14:ligatures w14:val="none"/>
         </w:rPr>
       </w:pPr>
       <w:r>
@@ -234,7 +149,7 @@
           <w:color w:val="000000"/>
           <w:kern w:val="0"/>
           <w:lang w:eastAsia="es-PE"/>
-          <ns2:ligatures ns2:val="none"/>
+          <w14:ligatures w14:val="none"/>
         </w:rPr>
         <w:t>DENUNCIADOS</w:t>
       </w:r>
@@ -245,7 +160,7 @@
           <w:color w:val="000000"/>
           <w:kern w:val="0"/>
           <w:lang w:eastAsia="es-PE"/>
-          <ns2:ligatures ns2:val="none"/>
+          <w14:ligatures w14:val="none"/>
         </w:rPr>
         <w:tab/>
         <w:t>:</w:t>
@@ -257,7 +172,7 @@
           <w:color w:val="000000"/>
           <w:kern w:val="0"/>
           <w:lang w:eastAsia="es-PE"/>
-          <ns2:ligatures ns2:val="none"/>
+          <w14:ligatures w14:val="none"/>
         </w:rPr>
         <w:tab/>
       </w:r>
@@ -268,7 +183,7 @@
           <w:color w:val="000000"/>
           <w:kern w:val="0"/>
           <w:lang w:eastAsia="es-PE"/>
-          <ns2:ligatures ns2:val="none"/>
+          <w14:ligatures w14:val="none"/>
         </w:rPr>
         <w:t xml:space="preserve">RÍMAC SEGUROS Y REASEGUROS S.A. </w:t>
       </w:r>
@@ -279,7 +194,7 @@
           <w:color w:val="000000"/>
           <w:kern w:val="0"/>
           <w:lang w:eastAsia="es-PE"/>
-          <ns2:ligatures ns2:val="none"/>
+          <w14:ligatures w14:val="none"/>
         </w:rPr>
         <w:t>(</w:t>
       </w:r>
@@ -290,7 +205,7 @@
           <w:color w:val="000000"/>
           <w:kern w:val="0"/>
           <w:lang w:eastAsia="es-PE"/>
-          <ns2:ligatures ns2:val="none"/>
+          <w14:ligatures w14:val="none"/>
         </w:rPr>
         <w:t>RÍMAC</w:t>
       </w:r>
@@ -301,12 +216,12 @@
           <w:color w:val="000000"/>
           <w:kern w:val="0"/>
           <w:lang w:eastAsia="es-PE"/>
-          <ns2:ligatures ns2:val="none"/>
+          <w14:ligatures w14:val="none"/>
         </w:rPr>
         <w:t xml:space="preserve">) </w:t>
       </w:r>
     </w:p>
-    <w:p ns2:paraId="4D23E5DF" ns2:textId="2F2F608D">
+    <w:p>
       <w:pPr>
         <w:tabs>
           <w:tab w:val="left" w:pos="1701"/>
@@ -321,7 +236,7 @@
           <w:color w:val="000000"/>
           <w:kern w:val="0"/>
           <w:lang w:eastAsia="es-PE"/>
-          <ns2:ligatures ns2:val="none"/>
+          <w14:ligatures w14:val="none"/>
         </w:rPr>
       </w:pPr>
       <w:r>
@@ -331,7 +246,7 @@
           <w:color w:val="000000"/>
           <w:kern w:val="0"/>
           <w:lang w:eastAsia="es-PE"/>
-          <ns2:ligatures ns2:val="none"/>
+          <w14:ligatures w14:val="none"/>
         </w:rPr>
         <w:tab/>
       </w:r>
@@ -342,7 +257,7 @@
           <w:color w:val="000000"/>
           <w:kern w:val="0"/>
           <w:lang w:eastAsia="es-PE"/>
-          <ns2:ligatures ns2:val="none"/>
+          <w14:ligatures w14:val="none"/>
         </w:rPr>
         <w:tab/>
       </w:r>
@@ -353,7 +268,7 @@
           <w:color w:val="000000"/>
           <w:kern w:val="0"/>
           <w:lang w:eastAsia="es-PE"/>
-          <ns2:ligatures ns2:val="none"/>
+          <w14:ligatures w14:val="none"/>
         </w:rPr>
         <w:t xml:space="preserve">BANCO BBVA PERÚ </w:t>
       </w:r>
@@ -364,7 +279,7 @@
           <w:color w:val="000000"/>
           <w:kern w:val="0"/>
           <w:lang w:eastAsia="es-PE"/>
-          <ns2:ligatures ns2:val="none"/>
+          <w14:ligatures w14:val="none"/>
         </w:rPr>
         <w:t>S.A. (</w:t>
       </w:r>
@@ -375,7 +290,7 @@
           <w:color w:val="000000"/>
           <w:kern w:val="0"/>
           <w:lang w:eastAsia="es-PE"/>
-          <ns2:ligatures ns2:val="none"/>
+          <w14:ligatures w14:val="none"/>
         </w:rPr>
         <w:t>BANCO</w:t>
       </w:r>
@@ -386,12 +301,12 @@
           <w:color w:val="000000"/>
           <w:kern w:val="0"/>
           <w:lang w:eastAsia="es-PE"/>
-          <ns2:ligatures ns2:val="none"/>
+          <w14:ligatures w14:val="none"/>
         </w:rPr>
         <w:t>)</w:t>
       </w:r>
     </w:p>
-    <w:p ns2:paraId="753670C1" ns2:textId="77777777">
+    <w:p>
       <w:pPr>
         <w:tabs>
           <w:tab w:val="left" w:pos="1701"/>
@@ -406,7 +321,7 @@
           <w:color w:val="000000"/>
           <w:kern w:val="0"/>
           <w:lang w:eastAsia="es-PE"/>
-          <ns2:ligatures ns2:val="none"/>
+          <w14:ligatures w14:val="none"/>
         </w:rPr>
       </w:pPr>
       <w:r>
@@ -416,7 +331,7 @@
           <w:color w:val="000000"/>
           <w:kern w:val="0"/>
           <w:lang w:eastAsia="es-PE"/>
-          <ns2:ligatures ns2:val="none"/>
+          <w14:ligatures w14:val="none"/>
         </w:rPr>
         <w:t>MATERIAS</w:t>
       </w:r>
@@ -427,7 +342,7 @@
           <w:color w:val="000000"/>
           <w:kern w:val="0"/>
           <w:lang w:eastAsia="es-PE"/>
-          <ns2:ligatures ns2:val="none"/>
+          <w14:ligatures w14:val="none"/>
         </w:rPr>
         <w:tab/>
         <w:t xml:space="preserve">: </w:t>
@@ -439,13 +354,13 @@
           <w:color w:val="000000"/>
           <w:kern w:val="0"/>
           <w:lang w:eastAsia="es-PE"/>
-          <ns2:ligatures ns2:val="none"/>
+          <w14:ligatures w14:val="none"/>
         </w:rPr>
         <w:tab/>
         <w:t>ADMISIÓN A TRÁMITE</w:t>
       </w:r>
     </w:p>
-    <w:p ns2:paraId="449086A9" ns2:textId="77777777">
+    <w:p>
       <w:pPr>
         <w:tabs>
           <w:tab w:val="left" w:pos="1701"/>
@@ -460,7 +375,7 @@
           <w:color w:val="000000"/>
           <w:kern w:val="0"/>
           <w:lang w:eastAsia="es-PE"/>
-          <ns2:ligatures ns2:val="none"/>
+          <w14:ligatures w14:val="none"/>
         </w:rPr>
       </w:pPr>
       <w:r>
@@ -470,12 +385,12 @@
           <w:color w:val="000000"/>
           <w:kern w:val="0"/>
           <w:lang w:eastAsia="es-PE"/>
-          <ns2:ligatures ns2:val="none"/>
+          <w14:ligatures w14:val="none"/>
         </w:rPr>
         <w:t xml:space="preserve">REQUERIMIENTO DE INFORMACIÓN </w:t>
       </w:r>
     </w:p>
-    <w:p ns2:paraId="778AE69F" ns2:textId="24B96925">
+    <w:p>
       <w:pPr>
         <w:tabs>
           <w:tab w:val="left" w:pos="1701"/>
@@ -489,7 +404,7 @@
           <w:color w:val="000000"/>
           <w:kern w:val="0"/>
           <w:lang w:eastAsia="es-PE"/>
-          <ns2:ligatures ns2:val="none"/>
+          <w14:ligatures w14:val="none"/>
         </w:rPr>
       </w:pPr>
       <w:r>
@@ -499,7 +414,7 @@
           <w:color w:val="000000"/>
           <w:kern w:val="0"/>
           <w:lang w:eastAsia="es-PE"/>
-          <ns2:ligatures ns2:val="none"/>
+          <w14:ligatures w14:val="none"/>
         </w:rPr>
         <w:t xml:space="preserve">RESOLUCIÓN </w:t>
       </w:r>
@@ -510,7 +425,7 @@
           <w:color w:val="000000"/>
           <w:kern w:val="0"/>
           <w:lang w:eastAsia="es-PE"/>
-          <ns2:ligatures ns2:val="none"/>
+          <w14:ligatures w14:val="none"/>
         </w:rPr>
         <w:tab/>
         <w:t>:</w:t>
@@ -522,7 +437,7 @@
           <w:color w:val="000000"/>
           <w:kern w:val="0"/>
           <w:lang w:eastAsia="es-PE"/>
-          <ns2:ligatures ns2:val="none"/>
+          <w14:ligatures w14:val="none"/>
         </w:rPr>
         <w:tab/>
       </w:r>
@@ -533,12 +448,12 @@
           <w:color w:val="000000"/>
           <w:kern w:val="0"/>
           <w:lang w:eastAsia="es-PE"/>
-          <ns2:ligatures ns2:val="none"/>
+          <w14:ligatures w14:val="none"/>
         </w:rPr>
         <w:t>2</w:t>
       </w:r>
     </w:p>
-    <w:p ns2:paraId="26BE4AD0" ns2:textId="77777777">
+    <w:p>
       <w:pPr>
         <w:tabs>
           <w:tab w:val="left" w:pos="1014"/>
@@ -551,11 +466,11 @@
           <w:kern w:val="0"/>
           <w:shd w:val="clear" w:color="auto" w:fill="FFFFFF"/>
           <w:lang w:eastAsia="es-PE"/>
-          <ns2:ligatures ns2:val="none"/>
-        </w:rPr>
-      </w:pPr>
-    </w:p>
-    <w:p ns2:paraId="6D48DA83" ns2:textId="6D63B2B2">
+          <w14:ligatures w14:val="none"/>
+        </w:rPr>
+      </w:pPr>
+    </w:p>
+    <w:p>
       <w:pPr>
         <w:tabs>
           <w:tab w:val="left" w:pos="1014"/>
@@ -568,7 +483,7 @@
           <w:kern w:val="0"/>
           <w:shd w:val="clear" w:color="auto" w:fill="FFFFFF"/>
           <w:lang w:eastAsia="es-PE"/>
-          <ns2:ligatures ns2:val="none"/>
+          <w14:ligatures w14:val="none"/>
         </w:rPr>
       </w:pPr>
       <w:r>
@@ -578,7 +493,7 @@
           <w:kern w:val="0"/>
           <w:shd w:val="clear" w:color="auto" w:fill="FFFFFF"/>
           <w:lang w:eastAsia="es-PE"/>
-          <ns2:ligatures ns2:val="none"/>
+          <w14:ligatures w14:val="none"/>
         </w:rPr>
         <w:t xml:space="preserve">Lima, </w:t>
       </w:r>
@@ -589,7 +504,7 @@
           <w:kern w:val="0"/>
           <w:shd w:val="clear" w:color="auto" w:fill="FFFFFF"/>
           <w:lang w:eastAsia="es-PE"/>
-          <ns2:ligatures ns2:val="none"/>
+          <w14:ligatures w14:val="none"/>
         </w:rPr>
         <w:t xml:space="preserve">29 de agosto de 2025</w:t>
       </w:r>
@@ -600,7 +515,7 @@
           <w:kern w:val="0"/>
           <w:shd w:val="clear" w:color="auto" w:fill="FFFFFF"/>
           <w:lang w:eastAsia="es-PE"/>
-          <ns2:ligatures ns2:val="none"/>
+          <w14:ligatures w14:val="none"/>
         </w:rPr>
         <w:t xml:space="preserve"/>
       </w:r>
@@ -611,7 +526,7 @@
           <w:kern w:val="0"/>
           <w:shd w:val="clear" w:color="auto" w:fill="FFFFFF"/>
           <w:lang w:eastAsia="es-PE"/>
-          <ns2:ligatures ns2:val="none"/>
+          <w14:ligatures w14:val="none"/>
         </w:rPr>
         <w:t xml:space="preserve"/>
       </w:r>
@@ -622,12 +537,12 @@
           <w:kern w:val="0"/>
           <w:shd w:val="clear" w:color="auto" w:fill="FFFFFF"/>
           <w:lang w:eastAsia="es-PE"/>
-          <ns2:ligatures ns2:val="none"/>
+          <w14:ligatures w14:val="none"/>
         </w:rPr>
         <w:t xml:space="preserve"/>
       </w:r>
     </w:p>
-    <w:p ns2:paraId="1EF3C256" ns2:textId="77777777">
+    <w:p>
       <w:pPr>
         <w:tabs>
           <w:tab w:val="left" w:pos="1014"/>
@@ -639,11 +554,11 @@
           <w:color w:val="000000"/>
           <w:kern w:val="0"/>
           <w:lang w:eastAsia="es-PE"/>
-          <ns2:ligatures ns2:val="none"/>
-        </w:rPr>
-      </w:pPr>
-    </w:p>
-    <w:p ns2:paraId="087322B4" ns2:textId="77777777">
+          <w14:ligatures w14:val="none"/>
+        </w:rPr>
+      </w:pPr>
+    </w:p>
+    <w:p>
       <w:pPr>
         <w:numPr>
           <w:ilvl w:val="0"/>
@@ -657,7 +572,7 @@
           <w:color w:val="000000"/>
           <w:kern w:val="0"/>
           <w:lang w:eastAsia="es-PE"/>
-          <ns2:ligatures ns2:val="none"/>
+          <w14:ligatures w14:val="none"/>
         </w:rPr>
       </w:pPr>
       <w:r>
@@ -667,12 +582,12 @@
           <w:color w:val="000000"/>
           <w:kern w:val="0"/>
           <w:lang w:eastAsia="es-PE"/>
-          <ns2:ligatures ns2:val="none"/>
+          <w14:ligatures w14:val="none"/>
         </w:rPr>
         <w:t xml:space="preserve">HECHOS </w:t>
       </w:r>
     </w:p>
-    <w:p ns2:paraId="4407157A" ns2:textId="77777777">
+    <w:p>
       <w:pPr>
         <w:spacing w:after="0" w:line="240" w:lineRule="auto"/>
         <w:jc w:val="both"/>
@@ -681,11 +596,11 @@
           <w:color w:val="000000"/>
           <w:kern w:val="0"/>
           <w:lang w:eastAsia="es-PE"/>
-          <ns2:ligatures ns2:val="none"/>
-        </w:rPr>
-      </w:pPr>
-    </w:p>
-    <w:p ns2:paraId="5ECFCB1A" ns2:textId="2229B0D1">
+          <w14:ligatures w14:val="none"/>
+        </w:rPr>
+      </w:pPr>
+    </w:p>
+    <w:p>
       <w:pPr>
         <w:numPr>
           <w:ilvl w:val="1"/>
@@ -699,16 +614,16 @@
           <w:color w:val="000000"/>
           <w:kern w:val="0"/>
           <w:lang w:val="es-ES" w:eastAsia="es-ES"/>
-          <ns2:ligatures ns2:val="none"/>
-        </w:rPr>
-      </w:pPr>
-      <w:r>
-        <w:rPr>
-          <w:rFonts w:ascii="Arial Narrow" w:eastAsia="Times New Roman" w:hAnsi="Arial Narrow" w:cs="Arial"/>
-          <w:color w:val="000000"/>
-          <w:kern w:val="0"/>
-          <w:lang w:val="es-ES" w:eastAsia="es-ES"/>
-          <ns2:ligatures ns2:val="none"/>
+          <w14:ligatures w14:val="none"/>
+        </w:rPr>
+      </w:pPr>
+      <w:r>
+        <w:rPr>
+          <w:rFonts w:ascii="Arial Narrow" w:eastAsia="Times New Roman" w:hAnsi="Arial Narrow" w:cs="Arial"/>
+          <w:color w:val="000000"/>
+          <w:kern w:val="0"/>
+          <w:lang w:val="es-ES" w:eastAsia="es-ES"/>
+          <w14:ligatures w14:val="none"/>
         </w:rPr>
         <w:t xml:space="preserve">Mediante la denuncia del 20 de febrero de 2025, subsanada mediante escrito del 12 de junio de 2025, la señora [APELLIDO] denunció a Rímac y al Banco por presuntas infracciones a la Ley 29571, Código de Protección y Defensa del Consumidor (en adelante, Código), señalando lo siguiente:</w:t>
       </w:r>
@@ -718,7 +633,7 @@
           <w:color w:val="000000"/>
           <w:kern w:val="0"/>
           <w:lang w:val="es-ES" w:eastAsia="es-ES"/>
-          <ns2:ligatures ns2:val="none"/>
+          <w14:ligatures w14:val="none"/>
         </w:rPr>
         <w:t xml:space="preserve"/>
       </w:r>
@@ -728,7 +643,7 @@
           <w:color w:val="000000"/>
           <w:kern w:val="0"/>
           <w:lang w:val="es-ES" w:eastAsia="es-ES"/>
-          <ns2:ligatures ns2:val="none"/>
+          <w14:ligatures w14:val="none"/>
         </w:rPr>
         <w:t/>
       </w:r>
@@ -740,7 +655,7 @@
           <w:kern w:val="0"/>
           <w:vertAlign w:val="superscript"/>
           <w:lang w:val="es-ES" w:eastAsia="es-ES"/>
-          <ns2:ligatures ns2:val="none"/>
+          <w14:ligatures w14:val="none"/>
         </w:rPr>
         <w:footnoteReference w:id="1"/>
       </w:r>
@@ -750,7 +665,7 @@
           <w:color w:val="000000"/>
           <w:kern w:val="0"/>
           <w:lang w:val="es-ES" w:eastAsia="es-ES"/>
-          <ns2:ligatures ns2:val="none"/>
+          <w14:ligatures w14:val="none"/>
         </w:rPr>
         <w:t xml:space="preserve"/>
       </w:r>
@@ -760,7 +675,7 @@
           <w:color w:val="000000"/>
           <w:kern w:val="0"/>
           <w:lang w:val="es-ES" w:eastAsia="es-ES"/>
-          <ns2:ligatures ns2:val="none"/>
+          <w14:ligatures w14:val="none"/>
         </w:rPr>
         <w:t xml:space="preserve"/>
       </w:r>
@@ -770,7 +685,7 @@
           <w:color w:val="000000"/>
           <w:kern w:val="0"/>
           <w:lang w:val="es-ES" w:eastAsia="es-ES"/>
-          <ns2:ligatures ns2:val="none"/>
+          <w14:ligatures w14:val="none"/>
         </w:rPr>
         <w:t/>
       </w:r>
@@ -778,7 +693,7 @@
         <w:rPr>
           <w:rFonts w:ascii="Arial Narrow" w:eastAsia="Calibri" w:hAnsi="Arial Narrow" w:cs="Arial"/>
           <w:kern w:val="0"/>
-          <ns2:ligatures ns2:val="none"/>
+          <w14:ligatures w14:val="none"/>
         </w:rPr>
         <w:t xml:space="preserve"/>
       </w:r>
@@ -786,7 +701,7 @@
         <w:rPr>
           <w:rFonts w:ascii="Arial Narrow" w:eastAsia="Calibri" w:hAnsi="Arial Narrow" w:cs="Arial"/>
           <w:kern w:val="0"/>
-          <ns2:ligatures ns2:val="none"/>
+          <w14:ligatures w14:val="none"/>
         </w:rPr>
         <w:t/>
       </w:r>
@@ -794,7 +709,7 @@
         <w:rPr>
           <w:rFonts w:ascii="Arial Narrow" w:eastAsia="Calibri" w:hAnsi="Arial Narrow" w:cs="Arial"/>
           <w:kern w:val="0"/>
-          <ns2:ligatures ns2:val="none"/>
+          <w14:ligatures w14:val="none"/>
         </w:rPr>
         <w:t xml:space="preserve"/>
       </w:r>
@@ -802,7 +717,7 @@
         <w:rPr>
           <w:rFonts w:ascii="Arial Narrow" w:eastAsia="Calibri" w:hAnsi="Arial Narrow" w:cs="Arial"/>
           <w:kern w:val="0"/>
-          <ns2:ligatures ns2:val="none"/>
+          <w14:ligatures w14:val="none"/>
         </w:rPr>
         <w:t/>
       </w:r>
@@ -810,7 +725,7 @@
         <w:rPr>
           <w:rFonts w:ascii="Arial Narrow" w:eastAsia="Calibri" w:hAnsi="Arial Narrow" w:cs="Arial"/>
           <w:kern w:val="0"/>
-          <ns2:ligatures ns2:val="none"/>
+          <w14:ligatures w14:val="none"/>
         </w:rPr>
         <w:t xml:space="preserve"/>
       </w:r>
@@ -819,7 +734,7 @@
         <w:rPr>
           <w:rFonts w:ascii="Arial Narrow" w:eastAsia="Calibri" w:hAnsi="Arial Narrow" w:cs="Arial"/>
           <w:kern w:val="0"/>
-          <ns2:ligatures ns2:val="none"/>
+          <w14:ligatures w14:val="none"/>
         </w:rPr>
         <w:t/>
       </w:r>
@@ -828,7 +743,7 @@
         <w:rPr>
           <w:rFonts w:ascii="Arial Narrow" w:eastAsia="Calibri" w:hAnsi="Arial Narrow" w:cs="Arial"/>
           <w:kern w:val="0"/>
-          <ns2:ligatures ns2:val="none"/>
+          <w14:ligatures w14:val="none"/>
         </w:rPr>
         <w:t xml:space="preserve"/>
       </w:r>
@@ -836,7 +751,7 @@
         <w:rPr>
           <w:rFonts w:ascii="Arial Narrow" w:eastAsia="Calibri" w:hAnsi="Arial Narrow" w:cs="Arial"/>
           <w:kern w:val="0"/>
-          <ns2:ligatures ns2:val="none"/>
+          <w14:ligatures w14:val="none"/>
         </w:rPr>
         <w:t/>
       </w:r>
@@ -846,7 +761,7 @@
           <w:color w:val="000000"/>
           <w:kern w:val="0"/>
           <w:lang w:val="es-ES" w:eastAsia="es-ES"/>
-          <ns2:ligatures ns2:val="none"/>
+          <w14:ligatures w14:val="none"/>
         </w:rPr>
         <w:t xml:space="preserve"/>
       </w:r>
@@ -856,7 +771,7 @@
           <w:color w:val="000000"/>
           <w:kern w:val="0"/>
           <w:lang w:val="es-ES" w:eastAsia="es-ES"/>
-          <ns2:ligatures ns2:val="none"/>
+          <w14:ligatures w14:val="none"/>
         </w:rPr>
         <w:t xml:space="preserve"/>
       </w:r>
@@ -866,7 +781,7 @@
           <w:color w:val="000000"/>
           <w:kern w:val="0"/>
           <w:lang w:val="es-ES" w:eastAsia="es-ES"/>
-          <ns2:ligatures ns2:val="none"/>
+          <w14:ligatures w14:val="none"/>
         </w:rPr>
         <w:t/>
       </w:r>
@@ -876,7 +791,7 @@
           <w:color w:val="000000"/>
           <w:kern w:val="0"/>
           <w:lang w:val="es-ES" w:eastAsia="es-ES"/>
-          <ns2:ligatures ns2:val="none"/>
+          <w14:ligatures w14:val="none"/>
         </w:rPr>
         <w:t xml:space="preserve"/>
       </w:r>
@@ -886,7 +801,7 @@
           <w:color w:val="000000"/>
           <w:kern w:val="0"/>
           <w:lang w:val="es-ES" w:eastAsia="es-ES"/>
-          <ns2:ligatures ns2:val="none"/>
+          <w14:ligatures w14:val="none"/>
         </w:rPr>
         <w:t xml:space="preserve"/>
       </w:r>
@@ -896,7 +811,7 @@
           <w:color w:val="000000"/>
           <w:kern w:val="0"/>
           <w:lang w:val="es-ES" w:eastAsia="es-ES"/>
-          <ns2:ligatures ns2:val="none"/>
+          <w14:ligatures w14:val="none"/>
         </w:rPr>
         <w:t xml:space="preserve"/>
       </w:r>
@@ -906,7 +821,7 @@
           <w:color w:val="000000"/>
           <w:kern w:val="0"/>
           <w:lang w:val="es-ES" w:eastAsia="es-ES"/>
-          <ns2:ligatures ns2:val="none"/>
+          <w14:ligatures w14:val="none"/>
         </w:rPr>
         <w:t/>
       </w:r>
@@ -916,7 +831,7 @@
           <w:color w:val="000000"/>
           <w:kern w:val="0"/>
           <w:lang w:val="es-ES" w:eastAsia="es-ES"/>
-          <ns2:ligatures ns2:val="none"/>
+          <w14:ligatures w14:val="none"/>
         </w:rPr>
         <w:t xml:space="preserve"/>
       </w:r>
@@ -928,7 +843,7 @@
           <w:kern w:val="0"/>
           <w:vertAlign w:val="superscript"/>
           <w:lang w:val="es-ES" w:eastAsia="es-ES"/>
-          <ns2:ligatures ns2:val="none"/>
+          <w14:ligatures w14:val="none"/>
         </w:rPr>
         <w:footnoteReference w:id="2"/>
       </w:r>
@@ -938,7 +853,7 @@
           <w:color w:val="000000"/>
           <w:kern w:val="0"/>
           <w:lang w:val="es-ES" w:eastAsia="es-ES"/>
-          <ns2:ligatures ns2:val="none"/>
+          <w14:ligatures w14:val="none"/>
         </w:rPr>
         <w:t xml:space="preserve"/>
       </w:r>
@@ -949,12 +864,12 @@
           <w:color w:val="000000"/>
           <w:kern w:val="0"/>
           <w:lang w:val="es-ES" w:eastAsia="es-ES"/>
-          <ns2:ligatures ns2:val="none"/>
+          <w14:ligatures w14:val="none"/>
         </w:rPr>
         <w:t/>
       </w:r>
     </w:p>
-    <w:p ns2:paraId="64AF7FDB" ns2:textId="77777777">
+    <w:p>
       <w:pPr>
         <w:tabs>
           <w:tab w:val="left" w:pos="1134"/>
@@ -966,11 +881,11 @@
           <w:color w:val="000000"/>
           <w:kern w:val="0"/>
           <w:lang w:val="es-ES" w:eastAsia="es-ES"/>
-          <ns2:ligatures ns2:val="none"/>
-        </w:rPr>
-      </w:pPr>
-    </w:p>
-    <w:p ns2:paraId="78781080" ns2:textId="18EDAF9F">
+          <w14:ligatures w14:val="none"/>
+        </w:rPr>
+      </w:pPr>
+    </w:p>
+    <w:p>
       <w:pPr>
         <w:pStyle w:val="Prrafodelista"/>
         <w:numPr>
@@ -988,16 +903,16 @@
           <w:color w:val="000000"/>
           <w:kern w:val="0"/>
           <w:lang w:eastAsia="es-ES"/>
-          <ns2:ligatures ns2:val="none"/>
-        </w:rPr>
-      </w:pPr>
-      <w:r>
-        <w:rPr>
-          <w:rFonts w:ascii="Arial Narrow" w:eastAsia="Times New Roman" w:hAnsi="Arial Narrow" w:cs="Arial"/>
-          <w:color w:val="000000"/>
-          <w:kern w:val="0"/>
-          <w:lang w:eastAsia="es-ES"/>
-          <ns2:ligatures ns2:val="none"/>
+          <w14:ligatures w14:val="none"/>
+        </w:rPr>
+      </w:pPr>
+      <w:r>
+        <w:rPr>
+          <w:rFonts w:ascii="Arial Narrow" w:eastAsia="Times New Roman" w:hAnsi="Arial Narrow" w:cs="Arial"/>
+          <w:color w:val="000000"/>
+          <w:kern w:val="0"/>
+          <w:lang w:eastAsia="es-ES"/>
+          <w14:ligatures w14:val="none"/>
         </w:rPr>
         <w:t xml:space="preserve">Con anterioridad al 1 de febrero de 2024, su cónyuge, el señor [APELLIDO] , contrato mediante el Banco el Seguro de Desgravamen Contifacil Soles – Certificado 00110301924002094616 (en adelante, “Seguro de Desgravamen Contifacil”) y el Seguro de Desgravamen Triangular Consumo Soles – Certificado 001108144004895143 (en adelante, “Seguro de Desgravamen Triangular”).</w:t>
       </w:r>
@@ -1007,7 +922,7 @@
           <w:color w:val="000000"/>
           <w:kern w:val="0"/>
           <w:lang w:eastAsia="es-ES"/>
-          <ns2:ligatures ns2:val="none"/>
+          <w14:ligatures w14:val="none"/>
         </w:rPr>
         <w:t/>
       </w:r>
@@ -1017,7 +932,7 @@
           <w:color w:val="000000"/>
           <w:kern w:val="0"/>
           <w:lang w:eastAsia="es-ES"/>
-          <ns2:ligatures ns2:val="none"/>
+          <w14:ligatures w14:val="none"/>
         </w:rPr>
         <w:t xml:space="preserve"/>
       </w:r>
@@ -1027,7 +942,7 @@
           <w:color w:val="000000"/>
           <w:kern w:val="0"/>
           <w:lang w:eastAsia="es-ES"/>
-          <ns2:ligatures ns2:val="none"/>
+          <w14:ligatures w14:val="none"/>
         </w:rPr>
         <w:t xml:space="preserve"/>
       </w:r>
@@ -1037,7 +952,7 @@
           <w:color w:val="000000"/>
           <w:kern w:val="0"/>
           <w:lang w:eastAsia="es-ES"/>
-          <ns2:ligatures ns2:val="none"/>
+          <w14:ligatures w14:val="none"/>
         </w:rPr>
         <w:t/>
       </w:r>
@@ -1047,7 +962,7 @@
           <w:color w:val="000000"/>
           <w:kern w:val="0"/>
           <w:lang w:eastAsia="es-ES"/>
-          <ns2:ligatures ns2:val="none"/>
+          <w14:ligatures w14:val="none"/>
         </w:rPr>
         <w:t/>
       </w:r>
@@ -1057,7 +972,7 @@
           <w:color w:val="000000"/>
           <w:kern w:val="0"/>
           <w:lang w:eastAsia="es-ES"/>
-          <ns2:ligatures ns2:val="none"/>
+          <w14:ligatures w14:val="none"/>
         </w:rPr>
         <w:t xml:space="preserve"/>
       </w:r>
@@ -1067,7 +982,7 @@
           <w:color w:val="000000"/>
           <w:kern w:val="0"/>
           <w:lang w:eastAsia="es-ES"/>
-          <ns2:ligatures ns2:val="none"/>
+          <w14:ligatures w14:val="none"/>
         </w:rPr>
         <w:t xml:space="preserve"/>
       </w:r>
@@ -1077,7 +992,7 @@
           <w:color w:val="000000"/>
           <w:kern w:val="0"/>
           <w:lang w:eastAsia="es-ES"/>
-          <ns2:ligatures ns2:val="none"/>
+          <w14:ligatures w14:val="none"/>
         </w:rPr>
         <w:t xml:space="preserve"/>
       </w:r>
@@ -1087,7 +1002,7 @@
           <w:color w:val="000000"/>
           <w:kern w:val="0"/>
           <w:lang w:eastAsia="es-ES"/>
-          <ns2:ligatures ns2:val="none"/>
+          <w14:ligatures w14:val="none"/>
         </w:rPr>
         <w:t xml:space="preserve"/>
       </w:r>
@@ -1098,7 +1013,7 @@
           <w:color w:val="000000"/>
           <w:kern w:val="0"/>
           <w:lang w:eastAsia="es-ES"/>
-          <ns2:ligatures ns2:val="none"/>
+          <w14:ligatures w14:val="none"/>
         </w:rPr>
         <w:t/>
       </w:r>
@@ -1109,7 +1024,7 @@
           <w:color w:val="000000"/>
           <w:kern w:val="0"/>
           <w:lang w:eastAsia="es-ES"/>
-          <ns2:ligatures ns2:val="none"/>
+          <w14:ligatures w14:val="none"/>
         </w:rPr>
         <w:t xml:space="preserve"/>
       </w:r>
@@ -1119,7 +1034,7 @@
           <w:color w:val="000000"/>
           <w:kern w:val="0"/>
           <w:lang w:eastAsia="es-ES"/>
-          <ns2:ligatures ns2:val="none"/>
+          <w14:ligatures w14:val="none"/>
         </w:rPr>
         <w:t/>
       </w:r>
@@ -1129,7 +1044,7 @@
           <w:color w:val="000000"/>
           <w:kern w:val="0"/>
           <w:lang w:eastAsia="es-ES"/>
-          <ns2:ligatures ns2:val="none"/>
+          <w14:ligatures w14:val="none"/>
         </w:rPr>
         <w:t xml:space="preserve"/>
       </w:r>
@@ -1139,7 +1054,7 @@
           <w:color w:val="000000"/>
           <w:kern w:val="0"/>
           <w:lang w:eastAsia="es-ES"/>
-          <ns2:ligatures ns2:val="none"/>
+          <w14:ligatures w14:val="none"/>
         </w:rPr>
         <w:t xml:space="preserve"/>
       </w:r>
@@ -1150,7 +1065,7 @@
           <w:color w:val="000000"/>
           <w:kern w:val="0"/>
           <w:lang w:eastAsia="es-ES"/>
-          <ns2:ligatures ns2:val="none"/>
+          <w14:ligatures w14:val="none"/>
         </w:rPr>
         <w:t/>
       </w:r>
@@ -1161,7 +1076,7 @@
           <w:color w:val="000000"/>
           <w:kern w:val="0"/>
           <w:lang w:eastAsia="es-ES"/>
-          <ns2:ligatures ns2:val="none"/>
+          <w14:ligatures w14:val="none"/>
         </w:rPr>
         <w:t xml:space="preserve"/>
       </w:r>
@@ -1171,7 +1086,7 @@
           <w:color w:val="000000"/>
           <w:kern w:val="0"/>
           <w:lang w:eastAsia="es-ES"/>
-          <ns2:ligatures ns2:val="none"/>
+          <w14:ligatures w14:val="none"/>
         </w:rPr>
         <w:t xml:space="preserve"/>
       </w:r>
@@ -1181,7 +1096,7 @@
           <w:color w:val="000000"/>
           <w:kern w:val="0"/>
           <w:lang w:eastAsia="es-ES"/>
-          <ns2:ligatures ns2:val="none"/>
+          <w14:ligatures w14:val="none"/>
         </w:rPr>
         <w:t xml:space="preserve"/>
       </w:r>
@@ -1191,7 +1106,7 @@
           <w:color w:val="000000"/>
           <w:kern w:val="0"/>
           <w:lang w:eastAsia="es-ES"/>
-          <ns2:ligatures ns2:val="none"/>
+          <w14:ligatures w14:val="none"/>
         </w:rPr>
         <w:t/>
       </w:r>
@@ -1201,12 +1116,12 @@
           <w:color w:val="000000"/>
           <w:kern w:val="0"/>
           <w:lang w:eastAsia="es-ES"/>
-          <ns2:ligatures ns2:val="none"/>
+          <w14:ligatures w14:val="none"/>
         </w:rPr>
         <w:t xml:space="preserve"/>
       </w:r>
     </w:p>
-    <w:p ns2:paraId="66D8101A" ns2:textId="77777777">
+    <w:p>
       <w:pPr>
         <w:pStyle w:val="Prrafodelista"/>
         <w:spacing w:after="0" w:line="240" w:lineRule="auto"/>
@@ -1217,11 +1132,11 @@
           <w:color w:val="000000"/>
           <w:kern w:val="0"/>
           <w:lang w:eastAsia="es-ES"/>
-          <ns2:ligatures ns2:val="none"/>
-        </w:rPr>
-      </w:pPr>
-    </w:p>
-    <w:p ns2:paraId="09EE9B34" ns2:textId="15AF8D95">
+          <w14:ligatures w14:val="none"/>
+        </w:rPr>
+      </w:pPr>
+    </w:p>
+    <w:p>
       <w:pPr>
         <w:pStyle w:val="Prrafodelista"/>
         <w:numPr>
@@ -1239,16 +1154,16 @@
           <w:color w:val="000000"/>
           <w:kern w:val="0"/>
           <w:lang w:eastAsia="es-ES"/>
-          <ns2:ligatures ns2:val="none"/>
-        </w:rPr>
-      </w:pPr>
-      <w:r>
-        <w:rPr>
-          <w:rFonts w:ascii="Arial Narrow" w:eastAsia="Times New Roman" w:hAnsi="Arial Narrow" w:cs="Arial"/>
-          <w:color w:val="000000"/>
-          <w:kern w:val="0"/>
-          <w:lang w:eastAsia="es-ES"/>
-          <ns2:ligatures ns2:val="none"/>
+          <w14:ligatures w14:val="none"/>
+        </w:rPr>
+      </w:pPr>
+      <w:r>
+        <w:rPr>
+          <w:rFonts w:ascii="Arial Narrow" w:eastAsia="Times New Roman" w:hAnsi="Arial Narrow" w:cs="Arial"/>
+          <w:color w:val="000000"/>
+          <w:kern w:val="0"/>
+          <w:lang w:eastAsia="es-ES"/>
+          <w14:ligatures w14:val="none"/>
         </w:rPr>
         <w:t xml:space="preserve">El 1 de febrero de 2024, </w:t>
       </w:r>
@@ -1258,7 +1173,7 @@
           <w:color w:val="000000"/>
           <w:kern w:val="0"/>
           <w:lang w:eastAsia="es-ES"/>
-          <ns2:ligatures ns2:val="none"/>
+          <w14:ligatures w14:val="none"/>
         </w:rPr>
         <w:t>su cónyuge</w:t>
       </w:r>
@@ -1268,7 +1183,7 @@
           <w:color w:val="000000"/>
           <w:kern w:val="0"/>
           <w:lang w:eastAsia="es-ES"/>
-          <ns2:ligatures ns2:val="none"/>
+          <w14:ligatures w14:val="none"/>
         </w:rPr>
         <w:t xml:space="preserve"> ingresó al </w:t>
       </w:r>
@@ -1278,7 +1193,7 @@
           <w:color w:val="000000"/>
           <w:kern w:val="0"/>
           <w:lang w:eastAsia="es-ES"/>
-          <ns2:ligatures ns2:val="none"/>
+          <w14:ligatures w14:val="none"/>
         </w:rPr>
         <w:t>h</w:t>
       </w:r>
@@ -1288,7 +1203,7 @@
           <w:color w:val="000000"/>
           <w:kern w:val="0"/>
           <w:lang w:eastAsia="es-ES"/>
-          <ns2:ligatures ns2:val="none"/>
+          <w14:ligatures w14:val="none"/>
         </w:rPr>
         <w:t>ospital de</w:t>
       </w:r>
@@ -1298,7 +1213,7 @@
           <w:color w:val="000000"/>
           <w:kern w:val="0"/>
           <w:lang w:eastAsia="es-ES"/>
-          <ns2:ligatures ns2:val="none"/>
+          <w14:ligatures w14:val="none"/>
         </w:rPr>
         <w:t xml:space="preserve">l Seguro Social de Salud (en adelante, </w:t>
       </w:r>
@@ -1309,7 +1224,7 @@
           <w:color w:val="000000"/>
           <w:kern w:val="0"/>
           <w:lang w:eastAsia="es-ES"/>
-          <ns2:ligatures ns2:val="none"/>
+          <w14:ligatures w14:val="none"/>
         </w:rPr>
         <w:t>Essalud</w:t>
       </w:r>
@@ -1320,7 +1235,7 @@
           <w:color w:val="000000"/>
           <w:kern w:val="0"/>
           <w:lang w:eastAsia="es-ES"/>
-          <ns2:ligatures ns2:val="none"/>
+          <w14:ligatures w14:val="none"/>
         </w:rPr>
         <w:t>) con diagnóstico de hemorragia subaracnoidea, edema cerebral y trastorno neurológico severo, permaneciendo desde entonces en estado vegetativo</w:t>
       </w:r>
@@ -1330,12 +1245,12 @@
           <w:color w:val="000000"/>
           <w:kern w:val="0"/>
           <w:lang w:eastAsia="es-ES"/>
-          <ns2:ligatures ns2:val="none"/>
+          <w14:ligatures w14:val="none"/>
         </w:rPr>
         <w:t xml:space="preserve">. </w:t>
       </w:r>
     </w:p>
-    <w:p ns2:paraId="141EB6CF" ns2:textId="77777777">
+    <w:p>
       <w:pPr>
         <w:pStyle w:val="Prrafodelista"/>
         <w:spacing w:after="0" w:line="240" w:lineRule="auto"/>
@@ -1346,11 +1261,11 @@
           <w:color w:val="000000"/>
           <w:kern w:val="0"/>
           <w:lang w:eastAsia="es-ES"/>
-          <ns2:ligatures ns2:val="none"/>
-        </w:rPr>
-      </w:pPr>
-    </w:p>
-    <w:p ns2:paraId="59AD75D9" ns2:textId="473BCD25">
+          <w14:ligatures w14:val="none"/>
+        </w:rPr>
+      </w:pPr>
+    </w:p>
+    <w:p>
       <w:pPr>
         <w:pStyle w:val="Prrafodelista"/>
         <w:numPr>
@@ -1368,16 +1283,16 @@
           <w:color w:val="000000"/>
           <w:kern w:val="0"/>
           <w:lang w:eastAsia="es-ES"/>
-          <ns2:ligatures ns2:val="none"/>
-        </w:rPr>
-      </w:pPr>
-      <w:r>
-        <w:rPr>
-          <w:rFonts w:ascii="Arial Narrow" w:eastAsia="Times New Roman" w:hAnsi="Arial Narrow" w:cs="Arial"/>
-          <w:color w:val="000000"/>
-          <w:kern w:val="0"/>
-          <w:lang w:eastAsia="es-ES"/>
-          <ns2:ligatures ns2:val="none"/>
+          <w14:ligatures w14:val="none"/>
+        </w:rPr>
+      </w:pPr>
+      <w:r>
+        <w:rPr>
+          <w:rFonts w:ascii="Arial Narrow" w:eastAsia="Times New Roman" w:hAnsi="Arial Narrow" w:cs="Arial"/>
+          <w:color w:val="000000"/>
+          <w:kern w:val="0"/>
+          <w:lang w:eastAsia="es-ES"/>
+          <w14:ligatures w14:val="none"/>
         </w:rPr>
         <w:t xml:space="preserve">Posteriormente, solicitó al Banco la activación de las pólizas del seguro de Seguro de Desgravamen </w:t>
       </w:r>
@@ -1388,7 +1303,7 @@
           <w:color w:val="000000"/>
           <w:kern w:val="0"/>
           <w:lang w:eastAsia="es-ES"/>
-          <ns2:ligatures ns2:val="none"/>
+          <w14:ligatures w14:val="none"/>
         </w:rPr>
         <w:t>Contifacil</w:t>
       </w:r>
@@ -1399,7 +1314,7 @@
           <w:color w:val="000000"/>
           <w:kern w:val="0"/>
           <w:lang w:eastAsia="es-ES"/>
-          <ns2:ligatures ns2:val="none"/>
+          <w14:ligatures w14:val="none"/>
         </w:rPr>
         <w:t xml:space="preserve"> y del Seguro de Desgravamen Triangular, ambas con cobertura por invalidez total</w:t>
       </w:r>
@@ -1409,7 +1324,7 @@
           <w:color w:val="000000"/>
           <w:kern w:val="0"/>
           <w:lang w:eastAsia="es-ES"/>
-          <ns2:ligatures ns2:val="none"/>
+          <w14:ligatures w14:val="none"/>
         </w:rPr>
         <w:t xml:space="preserve"> y permanente.</w:t>
       </w:r>
@@ -1419,7 +1334,7 @@
           <w:color w:val="000000"/>
           <w:kern w:val="0"/>
           <w:lang w:eastAsia="es-ES"/>
-          <ns2:ligatures ns2:val="none"/>
+          <w14:ligatures w14:val="none"/>
         </w:rPr>
         <w:t xml:space="preserve"> </w:t>
       </w:r>
@@ -1429,7 +1344,7 @@
           <w:color w:val="000000"/>
           <w:kern w:val="0"/>
           <w:lang w:eastAsia="es-ES"/>
-          <ns2:ligatures ns2:val="none"/>
+          <w14:ligatures w14:val="none"/>
         </w:rPr>
         <w:t xml:space="preserve">Presentó la documentación requerida, incluyendo historia clínica y dictamen de invalidez </w:t>
       </w:r>
@@ -1439,7 +1354,7 @@
           <w:color w:val="000000"/>
           <w:kern w:val="0"/>
           <w:lang w:eastAsia="es-ES"/>
-          <ns2:ligatures ns2:val="none"/>
+          <w14:ligatures w14:val="none"/>
         </w:rPr>
         <w:t xml:space="preserve">emitido por la Comisión Médica Evaluadora de Incapacidades de </w:t>
       </w:r>
@@ -1450,7 +1365,7 @@
           <w:color w:val="000000"/>
           <w:kern w:val="0"/>
           <w:lang w:eastAsia="es-ES"/>
-          <ns2:ligatures ns2:val="none"/>
+          <w14:ligatures w14:val="none"/>
         </w:rPr>
         <w:t>Essalud</w:t>
       </w:r>
@@ -1461,7 +1376,7 @@
           <w:color w:val="000000"/>
           <w:kern w:val="0"/>
           <w:lang w:eastAsia="es-ES"/>
-          <ns2:ligatures ns2:val="none"/>
+          <w14:ligatures w14:val="none"/>
         </w:rPr>
         <w:t>, que concluyó en incapacidad total equivalente a invalidez total y permanente</w:t>
       </w:r>
@@ -1471,12 +1386,12 @@
           <w:color w:val="000000"/>
           <w:kern w:val="0"/>
           <w:lang w:eastAsia="es-ES"/>
-          <ns2:ligatures ns2:val="none"/>
+          <w14:ligatures w14:val="none"/>
         </w:rPr>
         <w:t xml:space="preserve">. </w:t>
       </w:r>
     </w:p>
-    <w:p ns2:paraId="797B22EA" ns2:textId="77777777">
+    <w:p>
       <w:pPr>
         <w:pStyle w:val="Prrafodelista"/>
         <w:spacing w:after="0" w:line="240" w:lineRule="auto"/>
@@ -1487,11 +1402,11 @@
           <w:color w:val="000000"/>
           <w:kern w:val="0"/>
           <w:lang w:eastAsia="es-ES"/>
-          <ns2:ligatures ns2:val="none"/>
-        </w:rPr>
-      </w:pPr>
-    </w:p>
-    <w:p ns2:paraId="53B2B326" ns2:textId="739BD5A8">
+          <w14:ligatures w14:val="none"/>
+        </w:rPr>
+      </w:pPr>
+    </w:p>
+    <w:p>
       <w:pPr>
         <w:pStyle w:val="Prrafodelista"/>
         <w:numPr>
@@ -1509,16 +1424,16 @@
           <w:color w:val="000000"/>
           <w:kern w:val="0"/>
           <w:lang w:eastAsia="es-ES"/>
-          <ns2:ligatures ns2:val="none"/>
-        </w:rPr>
-      </w:pPr>
-      <w:r>
-        <w:rPr>
-          <w:rFonts w:ascii="Arial Narrow" w:eastAsia="Times New Roman" w:hAnsi="Arial Narrow" w:cs="Arial"/>
-          <w:color w:val="000000"/>
-          <w:kern w:val="0"/>
-          <w:lang w:eastAsia="es-ES"/>
-          <ns2:ligatures ns2:val="none"/>
+          <w14:ligatures w14:val="none"/>
+        </w:rPr>
+      </w:pPr>
+      <w:r>
+        <w:rPr>
+          <w:rFonts w:ascii="Arial Narrow" w:eastAsia="Times New Roman" w:hAnsi="Arial Narrow" w:cs="Arial"/>
+          <w:color w:val="000000"/>
+          <w:kern w:val="0"/>
+          <w:lang w:eastAsia="es-ES"/>
+          <w14:ligatures w14:val="none"/>
         </w:rPr>
         <w:t xml:space="preserve">El 24 de junio de 2024, Rímac </w:t>
       </w:r>
@@ -1528,7 +1443,7 @@
           <w:color w:val="000000"/>
           <w:kern w:val="0"/>
           <w:lang w:eastAsia="es-ES"/>
-          <ns2:ligatures ns2:val="none"/>
+          <w14:ligatures w14:val="none"/>
         </w:rPr>
         <w:t xml:space="preserve">remitió </w:t>
       </w:r>
@@ -1538,7 +1453,7 @@
           <w:color w:val="000000"/>
           <w:kern w:val="0"/>
           <w:lang w:eastAsia="es-ES"/>
-          <ns2:ligatures ns2:val="none"/>
+          <w14:ligatures w14:val="none"/>
         </w:rPr>
         <w:t xml:space="preserve">al Banco la carta SV2024/25404, en la que declaró improcedente la solicitud de activación del Seguro de Desgravamen </w:t>
       </w:r>
@@ -1549,7 +1464,7 @@
           <w:color w:val="000000"/>
           <w:kern w:val="0"/>
           <w:lang w:eastAsia="es-ES"/>
-          <ns2:ligatures ns2:val="none"/>
+          <w14:ligatures w14:val="none"/>
         </w:rPr>
         <w:t>Contifacil</w:t>
       </w:r>
@@ -1560,7 +1475,7 @@
           <w:color w:val="000000"/>
           <w:kern w:val="0"/>
           <w:lang w:eastAsia="es-ES"/>
-          <ns2:ligatures ns2:val="none"/>
+          <w14:ligatures w14:val="none"/>
         </w:rPr>
         <w:t xml:space="preserve">, alegando que las condiciones médicas de </w:t>
       </w:r>
@@ -1570,7 +1485,7 @@
           <w:color w:val="000000"/>
           <w:kern w:val="0"/>
           <w:lang w:eastAsia="es-ES"/>
-          <ns2:ligatures ns2:val="none"/>
+          <w14:ligatures w14:val="none"/>
         </w:rPr>
         <w:t>su cónyuge</w:t>
       </w:r>
@@ -1580,7 +1495,7 @@
           <w:color w:val="000000"/>
           <w:kern w:val="0"/>
           <w:lang w:eastAsia="es-ES"/>
-          <ns2:ligatures ns2:val="none"/>
+          <w14:ligatures w14:val="none"/>
         </w:rPr>
         <w:t xml:space="preserve"> </w:t>
       </w:r>
@@ -1590,7 +1505,7 @@
           <w:color w:val="000000"/>
           <w:kern w:val="0"/>
           <w:lang w:eastAsia="es-ES"/>
-          <ns2:ligatures ns2:val="none"/>
+          <w14:ligatures w14:val="none"/>
         </w:rPr>
         <w:t xml:space="preserve">eran preexistentes a la contratación del seguro. </w:t>
       </w:r>
@@ -1600,7 +1515,7 @@
           <w:color w:val="000000"/>
           <w:kern w:val="0"/>
           <w:lang w:eastAsia="es-ES"/>
-          <ns2:ligatures ns2:val="none"/>
+          <w14:ligatures w14:val="none"/>
         </w:rPr>
         <w:t>Al día siguiente</w:t>
       </w:r>
@@ -1610,7 +1525,7 @@
           <w:color w:val="000000"/>
           <w:kern w:val="0"/>
           <w:lang w:eastAsia="es-ES"/>
-          <ns2:ligatures ns2:val="none"/>
+          <w14:ligatures w14:val="none"/>
         </w:rPr>
         <w:t xml:space="preserve">, </w:t>
       </w:r>
@@ -1620,7 +1535,7 @@
           <w:color w:val="000000"/>
           <w:kern w:val="0"/>
           <w:lang w:eastAsia="es-ES"/>
-          <ns2:ligatures ns2:val="none"/>
+          <w14:ligatures w14:val="none"/>
         </w:rPr>
         <w:t xml:space="preserve">el </w:t>
       </w:r>
@@ -1630,7 +1545,7 @@
           <w:color w:val="000000"/>
           <w:kern w:val="0"/>
           <w:lang w:eastAsia="es-ES"/>
-          <ns2:ligatures ns2:val="none"/>
+          <w14:ligatures w14:val="none"/>
         </w:rPr>
         <w:t xml:space="preserve">Banco </w:t>
       </w:r>
@@ -1640,7 +1555,7 @@
           <w:color w:val="000000"/>
           <w:kern w:val="0"/>
           <w:lang w:eastAsia="es-ES"/>
-          <ns2:ligatures ns2:val="none"/>
+          <w14:ligatures w14:val="none"/>
         </w:rPr>
         <w:t>le</w:t>
       </w:r>
@@ -1650,7 +1565,7 @@
           <w:color w:val="000000"/>
           <w:kern w:val="0"/>
           <w:lang w:eastAsia="es-ES"/>
-          <ns2:ligatures ns2:val="none"/>
+          <w14:ligatures w14:val="none"/>
         </w:rPr>
         <w:t xml:space="preserve"> </w:t>
       </w:r>
@@ -1660,7 +1575,7 @@
           <w:color w:val="000000"/>
           <w:kern w:val="0"/>
           <w:lang w:eastAsia="es-ES"/>
-          <ns2:ligatures ns2:val="none"/>
+          <w14:ligatures w14:val="none"/>
         </w:rPr>
         <w:t>remitió</w:t>
       </w:r>
@@ -1670,7 +1585,7 @@
           <w:color w:val="000000"/>
           <w:kern w:val="0"/>
           <w:lang w:eastAsia="es-ES"/>
-          <ns2:ligatures ns2:val="none"/>
+          <w14:ligatures w14:val="none"/>
         </w:rPr>
         <w:t xml:space="preserve"> la improcedencia de </w:t>
       </w:r>
@@ -1680,7 +1595,7 @@
           <w:color w:val="000000"/>
           <w:kern w:val="0"/>
           <w:lang w:eastAsia="es-ES"/>
-          <ns2:ligatures ns2:val="none"/>
+          <w14:ligatures w14:val="none"/>
         </w:rPr>
         <w:t>su</w:t>
       </w:r>
@@ -1690,7 +1605,7 @@
           <w:color w:val="000000"/>
           <w:kern w:val="0"/>
           <w:lang w:eastAsia="es-ES"/>
-          <ns2:ligatures ns2:val="none"/>
+          <w14:ligatures w14:val="none"/>
         </w:rPr>
         <w:t xml:space="preserve"> </w:t>
       </w:r>
@@ -1700,7 +1615,7 @@
           <w:color w:val="000000"/>
           <w:kern w:val="0"/>
           <w:lang w:eastAsia="es-ES"/>
-          <ns2:ligatures ns2:val="none"/>
+          <w14:ligatures w14:val="none"/>
         </w:rPr>
         <w:t>solicitud</w:t>
       </w:r>
@@ -1710,12 +1625,12 @@
           <w:color w:val="000000"/>
           <w:kern w:val="0"/>
           <w:lang w:eastAsia="es-ES"/>
-          <ns2:ligatures ns2:val="none"/>
+          <w14:ligatures w14:val="none"/>
         </w:rPr>
         <w:t xml:space="preserve">. </w:t>
       </w:r>
     </w:p>
-    <w:p ns2:paraId="646F704F" ns2:textId="77777777">
+    <w:p>
       <w:pPr>
         <w:pStyle w:val="Prrafodelista"/>
         <w:spacing w:after="0" w:line="240" w:lineRule="auto"/>
@@ -1726,11 +1641,11 @@
           <w:color w:val="000000"/>
           <w:kern w:val="0"/>
           <w:lang w:eastAsia="es-ES"/>
-          <ns2:ligatures ns2:val="none"/>
-        </w:rPr>
-      </w:pPr>
-    </w:p>
-    <w:p ns2:paraId="223476F2" ns2:textId="3E46AC06">
+          <w14:ligatures w14:val="none"/>
+        </w:rPr>
+      </w:pPr>
+    </w:p>
+    <w:p>
       <w:pPr>
         <w:pStyle w:val="Prrafodelista"/>
         <w:numPr>
@@ -1748,16 +1663,16 @@
           <w:color w:val="000000"/>
           <w:kern w:val="0"/>
           <w:lang w:eastAsia="es-ES"/>
-          <ns2:ligatures ns2:val="none"/>
-        </w:rPr>
-      </w:pPr>
-      <w:r>
-        <w:rPr>
-          <w:rFonts w:ascii="Arial Narrow" w:eastAsia="Times New Roman" w:hAnsi="Arial Narrow" w:cs="Arial"/>
-          <w:color w:val="000000"/>
-          <w:kern w:val="0"/>
-          <w:lang w:eastAsia="es-ES"/>
-          <ns2:ligatures ns2:val="none"/>
+          <w14:ligatures w14:val="none"/>
+        </w:rPr>
+      </w:pPr>
+      <w:r>
+        <w:rPr>
+          <w:rFonts w:ascii="Arial Narrow" w:eastAsia="Times New Roman" w:hAnsi="Arial Narrow" w:cs="Arial"/>
+          <w:color w:val="000000"/>
+          <w:kern w:val="0"/>
+          <w:lang w:eastAsia="es-ES"/>
+          <w14:ligatures w14:val="none"/>
         </w:rPr>
         <w:t xml:space="preserve">El 22 de octubre de 2024, </w:t>
       </w:r>
@@ -1767,7 +1682,7 @@
           <w:color w:val="000000"/>
           <w:kern w:val="0"/>
           <w:lang w:eastAsia="es-ES"/>
-          <ns2:ligatures ns2:val="none"/>
+          <w14:ligatures w14:val="none"/>
         </w:rPr>
         <w:t>su cónyuge</w:t>
       </w:r>
@@ -1777,7 +1692,7 @@
           <w:color w:val="000000"/>
           <w:kern w:val="0"/>
           <w:lang w:eastAsia="es-ES"/>
-          <ns2:ligatures ns2:val="none"/>
+          <w14:ligatures w14:val="none"/>
         </w:rPr>
         <w:t xml:space="preserve"> </w:t>
       </w:r>
@@ -1787,7 +1702,7 @@
           <w:color w:val="000000"/>
           <w:kern w:val="0"/>
           <w:lang w:eastAsia="es-ES"/>
-          <ns2:ligatures ns2:val="none"/>
+          <w14:ligatures w14:val="none"/>
         </w:rPr>
         <w:t xml:space="preserve">falleció, según consta en el Certificado de Defunción General, </w:t>
       </w:r>
@@ -1797,7 +1712,7 @@
           <w:color w:val="000000"/>
           <w:kern w:val="0"/>
           <w:lang w:eastAsia="es-ES"/>
-          <ns2:ligatures ns2:val="none"/>
+          <w14:ligatures w14:val="none"/>
         </w:rPr>
         <w:t xml:space="preserve">mediante el cual registraba </w:t>
       </w:r>
@@ -1807,7 +1722,7 @@
           <w:color w:val="000000"/>
           <w:kern w:val="0"/>
           <w:lang w:eastAsia="es-ES"/>
-          <ns2:ligatures ns2:val="none"/>
+          <w14:ligatures w14:val="none"/>
         </w:rPr>
         <w:t xml:space="preserve">como causa del fallecimiento </w:t>
       </w:r>
@@ -1817,7 +1732,7 @@
           <w:color w:val="000000"/>
           <w:kern w:val="0"/>
           <w:lang w:eastAsia="es-ES"/>
-          <ns2:ligatures ns2:val="none"/>
+          <w14:ligatures w14:val="none"/>
         </w:rPr>
         <w:t xml:space="preserve">una </w:t>
       </w:r>
@@ -1827,7 +1742,7 @@
           <w:color w:val="000000"/>
           <w:kern w:val="0"/>
           <w:lang w:eastAsia="es-ES"/>
-          <ns2:ligatures ns2:val="none"/>
+          <w14:ligatures w14:val="none"/>
         </w:rPr>
         <w:t xml:space="preserve">bronquiectasia. </w:t>
       </w:r>
@@ -1837,7 +1752,7 @@
           <w:color w:val="000000"/>
           <w:kern w:val="0"/>
           <w:lang w:eastAsia="es-ES"/>
-          <ns2:ligatures ns2:val="none"/>
+          <w14:ligatures w14:val="none"/>
         </w:rPr>
         <w:t xml:space="preserve">Posteriormente, </w:t>
       </w:r>
@@ -1847,7 +1762,7 @@
           <w:color w:val="000000"/>
           <w:kern w:val="0"/>
           <w:lang w:eastAsia="es-ES"/>
-          <ns2:ligatures ns2:val="none"/>
+          <w14:ligatures w14:val="none"/>
         </w:rPr>
         <w:t xml:space="preserve">solicitó al Banco la activación de las pólizas </w:t>
       </w:r>
@@ -1857,7 +1772,7 @@
           <w:color w:val="000000"/>
           <w:kern w:val="0"/>
           <w:lang w:eastAsia="es-ES"/>
-          <ns2:ligatures ns2:val="none"/>
+          <w14:ligatures w14:val="none"/>
         </w:rPr>
         <w:t xml:space="preserve">del seguro de </w:t>
       </w:r>
@@ -1867,7 +1782,7 @@
           <w:color w:val="000000"/>
           <w:kern w:val="0"/>
           <w:lang w:eastAsia="es-ES"/>
-          <ns2:ligatures ns2:val="none"/>
+          <w14:ligatures w14:val="none"/>
         </w:rPr>
         <w:t>Seguro de Desgravamen</w:t>
       </w:r>
@@ -1877,7 +1792,7 @@
           <w:color w:val="000000"/>
           <w:kern w:val="0"/>
           <w:lang w:eastAsia="es-ES"/>
-          <ns2:ligatures ns2:val="none"/>
+          <w14:ligatures w14:val="none"/>
         </w:rPr>
         <w:t xml:space="preserve"> </w:t>
       </w:r>
@@ -1888,7 +1803,7 @@
           <w:color w:val="000000"/>
           <w:kern w:val="0"/>
           <w:lang w:eastAsia="es-ES"/>
-          <ns2:ligatures ns2:val="none"/>
+          <w14:ligatures w14:val="none"/>
         </w:rPr>
         <w:t>Contifacil</w:t>
       </w:r>
@@ -1899,7 +1814,7 @@
           <w:color w:val="000000"/>
           <w:kern w:val="0"/>
           <w:lang w:eastAsia="es-ES"/>
-          <ns2:ligatures ns2:val="none"/>
+          <w14:ligatures w14:val="none"/>
         </w:rPr>
         <w:t xml:space="preserve"> y del </w:t>
       </w:r>
@@ -1909,7 +1824,7 @@
           <w:color w:val="000000"/>
           <w:kern w:val="0"/>
           <w:lang w:eastAsia="es-ES"/>
-          <ns2:ligatures ns2:val="none"/>
+          <w14:ligatures w14:val="none"/>
         </w:rPr>
         <w:t>Seguro de Desgravamen Triangular</w:t>
       </w:r>
@@ -1919,7 +1834,7 @@
           <w:color w:val="000000"/>
           <w:kern w:val="0"/>
           <w:lang w:eastAsia="es-ES"/>
-          <ns2:ligatures ns2:val="none"/>
+          <w14:ligatures w14:val="none"/>
         </w:rPr>
         <w:t xml:space="preserve"> por el fallecimiento de su cónyuge</w:t>
       </w:r>
@@ -1929,12 +1844,12 @@
           <w:color w:val="000000"/>
           <w:kern w:val="0"/>
           <w:lang w:eastAsia="es-ES"/>
-          <ns2:ligatures ns2:val="none"/>
+          <w14:ligatures w14:val="none"/>
         </w:rPr>
         <w:t>.</w:t>
       </w:r>
     </w:p>
-    <w:p ns2:paraId="616DE888" ns2:textId="77777777">
+    <w:p>
       <w:pPr>
         <w:pStyle w:val="Prrafodelista"/>
         <w:spacing w:after="0" w:line="240" w:lineRule="auto"/>
@@ -1945,11 +1860,11 @@
           <w:color w:val="000000"/>
           <w:kern w:val="0"/>
           <w:lang w:eastAsia="es-ES"/>
-          <ns2:ligatures ns2:val="none"/>
-        </w:rPr>
-      </w:pPr>
-    </w:p>
-    <w:p ns2:paraId="507E9AEC" ns2:textId="2301ED7F">
+          <w14:ligatures w14:val="none"/>
+        </w:rPr>
+      </w:pPr>
+    </w:p>
+    <w:p>
       <w:pPr>
         <w:pStyle w:val="Prrafodelista"/>
         <w:numPr>
@@ -1967,16 +1882,16 @@
           <w:color w:val="000000"/>
           <w:kern w:val="0"/>
           <w:lang w:eastAsia="es-ES"/>
-          <ns2:ligatures ns2:val="none"/>
-        </w:rPr>
-      </w:pPr>
-      <w:r>
-        <w:rPr>
-          <w:rFonts w:ascii="Arial Narrow" w:eastAsia="Times New Roman" w:hAnsi="Arial Narrow" w:cs="Arial"/>
-          <w:color w:val="000000"/>
-          <w:kern w:val="0"/>
-          <w:lang w:eastAsia="es-ES"/>
-          <ns2:ligatures ns2:val="none"/>
+          <w14:ligatures w14:val="none"/>
+        </w:rPr>
+      </w:pPr>
+      <w:r>
+        <w:rPr>
+          <w:rFonts w:ascii="Arial Narrow" w:eastAsia="Times New Roman" w:hAnsi="Arial Narrow" w:cs="Arial"/>
+          <w:color w:val="000000"/>
+          <w:kern w:val="0"/>
+          <w:lang w:eastAsia="es-ES"/>
+          <w14:ligatures w14:val="none"/>
         </w:rPr>
         <w:lastRenderedPageBreak/>
         <w:t xml:space="preserve">El 11 de noviembre de 2024, </w:t>
@@ -1987,7 +1902,7 @@
           <w:color w:val="000000"/>
           <w:kern w:val="0"/>
           <w:lang w:eastAsia="es-ES"/>
-          <ns2:ligatures ns2:val="none"/>
+          <w14:ligatures w14:val="none"/>
         </w:rPr>
         <w:t>una</w:t>
       </w:r>
@@ -1997,7 +1912,7 @@
           <w:color w:val="000000"/>
           <w:kern w:val="0"/>
           <w:lang w:eastAsia="es-ES"/>
-          <ns2:ligatures ns2:val="none"/>
+          <w14:ligatures w14:val="none"/>
         </w:rPr>
         <w:t xml:space="preserve"> representante del Banco </w:t>
       </w:r>
@@ -2007,7 +1922,7 @@
           <w:color w:val="000000"/>
           <w:kern w:val="0"/>
           <w:lang w:eastAsia="es-ES"/>
-          <ns2:ligatures ns2:val="none"/>
+          <w14:ligatures w14:val="none"/>
         </w:rPr>
         <w:t>le</w:t>
       </w:r>
@@ -2017,7 +1932,7 @@
           <w:color w:val="000000"/>
           <w:kern w:val="0"/>
           <w:lang w:eastAsia="es-ES"/>
-          <ns2:ligatures ns2:val="none"/>
+          <w14:ligatures w14:val="none"/>
         </w:rPr>
         <w:t xml:space="preserve"> solicitó vía correo electrónico la remisión de la historia clínica completa de</w:t>
       </w:r>
@@ -2027,7 +1942,7 @@
           <w:color w:val="000000"/>
           <w:kern w:val="0"/>
           <w:lang w:eastAsia="es-ES"/>
-          <ns2:ligatures ns2:val="none"/>
+          <w14:ligatures w14:val="none"/>
         </w:rPr>
         <w:t xml:space="preserve"> su fallecido cónyuge</w:t>
       </w:r>
@@ -2037,12 +1952,12 @@
           <w:color w:val="000000"/>
           <w:kern w:val="0"/>
           <w:lang w:eastAsia="es-ES"/>
-          <ns2:ligatures ns2:val="none"/>
+          <w14:ligatures w14:val="none"/>
         </w:rPr>
         <w:t xml:space="preserve">, incluyendo atenciones médicas anteriores al año 2020. </w:t>
       </w:r>
     </w:p>
-    <w:p ns2:paraId="35FAD1CA" ns2:textId="77777777">
+    <w:p>
       <w:pPr>
         <w:pStyle w:val="Prrafodelista"/>
         <w:spacing w:after="0" w:line="240" w:lineRule="auto"/>
@@ -2053,11 +1968,11 @@
           <w:color w:val="000000"/>
           <w:kern w:val="0"/>
           <w:lang w:eastAsia="es-ES"/>
-          <ns2:ligatures ns2:val="none"/>
-        </w:rPr>
-      </w:pPr>
-    </w:p>
-    <w:p ns2:paraId="724F03E7" ns2:textId="24F9C649">
+          <w14:ligatures w14:val="none"/>
+        </w:rPr>
+      </w:pPr>
+    </w:p>
+    <w:p>
       <w:pPr>
         <w:pStyle w:val="Prrafodelista"/>
         <w:numPr>
@@ -2075,16 +1990,16 @@
           <w:color w:val="000000"/>
           <w:kern w:val="0"/>
           <w:lang w:eastAsia="es-ES"/>
-          <ns2:ligatures ns2:val="none"/>
-        </w:rPr>
-      </w:pPr>
-      <w:r>
-        <w:rPr>
-          <w:rFonts w:ascii="Arial Narrow" w:eastAsia="Times New Roman" w:hAnsi="Arial Narrow" w:cs="Arial"/>
-          <w:color w:val="000000"/>
-          <w:kern w:val="0"/>
-          <w:lang w:eastAsia="es-ES"/>
-          <ns2:ligatures ns2:val="none"/>
+          <w14:ligatures w14:val="none"/>
+        </w:rPr>
+      </w:pPr>
+      <w:r>
+        <w:rPr>
+          <w:rFonts w:ascii="Arial Narrow" w:eastAsia="Times New Roman" w:hAnsi="Arial Narrow" w:cs="Arial"/>
+          <w:color w:val="000000"/>
+          <w:kern w:val="0"/>
+          <w:lang w:eastAsia="es-ES"/>
+          <w14:ligatures w14:val="none"/>
         </w:rPr>
         <w:t xml:space="preserve">El </w:t>
       </w:r>
@@ -2094,7 +2009,7 @@
           <w:color w:val="000000"/>
           <w:kern w:val="0"/>
           <w:lang w:eastAsia="es-ES"/>
-          <ns2:ligatures ns2:val="none"/>
+          <w14:ligatures w14:val="none"/>
         </w:rPr>
         <w:t xml:space="preserve">20 y </w:t>
       </w:r>
@@ -2104,7 +2019,7 @@
           <w:color w:val="000000"/>
           <w:kern w:val="0"/>
           <w:lang w:eastAsia="es-ES"/>
-          <ns2:ligatures ns2:val="none"/>
+          <w14:ligatures w14:val="none"/>
         </w:rPr>
         <w:t xml:space="preserve">22 de noviembre de 2024, </w:t>
       </w:r>
@@ -2114,7 +2029,7 @@
           <w:color w:val="000000"/>
           <w:kern w:val="0"/>
           <w:lang w:eastAsia="es-ES"/>
-          <ns2:ligatures ns2:val="none"/>
+          <w14:ligatures w14:val="none"/>
         </w:rPr>
         <w:t xml:space="preserve">el Banco reiteró </w:t>
       </w:r>
@@ -2124,7 +2039,7 @@
           <w:color w:val="000000"/>
           <w:kern w:val="0"/>
           <w:lang w:eastAsia="es-ES"/>
-          <ns2:ligatures ns2:val="none"/>
+          <w14:ligatures w14:val="none"/>
         </w:rPr>
         <w:t xml:space="preserve">la solicitud de documentación médica complementaria, específicamente historias clínicas de </w:t>
       </w:r>
@@ -2135,7 +2050,7 @@
           <w:color w:val="000000"/>
           <w:kern w:val="0"/>
           <w:lang w:eastAsia="es-ES"/>
-          <ns2:ligatures ns2:val="none"/>
+          <w14:ligatures w14:val="none"/>
         </w:rPr>
         <w:t>Essalud</w:t>
       </w:r>
@@ -2146,7 +2061,7 @@
           <w:color w:val="000000"/>
           <w:kern w:val="0"/>
           <w:lang w:eastAsia="es-ES"/>
-          <ns2:ligatures ns2:val="none"/>
+          <w14:ligatures w14:val="none"/>
         </w:rPr>
         <w:t xml:space="preserve"> </w:t>
       </w:r>
@@ -2156,7 +2071,7 @@
           <w:color w:val="000000"/>
           <w:kern w:val="0"/>
           <w:lang w:eastAsia="es-ES"/>
-          <ns2:ligatures ns2:val="none"/>
+          <w14:ligatures w14:val="none"/>
         </w:rPr>
         <w:t>y</w:t>
       </w:r>
@@ -2166,7 +2081,7 @@
           <w:color w:val="000000"/>
           <w:kern w:val="0"/>
           <w:lang w:eastAsia="es-ES"/>
-          <ns2:ligatures ns2:val="none"/>
+          <w14:ligatures w14:val="none"/>
         </w:rPr>
         <w:t xml:space="preserve"> del</w:t>
       </w:r>
@@ -2176,7 +2091,7 @@
           <w:color w:val="000000"/>
           <w:kern w:val="0"/>
           <w:lang w:eastAsia="es-ES"/>
-          <ns2:ligatures ns2:val="none"/>
+          <w14:ligatures w14:val="none"/>
         </w:rPr>
         <w:t xml:space="preserve"> </w:t>
       </w:r>
@@ -2186,7 +2101,7 @@
           <w:color w:val="000000"/>
           <w:kern w:val="0"/>
           <w:lang w:eastAsia="es-ES"/>
-          <ns2:ligatures ns2:val="none"/>
+          <w14:ligatures w14:val="none"/>
         </w:rPr>
         <w:t xml:space="preserve">Programa de Atención Domiciliaria </w:t>
       </w:r>
@@ -2196,7 +2111,7 @@
           <w:color w:val="000000"/>
           <w:kern w:val="0"/>
           <w:lang w:eastAsia="es-ES"/>
-          <ns2:ligatures ns2:val="none"/>
+          <w14:ligatures w14:val="none"/>
         </w:rPr>
         <w:t xml:space="preserve">correspondientes al periodo de abril de 2024 hasta la fecha de fallecimiento. </w:t>
       </w:r>
@@ -2206,7 +2121,7 @@
           <w:color w:val="000000"/>
           <w:kern w:val="0"/>
           <w:lang w:eastAsia="es-ES"/>
-          <ns2:ligatures ns2:val="none"/>
+          <w14:ligatures w14:val="none"/>
         </w:rPr>
         <w:t>No obstante,</w:t>
       </w:r>
@@ -2216,7 +2131,7 @@
           <w:color w:val="000000"/>
           <w:kern w:val="0"/>
           <w:lang w:eastAsia="es-ES"/>
-          <ns2:ligatures ns2:val="none"/>
+          <w14:ligatures w14:val="none"/>
         </w:rPr>
         <w:t xml:space="preserve"> fue un requerimiento dilatori</w:t>
       </w:r>
@@ -2226,7 +2141,7 @@
           <w:color w:val="000000"/>
           <w:kern w:val="0"/>
           <w:lang w:eastAsia="es-ES"/>
-          <ns2:ligatures ns2:val="none"/>
+          <w14:ligatures w14:val="none"/>
         </w:rPr>
         <w:t>o</w:t>
       </w:r>
@@ -2236,7 +2151,7 @@
           <w:color w:val="000000"/>
           <w:kern w:val="0"/>
           <w:lang w:eastAsia="es-ES"/>
-          <ns2:ligatures ns2:val="none"/>
+          <w14:ligatures w14:val="none"/>
         </w:rPr>
         <w:t xml:space="preserve"> porque</w:t>
       </w:r>
@@ -2246,12 +2161,12 @@
           <w:color w:val="000000"/>
           <w:kern w:val="0"/>
           <w:lang w:eastAsia="es-ES"/>
-          <ns2:ligatures ns2:val="none"/>
+          <w14:ligatures w14:val="none"/>
         </w:rPr>
         <w:t xml:space="preserve"> ya había presentado dichos documentos en una anterior oportunidad.</w:t>
       </w:r>
     </w:p>
-    <w:p ns2:paraId="5CEA50D6" ns2:textId="77777777">
+    <w:p>
       <w:pPr>
         <w:pStyle w:val="Prrafodelista"/>
         <w:spacing w:after="0" w:line="240" w:lineRule="auto"/>
@@ -2262,11 +2177,11 @@
           <w:color w:val="000000"/>
           <w:kern w:val="0"/>
           <w:lang w:eastAsia="es-ES"/>
-          <ns2:ligatures ns2:val="none"/>
-        </w:rPr>
-      </w:pPr>
-    </w:p>
-    <w:p ns2:paraId="2FB14F49" ns2:textId="5C84C425">
+          <w14:ligatures w14:val="none"/>
+        </w:rPr>
+      </w:pPr>
+    </w:p>
+    <w:p>
       <w:pPr>
         <w:pStyle w:val="Prrafodelista"/>
         <w:numPr>
@@ -2284,16 +2199,16 @@
           <w:color w:val="000000"/>
           <w:kern w:val="0"/>
           <w:lang w:eastAsia="es-ES"/>
-          <ns2:ligatures ns2:val="none"/>
-        </w:rPr>
-      </w:pPr>
-      <w:r>
-        <w:rPr>
-          <w:rFonts w:ascii="Arial Narrow" w:eastAsia="Times New Roman" w:hAnsi="Arial Narrow" w:cs="Arial"/>
-          <w:color w:val="000000"/>
-          <w:kern w:val="0"/>
-          <w:lang w:eastAsia="es-ES"/>
-          <ns2:ligatures ns2:val="none"/>
+          <w14:ligatures w14:val="none"/>
+        </w:rPr>
+      </w:pPr>
+      <w:r>
+        <w:rPr>
+          <w:rFonts w:ascii="Arial Narrow" w:eastAsia="Times New Roman" w:hAnsi="Arial Narrow" w:cs="Arial"/>
+          <w:color w:val="000000"/>
+          <w:kern w:val="0"/>
+          <w:lang w:eastAsia="es-ES"/>
+          <w14:ligatures w14:val="none"/>
         </w:rPr>
         <w:t>El 2 de enero de 2025, Rímac remitió</w:t>
       </w:r>
@@ -2303,7 +2218,7 @@
           <w:color w:val="000000"/>
           <w:kern w:val="0"/>
           <w:lang w:eastAsia="es-ES"/>
-          <ns2:ligatures ns2:val="none"/>
+          <w14:ligatures w14:val="none"/>
         </w:rPr>
         <w:t xml:space="preserve"> al Banco </w:t>
       </w:r>
@@ -2313,7 +2228,7 @@
           <w:color w:val="000000"/>
           <w:kern w:val="0"/>
           <w:lang w:eastAsia="es-ES"/>
-          <ns2:ligatures ns2:val="none"/>
+          <w14:ligatures w14:val="none"/>
         </w:rPr>
         <w:t xml:space="preserve">la carta SV2025/164 </w:t>
       </w:r>
@@ -2323,7 +2238,7 @@
           <w:color w:val="000000"/>
           <w:kern w:val="0"/>
           <w:lang w:eastAsia="es-ES"/>
-          <ns2:ligatures ns2:val="none"/>
+          <w14:ligatures w14:val="none"/>
         </w:rPr>
         <w:t xml:space="preserve">declarando improcedente la cobertura </w:t>
       </w:r>
@@ -2333,7 +2248,7 @@
           <w:color w:val="000000"/>
           <w:kern w:val="0"/>
           <w:lang w:eastAsia="es-ES"/>
-          <ns2:ligatures ns2:val="none"/>
+          <w14:ligatures w14:val="none"/>
         </w:rPr>
         <w:t xml:space="preserve">de los Seguros de Desgravamen </w:t>
       </w:r>
@@ -2344,7 +2259,7 @@
           <w:color w:val="000000"/>
           <w:kern w:val="0"/>
           <w:lang w:eastAsia="es-ES"/>
-          <ns2:ligatures ns2:val="none"/>
+          <w14:ligatures w14:val="none"/>
         </w:rPr>
         <w:t>Contifacil</w:t>
       </w:r>
@@ -2355,7 +2270,7 @@
           <w:color w:val="000000"/>
           <w:kern w:val="0"/>
           <w:lang w:eastAsia="es-ES"/>
-          <ns2:ligatures ns2:val="none"/>
+          <w14:ligatures w14:val="none"/>
         </w:rPr>
         <w:t xml:space="preserve"> y Seguros de Desgravamen Triangular </w:t>
       </w:r>
@@ -2365,7 +2280,7 @@
           <w:color w:val="000000"/>
           <w:kern w:val="0"/>
           <w:lang w:eastAsia="es-ES"/>
-          <ns2:ligatures ns2:val="none"/>
+          <w14:ligatures w14:val="none"/>
         </w:rPr>
         <w:t xml:space="preserve">por muerte natural </w:t>
       </w:r>
@@ -2375,7 +2290,7 @@
           <w:color w:val="000000"/>
           <w:kern w:val="0"/>
           <w:lang w:eastAsia="es-ES"/>
-          <ns2:ligatures ns2:val="none"/>
+          <w14:ligatures w14:val="none"/>
         </w:rPr>
         <w:t>argumentando</w:t>
       </w:r>
@@ -2385,7 +2300,7 @@
           <w:color w:val="000000"/>
           <w:kern w:val="0"/>
           <w:lang w:eastAsia="es-ES"/>
-          <ns2:ligatures ns2:val="none"/>
+          <w14:ligatures w14:val="none"/>
         </w:rPr>
         <w:t xml:space="preserve"> que la </w:t>
       </w:r>
@@ -2395,7 +2310,7 @@
           <w:color w:val="000000"/>
           <w:kern w:val="0"/>
           <w:lang w:eastAsia="es-ES"/>
-          <ns2:ligatures ns2:val="none"/>
+          <w14:ligatures w14:val="none"/>
         </w:rPr>
         <w:t xml:space="preserve">condición </w:t>
       </w:r>
@@ -2405,7 +2320,7 @@
           <w:color w:val="000000"/>
           <w:kern w:val="0"/>
           <w:lang w:eastAsia="es-ES"/>
-          <ns2:ligatures ns2:val="none"/>
+          <w14:ligatures w14:val="none"/>
         </w:rPr>
         <w:t>médica</w:t>
       </w:r>
@@ -2415,7 +2330,7 @@
           <w:color w:val="000000"/>
           <w:kern w:val="0"/>
           <w:lang w:eastAsia="es-ES"/>
-          <ns2:ligatures ns2:val="none"/>
+          <w14:ligatures w14:val="none"/>
         </w:rPr>
         <w:t xml:space="preserve"> de</w:t>
       </w:r>
@@ -2425,7 +2340,7 @@
           <w:color w:val="000000"/>
           <w:kern w:val="0"/>
           <w:lang w:eastAsia="es-ES"/>
-          <ns2:ligatures ns2:val="none"/>
+          <w14:ligatures w14:val="none"/>
         </w:rPr>
         <w:t xml:space="preserve"> </w:t>
       </w:r>
@@ -2435,7 +2350,7 @@
           <w:color w:val="000000"/>
           <w:kern w:val="0"/>
           <w:lang w:eastAsia="es-ES"/>
-          <ns2:ligatures ns2:val="none"/>
+          <w14:ligatures w14:val="none"/>
         </w:rPr>
         <w:t>su fallecido cónyuge</w:t>
       </w:r>
@@ -2445,7 +2360,7 @@
           <w:color w:val="000000"/>
           <w:kern w:val="0"/>
           <w:lang w:eastAsia="es-ES"/>
-          <ns2:ligatures ns2:val="none"/>
+          <w14:ligatures w14:val="none"/>
         </w:rPr>
         <w:t xml:space="preserve"> estaba incluida</w:t>
       </w:r>
@@ -2455,7 +2370,7 @@
           <w:color w:val="000000"/>
           <w:kern w:val="0"/>
           <w:lang w:eastAsia="es-ES"/>
-          <ns2:ligatures ns2:val="none"/>
+          <w14:ligatures w14:val="none"/>
         </w:rPr>
         <w:t xml:space="preserve"> en las </w:t>
       </w:r>
@@ -2465,7 +2380,7 @@
           <w:color w:val="000000"/>
           <w:kern w:val="0"/>
           <w:lang w:eastAsia="es-ES"/>
-          <ns2:ligatures ns2:val="none"/>
+          <w14:ligatures w14:val="none"/>
         </w:rPr>
         <w:t>exclusiones de la</w:t>
       </w:r>
@@ -2475,7 +2390,7 @@
           <w:color w:val="000000"/>
           <w:kern w:val="0"/>
           <w:lang w:eastAsia="es-ES"/>
-          <ns2:ligatures ns2:val="none"/>
+          <w14:ligatures w14:val="none"/>
         </w:rPr>
         <w:t>s</w:t>
       </w:r>
@@ -2485,7 +2400,7 @@
           <w:color w:val="000000"/>
           <w:kern w:val="0"/>
           <w:lang w:eastAsia="es-ES"/>
-          <ns2:ligatures ns2:val="none"/>
+          <w14:ligatures w14:val="none"/>
         </w:rPr>
         <w:t xml:space="preserve"> póliza</w:t>
       </w:r>
@@ -2495,7 +2410,7 @@
           <w:color w:val="000000"/>
           <w:kern w:val="0"/>
           <w:lang w:eastAsia="es-ES"/>
-          <ns2:ligatures ns2:val="none"/>
+          <w14:ligatures w14:val="none"/>
         </w:rPr>
         <w:t>s</w:t>
       </w:r>
@@ -2505,7 +2420,7 @@
           <w:color w:val="000000"/>
           <w:kern w:val="0"/>
           <w:lang w:eastAsia="es-ES"/>
-          <ns2:ligatures ns2:val="none"/>
+          <w14:ligatures w14:val="none"/>
         </w:rPr>
         <w:t xml:space="preserve">. </w:t>
       </w:r>
@@ -2515,7 +2430,7 @@
           <w:color w:val="000000"/>
           <w:kern w:val="0"/>
           <w:lang w:eastAsia="es-ES"/>
-          <ns2:ligatures ns2:val="none"/>
+          <w14:ligatures w14:val="none"/>
         </w:rPr>
         <w:t>Al día siguiente</w:t>
       </w:r>
@@ -2525,7 +2440,7 @@
           <w:color w:val="000000"/>
           <w:kern w:val="0"/>
           <w:lang w:eastAsia="es-ES"/>
-          <ns2:ligatures ns2:val="none"/>
+          <w14:ligatures w14:val="none"/>
         </w:rPr>
         <w:t xml:space="preserve">, </w:t>
       </w:r>
@@ -2535,7 +2450,7 @@
           <w:color w:val="000000"/>
           <w:kern w:val="0"/>
           <w:lang w:eastAsia="es-ES"/>
-          <ns2:ligatures ns2:val="none"/>
+          <w14:ligatures w14:val="none"/>
         </w:rPr>
         <w:t>el Banco le remitió la carta SV2025/164</w:t>
       </w:r>
@@ -2545,12 +2460,12 @@
           <w:color w:val="000000"/>
           <w:kern w:val="0"/>
           <w:lang w:eastAsia="es-ES"/>
-          <ns2:ligatures ns2:val="none"/>
+          <w14:ligatures w14:val="none"/>
         </w:rPr>
         <w:t>.</w:t>
       </w:r>
     </w:p>
-    <w:p ns2:paraId="3E03B473" ns2:textId="77777777">
+    <w:p>
       <w:pPr>
         <w:pStyle w:val="Prrafodelista"/>
         <w:spacing w:line="240" w:lineRule="auto"/>
@@ -2559,11 +2474,11 @@
           <w:color w:val="000000"/>
           <w:kern w:val="0"/>
           <w:lang w:eastAsia="es-ES"/>
-          <ns2:ligatures ns2:val="none"/>
-        </w:rPr>
-      </w:pPr>
-    </w:p>
-    <w:p ns2:paraId="11351F70" ns2:textId="03238B50">
+          <w14:ligatures w14:val="none"/>
+        </w:rPr>
+      </w:pPr>
+    </w:p>
+    <w:p>
       <w:pPr>
         <w:pStyle w:val="Prrafodelista"/>
         <w:numPr>
@@ -2581,16 +2496,16 @@
           <w:color w:val="000000"/>
           <w:kern w:val="0"/>
           <w:lang w:eastAsia="es-ES"/>
-          <ns2:ligatures ns2:val="none"/>
-        </w:rPr>
-      </w:pPr>
-      <w:r>
-        <w:rPr>
-          <w:rFonts w:ascii="Arial Narrow" w:eastAsia="Times New Roman" w:hAnsi="Arial Narrow" w:cs="Arial"/>
-          <w:color w:val="000000"/>
-          <w:kern w:val="0"/>
-          <w:lang w:eastAsia="es-ES"/>
-          <ns2:ligatures ns2:val="none"/>
+          <w14:ligatures w14:val="none"/>
+        </w:rPr>
+      </w:pPr>
+      <w:r>
+        <w:rPr>
+          <w:rFonts w:ascii="Arial Narrow" w:eastAsia="Times New Roman" w:hAnsi="Arial Narrow" w:cs="Arial"/>
+          <w:color w:val="000000"/>
+          <w:kern w:val="0"/>
+          <w:lang w:eastAsia="es-ES"/>
+          <w14:ligatures w14:val="none"/>
         </w:rPr>
         <w:t>Rímac no le proporcionó información completa y clara sobre las condiciones de los seguros de desgravamen</w:t>
       </w:r>
@@ -2600,7 +2515,7 @@
           <w:color w:val="000000"/>
           <w:kern w:val="0"/>
           <w:lang w:eastAsia="es-ES"/>
-          <ns2:ligatures ns2:val="none"/>
+          <w14:ligatures w14:val="none"/>
         </w:rPr>
         <w:t xml:space="preserve"> y </w:t>
       </w:r>
@@ -2610,7 +2525,7 @@
           <w:color w:val="000000"/>
           <w:kern w:val="0"/>
           <w:lang w:eastAsia="es-ES"/>
-          <ns2:ligatures ns2:val="none"/>
+          <w14:ligatures w14:val="none"/>
         </w:rPr>
         <w:t xml:space="preserve">el Banco no había dado seguimiento oportuno y adecuado a su solicitud de otorgamiento de cobertura de los </w:t>
       </w:r>
@@ -2620,7 +2535,7 @@
           <w:color w:val="000000"/>
           <w:kern w:val="0"/>
           <w:lang w:eastAsia="es-ES"/>
-          <ns2:ligatures ns2:val="none"/>
+          <w14:ligatures w14:val="none"/>
         </w:rPr>
         <w:t>referidos seguros</w:t>
       </w:r>
@@ -2630,12 +2545,12 @@
           <w:color w:val="000000"/>
           <w:kern w:val="0"/>
           <w:lang w:eastAsia="es-ES"/>
-          <ns2:ligatures ns2:val="none"/>
+          <w14:ligatures w14:val="none"/>
         </w:rPr>
         <w:t>.</w:t>
       </w:r>
     </w:p>
-    <w:p ns2:paraId="76630485" ns2:textId="77777777">
+    <w:p>
       <w:pPr>
         <w:tabs>
           <w:tab w:val="left" w:pos="1134"/>
@@ -2647,11 +2562,11 @@
           <w:color w:val="000000"/>
           <w:kern w:val="0"/>
           <w:lang w:eastAsia="es-ES"/>
-          <ns2:ligatures ns2:val="none"/>
-        </w:rPr>
-      </w:pPr>
-    </w:p>
-    <w:p ns2:paraId="4FB15987" ns2:textId="7239CABC">
+          <w14:ligatures w14:val="none"/>
+        </w:rPr>
+      </w:pPr>
+    </w:p>
+    <w:p>
       <w:pPr>
         <w:numPr>
           <w:ilvl w:val="1"/>
@@ -2669,14 +2584,14 @@
           <w:color w:val="000000"/>
           <w:kern w:val="0"/>
           <w:lang w:val="es-ES" w:eastAsia="es-ES"/>
-          <ns2:ligatures ns2:val="none"/>
+          <w14:ligatures w14:val="none"/>
         </w:rPr>
       </w:pPr>
       <w:r>
         <w:rPr>
           <w:rFonts w:ascii="Arial Narrow" w:eastAsia="Calibri" w:hAnsi="Arial Narrow" w:cs="Arial"/>
           <w:kern w:val="0"/>
-          <ns2:ligatures ns2:val="none"/>
+          <w14:ligatures w14:val="none"/>
         </w:rPr>
         <w:t xml:space="preserve">La señora [APELLIDO] solicitó, en calidad de medida correctiva, que Rímac y al Banco cumplan con otorgar la cobertura de los Seguros de Desgravamen Contifacil y Seguros de Desgravamen Triangular. Asimismo, requirió el reembolso de costos y costas del presente procedimiento.</w:t>
       </w:r>
@@ -2684,7 +2599,7 @@
         <w:rPr>
           <w:rFonts w:ascii="Arial Narrow" w:eastAsia="Calibri" w:hAnsi="Arial Narrow" w:cs="Arial"/>
           <w:kern w:val="0"/>
-          <ns2:ligatures ns2:val="none"/>
+          <w14:ligatures w14:val="none"/>
         </w:rPr>
         <w:t xml:space="preserve"/>
       </w:r>
@@ -2692,7 +2607,7 @@
         <w:rPr>
           <w:rFonts w:ascii="Arial Narrow" w:eastAsia="Calibri" w:hAnsi="Arial Narrow" w:cs="Arial"/>
           <w:kern w:val="0"/>
-          <ns2:ligatures ns2:val="none"/>
+          <w14:ligatures w14:val="none"/>
         </w:rPr>
         <w:t xml:space="preserve"/>
       </w:r>
@@ -2701,7 +2616,7 @@
         <w:rPr>
           <w:rFonts w:ascii="Arial Narrow" w:eastAsia="Calibri" w:hAnsi="Arial Narrow" w:cs="Arial"/>
           <w:kern w:val="0"/>
-          <ns2:ligatures ns2:val="none"/>
+          <w14:ligatures w14:val="none"/>
         </w:rPr>
         <w:t/>
       </w:r>
@@ -2710,7 +2625,7 @@
         <w:rPr>
           <w:rFonts w:ascii="Arial Narrow" w:eastAsia="Calibri" w:hAnsi="Arial Narrow" w:cs="Arial"/>
           <w:kern w:val="0"/>
-          <ns2:ligatures ns2:val="none"/>
+          <w14:ligatures w14:val="none"/>
         </w:rPr>
         <w:t xml:space="preserve"/>
       </w:r>
@@ -2720,7 +2635,7 @@
           <w:color w:val="000000"/>
           <w:kern w:val="0"/>
           <w:lang w:val="es-ES" w:eastAsia="es-ES"/>
-          <ns2:ligatures ns2:val="none"/>
+          <w14:ligatures w14:val="none"/>
         </w:rPr>
         <w:t xml:space="preserve"/>
       </w:r>
@@ -2731,7 +2646,7 @@
           <w:color w:val="000000"/>
           <w:kern w:val="0"/>
           <w:lang w:val="es-ES" w:eastAsia="es-ES"/>
-          <ns2:ligatures ns2:val="none"/>
+          <w14:ligatures w14:val="none"/>
         </w:rPr>
         <w:t xml:space="preserve"/>
       </w:r>
@@ -2741,7 +2656,7 @@
           <w:color w:val="000000"/>
           <w:kern w:val="0"/>
           <w:lang w:val="es-ES" w:eastAsia="es-ES"/>
-          <ns2:ligatures ns2:val="none"/>
+          <w14:ligatures w14:val="none"/>
         </w:rPr>
         <w:t/>
       </w:r>
@@ -2751,7 +2666,7 @@
           <w:color w:val="000000"/>
           <w:kern w:val="0"/>
           <w:lang w:val="es-ES" w:eastAsia="es-ES"/>
-          <ns2:ligatures ns2:val="none"/>
+          <w14:ligatures w14:val="none"/>
         </w:rPr>
         <w:t xml:space="preserve"/>
       </w:r>
@@ -2761,7 +2676,7 @@
           <w:color w:val="000000"/>
           <w:kern w:val="0"/>
           <w:lang w:eastAsia="es-ES"/>
-          <ns2:ligatures ns2:val="none"/>
+          <w14:ligatures w14:val="none"/>
         </w:rPr>
         <w:t xml:space="preserve"/>
       </w:r>
@@ -2771,7 +2686,7 @@
           <w:color w:val="000000"/>
           <w:kern w:val="0"/>
           <w:lang w:eastAsia="es-ES"/>
-          <ns2:ligatures ns2:val="none"/>
+          <w14:ligatures w14:val="none"/>
         </w:rPr>
         <w:t xml:space="preserve"/>
       </w:r>
@@ -2782,7 +2697,7 @@
           <w:color w:val="000000"/>
           <w:kern w:val="0"/>
           <w:lang w:eastAsia="es-ES"/>
-          <ns2:ligatures ns2:val="none"/>
+          <w14:ligatures w14:val="none"/>
         </w:rPr>
         <w:t/>
       </w:r>
@@ -2793,7 +2708,7 @@
           <w:color w:val="000000"/>
           <w:kern w:val="0"/>
           <w:lang w:eastAsia="es-ES"/>
-          <ns2:ligatures ns2:val="none"/>
+          <w14:ligatures w14:val="none"/>
         </w:rPr>
         <w:t xml:space="preserve"/>
       </w:r>
@@ -2803,7 +2718,7 @@
           <w:color w:val="000000"/>
           <w:kern w:val="0"/>
           <w:lang w:val="es-ES" w:eastAsia="es-ES"/>
-          <ns2:ligatures ns2:val="none"/>
+          <w14:ligatures w14:val="none"/>
         </w:rPr>
         <w:t xml:space="preserve"/>
       </w:r>
@@ -2813,13 +2728,13 @@
           <w:color w:val="000000"/>
           <w:kern w:val="0"/>
           <w:lang w:val="es-ES" w:eastAsia="es-ES"/>
-          <ns2:ligatures ns2:val="none"/>
+          <w14:ligatures w14:val="none"/>
         </w:rPr>
         <w:t/>
       </w:r>
     </w:p>
     <w:bookmarkEnd w:id="1"/>
-    <w:p ns2:paraId="61C46995" ns2:textId="77777777">
+    <w:p>
       <w:pPr>
         <w:spacing w:after="0" w:line="240" w:lineRule="auto"/>
         <w:contextualSpacing/>
@@ -2830,11 +2745,11 @@
           <w:color w:val="000000"/>
           <w:kern w:val="0"/>
           <w:lang w:eastAsia="es-PE"/>
-          <ns2:ligatures ns2:val="none"/>
-        </w:rPr>
-      </w:pPr>
-    </w:p>
-    <w:p ns2:paraId="4713554A" ns2:textId="77777777">
+          <w14:ligatures w14:val="none"/>
+        </w:rPr>
+      </w:pPr>
+    </w:p>
+    <w:p>
       <w:pPr>
         <w:pStyle w:val="Prrafodelista"/>
         <w:numPr>
@@ -2854,7 +2769,7 @@
           <w:color w:val="000000"/>
           <w:kern w:val="0"/>
           <w:lang w:eastAsia="es-PE"/>
-          <ns2:ligatures ns2:val="none"/>
+          <w14:ligatures w14:val="none"/>
         </w:rPr>
       </w:pPr>
       <w:r>
@@ -2864,12 +2779,12 @@
           <w:color w:val="000000"/>
           <w:kern w:val="0"/>
           <w:lang w:eastAsia="es-PE"/>
-          <ns2:ligatures ns2:val="none"/>
+          <w14:ligatures w14:val="none"/>
         </w:rPr>
         <w:t>DE LA ADMISIÓN A TRÁMITE DE LA DENUNCIA</w:t>
       </w:r>
     </w:p>
-    <w:p ns2:paraId="4BBBE1C2" ns2:textId="77777777">
+    <w:p>
       <w:pPr>
         <w:spacing w:after="0" w:line="240" w:lineRule="auto"/>
         <w:ind w:left="567"/>
@@ -2881,11 +2796,11 @@
           <w:color w:val="000000"/>
           <w:kern w:val="0"/>
           <w:lang w:eastAsia="es-PE"/>
-          <ns2:ligatures ns2:val="none"/>
-        </w:rPr>
-      </w:pPr>
-    </w:p>
-    <w:p ns2:paraId="6B3EAE75" ns2:textId="2C9220CE">
+          <w14:ligatures w14:val="none"/>
+        </w:rPr>
+      </w:pPr>
+    </w:p>
+    <w:p>
       <w:pPr>
         <w:pStyle w:val="Prrafodelista"/>
         <w:numPr>
@@ -2898,7 +2813,7 @@
         <w:rPr>
           <w:rFonts w:ascii="Arial Narrow" w:eastAsia="Arial Narrow" w:hAnsi="Arial Narrow" w:cs="Arial Narrow"/>
           <w:kern w:val="0"/>
-          <ns2:ligatures ns2:val="none"/>
+          <w14:ligatures w14:val="none"/>
         </w:rPr>
       </w:pPr>
       <w:bookmarkStart w:id="2" w:name="_Hlk140755208"/>
@@ -2910,7 +2825,7 @@
           <w:color w:val="000000"/>
           <w:kern w:val="0"/>
           <w:lang w:eastAsia="es-PE"/>
-          <ns2:ligatures ns2:val="none"/>
+          <w14:ligatures w14:val="none"/>
         </w:rPr>
         <w:t xml:space="preserve">La Secretaría Técnica de la Comisión de Protección al Consumidor 1 (en adelante, la Secretaría Técnica), en ejercicio de sus facultades, considera que el hecho denunciado, consistente en que Rímac Seguros y Reaseguros S.A. se habría negado injustificadamente a otorgar a la denunciante la cobertura del Seguro de Desgravamen Triangular Consumo Soles – Certificado 001108144004895143 por el fallecimiento del señor [APELLIDO] el 22 de octubre de 2024; involucraría una presunta afectación a sus expectativas, quien no habría encontrado una correspondencia entre lo que esperaba recibir de parte del proveedor y lo que realmente recibió. Por consiguiente, corresponde calificar el hecho materia de denuncia como una presunta infracción al deber de idoneidad, tipificado en los artículos 18 y 19 del Código.</w:t>
       </w:r>
@@ -2923,7 +2838,7 @@
           <w:color w:val="000000"/>
           <w:kern w:val="0"/>
           <w:lang w:eastAsia="es-PE"/>
-          <ns2:ligatures ns2:val="none"/>
+          <w14:ligatures w14:val="none"/>
         </w:rPr>
         <w:t/>
       </w:r>
@@ -2933,7 +2848,7 @@
           <w:rFonts w:ascii="Arial Narrow" w:eastAsia="Arial Narrow" w:hAnsi="Arial Narrow" w:cs="Arial Narrow"/>
           <w:kern w:val="0"/>
           <w:vertAlign w:val="superscript"/>
-          <ns2:ligatures ns2:val="none"/>
+          <w14:ligatures w14:val="none"/>
         </w:rPr>
         <w:footnoteReference w:id="3"/>
       </w:r>
@@ -2943,7 +2858,7 @@
           <w:color w:val="000000"/>
           <w:kern w:val="0"/>
           <w:lang w:eastAsia="es-PE"/>
-          <ns2:ligatures ns2:val="none"/>
+          <w14:ligatures w14:val="none"/>
         </w:rPr>
         <w:t xml:space="preserve"/>
       </w:r>
@@ -2951,7 +2866,7 @@
         <w:rPr>
           <w:rFonts w:ascii="Arial Narrow" w:eastAsia="Arial Narrow" w:hAnsi="Arial Narrow" w:cs="Arial Narrow"/>
           <w:kern w:val="0"/>
-          <ns2:ligatures ns2:val="none"/>
+          <w14:ligatures w14:val="none"/>
         </w:rPr>
         <w:t xml:space="preserve"/>
       </w:r>
@@ -2959,7 +2874,7 @@
         <w:rPr>
           <w:rFonts w:ascii="Arial Narrow" w:eastAsia="Arial Narrow" w:hAnsi="Arial Narrow" w:cs="Arial Narrow"/>
           <w:kern w:val="0"/>
-          <ns2:ligatures ns2:val="none"/>
+          <w14:ligatures w14:val="none"/>
         </w:rPr>
         <w:t xml:space="preserve"/>
       </w:r>
@@ -3004,7 +2919,7 @@
         <w:rPr>
           <w:rFonts w:ascii="Arial Narrow" w:eastAsia="Arial Narrow" w:hAnsi="Arial Narrow" w:cs="Arial Narrow"/>
           <w:kern w:val="0"/>
-          <ns2:ligatures ns2:val="none"/>
+          <w14:ligatures w14:val="none"/>
         </w:rPr>
         <w:t/>
       </w:r>
@@ -3014,7 +2929,7 @@
           <w:color w:val="000000"/>
           <w:kern w:val="0"/>
           <w:lang w:eastAsia="es-PE"/>
-          <ns2:ligatures ns2:val="none"/>
+          <w14:ligatures w14:val="none"/>
         </w:rPr>
         <w:t/>
       </w:r>
@@ -3022,7 +2937,7 @@
         <w:rPr>
           <w:rFonts w:ascii="Arial Narrow" w:eastAsia="Arial Narrow" w:hAnsi="Arial Narrow" w:cs="Arial Narrow"/>
           <w:kern w:val="0"/>
-          <ns2:ligatures ns2:val="none"/>
+          <w14:ligatures w14:val="none"/>
         </w:rPr>
         <w:t xml:space="preserve"/>
       </w:r>
@@ -3032,7 +2947,7 @@
           <w:color w:val="000000"/>
           <w:kern w:val="0"/>
           <w:lang w:eastAsia="es-PE"/>
-          <ns2:ligatures ns2:val="none"/>
+          <w14:ligatures w14:val="none"/>
         </w:rPr>
         <w:t/>
       </w:r>
@@ -3040,7 +2955,7 @@
         <w:rPr>
           <w:rFonts w:ascii="Arial Narrow" w:eastAsia="Arial Narrow" w:hAnsi="Arial Narrow" w:cs="Arial Narrow"/>
           <w:kern w:val="0"/>
-          <ns2:ligatures ns2:val="none"/>
+          <w14:ligatures w14:val="none"/>
         </w:rPr>
         <w:t xml:space="preserve"/>
       </w:r>
@@ -3050,7 +2965,7 @@
           <w:rFonts w:ascii="Arial Narrow" w:eastAsia="Arial Narrow" w:hAnsi="Arial Narrow" w:cs="Arial"/>
           <w:kern w:val="0"/>
           <w:vertAlign w:val="superscript"/>
-          <ns2:ligatures ns2:val="none"/>
+          <w14:ligatures w14:val="none"/>
         </w:rPr>
         <w:footnoteReference w:id="4"/>
       </w:r>
@@ -3058,12 +2973,12 @@
         <w:rPr>
           <w:rFonts w:ascii="Arial Narrow" w:eastAsia="Arial Narrow" w:hAnsi="Arial Narrow" w:cs="Arial Narrow"/>
           <w:kern w:val="0"/>
-          <ns2:ligatures ns2:val="none"/>
+          <w14:ligatures w14:val="none"/>
         </w:rPr>
         <w:t/>
       </w:r>
     </w:p>
-    <w:p ns2:paraId="1E5123E4" ns2:textId="32204A26">
+    <w:p>
       <w:pPr>
         <w:pStyle w:val="Prrafodelista"/>
         <w:numPr>
@@ -3076,7 +2991,7 @@
         <w:rPr>
           <w:rFonts w:ascii="Arial Narrow" w:eastAsia="Arial Narrow" w:hAnsi="Arial Narrow" w:cs="Arial Narrow"/>
           <w:kern w:val="0"/>
-          <ns2:ligatures ns2:val="none"/>
+          <w14:ligatures w14:val="none"/>
         </w:rPr>
       </w:pPr>
       <w:r>
@@ -3086,7 +3001,7 @@
           <w:color w:val="000000"/>
           <w:kern w:val="0"/>
           <w:lang w:eastAsia="es-PE"/>
-          <ns2:ligatures ns2:val="none"/>
+          <w14:ligatures w14:val="none"/>
         </w:rPr>
         <w:lastRenderedPageBreak/>
         <w:t xml:space="preserve">Asimismo, la Secretaría Técnica, en ejercicio de sus facultades, considera que el hecho denunciado, consistente en que Rímac Seguros y Reaseguros S.A. se habría negado injustificadamente a otorgar a la denunciante la cobertura del Seguro de Desgravamen Triangular Consumo Soles – Certificado 00110301924002094616 por el fallecimiento del señor [APELLIDO] el 22 de octubre de 2024; involucraría una presunta afectación a sus expectativas, quien no habría encontrado una correspondencia entre lo que esperaba recibir de parte del proveedor y lo que realmente recibió. Por consiguiente, corresponde calificar el hecho materia de denuncia como una presunta infracción al deber de idoneidad, tipificado en los artículos 18 y 19 del Código.</w:t>
@@ -3095,7 +3010,7 @@
         <w:rPr>
           <w:rFonts w:ascii="Arial Narrow" w:eastAsia="Arial Narrow" w:hAnsi="Arial Narrow" w:cs="Arial Narrow"/>
           <w:kern w:val="0"/>
-          <ns2:ligatures ns2:val="none"/>
+          <w14:ligatures w14:val="none"/>
         </w:rPr>
         <w:t xml:space="preserve"/>
       </w:r>
@@ -3105,7 +3020,7 @@
           <w:color w:val="000000"/>
           <w:kern w:val="0"/>
           <w:lang w:eastAsia="es-PE"/>
-          <ns2:ligatures ns2:val="none"/>
+          <w14:ligatures w14:val="none"/>
         </w:rPr>
         <w:t xml:space="preserve"/>
       </w:r>
@@ -3113,7 +3028,7 @@
         <w:rPr>
           <w:rFonts w:ascii="Arial Narrow" w:eastAsia="Arial Narrow" w:hAnsi="Arial Narrow" w:cs="Arial Narrow"/>
           <w:kern w:val="0"/>
-          <ns2:ligatures ns2:val="none"/>
+          <w14:ligatures w14:val="none"/>
         </w:rPr>
         <w:t xml:space="preserve"/>
       </w:r>
@@ -3158,7 +3073,7 @@
         <w:rPr>
           <w:rFonts w:ascii="Arial Narrow" w:eastAsia="Arial Narrow" w:hAnsi="Arial Narrow" w:cs="Arial Narrow"/>
           <w:kern w:val="0"/>
-          <ns2:ligatures ns2:val="none"/>
+          <w14:ligatures w14:val="none"/>
         </w:rPr>
         <w:t/>
       </w:r>
@@ -3168,7 +3083,7 @@
           <w:color w:val="000000"/>
           <w:kern w:val="0"/>
           <w:lang w:eastAsia="es-PE"/>
-          <ns2:ligatures ns2:val="none"/>
+          <w14:ligatures w14:val="none"/>
         </w:rPr>
         <w:t/>
       </w:r>
@@ -3176,7 +3091,7 @@
         <w:rPr>
           <w:rFonts w:ascii="Arial Narrow" w:eastAsia="Arial Narrow" w:hAnsi="Arial Narrow" w:cs="Arial Narrow"/>
           <w:kern w:val="0"/>
-          <ns2:ligatures ns2:val="none"/>
+          <w14:ligatures w14:val="none"/>
         </w:rPr>
         <w:t xml:space="preserve"/>
       </w:r>
@@ -3186,7 +3101,7 @@
           <w:color w:val="000000"/>
           <w:kern w:val="0"/>
           <w:lang w:eastAsia="es-PE"/>
-          <ns2:ligatures ns2:val="none"/>
+          <w14:ligatures w14:val="none"/>
         </w:rPr>
         <w:t/>
       </w:r>
@@ -3194,23 +3109,23 @@
         <w:rPr>
           <w:rFonts w:ascii="Arial Narrow" w:eastAsia="Arial Narrow" w:hAnsi="Arial Narrow" w:cs="Arial Narrow"/>
           <w:kern w:val="0"/>
-          <ns2:ligatures ns2:val="none"/>
+          <w14:ligatures w14:val="none"/>
         </w:rPr>
         <w:t xml:space="preserve"/>
       </w:r>
     </w:p>
-    <w:p ns2:paraId="2F8D23C0" ns2:textId="77777777">
-      <w:pPr>
-        <w:spacing w:after="0" w:line="240" w:lineRule="auto"/>
-        <w:jc w:val="both"/>
-        <w:rPr>
-          <w:rFonts w:ascii="Arial Narrow" w:eastAsia="Arial Narrow" w:hAnsi="Arial Narrow" w:cs="Arial Narrow"/>
-          <w:kern w:val="0"/>
-          <ns2:ligatures ns2:val="none"/>
-        </w:rPr>
-      </w:pPr>
-    </w:p>
-    <w:p ns2:paraId="54A143B5" ns2:textId="715980EE">
+    <w:p>
+      <w:pPr>
+        <w:spacing w:after="0" w:line="240" w:lineRule="auto"/>
+        <w:jc w:val="both"/>
+        <w:rPr>
+          <w:rFonts w:ascii="Arial Narrow" w:eastAsia="Arial Narrow" w:hAnsi="Arial Narrow" w:cs="Arial Narrow"/>
+          <w:kern w:val="0"/>
+          <w14:ligatures w14:val="none"/>
+        </w:rPr>
+      </w:pPr>
+    </w:p>
+    <w:p>
       <w:pPr>
         <w:pStyle w:val="Prrafodelista"/>
         <w:numPr>
@@ -3223,14 +3138,14 @@
         <w:rPr>
           <w:rFonts w:ascii="Arial Narrow" w:eastAsia="Arial Narrow" w:hAnsi="Arial Narrow" w:cs="Arial Narrow"/>
           <w:kern w:val="0"/>
-          <ns2:ligatures ns2:val="none"/>
-        </w:rPr>
-      </w:pPr>
-      <w:r>
-        <w:rPr>
-          <w:rFonts w:ascii="Arial Narrow" w:eastAsia="Arial Narrow" w:hAnsi="Arial Narrow" w:cs="Arial Narrow"/>
-          <w:kern w:val="0"/>
-          <ns2:ligatures ns2:val="none"/>
+          <w14:ligatures w14:val="none"/>
+        </w:rPr>
+      </w:pPr>
+      <w:r>
+        <w:rPr>
+          <w:rFonts w:ascii="Arial Narrow" w:eastAsia="Arial Narrow" w:hAnsi="Arial Narrow" w:cs="Arial Narrow"/>
+          <w:kern w:val="0"/>
+          <w14:ligatures w14:val="none"/>
         </w:rPr>
         <w:t>Así también, la Secretaría</w:t>
       </w:r>
@@ -3238,7 +3153,7 @@
         <w:rPr>
           <w:rFonts w:ascii="Arial Narrow" w:eastAsia="Arial Narrow" w:hAnsi="Arial Narrow" w:cs="Arial Narrow"/>
           <w:kern w:val="0"/>
-          <ns2:ligatures ns2:val="none"/>
+          <w14:ligatures w14:val="none"/>
         </w:rPr>
         <w:t xml:space="preserve"> Técnica, en ejercicio de sus facultades, </w:t>
       </w:r>
@@ -3248,7 +3163,7 @@
           <w:color w:val="000000"/>
           <w:kern w:val="0"/>
           <w:lang w:eastAsia="es-PE"/>
-          <ns2:ligatures ns2:val="none"/>
+          <w14:ligatures w14:val="none"/>
         </w:rPr>
         <w:t xml:space="preserve">considera </w:t>
       </w:r>
@@ -3256,7 +3171,7 @@
         <w:rPr>
           <w:rFonts w:ascii="Arial Narrow" w:eastAsia="Arial Narrow" w:hAnsi="Arial Narrow" w:cs="Arial Narrow"/>
           <w:kern w:val="0"/>
-          <ns2:ligatures ns2:val="none"/>
+          <w14:ligatures w14:val="none"/>
         </w:rPr>
         <w:t xml:space="preserve">que el hecho denunciado, consistente en </w:t>
       </w:r>
@@ -3264,7 +3179,7 @@
         <w:rPr>
           <w:rFonts w:ascii="Arial Narrow" w:eastAsia="Arial Narrow" w:hAnsi="Arial Narrow" w:cs="Arial Narrow"/>
           <w:kern w:val="0"/>
-          <ns2:ligatures ns2:val="none"/>
+          <w14:ligatures w14:val="none"/>
         </w:rPr>
         <w:t xml:space="preserve">que </w:t>
       </w:r>
@@ -3272,7 +3187,7 @@
         <w:rPr>
           <w:rFonts w:ascii="Arial Narrow" w:eastAsia="Arial Narrow" w:hAnsi="Arial Narrow" w:cs="Arial Narrow"/>
           <w:kern w:val="0"/>
-          <ns2:ligatures ns2:val="none"/>
+          <w14:ligatures w14:val="none"/>
         </w:rPr>
         <w:t>los proveedores denunciados habrían requerido indebidamente a la denunciante documentación médica ante la solicitud de cobertura de los Seguros de Desgravamen contratados por su cónyuge, pese a que habían sido remitidos con anterioridad</w:t>
       </w:r>
@@ -3280,7 +3195,7 @@
         <w:rPr>
           <w:rFonts w:ascii="Arial Narrow" w:eastAsia="Arial Narrow" w:hAnsi="Arial Narrow" w:cs="Arial Narrow"/>
           <w:kern w:val="0"/>
-          <ns2:ligatures ns2:val="none"/>
+          <w14:ligatures w14:val="none"/>
         </w:rPr>
         <w:t xml:space="preserve">. </w:t>
       </w:r>
@@ -3291,7 +3206,7 @@
           <w:color w:val="000000"/>
           <w:kern w:val="0"/>
           <w:lang w:eastAsia="es-PE"/>
-          <ns2:ligatures ns2:val="none"/>
+          <w14:ligatures w14:val="none"/>
         </w:rPr>
         <w:t xml:space="preserve">Por consiguiente, corresponde calificar el hecho materia de denuncia como una presunta infracción al deber de protección contra los métodos comerciales, tipificado en </w:t>
       </w:r>
@@ -3302,7 +3217,7 @@
           <w:kern w:val="0"/>
           <w:shd w:val="clear" w:color="auto" w:fill="FFFFFF"/>
           <w:lang w:eastAsia="es-PE"/>
-          <ns2:ligatures ns2:val="none"/>
+          <w14:ligatures w14:val="none"/>
         </w:rPr>
         <w:t xml:space="preserve">literal g) del </w:t>
       </w:r>
@@ -3313,7 +3228,7 @@
           <w:kern w:val="0"/>
           <w:shd w:val="clear" w:color="auto" w:fill="FFFFFF"/>
           <w:lang w:eastAsia="es-PE"/>
-          <ns2:ligatures ns2:val="none"/>
+          <w14:ligatures w14:val="none"/>
         </w:rPr>
         <w:t xml:space="preserve">artículo 56 </w:t>
       </w:r>
@@ -3324,7 +3239,7 @@
           <w:color w:val="000000"/>
           <w:kern w:val="0"/>
           <w:lang w:eastAsia="es-PE"/>
-          <ns2:ligatures ns2:val="none"/>
+          <w14:ligatures w14:val="none"/>
         </w:rPr>
         <w:t>del Código</w:t>
       </w:r>
@@ -3343,23 +3258,23 @@
           <w:color w:val="000000"/>
           <w:kern w:val="0"/>
           <w:lang w:eastAsia="es-PE"/>
-          <ns2:ligatures ns2:val="none"/>
+          <w14:ligatures w14:val="none"/>
         </w:rPr>
         <w:t xml:space="preserve">. </w:t>
       </w:r>
     </w:p>
-    <w:p ns2:paraId="7B3C687A" ns2:textId="7999BA27">
-      <w:pPr>
-        <w:spacing w:after="0" w:line="240" w:lineRule="auto"/>
-        <w:jc w:val="both"/>
-        <w:rPr>
-          <w:rFonts w:ascii="Arial Narrow" w:eastAsia="Arial Narrow" w:hAnsi="Arial Narrow" w:cs="Arial Narrow"/>
-          <w:kern w:val="0"/>
-          <ns2:ligatures ns2:val="none"/>
-        </w:rPr>
-      </w:pPr>
-    </w:p>
-    <w:p ns2:paraId="2E7770E0" ns2:textId="77777777">
+    <w:p>
+      <w:pPr>
+        <w:spacing w:after="0" w:line="240" w:lineRule="auto"/>
+        <w:jc w:val="both"/>
+        <w:rPr>
+          <w:rFonts w:ascii="Arial Narrow" w:eastAsia="Arial Narrow" w:hAnsi="Arial Narrow" w:cs="Arial Narrow"/>
+          <w:kern w:val="0"/>
+          <w14:ligatures w14:val="none"/>
+        </w:rPr>
+      </w:pPr>
+    </w:p>
+    <w:p>
       <w:pPr>
         <w:pStyle w:val="Prrafodelista"/>
         <w:spacing w:after="0" w:line="240" w:lineRule="auto"/>
@@ -3369,11 +3284,11 @@
           <w:rFonts w:ascii="Arial Narrow" w:eastAsia="Calibri" w:hAnsi="Arial Narrow" w:cs="Arial Narrow"/>
           <w:kern w:val="0"/>
           <w:lang w:eastAsia="es-PE"/>
-          <ns2:ligatures ns2:val="none"/>
-        </w:rPr>
-      </w:pPr>
-    </w:p>
-    <w:p ns2:paraId="37321452" ns2:textId="77777777">
+          <w14:ligatures w14:val="none"/>
+        </w:rPr>
+      </w:pPr>
+    </w:p>
+    <w:p>
       <w:pPr>
         <w:pStyle w:val="Prrafodelista"/>
         <w:numPr>
@@ -3387,7 +3302,7 @@
           <w:rFonts w:ascii="Arial Narrow" w:eastAsia="Calibri" w:hAnsi="Arial Narrow" w:cs="Arial Narrow"/>
           <w:kern w:val="0"/>
           <w:lang w:eastAsia="es-PE"/>
-          <ns2:ligatures ns2:val="none"/>
+          <w14:ligatures w14:val="none"/>
         </w:rPr>
       </w:pPr>
       <w:r>
@@ -3396,7 +3311,7 @@
           <w:color w:val="000000"/>
           <w:kern w:val="0"/>
           <w:lang w:eastAsia="es-PE"/>
-          <ns2:ligatures ns2:val="none"/>
+          <w14:ligatures w14:val="none"/>
         </w:rPr>
         <w:t>En tanto la denuncia reúne los requisitos establecidos por la norma citada, corresponde admitirla a trámite</w:t>
       </w:r>
@@ -3406,7 +3321,7 @@
           <w:rFonts w:ascii="Arial Narrow" w:eastAsia="Arial Narrow" w:hAnsi="Arial Narrow" w:cs="Arial Narrow"/>
           <w:kern w:val="0"/>
           <w:vertAlign w:val="superscript"/>
-          <ns2:ligatures ns2:val="none"/>
+          <w14:ligatures w14:val="none"/>
         </w:rPr>
         <w:footnoteReference w:id="6"/>
       </w:r>
@@ -3416,12 +3331,12 @@
           <w:color w:val="000000"/>
           <w:kern w:val="0"/>
           <w:lang w:eastAsia="es-PE"/>
-          <ns2:ligatures ns2:val="none"/>
+          <w14:ligatures w14:val="none"/>
         </w:rPr>
         <w:t>.</w:t>
       </w:r>
     </w:p>
-    <w:p ns2:paraId="17426A8E" ns2:textId="77777777">
+    <w:p>
       <w:pPr>
         <w:spacing w:after="0" w:line="240" w:lineRule="auto"/>
         <w:ind w:left="567"/>
@@ -3432,11 +3347,11 @@
           <w:color w:val="000000"/>
           <w:kern w:val="0"/>
           <w:lang w:eastAsia="es-PE"/>
-          <ns2:ligatures ns2:val="none"/>
-        </w:rPr>
-      </w:pPr>
-    </w:p>
-    <w:p ns2:paraId="69FE781D" ns2:textId="77777777">
+          <w14:ligatures w14:val="none"/>
+        </w:rPr>
+      </w:pPr>
+    </w:p>
+    <w:p>
       <w:pPr>
         <w:pStyle w:val="Prrafodelista"/>
         <w:numPr>
@@ -3456,7 +3371,7 @@
           <w:color w:val="000000"/>
           <w:kern w:val="0"/>
           <w:lang w:eastAsia="es-PE"/>
-          <ns2:ligatures ns2:val="none"/>
+          <w14:ligatures w14:val="none"/>
         </w:rPr>
       </w:pPr>
       <w:r>
@@ -3466,25 +3381,25 @@
           <w:color w:val="000000"/>
           <w:kern w:val="0"/>
           <w:lang w:eastAsia="es-PE"/>
-          <ns2:ligatures ns2:val="none"/>
+          <w14:ligatures w14:val="none"/>
         </w:rPr>
         <w:t>REQUERIMIENTO DE INFORMACION</w:t>
       </w:r>
     </w:p>
-    <w:p ns2:paraId="6252E905" ns2:textId="77777777">
-      <w:pPr>
-        <w:spacing w:after="0" w:line="240" w:lineRule="auto"/>
-        <w:jc w:val="both"/>
-        <w:rPr>
-          <w:rFonts w:ascii="Arial Narrow" w:eastAsia="Times New Roman" w:hAnsi="Arial Narrow" w:cs="Arial"/>
-          <w:color w:val="000000"/>
-          <w:kern w:val="0"/>
-          <w:lang w:val="es-ES" w:eastAsia="es-ES"/>
-          <ns2:ligatures ns2:val="none"/>
-        </w:rPr>
-      </w:pPr>
-    </w:p>
-    <w:p ns2:paraId="21C241A8" ns2:textId="77777777">
+    <w:p>
+      <w:pPr>
+        <w:spacing w:after="0" w:line="240" w:lineRule="auto"/>
+        <w:jc w:val="both"/>
+        <w:rPr>
+          <w:rFonts w:ascii="Arial Narrow" w:eastAsia="Times New Roman" w:hAnsi="Arial Narrow" w:cs="Arial"/>
+          <w:color w:val="000000"/>
+          <w:kern w:val="0"/>
+          <w:lang w:val="es-ES" w:eastAsia="es-ES"/>
+          <w14:ligatures w14:val="none"/>
+        </w:rPr>
+      </w:pPr>
+    </w:p>
+    <w:p>
       <w:pPr>
         <w:pStyle w:val="Prrafodelista"/>
         <w:numPr>
@@ -3499,16 +3414,16 @@
           <w:color w:val="000000"/>
           <w:kern w:val="0"/>
           <w:lang w:val="es-ES" w:eastAsia="es-ES"/>
-          <ns2:ligatures ns2:val="none"/>
-        </w:rPr>
-      </w:pPr>
-      <w:r>
-        <w:rPr>
-          <w:rFonts w:ascii="Arial Narrow" w:eastAsia="Times New Roman" w:hAnsi="Arial Narrow" w:cs="Arial"/>
-          <w:color w:val="000000"/>
-          <w:kern w:val="0"/>
-          <w:lang w:val="es-ES" w:eastAsia="es-ES"/>
-          <ns2:ligatures ns2:val="none"/>
+          <w14:ligatures w14:val="none"/>
+        </w:rPr>
+      </w:pPr>
+      <w:r>
+        <w:rPr>
+          <w:rFonts w:ascii="Arial Narrow" w:eastAsia="Times New Roman" w:hAnsi="Arial Narrow" w:cs="Arial"/>
+          <w:color w:val="000000"/>
+          <w:kern w:val="0"/>
+          <w:lang w:val="es-ES" w:eastAsia="es-ES"/>
+          <w14:ligatures w14:val="none"/>
         </w:rPr>
         <w:t xml:space="preserve">A efectos de tener mayores elementos que sirvan para la resolución definitiva del presente caso, </w:t>
       </w:r>
@@ -3518,7 +3433,7 @@
           <w:color w:val="000000"/>
           <w:kern w:val="0"/>
           <w:lang w:val="es-ES" w:eastAsia="es-ES"/>
-          <ns2:ligatures ns2:val="none"/>
+          <w14:ligatures w14:val="none"/>
         </w:rPr>
         <w:t xml:space="preserve">la Secretaría Técnica, </w:t>
       </w:r>
@@ -3528,7 +3443,7 @@
           <w:color w:val="000000"/>
           <w:kern w:val="0"/>
           <w:lang w:val="es-ES" w:eastAsia="es-ES"/>
-          <ns2:ligatures ns2:val="none"/>
+          <w14:ligatures w14:val="none"/>
         </w:rPr>
         <w:t xml:space="preserve">en ejercicio de las facultades que la ley le </w:t>
       </w:r>
@@ -3538,7 +3453,7 @@
           <w:color w:val="000000"/>
           <w:kern w:val="0"/>
           <w:lang w:val="es-ES" w:eastAsia="es-ES"/>
-          <ns2:ligatures ns2:val="none"/>
+          <w14:ligatures w14:val="none"/>
         </w:rPr>
         <w:t>confiere, conviene requerir a los proveedores denunciados que, en un plazo no mayor de cinco (5) días</w:t>
       </w:r>
@@ -3548,7 +3463,7 @@
           <w:color w:val="000000"/>
           <w:kern w:val="0"/>
           <w:lang w:val="es-ES" w:eastAsia="es-ES"/>
-          <ns2:ligatures ns2:val="none"/>
+          <w14:ligatures w14:val="none"/>
         </w:rPr>
         <w:t xml:space="preserve"> hábiles contado a partir del día siguiente de la notificación de la </w:t>
       </w:r>
@@ -3558,12 +3473,12 @@
           <w:color w:val="000000"/>
           <w:kern w:val="0"/>
           <w:lang w:val="es-ES" w:eastAsia="es-ES"/>
-          <ns2:ligatures ns2:val="none"/>
+          <w14:ligatures w14:val="none"/>
         </w:rPr>
         <w:t>presente resolución, cumplan con lo siguiente:</w:t>
       </w:r>
     </w:p>
-    <w:p ns2:paraId="345D7F88" ns2:textId="77777777">
+    <w:p>
       <w:pPr>
         <w:pStyle w:val="Prrafodelista"/>
         <w:spacing w:after="0" w:line="240" w:lineRule="auto"/>
@@ -3574,11 +3489,11 @@
           <w:color w:val="000000"/>
           <w:kern w:val="0"/>
           <w:lang w:val="es-ES" w:eastAsia="es-ES"/>
-          <ns2:ligatures ns2:val="none"/>
-        </w:rPr>
-      </w:pPr>
-    </w:p>
-    <w:p ns2:paraId="01F25269" ns2:textId="2DBC6F3D">
+          <w14:ligatures w14:val="none"/>
+        </w:rPr>
+      </w:pPr>
+    </w:p>
+    <w:p>
       <w:pPr>
         <w:pStyle w:val="Prrafodelista"/>
         <w:spacing w:after="0" w:line="240" w:lineRule="auto"/>
@@ -3589,7 +3504,7 @@
           <w:color w:val="000000"/>
           <w:kern w:val="0"/>
           <w:lang w:val="es-ES" w:eastAsia="es-ES"/>
-          <ns2:ligatures ns2:val="none"/>
+          <w14:ligatures w14:val="none"/>
         </w:rPr>
       </w:pPr>
       <w:r>
@@ -3599,7 +3514,7 @@
           <w:kern w:val="0"/>
           <w:u w:val="single"/>
           <w:lang w:val="es-ES" w:eastAsia="es-ES"/>
-          <ns2:ligatures ns2:val="none"/>
+          <w14:ligatures w14:val="none"/>
         </w:rPr>
         <w:t xml:space="preserve">A </w:t>
       </w:r>
@@ -3610,7 +3525,7 @@
           <w:kern w:val="0"/>
           <w:u w:val="single"/>
           <w:lang w:val="es-ES" w:eastAsia="es-ES"/>
-          <ns2:ligatures ns2:val="none"/>
+          <w14:ligatures w14:val="none"/>
         </w:rPr>
         <w:t>Rímac</w:t>
       </w:r>
@@ -3620,7 +3535,7 @@
           <w:color w:val="000000"/>
           <w:kern w:val="0"/>
           <w:lang w:val="es-ES" w:eastAsia="es-ES"/>
-          <ns2:ligatures ns2:val="none"/>
+          <w14:ligatures w14:val="none"/>
         </w:rPr>
         <w:t xml:space="preserve">: </w:t>
       </w:r>
@@ -3630,7 +3545,7 @@
           <w:color w:val="000000"/>
           <w:kern w:val="0"/>
           <w:lang w:val="es-ES" w:eastAsia="es-ES"/>
-          <ns2:ligatures ns2:val="none"/>
+          <w14:ligatures w14:val="none"/>
         </w:rPr>
         <w:t xml:space="preserve">(i) presentar una copia debidamente suscrita del Certificado </w:t>
       </w:r>
@@ -3641,7 +3556,7 @@
           <w:color w:val="000000"/>
           <w:kern w:val="0"/>
           <w:lang w:val="es-ES" w:eastAsia="es-ES"/>
-          <ns2:ligatures ns2:val="none"/>
+          <w14:ligatures w14:val="none"/>
         </w:rPr>
         <w:t/>
       </w:r>
@@ -3652,7 +3567,7 @@
           <w:color w:val="000000"/>
           <w:kern w:val="0"/>
           <w:lang w:val="es-ES" w:eastAsia="es-ES"/>
-          <ns2:ligatures ns2:val="none"/>
+          <w14:ligatures w14:val="none"/>
         </w:rPr>
         <w:t xml:space="preserve"> 00110301924002094616 y/o Póliza del Seguro de Desgravamen </w:t>
       </w:r>
@@ -3663,7 +3578,7 @@
           <w:color w:val="000000"/>
           <w:kern w:val="0"/>
           <w:lang w:val="es-ES" w:eastAsia="es-ES"/>
-          <ns2:ligatures ns2:val="none"/>
+          <w14:ligatures w14:val="none"/>
         </w:rPr>
         <w:t>Contifacil</w:t>
       </w:r>
@@ -3674,7 +3589,7 @@
           <w:color w:val="000000"/>
           <w:kern w:val="0"/>
           <w:lang w:val="es-ES" w:eastAsia="es-ES"/>
-          <ns2:ligatures ns2:val="none"/>
+          <w14:ligatures w14:val="none"/>
         </w:rPr>
         <w:t xml:space="preserve"> Soles materia de denuncia; (</w:t>
       </w:r>
@@ -3685,7 +3600,7 @@
           <w:color w:val="000000"/>
           <w:kern w:val="0"/>
           <w:lang w:val="es-ES" w:eastAsia="es-ES"/>
-          <ns2:ligatures ns2:val="none"/>
+          <w14:ligatures w14:val="none"/>
         </w:rPr>
         <w:t>ii</w:t>
       </w:r>
@@ -3696,7 +3611,7 @@
           <w:color w:val="000000"/>
           <w:kern w:val="0"/>
           <w:lang w:val="es-ES" w:eastAsia="es-ES"/>
-          <ns2:ligatures ns2:val="none"/>
+          <w14:ligatures w14:val="none"/>
         </w:rPr>
         <w:t xml:space="preserve">) presentar una copia debidamente suscrita del Certificado </w:t>
       </w:r>
@@ -3707,7 +3622,7 @@
           <w:color w:val="000000"/>
           <w:kern w:val="0"/>
           <w:lang w:val="es-ES" w:eastAsia="es-ES"/>
-          <ns2:ligatures ns2:val="none"/>
+          <w14:ligatures w14:val="none"/>
         </w:rPr>
         <w:t/>
       </w:r>
@@ -3718,7 +3633,7 @@
           <w:color w:val="000000"/>
           <w:kern w:val="0"/>
           <w:lang w:val="es-ES" w:eastAsia="es-ES"/>
-          <ns2:ligatures ns2:val="none"/>
+          <w14:ligatures w14:val="none"/>
         </w:rPr>
         <w:t xml:space="preserve"> 001108144004895143 del Seguro de Desgravamen Triangular Consumo Soles materia de denuncia; (</w:t>
       </w:r>
@@ -3729,7 +3644,7 @@
           <w:color w:val="000000"/>
           <w:kern w:val="0"/>
           <w:lang w:val="es-ES" w:eastAsia="es-ES"/>
-          <ns2:ligatures ns2:val="none"/>
+          <w14:ligatures w14:val="none"/>
         </w:rPr>
         <w:t>iii</w:t>
       </w:r>
@@ -3740,7 +3655,7 @@
           <w:color w:val="000000"/>
           <w:kern w:val="0"/>
           <w:lang w:val="es-ES" w:eastAsia="es-ES"/>
-          <ns2:ligatures ns2:val="none"/>
+          <w14:ligatures w14:val="none"/>
         </w:rPr>
         <w:t>) presentar los medios probatorios que sustenten su negativa a otorgar la cobertura de los Seguros de Desgravamen a la parte denunciante; y, (</w:t>
       </w:r>
@@ -3751,7 +3666,7 @@
           <w:color w:val="000000"/>
           <w:kern w:val="0"/>
           <w:lang w:val="es-ES" w:eastAsia="es-ES"/>
-          <ns2:ligatures ns2:val="none"/>
+          <w14:ligatures w14:val="none"/>
         </w:rPr>
         <w:t>iv</w:t>
       </w:r>
@@ -3762,7 +3677,7 @@
           <w:color w:val="000000"/>
           <w:kern w:val="0"/>
           <w:lang w:val="es-ES" w:eastAsia="es-ES"/>
-          <ns2:ligatures ns2:val="none"/>
+          <w14:ligatures w14:val="none"/>
         </w:rPr>
         <w:t xml:space="preserve">) </w:t>
       </w:r>
@@ -3772,7 +3687,7 @@
           <w:color w:val="000000"/>
           <w:kern w:val="0"/>
           <w:lang w:val="es-ES" w:eastAsia="es-ES"/>
-          <ns2:ligatures ns2:val="none"/>
+          <w14:ligatures w14:val="none"/>
         </w:rPr>
         <w:lastRenderedPageBreak/>
         <w:t>presentar todas las comunicaciones cursadas con la parte denunciante en virtud del hecho materia de denuncia</w:t>
@@ -3783,12 +3698,12 @@
           <w:color w:val="000000"/>
           <w:kern w:val="0"/>
           <w:lang w:val="es-ES" w:eastAsia="es-ES"/>
-          <ns2:ligatures ns2:val="none"/>
+          <w14:ligatures w14:val="none"/>
         </w:rPr>
         <w:t>.</w:t>
       </w:r>
     </w:p>
-    <w:p ns2:paraId="48503CFE" ns2:textId="77777777">
+    <w:p>
       <w:pPr>
         <w:pStyle w:val="Prrafodelista"/>
         <w:spacing w:after="0" w:line="240" w:lineRule="auto"/>
@@ -3800,11 +3715,11 @@
           <w:kern w:val="0"/>
           <w:u w:val="single"/>
           <w:lang w:val="es-ES" w:eastAsia="es-ES"/>
-          <ns2:ligatures ns2:val="none"/>
-        </w:rPr>
-      </w:pPr>
-    </w:p>
-    <w:p ns2:paraId="4940B49E" ns2:textId="799AA0C3">
+          <w14:ligatures w14:val="none"/>
+        </w:rPr>
+      </w:pPr>
+    </w:p>
+    <w:p>
       <w:pPr>
         <w:pStyle w:val="Prrafodelista"/>
         <w:spacing w:after="0" w:line="240" w:lineRule="auto"/>
@@ -3816,7 +3731,7 @@
           <w:kern w:val="0"/>
           <w:u w:val="single"/>
           <w:lang w:val="es-ES" w:eastAsia="es-ES"/>
-          <ns2:ligatures ns2:val="none"/>
+          <w14:ligatures w14:val="none"/>
         </w:rPr>
       </w:pPr>
       <w:r>
@@ -3826,7 +3741,7 @@
           <w:kern w:val="0"/>
           <w:u w:val="single"/>
           <w:lang w:val="es-ES" w:eastAsia="es-ES"/>
-          <ns2:ligatures ns2:val="none"/>
+          <w14:ligatures w14:val="none"/>
         </w:rPr>
         <w:t>A</w:t>
       </w:r>
@@ -3837,7 +3752,7 @@
           <w:kern w:val="0"/>
           <w:u w:val="single"/>
           <w:lang w:val="es-ES" w:eastAsia="es-ES"/>
-          <ns2:ligatures ns2:val="none"/>
+          <w14:ligatures w14:val="none"/>
         </w:rPr>
         <w:t>l</w:t>
       </w:r>
@@ -3848,7 +3763,7 @@
           <w:kern w:val="0"/>
           <w:u w:val="single"/>
           <w:lang w:val="es-ES" w:eastAsia="es-ES"/>
-          <ns2:ligatures ns2:val="none"/>
+          <w14:ligatures w14:val="none"/>
         </w:rPr>
         <w:t xml:space="preserve"> </w:t>
       </w:r>
@@ -3859,7 +3774,7 @@
           <w:kern w:val="0"/>
           <w:u w:val="single"/>
           <w:lang w:val="es-ES" w:eastAsia="es-ES"/>
-          <ns2:ligatures ns2:val="none"/>
+          <w14:ligatures w14:val="none"/>
         </w:rPr>
         <w:t>Banco</w:t>
       </w:r>
@@ -3869,7 +3784,7 @@
           <w:color w:val="000000"/>
           <w:kern w:val="0"/>
           <w:lang w:val="es-ES" w:eastAsia="es-ES"/>
-          <ns2:ligatures ns2:val="none"/>
+          <w14:ligatures w14:val="none"/>
         </w:rPr>
         <w:t>:</w:t>
       </w:r>
@@ -3879,7 +3794,7 @@
           <w:color w:val="000000"/>
           <w:kern w:val="0"/>
           <w:lang w:eastAsia="es-ES"/>
-          <ns2:ligatures ns2:val="none"/>
+          <w14:ligatures w14:val="none"/>
         </w:rPr>
         <w:t xml:space="preserve"> </w:t>
       </w:r>
@@ -3889,7 +3804,7 @@
           <w:color w:val="000000"/>
           <w:kern w:val="0"/>
           <w:lang w:val="es-ES" w:eastAsia="es-ES"/>
-          <ns2:ligatures ns2:val="none"/>
+          <w14:ligatures w14:val="none"/>
         </w:rPr>
         <w:t xml:space="preserve">(i) presentar una copia debidamente suscrita del Certificado </w:t>
       </w:r>
@@ -3900,7 +3815,7 @@
           <w:color w:val="000000"/>
           <w:kern w:val="0"/>
           <w:lang w:val="es-ES" w:eastAsia="es-ES"/>
-          <ns2:ligatures ns2:val="none"/>
+          <w14:ligatures w14:val="none"/>
         </w:rPr>
         <w:t/>
       </w:r>
@@ -3911,7 +3826,7 @@
           <w:color w:val="000000"/>
           <w:kern w:val="0"/>
           <w:lang w:val="es-ES" w:eastAsia="es-ES"/>
-          <ns2:ligatures ns2:val="none"/>
+          <w14:ligatures w14:val="none"/>
         </w:rPr>
         <w:t xml:space="preserve"> 00110301924002094616 y/o Póliza del Seguro de Desgravamen </w:t>
       </w:r>
@@ -3922,7 +3837,7 @@
           <w:color w:val="000000"/>
           <w:kern w:val="0"/>
           <w:lang w:val="es-ES" w:eastAsia="es-ES"/>
-          <ns2:ligatures ns2:val="none"/>
+          <w14:ligatures w14:val="none"/>
         </w:rPr>
         <w:t>Contifacil</w:t>
       </w:r>
@@ -3933,7 +3848,7 @@
           <w:color w:val="000000"/>
           <w:kern w:val="0"/>
           <w:lang w:val="es-ES" w:eastAsia="es-ES"/>
-          <ns2:ligatures ns2:val="none"/>
+          <w14:ligatures w14:val="none"/>
         </w:rPr>
         <w:t xml:space="preserve"> Soles materia de denuncia; (</w:t>
       </w:r>
@@ -3944,7 +3859,7 @@
           <w:color w:val="000000"/>
           <w:kern w:val="0"/>
           <w:lang w:val="es-ES" w:eastAsia="es-ES"/>
-          <ns2:ligatures ns2:val="none"/>
+          <w14:ligatures w14:val="none"/>
         </w:rPr>
         <w:t>ii</w:t>
       </w:r>
@@ -3955,7 +3870,7 @@
           <w:color w:val="000000"/>
           <w:kern w:val="0"/>
           <w:lang w:val="es-ES" w:eastAsia="es-ES"/>
-          <ns2:ligatures ns2:val="none"/>
+          <w14:ligatures w14:val="none"/>
         </w:rPr>
         <w:t xml:space="preserve">) presentar una copia debidamente suscrita del Certificado </w:t>
       </w:r>
@@ -3966,7 +3881,7 @@
           <w:color w:val="000000"/>
           <w:kern w:val="0"/>
           <w:lang w:val="es-ES" w:eastAsia="es-ES"/>
-          <ns2:ligatures ns2:val="none"/>
+          <w14:ligatures w14:val="none"/>
         </w:rPr>
         <w:t/>
       </w:r>
@@ -3977,7 +3892,7 @@
           <w:color w:val="000000"/>
           <w:kern w:val="0"/>
           <w:lang w:val="es-ES" w:eastAsia="es-ES"/>
-          <ns2:ligatures ns2:val="none"/>
+          <w14:ligatures w14:val="none"/>
         </w:rPr>
         <w:t xml:space="preserve"> 001108144004895143 del Seguro de Desgravamen Triangular Consumo Soles materia de denuncia; y, (</w:t>
       </w:r>
@@ -3988,7 +3903,7 @@
           <w:color w:val="000000"/>
           <w:kern w:val="0"/>
           <w:lang w:val="es-ES" w:eastAsia="es-ES"/>
-          <ns2:ligatures ns2:val="none"/>
+          <w14:ligatures w14:val="none"/>
         </w:rPr>
         <w:t>iii</w:t>
       </w:r>
@@ -3999,7 +3914,7 @@
           <w:color w:val="000000"/>
           <w:kern w:val="0"/>
           <w:lang w:val="es-ES" w:eastAsia="es-ES"/>
-          <ns2:ligatures ns2:val="none"/>
+          <w14:ligatures w14:val="none"/>
         </w:rPr>
         <w:t>) presentar todas las comunicaciones cursadas con la parte denunciante en virtud del hecho materia de denuncia</w:t>
       </w:r>
@@ -4009,25 +3924,25 @@
           <w:color w:val="000000"/>
           <w:kern w:val="0"/>
           <w:lang w:val="es-ES" w:eastAsia="es-ES"/>
-          <ns2:ligatures ns2:val="none"/>
+          <w14:ligatures w14:val="none"/>
         </w:rPr>
         <w:t>.</w:t>
       </w:r>
     </w:p>
-    <w:p ns2:paraId="525DE1CC" ns2:textId="77777777">
-      <w:pPr>
-        <w:spacing w:after="0" w:line="240" w:lineRule="auto"/>
-        <w:jc w:val="both"/>
-        <w:rPr>
-          <w:rFonts w:ascii="Arial Narrow" w:eastAsia="Times New Roman" w:hAnsi="Arial Narrow" w:cs="Arial"/>
-          <w:color w:val="000000"/>
-          <w:kern w:val="0"/>
-          <w:lang w:val="es-ES" w:eastAsia="es-ES"/>
-          <ns2:ligatures ns2:val="none"/>
-        </w:rPr>
-      </w:pPr>
-    </w:p>
-    <w:p ns2:paraId="76AC2520" ns2:textId="77777777">
+    <w:p>
+      <w:pPr>
+        <w:spacing w:after="0" w:line="240" w:lineRule="auto"/>
+        <w:jc w:val="both"/>
+        <w:rPr>
+          <w:rFonts w:ascii="Arial Narrow" w:eastAsia="Times New Roman" w:hAnsi="Arial Narrow" w:cs="Arial"/>
+          <w:color w:val="000000"/>
+          <w:kern w:val="0"/>
+          <w:lang w:val="es-ES" w:eastAsia="es-ES"/>
+          <w14:ligatures w14:val="none"/>
+        </w:rPr>
+      </w:pPr>
+    </w:p>
+    <w:p>
       <w:pPr>
         <w:pStyle w:val="Prrafodelista"/>
         <w:spacing w:after="0" w:line="240" w:lineRule="auto"/>
@@ -4038,11 +3953,11 @@
           <w:color w:val="000000"/>
           <w:kern w:val="0"/>
           <w:lang w:val="es-ES" w:eastAsia="es-ES"/>
-          <ns2:ligatures ns2:val="none"/>
-        </w:rPr>
-      </w:pPr>
-    </w:p>
-    <w:p ns2:paraId="45192A8B" ns2:textId="77777777">
+          <w14:ligatures w14:val="none"/>
+        </w:rPr>
+      </w:pPr>
+    </w:p>
+    <w:p>
       <w:pPr>
         <w:pStyle w:val="Prrafodelista"/>
         <w:numPr>
@@ -4062,7 +3977,7 @@
           <w:color w:val="000000"/>
           <w:kern w:val="0"/>
           <w:lang w:eastAsia="es-PE"/>
-          <ns2:ligatures ns2:val="none"/>
+          <w14:ligatures w14:val="none"/>
         </w:rPr>
       </w:pPr>
       <w:r>
@@ -4072,12 +3987,12 @@
           <w:color w:val="000000"/>
           <w:kern w:val="0"/>
           <w:lang w:eastAsia="es-PE"/>
-          <ns2:ligatures ns2:val="none"/>
+          <w14:ligatures w14:val="none"/>
         </w:rPr>
         <w:t xml:space="preserve">RESOLUCIÓN DE LA SECRETARÍA TÉCNICA </w:t>
       </w:r>
     </w:p>
-    <w:p ns2:paraId="71820251" ns2:textId="77777777">
+    <w:p>
       <w:pPr>
         <w:spacing w:after="0" w:line="240" w:lineRule="auto"/>
         <w:jc w:val="both"/>
@@ -4087,11 +4002,11 @@
           <w:color w:val="000000"/>
           <w:kern w:val="0"/>
           <w:lang w:eastAsia="es-PE"/>
-          <ns2:ligatures ns2:val="none"/>
-        </w:rPr>
-      </w:pPr>
-    </w:p>
-    <w:p ns2:paraId="28D587B1" ns2:textId="1E2E6059">
+          <w14:ligatures w14:val="none"/>
+        </w:rPr>
+      </w:pPr>
+    </w:p>
+    <w:p>
       <w:pPr>
         <w:spacing w:after="0" w:line="240" w:lineRule="auto"/>
         <w:jc w:val="both"/>
@@ -4101,7 +4016,7 @@
           <w:kern w:val="0"/>
           <w:shd w:val="clear" w:color="auto" w:fill="FFFFFF"/>
           <w:lang w:eastAsia="es-PE"/>
-          <ns2:ligatures ns2:val="none"/>
+          <w14:ligatures w14:val="none"/>
         </w:rPr>
       </w:pPr>
       <w:r>
@@ -4111,7 +4026,7 @@
           <w:color w:val="000000"/>
           <w:kern w:val="0"/>
           <w:lang w:eastAsia="es-PE"/>
-          <ns2:ligatures ns2:val="none"/>
+          <w14:ligatures w14:val="none"/>
         </w:rPr>
         <w:t xml:space="preserve">PRIMERO: admitir a trámite la denuncia del 20 de febrero de 2025, subsanada mediante escrito del 12 de junio de 2025, interpuesta por la señora [DENUNCIANTE] contra Rímac Seguros y Reaseguros S.A. y el Banco BBVA Perú S.A., por lo siguiente:</w:t>
       </w:r>
@@ -4122,7 +4037,7 @@
           <w:kern w:val="0"/>
           <w:shd w:val="clear" w:color="auto" w:fill="FFFFFF"/>
           <w:lang w:eastAsia="es-PE"/>
-          <ns2:ligatures ns2:val="none"/>
+          <w14:ligatures w14:val="none"/>
         </w:rPr>
         <w:t xml:space="preserve"/>
       </w:r>
@@ -4132,7 +4047,7 @@
           <w:color w:val="000000"/>
           <w:kern w:val="0"/>
           <w:lang w:val="es-ES" w:eastAsia="es-ES"/>
-          <ns2:ligatures ns2:val="none"/>
+          <w14:ligatures w14:val="none"/>
         </w:rPr>
         <w:t/>
       </w:r>
@@ -4142,7 +4057,7 @@
           <w:color w:val="000000"/>
           <w:kern w:val="0"/>
           <w:lang w:val="es-ES" w:eastAsia="es-ES"/>
-          <ns2:ligatures ns2:val="none"/>
+          <w14:ligatures w14:val="none"/>
         </w:rPr>
         <w:t xml:space="preserve"/>
       </w:r>
@@ -4153,7 +4068,7 @@
           <w:kern w:val="0"/>
           <w:shd w:val="clear" w:color="auto" w:fill="FFFFFF"/>
           <w:lang w:eastAsia="es-PE"/>
-          <ns2:ligatures ns2:val="none"/>
+          <w14:ligatures w14:val="none"/>
         </w:rPr>
         <w:t xml:space="preserve"/>
       </w:r>
@@ -4163,7 +4078,7 @@
           <w:bCs/>
           <w:spacing w:val="-3"/>
           <w:kern w:val="0"/>
-          <ns2:ligatures ns2:val="none"/>
+          <w14:ligatures w14:val="none"/>
         </w:rPr>
         <w:t xml:space="preserve"/>
       </w:r>
@@ -4174,7 +4089,7 @@
           <w:kern w:val="0"/>
           <w:shd w:val="clear" w:color="auto" w:fill="FFFFFF"/>
           <w:lang w:eastAsia="es-PE"/>
-          <ns2:ligatures ns2:val="none"/>
+          <w14:ligatures w14:val="none"/>
         </w:rPr>
         <w:t xml:space="preserve"/>
       </w:r>
@@ -4186,7 +4101,7 @@
           <w:kern w:val="0"/>
           <w:shd w:val="clear" w:color="auto" w:fill="FFFFFF"/>
           <w:lang w:eastAsia="es-PE"/>
-          <ns2:ligatures ns2:val="none"/>
+          <w14:ligatures w14:val="none"/>
         </w:rPr>
         <w:t/>
       </w:r>
@@ -4198,7 +4113,7 @@
           <w:kern w:val="0"/>
           <w:shd w:val="clear" w:color="auto" w:fill="FFFFFF"/>
           <w:lang w:eastAsia="es-PE"/>
-          <ns2:ligatures ns2:val="none"/>
+          <w14:ligatures w14:val="none"/>
         </w:rPr>
         <w:t xml:space="preserve"/>
       </w:r>
@@ -4210,7 +4125,7 @@
           <w:kern w:val="0"/>
           <w:shd w:val="clear" w:color="auto" w:fill="FFFFFF"/>
           <w:lang w:eastAsia="es-PE"/>
-          <ns2:ligatures ns2:val="none"/>
+          <w14:ligatures w14:val="none"/>
         </w:rPr>
         <w:t/>
       </w:r>
@@ -4222,7 +4137,7 @@
           <w:kern w:val="0"/>
           <w:shd w:val="clear" w:color="auto" w:fill="FFFFFF"/>
           <w:lang w:eastAsia="es-PE"/>
-          <ns2:ligatures ns2:val="none"/>
+          <w14:ligatures w14:val="none"/>
         </w:rPr>
         <w:t xml:space="preserve"/>
       </w:r>
@@ -4233,7 +4148,7 @@
           <w:kern w:val="0"/>
           <w:shd w:val="clear" w:color="auto" w:fill="FFFFFF"/>
           <w:lang w:eastAsia="es-PE"/>
-          <ns2:ligatures ns2:val="none"/>
+          <w14:ligatures w14:val="none"/>
         </w:rPr>
         <w:t xml:space="preserve"/>
       </w:r>
@@ -4258,7 +4173,7 @@
           <w:kern w:val="0"/>
           <w:shd w:val="clear" w:color="auto" w:fill="FFFFFF"/>
           <w:lang w:eastAsia="es-PE"/>
-          <ns2:ligatures ns2:val="none"/>
+          <w14:ligatures w14:val="none"/>
         </w:rPr>
         <w:t xml:space="preserve"/>
       </w:r>
@@ -4269,12 +4184,12 @@
           <w:kern w:val="0"/>
           <w:shd w:val="clear" w:color="auto" w:fill="FFFFFF"/>
           <w:lang w:eastAsia="es-PE"/>
-          <ns2:ligatures ns2:val="none"/>
+          <w14:ligatures w14:val="none"/>
         </w:rPr>
         <w:t/>
       </w:r>
     </w:p>
-    <w:p ns2:paraId="6382165D" ns2:textId="77777777">
+    <w:p>
       <w:pPr>
         <w:spacing w:after="0" w:line="240" w:lineRule="auto"/>
         <w:jc w:val="both"/>
@@ -4283,11 +4198,11 @@
           <w:color w:val="000000"/>
           <w:kern w:val="0"/>
           <w:lang w:eastAsia="es-PE"/>
-          <ns2:ligatures ns2:val="none"/>
-        </w:rPr>
-      </w:pPr>
-    </w:p>
-    <w:p ns2:paraId="140BEED1" ns2:textId="766C7F5F">
+          <w14:ligatures w14:val="none"/>
+        </w:rPr>
+      </w:pPr>
+    </w:p>
+    <w:p>
       <w:pPr>
         <w:pStyle w:val="Prrafodelista"/>
         <w:numPr>
@@ -4305,7 +4220,7 @@
           <w:rFonts w:ascii="Arial Narrow" w:eastAsia="Calibri" w:hAnsi="Arial Narrow" w:cs="Arial Narrow"/>
           <w:kern w:val="0"/>
           <w:lang w:eastAsia="es-PE"/>
-          <ns2:ligatures ns2:val="none"/>
+          <w14:ligatures w14:val="none"/>
         </w:rPr>
       </w:pPr>
       <w:r>
@@ -4314,7 +4229,7 @@
           <w:color w:val="000000"/>
           <w:kern w:val="0"/>
           <w:lang w:eastAsia="es-PE"/>
-          <ns2:ligatures ns2:val="none"/>
+          <w14:ligatures w14:val="none"/>
         </w:rPr>
         <w:t xml:space="preserve">Presunta infracción a los artículos 18 y 19 de la Ley 29571, Código de Protección y Defensa del Consumidor, en tanto Rímac Seguros y Reaseguros S.A. se habría negado injustificadamente a otorgar la denunciante la cobertura del Seguro de Desgravamen Triangular Consumo Soles – Certificado 001108144004895143 por el fallecimiento del señor [APELLIDO] el 22 de octubre de 2024.</w:t>
       </w:r>
@@ -4324,7 +4239,7 @@
           <w:kern w:val="0"/>
           <w:shd w:val="clear" w:color="auto" w:fill="FFFFFF"/>
           <w:lang w:eastAsia="es-PE"/>
-          <ns2:ligatures ns2:val="none"/>
+          <w14:ligatures w14:val="none"/>
         </w:rPr>
         <w:t xml:space="preserve"/>
       </w:r>
@@ -4333,7 +4248,7 @@
           <w:rFonts w:ascii="Arial Narrow" w:eastAsia="Calibri" w:hAnsi="Arial Narrow" w:cs="Arial Narrow"/>
           <w:kern w:val="0"/>
           <w:lang w:eastAsia="es-PE"/>
-          <ns2:ligatures ns2:val="none"/>
+          <w14:ligatures w14:val="none"/>
         </w:rPr>
         <w:t xml:space="preserve"/>
       </w:r>
@@ -4343,7 +4258,7 @@
           <w:kern w:val="0"/>
           <w:shd w:val="clear" w:color="auto" w:fill="FFFFFF"/>
           <w:lang w:eastAsia="es-PE"/>
-          <ns2:ligatures ns2:val="none"/>
+          <w14:ligatures w14:val="none"/>
         </w:rPr>
         <w:t xml:space="preserve"/>
       </w:r>
@@ -4360,7 +4275,7 @@
           <w:kern w:val="0"/>
           <w:shd w:val="clear" w:color="auto" w:fill="FFFFFF"/>
           <w:lang w:eastAsia="es-PE"/>
-          <ns2:ligatures ns2:val="none"/>
+          <w14:ligatures w14:val="none"/>
         </w:rPr>
         <w:t xml:space="preserve"/>
       </w:r>
@@ -4370,7 +4285,7 @@
           <w:kern w:val="0"/>
           <w:shd w:val="clear" w:color="auto" w:fill="FFFFFF"/>
           <w:lang w:eastAsia="es-PE"/>
-          <ns2:ligatures ns2:val="none"/>
+          <w14:ligatures w14:val="none"/>
         </w:rPr>
         <w:t xml:space="preserve"/>
       </w:r>
@@ -4380,7 +4295,7 @@
           <w:color w:val="000000"/>
           <w:kern w:val="0"/>
           <w:lang w:eastAsia="es-ES"/>
-          <ns2:ligatures ns2:val="none"/>
+          <w14:ligatures w14:val="none"/>
         </w:rPr>
         <w:t/>
       </w:r>
@@ -4390,7 +4305,7 @@
           <w:color w:val="000000"/>
           <w:kern w:val="0"/>
           <w:lang w:eastAsia="es-ES"/>
-          <ns2:ligatures ns2:val="none"/>
+          <w14:ligatures w14:val="none"/>
         </w:rPr>
         <w:t xml:space="preserve"/>
       </w:r>
@@ -4400,7 +4315,7 @@
           <w:kern w:val="0"/>
           <w:shd w:val="clear" w:color="auto" w:fill="FFFFFF"/>
           <w:lang w:eastAsia="es-PE"/>
-          <ns2:ligatures ns2:val="none"/>
+          <w14:ligatures w14:val="none"/>
         </w:rPr>
         <w:t xml:space="preserve"/>
       </w:r>
@@ -4410,7 +4325,7 @@
           <w:kern w:val="0"/>
           <w:shd w:val="clear" w:color="auto" w:fill="FFFFFF"/>
           <w:lang w:eastAsia="es-PE"/>
-          <ns2:ligatures ns2:val="none"/>
+          <w14:ligatures w14:val="none"/>
         </w:rPr>
         <w:t/>
       </w:r>
@@ -4420,7 +4335,7 @@
           <w:color w:val="000000"/>
           <w:kern w:val="0"/>
           <w:lang w:eastAsia="es-ES"/>
-          <ns2:ligatures ns2:val="none"/>
+          <w14:ligatures w14:val="none"/>
         </w:rPr>
         <w:t xml:space="preserve"/>
       </w:r>
@@ -4430,7 +4345,7 @@
           <w:color w:val="000000"/>
           <w:kern w:val="0"/>
           <w:lang w:eastAsia="es-ES"/>
-          <ns2:ligatures ns2:val="none"/>
+          <w14:ligatures w14:val="none"/>
         </w:rPr>
         <w:t xml:space="preserve"/>
       </w:r>
@@ -4440,7 +4355,7 @@
           <w:color w:val="000000"/>
           <w:kern w:val="0"/>
           <w:lang w:eastAsia="es-ES"/>
-          <ns2:ligatures ns2:val="none"/>
+          <w14:ligatures w14:val="none"/>
         </w:rPr>
         <w:t xml:space="preserve"/>
       </w:r>
@@ -4450,12 +4365,12 @@
           <w:color w:val="000000"/>
           <w:kern w:val="0"/>
           <w:lang w:eastAsia="es-ES"/>
-          <ns2:ligatures ns2:val="none"/>
+          <w14:ligatures w14:val="none"/>
         </w:rPr>
         <w:t/>
       </w:r>
     </w:p>
-    <w:p ns2:paraId="1BB297F4" ns2:textId="77777777">
+    <w:p>
       <w:pPr>
         <w:pStyle w:val="Prrafodelista"/>
         <w:spacing w:after="0" w:line="240" w:lineRule="auto"/>
@@ -4465,11 +4380,11 @@
           <w:rFonts w:ascii="Arial Narrow" w:eastAsia="Calibri" w:hAnsi="Arial Narrow" w:cs="Arial Narrow"/>
           <w:kern w:val="0"/>
           <w:lang w:eastAsia="es-PE"/>
-          <ns2:ligatures ns2:val="none"/>
-        </w:rPr>
-      </w:pPr>
-    </w:p>
-    <w:p ns2:paraId="4E1BCC8F" ns2:textId="35AB6DEE">
+          <w14:ligatures w14:val="none"/>
+        </w:rPr>
+      </w:pPr>
+    </w:p>
+    <w:p>
       <w:pPr>
         <w:pStyle w:val="Prrafodelista"/>
         <w:numPr>
@@ -4487,7 +4402,7 @@
           <w:rFonts w:ascii="Arial Narrow" w:eastAsia="Calibri" w:hAnsi="Arial Narrow" w:cs="Arial Narrow"/>
           <w:kern w:val="0"/>
           <w:lang w:eastAsia="es-PE"/>
-          <ns2:ligatures ns2:val="none"/>
+          <w14:ligatures w14:val="none"/>
         </w:rPr>
       </w:pPr>
       <w:r>
@@ -4496,7 +4411,7 @@
           <w:color w:val="000000"/>
           <w:kern w:val="0"/>
           <w:lang w:eastAsia="es-PE"/>
-          <ns2:ligatures ns2:val="none"/>
+          <w14:ligatures w14:val="none"/>
         </w:rPr>
         <w:t xml:space="preserve">Presunta infracción a los artículos 18 y 19 de la Ley 29571, Código de Protección y Defensa del Consumidor, en tanto Rímac Seguros y Reaseguros S.A. se habría negado injustificadamente a otorgar a la denunciante la cobertura del Seguro de Desgravamen Triangular Consumo Soles – Certificado 00110301924002094616 por el fallecimiento del señor [APELLIDO] el 22 de octubre de 2024.</w:t>
       </w:r>
@@ -4506,7 +4421,7 @@
           <w:kern w:val="0"/>
           <w:shd w:val="clear" w:color="auto" w:fill="FFFFFF"/>
           <w:lang w:eastAsia="es-PE"/>
-          <ns2:ligatures ns2:val="none"/>
+          <w14:ligatures w14:val="none"/>
         </w:rPr>
         <w:t xml:space="preserve"/>
       </w:r>
@@ -4515,7 +4430,7 @@
           <w:rFonts w:ascii="Arial Narrow" w:eastAsia="Calibri" w:hAnsi="Arial Narrow" w:cs="Arial Narrow"/>
           <w:kern w:val="0"/>
           <w:lang w:eastAsia="es-PE"/>
-          <ns2:ligatures ns2:val="none"/>
+          <w14:ligatures w14:val="none"/>
         </w:rPr>
         <w:t xml:space="preserve"/>
       </w:r>
@@ -4525,7 +4440,7 @@
           <w:kern w:val="0"/>
           <w:shd w:val="clear" w:color="auto" w:fill="FFFFFF"/>
           <w:lang w:eastAsia="es-PE"/>
-          <ns2:ligatures ns2:val="none"/>
+          <w14:ligatures w14:val="none"/>
         </w:rPr>
         <w:t xml:space="preserve"/>
       </w:r>
@@ -4542,7 +4457,7 @@
           <w:kern w:val="0"/>
           <w:shd w:val="clear" w:color="auto" w:fill="FFFFFF"/>
           <w:lang w:eastAsia="es-PE"/>
-          <ns2:ligatures ns2:val="none"/>
+          <w14:ligatures w14:val="none"/>
         </w:rPr>
         <w:t xml:space="preserve"/>
       </w:r>
@@ -4552,7 +4467,7 @@
           <w:kern w:val="0"/>
           <w:shd w:val="clear" w:color="auto" w:fill="FFFFFF"/>
           <w:lang w:eastAsia="es-PE"/>
-          <ns2:ligatures ns2:val="none"/>
+          <w14:ligatures w14:val="none"/>
         </w:rPr>
         <w:t xml:space="preserve"/>
       </w:r>
@@ -4562,7 +4477,7 @@
           <w:kern w:val="0"/>
           <w:shd w:val="clear" w:color="auto" w:fill="FFFFFF"/>
           <w:lang w:eastAsia="es-PE"/>
-          <ns2:ligatures ns2:val="none"/>
+          <w14:ligatures w14:val="none"/>
         </w:rPr>
         <w:t xml:space="preserve"/>
       </w:r>
@@ -4572,7 +4487,7 @@
           <w:color w:val="000000"/>
           <w:kern w:val="0"/>
           <w:lang w:eastAsia="es-ES"/>
-          <ns2:ligatures ns2:val="none"/>
+          <w14:ligatures w14:val="none"/>
         </w:rPr>
         <w:t xml:space="preserve"/>
       </w:r>
@@ -4582,7 +4497,7 @@
           <w:kern w:val="0"/>
           <w:shd w:val="clear" w:color="auto" w:fill="FFFFFF"/>
           <w:lang w:eastAsia="es-PE"/>
-          <ns2:ligatures ns2:val="none"/>
+          <w14:ligatures w14:val="none"/>
         </w:rPr>
         <w:t/>
       </w:r>
@@ -4592,7 +4507,7 @@
           <w:color w:val="000000"/>
           <w:kern w:val="0"/>
           <w:lang w:eastAsia="es-ES"/>
-          <ns2:ligatures ns2:val="none"/>
+          <w14:ligatures w14:val="none"/>
         </w:rPr>
         <w:t xml:space="preserve"/>
       </w:r>
@@ -4602,12 +4517,12 @@
           <w:color w:val="000000"/>
           <w:kern w:val="0"/>
           <w:lang w:eastAsia="es-ES"/>
-          <ns2:ligatures ns2:val="none"/>
+          <w14:ligatures w14:val="none"/>
         </w:rPr>
         <w:t/>
       </w:r>
     </w:p>
-    <w:p ns2:paraId="3DAA6CC6" ns2:textId="77777777">
+    <w:p>
       <w:pPr>
         <w:pStyle w:val="Prrafodelista"/>
         <w:spacing w:after="0" w:line="240" w:lineRule="auto"/>
@@ -4617,11 +4532,11 @@
           <w:rFonts w:ascii="Arial Narrow" w:eastAsia="Calibri" w:hAnsi="Arial Narrow" w:cs="Arial Narrow"/>
           <w:kern w:val="0"/>
           <w:lang w:eastAsia="es-PE"/>
-          <ns2:ligatures ns2:val="none"/>
-        </w:rPr>
-      </w:pPr>
-    </w:p>
-    <w:p ns2:paraId="2D7C2FFA" ns2:textId="16FB8E62">
+          <w14:ligatures w14:val="none"/>
+        </w:rPr>
+      </w:pPr>
+    </w:p>
+    <w:p>
       <w:pPr>
         <w:pStyle w:val="Prrafodelista"/>
         <w:numPr>
@@ -4639,7 +4554,7 @@
           <w:rFonts w:ascii="Arial Narrow" w:eastAsia="Calibri" w:hAnsi="Arial Narrow" w:cs="Arial Narrow"/>
           <w:kern w:val="0"/>
           <w:lang w:eastAsia="es-PE"/>
-          <ns2:ligatures ns2:val="none"/>
+          <w14:ligatures w14:val="none"/>
         </w:rPr>
       </w:pPr>
       <w:r>
@@ -4648,7 +4563,7 @@
           <w:color w:val="000000"/>
           <w:kern w:val="0"/>
           <w:lang w:eastAsia="es-PE"/>
-          <ns2:ligatures ns2:val="none"/>
+          <w14:ligatures w14:val="none"/>
         </w:rPr>
         <w:t>Presunta infracción al literal g) del artículo 56 de la Ley 29571, Código de Protección y Defensa del Consumidor</w:t>
       </w:r>
@@ -4658,7 +4573,7 @@
           <w:kern w:val="0"/>
           <w:shd w:val="clear" w:color="auto" w:fill="FFFFFF"/>
           <w:lang w:eastAsia="es-PE"/>
-          <ns2:ligatures ns2:val="none"/>
+          <w14:ligatures w14:val="none"/>
         </w:rPr>
         <w:t xml:space="preserve">, en tanto </w:t>
       </w:r>
@@ -4666,7 +4581,7 @@
         <w:rPr>
           <w:rFonts w:ascii="Arial Narrow" w:eastAsia="Arial Narrow" w:hAnsi="Arial Narrow" w:cs="Arial Narrow"/>
           <w:kern w:val="0"/>
-          <ns2:ligatures ns2:val="none"/>
+          <w14:ligatures w14:val="none"/>
         </w:rPr>
         <w:t xml:space="preserve">los proveedores denunciados habrían requerido indebidamente a la denunciante </w:t>
       </w:r>
@@ -4676,7 +4591,7 @@
           <w:color w:val="000000"/>
           <w:kern w:val="0"/>
           <w:lang w:eastAsia="es-ES"/>
-          <ns2:ligatures ns2:val="none"/>
+          <w14:ligatures w14:val="none"/>
         </w:rPr>
         <w:t xml:space="preserve">documentación médica </w:t>
       </w:r>
@@ -4686,7 +4601,7 @@
           <w:color w:val="000000"/>
           <w:kern w:val="0"/>
           <w:lang w:eastAsia="es-ES"/>
-          <ns2:ligatures ns2:val="none"/>
+          <w14:ligatures w14:val="none"/>
         </w:rPr>
         <w:t>ante la solicitud de cobertura de los Seguros de Desgravamen contratados por su cónyuge</w:t>
       </w:r>
@@ -4696,7 +4611,7 @@
           <w:color w:val="000000"/>
           <w:kern w:val="0"/>
           <w:lang w:eastAsia="es-ES"/>
-          <ns2:ligatures ns2:val="none"/>
+          <w14:ligatures w14:val="none"/>
         </w:rPr>
         <w:t xml:space="preserve">, pese a que </w:t>
       </w:r>
@@ -4706,7 +4621,7 @@
           <w:color w:val="000000"/>
           <w:kern w:val="0"/>
           <w:lang w:eastAsia="es-ES"/>
-          <ns2:ligatures ns2:val="none"/>
+          <w14:ligatures w14:val="none"/>
         </w:rPr>
         <w:t>habían sido remitidos con anterioridad</w:t>
       </w:r>
@@ -4716,23 +4631,23 @@
           <w:color w:val="000000"/>
           <w:kern w:val="0"/>
           <w:lang w:eastAsia="es-ES"/>
-          <ns2:ligatures ns2:val="none"/>
+          <w14:ligatures w14:val="none"/>
         </w:rPr>
         <w:t xml:space="preserve">. </w:t>
       </w:r>
     </w:p>
-    <w:p ns2:paraId="1DEB3481" ns2:textId="77777777">
-      <w:pPr>
-        <w:spacing w:after="0" w:line="240" w:lineRule="auto"/>
-        <w:jc w:val="both"/>
-        <w:rPr>
-          <w:rFonts w:ascii="Arial Narrow" w:eastAsia="Arial Narrow" w:hAnsi="Arial Narrow" w:cs="Arial Narrow"/>
-          <w:kern w:val="0"/>
-          <ns2:ligatures ns2:val="none"/>
-        </w:rPr>
-      </w:pPr>
-    </w:p>
-    <w:p ns2:paraId="634A0D61" ns2:textId="0342C01A">
+    <w:p>
+      <w:pPr>
+        <w:spacing w:after="0" w:line="240" w:lineRule="auto"/>
+        <w:jc w:val="both"/>
+        <w:rPr>
+          <w:rFonts w:ascii="Arial Narrow" w:eastAsia="Arial Narrow" w:hAnsi="Arial Narrow" w:cs="Arial Narrow"/>
+          <w:kern w:val="0"/>
+          <w14:ligatures w14:val="none"/>
+        </w:rPr>
+      </w:pPr>
+    </w:p>
+    <w:p>
       <w:pPr>
         <w:spacing w:line="240" w:lineRule="auto"/>
         <w:contextualSpacing/>
@@ -4740,7 +4655,7 @@
         <w:rPr>
           <w:rFonts w:ascii="Arial Narrow" w:eastAsia="Calibri" w:hAnsi="Arial Narrow" w:cs="Arial"/>
           <w:kern w:val="0"/>
-          <ns2:ligatures ns2:val="none"/>
+          <w14:ligatures w14:val="none"/>
         </w:rPr>
       </w:pPr>
       <w:r>
@@ -4750,7 +4665,7 @@
           <w:color w:val="000000"/>
           <w:kern w:val="0"/>
           <w:lang w:eastAsia="es-PE"/>
-          <ns2:ligatures ns2:val="none"/>
+          <w14:ligatures w14:val="none"/>
         </w:rPr>
         <w:t>SEGUNDO:</w:t>
       </w:r>
@@ -4760,7 +4675,7 @@
           <w:color w:val="000000"/>
           <w:kern w:val="0"/>
           <w:lang w:eastAsia="es-PE"/>
-          <ns2:ligatures ns2:val="none"/>
+          <w14:ligatures w14:val="none"/>
         </w:rPr>
         <w:t xml:space="preserve"> tener por ofrecidos los medios probatorios presentados en el escrito de denuncia </w:t>
       </w:r>
@@ -4770,7 +4685,7 @@
           <w:color w:val="000000"/>
           <w:kern w:val="0"/>
           <w:lang w:val="es-ES" w:eastAsia="es-ES"/>
-          <ns2:ligatures ns2:val="none"/>
+          <w14:ligatures w14:val="none"/>
         </w:rPr>
         <w:t xml:space="preserve">del </w:t>
       </w:r>
@@ -4780,7 +4695,7 @@
           <w:color w:val="000000"/>
           <w:kern w:val="0"/>
           <w:lang w:val="es-ES" w:eastAsia="es-ES"/>
-          <ns2:ligatures ns2:val="none"/>
+          <w14:ligatures w14:val="none"/>
         </w:rPr>
         <w:t>20 de febrero de 2025, subsanada</w:t>
       </w:r>
@@ -4790,7 +4705,7 @@
           <w:color w:val="000000"/>
           <w:kern w:val="0"/>
           <w:lang w:val="es-ES" w:eastAsia="es-ES"/>
-          <ns2:ligatures ns2:val="none"/>
+          <w14:ligatures w14:val="none"/>
         </w:rPr>
         <w:t xml:space="preserve"> mediante escrito del 12 de junio de 2025</w:t>
       </w:r>
@@ -4798,12 +4713,12 @@
         <w:rPr>
           <w:rFonts w:ascii="Arial Narrow" w:eastAsia="Calibri" w:hAnsi="Arial Narrow" w:cs="Arial"/>
           <w:kern w:val="0"/>
-          <ns2:ligatures ns2:val="none"/>
+          <w14:ligatures w14:val="none"/>
         </w:rPr>
         <w:t>.</w:t>
       </w:r>
     </w:p>
-    <w:p ns2:paraId="2AF03E3F" ns2:textId="77777777">
+    <w:p>
       <w:pPr>
         <w:spacing w:line="240" w:lineRule="auto"/>
         <w:contextualSpacing/>
@@ -4813,20 +4728,20 @@
           <w:color w:val="000000"/>
           <w:kern w:val="0"/>
           <w:lang w:eastAsia="es-PE"/>
-          <ns2:ligatures ns2:val="none"/>
-        </w:rPr>
-      </w:pPr>
-    </w:p>
-    <w:p ns2:paraId="5D90C1F7" ns2:textId="1CAED550">
-      <w:pPr>
-        <w:spacing w:after="0" w:line="240" w:lineRule="auto"/>
-        <w:jc w:val="both"/>
-        <w:rPr>
-          <w:rFonts w:ascii="Arial Narrow" w:eastAsia="Arial Narrow" w:hAnsi="Arial Narrow" w:cs="Arial Narrow"/>
-          <w:color w:val="000000"/>
-          <w:kern w:val="0"/>
-          <w:lang w:eastAsia="es-PE"/>
-          <ns2:ligatures ns2:val="none"/>
+          <w14:ligatures w14:val="none"/>
+        </w:rPr>
+      </w:pPr>
+    </w:p>
+    <w:p>
+      <w:pPr>
+        <w:spacing w:after="0" w:line="240" w:lineRule="auto"/>
+        <w:jc w:val="both"/>
+        <w:rPr>
+          <w:rFonts w:ascii="Arial Narrow" w:eastAsia="Arial Narrow" w:hAnsi="Arial Narrow" w:cs="Arial Narrow"/>
+          <w:color w:val="000000"/>
+          <w:kern w:val="0"/>
+          <w:lang w:eastAsia="es-PE"/>
+          <w14:ligatures w14:val="none"/>
         </w:rPr>
       </w:pPr>
       <w:r>
@@ -4836,7 +4751,7 @@
           <w:color w:val="000000"/>
           <w:kern w:val="0"/>
           <w:lang w:eastAsia="es-PE"/>
-          <ns2:ligatures ns2:val="none"/>
+          <w14:ligatures w14:val="none"/>
         </w:rPr>
         <w:t xml:space="preserve">TERCERO: </w:t>
       </w:r>
@@ -4846,7 +4761,7 @@
           <w:color w:val="000000"/>
           <w:kern w:val="0"/>
           <w:lang w:eastAsia="es-PE"/>
-          <ns2:ligatures ns2:val="none"/>
+          <w14:ligatures w14:val="none"/>
         </w:rPr>
         <w:t xml:space="preserve">requerir a </w:t>
       </w:r>
@@ -4884,7 +4799,7 @@
           <w:color w:val="000000"/>
           <w:kern w:val="0"/>
           <w:lang w:eastAsia="es-PE"/>
-          <ns2:ligatures ns2:val="none"/>
+          <w14:ligatures w14:val="none"/>
         </w:rPr>
         <w:t>que cumpla</w:t>
       </w:r>
@@ -4894,7 +4809,7 @@
           <w:color w:val="000000"/>
           <w:kern w:val="0"/>
           <w:lang w:eastAsia="es-PE"/>
-          <ns2:ligatures ns2:val="none"/>
+          <w14:ligatures w14:val="none"/>
         </w:rPr>
         <w:t>n</w:t>
       </w:r>
@@ -4904,12 +4819,12 @@
           <w:color w:val="000000"/>
           <w:kern w:val="0"/>
           <w:lang w:eastAsia="es-PE"/>
-          <ns2:ligatures ns2:val="none"/>
+          <w14:ligatures w14:val="none"/>
         </w:rPr>
         <w:t xml:space="preserve"> con lo siguiente:</w:t>
       </w:r>
     </w:p>
-    <w:p ns2:paraId="156DFAB9" ns2:textId="77777777">
+    <w:p>
       <w:pPr>
         <w:spacing w:after="0" w:line="240" w:lineRule="auto"/>
         <w:jc w:val="both"/>
@@ -4918,11 +4833,11 @@
           <w:color w:val="000000"/>
           <w:kern w:val="0"/>
           <w:lang w:eastAsia="es-PE"/>
-          <ns2:ligatures ns2:val="none"/>
-        </w:rPr>
-      </w:pPr>
-    </w:p>
-    <w:p ns2:paraId="37384474" ns2:textId="77777777">
+          <w14:ligatures w14:val="none"/>
+        </w:rPr>
+      </w:pPr>
+    </w:p>
+    <w:p>
       <w:pPr>
         <w:numPr>
           <w:ilvl w:val="0"/>
@@ -4936,21 +4851,21 @@
           <w:color w:val="000000"/>
           <w:kern w:val="0"/>
           <w:lang w:eastAsia="es-PE"/>
-          <ns2:ligatures ns2:val="none"/>
-        </w:rPr>
-      </w:pPr>
-      <w:r>
-        <w:rPr>
-          <w:rFonts w:ascii="Arial Narrow" w:eastAsia="Arial Narrow" w:hAnsi="Arial Narrow" w:cs="Arial Narrow"/>
-          <w:color w:val="000000"/>
-          <w:kern w:val="0"/>
-          <w:lang w:eastAsia="es-PE"/>
-          <ns2:ligatures ns2:val="none"/>
+          <w14:ligatures w14:val="none"/>
+        </w:rPr>
+      </w:pPr>
+      <w:r>
+        <w:rPr>
+          <w:rFonts w:ascii="Arial Narrow" w:eastAsia="Arial Narrow" w:hAnsi="Arial Narrow" w:cs="Arial Narrow"/>
+          <w:color w:val="000000"/>
+          <w:kern w:val="0"/>
+          <w:lang w:eastAsia="es-PE"/>
+          <w14:ligatures w14:val="none"/>
         </w:rPr>
         <w:t>presentar documentos que acrediten su inscripción en los Registros Públicos o una declaración jurada que indique que cuenta con dicha inscripción;</w:t>
       </w:r>
     </w:p>
-    <w:p ns2:paraId="04A6E74B" ns2:textId="77777777">
+    <w:p>
       <w:pPr>
         <w:numPr>
           <w:ilvl w:val="0"/>
@@ -4964,21 +4879,21 @@
           <w:color w:val="000000"/>
           <w:kern w:val="0"/>
           <w:lang w:eastAsia="es-PE"/>
-          <ns2:ligatures ns2:val="none"/>
-        </w:rPr>
-      </w:pPr>
-      <w:r>
-        <w:rPr>
-          <w:rFonts w:ascii="Arial Narrow" w:eastAsia="Arial Narrow" w:hAnsi="Arial Narrow" w:cs="Arial Narrow"/>
-          <w:color w:val="000000"/>
-          <w:kern w:val="0"/>
-          <w:lang w:eastAsia="es-PE"/>
-          <ns2:ligatures ns2:val="none"/>
+          <w14:ligatures w14:val="none"/>
+        </w:rPr>
+      </w:pPr>
+      <w:r>
+        <w:rPr>
+          <w:rFonts w:ascii="Arial Narrow" w:eastAsia="Arial Narrow" w:hAnsi="Arial Narrow" w:cs="Arial Narrow"/>
+          <w:color w:val="000000"/>
+          <w:kern w:val="0"/>
+          <w:lang w:eastAsia="es-PE"/>
+          <w14:ligatures w14:val="none"/>
         </w:rPr>
         <w:t>presentar copia simple de las facultades de representación de su representante legal en el presente procedimiento o la declaración jurada que indique que cuenta con dichas facultades y que estas se encuentran vigentes;</w:t>
       </w:r>
     </w:p>
-    <w:p ns2:paraId="1203D0DC" ns2:textId="77777777">
+    <w:p>
       <w:pPr>
         <w:numPr>
           <w:ilvl w:val="0"/>
@@ -4992,21 +4907,21 @@
           <w:color w:val="000000"/>
           <w:kern w:val="0"/>
           <w:lang w:eastAsia="es-PE"/>
-          <ns2:ligatures ns2:val="none"/>
-        </w:rPr>
-      </w:pPr>
-      <w:r>
-        <w:rPr>
-          <w:rFonts w:ascii="Arial Narrow" w:eastAsia="Arial Narrow" w:hAnsi="Arial Narrow" w:cs="Arial Narrow"/>
-          <w:color w:val="000000"/>
-          <w:kern w:val="0"/>
-          <w:lang w:eastAsia="es-PE"/>
-          <ns2:ligatures ns2:val="none"/>
+          <w14:ligatures w14:val="none"/>
+        </w:rPr>
+      </w:pPr>
+      <w:r>
+        <w:rPr>
+          <w:rFonts w:ascii="Arial Narrow" w:eastAsia="Arial Narrow" w:hAnsi="Arial Narrow" w:cs="Arial Narrow"/>
+          <w:color w:val="000000"/>
+          <w:kern w:val="0"/>
+          <w:lang w:eastAsia="es-PE"/>
+          <w14:ligatures w14:val="none"/>
         </w:rPr>
         <w:t>consignar el Número de Registro Único de Contribuyentes (RUC); y,</w:t>
       </w:r>
     </w:p>
-    <w:p ns2:paraId="37704CA2" ns2:textId="77777777">
+    <w:p>
       <w:pPr>
         <w:numPr>
           <w:ilvl w:val="0"/>
@@ -5018,16 +4933,16 @@
         <w:rPr>
           <w:rFonts w:ascii="Arial Narrow" w:eastAsia="Calibri" w:hAnsi="Arial Narrow" w:cs="Arial"/>
           <w:kern w:val="0"/>
-          <ns2:ligatures ns2:val="none"/>
-        </w:rPr>
-      </w:pPr>
-      <w:r>
-        <w:rPr>
-          <w:rFonts w:ascii="Arial Narrow" w:eastAsia="Arial Narrow" w:hAnsi="Arial Narrow" w:cs="Arial Narrow"/>
-          <w:color w:val="000000"/>
-          <w:kern w:val="0"/>
-          <w:lang w:eastAsia="es-PE"/>
-          <ns2:ligatures ns2:val="none"/>
+          <w14:ligatures w14:val="none"/>
+        </w:rPr>
+      </w:pPr>
+      <w:r>
+        <w:rPr>
+          <w:rFonts w:ascii="Arial Narrow" w:eastAsia="Arial Narrow" w:hAnsi="Arial Narrow" w:cs="Arial Narrow"/>
+          <w:color w:val="000000"/>
+          <w:kern w:val="0"/>
+          <w:lang w:eastAsia="es-PE"/>
+          <w14:ligatures w14:val="none"/>
         </w:rPr>
         <w:t>fijar domicilio procesal para el procedimiento, de conformidad con el numeral 1 del artículo 442</w:t>
       </w:r>
@@ -5037,7 +4952,7 @@
           <w:color w:val="000000"/>
           <w:kern w:val="0"/>
           <w:lang w:eastAsia="es-PE"/>
-          <ns2:ligatures ns2:val="none"/>
+          <w14:ligatures w14:val="none"/>
         </w:rPr>
         <w:t/>
       </w:r>
@@ -5047,7 +4962,7 @@
           <w:color w:val="000000"/>
           <w:kern w:val="0"/>
           <w:lang w:eastAsia="es-PE"/>
-          <ns2:ligatures ns2:val="none"/>
+          <w14:ligatures w14:val="none"/>
         </w:rPr>
         <w:t xml:space="preserve"> del Código Procesal Civil. </w:t>
       </w:r>
@@ -5055,7 +4970,7 @@
         <w:rPr>
           <w:rFonts w:ascii="Arial Narrow" w:eastAsia="Calibri" w:hAnsi="Arial Narrow" w:cs="Arial"/>
           <w:kern w:val="0"/>
-          <ns2:ligatures ns2:val="none"/>
+          <w14:ligatures w14:val="none"/>
         </w:rPr>
         <w:t>Para ello podrá señalar domicilio físico o una dirección electrónica a la que pueda remitirse las notificaciones</w:t>
       </w:r>
@@ -5064,12 +4979,12 @@
           <w:rFonts w:ascii="Arial Narrow" w:eastAsia="Arial" w:hAnsi="Arial Narrow" w:cs="Arial"/>
           <w:kern w:val="0"/>
           <w:lang w:val="es"/>
-          <ns2:ligatures ns2:val="none"/>
+          <w14:ligatures w14:val="none"/>
         </w:rPr>
         <w:t>;</w:t>
       </w:r>
     </w:p>
-    <w:p ns2:paraId="6A38ABFB" ns2:textId="77777777">
+    <w:p>
       <w:pPr>
         <w:numPr>
           <w:ilvl w:val="0"/>
@@ -5081,14 +4996,14 @@
         <w:rPr>
           <w:rFonts w:ascii="Arial Narrow" w:eastAsia="Calibri" w:hAnsi="Arial Narrow" w:cs="Arial"/>
           <w:kern w:val="0"/>
-          <ns2:ligatures ns2:val="none"/>
+          <w14:ligatures w14:val="none"/>
         </w:rPr>
       </w:pPr>
       <w:r>
         <w:rPr>
           <w:rFonts w:ascii="Arial Narrow" w:eastAsia="Calibri" w:hAnsi="Arial Narrow" w:cs="Arial"/>
           <w:kern w:val="0"/>
-          <ns2:ligatures ns2:val="none"/>
+          <w14:ligatures w14:val="none"/>
         </w:rPr>
         <w:t xml:space="preserve">en caso califique como </w:t>
       </w:r>
@@ -5097,7 +5012,7 @@
         <w:rPr>
           <w:rFonts w:ascii="Arial Narrow" w:eastAsia="Calibri" w:hAnsi="Arial Narrow" w:cs="Arial"/>
           <w:kern w:val="0"/>
-          <ns2:ligatures ns2:val="none"/>
+          <w14:ligatures w14:val="none"/>
         </w:rPr>
         <w:t>micro empresa</w:t>
       </w:r>
@@ -5106,7 +5021,7 @@
         <w:rPr>
           <w:rFonts w:ascii="Arial Narrow" w:eastAsia="Calibri" w:hAnsi="Arial Narrow" w:cs="Arial"/>
           <w:kern w:val="0"/>
-          <ns2:ligatures ns2:val="none"/>
+          <w14:ligatures w14:val="none"/>
         </w:rPr>
         <w:t xml:space="preserve"> o pequeña empresa, presentar los documentos que acrediten su volumen de ventas o ingresos brutos percibidos el año anterior relativo a todas sus actividades </w:t>
       </w:r>
@@ -5114,7 +5029,7 @@
         <w:rPr>
           <w:rFonts w:ascii="Arial Narrow" w:eastAsia="Calibri" w:hAnsi="Arial Narrow" w:cs="Arial"/>
           <w:kern w:val="0"/>
-          <ns2:ligatures ns2:val="none"/>
+          <w14:ligatures w14:val="none"/>
         </w:rPr>
         <w:lastRenderedPageBreak/>
         <w:t>económicas y el número de trabajadores con el que cuenta</w:t>
@@ -5125,7 +5040,7 @@
           <w:rFonts w:ascii="Arial Narrow" w:eastAsia="Calibri" w:hAnsi="Arial Narrow" w:cs="Arial"/>
           <w:kern w:val="0"/>
           <w:vertAlign w:val="superscript"/>
-          <ns2:ligatures ns2:val="none"/>
+          <w14:ligatures w14:val="none"/>
         </w:rPr>
         <w:footnoteReference w:id="7"/>
       </w:r>
@@ -5133,7 +5048,7 @@
         <w:rPr>
           <w:rFonts w:ascii="Arial Narrow" w:eastAsia="Calibri" w:hAnsi="Arial Narrow" w:cs="Arial"/>
           <w:kern w:val="0"/>
-          <ns2:ligatures ns2:val="none"/>
+          <w14:ligatures w14:val="none"/>
         </w:rPr>
         <w:t>. Ello, a fin de que la Comisión pueda meritar dicha documentación, conforme lo establece el artículo 110</w:t>
       </w:r>
@@ -5143,7 +5058,7 @@
           <w:color w:val="000000"/>
           <w:kern w:val="0"/>
           <w:lang w:eastAsia="es-PE"/>
-          <ns2:ligatures ns2:val="none"/>
+          <w14:ligatures w14:val="none"/>
         </w:rPr>
         <w:t/>
       </w:r>
@@ -5151,7 +5066,7 @@
         <w:rPr>
           <w:rFonts w:ascii="Arial Narrow" w:eastAsia="Calibri" w:hAnsi="Arial Narrow" w:cs="Arial"/>
           <w:kern w:val="0"/>
-          <ns2:ligatures ns2:val="none"/>
+          <w14:ligatures w14:val="none"/>
         </w:rPr>
         <w:t xml:space="preserve"> del </w:t>
       </w:r>
@@ -5160,7 +5075,7 @@
           <w:rFonts w:ascii="Arial Narrow" w:eastAsia="Calibri" w:hAnsi="Arial Narrow" w:cs="Arial"/>
           <w:spacing w:val="-2"/>
           <w:kern w:val="0"/>
-          <ns2:ligatures ns2:val="none"/>
+          <w14:ligatures w14:val="none"/>
         </w:rPr>
         <w:t>Código</w:t>
       </w:r>
@@ -5171,7 +5086,7 @@
           <w:spacing w:val="-2"/>
           <w:kern w:val="0"/>
           <w:vertAlign w:val="superscript"/>
-          <ns2:ligatures ns2:val="none"/>
+          <w14:ligatures w14:val="none"/>
         </w:rPr>
         <w:footnoteReference w:id="8"/>
       </w:r>
@@ -5180,12 +5095,12 @@
           <w:rFonts w:ascii="Arial Narrow" w:eastAsia="Calibri" w:hAnsi="Arial Narrow" w:cs="Arial"/>
           <w:spacing w:val="-2"/>
           <w:kern w:val="0"/>
-          <ns2:ligatures ns2:val="none"/>
+          <w14:ligatures w14:val="none"/>
         </w:rPr>
         <w:t>.</w:t>
       </w:r>
     </w:p>
-    <w:p ns2:paraId="1B2AA0D1" ns2:textId="77777777">
+    <w:p>
       <w:pPr>
         <w:spacing w:after="0" w:line="240" w:lineRule="auto"/>
         <w:ind w:left="567"/>
@@ -5195,20 +5110,20 @@
           <w:color w:val="000000"/>
           <w:kern w:val="0"/>
           <w:lang w:eastAsia="es-PE"/>
-          <ns2:ligatures ns2:val="none"/>
-        </w:rPr>
-      </w:pPr>
-    </w:p>
-    <w:p>
-      <w:pPr>
-        <w:spacing w:after="0" w:line="240" w:lineRule="auto"/>
-        <w:jc w:val="both"/>
-        <w:rPr>
-          <w:rFonts w:ascii="Arial Narrow" w:eastAsia="Arial Narrow" w:hAnsi="Arial Narrow" w:cs="Arial Narrow"/>
-          <w:color w:val="000000"/>
-          <w:kern w:val="0"/>
-          <w:lang w:eastAsia="es-PE"/>
-          <ns2:ligatures ns2:val="none"/>
+          <w14:ligatures w14:val="none"/>
+        </w:rPr>
+      </w:pPr>
+    </w:p>
+    <w:p>
+      <w:pPr>
+        <w:spacing w:after="0" w:line="240" w:lineRule="auto"/>
+        <w:jc w:val="both"/>
+        <w:rPr>
+          <w:rFonts w:ascii="Arial Narrow" w:eastAsia="Arial Narrow" w:hAnsi="Arial Narrow" w:cs="Arial Narrow"/>
+          <w:color w:val="000000"/>
+          <w:kern w:val="0"/>
+          <w:lang w:eastAsia="es-PE"/>
+          <w14:ligatures w14:val="none"/>
         </w:rPr>
       </w:pPr>
       <w:r>
@@ -5227,32 +5142,72 @@
           <w:sz w:val="20"/>
           <w:szCs w:val="20"/>
         </w:rPr>
-        <w:t xml:space="preserve">correr traslado de la presente resolución a Rímac Seguros y Reaseguros S.A. y al Banco BBVA Perú S.A. para que, de conformidad con lo dispuesto por el artículo 26 de la Ley sobre Facultades, Normas y Organización del Indecopi, aprobada por Decreto Legislativo 807, presenten sus descargos sobre la imputación de cargos realizada en un plazo no mayor a cinco (5) días hábiles contado a partir del día siguiente de la notificación de la presente resolución, vencido el cual, el Secretario Técnico declarará en rebeldía a los denunciados que no lo hubieran presentado. Debe precisarse que de conformidad con lo establecido por el artículo 223 del Texto Único Ordenado de la Ley 27444, Ley del Procedimiento Administrativo General, las alegaciones y los hechos relevantes de la reclamación, salvo que hayan sido específicamente negadas en la contestación, se tendrán por aceptadas o merituadas como ciertas.</w:t>
-      </w:r>
-    </w:p>
-    <w:p ns2:paraId="2F1C55D7" ns2:textId="77777777">
-      <w:pPr>
-        <w:spacing w:after="0" w:line="240" w:lineRule="auto"/>
-        <w:jc w:val="both"/>
-        <w:rPr>
-          <w:rFonts w:ascii="Arial Narrow" w:eastAsia="Arial Narrow" w:hAnsi="Arial Narrow" w:cs="Arial Narrow"/>
-          <w:color w:val="000000"/>
-          <w:kern w:val="0"/>
-          <w:lang w:eastAsia="es-PE"/>
-          <ns2:ligatures ns2:val="none"/>
-        </w:rPr>
-      </w:pPr>
-    </w:p>
-    <w:p ns2:paraId="6D15F6EA" ns2:textId="5056DF99">
-      <w:pPr>
-        <w:spacing w:after="0" w:line="240" w:lineRule="auto"/>
-        <w:jc w:val="both"/>
-        <w:rPr>
-          <w:rFonts w:ascii="Arial Narrow" w:eastAsia="Times New Roman" w:hAnsi="Arial Narrow" w:cs="Arial"/>
-          <w:color w:val="000000"/>
-          <w:kern w:val="0"/>
-          <w:lang w:val="es-ES" w:eastAsia="es-ES"/>
-          <ns2:ligatures ns2:val="none"/>
+        <w:t xml:space="preserve">correr traslado de la presente resolución a Rímac Seguros y Reaseguros S.A. y al Banco BBVA Perú S.A. para que, de conformidad con lo dispuesto por el artículo 26 de la Ley sobre Facultades, Normas y Organización del Indecopi, aprobada por Decreto Legislativo 807</w:t>
+      </w:r>
+      <w:r>
+        <w:rPr>
+          <w:rStyle w:val="Refdenotaalpie"/>
+          <w:rFonts w:ascii="Arial Narrow" w:eastAsia="Times New Roman" w:hAnsi="Arial Narrow" w:cs="Times New Roman"/>
+          <w:color w:val="000000"/>
+          <w:kern w:val="0"/>
+          <w:vertAlign w:val="superscript"/>
+          <w:lang w:val="es-ES" w:eastAsia="es-ES"/>
+          <w14:ligatures w14:val="none"/>
+        </w:rPr>
+        <w:footnoteReference w:id="14"/>
+      </w:r>
+      <w:r>
+        <w:rPr>
+          <w:rFonts w:ascii="Arial Narrow" w:hAnsi="Arial Narrow" w:cs="Arial Narrow"/>
+          <w:sz w:val="20"/>
+          <w:szCs w:val="20"/>
+        </w:rPr>
+        <w:t xml:space="preserve">, presenten sus descargos sobre la imputación de cargos realizada en un plazo no mayor a cinco (5) días hábiles contado a partir del día siguiente de la notificación de la presente resolución, vencido el cual, el Secretario Técnico declarará en rebeldía a los denunciados que no lo hubieran presentado. Debe precisarse que de conformidad con lo establecido por el artículo 223 del Texto Único Ordenado de la Ley 27444, Ley del Procedimiento Administrativo General</w:t>
+      </w:r>
+      <w:r>
+        <w:rPr>
+          <w:rStyle w:val="Refdenotaalpie"/>
+          <w:rFonts w:ascii="Arial Narrow" w:eastAsia="Times New Roman" w:hAnsi="Arial Narrow" w:cs="Times New Roman"/>
+          <w:color w:val="000000"/>
+          <w:kern w:val="0"/>
+          <w:vertAlign w:val="superscript"/>
+          <w:lang w:val="es-ES" w:eastAsia="es-ES"/>
+          <w14:ligatures w14:val="none"/>
+        </w:rPr>
+        <w:footnoteReference w:id="15"/>
+      </w:r>
+      <w:r>
+        <w:rPr>
+          <w:rFonts w:ascii="Arial Narrow" w:hAnsi="Arial Narrow" w:cs="Arial Narrow"/>
+          <w:sz w:val="20"/>
+          <w:szCs w:val="20"/>
+        </w:rPr>
+        <w:t xml:space="preserve">, las alegaciones y los hechos relevantes de la reclamación, salvo que hayan sido específicamente negadas en la contestación, se tendrán por aceptadas o merituadas como ciertas.</w:t>
+      </w:r>
+    </w:p>
+    <w:p>
+      <w:pPr>
+        <w:spacing w:after="0" w:line="240" w:lineRule="auto"/>
+        <w:jc w:val="both"/>
+        <w:rPr>
+          <w:rFonts w:ascii="Arial Narrow" w:eastAsia="Arial Narrow" w:hAnsi="Arial Narrow" w:cs="Arial Narrow"/>
+          <w:color w:val="000000"/>
+          <w:kern w:val="0"/>
+          <w:lang w:eastAsia="es-PE"/>
+          <w14:ligatures w14:val="none"/>
+        </w:rPr>
+      </w:pPr>
+    </w:p>
+    <w:p>
+      <w:pPr>
+        <w:spacing w:after="0" w:line="240" w:lineRule="auto"/>
+        <w:jc w:val="both"/>
+        <w:rPr>
+          <w:rFonts w:ascii="Arial Narrow" w:eastAsia="Times New Roman" w:hAnsi="Arial Narrow" w:cs="Arial"/>
+          <w:color w:val="000000"/>
+          <w:kern w:val="0"/>
+          <w:lang w:val="es-ES" w:eastAsia="es-ES"/>
+          <w14:ligatures w14:val="none"/>
         </w:rPr>
       </w:pPr>
       <w:r>
@@ -5262,7 +5217,7 @@
           <w:color w:val="000000"/>
           <w:kern w:val="0"/>
           <w:lang w:eastAsia="es-PE"/>
-          <ns2:ligatures ns2:val="none"/>
+          <w14:ligatures w14:val="none"/>
         </w:rPr>
         <w:t xml:space="preserve">QUINTO: </w:t>
       </w:r>
@@ -5273,7 +5228,7 @@
           <w:color w:val="000000"/>
           <w:kern w:val="0"/>
           <w:lang w:eastAsia="es-ES"/>
-          <ns2:ligatures ns2:val="none"/>
+          <w14:ligatures w14:val="none"/>
         </w:rPr>
         <w:t xml:space="preserve">requerir </w:t>
       </w:r>
@@ -5283,7 +5238,7 @@
           <w:color w:val="000000"/>
           <w:kern w:val="0"/>
           <w:lang w:val="es-ES" w:eastAsia="es-ES"/>
-          <ns2:ligatures ns2:val="none"/>
+          <w14:ligatures w14:val="none"/>
         </w:rPr>
         <w:t xml:space="preserve">que, en un </w:t>
       </w:r>
@@ -5293,7 +5248,7 @@
           <w:color w:val="000000"/>
           <w:kern w:val="0"/>
           <w:lang w:eastAsia="es-ES"/>
-          <ns2:ligatures ns2:val="none"/>
+          <w14:ligatures w14:val="none"/>
         </w:rPr>
         <w:t>plazo no mayor de cinco (5) días hábiles contado a partir del día siguiente de la notificación de la presente resolución</w:t>
       </w:r>
@@ -5304,7 +5259,7 @@
           <w:color w:val="000000"/>
           <w:kern w:val="0"/>
           <w:lang w:eastAsia="es-ES"/>
-          <ns2:ligatures ns2:val="none"/>
+          <w14:ligatures w14:val="none"/>
         </w:rPr>
         <w:t xml:space="preserve">, </w:t>
       </w:r>
@@ -5322,7 +5277,7 @@
           <w:color w:val="000000"/>
           <w:kern w:val="0"/>
           <w:lang w:eastAsia="es-ES"/>
-          <ns2:ligatures ns2:val="none"/>
+          <w14:ligatures w14:val="none"/>
         </w:rPr>
         <w:t xml:space="preserve">, </w:t>
       </w:r>
@@ -5333,7 +5288,7 @@
           <w:color w:val="000000"/>
           <w:kern w:val="0"/>
           <w:lang w:val="es-ES" w:eastAsia="es-ES"/>
-          <ns2:ligatures ns2:val="none"/>
+          <w14:ligatures w14:val="none"/>
         </w:rPr>
         <w:t>cumpla</w:t>
       </w:r>
@@ -5343,7 +5298,7 @@
           <w:color w:val="000000"/>
           <w:kern w:val="0"/>
           <w:lang w:val="es-ES" w:eastAsia="es-ES"/>
-          <ns2:ligatures ns2:val="none"/>
+          <w14:ligatures w14:val="none"/>
         </w:rPr>
         <w:t xml:space="preserve"> con: </w:t>
       </w:r>
@@ -5353,7 +5308,7 @@
           <w:color w:val="000000"/>
           <w:kern w:val="0"/>
           <w:lang w:val="es-ES" w:eastAsia="es-ES"/>
-          <ns2:ligatures ns2:val="none"/>
+          <w14:ligatures w14:val="none"/>
         </w:rPr>
         <w:t>(i) presentar una copia debidamente suscrita de</w:t>
       </w:r>
@@ -5363,7 +5318,7 @@
           <w:color w:val="000000"/>
           <w:kern w:val="0"/>
           <w:lang w:val="es-ES" w:eastAsia="es-ES"/>
-          <ns2:ligatures ns2:val="none"/>
+          <w14:ligatures w14:val="none"/>
         </w:rPr>
         <w:t>l</w:t>
       </w:r>
@@ -5373,7 +5328,7 @@
           <w:color w:val="000000"/>
           <w:kern w:val="0"/>
           <w:lang w:val="es-ES" w:eastAsia="es-ES"/>
-          <ns2:ligatures ns2:val="none"/>
+          <w14:ligatures w14:val="none"/>
         </w:rPr>
         <w:t xml:space="preserve"> </w:t>
       </w:r>
@@ -5383,7 +5338,7 @@
           <w:color w:val="000000"/>
           <w:kern w:val="0"/>
           <w:lang w:eastAsia="es-ES"/>
-          <ns2:ligatures ns2:val="none"/>
+          <w14:ligatures w14:val="none"/>
         </w:rPr>
         <w:t>Certificado</w:t>
       </w:r>
@@ -5393,7 +5348,7 @@
           <w:color w:val="000000"/>
           <w:kern w:val="0"/>
           <w:lang w:eastAsia="es-ES"/>
-          <ns2:ligatures ns2:val="none"/>
+          <w14:ligatures w14:val="none"/>
         </w:rPr>
         <w:t xml:space="preserve"> 00110301924002094616 </w:t>
       </w:r>
@@ -5403,7 +5358,7 @@
           <w:color w:val="000000"/>
           <w:kern w:val="0"/>
           <w:lang w:val="es-ES" w:eastAsia="es-ES"/>
-          <ns2:ligatures ns2:val="none"/>
+          <w14:ligatures w14:val="none"/>
         </w:rPr>
         <w:t xml:space="preserve">y/o </w:t>
       </w:r>
@@ -5413,7 +5368,7 @@
           <w:color w:val="000000"/>
           <w:kern w:val="0"/>
           <w:lang w:val="es-ES" w:eastAsia="es-ES"/>
-          <ns2:ligatures ns2:val="none"/>
+          <w14:ligatures w14:val="none"/>
         </w:rPr>
         <w:t>Póliza</w:t>
       </w:r>
@@ -5423,7 +5378,7 @@
           <w:color w:val="000000"/>
           <w:kern w:val="0"/>
           <w:lang w:val="es-ES" w:eastAsia="es-ES"/>
-          <ns2:ligatures ns2:val="none"/>
+          <w14:ligatures w14:val="none"/>
         </w:rPr>
         <w:t xml:space="preserve"> del </w:t>
       </w:r>
@@ -5433,7 +5388,7 @@
           <w:color w:val="000000"/>
           <w:kern w:val="0"/>
           <w:lang w:eastAsia="es-ES"/>
-          <ns2:ligatures ns2:val="none"/>
+          <w14:ligatures w14:val="none"/>
         </w:rPr>
         <w:t xml:space="preserve">Seguro de Desgravamen </w:t>
       </w:r>
@@ -5444,7 +5399,7 @@
           <w:color w:val="000000"/>
           <w:kern w:val="0"/>
           <w:lang w:eastAsia="es-ES"/>
-          <ns2:ligatures ns2:val="none"/>
+          <w14:ligatures w14:val="none"/>
         </w:rPr>
         <w:t>Contifacil</w:t>
       </w:r>
@@ -5455,7 +5410,7 @@
           <w:color w:val="000000"/>
           <w:kern w:val="0"/>
           <w:lang w:eastAsia="es-ES"/>
-          <ns2:ligatures ns2:val="none"/>
+          <w14:ligatures w14:val="none"/>
         </w:rPr>
         <w:t xml:space="preserve"> Soles</w:t>
       </w:r>
@@ -5465,7 +5420,7 @@
           <w:color w:val="000000"/>
           <w:kern w:val="0"/>
           <w:lang w:val="es-ES" w:eastAsia="es-ES"/>
-          <ns2:ligatures ns2:val="none"/>
+          <w14:ligatures w14:val="none"/>
         </w:rPr>
         <w:t xml:space="preserve"> materia de denuncia;</w:t>
       </w:r>
@@ -5475,7 +5430,7 @@
           <w:color w:val="000000"/>
           <w:kern w:val="0"/>
           <w:lang w:val="es-ES" w:eastAsia="es-ES"/>
-          <ns2:ligatures ns2:val="none"/>
+          <w14:ligatures w14:val="none"/>
         </w:rPr>
         <w:t xml:space="preserve"> (</w:t>
       </w:r>
@@ -5486,7 +5441,7 @@
           <w:color w:val="000000"/>
           <w:kern w:val="0"/>
           <w:lang w:val="es-ES" w:eastAsia="es-ES"/>
-          <ns2:ligatures ns2:val="none"/>
+          <w14:ligatures w14:val="none"/>
         </w:rPr>
         <w:t>ii</w:t>
       </w:r>
@@ -5497,7 +5452,7 @@
           <w:color w:val="000000"/>
           <w:kern w:val="0"/>
           <w:lang w:val="es-ES" w:eastAsia="es-ES"/>
-          <ns2:ligatures ns2:val="none"/>
+          <w14:ligatures w14:val="none"/>
         </w:rPr>
         <w:t>)</w:t>
       </w:r>
@@ -5507,7 +5462,7 @@
           <w:color w:val="000000"/>
           <w:kern w:val="0"/>
           <w:lang w:val="es-ES" w:eastAsia="es-ES"/>
-          <ns2:ligatures ns2:val="none"/>
+          <w14:ligatures w14:val="none"/>
         </w:rPr>
         <w:t xml:space="preserve"> presentar una copia debidamente suscrita de</w:t>
       </w:r>
@@ -5517,7 +5472,7 @@
           <w:color w:val="000000"/>
           <w:kern w:val="0"/>
           <w:lang w:val="es-ES" w:eastAsia="es-ES"/>
-          <ns2:ligatures ns2:val="none"/>
+          <w14:ligatures w14:val="none"/>
         </w:rPr>
         <w:t>l</w:t>
       </w:r>
@@ -5527,7 +5482,7 @@
           <w:color w:val="000000"/>
           <w:kern w:val="0"/>
           <w:lang w:val="es-ES" w:eastAsia="es-ES"/>
-          <ns2:ligatures ns2:val="none"/>
+          <w14:ligatures w14:val="none"/>
         </w:rPr>
         <w:t xml:space="preserve"> </w:t>
       </w:r>
@@ -5537,7 +5492,7 @@
           <w:color w:val="000000"/>
           <w:kern w:val="0"/>
           <w:lang w:eastAsia="es-ES"/>
-          <ns2:ligatures ns2:val="none"/>
+          <w14:ligatures w14:val="none"/>
         </w:rPr>
         <w:t>Certificado</w:t>
       </w:r>
@@ -5547,7 +5502,7 @@
           <w:color w:val="000000"/>
           <w:kern w:val="0"/>
           <w:lang w:eastAsia="es-ES"/>
-          <ns2:ligatures ns2:val="none"/>
+          <w14:ligatures w14:val="none"/>
         </w:rPr>
         <w:t xml:space="preserve"> </w:t>
       </w:r>
@@ -5557,7 +5512,7 @@
           <w:color w:val="000000"/>
           <w:kern w:val="0"/>
           <w:lang w:eastAsia="es-ES"/>
-          <ns2:ligatures ns2:val="none"/>
+          <w14:ligatures w14:val="none"/>
         </w:rPr>
         <w:t>001108144004895143</w:t>
       </w:r>
@@ -5567,7 +5522,7 @@
           <w:color w:val="000000"/>
           <w:kern w:val="0"/>
           <w:lang w:eastAsia="es-ES"/>
-          <ns2:ligatures ns2:val="none"/>
+          <w14:ligatures w14:val="none"/>
         </w:rPr>
         <w:t xml:space="preserve"> del </w:t>
       </w:r>
@@ -5577,7 +5532,7 @@
           <w:color w:val="000000"/>
           <w:kern w:val="0"/>
           <w:lang w:eastAsia="es-ES"/>
-          <ns2:ligatures ns2:val="none"/>
+          <w14:ligatures w14:val="none"/>
         </w:rPr>
         <w:t xml:space="preserve">Seguro de Desgravamen Triangular Consumo Soles </w:t>
       </w:r>
@@ -5587,7 +5542,7 @@
           <w:color w:val="000000"/>
           <w:kern w:val="0"/>
           <w:lang w:val="es-ES" w:eastAsia="es-ES"/>
-          <ns2:ligatures ns2:val="none"/>
+          <w14:ligatures w14:val="none"/>
         </w:rPr>
         <w:t>materia de denuncia</w:t>
       </w:r>
@@ -5597,7 +5552,7 @@
           <w:color w:val="000000"/>
           <w:kern w:val="0"/>
           <w:lang w:eastAsia="es-ES"/>
-          <ns2:ligatures ns2:val="none"/>
+          <w14:ligatures w14:val="none"/>
         </w:rPr>
         <w:t>;</w:t>
       </w:r>
@@ -5607,7 +5562,7 @@
           <w:color w:val="000000"/>
           <w:kern w:val="0"/>
           <w:lang w:val="es-ES" w:eastAsia="es-ES"/>
-          <ns2:ligatures ns2:val="none"/>
+          <w14:ligatures w14:val="none"/>
         </w:rPr>
         <w:t xml:space="preserve"> (</w:t>
       </w:r>
@@ -5618,7 +5573,7 @@
           <w:color w:val="000000"/>
           <w:kern w:val="0"/>
           <w:lang w:val="es-ES" w:eastAsia="es-ES"/>
-          <ns2:ligatures ns2:val="none"/>
+          <w14:ligatures w14:val="none"/>
         </w:rPr>
         <w:t>i</w:t>
       </w:r>
@@ -5628,7 +5583,7 @@
           <w:color w:val="000000"/>
           <w:kern w:val="0"/>
           <w:lang w:val="es-ES" w:eastAsia="es-ES"/>
-          <ns2:ligatures ns2:val="none"/>
+          <w14:ligatures w14:val="none"/>
         </w:rPr>
         <w:t>i</w:t>
       </w:r>
@@ -5638,7 +5593,7 @@
           <w:color w:val="000000"/>
           <w:kern w:val="0"/>
           <w:lang w:val="es-ES" w:eastAsia="es-ES"/>
-          <ns2:ligatures ns2:val="none"/>
+          <w14:ligatures w14:val="none"/>
         </w:rPr>
         <w:t>i</w:t>
       </w:r>
@@ -5649,7 +5604,7 @@
           <w:color w:val="000000"/>
           <w:kern w:val="0"/>
           <w:lang w:val="es-ES" w:eastAsia="es-ES"/>
-          <ns2:ligatures ns2:val="none"/>
+          <w14:ligatures w14:val="none"/>
         </w:rPr>
         <w:t>) presentar los medios probatorios que sustenten su negativa a otorgar la cobertura de</w:t>
       </w:r>
@@ -5659,7 +5614,7 @@
           <w:color w:val="000000"/>
           <w:kern w:val="0"/>
           <w:lang w:val="es-ES" w:eastAsia="es-ES"/>
-          <ns2:ligatures ns2:val="none"/>
+          <w14:ligatures w14:val="none"/>
         </w:rPr>
         <w:t xml:space="preserve"> los</w:t>
       </w:r>
@@ -5669,7 +5624,7 @@
           <w:color w:val="000000"/>
           <w:kern w:val="0"/>
           <w:lang w:val="es-ES" w:eastAsia="es-ES"/>
-          <ns2:ligatures ns2:val="none"/>
+          <w14:ligatures w14:val="none"/>
         </w:rPr>
         <w:t xml:space="preserve"> Seguro</w:t>
       </w:r>
@@ -5679,7 +5634,7 @@
           <w:color w:val="000000"/>
           <w:kern w:val="0"/>
           <w:lang w:val="es-ES" w:eastAsia="es-ES"/>
-          <ns2:ligatures ns2:val="none"/>
+          <w14:ligatures w14:val="none"/>
         </w:rPr>
         <w:t>s</w:t>
       </w:r>
@@ -5689,7 +5644,7 @@
           <w:color w:val="000000"/>
           <w:kern w:val="0"/>
           <w:lang w:val="es-ES" w:eastAsia="es-ES"/>
-          <ns2:ligatures ns2:val="none"/>
+          <w14:ligatures w14:val="none"/>
         </w:rPr>
         <w:t xml:space="preserve"> de Desgravamen a la parte denunciante; y, (</w:t>
       </w:r>
@@ -5700,7 +5655,7 @@
           <w:color w:val="000000"/>
           <w:kern w:val="0"/>
           <w:lang w:val="es-ES" w:eastAsia="es-ES"/>
-          <ns2:ligatures ns2:val="none"/>
+          <w14:ligatures w14:val="none"/>
         </w:rPr>
         <w:t>i</w:t>
       </w:r>
@@ -5710,7 +5665,7 @@
           <w:color w:val="000000"/>
           <w:kern w:val="0"/>
           <w:lang w:val="es-ES" w:eastAsia="es-ES"/>
-          <ns2:ligatures ns2:val="none"/>
+          <w14:ligatures w14:val="none"/>
         </w:rPr>
         <w:t>v</w:t>
       </w:r>
@@ -5721,7 +5676,7 @@
           <w:color w:val="000000"/>
           <w:kern w:val="0"/>
           <w:lang w:val="es-ES" w:eastAsia="es-ES"/>
-          <ns2:ligatures ns2:val="none"/>
+          <w14:ligatures w14:val="none"/>
         </w:rPr>
         <w:t>) presentar todas las comunicaciones cursadas con la parte denunciante en virtud del hecho materia de denuncia</w:t>
       </w:r>
@@ -5731,34 +5686,34 @@
           <w:color w:val="000000"/>
           <w:kern w:val="0"/>
           <w:lang w:val="es-ES" w:eastAsia="es-ES"/>
-          <ns2:ligatures ns2:val="none"/>
+          <w14:ligatures w14:val="none"/>
         </w:rPr>
         <w:t>.</w:t>
       </w:r>
     </w:p>
-    <w:p ns2:paraId="7EAE58BA" ns2:textId="77777777">
-      <w:pPr>
-        <w:spacing w:after="0" w:line="240" w:lineRule="auto"/>
-        <w:jc w:val="both"/>
-        <w:rPr>
-          <w:rFonts w:ascii="Arial Narrow" w:eastAsia="Times New Roman" w:hAnsi="Arial Narrow" w:cs="Arial"/>
-          <w:color w:val="000000"/>
-          <w:kern w:val="0"/>
-          <w:lang w:val="es-ES" w:eastAsia="es-ES"/>
-          <ns2:ligatures ns2:val="none"/>
-        </w:rPr>
-      </w:pPr>
-    </w:p>
-    <w:p ns2:paraId="018EE32A" ns2:textId="304DF835">
-      <w:pPr>
-        <w:spacing w:after="0" w:line="240" w:lineRule="auto"/>
-        <w:jc w:val="both"/>
-        <w:rPr>
-          <w:rFonts w:ascii="Arial Narrow" w:eastAsia="Times New Roman" w:hAnsi="Arial Narrow" w:cs="Arial"/>
-          <w:color w:val="000000"/>
-          <w:kern w:val="0"/>
-          <w:lang w:val="es-ES" w:eastAsia="es-ES"/>
-          <ns2:ligatures ns2:val="none"/>
+    <w:p>
+      <w:pPr>
+        <w:spacing w:after="0" w:line="240" w:lineRule="auto"/>
+        <w:jc w:val="both"/>
+        <w:rPr>
+          <w:rFonts w:ascii="Arial Narrow" w:eastAsia="Times New Roman" w:hAnsi="Arial Narrow" w:cs="Arial"/>
+          <w:color w:val="000000"/>
+          <w:kern w:val="0"/>
+          <w:lang w:val="es-ES" w:eastAsia="es-ES"/>
+          <w14:ligatures w14:val="none"/>
+        </w:rPr>
+      </w:pPr>
+    </w:p>
+    <w:p>
+      <w:pPr>
+        <w:spacing w:after="0" w:line="240" w:lineRule="auto"/>
+        <w:jc w:val="both"/>
+        <w:rPr>
+          <w:rFonts w:ascii="Arial Narrow" w:eastAsia="Times New Roman" w:hAnsi="Arial Narrow" w:cs="Arial"/>
+          <w:color w:val="000000"/>
+          <w:kern w:val="0"/>
+          <w:lang w:val="es-ES" w:eastAsia="es-ES"/>
+          <w14:ligatures w14:val="none"/>
         </w:rPr>
       </w:pPr>
       <w:r>
@@ -5768,7 +5723,7 @@
           <w:color w:val="000000"/>
           <w:kern w:val="0"/>
           <w:lang w:eastAsia="es-PE"/>
-          <ns2:ligatures ns2:val="none"/>
+          <w14:ligatures w14:val="none"/>
         </w:rPr>
         <w:t xml:space="preserve">SEXTO: </w:t>
       </w:r>
@@ -5778,7 +5733,7 @@
           <w:color w:val="000000"/>
           <w:kern w:val="0"/>
           <w:lang w:eastAsia="es-ES"/>
-          <ns2:ligatures ns2:val="none"/>
+          <w14:ligatures w14:val="none"/>
         </w:rPr>
         <w:t xml:space="preserve">requerir </w:t>
       </w:r>
@@ -5788,7 +5743,7 @@
           <w:color w:val="000000"/>
           <w:kern w:val="0"/>
           <w:lang w:val="es-ES" w:eastAsia="es-ES"/>
-          <ns2:ligatures ns2:val="none"/>
+          <w14:ligatures w14:val="none"/>
         </w:rPr>
         <w:t xml:space="preserve">que, en un </w:t>
       </w:r>
@@ -5798,7 +5753,7 @@
           <w:color w:val="000000"/>
           <w:kern w:val="0"/>
           <w:lang w:eastAsia="es-ES"/>
-          <ns2:ligatures ns2:val="none"/>
+          <w14:ligatures w14:val="none"/>
         </w:rPr>
         <w:t xml:space="preserve">plazo no mayor de cinco (5) días hábiles contado a partir del día siguiente de la notificación de la presente resolución, </w:t>
       </w:r>
@@ -5808,7 +5763,7 @@
           <w:color w:val="000000"/>
           <w:kern w:val="0"/>
           <w:lang w:eastAsia="es-ES"/>
-          <ns2:ligatures ns2:val="none"/>
+          <w14:ligatures w14:val="none"/>
         </w:rPr>
         <w:t xml:space="preserve">el </w:t>
       </w:r>
@@ -5826,7 +5781,7 @@
           <w:kern w:val="0"/>
           <w:shd w:val="clear" w:color="auto" w:fill="FFFFFF"/>
           <w:lang w:eastAsia="es-PE"/>
-          <ns2:ligatures ns2:val="none"/>
+          <w14:ligatures w14:val="none"/>
         </w:rPr>
         <w:t>S.A.</w:t>
       </w:r>
@@ -5836,7 +5791,7 @@
           <w:color w:val="000000"/>
           <w:kern w:val="0"/>
           <w:lang w:eastAsia="es-ES"/>
-          <ns2:ligatures ns2:val="none"/>
+          <w14:ligatures w14:val="none"/>
         </w:rPr>
         <w:t xml:space="preserve">, </w:t>
       </w:r>
@@ -5846,7 +5801,7 @@
           <w:color w:val="000000"/>
           <w:kern w:val="0"/>
           <w:lang w:val="es-ES" w:eastAsia="es-ES"/>
-          <ns2:ligatures ns2:val="none"/>
+          <w14:ligatures w14:val="none"/>
         </w:rPr>
         <w:t>c</w:t>
       </w:r>
@@ -5856,7 +5811,7 @@
           <w:color w:val="000000"/>
           <w:kern w:val="0"/>
           <w:lang w:val="es-ES" w:eastAsia="es-ES"/>
-          <ns2:ligatures ns2:val="none"/>
+          <w14:ligatures w14:val="none"/>
         </w:rPr>
         <w:t xml:space="preserve">umpla con: </w:t>
       </w:r>
@@ -5866,7 +5821,7 @@
           <w:color w:val="000000"/>
           <w:kern w:val="0"/>
           <w:lang w:val="es-ES" w:eastAsia="es-ES"/>
-          <ns2:ligatures ns2:val="none"/>
+          <w14:ligatures w14:val="none"/>
         </w:rPr>
         <w:t>(i) presentar una copia debidamente suscrita de</w:t>
       </w:r>
@@ -5876,7 +5831,7 @@
           <w:color w:val="000000"/>
           <w:kern w:val="0"/>
           <w:lang w:val="es-ES" w:eastAsia="es-ES"/>
-          <ns2:ligatures ns2:val="none"/>
+          <w14:ligatures w14:val="none"/>
         </w:rPr>
         <w:t>l</w:t>
       </w:r>
@@ -5886,7 +5841,7 @@
           <w:color w:val="000000"/>
           <w:kern w:val="0"/>
           <w:lang w:val="es-ES" w:eastAsia="es-ES"/>
-          <ns2:ligatures ns2:val="none"/>
+          <w14:ligatures w14:val="none"/>
         </w:rPr>
         <w:t xml:space="preserve"> </w:t>
       </w:r>
@@ -5896,7 +5851,7 @@
           <w:color w:val="000000"/>
           <w:kern w:val="0"/>
           <w:lang w:eastAsia="es-ES"/>
-          <ns2:ligatures ns2:val="none"/>
+          <w14:ligatures w14:val="none"/>
         </w:rPr>
         <w:t>Certificado</w:t>
       </w:r>
@@ -5906,7 +5861,7 @@
           <w:color w:val="000000"/>
           <w:kern w:val="0"/>
           <w:lang w:eastAsia="es-ES"/>
-          <ns2:ligatures ns2:val="none"/>
+          <w14:ligatures w14:val="none"/>
         </w:rPr>
         <w:t xml:space="preserve"> 00110301924002094616 </w:t>
       </w:r>
@@ -5916,7 +5871,7 @@
           <w:color w:val="000000"/>
           <w:kern w:val="0"/>
           <w:lang w:val="es-ES" w:eastAsia="es-ES"/>
-          <ns2:ligatures ns2:val="none"/>
+          <w14:ligatures w14:val="none"/>
         </w:rPr>
         <w:t xml:space="preserve">y/o </w:t>
       </w:r>
@@ -5926,7 +5881,7 @@
           <w:color w:val="000000"/>
           <w:kern w:val="0"/>
           <w:lang w:val="es-ES" w:eastAsia="es-ES"/>
-          <ns2:ligatures ns2:val="none"/>
+          <w14:ligatures w14:val="none"/>
         </w:rPr>
         <w:t>Póliza</w:t>
       </w:r>
@@ -5936,7 +5891,7 @@
           <w:color w:val="000000"/>
           <w:kern w:val="0"/>
           <w:lang w:val="es-ES" w:eastAsia="es-ES"/>
-          <ns2:ligatures ns2:val="none"/>
+          <w14:ligatures w14:val="none"/>
         </w:rPr>
         <w:t xml:space="preserve"> del </w:t>
       </w:r>
@@ -5946,7 +5901,7 @@
           <w:color w:val="000000"/>
           <w:kern w:val="0"/>
           <w:lang w:eastAsia="es-ES"/>
-          <ns2:ligatures ns2:val="none"/>
+          <w14:ligatures w14:val="none"/>
         </w:rPr>
         <w:t xml:space="preserve">Seguro de Desgravamen </w:t>
       </w:r>
@@ -5957,7 +5912,7 @@
           <w:color w:val="000000"/>
           <w:kern w:val="0"/>
           <w:lang w:eastAsia="es-ES"/>
-          <ns2:ligatures ns2:val="none"/>
+          <w14:ligatures w14:val="none"/>
         </w:rPr>
         <w:t>Contifacil</w:t>
       </w:r>
@@ -5968,7 +5923,7 @@
           <w:color w:val="000000"/>
           <w:kern w:val="0"/>
           <w:lang w:eastAsia="es-ES"/>
-          <ns2:ligatures ns2:val="none"/>
+          <w14:ligatures w14:val="none"/>
         </w:rPr>
         <w:t xml:space="preserve"> Soles</w:t>
       </w:r>
@@ -5978,7 +5933,7 @@
           <w:color w:val="000000"/>
           <w:kern w:val="0"/>
           <w:lang w:val="es-ES" w:eastAsia="es-ES"/>
-          <ns2:ligatures ns2:val="none"/>
+          <w14:ligatures w14:val="none"/>
         </w:rPr>
         <w:t xml:space="preserve"> materia de denuncia;</w:t>
       </w:r>
@@ -5988,7 +5943,7 @@
           <w:color w:val="000000"/>
           <w:kern w:val="0"/>
           <w:lang w:val="es-ES" w:eastAsia="es-ES"/>
-          <ns2:ligatures ns2:val="none"/>
+          <w14:ligatures w14:val="none"/>
         </w:rPr>
         <w:t xml:space="preserve"> (</w:t>
       </w:r>
@@ -5999,7 +5954,7 @@
           <w:color w:val="000000"/>
           <w:kern w:val="0"/>
           <w:lang w:val="es-ES" w:eastAsia="es-ES"/>
-          <ns2:ligatures ns2:val="none"/>
+          <w14:ligatures w14:val="none"/>
         </w:rPr>
         <w:t>ii</w:t>
       </w:r>
@@ -6010,7 +5965,7 @@
           <w:color w:val="000000"/>
           <w:kern w:val="0"/>
           <w:lang w:val="es-ES" w:eastAsia="es-ES"/>
-          <ns2:ligatures ns2:val="none"/>
+          <w14:ligatures w14:val="none"/>
         </w:rPr>
         <w:t>)</w:t>
       </w:r>
@@ -6020,7 +5975,7 @@
           <w:color w:val="000000"/>
           <w:kern w:val="0"/>
           <w:lang w:val="es-ES" w:eastAsia="es-ES"/>
-          <ns2:ligatures ns2:val="none"/>
+          <w14:ligatures w14:val="none"/>
         </w:rPr>
         <w:t xml:space="preserve"> presentar una copia debidamente suscrita de</w:t>
       </w:r>
@@ -6030,7 +5985,7 @@
           <w:color w:val="000000"/>
           <w:kern w:val="0"/>
           <w:lang w:val="es-ES" w:eastAsia="es-ES"/>
-          <ns2:ligatures ns2:val="none"/>
+          <w14:ligatures w14:val="none"/>
         </w:rPr>
         <w:t>l</w:t>
       </w:r>
@@ -6040,7 +5995,7 @@
           <w:color w:val="000000"/>
           <w:kern w:val="0"/>
           <w:lang w:val="es-ES" w:eastAsia="es-ES"/>
-          <ns2:ligatures ns2:val="none"/>
+          <w14:ligatures w14:val="none"/>
         </w:rPr>
         <w:t xml:space="preserve"> </w:t>
       </w:r>
@@ -6050,7 +6005,7 @@
           <w:color w:val="000000"/>
           <w:kern w:val="0"/>
           <w:lang w:eastAsia="es-ES"/>
-          <ns2:ligatures ns2:val="none"/>
+          <w14:ligatures w14:val="none"/>
         </w:rPr>
         <w:t>Certificado</w:t>
       </w:r>
@@ -6060,7 +6015,7 @@
           <w:color w:val="000000"/>
           <w:kern w:val="0"/>
           <w:lang w:eastAsia="es-ES"/>
-          <ns2:ligatures ns2:val="none"/>
+          <w14:ligatures w14:val="none"/>
         </w:rPr>
         <w:t xml:space="preserve"> </w:t>
       </w:r>
@@ -6070,7 +6025,7 @@
           <w:color w:val="000000"/>
           <w:kern w:val="0"/>
           <w:lang w:eastAsia="es-ES"/>
-          <ns2:ligatures ns2:val="none"/>
+          <w14:ligatures w14:val="none"/>
         </w:rPr>
         <w:t>001108144004895143</w:t>
       </w:r>
@@ -6080,7 +6035,7 @@
           <w:color w:val="000000"/>
           <w:kern w:val="0"/>
           <w:lang w:eastAsia="es-ES"/>
-          <ns2:ligatures ns2:val="none"/>
+          <w14:ligatures w14:val="none"/>
         </w:rPr>
         <w:t xml:space="preserve"> del </w:t>
       </w:r>
@@ -6090,7 +6045,7 @@
           <w:color w:val="000000"/>
           <w:kern w:val="0"/>
           <w:lang w:eastAsia="es-ES"/>
-          <ns2:ligatures ns2:val="none"/>
+          <w14:ligatures w14:val="none"/>
         </w:rPr>
         <w:t xml:space="preserve">Seguro de Desgravamen Triangular Consumo Soles </w:t>
       </w:r>
@@ -6100,7 +6055,7 @@
           <w:color w:val="000000"/>
           <w:kern w:val="0"/>
           <w:lang w:val="es-ES" w:eastAsia="es-ES"/>
-          <ns2:ligatures ns2:val="none"/>
+          <w14:ligatures w14:val="none"/>
         </w:rPr>
         <w:t>materia de denuncia; y, (</w:t>
       </w:r>
@@ -6111,7 +6066,7 @@
           <w:color w:val="000000"/>
           <w:kern w:val="0"/>
           <w:lang w:val="es-ES" w:eastAsia="es-ES"/>
-          <ns2:ligatures ns2:val="none"/>
+          <w14:ligatures w14:val="none"/>
         </w:rPr>
         <w:t>i</w:t>
       </w:r>
@@ -6121,7 +6076,7 @@
           <w:color w:val="000000"/>
           <w:kern w:val="0"/>
           <w:lang w:val="es-ES" w:eastAsia="es-ES"/>
-          <ns2:ligatures ns2:val="none"/>
+          <w14:ligatures w14:val="none"/>
         </w:rPr>
         <w:t>ii</w:t>
       </w:r>
@@ -6132,7 +6087,7 @@
           <w:color w:val="000000"/>
           <w:kern w:val="0"/>
           <w:lang w:val="es-ES" w:eastAsia="es-ES"/>
-          <ns2:ligatures ns2:val="none"/>
+          <w14:ligatures w14:val="none"/>
         </w:rPr>
         <w:t>) presentar todas las comunicaciones cursadas con la parte denunciante en virtud del hecho materia de denuncia</w:t>
       </w:r>
@@ -6142,12 +6097,12 @@
           <w:color w:val="000000"/>
           <w:kern w:val="0"/>
           <w:lang w:val="es-ES" w:eastAsia="es-ES"/>
-          <ns2:ligatures ns2:val="none"/>
+          <w14:ligatures w14:val="none"/>
         </w:rPr>
         <w:t>.</w:t>
       </w:r>
     </w:p>
-    <w:p ns2:paraId="61AD8504" ns2:textId="77777777">
+    <w:p>
       <w:pPr>
         <w:spacing w:after="0" w:line="240" w:lineRule="auto"/>
         <w:jc w:val="both"/>
@@ -6157,20 +6112,20 @@
           <w:color w:val="000000"/>
           <w:kern w:val="0"/>
           <w:lang w:val="es-ES" w:eastAsia="es-PE"/>
-          <ns2:ligatures ns2:val="none"/>
-        </w:rPr>
-      </w:pPr>
-    </w:p>
-    <w:p ns2:paraId="58D4E496" ns2:textId="77777777">
-      <w:pPr>
-        <w:spacing w:after="0" w:line="240" w:lineRule="auto"/>
-        <w:jc w:val="both"/>
-        <w:rPr>
-          <w:rFonts w:ascii="Arial Narrow" w:eastAsia="Arial Narrow" w:hAnsi="Arial Narrow" w:cs="Arial Narrow"/>
-          <w:color w:val="000000"/>
-          <w:kern w:val="0"/>
-          <w:lang w:eastAsia="es-PE"/>
-          <ns2:ligatures ns2:val="none"/>
+          <w14:ligatures w14:val="none"/>
+        </w:rPr>
+      </w:pPr>
+    </w:p>
+    <w:p>
+      <w:pPr>
+        <w:spacing w:after="0" w:line="240" w:lineRule="auto"/>
+        <w:jc w:val="both"/>
+        <w:rPr>
+          <w:rFonts w:ascii="Arial Narrow" w:eastAsia="Arial Narrow" w:hAnsi="Arial Narrow" w:cs="Arial Narrow"/>
+          <w:color w:val="000000"/>
+          <w:kern w:val="0"/>
+          <w:lang w:eastAsia="es-PE"/>
+          <w14:ligatures w14:val="none"/>
         </w:rPr>
       </w:pPr>
       <w:r>
@@ -6180,7 +6135,7 @@
           <w:color w:val="000000"/>
           <w:kern w:val="0"/>
           <w:lang w:eastAsia="es-PE"/>
-          <ns2:ligatures ns2:val="none"/>
+          <w14:ligatures w14:val="none"/>
         </w:rPr>
         <w:t>SÉTIMO:</w:t>
       </w:r>
@@ -6190,7 +6145,7 @@
           <w:color w:val="000000"/>
           <w:kern w:val="0"/>
           <w:lang w:eastAsia="es-PE"/>
-          <ns2:ligatures ns2:val="none"/>
+          <w14:ligatures w14:val="none"/>
         </w:rPr>
         <w:t xml:space="preserve"> </w:t>
       </w:r>
@@ -6201,7 +6156,7 @@
           <w:color w:val="000000"/>
           <w:kern w:val="0"/>
           <w:lang w:eastAsia="es-PE"/>
-          <ns2:ligatures ns2:val="none"/>
+          <w14:ligatures w14:val="none"/>
         </w:rPr>
         <w:t>informar a las partes que el artículo 110</w:t>
       </w:r>
@@ -6211,7 +6166,7 @@
           <w:color w:val="000000"/>
           <w:kern w:val="0"/>
           <w:lang w:eastAsia="es-PE"/>
-          <ns2:ligatures ns2:val="none"/>
+          <w14:ligatures w14:val="none"/>
         </w:rPr>
         <w:t/>
       </w:r>
@@ -6221,7 +6176,7 @@
           <w:color w:val="000000"/>
           <w:kern w:val="0"/>
           <w:lang w:eastAsia="es-PE"/>
-          <ns2:ligatures ns2:val="none"/>
+          <w14:ligatures w14:val="none"/>
         </w:rPr>
         <w:t xml:space="preserve"> de la Ley 29571, Código de Protección y Defensa del Consumidor</w:t>
       </w:r>
@@ -6233,7 +6188,7 @@
           <w:kern w:val="0"/>
           <w:vertAlign w:val="superscript"/>
           <w:lang w:eastAsia="es-PE"/>
-          <ns2:ligatures ns2:val="none"/>
+          <w14:ligatures w14:val="none"/>
         </w:rPr>
         <w:footnoteReference w:id="9"/>
       </w:r>
@@ -6243,7 +6198,7 @@
           <w:color w:val="000000"/>
           <w:kern w:val="0"/>
           <w:lang w:eastAsia="es-PE"/>
-          <ns2:ligatures ns2:val="none"/>
+          <w14:ligatures w14:val="none"/>
         </w:rPr>
         <w:t>, faculta a la Comisión a calificar las infracciones de la referida norma como leves, graves o muy graves e imponer sanciones que van desde una amonestación hasta una multa por un máximo de 450 Unidades Impositivas Tributarias, sin perjuicio de las medidas correctivas, reparadoras y complementarias, que puedan ordenarse de acuerdo a lo estipulado en los artículos 114</w:t>
       </w:r>
@@ -6253,7 +6208,7 @@
           <w:color w:val="000000"/>
           <w:kern w:val="0"/>
           <w:lang w:eastAsia="es-PE"/>
-          <ns2:ligatures ns2:val="none"/>
+          <w14:ligatures w14:val="none"/>
         </w:rPr>
         <w:t/>
       </w:r>
@@ -6263,7 +6218,7 @@
           <w:color w:val="000000"/>
           <w:kern w:val="0"/>
           <w:lang w:eastAsia="es-PE"/>
-          <ns2:ligatures ns2:val="none"/>
+          <w14:ligatures w14:val="none"/>
         </w:rPr>
         <w:t>, 115</w:t>
       </w:r>
@@ -6273,7 +6228,7 @@
           <w:color w:val="000000"/>
           <w:kern w:val="0"/>
           <w:lang w:eastAsia="es-PE"/>
-          <ns2:ligatures ns2:val="none"/>
+          <w14:ligatures w14:val="none"/>
         </w:rPr>
         <w:t/>
       </w:r>
@@ -6283,7 +6238,7 @@
           <w:color w:val="000000"/>
           <w:kern w:val="0"/>
           <w:lang w:eastAsia="es-PE"/>
-          <ns2:ligatures ns2:val="none"/>
+          <w14:ligatures w14:val="none"/>
         </w:rPr>
         <w:t xml:space="preserve"> y 116</w:t>
       </w:r>
@@ -6293,7 +6248,7 @@
           <w:color w:val="000000"/>
           <w:kern w:val="0"/>
           <w:lang w:eastAsia="es-PE"/>
-          <ns2:ligatures ns2:val="none"/>
+          <w14:ligatures w14:val="none"/>
         </w:rPr>
         <w:t/>
       </w:r>
@@ -6303,7 +6258,7 @@
           <w:color w:val="000000"/>
           <w:kern w:val="0"/>
           <w:lang w:eastAsia="es-PE"/>
-          <ns2:ligatures ns2:val="none"/>
+          <w14:ligatures w14:val="none"/>
         </w:rPr>
         <w:t xml:space="preserve"> de la referida norma</w:t>
       </w:r>
@@ -6315,7 +6270,7 @@
           <w:kern w:val="0"/>
           <w:vertAlign w:val="superscript"/>
           <w:lang w:eastAsia="es-PE"/>
-          <ns2:ligatures ns2:val="none"/>
+          <w14:ligatures w14:val="none"/>
         </w:rPr>
         <w:footnoteReference w:id="10"/>
       </w:r>
@@ -6325,7 +6280,7 @@
           <w:color w:val="000000"/>
           <w:kern w:val="0"/>
           <w:lang w:eastAsia="es-PE"/>
-          <ns2:ligatures ns2:val="none"/>
+          <w14:ligatures w14:val="none"/>
         </w:rPr>
         <w:t xml:space="preserve">. </w:t>
       </w:r>
@@ -6336,7 +6291,7 @@
           <w:color w:val="000000"/>
           <w:kern w:val="0"/>
           <w:lang w:eastAsia="es-PE"/>
-          <ns2:ligatures ns2:val="none"/>
+          <w14:ligatures w14:val="none"/>
         </w:rPr>
         <w:lastRenderedPageBreak/>
         <w:t>Asimismo, se consideran circunstancias atenuantes para la graduación de la sanción, el allanamiento de la denuncia o el reconocimiento de las pretensiones en ella contenidas, de acuerdo con el artículo 112</w:t>
@@ -6347,7 +6302,7 @@
           <w:color w:val="000000"/>
           <w:kern w:val="0"/>
           <w:lang w:eastAsia="es-PE"/>
-          <ns2:ligatures ns2:val="none"/>
+          <w14:ligatures w14:val="none"/>
         </w:rPr>
         <w:t/>
       </w:r>
@@ -6357,7 +6312,7 @@
           <w:color w:val="000000"/>
           <w:kern w:val="0"/>
           <w:lang w:eastAsia="es-PE"/>
-          <ns2:ligatures ns2:val="none"/>
+          <w14:ligatures w14:val="none"/>
         </w:rPr>
         <w:t xml:space="preserve"> del Código</w:t>
       </w:r>
@@ -6369,7 +6324,7 @@
           <w:kern w:val="0"/>
           <w:vertAlign w:val="superscript"/>
           <w:lang w:eastAsia="es-PE"/>
-          <ns2:ligatures ns2:val="none"/>
+          <w14:ligatures w14:val="none"/>
         </w:rPr>
         <w:footnoteReference w:id="11"/>
       </w:r>
@@ -6379,12 +6334,12 @@
           <w:color w:val="000000"/>
           <w:kern w:val="0"/>
           <w:lang w:eastAsia="es-PE"/>
-          <ns2:ligatures ns2:val="none"/>
+          <w14:ligatures w14:val="none"/>
         </w:rPr>
         <w:t>.</w:t>
       </w:r>
     </w:p>
-    <w:p ns2:paraId="7A5236A4" ns2:textId="77777777">
+    <w:p>
       <w:pPr>
         <w:shd w:val="clear" w:color="auto" w:fill="FFFFFF"/>
         <w:spacing w:after="0" w:line="240" w:lineRule="auto"/>
@@ -6395,11 +6350,11 @@
           <w:color w:val="000000"/>
           <w:kern w:val="0"/>
           <w:lang w:eastAsia="es-PE"/>
-          <ns2:ligatures ns2:val="none"/>
-        </w:rPr>
-      </w:pPr>
-    </w:p>
-    <w:p ns2:paraId="3F071DDA" ns2:textId="77777777">
+          <w14:ligatures w14:val="none"/>
+        </w:rPr>
+      </w:pPr>
+    </w:p>
+    <w:p>
       <w:pPr>
         <w:shd w:val="clear" w:color="auto" w:fill="FFFFFF"/>
         <w:spacing w:after="0" w:line="240" w:lineRule="auto"/>
@@ -6409,7 +6364,7 @@
           <w:color w:val="000000"/>
           <w:kern w:val="0"/>
           <w:lang w:eastAsia="es-PE"/>
-          <ns2:ligatures ns2:val="none"/>
+          <w14:ligatures w14:val="none"/>
         </w:rPr>
       </w:pPr>
       <w:r>
@@ -6418,7 +6373,7 @@
           <w:b/>
           <w:bCs/>
           <w:kern w:val="0"/>
-          <ns2:ligatures ns2:val="none"/>
+          <w14:ligatures w14:val="none"/>
         </w:rPr>
         <w:t>OCTAVO</w:t>
       </w:r>
@@ -6429,7 +6384,7 @@
           <w:color w:val="000000"/>
           <w:kern w:val="0"/>
           <w:lang w:eastAsia="es-PE"/>
-          <ns2:ligatures ns2:val="none"/>
+          <w14:ligatures w14:val="none"/>
         </w:rPr>
         <w:t>:</w:t>
       </w:r>
@@ -6439,7 +6394,7 @@
           <w:color w:val="000000"/>
           <w:kern w:val="0"/>
           <w:lang w:eastAsia="es-PE"/>
-          <ns2:ligatures ns2:val="none"/>
+          <w14:ligatures w14:val="none"/>
         </w:rPr>
         <w:t xml:space="preserve"> informar a las partes que conforme a lo establecido en el artículo 39</w:t>
       </w:r>
@@ -6449,7 +6404,7 @@
           <w:color w:val="000000"/>
           <w:kern w:val="0"/>
           <w:lang w:eastAsia="es-PE"/>
-          <ns2:ligatures ns2:val="none"/>
+          <w14:ligatures w14:val="none"/>
         </w:rPr>
         <w:t/>
       </w:r>
@@ -6459,12 +6414,12 @@
           <w:color w:val="000000"/>
           <w:kern w:val="0"/>
           <w:lang w:eastAsia="es-PE"/>
-          <ns2:ligatures ns2:val="none"/>
+          <w14:ligatures w14:val="none"/>
         </w:rPr>
         <w:t xml:space="preserve"> de la Ley sobre Facultades, Normas y Organización del Indecopi, aprobada por Decreto Legislativo 807, los gastos por los peritajes realizados, actuación de pruebas, inspecciones y otros derivados de la tramitación del proceso serán de cargo de la parte que solicita la prueba, salvo pacto en contrario. En todos los casos, la resolución final determinará si los gastos deben ser asumidos por alguna de las partes, o reembolsados a la otra parte o al Indecopi, según sea el caso, de manera adicional a la sanción que haya podido imponerse. </w:t>
       </w:r>
     </w:p>
-    <w:p ns2:paraId="0F10F9CF" ns2:textId="77777777">
+    <w:p>
       <w:pPr>
         <w:shd w:val="clear" w:color="auto" w:fill="FFFFFF"/>
         <w:spacing w:after="0" w:line="240" w:lineRule="auto"/>
@@ -6474,11 +6429,11 @@
           <w:color w:val="000000"/>
           <w:kern w:val="0"/>
           <w:lang w:eastAsia="es-PE"/>
-          <ns2:ligatures ns2:val="none"/>
-        </w:rPr>
-      </w:pPr>
-    </w:p>
-    <w:p ns2:paraId="194C23DD" ns2:textId="77777777">
+          <w14:ligatures w14:val="none"/>
+        </w:rPr>
+      </w:pPr>
+    </w:p>
+    <w:p>
       <w:pPr>
         <w:suppressAutoHyphens/>
         <w:spacing w:after="0" w:line="240" w:lineRule="auto"/>
@@ -6487,7 +6442,7 @@
           <w:rFonts w:ascii="Arial Narrow" w:eastAsia="Calibri" w:hAnsi="Arial Narrow" w:cs="Arial"/>
           <w:kern w:val="0"/>
           <w:u w:val="single"/>
-          <ns2:ligatures ns2:val="none"/>
+          <w14:ligatures w14:val="none"/>
         </w:rPr>
       </w:pPr>
       <w:r>
@@ -6497,7 +6452,7 @@
           <w:color w:val="000000"/>
           <w:kern w:val="0"/>
           <w:lang w:eastAsia="es-PE"/>
-          <ns2:ligatures ns2:val="none"/>
+          <w14:ligatures w14:val="none"/>
         </w:rPr>
         <w:t>NOVENO</w:t>
       </w:r>
@@ -6506,7 +6461,7 @@
           <w:rFonts w:ascii="Arial Narrow" w:eastAsia="Calibri" w:hAnsi="Arial Narrow" w:cs="Arial"/>
           <w:b/>
           <w:kern w:val="0"/>
-          <ns2:ligatures ns2:val="none"/>
+          <w14:ligatures w14:val="none"/>
         </w:rPr>
         <w:t>:</w:t>
       </w:r>
@@ -6514,7 +6469,7 @@
         <w:rPr>
           <w:rFonts w:ascii="Arial Narrow" w:eastAsia="Calibri" w:hAnsi="Arial Narrow" w:cs="Arial"/>
           <w:kern w:val="0"/>
-          <ns2:ligatures ns2:val="none"/>
+          <w14:ligatures w14:val="none"/>
         </w:rPr>
         <w:t xml:space="preserve"> comunicar a las partes que, </w:t>
       </w:r>
@@ -6523,7 +6478,7 @@
         <w:rPr>
           <w:rFonts w:ascii="Arial Narrow" w:eastAsia="Calibri" w:hAnsi="Arial Narrow" w:cs="Arial"/>
           <w:kern w:val="0"/>
-          <ns2:ligatures ns2:val="none"/>
+          <w14:ligatures w14:val="none"/>
         </w:rPr>
         <w:t>de acuerdo a</w:t>
       </w:r>
@@ -6532,7 +6487,7 @@
         <w:rPr>
           <w:rFonts w:ascii="Arial Narrow" w:eastAsia="Calibri" w:hAnsi="Arial Narrow" w:cs="Arial"/>
           <w:kern w:val="0"/>
-          <ns2:ligatures ns2:val="none"/>
+          <w14:ligatures w14:val="none"/>
         </w:rPr>
         <w:t xml:space="preserve"> lo señalado por el artículo 29</w:t>
       </w:r>
@@ -6542,7 +6497,7 @@
           <w:color w:val="000000"/>
           <w:kern w:val="0"/>
           <w:lang w:eastAsia="es-PE"/>
-          <ns2:ligatures ns2:val="none"/>
+          <w14:ligatures w14:val="none"/>
         </w:rPr>
         <w:t/>
       </w:r>
@@ -6550,7 +6505,7 @@
         <w:rPr>
           <w:rFonts w:ascii="Arial Narrow" w:eastAsia="Calibri" w:hAnsi="Arial Narrow" w:cs="Arial"/>
           <w:kern w:val="0"/>
-          <ns2:ligatures ns2:val="none"/>
+          <w14:ligatures w14:val="none"/>
         </w:rPr>
         <w:t xml:space="preserve"> del Decreto Legislativo 807</w:t>
       </w:r>
@@ -6560,7 +6515,7 @@
           <w:rFonts w:ascii="Arial Narrow" w:eastAsia="Calibri" w:hAnsi="Arial Narrow" w:cs="Arial"/>
           <w:kern w:val="0"/>
           <w:vertAlign w:val="superscript"/>
-          <ns2:ligatures ns2:val="none"/>
+          <w14:ligatures w14:val="none"/>
         </w:rPr>
         <w:footnoteReference w:id="12"/>
       </w:r>
@@ -6568,7 +6523,7 @@
         <w:rPr>
           <w:rFonts w:ascii="Arial Narrow" w:eastAsia="Calibri" w:hAnsi="Arial Narrow" w:cs="Arial"/>
           <w:kern w:val="0"/>
-          <ns2:ligatures ns2:val="none"/>
+          <w14:ligatures w14:val="none"/>
         </w:rPr>
         <w:t xml:space="preserve">, hasta antes de la emisión de la Resolución Final tienen la posibilidad de solicitar una audiencia de conciliación. En caso deleguen a favor de una tercera persona su actuación en la diligencia programada, esta deberá presentar un poder especial con firma legalizada ante Notario Público, donde conste </w:t>
       </w:r>
@@ -6577,7 +6532,7 @@
           <w:rFonts w:ascii="Arial Narrow" w:eastAsia="Calibri" w:hAnsi="Arial Narrow" w:cs="Arial"/>
           <w:kern w:val="0"/>
           <w:u w:val="single"/>
-          <ns2:ligatures ns2:val="none"/>
+          <w14:ligatures w14:val="none"/>
         </w:rPr>
         <w:t>expresamente su facultad para asistir y conciliar en su representación</w:t>
       </w:r>
@@ -6586,7 +6541,7 @@
           <w:rFonts w:ascii="Arial Narrow" w:eastAsia="Calibri" w:hAnsi="Arial Narrow" w:cs="Arial"/>
           <w:bCs/>
           <w:kern w:val="0"/>
-          <ns2:ligatures ns2:val="none"/>
+          <w14:ligatures w14:val="none"/>
         </w:rPr>
         <w:t>.</w:t>
       </w:r>
@@ -6596,7 +6551,7 @@
           <w:b/>
           <w:bCs/>
           <w:kern w:val="0"/>
-          <ns2:ligatures ns2:val="none"/>
+          <w14:ligatures w14:val="none"/>
         </w:rPr>
         <w:t xml:space="preserve"> </w:t>
       </w:r>
@@ -6605,12 +6560,12 @@
           <w:rFonts w:ascii="Arial Narrow" w:eastAsia="Calibri" w:hAnsi="Arial Narrow" w:cs="Arial"/>
           <w:kern w:val="0"/>
           <w:u w:val="single"/>
-          <ns2:ligatures ns2:val="none"/>
+          <w14:ligatures w14:val="none"/>
         </w:rPr>
         <w:t xml:space="preserve">Ello bajo apercibimiento de no realizar la audiencia de conciliación y levantar el acta de inasistencia correspondiente. </w:t>
       </w:r>
     </w:p>
-    <w:p ns2:paraId="19088877" ns2:textId="77777777">
+    <w:p>
       <w:pPr>
         <w:suppressAutoHyphens/>
         <w:spacing w:after="0" w:line="240" w:lineRule="auto"/>
@@ -6619,11 +6574,11 @@
           <w:rFonts w:ascii="Arial Narrow" w:eastAsia="Calibri" w:hAnsi="Arial Narrow" w:cs="Arial"/>
           <w:kern w:val="0"/>
           <w:u w:val="single"/>
-          <ns2:ligatures ns2:val="none"/>
-        </w:rPr>
-      </w:pPr>
-    </w:p>
-    <w:p ns2:paraId="7767F307" ns2:textId="77777777">
+          <w14:ligatures w14:val="none"/>
+        </w:rPr>
+      </w:pPr>
+    </w:p>
+    <w:p>
       <w:pPr>
         <w:suppressAutoHyphens/>
         <w:spacing w:after="0" w:line="240" w:lineRule="auto"/>
@@ -6640,7 +6595,7 @@
           <w:b/>
           <w:spacing w:val="-3"/>
           <w:kern w:val="0"/>
-          <ns2:ligatures ns2:val="none"/>
+          <w14:ligatures w14:val="none"/>
         </w:rPr>
         <w:t>DÉCIMO</w:t>
       </w:r>
@@ -6651,7 +6606,7 @@
           <w:color w:val="000000"/>
           <w:kern w:val="0"/>
           <w:lang w:eastAsia="es-PE"/>
-          <ns2:ligatures ns2:val="none"/>
+          <w14:ligatures w14:val="none"/>
         </w:rPr>
         <w:t>:</w:t>
       </w:r>
@@ -6661,14 +6616,14 @@
           <w:color w:val="000000"/>
           <w:kern w:val="0"/>
           <w:lang w:eastAsia="es-PE"/>
-          <ns2:ligatures ns2:val="none"/>
+          <w14:ligatures w14:val="none"/>
         </w:rPr>
         <w:t xml:space="preserve"> poner en conocimiento de las partes que, antes de la emisión de la Resolución Final, tienen la posibilidad de formular su desistimiento o presentar el acuerdo arribado mediante la conciliación, mediación, transacción o cualquier otro que, de forma indubitable, deje constancia que se ha solucionado la controversia materia de denuncia.</w:t>
       </w:r>
       <w:bookmarkStart w:id="8" w:name="h.gjdgxs" w:colFirst="0" w:colLast="0"/>
       <w:bookmarkEnd w:id="8"/>
     </w:p>
-    <w:p ns2:paraId="69E33D6A" ns2:textId="77777777">
+    <w:p>
       <w:pPr>
         <w:suppressAutoHyphens/>
         <w:spacing w:after="0" w:line="240" w:lineRule="auto"/>
@@ -6678,11 +6633,11 @@
           <w:color w:val="000000"/>
           <w:kern w:val="0"/>
           <w:lang w:eastAsia="es-PE"/>
-          <ns2:ligatures ns2:val="none"/>
-        </w:rPr>
-      </w:pPr>
-    </w:p>
-    <w:p ns2:paraId="4DB7FEAC" ns2:textId="24803989">
+          <w14:ligatures w14:val="none"/>
+        </w:rPr>
+      </w:pPr>
+    </w:p>
+    <w:p>
       <w:pPr>
         <w:suppressAutoHyphens/>
         <w:spacing w:after="0" w:line="240" w:lineRule="auto"/>
@@ -6713,7 +6668,7 @@
           <w:b/>
           <w:spacing w:val="-3"/>
           <w:kern w:val="0"/>
-          <ns2:ligatures ns2:val="none"/>
+          <w14:ligatures w14:val="none"/>
         </w:rPr>
         <w:t/>
       </w:r>
@@ -6723,7 +6678,7 @@
           <w:bCs/>
           <w:spacing w:val="-3"/>
           <w:kern w:val="0"/>
-          <ns2:ligatures ns2:val="none"/>
+          <w14:ligatures w14:val="none"/>
         </w:rPr>
         <w:t xml:space="preserve"/>
       </w:r>
@@ -6733,7 +6688,7 @@
           <w:bCs/>
           <w:spacing w:val="-3"/>
           <w:kern w:val="0"/>
-          <ns2:ligatures ns2:val="none"/>
+          <w14:ligatures w14:val="none"/>
         </w:rPr>
         <w:t xml:space="preserve"/>
       </w:r>
@@ -6744,7 +6699,7 @@
           <w:kern w:val="0"/>
           <w:shd w:val="clear" w:color="auto" w:fill="FFFFFF"/>
           <w:lang w:eastAsia="es-PE"/>
-          <ns2:ligatures ns2:val="none"/>
+          <w14:ligatures w14:val="none"/>
         </w:rPr>
         <w:t xml:space="preserve"/>
       </w:r>
@@ -6756,7 +6711,7 @@
           <w:kern w:val="0"/>
           <w:shd w:val="clear" w:color="auto" w:fill="FFFFFF"/>
           <w:lang w:eastAsia="es-PE"/>
-          <ns2:ligatures ns2:val="none"/>
+          <w14:ligatures w14:val="none"/>
         </w:rPr>
         <w:t/>
       </w:r>
@@ -6768,7 +6723,7 @@
           <w:kern w:val="0"/>
           <w:shd w:val="clear" w:color="auto" w:fill="FFFFFF"/>
           <w:lang w:eastAsia="es-PE"/>
-          <ns2:ligatures ns2:val="none"/>
+          <w14:ligatures w14:val="none"/>
         </w:rPr>
         <w:t xml:space="preserve"/>
       </w:r>
@@ -6780,7 +6735,7 @@
           <w:kern w:val="0"/>
           <w:shd w:val="clear" w:color="auto" w:fill="FFFFFF"/>
           <w:lang w:eastAsia="es-PE"/>
-          <ns2:ligatures ns2:val="none"/>
+          <w14:ligatures w14:val="none"/>
         </w:rPr>
         <w:t/>
       </w:r>
@@ -6792,7 +6747,7 @@
           <w:kern w:val="0"/>
           <w:shd w:val="clear" w:color="auto" w:fill="FFFFFF"/>
           <w:lang w:eastAsia="es-PE"/>
-          <ns2:ligatures ns2:val="none"/>
+          <w14:ligatures w14:val="none"/>
         </w:rPr>
         <w:t xml:space="preserve"/>
       </w:r>
@@ -6803,7 +6758,7 @@
           <w:kern w:val="0"/>
           <w:shd w:val="clear" w:color="auto" w:fill="FFFFFF"/>
           <w:lang w:eastAsia="es-PE"/>
-          <ns2:ligatures ns2:val="none"/>
+          <w14:ligatures w14:val="none"/>
         </w:rPr>
         <w:t/>
       </w:r>
@@ -6814,7 +6769,7 @@
           <w:kern w:val="0"/>
           <w:shd w:val="clear" w:color="auto" w:fill="FFFFFF"/>
           <w:lang w:eastAsia="es-PE"/>
-          <ns2:ligatures ns2:val="none"/>
+          <w14:ligatures w14:val="none"/>
         </w:rPr>
         <w:t xml:space="preserve"/>
       </w:r>
@@ -6950,7 +6905,7 @@
           <w:color w:val="000000"/>
           <w:kern w:val="0"/>
           <w:lang w:eastAsia="es-PE"/>
-          <ns2:ligatures ns2:val="none"/>
+          <w14:ligatures w14:val="none"/>
         </w:rPr>
         <w:t/>
       </w:r>
@@ -6967,7 +6922,7 @@
           <w:color w:val="000000"/>
           <w:kern w:val="0"/>
           <w:lang w:eastAsia="es-PE"/>
-          <ns2:ligatures ns2:val="none"/>
+          <w14:ligatures w14:val="none"/>
         </w:rPr>
         <w:t/>
       </w:r>
@@ -6993,7 +6948,7 @@
         <w:t/>
       </w:r>
     </w:p>
-    <w:p ns2:paraId="26B1ED4B" ns2:textId="77777777">
+    <w:p>
       <w:pPr>
         <w:suppressAutoHyphens/>
         <w:spacing w:after="0" w:line="240" w:lineRule="auto"/>
@@ -7003,7 +6958,7 @@
         </w:rPr>
       </w:pPr>
     </w:p>
-    <w:p ns2:paraId="12E923CD" ns2:textId="4D0B93F2">
+    <w:p>
       <w:pPr>
         <w:suppressAutoHyphens/>
         <w:spacing w:line="240" w:lineRule="auto"/>
@@ -7105,7 +7060,7 @@
         <w:t xml:space="preserve"> notificación.</w:t>
       </w:r>
     </w:p>
-    <w:p ns2:paraId="00B9B615" ns2:textId="77777777">
+    <w:p>
       <w:pPr>
         <w:suppressAutoHyphens/>
         <w:spacing w:after="0" w:line="240" w:lineRule="auto"/>
@@ -7116,11 +7071,11 @@
           <w:color w:val="000000"/>
           <w:kern w:val="0"/>
           <w:lang w:eastAsia="es-PE"/>
-          <ns2:ligatures ns2:val="none"/>
-        </w:rPr>
-      </w:pPr>
-    </w:p>
-    <w:p ns2:paraId="7F7C144C" ns2:textId="77777777">
+          <w14:ligatures w14:val="none"/>
+        </w:rPr>
+      </w:pPr>
+    </w:p>
+    <w:p>
       <w:pPr>
         <w:suppressAutoHyphens/>
         <w:spacing w:after="0" w:line="240" w:lineRule="auto"/>
@@ -7131,12 +7086,12 @@
           <w:color w:val="000000"/>
           <w:kern w:val="0"/>
           <w:lang w:eastAsia="es-PE"/>
-          <ns2:ligatures ns2:val="none"/>
+          <w14:ligatures w14:val="none"/>
         </w:rPr>
       </w:pPr>
     </w:p>
     <w:bookmarkEnd w:id="0"/>
-    <w:p ns2:paraId="6F8AFAC6" ns2:textId="77777777">
+    <w:p>
       <w:pPr>
         <w:spacing w:after="0" w:line="240" w:lineRule="auto"/>
         <w:jc w:val="both"/>
@@ -7146,11 +7101,11 @@
           <w:color w:val="000000"/>
           <w:kern w:val="0"/>
           <w:lang w:eastAsia="es-PE"/>
-          <ns2:ligatures ns2:val="none"/>
-        </w:rPr>
-      </w:pPr>
-    </w:p>
-    <w:p ns2:paraId="41C37225" ns2:textId="77777777">
+          <w14:ligatures w14:val="none"/>
+        </w:rPr>
+      </w:pPr>
+    </w:p>
+    <w:p>
       <w:pPr>
         <w:spacing w:after="0" w:line="240" w:lineRule="auto"/>
         <w:jc w:val="both"/>
@@ -7160,11 +7115,11 @@
           <w:color w:val="000000"/>
           <w:kern w:val="0"/>
           <w:lang w:eastAsia="es-PE"/>
-          <ns2:ligatures ns2:val="none"/>
-        </w:rPr>
-      </w:pPr>
-    </w:p>
-    <w:p ns2:paraId="41628FE5" ns2:textId="77777777">
+          <w14:ligatures w14:val="none"/>
+        </w:rPr>
+      </w:pPr>
+    </w:p>
+    <w:p>
       <w:pPr>
         <w:shd w:val="clear" w:color="auto" w:fill="FFFFFF"/>
         <w:spacing w:after="0" w:line="240" w:lineRule="auto"/>
@@ -7173,7 +7128,7 @@
           <w:rFonts w:ascii="Arial Narrow" w:eastAsia="Calibri" w:hAnsi="Arial Narrow" w:cs="Times New Roman"/>
           <w:color w:val="000000"/>
           <w:kern w:val="0"/>
-          <ns2:ligatures ns2:val="none"/>
+          <w14:ligatures w14:val="none"/>
         </w:rPr>
       </w:pPr>
       <w:r>
@@ -7183,12 +7138,12 @@
           <w:bCs/>
           <w:color w:val="000000"/>
           <w:kern w:val="0"/>
-          <ns2:ligatures ns2:val="none"/>
+          <w14:ligatures w14:val="none"/>
         </w:rPr>
         <w:t xml:space="preserve">LUISA ANALÍ SILVA MALPARTIDA</w:t>
       </w:r>
     </w:p>
-    <w:p ns2:paraId="7D371868" ns2:textId="77777777">
+    <w:p>
       <w:pPr>
         <w:shd w:val="clear" w:color="auto" w:fill="FFFFFF"/>
         <w:spacing w:after="0" w:line="240" w:lineRule="auto"/>
@@ -7199,7 +7154,7 @@
           <w:bCs/>
           <w:color w:val="000000"/>
           <w:kern w:val="0"/>
-          <ns2:ligatures ns2:val="none"/>
+          <w14:ligatures w14:val="none"/>
         </w:rPr>
       </w:pPr>
       <w:r>
@@ -7209,12 +7164,12 @@
           <w:bCs/>
           <w:color w:val="000000"/>
           <w:kern w:val="0"/>
-          <ns2:ligatures ns2:val="none"/>
+          <w14:ligatures w14:val="none"/>
         </w:rPr>
         <w:t xml:space="preserve">Secretaria Técnica Ad Hoc</w:t>
       </w:r>
     </w:p>
-    <w:p ns2:paraId="45B05447" ns2:textId="77777777">
+    <w:p>
       <w:pPr>
         <w:shd w:val="clear" w:color="auto" w:fill="FFFFFF"/>
         <w:spacing w:after="0" w:line="240" w:lineRule="auto"/>
@@ -7225,7 +7180,7 @@
           <w:bCs/>
           <w:color w:val="000000"/>
           <w:kern w:val="0"/>
-          <ns2:ligatures ns2:val="none"/>
+          <w14:ligatures w14:val="none"/>
         </w:rPr>
       </w:pPr>
       <w:r>
@@ -7235,7 +7190,7 @@
           <w:bCs/>
           <w:color w:val="000000"/>
           <w:kern w:val="0"/>
-          <ns2:ligatures ns2:val="none"/>
+          <w14:ligatures w14:val="none"/>
         </w:rPr>
         <w:t>Comisión </w:t>
       </w:r>
@@ -7247,7 +7202,7 @@
           <w:color w:val="000000"/>
           <w:kern w:val="0"/>
           <w:shd w:val="clear" w:color="auto" w:fill="FFFFFF"/>
-          <ns2:ligatures ns2:val="none"/>
+          <w14:ligatures w14:val="none"/>
         </w:rPr>
         <w:t>de</w:t>
       </w:r>
@@ -7258,12 +7213,12 @@
           <w:bCs/>
           <w:color w:val="000000"/>
           <w:kern w:val="0"/>
-          <ns2:ligatures ns2:val="none"/>
+          <w14:ligatures w14:val="none"/>
         </w:rPr>
         <w:t> Protección al Consumidor 1</w:t>
       </w:r>
     </w:p>
-    <w:p ns2:paraId="74C43D73" ns2:textId="77777777">
+    <w:p>
       <w:pPr>
         <w:spacing w:after="0" w:line="240" w:lineRule="auto"/>
         <w:jc w:val="both"/>
@@ -7273,11 +7228,11 @@
           <w:color w:val="000000"/>
           <w:kern w:val="0"/>
           <w:lang w:eastAsia="es-PE"/>
-          <ns2:ligatures ns2:val="none"/>
-        </w:rPr>
-      </w:pPr>
-    </w:p>
-    <w:p ns2:paraId="27766894" ns2:textId="77777777">
+          <w14:ligatures w14:val="none"/>
+        </w:rPr>
+      </w:pPr>
+    </w:p>
+    <w:p>
       <w:pPr>
         <w:spacing w:after="0" w:line="240" w:lineRule="auto"/>
         <w:jc w:val="both"/>
@@ -7295,12 +7250,12 @@
           <w:sz w:val="16"/>
           <w:szCs w:val="16"/>
           <w:lang w:eastAsia="es-PE"/>
-          <ns2:ligatures ns2:val="none"/>
+          <w14:ligatures w14:val="none"/>
         </w:rPr>
         <w:t>LSM/JCQ</w:t>
       </w:r>
     </w:p>
-    <w:p ns2:paraId="68107EE2" ns2:textId="77777777">
+    <w:p>
       <w:pPr>
         <w:spacing w:line="240" w:lineRule="auto"/>
         <w:rPr>
@@ -7309,8 +7264,8 @@
       </w:pPr>
     </w:p>
     <w:sectPr>
-      <w:headerReference w:type="default" ns3:id="rId8"/>
-      <w:footerReference w:type="default" ns3:id="rId9"/>
+      <w:headerReference w:type="default" r:id="rId8"/>
+      <w:footerReference w:type="default" r:id="rId9"/>
       <w:pgSz w:w="11906" w:h="16838"/>
       <w:pgMar w:top="1417" w:right="1701" w:bottom="1417" w:left="1701" w:header="708" w:footer="708" w:gutter="0"/>
       <w:cols w:space="708"/>
@@ -7321,7 +7276,7 @@
 </file>
 
 <file path=word/endnotes.xml><?xml version="1.0" encoding="utf-8"?>
-<w:endnotes xmlns:wpc="http://schemas.microsoft.com/office/word/2010/wordprocessingCanvas" xmlns:cx="http://schemas.microsoft.com/office/drawing/2014/chartex" xmlns:cx1="http://schemas.microsoft.com/office/drawing/2015/9/8/chartex" xmlns:cx2="http://schemas.microsoft.com/office/drawing/2015/10/21/chartex" xmlns:cx3="http://schemas.microsoft.com/office/drawing/2016/5/9/chartex" xmlns:cx4="http://schemas.microsoft.com/office/drawing/2016/5/10/chartex" xmlns:cx5="http://schemas.microsoft.com/office/drawing/2016/5/11/chartex" xmlns:cx6="http://schemas.microsoft.com/office/drawing/2016/5/12/chartex" xmlns:cx7="http://schemas.microsoft.com/office/drawing/2016/5/13/chartex" xmlns:cx8="http://schemas.microsoft.com/office/drawing/2016/5/14/chartex" xmlns:mc="http://schemas.openxmlformats.org/markup-compatibility/2006" xmlns:aink="http://schemas.microsoft.com/office/drawing/2016/ink" xmlns:am3d="http://schemas.microsoft.com/office/drawing/2017/model3d" xmlns:o="urn:schemas-microsoft-com:office:office" xmlns:oel="http://schemas.microsoft.com/office/2019/extlst" xmlns:r="http://schemas.openxmlformats.org/officeDocument/2006/relationships" xmlns:m="http://schemas.openxmlformats.org/officeDocument/2006/math" xmlns:v="urn:schemas-microsoft-com:vml" xmlns:wp14="http://schemas.microsoft.com/office/word/2010/wordprocessingDrawing" xmlns:wp="http://schemas.openxmlformats.org/drawingml/2006/wordprocessingDrawing" xmlns:w10="urn:schemas-microsoft-com:office:word" xmlns:w="http://schemas.openxmlformats.org/wordprocessingml/2006/main" xmlns:w14="http://schemas.microsoft.com/office/word/2010/wordml" xmlns:w15="http://schemas.microsoft.com/office/word/2012/wordml" xmlns:w16cex="http://schemas.microsoft.com/office/word/2018/wordml/cex" xmlns:w16cid="http://schemas.microsoft.com/office/word/2016/wordml/cid" xmlns:w16="http://schemas.microsoft.com/office/word/2018/wordml" xmlns:w16du="http://schemas.microsoft.com/office/word/2023/wordml/word16du" xmlns:w16sdtdh="http://schemas.microsoft.com/office/word/2020/wordml/sdtdatahash" xmlns:w16sdtfl="http://schemas.microsoft.com/office/word/2024/wordml/sdtformatlock" xmlns:w16se="http://schemas.microsoft.com/office/word/2015/wordml/symex" xmlns:wpg="http://schemas.microsoft.com/office/word/2010/wordprocessingGroup" xmlns:wpi="http://schemas.microsoft.com/office/word/2010/wordprocessingInk" xmlns:wne="http://schemas.microsoft.com/office/word/2006/wordml" xmlns:wps="http://schemas.microsoft.com/office/word/2010/wordprocessingShape" mc:Ignorable="w14 w15 w16se w16cid w16 w16cex w16sdtdh w16sdtfl w16du wp14">
+<w:endnotes xmlns:mc="http://schemas.openxmlformats.org/markup-compatibility/2006" xmlns:r="http://schemas.openxmlformats.org/officeDocument/2006/relationships" xmlns:w="http://schemas.openxmlformats.org/wordprocessingml/2006/main" xmlns:w14="http://schemas.microsoft.com/office/word/2010/wordml" xmlns:w15="http://schemas.microsoft.com/office/word/2012/wordml" xmlns:w16="http://schemas.microsoft.com/office/word/2018/wordml" xmlns:w16cex="http://schemas.microsoft.com/office/word/2018/wordml/cex" xmlns:w16cid="http://schemas.microsoft.com/office/word/2016/wordml/cid" xmlns:w16du="http://schemas.microsoft.com/office/word/2023/wordml/word16du" xmlns:w16sdtdh="http://schemas.microsoft.com/office/word/2020/wordml/sdtdatahash" xmlns:w16se="http://schemas.microsoft.com/office/word/2015/wordml/symex" xmlns:wp14="http://schemas.microsoft.com/office/word/2010/wordprocessingDrawing" mc:Ignorable="w14 w15 w16se w16cid w16 w16cex w16sdtdh w16du wp14">
   <w:endnote w:type="separator" w:id="-1">
     <w:p>
       <w:pPr>
@@ -7346,7 +7301,7 @@
 </file>
 
 <file path=word/footer1.xml><?xml version="1.0" encoding="utf-8"?>
-<w:ftr xmlns:wpc="http://schemas.microsoft.com/office/word/2010/wordprocessingCanvas" xmlns:cx="http://schemas.microsoft.com/office/drawing/2014/chartex" xmlns:cx1="http://schemas.microsoft.com/office/drawing/2015/9/8/chartex" xmlns:cx2="http://schemas.microsoft.com/office/drawing/2015/10/21/chartex" xmlns:cx3="http://schemas.microsoft.com/office/drawing/2016/5/9/chartex" xmlns:cx4="http://schemas.microsoft.com/office/drawing/2016/5/10/chartex" xmlns:cx5="http://schemas.microsoft.com/office/drawing/2016/5/11/chartex" xmlns:cx6="http://schemas.microsoft.com/office/drawing/2016/5/12/chartex" xmlns:cx7="http://schemas.microsoft.com/office/drawing/2016/5/13/chartex" xmlns:cx8="http://schemas.microsoft.com/office/drawing/2016/5/14/chartex" xmlns:mc="http://schemas.openxmlformats.org/markup-compatibility/2006" xmlns:aink="http://schemas.microsoft.com/office/drawing/2016/ink" xmlns:am3d="http://schemas.microsoft.com/office/drawing/2017/model3d" xmlns:o="urn:schemas-microsoft-com:office:office" xmlns:oel="http://schemas.microsoft.com/office/2019/extlst" xmlns:r="http://schemas.openxmlformats.org/officeDocument/2006/relationships" xmlns:m="http://schemas.openxmlformats.org/officeDocument/2006/math" xmlns:v="urn:schemas-microsoft-com:vml" xmlns:wp14="http://schemas.microsoft.com/office/word/2010/wordprocessingDrawing" xmlns:wp="http://schemas.openxmlformats.org/drawingml/2006/wordprocessingDrawing" xmlns:w10="urn:schemas-microsoft-com:office:word" xmlns:w="http://schemas.openxmlformats.org/wordprocessingml/2006/main" xmlns:w14="http://schemas.microsoft.com/office/word/2010/wordml" xmlns:w15="http://schemas.microsoft.com/office/word/2012/wordml" xmlns:w16cex="http://schemas.microsoft.com/office/word/2018/wordml/cex" xmlns:w16cid="http://schemas.microsoft.com/office/word/2016/wordml/cid" xmlns:w16="http://schemas.microsoft.com/office/word/2018/wordml" xmlns:w16du="http://schemas.microsoft.com/office/word/2023/wordml/word16du" xmlns:w16sdtdh="http://schemas.microsoft.com/office/word/2020/wordml/sdtdatahash" xmlns:w16sdtfl="http://schemas.microsoft.com/office/word/2024/wordml/sdtformatlock" xmlns:w16se="http://schemas.microsoft.com/office/word/2015/wordml/symex" xmlns:wpg="http://schemas.microsoft.com/office/word/2010/wordprocessingGroup" xmlns:wpi="http://schemas.microsoft.com/office/word/2010/wordprocessingInk" xmlns:wne="http://schemas.microsoft.com/office/word/2006/wordml" xmlns:wps="http://schemas.microsoft.com/office/word/2010/wordprocessingShape" mc:Ignorable="w14 w15 w16se w16cid w16 w16cex w16sdtdh w16sdtfl w16du wp14">
+<w:ftr xmlns:mc="http://schemas.openxmlformats.org/markup-compatibility/2006" xmlns:r="http://schemas.openxmlformats.org/officeDocument/2006/relationships" xmlns:w="http://schemas.openxmlformats.org/wordprocessingml/2006/main" xmlns:w14="http://schemas.microsoft.com/office/word/2010/wordml" xmlns:w15="http://schemas.microsoft.com/office/word/2012/wordml" xmlns:w16="http://schemas.microsoft.com/office/word/2018/wordml" xmlns:w16cex="http://schemas.microsoft.com/office/word/2018/wordml/cex" xmlns:w16cid="http://schemas.microsoft.com/office/word/2016/wordml/cid" xmlns:w16du="http://schemas.microsoft.com/office/word/2023/wordml/word16du" xmlns:w16sdtdh="http://schemas.microsoft.com/office/word/2020/wordml/sdtdatahash" xmlns:w16se="http://schemas.microsoft.com/office/word/2015/wordml/symex" xmlns:wp14="http://schemas.microsoft.com/office/word/2010/wordprocessingDrawing" mc:Ignorable="w14 w15 w16se w16cid w16 w16cex w16sdtdh w16du wp14">
   <w:p>
     <w:pPr>
       <w:pBdr>
@@ -7425,7 +7380,7 @@
 </file>
 
 <file path=word/footnotes.xml><?xml version="1.0" encoding="utf-8"?>
-<w:footnotes xmlns:wpc="http://schemas.microsoft.com/office/word/2010/wordprocessingCanvas" xmlns:cx="http://schemas.microsoft.com/office/drawing/2014/chartex" xmlns:cx1="http://schemas.microsoft.com/office/drawing/2015/9/8/chartex" xmlns:cx2="http://schemas.microsoft.com/office/drawing/2015/10/21/chartex" xmlns:cx3="http://schemas.microsoft.com/office/drawing/2016/5/9/chartex" xmlns:cx4="http://schemas.microsoft.com/office/drawing/2016/5/10/chartex" xmlns:cx5="http://schemas.microsoft.com/office/drawing/2016/5/11/chartex" xmlns:cx6="http://schemas.microsoft.com/office/drawing/2016/5/12/chartex" xmlns:cx7="http://schemas.microsoft.com/office/drawing/2016/5/13/chartex" xmlns:cx8="http://schemas.microsoft.com/office/drawing/2016/5/14/chartex" xmlns:mc="http://schemas.openxmlformats.org/markup-compatibility/2006" xmlns:aink="http://schemas.microsoft.com/office/drawing/2016/ink" xmlns:am3d="http://schemas.microsoft.com/office/drawing/2017/model3d" xmlns:o="urn:schemas-microsoft-com:office:office" xmlns:oel="http://schemas.microsoft.com/office/2019/extlst" xmlns:r="http://schemas.openxmlformats.org/officeDocument/2006/relationships" xmlns:m="http://schemas.openxmlformats.org/officeDocument/2006/math" xmlns:v="urn:schemas-microsoft-com:vml" xmlns:wp14="http://schemas.microsoft.com/office/word/2010/wordprocessingDrawing" xmlns:wp="http://schemas.openxmlformats.org/drawingml/2006/wordprocessingDrawing" xmlns:w10="urn:schemas-microsoft-com:office:word" xmlns:w="http://schemas.openxmlformats.org/wordprocessingml/2006/main" xmlns:w14="http://schemas.microsoft.com/office/word/2010/wordml" xmlns:w15="http://schemas.microsoft.com/office/word/2012/wordml" xmlns:w16cex="http://schemas.microsoft.com/office/word/2018/wordml/cex" xmlns:w16cid="http://schemas.microsoft.com/office/word/2016/wordml/cid" xmlns:w16="http://schemas.microsoft.com/office/word/2018/wordml" xmlns:w16du="http://schemas.microsoft.com/office/word/2023/wordml/word16du" xmlns:w16sdtdh="http://schemas.microsoft.com/office/word/2020/wordml/sdtdatahash" xmlns:w16sdtfl="http://schemas.microsoft.com/office/word/2024/wordml/sdtformatlock" xmlns:w16se="http://schemas.microsoft.com/office/word/2015/wordml/symex" xmlns:wpg="http://schemas.microsoft.com/office/word/2010/wordprocessingGroup" xmlns:wpi="http://schemas.microsoft.com/office/word/2010/wordprocessingInk" xmlns:wne="http://schemas.microsoft.com/office/word/2006/wordml" xmlns:wps="http://schemas.microsoft.com/office/word/2010/wordprocessingShape" mc:Ignorable="w14 w15 w16se w16cid w16 w16cex w16sdtdh w16sdtfl w16du wp14">
+<w:footnotes xmlns:mc="http://schemas.openxmlformats.org/markup-compatibility/2006" xmlns:r="http://schemas.openxmlformats.org/officeDocument/2006/relationships" xmlns:w="http://schemas.openxmlformats.org/wordprocessingml/2006/main" xmlns:w14="http://schemas.microsoft.com/office/word/2010/wordml" xmlns:w15="http://schemas.microsoft.com/office/word/2012/wordml" xmlns:w16="http://schemas.microsoft.com/office/word/2018/wordml" xmlns:w16cex="http://schemas.microsoft.com/office/word/2018/wordml/cex" xmlns:w16cid="http://schemas.microsoft.com/office/word/2016/wordml/cid" xmlns:w16du="http://schemas.microsoft.com/office/word/2023/wordml/word16du" xmlns:w16sdtdh="http://schemas.microsoft.com/office/word/2020/wordml/sdtdatahash" xmlns:w16se="http://schemas.microsoft.com/office/word/2015/wordml/symex" xmlns:wp14="http://schemas.microsoft.com/office/word/2010/wordprocessingDrawing" mc:Ignorable="w14 w15 w16se w16cid w16 w16cex w16sdtdh w16du wp14">
   <w:footnote w:type="separator" w:id="-1">
     <w:p>
       <w:pPr>
@@ -8730,6 +8685,161 @@
       </w:pPr>
     </w:p>
   </w:footnote>
+  <w:footnote w:id="14">
+    <w:p>
+      <w:pPr>
+        <w:pStyle w:val="Textonotapie"/>
+        <w:ind w:left="567" w:hanging="567"/>
+        <w:jc w:val="both"/>
+      </w:pPr>
+      <w:r>
+        <w:rPr>
+          <w:rStyle w:val="Refdenotaalpie"/>
+          <w:rFonts w:ascii="Arial Narrow" w:hAnsi="Arial Narrow" w:cs="Arial"/>
+          <w:sz w:val="16"/>
+          <w:szCs w:val="15"/>
+          <w:vertAlign w:val="superscript"/>
+        </w:rPr>
+        <w:footnoteRef/>
+      </w:r>
+      <w:r>
+        <w:rPr>
+          <w:rFonts w:ascii="Arial Narrow" w:hAnsi="Arial Narrow" w:cs="Arial"/>
+          <w:sz w:val="15"/>
+          <w:szCs w:val="15"/>
+        </w:rPr>
+        <w:tab/>
+      </w:r>
+      <w:r>
+        <w:rPr>
+          <w:rFonts w:ascii="Arial Narrow" w:hAnsi="Arial Narrow" w:cs="Arial"/>
+          <w:b/>
+          <w:bCs/>
+          <w:sz w:val="15"/>
+          <w:szCs w:val="15"/>
+        </w:rPr>
+        <w:t xml:space="preserve">DECRETO LEGISLATIVO 807, LEY SOBRE FACULTADES, NORMAS Y ORGANIZACIÓN DEL INDECOPI, publicado el 18 de abril de 1996</w:t>
+      </w:r>
+    </w:p>
+    <w:p>
+      <w:pPr>
+        <w:pStyle w:val="Textonotapie"/>
+        <w:ind w:left="567" w:hanging="567"/>
+        <w:jc w:val="both"/>
+      </w:pPr>
+      <w:r>
+        <w:rPr>
+          <w:rFonts w:ascii="Arial Narrow" w:hAnsi="Arial Narrow" w:cs="Arial"/>
+          <w:sz w:val="15"/>
+          <w:szCs w:val="15"/>
+        </w:rPr>
+        <w:tab/>
+      </w:r>
+      <w:r>
+        <w:rPr>
+          <w:rFonts w:ascii="Arial Narrow" w:hAnsi="Arial Narrow" w:cs="Arial"/>
+          <w:b/>
+          <w:bCs/>
+          <w:sz w:val="15"/>
+          <w:szCs w:val="15"/>
+        </w:rPr>
+        <w:t xml:space="preserve">Artículo 26.-</w:t>
+      </w:r>
+      <w:r>
+        <w:rPr>
+          <w:rFonts w:ascii="Arial Narrow" w:hAnsi="Arial Narrow" w:cs="Arial"/>
+          <w:sz w:val="15"/>
+          <w:szCs w:val="15"/>
+        </w:rPr>
+        <w:t xml:space="preserve"> Una vez admitida a trámite la denuncia, se correrá traslado de la misma al denunciado, a fin de que éste presente su descargo. El plazo para la presentación del descargo será de cinco (5) días contados desde la notificación, vencido el cual, el Secretario Técnico declarará en rebeldía al denunciado que no lo hubiera presentado.</w:t>
+      </w:r>
+    </w:p>
+  </w:footnote>
+  <w:footnote w:id="15">
+    <w:p>
+      <w:pPr>
+        <w:pStyle w:val="Textonotapie"/>
+        <w:ind w:left="567" w:hanging="567"/>
+        <w:jc w:val="both"/>
+      </w:pPr>
+      <w:r>
+        <w:rPr>
+          <w:rStyle w:val="Refdenotaalpie"/>
+          <w:rFonts w:ascii="Arial Narrow" w:hAnsi="Arial Narrow" w:cs="Arial"/>
+          <w:sz w:val="16"/>
+          <w:szCs w:val="15"/>
+          <w:vertAlign w:val="superscript"/>
+        </w:rPr>
+        <w:footnoteRef/>
+      </w:r>
+      <w:r>
+        <w:rPr>
+          <w:rFonts w:ascii="Arial Narrow" w:hAnsi="Arial Narrow" w:cs="Arial"/>
+          <w:sz w:val="15"/>
+          <w:szCs w:val="15"/>
+        </w:rPr>
+        <w:tab/>
+      </w:r>
+      <w:r>
+        <w:rPr>
+          <w:rFonts w:ascii="Arial Narrow" w:hAnsi="Arial Narrow" w:cs="Arial"/>
+          <w:b/>
+          <w:bCs/>
+          <w:sz w:val="15"/>
+          <w:szCs w:val="15"/>
+        </w:rPr>
+        <w:t xml:space="preserve">DECRETO SUPREMO 006-2026-JUS, TEXTO ÚNICO ORDENADO DE LA LEY 27444, LEY DEL PROCEDIMIENTO ADMINISTRATIVO GENERAL, publicado el 30 de abril de 2026</w:t>
+      </w:r>
+    </w:p>
+    <w:p>
+      <w:pPr>
+        <w:pStyle w:val="Textonotapie"/>
+        <w:ind w:left="567" w:hanging="567"/>
+        <w:jc w:val="both"/>
+      </w:pPr>
+      <w:r>
+        <w:rPr>
+          <w:rFonts w:ascii="Arial Narrow" w:hAnsi="Arial Narrow" w:cs="Arial"/>
+          <w:sz w:val="15"/>
+          <w:szCs w:val="15"/>
+        </w:rPr>
+        <w:tab/>
+      </w:r>
+      <w:r>
+        <w:rPr>
+          <w:rFonts w:ascii="Arial Narrow" w:hAnsi="Arial Narrow" w:cs="Arial"/>
+          <w:b/>
+          <w:bCs/>
+          <w:sz w:val="15"/>
+          <w:szCs w:val="15"/>
+        </w:rPr>
+        <w:t xml:space="preserve">Artículo 223.- Contestación de la reclamación</w:t>
+      </w:r>
+    </w:p>
+    <w:p>
+      <w:pPr>
+        <w:pStyle w:val="Textonotapie"/>
+        <w:ind w:left="567" w:hanging="567"/>
+        <w:jc w:val="both"/>
+      </w:pPr>
+      <w:r>
+        <w:rPr>
+          <w:rFonts w:ascii="Arial Narrow" w:hAnsi="Arial Narrow" w:cs="Arial"/>
+          <w:sz w:val="15"/>
+          <w:szCs w:val="15"/>
+        </w:rPr>
+        <w:tab/>
+      </w:r>
+      <w:r>
+        <w:rPr>
+          <w:rFonts w:ascii="Arial Narrow" w:hAnsi="Arial Narrow" w:cs="Arial"/>
+          <w:sz w:val="15"/>
+          <w:szCs w:val="15"/>
+        </w:rPr>
+        <w:t xml:space="preserve">223.1 El reclamado deberá presentar la contestación de la reclamación dentro de los quince (15) días posteriores a la notificación de ésta; vencido este plazo, la Administración declarará en rebeldía al reclamado que no la hubiera presentado. La contestación deberá contener los requisitos de los escritos previstos en el artículo 113 de la presente Ley, así como la absolución de todos los asuntos controvertidos de hecho y de derecho, Las alegaciones y los hechos relevantes de la reclamación, salvo que hayan sido específicamente negadas en la contestación, se tendrán por aceptadas o merituadas como ciertas.</w:t>
+      </w:r>
+    </w:p>
+  </w:footnote>
   <w:footnote w:id="9">
     <w:p>
       <w:pPr>
@@ -10292,7 +10402,7 @@
 </file>
 
 <file path=word/header1.xml><?xml version="1.0" encoding="utf-8"?>
-<w:hdr xmlns:wpc="http://schemas.microsoft.com/office/word/2010/wordprocessingCanvas" xmlns:cx="http://schemas.microsoft.com/office/drawing/2014/chartex" xmlns:cx1="http://schemas.microsoft.com/office/drawing/2015/9/8/chartex" xmlns:cx2="http://schemas.microsoft.com/office/drawing/2015/10/21/chartex" xmlns:cx3="http://schemas.microsoft.com/office/drawing/2016/5/9/chartex" xmlns:cx4="http://schemas.microsoft.com/office/drawing/2016/5/10/chartex" xmlns:cx5="http://schemas.microsoft.com/office/drawing/2016/5/11/chartex" xmlns:cx6="http://schemas.microsoft.com/office/drawing/2016/5/12/chartex" xmlns:cx7="http://schemas.microsoft.com/office/drawing/2016/5/13/chartex" xmlns:cx8="http://schemas.microsoft.com/office/drawing/2016/5/14/chartex" xmlns:mc="http://schemas.openxmlformats.org/markup-compatibility/2006" xmlns:aink="http://schemas.microsoft.com/office/drawing/2016/ink" xmlns:am3d="http://schemas.microsoft.com/office/drawing/2017/model3d" xmlns:o="urn:schemas-microsoft-com:office:office" xmlns:oel="http://schemas.microsoft.com/office/2019/extlst" xmlns:r="http://schemas.openxmlformats.org/officeDocument/2006/relationships" xmlns:m="http://schemas.openxmlformats.org/officeDocument/2006/math" xmlns:v="urn:schemas-microsoft-com:vml" xmlns:wp14="http://schemas.microsoft.com/office/word/2010/wordprocessingDrawing" xmlns:wp="http://schemas.openxmlformats.org/drawingml/2006/wordprocessingDrawing" xmlns:w10="urn:schemas-microsoft-com:office:word" xmlns:w="http://schemas.openxmlformats.org/wordprocessingml/2006/main" xmlns:w14="http://schemas.microsoft.com/office/word/2010/wordml" xmlns:w15="http://schemas.microsoft.com/office/word/2012/wordml" xmlns:w16cex="http://schemas.microsoft.com/office/word/2018/wordml/cex" xmlns:w16cid="http://schemas.microsoft.com/office/word/2016/wordml/cid" xmlns:w16="http://schemas.microsoft.com/office/word/2018/wordml" xmlns:w16du="http://schemas.microsoft.com/office/word/2023/wordml/word16du" xmlns:w16sdtdh="http://schemas.microsoft.com/office/word/2020/wordml/sdtdatahash" xmlns:w16sdtfl="http://schemas.microsoft.com/office/word/2024/wordml/sdtformatlock" xmlns:w16se="http://schemas.microsoft.com/office/word/2015/wordml/symex" xmlns:wpg="http://schemas.microsoft.com/office/word/2010/wordprocessingGroup" xmlns:wpi="http://schemas.microsoft.com/office/word/2010/wordprocessingInk" xmlns:wne="http://schemas.microsoft.com/office/word/2006/wordml" xmlns:wps="http://schemas.microsoft.com/office/word/2010/wordprocessingShape" mc:Ignorable="w14 w15 w16se w16cid w16 w16cex w16sdtdh w16sdtfl w16du wp14">
+<w:hdr xmlns:a="http://schemas.openxmlformats.org/drawingml/2006/main" xmlns:a14="http://schemas.microsoft.com/office/drawing/2010/main" xmlns:mc="http://schemas.openxmlformats.org/markup-compatibility/2006" xmlns:pic="http://schemas.openxmlformats.org/drawingml/2006/picture" xmlns:r="http://schemas.openxmlformats.org/officeDocument/2006/relationships" xmlns:w="http://schemas.openxmlformats.org/wordprocessingml/2006/main" xmlns:w14="http://schemas.microsoft.com/office/word/2010/wordml" xmlns:w15="http://schemas.microsoft.com/office/word/2012/wordml" xmlns:w16="http://schemas.microsoft.com/office/word/2018/wordml" xmlns:w16cex="http://schemas.microsoft.com/office/word/2018/wordml/cex" xmlns:w16cid="http://schemas.microsoft.com/office/word/2016/wordml/cid" xmlns:w16du="http://schemas.microsoft.com/office/word/2023/wordml/word16du" xmlns:w16sdtdh="http://schemas.microsoft.com/office/word/2020/wordml/sdtdatahash" xmlns:w16se="http://schemas.microsoft.com/office/word/2015/wordml/symex" xmlns:wp="http://schemas.openxmlformats.org/drawingml/2006/wordprocessingDrawing" xmlns:wp14="http://schemas.microsoft.com/office/word/2010/wordprocessingDrawing" mc:Ignorable="w14 w15 w16se w16cid w16 w16cex w16sdtdh w16du wp14">
   <w:tbl>
     <w:tblPr>
       <w:tblW w:w="8645" w:type="dxa"/>

--- a/plantillas_maestras/03_seguro_desgravamen/negativa_cobertura/2_o_mas_ddos_varios/mujer/TPL_1752_2025_SEGURO_DESGRAVAMEN_NEGATIVA_COBERTURA_ASEGURADORA_MUJER_R2.docx
+++ b/plantillas_maestras/03_seguro_desgravamen/negativa_cobertura/2_o_mas_ddos_varios/mujer/TPL_1752_2025_SEGURO_DESGRAVAMEN_NEGATIVA_COBERTURA_ASEGURADORA_MUJER_R2.docx
@@ -721,31 +721,7 @@
           <w:lang w:val="es-ES" w:eastAsia="es-ES"/>
           <w14:ligatures w14:val="none"/>
         </w:rPr>
-        <w:t xml:space="preserve">Mediante la denuncia del 20 de febrero de 2025, subsanada mediante escrito del 12 de junio de 2025, la señora [APELLIDO] denunció a Rímac y al Banco por presuntas infracciones a la Ley 29571, Código de Protección y Defensa del Consumidor (en adelante, Código), señalando lo siguiente:</w:t>
-      </w:r>
-      <w:r>
-        <w:rPr>
-          <w:rFonts w:ascii="Arial Narrow" w:eastAsia="Arial Narrow" w:hAnsi="Arial Narrow" w:cs="Arial Narrow"/>
-          <w:color w:val="000000"/>
-          <w:kern w:val="0"/>
-          <w:sz w:val="22"/>
-          <w:szCs w:val="22"/>
-          <w:lang w:val="es-ES" w:eastAsia="es-ES"/>
-          <w14:ligatures w14:val="none"/>
-        </w:rPr>
-        <w:t xml:space="preserve"/>
-      </w:r>
-      <w:r>
-        <w:rPr>
-          <w:rFonts w:ascii="Arial Narrow" w:eastAsia="Arial Narrow" w:hAnsi="Arial Narrow" w:cs="Arial Narrow"/>
-          <w:color w:val="000000"/>
-          <w:kern w:val="0"/>
-          <w:sz w:val="22"/>
-          <w:szCs w:val="22"/>
-          <w:lang w:val="es-ES" w:eastAsia="es-ES"/>
-          <w14:ligatures w14:val="none"/>
-        </w:rPr>
-        <w:t/>
+        <w:t xml:space="preserve">Mediante la denuncia del 20 de febrero de 2025, subsanada mediante escrito del 12 de junio de 2025, la señora [APELLIDO] denunció a Rímac y al Banco por presuntas infracciones a la Ley 29571, Código de Protección y Defensa del Consumidor</w:t>
       </w:r>
       <w:r>
         <w:rPr>
@@ -771,6 +747,18 @@
           <w:lang w:val="es-ES" w:eastAsia="es-ES"/>
           <w14:ligatures w14:val="none"/>
         </w:rPr>
+        <w:t xml:space="preserve"> (en adelante, Código), señalando lo siguiente:</w:t>
+      </w:r>
+      <w:r>
+        <w:rPr>
+          <w:rFonts w:ascii="Arial Narrow" w:eastAsia="Arial Narrow" w:hAnsi="Arial Narrow" w:cs="Arial Narrow"/>
+          <w:color w:val="000000"/>
+          <w:kern w:val="0"/>
+          <w:sz w:val="22"/>
+          <w:szCs w:val="22"/>
+          <w:lang w:val="es-ES" w:eastAsia="es-ES"/>
+          <w14:ligatures w14:val="none"/>
+        </w:rPr>
         <w:t xml:space="preserve"/>
       </w:r>
       <w:r>
@@ -783,197 +771,7 @@
           <w:lang w:val="es-ES" w:eastAsia="es-ES"/>
           <w14:ligatures w14:val="none"/>
         </w:rPr>
-        <w:t xml:space="preserve"/>
-      </w:r>
-      <w:r>
-        <w:rPr>
-          <w:rFonts w:ascii="Arial Narrow" w:eastAsia="Arial Narrow" w:hAnsi="Arial Narrow" w:cs="Arial Narrow"/>
-          <w:color w:val="000000"/>
-          <w:kern w:val="0"/>
-          <w:sz w:val="22"/>
-          <w:szCs w:val="22"/>
-          <w:lang w:val="es-ES" w:eastAsia="es-ES"/>
-          <w14:ligatures w14:val="none"/>
-        </w:rPr>
         <w:t/>
-      </w:r>
-      <w:r>
-        <w:rPr>
-          <w:rFonts w:ascii="Arial Narrow" w:eastAsia="Arial Narrow" w:hAnsi="Arial Narrow" w:cs="Arial Narrow"/>
-          <w:kern w:val="0"/>
-          <w14:ligatures w14:val="none"/>
-          <w:sz w:val="22"/>
-          <w:szCs w:val="22"/>
-        </w:rPr>
-        <w:t xml:space="preserve"/>
-      </w:r>
-      <w:r>
-        <w:rPr>
-          <w:rFonts w:ascii="Arial Narrow" w:eastAsia="Arial Narrow" w:hAnsi="Arial Narrow" w:cs="Arial Narrow"/>
-          <w:kern w:val="0"/>
-          <w14:ligatures w14:val="none"/>
-          <w:sz w:val="22"/>
-          <w:szCs w:val="22"/>
-        </w:rPr>
-        <w:t/>
-      </w:r>
-      <w:r>
-        <w:rPr>
-          <w:rFonts w:ascii="Arial Narrow" w:eastAsia="Arial Narrow" w:hAnsi="Arial Narrow" w:cs="Arial Narrow"/>
-          <w:kern w:val="0"/>
-          <w14:ligatures w14:val="none"/>
-          <w:sz w:val="22"/>
-          <w:szCs w:val="22"/>
-        </w:rPr>
-        <w:t xml:space="preserve"/>
-      </w:r>
-      <w:r>
-        <w:rPr>
-          <w:rFonts w:ascii="Arial Narrow" w:eastAsia="Arial Narrow" w:hAnsi="Arial Narrow" w:cs="Arial Narrow"/>
-          <w:kern w:val="0"/>
-          <w14:ligatures w14:val="none"/>
-          <w:sz w:val="22"/>
-          <w:szCs w:val="22"/>
-        </w:rPr>
-        <w:t/>
-      </w:r>
-      <w:r>
-        <w:rPr>
-          <w:rFonts w:ascii="Arial Narrow" w:eastAsia="Arial Narrow" w:hAnsi="Arial Narrow" w:cs="Arial Narrow"/>
-          <w:kern w:val="0"/>
-          <w14:ligatures w14:val="none"/>
-          <w:sz w:val="22"/>
-          <w:szCs w:val="22"/>
-        </w:rPr>
-        <w:t xml:space="preserve"/>
-      </w:r>
-      <w:proofErr w:type="spellStart"/>
-      <w:r>
-        <w:rPr>
-          <w:rFonts w:ascii="Arial Narrow" w:eastAsia="Arial Narrow" w:hAnsi="Arial Narrow" w:cs="Arial Narrow"/>
-          <w:kern w:val="0"/>
-          <w14:ligatures w14:val="none"/>
-          <w:sz w:val="22"/>
-          <w:szCs w:val="22"/>
-        </w:rPr>
-        <w:t/>
-      </w:r>
-      <w:proofErr w:type="spellEnd"/>
-      <w:r>
-        <w:rPr>
-          <w:rFonts w:ascii="Arial Narrow" w:eastAsia="Arial Narrow" w:hAnsi="Arial Narrow" w:cs="Arial Narrow"/>
-          <w:kern w:val="0"/>
-          <w14:ligatures w14:val="none"/>
-          <w:sz w:val="22"/>
-          <w:szCs w:val="22"/>
-        </w:rPr>
-        <w:t xml:space="preserve"/>
-      </w:r>
-      <w:r>
-        <w:rPr>
-          <w:rFonts w:ascii="Arial Narrow" w:eastAsia="Arial Narrow" w:hAnsi="Arial Narrow" w:cs="Arial Narrow"/>
-          <w:kern w:val="0"/>
-          <w14:ligatures w14:val="none"/>
-          <w:sz w:val="22"/>
-          <w:szCs w:val="22"/>
-        </w:rPr>
-        <w:t/>
-      </w:r>
-      <w:r>
-        <w:rPr>
-          <w:rFonts w:ascii="Arial Narrow" w:eastAsia="Arial Narrow" w:hAnsi="Arial Narrow" w:cs="Arial Narrow"/>
-          <w:color w:val="000000"/>
-          <w:kern w:val="0"/>
-          <w:sz w:val="22"/>
-          <w:szCs w:val="22"/>
-          <w:lang w:val="es-ES" w:eastAsia="es-ES"/>
-          <w14:ligatures w14:val="none"/>
-        </w:rPr>
-        <w:t xml:space="preserve"/>
-      </w:r>
-      <w:r>
-        <w:rPr>
-          <w:rFonts w:ascii="Arial Narrow" w:eastAsia="Arial Narrow" w:hAnsi="Arial Narrow" w:cs="Arial Narrow"/>
-          <w:color w:val="000000"/>
-          <w:kern w:val="0"/>
-          <w:sz w:val="22"/>
-          <w:szCs w:val="22"/>
-          <w:lang w:val="es-ES" w:eastAsia="es-ES"/>
-          <w14:ligatures w14:val="none"/>
-        </w:rPr>
-        <w:t xml:space="preserve"/>
-      </w:r>
-      <w:r>
-        <w:rPr>
-          <w:rFonts w:ascii="Arial Narrow" w:eastAsia="Arial Narrow" w:hAnsi="Arial Narrow" w:cs="Arial Narrow"/>
-          <w:color w:val="000000"/>
-          <w:kern w:val="0"/>
-          <w:sz w:val="22"/>
-          <w:szCs w:val="22"/>
-          <w:lang w:val="es-ES" w:eastAsia="es-ES"/>
-          <w14:ligatures w14:val="none"/>
-        </w:rPr>
-        <w:t/>
-      </w:r>
-      <w:r>
-        <w:rPr>
-          <w:rFonts w:ascii="Arial Narrow" w:eastAsia="Arial Narrow" w:hAnsi="Arial Narrow" w:cs="Arial Narrow"/>
-          <w:color w:val="000000"/>
-          <w:kern w:val="0"/>
-          <w:sz w:val="22"/>
-          <w:szCs w:val="22"/>
-          <w:lang w:val="es-ES" w:eastAsia="es-ES"/>
-          <w14:ligatures w14:val="none"/>
-        </w:rPr>
-        <w:t xml:space="preserve"/>
-      </w:r>
-      <w:r>
-        <w:rPr>
-          <w:rFonts w:ascii="Arial Narrow" w:eastAsia="Arial Narrow" w:hAnsi="Arial Narrow" w:cs="Arial Narrow"/>
-          <w:color w:val="000000"/>
-          <w:kern w:val="0"/>
-          <w:sz w:val="22"/>
-          <w:szCs w:val="22"/>
-          <w:lang w:val="es-ES" w:eastAsia="es-ES"/>
-          <w14:ligatures w14:val="none"/>
-        </w:rPr>
-        <w:t xml:space="preserve"/>
-      </w:r>
-      <w:r>
-        <w:rPr>
-          <w:rFonts w:ascii="Arial Narrow" w:eastAsia="Arial Narrow" w:hAnsi="Arial Narrow" w:cs="Arial Narrow"/>
-          <w:color w:val="000000"/>
-          <w:kern w:val="0"/>
-          <w:sz w:val="22"/>
-          <w:szCs w:val="22"/>
-          <w:lang w:val="es-ES" w:eastAsia="es-ES"/>
-          <w14:ligatures w14:val="none"/>
-        </w:rPr>
-        <w:t xml:space="preserve"/>
-      </w:r>
-      <w:r>
-        <w:rPr>
-          <w:rFonts w:ascii="Arial Narrow" w:eastAsia="Arial Narrow" w:hAnsi="Arial Narrow" w:cs="Arial Narrow"/>
-          <w:color w:val="000000"/>
-          <w:kern w:val="0"/>
-          <w:sz w:val="22"/>
-          <w:szCs w:val="22"/>
-          <w:lang w:val="es-ES" w:eastAsia="es-ES"/>
-          <w14:ligatures w14:val="none"/>
-        </w:rPr>
-        <w:t/>
-      </w:r>
-      <w:r>
-        <w:rPr>
-          <w:rFonts w:ascii="Arial Narrow" w:eastAsia="Arial Narrow" w:hAnsi="Arial Narrow" w:cs="Arial Narrow"/>
-          <w:color w:val="000000"/>
-          <w:kern w:val="0"/>
-          <w:sz w:val="22"/>
-          <w:szCs w:val="22"/>
-          <w:lang w:val="es-ES" w:eastAsia="es-ES"/>
-          <w14:ligatures w14:val="none"/>
-        </w:rPr>
-        <w:t xml:space="preserve"/>
       </w:r>
       <w:r>
         <w:rPr>
@@ -988,6 +786,220 @@
           <w14:ligatures w14:val="none"/>
         </w:rPr>
         <w:footnoteReference w:id="2"/>
+      </w:r>
+      <w:r>
+        <w:rPr>
+          <w:rFonts w:ascii="Arial Narrow" w:eastAsia="Arial Narrow" w:hAnsi="Arial Narrow" w:cs="Arial Narrow"/>
+          <w:color w:val="000000"/>
+          <w:kern w:val="0"/>
+          <w:sz w:val="22"/>
+          <w:szCs w:val="22"/>
+          <w:lang w:val="es-ES" w:eastAsia="es-ES"/>
+          <w14:ligatures w14:val="none"/>
+        </w:rPr>
+        <w:t xml:space="preserve"/>
+      </w:r>
+      <w:r>
+        <w:rPr>
+          <w:rFonts w:ascii="Arial Narrow" w:eastAsia="Arial Narrow" w:hAnsi="Arial Narrow" w:cs="Arial Narrow"/>
+          <w:color w:val="000000"/>
+          <w:kern w:val="0"/>
+          <w:sz w:val="22"/>
+          <w:szCs w:val="22"/>
+          <w:lang w:val="es-ES" w:eastAsia="es-ES"/>
+          <w14:ligatures w14:val="none"/>
+        </w:rPr>
+        <w:t xml:space="preserve"/>
+      </w:r>
+      <w:r>
+        <w:rPr>
+          <w:rFonts w:ascii="Arial Narrow" w:eastAsia="Arial Narrow" w:hAnsi="Arial Narrow" w:cs="Arial Narrow"/>
+          <w:color w:val="000000"/>
+          <w:kern w:val="0"/>
+          <w:sz w:val="22"/>
+          <w:szCs w:val="22"/>
+          <w:lang w:val="es-ES" w:eastAsia="es-ES"/>
+          <w14:ligatures w14:val="none"/>
+        </w:rPr>
+        <w:t/>
+      </w:r>
+      <w:r>
+        <w:rPr>
+          <w:rFonts w:ascii="Arial Narrow" w:eastAsia="Arial Narrow" w:hAnsi="Arial Narrow" w:cs="Arial Narrow"/>
+          <w:kern w:val="0"/>
+          <w14:ligatures w14:val="none"/>
+          <w:sz w:val="22"/>
+          <w:szCs w:val="22"/>
+        </w:rPr>
+        <w:t xml:space="preserve"/>
+      </w:r>
+      <w:r>
+        <w:rPr>
+          <w:rFonts w:ascii="Arial Narrow" w:eastAsia="Arial Narrow" w:hAnsi="Arial Narrow" w:cs="Arial Narrow"/>
+          <w:kern w:val="0"/>
+          <w14:ligatures w14:val="none"/>
+          <w:sz w:val="22"/>
+          <w:szCs w:val="22"/>
+        </w:rPr>
+        <w:t/>
+      </w:r>
+      <w:r>
+        <w:rPr>
+          <w:rFonts w:ascii="Arial Narrow" w:eastAsia="Arial Narrow" w:hAnsi="Arial Narrow" w:cs="Arial Narrow"/>
+          <w:kern w:val="0"/>
+          <w14:ligatures w14:val="none"/>
+          <w:sz w:val="22"/>
+          <w:szCs w:val="22"/>
+        </w:rPr>
+        <w:t xml:space="preserve"/>
+      </w:r>
+      <w:r>
+        <w:rPr>
+          <w:rFonts w:ascii="Arial Narrow" w:eastAsia="Arial Narrow" w:hAnsi="Arial Narrow" w:cs="Arial Narrow"/>
+          <w:kern w:val="0"/>
+          <w14:ligatures w14:val="none"/>
+          <w:sz w:val="22"/>
+          <w:szCs w:val="22"/>
+        </w:rPr>
+        <w:t/>
+      </w:r>
+      <w:r>
+        <w:rPr>
+          <w:rFonts w:ascii="Arial Narrow" w:eastAsia="Arial Narrow" w:hAnsi="Arial Narrow" w:cs="Arial Narrow"/>
+          <w:kern w:val="0"/>
+          <w14:ligatures w14:val="none"/>
+          <w:sz w:val="22"/>
+          <w:szCs w:val="22"/>
+        </w:rPr>
+        <w:t xml:space="preserve"/>
+      </w:r>
+      <w:proofErr w:type="spellStart"/>
+      <w:r>
+        <w:rPr>
+          <w:rFonts w:ascii="Arial Narrow" w:eastAsia="Arial Narrow" w:hAnsi="Arial Narrow" w:cs="Arial Narrow"/>
+          <w:kern w:val="0"/>
+          <w14:ligatures w14:val="none"/>
+          <w:sz w:val="22"/>
+          <w:szCs w:val="22"/>
+        </w:rPr>
+        <w:t/>
+      </w:r>
+      <w:proofErr w:type="spellEnd"/>
+      <w:r>
+        <w:rPr>
+          <w:rFonts w:ascii="Arial Narrow" w:eastAsia="Arial Narrow" w:hAnsi="Arial Narrow" w:cs="Arial Narrow"/>
+          <w:kern w:val="0"/>
+          <w14:ligatures w14:val="none"/>
+          <w:sz w:val="22"/>
+          <w:szCs w:val="22"/>
+        </w:rPr>
+        <w:t xml:space="preserve"/>
+      </w:r>
+      <w:r>
+        <w:rPr>
+          <w:rFonts w:ascii="Arial Narrow" w:eastAsia="Arial Narrow" w:hAnsi="Arial Narrow" w:cs="Arial Narrow"/>
+          <w:kern w:val="0"/>
+          <w14:ligatures w14:val="none"/>
+          <w:sz w:val="22"/>
+          <w:szCs w:val="22"/>
+        </w:rPr>
+        <w:t/>
+      </w:r>
+      <w:r>
+        <w:rPr>
+          <w:rFonts w:ascii="Arial Narrow" w:eastAsia="Arial Narrow" w:hAnsi="Arial Narrow" w:cs="Arial Narrow"/>
+          <w:color w:val="000000"/>
+          <w:kern w:val="0"/>
+          <w:sz w:val="22"/>
+          <w:szCs w:val="22"/>
+          <w:lang w:val="es-ES" w:eastAsia="es-ES"/>
+          <w14:ligatures w14:val="none"/>
+        </w:rPr>
+        <w:t xml:space="preserve"/>
+      </w:r>
+      <w:r>
+        <w:rPr>
+          <w:rFonts w:ascii="Arial Narrow" w:eastAsia="Arial Narrow" w:hAnsi="Arial Narrow" w:cs="Arial Narrow"/>
+          <w:color w:val="000000"/>
+          <w:kern w:val="0"/>
+          <w:sz w:val="22"/>
+          <w:szCs w:val="22"/>
+          <w:lang w:val="es-ES" w:eastAsia="es-ES"/>
+          <w14:ligatures w14:val="none"/>
+        </w:rPr>
+        <w:t xml:space="preserve"/>
+      </w:r>
+      <w:r>
+        <w:rPr>
+          <w:rFonts w:ascii="Arial Narrow" w:eastAsia="Arial Narrow" w:hAnsi="Arial Narrow" w:cs="Arial Narrow"/>
+          <w:color w:val="000000"/>
+          <w:kern w:val="0"/>
+          <w:sz w:val="22"/>
+          <w:szCs w:val="22"/>
+          <w:lang w:val="es-ES" w:eastAsia="es-ES"/>
+          <w14:ligatures w14:val="none"/>
+        </w:rPr>
+        <w:t/>
+      </w:r>
+      <w:r>
+        <w:rPr>
+          <w:rFonts w:ascii="Arial Narrow" w:eastAsia="Arial Narrow" w:hAnsi="Arial Narrow" w:cs="Arial Narrow"/>
+          <w:color w:val="000000"/>
+          <w:kern w:val="0"/>
+          <w:sz w:val="22"/>
+          <w:szCs w:val="22"/>
+          <w:lang w:val="es-ES" w:eastAsia="es-ES"/>
+          <w14:ligatures w14:val="none"/>
+        </w:rPr>
+        <w:t xml:space="preserve"/>
+      </w:r>
+      <w:r>
+        <w:rPr>
+          <w:rFonts w:ascii="Arial Narrow" w:eastAsia="Arial Narrow" w:hAnsi="Arial Narrow" w:cs="Arial Narrow"/>
+          <w:color w:val="000000"/>
+          <w:kern w:val="0"/>
+          <w:sz w:val="22"/>
+          <w:szCs w:val="22"/>
+          <w:lang w:val="es-ES" w:eastAsia="es-ES"/>
+          <w14:ligatures w14:val="none"/>
+        </w:rPr>
+        <w:t xml:space="preserve"/>
+      </w:r>
+      <w:r>
+        <w:rPr>
+          <w:rFonts w:ascii="Arial Narrow" w:eastAsia="Arial Narrow" w:hAnsi="Arial Narrow" w:cs="Arial Narrow"/>
+          <w:color w:val="000000"/>
+          <w:kern w:val="0"/>
+          <w:sz w:val="22"/>
+          <w:szCs w:val="22"/>
+          <w:lang w:val="es-ES" w:eastAsia="es-ES"/>
+          <w14:ligatures w14:val="none"/>
+        </w:rPr>
+        <w:t xml:space="preserve"/>
+      </w:r>
+      <w:r>
+        <w:rPr>
+          <w:rFonts w:ascii="Arial Narrow" w:eastAsia="Arial Narrow" w:hAnsi="Arial Narrow" w:cs="Arial Narrow"/>
+          <w:color w:val="000000"/>
+          <w:kern w:val="0"/>
+          <w:sz w:val="22"/>
+          <w:szCs w:val="22"/>
+          <w:lang w:val="es-ES" w:eastAsia="es-ES"/>
+          <w14:ligatures w14:val="none"/>
+        </w:rPr>
+        <w:t/>
+      </w:r>
+      <w:r>
+        <w:rPr>
+          <w:rFonts w:ascii="Arial Narrow" w:eastAsia="Arial Narrow" w:hAnsi="Arial Narrow" w:cs="Arial Narrow"/>
+          <w:color w:val="000000"/>
+          <w:kern w:val="0"/>
+          <w:sz w:val="22"/>
+          <w:szCs w:val="22"/>
+          <w:lang w:val="es-ES" w:eastAsia="es-ES"/>
+          <w14:ligatures w14:val="none"/>
+        </w:rPr>
+        <w:t xml:space="preserve"/>
       </w:r>
       <w:r>
         <w:rPr>
@@ -3321,7 +3333,31 @@
           <w:lang w:eastAsia="es-PE"/>
           <w14:ligatures w14:val="none"/>
         </w:rPr>
-        <w:t xml:space="preserve">La Secretaría Técnica de la Comisión de Protección al Consumidor 1 (en adelante, la Secretaría Técnica), en ejercicio de sus facultades, considera que el hecho denunciado, consistente en que Rímac Seguros y Reaseguros S.A. se habría negado injustificadamente a otorgar a la denunciante la cobertura del Seguro de Desgravamen Triangular Consumo Soles – Certificado 001108144004895143 por el fallecimiento del señor [APELLIDO] el 22 de octubre de 2024; involucraría una presunta afectación a sus expectativas, quien no habría encontrado una correspondencia entre lo que esperaba recibir de parte del proveedor y lo que realmente recibió. Por consiguiente, corresponde calificar el hecho materia de denuncia como una presunta infracción al deber de idoneidad, tipificado en los artículos 18 y 19 del Código.</w:t>
+        <w:t xml:space="preserve">La Secretaría Técnica de la Comisión de Protección al Consumidor 1 (en adelante, la Secretaría Técnica), en ejercicio de sus facultades</w:t>
+      </w:r>
+      <w:r>
+        <w:rPr>
+          <w:rStyle w:val="Refdenotaalpie"/>
+          <w:rFonts w:ascii="Arial Narrow" w:eastAsia="Arial Narrow" w:hAnsi="Arial Narrow" w:cs="Arial Narrow"/>
+          <w:kern w:val="0"/>
+          <w:sz w:val="22"/>
+          <w:szCs w:val="22"/>
+          <w:vertAlign w:val="superscript"/>
+          <w14:ligatures w14:val="none"/>
+        </w:rPr>
+        <w:footnoteReference w:id="3"/>
+      </w:r>
+      <w:r>
+        <w:rPr>
+          <w:rFonts w:ascii="Arial Narrow" w:eastAsia="Arial Narrow" w:hAnsi="Arial Narrow" w:cs="Arial Narrow"/>
+          <w:color w:val="000000"/>
+          <w:kern w:val="0"/>
+          <w:sz w:val="22"/>
+          <w:szCs w:val="22"/>
+          <w:lang w:eastAsia="es-PE"/>
+          <w14:ligatures w14:val="none"/>
+        </w:rPr>
+        <w:t xml:space="preserve">, considera que el hecho denunciado, consistente en que Rímac Seguros y Reaseguros S.A. se habría negado injustificadamente a otorgar a la denunciante la cobertura del Seguro de Desgravamen Triangular Consumo Soles – Certificado 001108144004895143 por el fallecimiento del señor [APELLIDO] el 22 de octubre de 2024; involucraría una presunta afectación a sus expectativas, quien no habría encontrado una correspondencia entre lo que esperaba recibir de parte del proveedor y lo que realmente recibió. Por consiguiente, corresponde calificar el hecho materia de denuncia como una presunta infracción al deber de idoneidad, tipificado en los artículos 18 y 19 del Código.</w:t>
       </w:r>
       <w:bookmarkEnd w:id="2"/>
       <w:bookmarkEnd w:id="3"/>
@@ -3337,18 +3373,6 @@
           <w14:ligatures w14:val="none"/>
         </w:rPr>
         <w:t/>
-      </w:r>
-      <w:r>
-        <w:rPr>
-          <w:rStyle w:val="Refdenotaalpie"/>
-          <w:rFonts w:ascii="Arial Narrow" w:eastAsia="Arial Narrow" w:hAnsi="Arial Narrow" w:cs="Arial Narrow"/>
-          <w:kern w:val="0"/>
-          <w:sz w:val="22"/>
-          <w:szCs w:val="22"/>
-          <w:vertAlign w:val="superscript"/>
-          <w14:ligatures w14:val="none"/>
-        </w:rPr>
-        <w:footnoteReference w:id="3"/>
       </w:r>
       <w:r>
         <w:rPr>
@@ -3862,22 +3886,6 @@
           <w14:ligatures w14:val="none"/>
           <w:sz w:val="22"/>
           <w:szCs w:val="22"/>
-        </w:rPr>
-      </w:pPr>
-    </w:p>
-    <w:p>
-      <w:pPr>
-        <w:pStyle w:val="Prrafodelista"/>
-        <w:spacing w:after="0" w:line="240" w:lineRule="auto"/>
-        <w:ind w:left="567"/>
-        <w:jc w:val="both"/>
-        <w:rPr>
-          <w:rFonts w:ascii="Arial Narrow" w:eastAsia="Arial Narrow" w:hAnsi="Arial Narrow" w:cs="Arial Narrow"/>
-          <w:kern w:val="0"/>
-          <w:sz w:val="22"/>
-          <w:szCs w:val="22"/>
-          <w:lang w:eastAsia="es-PE"/>
-          <w14:ligatures w14:val="none"/>
         </w:rPr>
       </w:pPr>
     </w:p>
@@ -4650,23 +4658,6 @@
     <w:p>
       <w:pPr>
         <w:pStyle w:val="Prrafodelista"/>
-        <w:spacing w:after="0" w:line="240" w:lineRule="auto"/>
-        <w:ind w:left="567"/>
-        <w:jc w:val="both"/>
-        <w:rPr>
-          <w:rFonts w:ascii="Arial Narrow" w:eastAsia="Arial Narrow" w:hAnsi="Arial Narrow" w:cs="Arial Narrow"/>
-          <w:color w:val="000000"/>
-          <w:kern w:val="0"/>
-          <w:sz w:val="22"/>
-          <w:szCs w:val="22"/>
-          <w:lang w:val="es-ES" w:eastAsia="es-ES"/>
-          <w14:ligatures w14:val="none"/>
-        </w:rPr>
-      </w:pPr>
-    </w:p>
-    <w:p>
-      <w:pPr>
-        <w:pStyle w:val="Prrafodelista"/>
         <w:numPr>
           <w:ilvl w:val="0"/>
           <w:numId w:val="5"/>
@@ -4745,7 +4736,19 @@
           <w:lang w:eastAsia="es-PE"/>
           <w14:ligatures w14:val="none"/>
         </w:rPr>
-        <w:t xml:space="preserve">PRIMERO: admitir a trámite la denuncia del 20 de febrero de 2025, subsanada mediante escrito del 12 de junio de 2025, interpuesta por la señora [DENUNCIANTE] contra Rímac Seguros y Reaseguros S.A. y el Banco BBVA Perú S.A., por lo siguiente:</w:t>
+        <w:t xml:space="preserve">PRIMERO:</w:t>
+      </w:r>
+      <w:r>
+        <w:rPr>
+          <w:rFonts w:ascii="Arial Narrow" w:eastAsia="Arial Narrow" w:hAnsi="Arial Narrow" w:cs="Arial Narrow"/>
+          <w:color w:val="000000"/>
+          <w:kern w:val="0"/>
+          <w:sz w:val="22"/>
+          <w:szCs w:val="22"/>
+          <w:lang w:eastAsia="es-PE"/>
+          <w14:ligatures w14:val="none"/>
+        </w:rPr>
+        <w:t xml:space="preserve"> admitir a trámite la denuncia del 20 de febrero de 2025, subsanada mediante escrito del 12 de junio de 2025, interpuesta por la señora [DENUNCIANTE] contra Rímac Seguros y Reaseguros S.A. y el Banco BBVA Perú S.A., por lo siguiente:</w:t>
       </w:r>
       <w:r>
         <w:rPr>
@@ -4800,7 +4803,6 @@
       <w:r>
         <w:rPr>
           <w:rFonts w:ascii="Arial Narrow" w:eastAsia="Arial Narrow" w:hAnsi="Arial Narrow" w:cs="Arial Narrow"/>
-          <w:bCs/>
           <w:spacing w:val="-3"/>
           <w:kern w:val="0"/>
           <w14:ligatures w14:val="none"/>
@@ -4894,7 +4896,6 @@
       <w:r>
         <w:rPr>
           <w:rFonts w:ascii="Arial Narrow" w:eastAsia="Arial Narrow" w:hAnsi="Arial Narrow" w:cs="Arial Narrow"/>
-          <w:bCs/>
           <w:sz w:val="22"/>
           <w:szCs w:val="22"/>
         </w:rPr>
@@ -4903,7 +4904,6 @@
       <w:r>
         <w:rPr>
           <w:rFonts w:ascii="Arial Narrow" w:eastAsia="Arial Narrow" w:hAnsi="Arial Narrow" w:cs="Arial Narrow"/>
-          <w:bCs/>
           <w:sz w:val="22"/>
           <w:szCs w:val="22"/>
         </w:rPr>
@@ -5604,7 +5604,19 @@
           <w:lang w:eastAsia="es-PE"/>
           <w14:ligatures w14:val="none"/>
         </w:rPr>
-        <w:t xml:space="preserve">TERCERO: </w:t>
+        <w:t xml:space="preserve">TERCERO:</w:t>
+      </w:r>
+      <w:r>
+        <w:rPr>
+          <w:rFonts w:ascii="Arial Narrow" w:eastAsia="Arial Narrow" w:hAnsi="Arial Narrow" w:cs="Arial Narrow"/>
+          <w:color w:val="000000"/>
+          <w:kern w:val="0"/>
+          <w:sz w:val="22"/>
+          <w:szCs w:val="22"/>
+          <w:lang w:eastAsia="es-PE"/>
+          <w14:ligatures w14:val="none"/>
+        </w:rPr>
+        <w:t xml:space="preserve"> </w:t>
       </w:r>
       <w:r>
         <w:rPr>
@@ -5621,7 +5633,6 @@
       <w:r>
         <w:rPr>
           <w:rFonts w:ascii="Arial Narrow" w:eastAsia="Arial Narrow" w:hAnsi="Arial Narrow" w:cs="Arial Narrow"/>
-          <w:bCs/>
           <w:sz w:val="22"/>
           <w:szCs w:val="22"/>
         </w:rPr>
@@ -5630,7 +5641,6 @@
       <w:r>
         <w:rPr>
           <w:rFonts w:ascii="Arial Narrow" w:eastAsia="Arial Narrow" w:hAnsi="Arial Narrow" w:cs="Arial Narrow"/>
-          <w:bCs/>
           <w:sz w:val="22"/>
           <w:szCs w:val="22"/>
         </w:rPr>
@@ -5639,7 +5649,6 @@
       <w:r>
         <w:rPr>
           <w:rFonts w:ascii="Arial Narrow" w:eastAsia="Arial Narrow" w:hAnsi="Arial Narrow" w:cs="Arial Narrow"/>
-          <w:bCs/>
           <w:sz w:val="22"/>
           <w:szCs w:val="22"/>
         </w:rPr>
@@ -5648,7 +5657,6 @@
       <w:r>
         <w:rPr>
           <w:rFonts w:ascii="Arial Narrow" w:eastAsia="Arial Narrow" w:hAnsi="Arial Narrow" w:cs="Arial Narrow"/>
-          <w:bCs/>
           <w:sz w:val="22"/>
           <w:szCs w:val="22"/>
         </w:rPr>
@@ -6055,7 +6063,15 @@
           <w:sz w:val="22"/>
           <w:szCs w:val="22"/>
         </w:rPr>
-        <w:t xml:space="preserve">CUARTO: </w:t>
+        <w:t xml:space="preserve">CUARTO:</w:t>
+      </w:r>
+      <w:r>
+        <w:rPr>
+          <w:rFonts w:ascii="Arial Narrow" w:eastAsia="Arial Narrow" w:hAnsi="Arial Narrow" w:cs="Arial Narrow"/>
+          <w:sz w:val="22"/>
+          <w:szCs w:val="22"/>
+        </w:rPr>
+        <w:t xml:space="preserve"> </w:t>
       </w:r>
       <w:r>
         <w:rPr>
@@ -6077,7 +6093,7 @@
           <w:lang w:val="es-ES" w:eastAsia="es-ES"/>
           <w14:ligatures w14:val="none"/>
         </w:rPr>
-        <w:footnoteReference w:id="14"/>
+        <w:footnoteReference w:id="9"/>
       </w:r>
       <w:r>
         <w:rPr>
@@ -6099,7 +6115,7 @@
           <w:lang w:val="es-ES" w:eastAsia="es-ES"/>
           <w14:ligatures w14:val="none"/>
         </w:rPr>
-        <w:footnoteReference w:id="15"/>
+        <w:footnoteReference w:id="10"/>
       </w:r>
       <w:r>
         <w:rPr>
@@ -6150,7 +6166,19 @@
           <w:lang w:eastAsia="es-PE"/>
           <w14:ligatures w14:val="none"/>
         </w:rPr>
-        <w:t xml:space="preserve">QUINTO: </w:t>
+        <w:t xml:space="preserve">QUINTO:</w:t>
+      </w:r>
+      <w:r>
+        <w:rPr>
+          <w:rFonts w:ascii="Arial Narrow" w:eastAsia="Arial Narrow" w:hAnsi="Arial Narrow" w:cs="Arial Narrow"/>
+          <w:color w:val="000000"/>
+          <w:kern w:val="0"/>
+          <w:sz w:val="22"/>
+          <w:szCs w:val="22"/>
+          <w:lang w:eastAsia="es-PE"/>
+          <w14:ligatures w14:val="none"/>
+        </w:rPr>
+        <w:t xml:space="preserve"> </w:t>
       </w:r>
       <w:bookmarkStart w:id="5" w:name="_Hlk188286813"/>
       <w:r>
@@ -6206,7 +6234,6 @@
       <w:r>
         <w:rPr>
           <w:rFonts w:ascii="Arial Narrow" w:eastAsia="Arial Narrow" w:hAnsi="Arial Narrow" w:cs="Arial Narrow"/>
-          <w:bCs/>
           <w:sz w:val="22"/>
           <w:szCs w:val="22"/>
         </w:rPr>
@@ -6754,7 +6781,19 @@
           <w:lang w:eastAsia="es-PE"/>
           <w14:ligatures w14:val="none"/>
         </w:rPr>
-        <w:t xml:space="preserve">SEXTO: </w:t>
+        <w:t xml:space="preserve">SEXTO:</w:t>
+      </w:r>
+      <w:r>
+        <w:rPr>
+          <w:rFonts w:ascii="Arial Narrow" w:eastAsia="Arial Narrow" w:hAnsi="Arial Narrow" w:cs="Arial Narrow"/>
+          <w:color w:val="000000"/>
+          <w:kern w:val="0"/>
+          <w:sz w:val="22"/>
+          <w:szCs w:val="22"/>
+          <w:lang w:eastAsia="es-PE"/>
+          <w14:ligatures w14:val="none"/>
+        </w:rPr>
+        <w:t xml:space="preserve"> </w:t>
       </w:r>
       <w:r>
         <w:rPr>
@@ -6807,7 +6846,6 @@
       <w:r>
         <w:rPr>
           <w:rFonts w:ascii="Arial Narrow" w:eastAsia="Arial Narrow" w:hAnsi="Arial Narrow" w:cs="Arial Narrow"/>
-          <w:bCs/>
           <w:sz w:val="22"/>
           <w:szCs w:val="22"/>
         </w:rPr>
@@ -7309,7 +7347,7 @@
           <w:lang w:eastAsia="es-PE"/>
           <w14:ligatures w14:val="none"/>
         </w:rPr>
-        <w:footnoteReference w:id="9"/>
+        <w:footnoteReference w:id="11"/>
       </w:r>
       <w:r>
         <w:rPr>
@@ -7407,7 +7445,7 @@
           <w:lang w:eastAsia="es-PE"/>
           <w14:ligatures w14:val="none"/>
         </w:rPr>
-        <w:footnoteReference w:id="10"/>
+        <w:footnoteReference w:id="12"/>
       </w:r>
       <w:r>
         <w:rPr>
@@ -7471,7 +7509,7 @@
           <w:lang w:eastAsia="es-PE"/>
           <w14:ligatures w14:val="none"/>
         </w:rPr>
-        <w:footnoteReference w:id="11"/>
+        <w:footnoteReference w:id="13"/>
       </w:r>
       <w:r>
         <w:rPr>
@@ -7698,7 +7736,7 @@
           <w:vertAlign w:val="superscript"/>
           <w14:ligatures w14:val="none"/>
         </w:rPr>
-        <w:footnoteReference w:id="12"/>
+        <w:footnoteReference w:id="14"/>
       </w:r>
       <w:r>
         <w:rPr>
@@ -7716,45 +7754,120 @@
           <w:kern w:val="0"/>
           <w:sz w:val="22"/>
           <w:szCs w:val="22"/>
+          <w14:ligatures w14:val="none"/>
+        </w:rPr>
+        <w:t>expresamente su facultad para asistir y conciliar en su representación</w:t>
+      </w:r>
+      <w:r>
+        <w:rPr>
+          <w:rFonts w:ascii="Arial Narrow" w:eastAsia="Arial Narrow" w:hAnsi="Arial Narrow" w:cs="Arial Narrow"/>
+          <w:kern w:val="0"/>
+          <w14:ligatures w14:val="none"/>
+          <w:sz w:val="22"/>
+          <w:szCs w:val="22"/>
+        </w:rPr>
+        <w:t>.</w:t>
+      </w:r>
+      <w:r>
+        <w:rPr>
+          <w:rFonts w:ascii="Arial Narrow" w:eastAsia="Arial Narrow" w:hAnsi="Arial Narrow" w:cs="Arial Narrow"/>
+          <w:kern w:val="0"/>
+          <w14:ligatures w14:val="none"/>
+          <w:sz w:val="22"/>
+          <w:szCs w:val="22"/>
+        </w:rPr>
+        <w:t xml:space="preserve"> </w:t>
+      </w:r>
+      <w:r>
+        <w:rPr>
+          <w:rFonts w:ascii="Arial Narrow" w:eastAsia="Arial Narrow" w:hAnsi="Arial Narrow" w:cs="Arial Narrow"/>
+          <w:kern w:val="0"/>
+          <w:sz w:val="22"/>
+          <w:szCs w:val="22"/>
+          <w14:ligatures w14:val="none"/>
+        </w:rPr>
+        <w:t xml:space="preserve">Ello bajo apercibimiento de no realizar la audiencia de conciliación y levantar el acta de inasistencia correspondiente. </w:t>
+      </w:r>
+    </w:p>
+    <w:p>
+      <w:pPr>
+        <w:suppressAutoHyphens/>
+        <w:spacing w:after="0" w:line="240" w:lineRule="auto"/>
+        <w:jc w:val="both"/>
+        <w:rPr>
+          <w:rFonts w:ascii="Arial Narrow" w:eastAsia="Arial Narrow" w:hAnsi="Arial Narrow" w:cs="Arial Narrow"/>
+          <w:kern w:val="0"/>
+          <w:sz w:val="22"/>
+          <w:szCs w:val="22"/>
           <w:u w:val="single"/>
           <w14:ligatures w14:val="none"/>
         </w:rPr>
-        <w:t>expresamente su facultad para asistir y conciliar en su representación</w:t>
-      </w:r>
-      <w:r>
-        <w:rPr>
-          <w:rFonts w:ascii="Arial Narrow" w:eastAsia="Arial Narrow" w:hAnsi="Arial Narrow" w:cs="Arial Narrow"/>
-          <w:bCs/>
-          <w:kern w:val="0"/>
-          <w14:ligatures w14:val="none"/>
-          <w:sz w:val="22"/>
-          <w:szCs w:val="22"/>
-        </w:rPr>
-        <w:t>.</w:t>
-      </w:r>
-      <w:r>
+      </w:pPr>
+    </w:p>
+    <w:p>
+      <w:pPr>
+        <w:suppressAutoHyphens/>
+        <w:spacing w:after="0" w:line="240" w:lineRule="auto"/>
+        <w:jc w:val="both"/>
         <w:rPr>
           <w:rFonts w:ascii="Arial Narrow" w:eastAsia="Arial Narrow" w:hAnsi="Arial Narrow" w:cs="Arial Narrow"/>
           <w:b/>
           <w:bCs/>
-          <w:kern w:val="0"/>
-          <w14:ligatures w14:val="none"/>
-          <w:sz w:val="22"/>
-          <w:szCs w:val="22"/>
+          <w:sz w:val="22"/>
+          <w:szCs w:val="22"/>
+        </w:rPr>
+      </w:pPr>
+      <w:r>
+        <w:rPr>
+          <w:rFonts w:ascii="Arial Narrow" w:eastAsia="Arial Narrow" w:hAnsi="Arial Narrow" w:cs="Arial Narrow"/>
+          <w:b/>
+          <w:spacing w:val="-3"/>
+          <w:kern w:val="0"/>
+          <w14:ligatures w14:val="none"/>
+          <w:sz w:val="22"/>
+          <w:szCs w:val="22"/>
+        </w:rPr>
+        <w:t>DÉCIMO</w:t>
+      </w:r>
+      <w:r>
+        <w:rPr>
+          <w:rFonts w:ascii="Arial Narrow" w:eastAsia="Arial Narrow" w:hAnsi="Arial Narrow" w:cs="Arial Narrow"/>
+          <w:b/>
+          <w:color w:val="000000"/>
+          <w:kern w:val="0"/>
+          <w:sz w:val="22"/>
+          <w:szCs w:val="22"/>
+          <w:lang w:eastAsia="es-PE"/>
+          <w14:ligatures w14:val="none"/>
+        </w:rPr>
+        <w:t>:</w:t>
+      </w:r>
+      <w:r>
+        <w:rPr>
+          <w:rFonts w:ascii="Arial Narrow" w:eastAsia="Arial Narrow" w:hAnsi="Arial Narrow" w:cs="Arial Narrow"/>
+          <w:color w:val="000000"/>
+          <w:kern w:val="0"/>
+          <w:sz w:val="22"/>
+          <w:szCs w:val="22"/>
+          <w:lang w:eastAsia="es-PE"/>
+          <w14:ligatures w14:val="none"/>
         </w:rPr>
         <w:t xml:space="preserve"> </w:t>
       </w:r>
       <w:r>
         <w:rPr>
           <w:rFonts w:ascii="Arial Narrow" w:eastAsia="Arial Narrow" w:hAnsi="Arial Narrow" w:cs="Arial Narrow"/>
-          <w:kern w:val="0"/>
-          <w:sz w:val="22"/>
-          <w:szCs w:val="22"/>
-          <w:u w:val="single"/>
-          <w14:ligatures w14:val="none"/>
-        </w:rPr>
-        <w:t xml:space="preserve">Ello bajo apercibimiento de no realizar la audiencia de conciliación y levantar el acta de inasistencia correspondiente. </w:t>
-      </w:r>
+          <w:color w:val="000000"/>
+          <w:kern w:val="0"/>
+          <w:sz w:val="22"/>
+          <w:szCs w:val="22"/>
+          <w:lang w:eastAsia="es-PE"/>
+          <w14:ligatures w14:val="none"/>
+        </w:rPr>
+        <w:t xml:space="preserve">poner en conocimiento de las partes que, antes de la emisión de la Resolución Final, tienen la posibilidad de formular su desistimiento o presentar el acuerdo arribado mediante la conciliación, mediación, transacción o cualquier otro que, de forma indubitable, deje constancia que se ha solucionado la controversia materia de denuncia.</w:t>
+      </w:r>
+      <w:bookmarkStart w:id="8" w:name="h.gjdgxs" w:colFirst="0" w:colLast="0"/>
+      <w:bookmarkEnd w:id="8"/>
     </w:p>
     <w:p>
       <w:pPr>
@@ -7763,10 +7876,11 @@
         <w:jc w:val="both"/>
         <w:rPr>
           <w:rFonts w:ascii="Arial Narrow" w:eastAsia="Arial Narrow" w:hAnsi="Arial Narrow" w:cs="Arial Narrow"/>
-          <w:kern w:val="0"/>
-          <w:sz w:val="22"/>
-          <w:szCs w:val="22"/>
-          <w:u w:val="single"/>
+          <w:color w:val="000000"/>
+          <w:kern w:val="0"/>
+          <w:sz w:val="22"/>
+          <w:szCs w:val="22"/>
+          <w:lang w:eastAsia="es-PE"/>
           <w14:ligatures w14:val="none"/>
         </w:rPr>
       </w:pPr>
@@ -7778,63 +7892,394 @@
         <w:jc w:val="both"/>
         <w:rPr>
           <w:rFonts w:ascii="Arial Narrow" w:eastAsia="Arial Narrow" w:hAnsi="Arial Narrow" w:cs="Arial Narrow"/>
+          <w:sz w:val="22"/>
+          <w:szCs w:val="22"/>
+        </w:rPr>
+      </w:pPr>
+      <w:r>
+        <w:rPr>
+          <w:rFonts w:ascii="Arial Narrow" w:eastAsia="Arial Narrow" w:hAnsi="Arial Narrow" w:cs="Arial Narrow"/>
           <w:b/>
           <w:bCs/>
           <w:sz w:val="22"/>
           <w:szCs w:val="22"/>
         </w:rPr>
-      </w:pPr>
-      <w:r>
-        <w:rPr>
-          <w:rFonts w:ascii="Arial Narrow" w:eastAsia="Arial Narrow" w:hAnsi="Arial Narrow" w:cs="Arial Narrow"/>
-          <w:b/>
+        <w:t xml:space="preserve">DÉCIMO PRIMERO:</w:t>
+      </w:r>
+      <w:r>
+        <w:rPr>
+          <w:rFonts w:ascii="Arial Narrow" w:eastAsia="Arial Narrow" w:hAnsi="Arial Narrow" w:cs="Arial Narrow"/>
+          <w:sz w:val="22"/>
+          <w:szCs w:val="22"/>
+        </w:rPr>
+        <w:t xml:space="preserve"> </w:t>
+      </w:r>
+      <w:r>
+        <w:rPr>
+          <w:rFonts w:ascii="Arial Narrow" w:eastAsia="Arial Narrow" w:hAnsi="Arial Narrow" w:cs="Arial Narrow"/>
+          <w:sz w:val="22"/>
+          <w:szCs w:val="22"/>
+        </w:rPr>
+        <w:t xml:space="preserve">requerir a la señora [DENUNCIANTE] y a Rímac Seguros y Reaseguros S.A. para que, dentro del plazo de dos (2) días hábiles siguientes a la fecha en que reciban la notificación en sus bandejas de correo electrónico, efectúen la confirmación de recepción de la notificación remitida por este despacho a sus correos electrónicos, de conformidad con el segundo párrafo del numeral 4 del artículo 20 del Texto Único Ordenado de la Ley del Procedimiento Administrativo General, aprobado mediante Decreto Supremo 006-2026-JUS, bajo apercibimiento de rehacer el acto de notificación y notificarles conforme al numeral 1 del artículo 20 del citado cuerpo normativo.</w:t>
+      </w:r>
+      <w:r>
+        <w:rPr>
+          <w:rFonts w:ascii="Arial Narrow" w:eastAsia="Arial Narrow" w:hAnsi="Arial Narrow" w:cs="Arial Narrow"/>
+          <w:sz w:val="22"/>
+          <w:szCs w:val="22"/>
+        </w:rPr>
+        <w:t xml:space="preserve"/>
+      </w:r>
+      <w:r>
+        <w:rPr>
+          <w:rFonts w:ascii="Arial Narrow" w:eastAsia="Arial Narrow" w:hAnsi="Arial Narrow" w:cs="Arial Narrow"/>
           <w:spacing w:val="-3"/>
           <w:kern w:val="0"/>
           <w14:ligatures w14:val="none"/>
           <w:sz w:val="22"/>
           <w:szCs w:val="22"/>
         </w:rPr>
-        <w:t>DÉCIMO</w:t>
-      </w:r>
-      <w:r>
-        <w:rPr>
-          <w:rFonts w:ascii="Arial Narrow" w:eastAsia="Arial Narrow" w:hAnsi="Arial Narrow" w:cs="Arial Narrow"/>
-          <w:b/>
-          <w:color w:val="000000"/>
-          <w:kern w:val="0"/>
-          <w:sz w:val="22"/>
-          <w:szCs w:val="22"/>
-          <w:lang w:eastAsia="es-PE"/>
-          <w14:ligatures w14:val="none"/>
-        </w:rPr>
-        <w:t>:</w:t>
-      </w:r>
-      <w:r>
-        <w:rPr>
-          <w:rFonts w:ascii="Arial Narrow" w:eastAsia="Arial Narrow" w:hAnsi="Arial Narrow" w:cs="Arial Narrow"/>
-          <w:color w:val="000000"/>
-          <w:kern w:val="0"/>
-          <w:sz w:val="22"/>
-          <w:szCs w:val="22"/>
-          <w:lang w:eastAsia="es-PE"/>
-          <w14:ligatures w14:val="none"/>
-        </w:rPr>
-        <w:t xml:space="preserve"> </w:t>
-      </w:r>
-      <w:r>
-        <w:rPr>
-          <w:rFonts w:ascii="Arial Narrow" w:eastAsia="Arial Narrow" w:hAnsi="Arial Narrow" w:cs="Arial Narrow"/>
-          <w:color w:val="000000"/>
-          <w:kern w:val="0"/>
-          <w:sz w:val="22"/>
-          <w:szCs w:val="22"/>
-          <w:lang w:eastAsia="es-PE"/>
-          <w14:ligatures w14:val="none"/>
-        </w:rPr>
-        <w:t xml:space="preserve">poner en conocimiento de las partes que, antes de la emisión de la Resolución Final, tienen la posibilidad de formular su desistimiento o presentar el acuerdo arribado mediante la conciliación, mediación, transacción o cualquier otro que, de forma indubitable, deje constancia que se ha solucionado la controversia materia de denuncia.</w:t>
-      </w:r>
-      <w:bookmarkStart w:id="8" w:name="h.gjdgxs" w:colFirst="0" w:colLast="0"/>
-      <w:bookmarkEnd w:id="8"/>
+        <w:t/>
+      </w:r>
+      <w:r>
+        <w:rPr>
+          <w:rFonts w:ascii="Arial Narrow" w:eastAsia="Arial Narrow" w:hAnsi="Arial Narrow" w:cs="Arial Narrow"/>
+          <w:spacing w:val="-3"/>
+          <w:kern w:val="0"/>
+          <w14:ligatures w14:val="none"/>
+          <w:sz w:val="22"/>
+          <w:szCs w:val="22"/>
+        </w:rPr>
+        <w:t xml:space="preserve"/>
+      </w:r>
+      <w:r>
+        <w:rPr>
+          <w:rFonts w:ascii="Arial Narrow" w:eastAsia="Arial Narrow" w:hAnsi="Arial Narrow" w:cs="Arial Narrow"/>
+          <w:spacing w:val="-3"/>
+          <w:kern w:val="0"/>
+          <w14:ligatures w14:val="none"/>
+          <w:sz w:val="22"/>
+          <w:szCs w:val="22"/>
+        </w:rPr>
+        <w:t xml:space="preserve"/>
+      </w:r>
+      <w:r>
+        <w:rPr>
+          <w:rFonts w:ascii="Arial Narrow" w:eastAsia="Arial Narrow" w:hAnsi="Arial Narrow" w:cs="Arial Narrow"/>
+          <w:color w:val="000000"/>
+          <w:kern w:val="0"/>
+          <w:sz w:val="22"/>
+          <w:szCs w:val="22"/>
+          <w:shd w:val="clear" w:color="auto" w:fill="FFFFFF"/>
+          <w:lang w:eastAsia="es-PE"/>
+          <w14:ligatures w14:val="none"/>
+        </w:rPr>
+        <w:t xml:space="preserve"/>
+      </w:r>
+      <w:proofErr w:type="spellStart"/>
+      <w:r>
+        <w:rPr>
+          <w:rFonts w:ascii="Arial Narrow" w:eastAsia="Arial Narrow" w:hAnsi="Arial Narrow" w:cs="Arial Narrow"/>
+          <w:color w:val="000000"/>
+          <w:kern w:val="0"/>
+          <w:sz w:val="22"/>
+          <w:szCs w:val="22"/>
+          <w:shd w:val="clear" w:color="auto" w:fill="FFFFFF"/>
+          <w:lang w:eastAsia="es-PE"/>
+          <w14:ligatures w14:val="none"/>
+        </w:rPr>
+        <w:t/>
+      </w:r>
+      <w:proofErr w:type="spellEnd"/>
+      <w:r>
+        <w:rPr>
+          <w:rFonts w:ascii="Arial Narrow" w:eastAsia="Arial Narrow" w:hAnsi="Arial Narrow" w:cs="Arial Narrow"/>
+          <w:color w:val="000000"/>
+          <w:kern w:val="0"/>
+          <w:sz w:val="22"/>
+          <w:szCs w:val="22"/>
+          <w:shd w:val="clear" w:color="auto" w:fill="FFFFFF"/>
+          <w:lang w:eastAsia="es-PE"/>
+          <w14:ligatures w14:val="none"/>
+        </w:rPr>
+        <w:t xml:space="preserve"/>
+      </w:r>
+      <w:proofErr w:type="spellStart"/>
+      <w:r>
+        <w:rPr>
+          <w:rFonts w:ascii="Arial Narrow" w:eastAsia="Arial Narrow" w:hAnsi="Arial Narrow" w:cs="Arial Narrow"/>
+          <w:color w:val="000000"/>
+          <w:kern w:val="0"/>
+          <w:sz w:val="22"/>
+          <w:szCs w:val="22"/>
+          <w:shd w:val="clear" w:color="auto" w:fill="FFFFFF"/>
+          <w:lang w:eastAsia="es-PE"/>
+          <w14:ligatures w14:val="none"/>
+        </w:rPr>
+        <w:t/>
+      </w:r>
+      <w:proofErr w:type="spellEnd"/>
+      <w:r>
+        <w:rPr>
+          <w:rFonts w:ascii="Arial Narrow" w:eastAsia="Arial Narrow" w:hAnsi="Arial Narrow" w:cs="Arial Narrow"/>
+          <w:color w:val="000000"/>
+          <w:kern w:val="0"/>
+          <w:sz w:val="22"/>
+          <w:szCs w:val="22"/>
+          <w:shd w:val="clear" w:color="auto" w:fill="FFFFFF"/>
+          <w:lang w:eastAsia="es-PE"/>
+          <w14:ligatures w14:val="none"/>
+        </w:rPr>
+        <w:t xml:space="preserve"/>
+      </w:r>
+      <w:r>
+        <w:rPr>
+          <w:rFonts w:ascii="Arial Narrow" w:eastAsia="Arial Narrow" w:hAnsi="Arial Narrow" w:cs="Arial Narrow"/>
+          <w:color w:val="000000"/>
+          <w:kern w:val="0"/>
+          <w:sz w:val="22"/>
+          <w:szCs w:val="22"/>
+          <w:shd w:val="clear" w:color="auto" w:fill="FFFFFF"/>
+          <w:lang w:eastAsia="es-PE"/>
+          <w14:ligatures w14:val="none"/>
+        </w:rPr>
+        <w:t/>
+      </w:r>
+      <w:r>
+        <w:rPr>
+          <w:rFonts w:ascii="Arial Narrow" w:eastAsia="Arial Narrow" w:hAnsi="Arial Narrow" w:cs="Arial Narrow"/>
+          <w:color w:val="000000"/>
+          <w:kern w:val="0"/>
+          <w:sz w:val="22"/>
+          <w:szCs w:val="22"/>
+          <w:shd w:val="clear" w:color="auto" w:fill="FFFFFF"/>
+          <w:lang w:eastAsia="es-PE"/>
+          <w14:ligatures w14:val="none"/>
+        </w:rPr>
+        <w:t xml:space="preserve"/>
+      </w:r>
+      <w:r>
+        <w:rPr>
+          <w:rFonts w:ascii="Arial Narrow" w:eastAsia="Arial Narrow" w:hAnsi="Arial Narrow" w:cs="Arial Narrow"/>
+          <w:color w:val="000000"/>
+          <w:sz w:val="22"/>
+          <w:szCs w:val="22"/>
+        </w:rPr>
+        <w:t/>
+      </w:r>
+      <w:r>
+        <w:rPr>
+          <w:rFonts w:ascii="Arial Narrow" w:eastAsia="Arial Narrow" w:hAnsi="Arial Narrow" w:cs="Arial Narrow"/>
+          <w:color w:val="000000"/>
+          <w:sz w:val="22"/>
+          <w:szCs w:val="22"/>
+        </w:rPr>
+        <w:t xml:space="preserve"/>
+      </w:r>
+      <w:r>
+        <w:rPr>
+          <w:rFonts w:ascii="Arial Narrow" w:eastAsia="Arial Narrow" w:hAnsi="Arial Narrow" w:cs="Arial Narrow"/>
+          <w:color w:val="000000"/>
+          <w:sz w:val="22"/>
+          <w:szCs w:val="22"/>
+        </w:rPr>
+        <w:t/>
+      </w:r>
+      <w:r>
+        <w:rPr>
+          <w:rFonts w:ascii="Arial Narrow" w:eastAsia="Arial Narrow" w:hAnsi="Arial Narrow" w:cs="Arial Narrow"/>
+          <w:color w:val="000000"/>
+          <w:sz w:val="22"/>
+          <w:szCs w:val="22"/>
+        </w:rPr>
+        <w:t/>
+      </w:r>
+      <w:r>
+        <w:rPr>
+          <w:rFonts w:ascii="Arial Narrow" w:eastAsia="Arial Narrow" w:hAnsi="Arial Narrow" w:cs="Arial Narrow"/>
+          <w:color w:val="000000"/>
+          <w:sz w:val="22"/>
+          <w:szCs w:val="22"/>
+        </w:rPr>
+        <w:t xml:space="preserve"/>
+      </w:r>
+      <w:r>
+        <w:rPr>
+          <w:rFonts w:ascii="Arial Narrow" w:eastAsia="Arial Narrow" w:hAnsi="Arial Narrow" w:cs="Arial Narrow"/>
+          <w:color w:val="000000"/>
+          <w:sz w:val="22"/>
+          <w:szCs w:val="22"/>
+        </w:rPr>
+        <w:t/>
+      </w:r>
+      <w:r>
+        <w:rPr>
+          <w:rFonts w:ascii="Arial Narrow" w:eastAsia="Arial Narrow" w:hAnsi="Arial Narrow" w:cs="Arial Narrow"/>
+          <w:color w:val="000000"/>
+          <w:sz w:val="22"/>
+          <w:szCs w:val="22"/>
+        </w:rPr>
+        <w:t xml:space="preserve"/>
+      </w:r>
+      <w:r>
+        <w:rPr>
+          <w:rFonts w:ascii="Arial Narrow" w:eastAsia="Arial Narrow" w:hAnsi="Arial Narrow" w:cs="Arial Narrow"/>
+          <w:color w:val="000000"/>
+          <w:sz w:val="22"/>
+          <w:szCs w:val="22"/>
+        </w:rPr>
+        <w:t/>
+      </w:r>
+      <w:r>
+        <w:rPr>
+          <w:rFonts w:ascii="Arial Narrow" w:eastAsia="Arial Narrow" w:hAnsi="Arial Narrow" w:cs="Arial Narrow"/>
+          <w:color w:val="000000"/>
+          <w:sz w:val="22"/>
+          <w:szCs w:val="22"/>
+        </w:rPr>
+        <w:t xml:space="preserve"/>
+      </w:r>
+      <w:r>
+        <w:rPr>
+          <w:rFonts w:ascii="Arial Narrow" w:eastAsia="Arial Narrow" w:hAnsi="Arial Narrow" w:cs="Arial Narrow"/>
+          <w:color w:val="000000"/>
+          <w:sz w:val="22"/>
+          <w:szCs w:val="22"/>
+        </w:rPr>
+        <w:t/>
+      </w:r>
+      <w:r>
+        <w:rPr>
+          <w:rFonts w:ascii="Arial Narrow" w:eastAsia="Arial Narrow" w:hAnsi="Arial Narrow" w:cs="Arial Narrow"/>
+          <w:color w:val="000000"/>
+          <w:sz w:val="22"/>
+          <w:szCs w:val="22"/>
+        </w:rPr>
+        <w:t xml:space="preserve"/>
+      </w:r>
+      <w:r>
+        <w:rPr>
+          <w:rFonts w:ascii="Arial Narrow" w:eastAsia="Arial Narrow" w:hAnsi="Arial Narrow" w:cs="Arial Narrow"/>
+          <w:color w:val="000000"/>
+          <w:sz w:val="22"/>
+          <w:szCs w:val="22"/>
+        </w:rPr>
+        <w:t/>
+      </w:r>
+      <w:r>
+        <w:rPr>
+          <w:rFonts w:ascii="Arial Narrow" w:eastAsia="Arial Narrow" w:hAnsi="Arial Narrow" w:cs="Arial Narrow"/>
+          <w:color w:val="000000"/>
+          <w:sz w:val="22"/>
+          <w:szCs w:val="22"/>
+        </w:rPr>
+        <w:t xml:space="preserve"/>
+      </w:r>
+      <w:r>
+        <w:rPr>
+          <w:rFonts w:ascii="Arial Narrow" w:eastAsia="Arial Narrow" w:hAnsi="Arial Narrow" w:cs="Arial Narrow"/>
+          <w:color w:val="000000"/>
+          <w:sz w:val="22"/>
+          <w:szCs w:val="22"/>
+        </w:rPr>
+        <w:t/>
+      </w:r>
+      <w:r>
+        <w:rPr>
+          <w:rFonts w:ascii="Arial Narrow" w:eastAsia="Arial Narrow" w:hAnsi="Arial Narrow" w:cs="Arial Narrow"/>
+          <w:color w:val="000000"/>
+          <w:sz w:val="22"/>
+          <w:szCs w:val="22"/>
+        </w:rPr>
+        <w:t xml:space="preserve"/>
+      </w:r>
+      <w:r>
+        <w:rPr>
+          <w:rFonts w:ascii="Arial Narrow" w:eastAsia="Arial Narrow" w:hAnsi="Arial Narrow" w:cs="Arial Narrow"/>
+          <w:color w:val="000000"/>
+          <w:sz w:val="22"/>
+          <w:szCs w:val="22"/>
+        </w:rPr>
+        <w:t/>
+      </w:r>
+      <w:r>
+        <w:rPr>
+          <w:rFonts w:ascii="Arial Narrow" w:eastAsia="Arial Narrow" w:hAnsi="Arial Narrow" w:cs="Arial Narrow"/>
+          <w:color w:val="000000"/>
+          <w:sz w:val="22"/>
+          <w:szCs w:val="22"/>
+        </w:rPr>
+        <w:t/>
+      </w:r>
+      <w:r>
+        <w:rPr>
+          <w:rFonts w:ascii="Arial Narrow" w:eastAsia="Arial Narrow" w:hAnsi="Arial Narrow" w:cs="Arial Narrow"/>
+          <w:color w:val="000000"/>
+          <w:sz w:val="22"/>
+          <w:szCs w:val="22"/>
+        </w:rPr>
+        <w:t xml:space="preserve"/>
+      </w:r>
+      <w:r>
+        <w:rPr>
+          <w:rFonts w:ascii="Arial Narrow" w:eastAsia="Arial Narrow" w:hAnsi="Arial Narrow" w:cs="Arial Narrow"/>
+          <w:color w:val="000000"/>
+          <w:kern w:val="0"/>
+          <w:sz w:val="22"/>
+          <w:szCs w:val="22"/>
+          <w:lang w:eastAsia="es-PE"/>
+          <w14:ligatures w14:val="none"/>
+        </w:rPr>
+        <w:t/>
+      </w:r>
+      <w:r>
+        <w:rPr>
+          <w:rFonts w:ascii="Arial Narrow" w:eastAsia="Arial Narrow" w:hAnsi="Arial Narrow" w:cs="Arial Narrow"/>
+          <w:color w:val="000000"/>
+          <w:sz w:val="22"/>
+          <w:szCs w:val="22"/>
+        </w:rPr>
+        <w:t xml:space="preserve"/>
+      </w:r>
+      <w:r>
+        <w:rPr>
+          <w:rFonts w:ascii="Arial Narrow" w:eastAsia="Arial Narrow" w:hAnsi="Arial Narrow" w:cs="Arial Narrow"/>
+          <w:color w:val="000000"/>
+          <w:kern w:val="0"/>
+          <w:sz w:val="22"/>
+          <w:szCs w:val="22"/>
+          <w:lang w:eastAsia="es-PE"/>
+          <w14:ligatures w14:val="none"/>
+        </w:rPr>
+        <w:t/>
+      </w:r>
+      <w:r>
+        <w:rPr>
+          <w:rFonts w:ascii="Arial Narrow" w:eastAsia="Arial Narrow" w:hAnsi="Arial Narrow" w:cs="Arial Narrow"/>
+          <w:color w:val="000000"/>
+          <w:sz w:val="22"/>
+          <w:szCs w:val="22"/>
+        </w:rPr>
+        <w:t xml:space="preserve"/>
+      </w:r>
+      <w:r>
+        <w:rPr>
+          <w:rStyle w:val="Refdenotaalpie"/>
+          <w:rFonts w:ascii="Arial Narrow" w:eastAsia="Arial Narrow" w:hAnsi="Arial Narrow" w:cs="Arial Narrow"/>
+          <w:sz w:val="22"/>
+          <w:szCs w:val="22"/>
+          <w:vertAlign w:val="superscript"/>
+        </w:rPr>
+        <w:footnoteReference w:id="15"/>
+      </w:r>
+      <w:r>
+        <w:rPr>
+          <w:rFonts w:ascii="Arial Narrow" w:eastAsia="Arial Narrow" w:hAnsi="Arial Narrow" w:cs="Arial Narrow"/>
+          <w:sz w:val="22"/>
+          <w:szCs w:val="22"/>
+        </w:rPr>
+        <w:t/>
+      </w:r>
     </w:p>
     <w:p>
       <w:pPr>
@@ -7843,14 +8288,138 @@
         <w:jc w:val="both"/>
         <w:rPr>
           <w:rFonts w:ascii="Arial Narrow" w:eastAsia="Arial Narrow" w:hAnsi="Arial Narrow" w:cs="Arial Narrow"/>
-          <w:color w:val="000000"/>
-          <w:kern w:val="0"/>
-          <w:sz w:val="22"/>
-          <w:szCs w:val="22"/>
-          <w:lang w:eastAsia="es-PE"/>
-          <w14:ligatures w14:val="none"/>
-        </w:rPr>
-      </w:pPr>
+          <w:sz w:val="22"/>
+          <w:szCs w:val="22"/>
+        </w:rPr>
+      </w:pPr>
+    </w:p>
+    <w:p>
+      <w:pPr>
+        <w:suppressAutoHyphens/>
+        <w:spacing w:line="240" w:lineRule="auto"/>
+        <w:jc w:val="both"/>
+        <w:rPr>
+          <w:rFonts w:ascii="Arial Narrow" w:eastAsia="Arial Narrow" w:hAnsi="Arial Narrow" w:cs="Arial Narrow"/>
+          <w:sz w:val="22"/>
+          <w:szCs w:val="22"/>
+        </w:rPr>
+      </w:pPr>
+      <w:r>
+        <w:rPr>
+          <w:rFonts w:ascii="Arial Narrow" w:eastAsia="Arial Narrow" w:hAnsi="Arial Narrow" w:cs="Arial Narrow"/>
+          <w:b/>
+          <w:bCs/>
+          <w:sz w:val="22"/>
+          <w:szCs w:val="22"/>
+        </w:rPr>
+        <w:lastRenderedPageBreak/>
+        <w:t xml:space="preserve">DÉCIMO </w:t>
+      </w:r>
+      <w:r>
+        <w:rPr>
+          <w:rFonts w:ascii="Arial Narrow" w:eastAsia="Arial Narrow" w:hAnsi="Arial Narrow" w:cs="Arial Narrow"/>
+          <w:b/>
+          <w:bCs/>
+          <w:sz w:val="22"/>
+          <w:szCs w:val="22"/>
+        </w:rPr>
+        <w:t>SEGUNDO</w:t>
+      </w:r>
+      <w:r>
+        <w:rPr>
+          <w:rFonts w:ascii="Arial Narrow" w:eastAsia="Arial Narrow" w:hAnsi="Arial Narrow" w:cs="Arial Narrow"/>
+          <w:b/>
+          <w:bCs/>
+          <w:sz w:val="22"/>
+          <w:szCs w:val="22"/>
+        </w:rPr>
+        <w:t>:</w:t>
+      </w:r>
+      <w:r>
+        <w:rPr>
+          <w:rFonts w:ascii="Arial Narrow" w:eastAsia="Arial Narrow" w:hAnsi="Arial Narrow" w:cs="Arial Narrow"/>
+          <w:sz w:val="22"/>
+          <w:szCs w:val="22"/>
+        </w:rPr>
+        <w:t xml:space="preserve"> </w:t>
+      </w:r>
+      <w:r>
+        <w:rPr>
+          <w:rFonts w:ascii="Arial Narrow" w:eastAsia="Arial Narrow" w:hAnsi="Arial Narrow" w:cs="Arial Narrow"/>
+          <w:color w:val="000000"/>
+          <w:sz w:val="22"/>
+          <w:szCs w:val="22"/>
+        </w:rPr>
+        <w:t>requerir a</w:t>
+      </w:r>
+      <w:r>
+        <w:rPr>
+          <w:rFonts w:ascii="Arial Narrow" w:eastAsia="Arial Narrow" w:hAnsi="Arial Narrow" w:cs="Arial Narrow"/>
+          <w:color w:val="000000"/>
+          <w:sz w:val="22"/>
+          <w:szCs w:val="22"/>
+        </w:rPr>
+        <w:t>l</w:t>
+      </w:r>
+      <w:r>
+        <w:rPr>
+          <w:rFonts w:ascii="Arial Narrow" w:eastAsia="Arial Narrow" w:hAnsi="Arial Narrow" w:cs="Arial Narrow"/>
+          <w:color w:val="000000"/>
+          <w:sz w:val="22"/>
+          <w:szCs w:val="22"/>
+        </w:rPr>
+        <w:t xml:space="preserve"> </w:t>
+      </w:r>
+      <w:r>
+        <w:rPr>
+          <w:rFonts w:ascii="Arial Narrow" w:eastAsia="Arial Narrow" w:hAnsi="Arial Narrow" w:cs="Arial Narrow"/>
+          <w:sz w:val="22"/>
+          <w:szCs w:val="22"/>
+        </w:rPr>
+        <w:t>Banco BBVA Perú S.A.</w:t>
+      </w:r>
+      <w:r>
+        <w:rPr>
+          <w:rFonts w:ascii="Arial Narrow" w:eastAsia="Arial Narrow" w:hAnsi="Arial Narrow" w:cs="Arial Narrow"/>
+          <w:sz w:val="22"/>
+          <w:szCs w:val="22"/>
+        </w:rPr>
+        <w:t xml:space="preserve"> </w:t>
+      </w:r>
+      <w:r>
+        <w:rPr>
+          <w:rFonts w:ascii="Arial Narrow" w:eastAsia="Arial Narrow" w:hAnsi="Arial Narrow" w:cs="Arial Narrow"/>
+          <w:sz w:val="22"/>
+          <w:szCs w:val="22"/>
+          <w:shd w:val="clear" w:color="auto" w:fill="FFFFFF"/>
+        </w:rPr>
+        <w:t xml:space="preserve">para </w:t>
+      </w:r>
+      <w:r>
+        <w:rPr>
+          <w:rFonts w:ascii="Arial Narrow" w:eastAsia="Arial Narrow" w:hAnsi="Arial Narrow" w:cs="Arial Narrow"/>
+          <w:sz w:val="22"/>
+          <w:szCs w:val="22"/>
+          <w:shd w:val="clear" w:color="auto" w:fill="FFFFFF"/>
+        </w:rPr>
+        <w:t xml:space="preserve">que </w:t>
+      </w:r>
+      <w:r>
+        <w:rPr>
+          <w:rFonts w:ascii="Arial Narrow" w:eastAsia="Arial Narrow" w:hAnsi="Arial Narrow" w:cs="Arial Narrow"/>
+          <w:sz w:val="22"/>
+          <w:szCs w:val="22"/>
+        </w:rPr>
+        <w:t>efectúe el acuse de recibo mediante la confirmación de recepción de la notificación remitida por este despacho a su Casilla Electrónica, dentro de los cinco (5) primeros días hábiles siguientes a la fecha en que recibe la</w:t>
+      </w:r>
+      <w:r>
+        <w:rPr>
+          <w:rFonts w:ascii="Arial Narrow" w:eastAsia="Arial Narrow" w:hAnsi="Arial Narrow" w:cs="Arial Narrow"/>
+          <w:sz w:val="22"/>
+          <w:szCs w:val="22"/>
+        </w:rPr>
+        <w:t xml:space="preserve"> notificación.</w:t>
+      </w:r>
     </w:p>
     <w:p>
       <w:pPr>
@@ -7859,6 +8428,76 @@
         <w:jc w:val="both"/>
         <w:rPr>
           <w:rFonts w:ascii="Arial Narrow" w:eastAsia="Arial Narrow" w:hAnsi="Arial Narrow" w:cs="Arial Narrow"/>
+          <w:b/>
+          <w:color w:val="000000"/>
+          <w:kern w:val="0"/>
+          <w:sz w:val="22"/>
+          <w:szCs w:val="22"/>
+          <w:lang w:eastAsia="es-PE"/>
+          <w14:ligatures w14:val="none"/>
+        </w:rPr>
+      </w:pPr>
+    </w:p>
+    <w:p>
+      <w:pPr>
+        <w:suppressAutoHyphens/>
+        <w:spacing w:after="0" w:line="240" w:lineRule="auto"/>
+        <w:jc w:val="both"/>
+        <w:rPr>
+          <w:rFonts w:ascii="Arial Narrow" w:eastAsia="Arial Narrow" w:hAnsi="Arial Narrow" w:cs="Arial Narrow"/>
+          <w:b/>
+          <w:color w:val="000000"/>
+          <w:kern w:val="0"/>
+          <w:sz w:val="22"/>
+          <w:szCs w:val="22"/>
+          <w:lang w:eastAsia="es-PE"/>
+          <w14:ligatures w14:val="none"/>
+        </w:rPr>
+      </w:pPr>
+    </w:p>
+    <w:bookmarkEnd w:id="0"/>
+    <w:p>
+      <w:pPr>
+        <w:spacing w:after="0" w:line="240" w:lineRule="auto"/>
+        <w:jc w:val="both"/>
+        <w:rPr>
+          <w:rFonts w:ascii="Arial Narrow" w:eastAsia="Arial Narrow" w:hAnsi="Arial Narrow" w:cs="Arial Narrow"/>
+          <w:b/>
+          <w:color w:val="000000"/>
+          <w:kern w:val="0"/>
+          <w:sz w:val="22"/>
+          <w:szCs w:val="22"/>
+          <w:lang w:eastAsia="es-PE"/>
+          <w14:ligatures w14:val="none"/>
+        </w:rPr>
+      </w:pPr>
+    </w:p>
+    <w:p>
+      <w:pPr>
+        <w:spacing w:after="0" w:line="240" w:lineRule="auto"/>
+        <w:jc w:val="both"/>
+        <w:rPr>
+          <w:rFonts w:ascii="Arial Narrow" w:eastAsia="Arial Narrow" w:hAnsi="Arial Narrow" w:cs="Arial Narrow"/>
+          <w:b/>
+          <w:color w:val="000000"/>
+          <w:kern w:val="0"/>
+          <w:sz w:val="22"/>
+          <w:szCs w:val="22"/>
+          <w:lang w:eastAsia="es-PE"/>
+          <w14:ligatures w14:val="none"/>
+        </w:rPr>
+      </w:pPr>
+    </w:p>
+    <w:p>
+      <w:pPr>
+        <w:shd w:val="clear" w:color="auto" w:fill="FFFFFF"/>
+        <w:spacing w:after="0" w:line="240" w:lineRule="auto"/>
+        <w:jc w:val="center"/>
+        <w:rPr>
+          <w:rFonts w:ascii="Arial Narrow" w:eastAsia="Arial Narrow" w:hAnsi="Arial Narrow" w:cs="Arial Narrow"/>
+          <w:color w:val="000000"/>
+          <w:kern w:val="0"/>
+          <w14:ligatures w14:val="none"/>
           <w:sz w:val="22"/>
           <w:szCs w:val="22"/>
         </w:rPr>
@@ -7868,584 +8507,14 @@
           <w:rFonts w:ascii="Arial Narrow" w:eastAsia="Arial Narrow" w:hAnsi="Arial Narrow" w:cs="Arial Narrow"/>
           <w:b/>
           <w:bCs/>
-          <w:sz w:val="22"/>
-          <w:szCs w:val="22"/>
-        </w:rPr>
-        <w:t xml:space="preserve">DÉCIMO PRIMERO: </w:t>
-      </w:r>
-      <w:r>
-        <w:rPr>
-          <w:rFonts w:ascii="Arial Narrow" w:eastAsia="Arial Narrow" w:hAnsi="Arial Narrow" w:cs="Arial Narrow"/>
-          <w:sz w:val="22"/>
-          <w:szCs w:val="22"/>
-        </w:rPr>
-        <w:t xml:space="preserve">requerir a la señora [DENUNCIANTE] y a Rímac Seguros y Reaseguros S.A. para que, dentro del plazo de dos (2) días hábiles siguientes a la fecha en que reciban la notificación en sus bandejas de correo electrónico, efectúen la confirmación de recepción de la notificación remitida por este despacho a sus correos electrónicos, de conformidad con el segundo párrafo del numeral 4 del artículo 20 del Texto Único Ordenado de la Ley del Procedimiento Administrativo General, aprobado mediante Decreto Supremo 006-2026-JUS, bajo apercibimiento de rehacer el acto de notificación y notificarle conforme al numeral 1 del artículo 20 del citado cuerpo normativo.</w:t>
-      </w:r>
-      <w:r>
-        <w:rPr>
-          <w:rFonts w:ascii="Arial Narrow" w:eastAsia="Arial Narrow" w:hAnsi="Arial Narrow" w:cs="Arial Narrow"/>
-          <w:sz w:val="22"/>
-          <w:szCs w:val="22"/>
-        </w:rPr>
-        <w:t xml:space="preserve"/>
-      </w:r>
-      <w:r>
-        <w:rPr>
-          <w:rFonts w:ascii="Arial Narrow" w:eastAsia="Arial Narrow" w:hAnsi="Arial Narrow" w:cs="Arial Narrow"/>
-          <w:spacing w:val="-3"/>
-          <w:kern w:val="0"/>
-          <w14:ligatures w14:val="none"/>
-          <w:sz w:val="22"/>
-          <w:szCs w:val="22"/>
-        </w:rPr>
-        <w:t/>
-      </w:r>
-      <w:r>
-        <w:rPr>
-          <w:rFonts w:ascii="Arial Narrow" w:eastAsia="Arial Narrow" w:hAnsi="Arial Narrow" w:cs="Arial Narrow"/>
-          <w:spacing w:val="-3"/>
-          <w:kern w:val="0"/>
-          <w14:ligatures w14:val="none"/>
-          <w:sz w:val="22"/>
-          <w:szCs w:val="22"/>
-        </w:rPr>
-        <w:t xml:space="preserve"/>
-      </w:r>
-      <w:r>
-        <w:rPr>
-          <w:rFonts w:ascii="Arial Narrow" w:eastAsia="Arial Narrow" w:hAnsi="Arial Narrow" w:cs="Arial Narrow"/>
-          <w:spacing w:val="-3"/>
-          <w:kern w:val="0"/>
-          <w14:ligatures w14:val="none"/>
-          <w:sz w:val="22"/>
-          <w:szCs w:val="22"/>
-        </w:rPr>
-        <w:t xml:space="preserve"/>
-      </w:r>
-      <w:r>
-        <w:rPr>
-          <w:rFonts w:ascii="Arial Narrow" w:eastAsia="Arial Narrow" w:hAnsi="Arial Narrow" w:cs="Arial Narrow"/>
-          <w:color w:val="000000"/>
-          <w:kern w:val="0"/>
-          <w:sz w:val="22"/>
-          <w:szCs w:val="22"/>
-          <w:shd w:val="clear" w:color="auto" w:fill="FFFFFF"/>
-          <w:lang w:eastAsia="es-PE"/>
-          <w14:ligatures w14:val="none"/>
-        </w:rPr>
-        <w:t xml:space="preserve"/>
-      </w:r>
-      <w:proofErr w:type="spellStart"/>
-      <w:r>
-        <w:rPr>
-          <w:rFonts w:ascii="Arial Narrow" w:eastAsia="Arial Narrow" w:hAnsi="Arial Narrow" w:cs="Arial Narrow"/>
-          <w:color w:val="000000"/>
-          <w:kern w:val="0"/>
-          <w:sz w:val="22"/>
-          <w:szCs w:val="22"/>
-          <w:shd w:val="clear" w:color="auto" w:fill="FFFFFF"/>
-          <w:lang w:eastAsia="es-PE"/>
-          <w14:ligatures w14:val="none"/>
-        </w:rPr>
-        <w:t/>
-      </w:r>
-      <w:proofErr w:type="spellEnd"/>
-      <w:r>
-        <w:rPr>
-          <w:rFonts w:ascii="Arial Narrow" w:eastAsia="Arial Narrow" w:hAnsi="Arial Narrow" w:cs="Arial Narrow"/>
-          <w:color w:val="000000"/>
-          <w:kern w:val="0"/>
-          <w:sz w:val="22"/>
-          <w:szCs w:val="22"/>
-          <w:shd w:val="clear" w:color="auto" w:fill="FFFFFF"/>
-          <w:lang w:eastAsia="es-PE"/>
-          <w14:ligatures w14:val="none"/>
-        </w:rPr>
-        <w:t xml:space="preserve"/>
-      </w:r>
-      <w:proofErr w:type="spellStart"/>
-      <w:r>
-        <w:rPr>
-          <w:rFonts w:ascii="Arial Narrow" w:eastAsia="Arial Narrow" w:hAnsi="Arial Narrow" w:cs="Arial Narrow"/>
-          <w:color w:val="000000"/>
-          <w:kern w:val="0"/>
-          <w:sz w:val="22"/>
-          <w:szCs w:val="22"/>
-          <w:shd w:val="clear" w:color="auto" w:fill="FFFFFF"/>
-          <w:lang w:eastAsia="es-PE"/>
-          <w14:ligatures w14:val="none"/>
-        </w:rPr>
-        <w:t/>
-      </w:r>
-      <w:proofErr w:type="spellEnd"/>
-      <w:r>
-        <w:rPr>
-          <w:rFonts w:ascii="Arial Narrow" w:eastAsia="Arial Narrow" w:hAnsi="Arial Narrow" w:cs="Arial Narrow"/>
-          <w:color w:val="000000"/>
-          <w:kern w:val="0"/>
-          <w:sz w:val="22"/>
-          <w:szCs w:val="22"/>
-          <w:shd w:val="clear" w:color="auto" w:fill="FFFFFF"/>
-          <w:lang w:eastAsia="es-PE"/>
-          <w14:ligatures w14:val="none"/>
-        </w:rPr>
-        <w:t xml:space="preserve"/>
-      </w:r>
-      <w:r>
-        <w:rPr>
-          <w:rFonts w:ascii="Arial Narrow" w:eastAsia="Arial Narrow" w:hAnsi="Arial Narrow" w:cs="Arial Narrow"/>
-          <w:color w:val="000000"/>
-          <w:kern w:val="0"/>
-          <w:sz w:val="22"/>
-          <w:szCs w:val="22"/>
-          <w:shd w:val="clear" w:color="auto" w:fill="FFFFFF"/>
-          <w:lang w:eastAsia="es-PE"/>
-          <w14:ligatures w14:val="none"/>
-        </w:rPr>
-        <w:t/>
-      </w:r>
-      <w:r>
-        <w:rPr>
-          <w:rFonts w:ascii="Arial Narrow" w:eastAsia="Arial Narrow" w:hAnsi="Arial Narrow" w:cs="Arial Narrow"/>
-          <w:color w:val="000000"/>
-          <w:kern w:val="0"/>
-          <w:sz w:val="22"/>
-          <w:szCs w:val="22"/>
-          <w:shd w:val="clear" w:color="auto" w:fill="FFFFFF"/>
-          <w:lang w:eastAsia="es-PE"/>
-          <w14:ligatures w14:val="none"/>
-        </w:rPr>
-        <w:t xml:space="preserve"/>
-      </w:r>
-      <w:r>
-        <w:rPr>
-          <w:rFonts w:ascii="Arial Narrow" w:eastAsia="Arial Narrow" w:hAnsi="Arial Narrow" w:cs="Arial Narrow"/>
-          <w:color w:val="000000"/>
-          <w:sz w:val="22"/>
-          <w:szCs w:val="22"/>
-        </w:rPr>
-        <w:t/>
-      </w:r>
-      <w:r>
-        <w:rPr>
-          <w:rFonts w:ascii="Arial Narrow" w:eastAsia="Arial Narrow" w:hAnsi="Arial Narrow" w:cs="Arial Narrow"/>
-          <w:color w:val="000000"/>
-          <w:sz w:val="22"/>
-          <w:szCs w:val="22"/>
-        </w:rPr>
-        <w:t xml:space="preserve"/>
-      </w:r>
-      <w:r>
-        <w:rPr>
-          <w:rFonts w:ascii="Arial Narrow" w:eastAsia="Arial Narrow" w:hAnsi="Arial Narrow" w:cs="Arial Narrow"/>
-          <w:color w:val="000000"/>
-          <w:sz w:val="22"/>
-          <w:szCs w:val="22"/>
-        </w:rPr>
-        <w:t/>
-      </w:r>
-      <w:r>
-        <w:rPr>
-          <w:rFonts w:ascii="Arial Narrow" w:eastAsia="Arial Narrow" w:hAnsi="Arial Narrow" w:cs="Arial Narrow"/>
-          <w:color w:val="000000"/>
-          <w:sz w:val="22"/>
-          <w:szCs w:val="22"/>
-        </w:rPr>
-        <w:t/>
-      </w:r>
-      <w:r>
-        <w:rPr>
-          <w:rFonts w:ascii="Arial Narrow" w:eastAsia="Arial Narrow" w:hAnsi="Arial Narrow" w:cs="Arial Narrow"/>
-          <w:color w:val="000000"/>
-          <w:sz w:val="22"/>
-          <w:szCs w:val="22"/>
-        </w:rPr>
-        <w:t xml:space="preserve"/>
-      </w:r>
-      <w:r>
-        <w:rPr>
-          <w:rFonts w:ascii="Arial Narrow" w:eastAsia="Arial Narrow" w:hAnsi="Arial Narrow" w:cs="Arial Narrow"/>
-          <w:color w:val="000000"/>
-          <w:sz w:val="22"/>
-          <w:szCs w:val="22"/>
-        </w:rPr>
-        <w:t/>
-      </w:r>
-      <w:r>
-        <w:rPr>
-          <w:rFonts w:ascii="Arial Narrow" w:eastAsia="Arial Narrow" w:hAnsi="Arial Narrow" w:cs="Arial Narrow"/>
-          <w:color w:val="000000"/>
-          <w:sz w:val="22"/>
-          <w:szCs w:val="22"/>
-        </w:rPr>
-        <w:t xml:space="preserve"/>
-      </w:r>
-      <w:r>
-        <w:rPr>
-          <w:rFonts w:ascii="Arial Narrow" w:eastAsia="Arial Narrow" w:hAnsi="Arial Narrow" w:cs="Arial Narrow"/>
-          <w:color w:val="000000"/>
-          <w:sz w:val="22"/>
-          <w:szCs w:val="22"/>
-        </w:rPr>
-        <w:t/>
-      </w:r>
-      <w:r>
-        <w:rPr>
-          <w:rFonts w:ascii="Arial Narrow" w:eastAsia="Arial Narrow" w:hAnsi="Arial Narrow" w:cs="Arial Narrow"/>
-          <w:color w:val="000000"/>
-          <w:sz w:val="22"/>
-          <w:szCs w:val="22"/>
-        </w:rPr>
-        <w:t xml:space="preserve"/>
-      </w:r>
-      <w:r>
-        <w:rPr>
-          <w:rFonts w:ascii="Arial Narrow" w:eastAsia="Arial Narrow" w:hAnsi="Arial Narrow" w:cs="Arial Narrow"/>
-          <w:color w:val="000000"/>
-          <w:sz w:val="22"/>
-          <w:szCs w:val="22"/>
-        </w:rPr>
-        <w:t/>
-      </w:r>
-      <w:r>
-        <w:rPr>
-          <w:rFonts w:ascii="Arial Narrow" w:eastAsia="Arial Narrow" w:hAnsi="Arial Narrow" w:cs="Arial Narrow"/>
-          <w:color w:val="000000"/>
-          <w:sz w:val="22"/>
-          <w:szCs w:val="22"/>
-        </w:rPr>
-        <w:t xml:space="preserve"/>
-      </w:r>
-      <w:r>
-        <w:rPr>
-          <w:rFonts w:ascii="Arial Narrow" w:eastAsia="Arial Narrow" w:hAnsi="Arial Narrow" w:cs="Arial Narrow"/>
-          <w:color w:val="000000"/>
-          <w:sz w:val="22"/>
-          <w:szCs w:val="22"/>
-        </w:rPr>
-        <w:t/>
-      </w:r>
-      <w:r>
-        <w:rPr>
-          <w:rFonts w:ascii="Arial Narrow" w:eastAsia="Arial Narrow" w:hAnsi="Arial Narrow" w:cs="Arial Narrow"/>
-          <w:color w:val="000000"/>
-          <w:sz w:val="22"/>
-          <w:szCs w:val="22"/>
-        </w:rPr>
-        <w:t xml:space="preserve"/>
-      </w:r>
-      <w:r>
-        <w:rPr>
-          <w:rFonts w:ascii="Arial Narrow" w:eastAsia="Arial Narrow" w:hAnsi="Arial Narrow" w:cs="Arial Narrow"/>
-          <w:color w:val="000000"/>
-          <w:sz w:val="22"/>
-          <w:szCs w:val="22"/>
-        </w:rPr>
-        <w:t/>
-      </w:r>
-      <w:r>
-        <w:rPr>
-          <w:rFonts w:ascii="Arial Narrow" w:eastAsia="Arial Narrow" w:hAnsi="Arial Narrow" w:cs="Arial Narrow"/>
-          <w:color w:val="000000"/>
-          <w:sz w:val="22"/>
-          <w:szCs w:val="22"/>
-        </w:rPr>
-        <w:t xml:space="preserve"/>
-      </w:r>
-      <w:r>
-        <w:rPr>
-          <w:rFonts w:ascii="Arial Narrow" w:eastAsia="Arial Narrow" w:hAnsi="Arial Narrow" w:cs="Arial Narrow"/>
-          <w:color w:val="000000"/>
-          <w:sz w:val="22"/>
-          <w:szCs w:val="22"/>
-        </w:rPr>
-        <w:t/>
-      </w:r>
-      <w:r>
-        <w:rPr>
-          <w:rFonts w:ascii="Arial Narrow" w:eastAsia="Arial Narrow" w:hAnsi="Arial Narrow" w:cs="Arial Narrow"/>
-          <w:color w:val="000000"/>
-          <w:sz w:val="22"/>
-          <w:szCs w:val="22"/>
-        </w:rPr>
-        <w:t/>
-      </w:r>
-      <w:r>
-        <w:rPr>
-          <w:rFonts w:ascii="Arial Narrow" w:eastAsia="Arial Narrow" w:hAnsi="Arial Narrow" w:cs="Arial Narrow"/>
-          <w:color w:val="000000"/>
-          <w:sz w:val="22"/>
-          <w:szCs w:val="22"/>
-        </w:rPr>
-        <w:t xml:space="preserve"/>
-      </w:r>
-      <w:r>
-        <w:rPr>
-          <w:rFonts w:ascii="Arial Narrow" w:eastAsia="Arial Narrow" w:hAnsi="Arial Narrow" w:cs="Arial Narrow"/>
-          <w:color w:val="000000"/>
-          <w:kern w:val="0"/>
-          <w:sz w:val="22"/>
-          <w:szCs w:val="22"/>
-          <w:lang w:eastAsia="es-PE"/>
-          <w14:ligatures w14:val="none"/>
-        </w:rPr>
-        <w:t/>
-      </w:r>
-      <w:r>
-        <w:rPr>
-          <w:rFonts w:ascii="Arial Narrow" w:eastAsia="Arial Narrow" w:hAnsi="Arial Narrow" w:cs="Arial Narrow"/>
-          <w:color w:val="000000"/>
-          <w:sz w:val="22"/>
-          <w:szCs w:val="22"/>
-        </w:rPr>
-        <w:t xml:space="preserve"/>
-      </w:r>
-      <w:r>
-        <w:rPr>
-          <w:rFonts w:ascii="Arial Narrow" w:eastAsia="Arial Narrow" w:hAnsi="Arial Narrow" w:cs="Arial Narrow"/>
-          <w:color w:val="000000"/>
-          <w:kern w:val="0"/>
-          <w:sz w:val="22"/>
-          <w:szCs w:val="22"/>
-          <w:lang w:eastAsia="es-PE"/>
-          <w14:ligatures w14:val="none"/>
-        </w:rPr>
-        <w:t/>
-      </w:r>
-      <w:r>
-        <w:rPr>
-          <w:rFonts w:ascii="Arial Narrow" w:eastAsia="Arial Narrow" w:hAnsi="Arial Narrow" w:cs="Arial Narrow"/>
-          <w:color w:val="000000"/>
-          <w:sz w:val="22"/>
-          <w:szCs w:val="22"/>
-        </w:rPr>
-        <w:t xml:space="preserve"/>
-      </w:r>
-      <w:r>
-        <w:rPr>
-          <w:rStyle w:val="Refdenotaalpie"/>
-          <w:rFonts w:ascii="Arial Narrow" w:eastAsia="Arial Narrow" w:hAnsi="Arial Narrow" w:cs="Arial Narrow"/>
-          <w:sz w:val="22"/>
-          <w:szCs w:val="22"/>
-          <w:vertAlign w:val="superscript"/>
-        </w:rPr>
-        <w:footnoteReference w:id="13"/>
-      </w:r>
-      <w:r>
-        <w:rPr>
-          <w:rFonts w:ascii="Arial Narrow" w:eastAsia="Arial Narrow" w:hAnsi="Arial Narrow" w:cs="Arial Narrow"/>
-          <w:sz w:val="22"/>
-          <w:szCs w:val="22"/>
-        </w:rPr>
-        <w:t/>
-      </w:r>
-    </w:p>
-    <w:p>
-      <w:pPr>
-        <w:suppressAutoHyphens/>
-        <w:spacing w:after="0" w:line="240" w:lineRule="auto"/>
-        <w:jc w:val="both"/>
-        <w:rPr>
-          <w:rFonts w:ascii="Arial Narrow" w:eastAsia="Arial Narrow" w:hAnsi="Arial Narrow" w:cs="Arial Narrow"/>
-          <w:sz w:val="22"/>
-          <w:szCs w:val="22"/>
-        </w:rPr>
-      </w:pPr>
-    </w:p>
-    <w:p>
-      <w:pPr>
-        <w:suppressAutoHyphens/>
-        <w:spacing w:line="240" w:lineRule="auto"/>
-        <w:jc w:val="both"/>
-        <w:rPr>
-          <w:rFonts w:ascii="Arial Narrow" w:eastAsia="Arial Narrow" w:hAnsi="Arial Narrow" w:cs="Arial Narrow"/>
-          <w:sz w:val="22"/>
-          <w:szCs w:val="22"/>
-        </w:rPr>
-      </w:pPr>
-      <w:r>
-        <w:rPr>
-          <w:rFonts w:ascii="Arial Narrow" w:eastAsia="Arial Narrow" w:hAnsi="Arial Narrow" w:cs="Arial Narrow"/>
-          <w:b/>
-          <w:bCs/>
-          <w:sz w:val="22"/>
-          <w:szCs w:val="22"/>
-        </w:rPr>
-        <w:lastRenderedPageBreak/>
-        <w:t xml:space="preserve">DÉCIMO </w:t>
-      </w:r>
-      <w:r>
-        <w:rPr>
-          <w:rFonts w:ascii="Arial Narrow" w:eastAsia="Arial Narrow" w:hAnsi="Arial Narrow" w:cs="Arial Narrow"/>
-          <w:b/>
-          <w:bCs/>
-          <w:sz w:val="22"/>
-          <w:szCs w:val="22"/>
-        </w:rPr>
-        <w:t>SEGUNDO</w:t>
-      </w:r>
-      <w:r>
-        <w:rPr>
-          <w:rFonts w:ascii="Arial Narrow" w:eastAsia="Arial Narrow" w:hAnsi="Arial Narrow" w:cs="Arial Narrow"/>
-          <w:b/>
-          <w:bCs/>
-          <w:sz w:val="22"/>
-          <w:szCs w:val="22"/>
-        </w:rPr>
-        <w:t>:</w:t>
-      </w:r>
-      <w:r>
-        <w:rPr>
-          <w:rFonts w:ascii="Arial Narrow" w:eastAsia="Arial Narrow" w:hAnsi="Arial Narrow" w:cs="Arial Narrow"/>
-          <w:sz w:val="22"/>
-          <w:szCs w:val="22"/>
-        </w:rPr>
-        <w:t xml:space="preserve"> </w:t>
-      </w:r>
-      <w:r>
-        <w:rPr>
-          <w:rFonts w:ascii="Arial Narrow" w:eastAsia="Arial Narrow" w:hAnsi="Arial Narrow" w:cs="Arial Narrow"/>
-          <w:color w:val="000000"/>
-          <w:sz w:val="22"/>
-          <w:szCs w:val="22"/>
-        </w:rPr>
-        <w:t>requerir a</w:t>
-      </w:r>
-      <w:r>
-        <w:rPr>
-          <w:rFonts w:ascii="Arial Narrow" w:eastAsia="Arial Narrow" w:hAnsi="Arial Narrow" w:cs="Arial Narrow"/>
-          <w:color w:val="000000"/>
-          <w:sz w:val="22"/>
-          <w:szCs w:val="22"/>
-        </w:rPr>
-        <w:t>l</w:t>
-      </w:r>
-      <w:r>
-        <w:rPr>
-          <w:rFonts w:ascii="Arial Narrow" w:eastAsia="Arial Narrow" w:hAnsi="Arial Narrow" w:cs="Arial Narrow"/>
-          <w:color w:val="000000"/>
-          <w:sz w:val="22"/>
-          <w:szCs w:val="22"/>
-        </w:rPr>
-        <w:t xml:space="preserve"> </w:t>
-      </w:r>
-      <w:r>
-        <w:rPr>
-          <w:rFonts w:ascii="Arial Narrow" w:eastAsia="Arial Narrow" w:hAnsi="Arial Narrow" w:cs="Arial Narrow"/>
-          <w:sz w:val="22"/>
-          <w:szCs w:val="22"/>
-        </w:rPr>
-        <w:t>Banco BBVA Perú S.A.</w:t>
-      </w:r>
-      <w:r>
-        <w:rPr>
-          <w:rFonts w:ascii="Arial Narrow" w:eastAsia="Arial Narrow" w:hAnsi="Arial Narrow" w:cs="Arial Narrow"/>
-          <w:sz w:val="22"/>
-          <w:szCs w:val="22"/>
-        </w:rPr>
-        <w:t xml:space="preserve"> </w:t>
-      </w:r>
-      <w:r>
-        <w:rPr>
-          <w:rFonts w:ascii="Arial Narrow" w:eastAsia="Arial Narrow" w:hAnsi="Arial Narrow" w:cs="Arial Narrow"/>
-          <w:sz w:val="22"/>
-          <w:szCs w:val="22"/>
-          <w:shd w:val="clear" w:color="auto" w:fill="FFFFFF"/>
-        </w:rPr>
-        <w:t xml:space="preserve">para </w:t>
-      </w:r>
-      <w:r>
-        <w:rPr>
-          <w:rFonts w:ascii="Arial Narrow" w:eastAsia="Arial Narrow" w:hAnsi="Arial Narrow" w:cs="Arial Narrow"/>
-          <w:sz w:val="22"/>
-          <w:szCs w:val="22"/>
-          <w:shd w:val="clear" w:color="auto" w:fill="FFFFFF"/>
-        </w:rPr>
-        <w:t xml:space="preserve">que </w:t>
-      </w:r>
-      <w:r>
-        <w:rPr>
-          <w:rFonts w:ascii="Arial Narrow" w:eastAsia="Arial Narrow" w:hAnsi="Arial Narrow" w:cs="Arial Narrow"/>
-          <w:sz w:val="22"/>
-          <w:szCs w:val="22"/>
-        </w:rPr>
-        <w:t>efectúe el acuse de recibo mediante la confirmación de recepción de la notificación remitida por este despacho a su Casilla Electrónica, dentro de los cinco (5) primeros días hábiles siguientes a la fecha en que recibe la</w:t>
-      </w:r>
-      <w:r>
-        <w:rPr>
-          <w:rFonts w:ascii="Arial Narrow" w:eastAsia="Arial Narrow" w:hAnsi="Arial Narrow" w:cs="Arial Narrow"/>
-          <w:sz w:val="22"/>
-          <w:szCs w:val="22"/>
-        </w:rPr>
-        <w:t xml:space="preserve"> notificación.</w:t>
-      </w:r>
-    </w:p>
-    <w:p>
-      <w:pPr>
-        <w:suppressAutoHyphens/>
-        <w:spacing w:after="0" w:line="240" w:lineRule="auto"/>
-        <w:jc w:val="both"/>
-        <w:rPr>
-          <w:rFonts w:ascii="Arial Narrow" w:eastAsia="Arial Narrow" w:hAnsi="Arial Narrow" w:cs="Arial Narrow"/>
-          <w:b/>
-          <w:color w:val="000000"/>
-          <w:kern w:val="0"/>
-          <w:sz w:val="22"/>
-          <w:szCs w:val="22"/>
-          <w:lang w:eastAsia="es-PE"/>
-          <w14:ligatures w14:val="none"/>
-        </w:rPr>
-      </w:pPr>
-    </w:p>
-    <w:p>
-      <w:pPr>
-        <w:suppressAutoHyphens/>
-        <w:spacing w:after="0" w:line="240" w:lineRule="auto"/>
-        <w:jc w:val="both"/>
-        <w:rPr>
-          <w:rFonts w:ascii="Arial Narrow" w:eastAsia="Arial Narrow" w:hAnsi="Arial Narrow" w:cs="Arial Narrow"/>
-          <w:b/>
-          <w:color w:val="000000"/>
-          <w:kern w:val="0"/>
-          <w:sz w:val="22"/>
-          <w:szCs w:val="22"/>
-          <w:lang w:eastAsia="es-PE"/>
-          <w14:ligatures w14:val="none"/>
-        </w:rPr>
-      </w:pPr>
-    </w:p>
-    <w:bookmarkEnd w:id="0"/>
-    <w:p>
-      <w:pPr>
-        <w:spacing w:after="0" w:line="240" w:lineRule="auto"/>
-        <w:jc w:val="both"/>
-        <w:rPr>
-          <w:rFonts w:ascii="Arial Narrow" w:eastAsia="Arial Narrow" w:hAnsi="Arial Narrow" w:cs="Arial Narrow"/>
-          <w:b/>
-          <w:color w:val="000000"/>
-          <w:kern w:val="0"/>
-          <w:sz w:val="22"/>
-          <w:szCs w:val="22"/>
-          <w:lang w:eastAsia="es-PE"/>
-          <w14:ligatures w14:val="none"/>
-        </w:rPr>
-      </w:pPr>
-    </w:p>
-    <w:p>
-      <w:pPr>
-        <w:spacing w:after="0" w:line="240" w:lineRule="auto"/>
-        <w:jc w:val="both"/>
-        <w:rPr>
-          <w:rFonts w:ascii="Arial Narrow" w:eastAsia="Arial Narrow" w:hAnsi="Arial Narrow" w:cs="Arial Narrow"/>
-          <w:b/>
-          <w:color w:val="000000"/>
-          <w:kern w:val="0"/>
-          <w:sz w:val="22"/>
-          <w:szCs w:val="22"/>
-          <w:lang w:eastAsia="es-PE"/>
-          <w14:ligatures w14:val="none"/>
-        </w:rPr>
-      </w:pPr>
+          <w:color w:val="000000"/>
+          <w:kern w:val="0"/>
+          <w14:ligatures w14:val="none"/>
+          <w:sz w:val="22"/>
+          <w:szCs w:val="22"/>
+        </w:rPr>
+        <w:t xml:space="preserve">Firmado digitalmente por</w:t>
+      </w:r>
     </w:p>
     <w:p>
       <w:pPr>
@@ -8754,6 +8823,9 @@
     <w:p>
       <w:pPr>
         <w:pStyle w:val="Textonotapie"/>
+        <w:tabs>
+          <w:tab w:val="left" w:pos="567"/>
+        </w:tabs>
         <w:ind w:left="567" w:hanging="567"/>
         <w:jc w:val="both"/>
         <w:rPr>
@@ -8778,7 +8850,82 @@
           <w:sz w:val="16"/>
           <w:szCs w:val="16"/>
         </w:rPr>
+        <w:tab/>
+        <w:t xml:space="preserve"/>
+      </w:r>
+      <w:r>
+        <w:rPr>
+          <w:rFonts w:ascii="Arial Narrow" w:eastAsia="Arial Narrow" w:hAnsi="Arial Narrow" w:cs="Arial Narrow"/>
+          <w:sz w:val="16"/>
+          <w:szCs w:val="16"/>
+        </w:rPr>
+        <w:tab/>
+        <w:t>Publicado</w:t>
+      </w:r>
+      <w:r>
+        <w:rPr>
+          <w:rFonts w:ascii="Arial Narrow" w:eastAsia="Arial Narrow" w:hAnsi="Arial Narrow" w:cs="Arial Narrow"/>
+          <w:b/>
+          <w:sz w:val="16"/>
+          <w:szCs w:val="16"/>
+        </w:rPr>
         <w:t xml:space="preserve"> </w:t>
+      </w:r>
+      <w:r>
+        <w:rPr>
+          <w:rFonts w:ascii="Arial Narrow" w:eastAsia="Arial Narrow" w:hAnsi="Arial Narrow" w:cs="Arial Narrow"/>
+          <w:sz w:val="16"/>
+          <w:szCs w:val="16"/>
+        </w:rPr>
+        <w:t xml:space="preserve">el 2 de setiembre de 2010 en el Diario Oficial El Peruano, vigente desde el 2 de octubre de 2010 y modificado por Decreto Legislativo 1308.</w:t>
+      </w:r>
+    </w:p>
+    <w:p>
+      <w:pPr>
+        <w:pStyle w:val="Textonotapie"/>
+        <w:ind w:left="567" w:hanging="567"/>
+        <w:jc w:val="both"/>
+        <w:rPr>
+          <w:rFonts w:ascii="Arial Narrow" w:eastAsia="Arial Narrow" w:hAnsi="Arial Narrow" w:cs="Arial Narrow"/>
+          <w:sz w:val="16"/>
+          <w:szCs w:val="16"/>
+        </w:rPr>
+      </w:pPr>
+    </w:p>
+  </w:footnote>
+  <w:footnote w:id="2">
+    <w:p>
+      <w:pPr>
+        <w:pStyle w:val="Textonotapie"/>
+        <w:tabs>
+          <w:tab w:val="left" w:pos="567"/>
+        </w:tabs>
+        <w:ind w:left="567" w:hanging="567"/>
+        <w:jc w:val="both"/>
+        <w:rPr>
+          <w:rFonts w:ascii="Arial Narrow" w:eastAsia="Arial Narrow" w:hAnsi="Arial Narrow" w:cs="Arial Narrow"/>
+          <w:sz w:val="16"/>
+          <w:szCs w:val="16"/>
+        </w:rPr>
+      </w:pPr>
+      <w:r>
+        <w:rPr>
+          <w:rStyle w:val="Refdenotaalpie"/>
+          <w:rFonts w:ascii="Arial Narrow" w:eastAsia="Arial Narrow" w:hAnsi="Arial Narrow" w:cs="Arial Narrow"/>
+          <w:sz w:val="16"/>
+          <w:szCs w:val="16"/>
+          <w:vertAlign w:val="superscript"/>
+        </w:rPr>
+        <w:footnoteRef/>
+      </w:r>
+      <w:r>
+        <w:rPr>
+          <w:rFonts w:ascii="Arial Narrow" w:eastAsia="Arial Narrow" w:hAnsi="Arial Narrow" w:cs="Arial Narrow"/>
+          <w:sz w:val="16"/>
+          <w:szCs w:val="16"/>
+        </w:rPr>
+        <w:tab/>
+        <w:t xml:space="preserve"/>
       </w:r>
       <w:r>
         <w:rPr>
@@ -8854,76 +9001,6 @@
           <w:szCs w:val="16"/>
         </w:rPr>
         <w:t>.</w:t>
-      </w:r>
-    </w:p>
-    <w:p>
-      <w:pPr>
-        <w:pStyle w:val="Textonotapie"/>
-        <w:ind w:left="567" w:hanging="567"/>
-        <w:jc w:val="both"/>
-        <w:rPr>
-          <w:rFonts w:ascii="Arial Narrow" w:eastAsia="Arial Narrow" w:hAnsi="Arial Narrow" w:cs="Arial Narrow"/>
-          <w:sz w:val="16"/>
-          <w:szCs w:val="16"/>
-        </w:rPr>
-      </w:pPr>
-    </w:p>
-  </w:footnote>
-  <w:footnote w:id="2">
-    <w:p>
-      <w:pPr>
-        <w:pStyle w:val="Textonotapie"/>
-        <w:ind w:left="567" w:hanging="567"/>
-        <w:jc w:val="both"/>
-        <w:rPr>
-          <w:rFonts w:ascii="Arial Narrow" w:eastAsia="Arial Narrow" w:hAnsi="Arial Narrow" w:cs="Arial Narrow"/>
-          <w:sz w:val="16"/>
-          <w:szCs w:val="16"/>
-        </w:rPr>
-      </w:pPr>
-      <w:r>
-        <w:rPr>
-          <w:rStyle w:val="Refdenotaalpie"/>
-          <w:rFonts w:ascii="Arial Narrow" w:eastAsia="Arial Narrow" w:hAnsi="Arial Narrow" w:cs="Arial Narrow"/>
-          <w:sz w:val="16"/>
-          <w:szCs w:val="16"/>
-          <w:vertAlign w:val="superscript"/>
-        </w:rPr>
-        <w:footnoteRef/>
-      </w:r>
-      <w:r>
-        <w:rPr>
-          <w:rFonts w:ascii="Arial Narrow" w:eastAsia="Arial Narrow" w:hAnsi="Arial Narrow" w:cs="Arial Narrow"/>
-          <w:sz w:val="16"/>
-          <w:szCs w:val="16"/>
-        </w:rPr>
-        <w:t xml:space="preserve"> </w:t>
-      </w:r>
-      <w:r>
-        <w:rPr>
-          <w:rFonts w:ascii="Arial Narrow" w:eastAsia="Arial Narrow" w:hAnsi="Arial Narrow" w:cs="Arial Narrow"/>
-          <w:sz w:val="16"/>
-          <w:szCs w:val="16"/>
-        </w:rPr>
-        <w:tab/>
-        <w:t>Publicado</w:t>
-      </w:r>
-      <w:r>
-        <w:rPr>
-          <w:rFonts w:ascii="Arial Narrow" w:eastAsia="Arial Narrow" w:hAnsi="Arial Narrow" w:cs="Arial Narrow"/>
-          <w:b/>
-          <w:sz w:val="16"/>
-          <w:szCs w:val="16"/>
-        </w:rPr>
-        <w:t xml:space="preserve"> </w:t>
-      </w:r>
-      <w:r>
-        <w:rPr>
-          <w:rFonts w:ascii="Arial Narrow" w:eastAsia="Arial Narrow" w:hAnsi="Arial Narrow" w:cs="Arial Narrow"/>
-          <w:sz w:val="16"/>
-          <w:szCs w:val="16"/>
-        </w:rPr>
-        <w:t xml:space="preserve">el 2 de setiembre de 2010 en el Diario Oficial El Peruano, vigente desde el 2 de octubre de 2010 y modificado por Decreto Legislativo 1308.</w:t>
       </w:r>
     </w:p>
     <w:p>
@@ -8972,7 +9049,8 @@
           <w:sz w:val="16"/>
           <w:szCs w:val="16"/>
         </w:rPr>
-        <w:t xml:space="preserve"> </w:t>
+        <w:tab/>
+        <w:t xml:space="preserve"/>
       </w:r>
       <w:r>
         <w:rPr>
@@ -9079,10 +9157,30 @@
         <w:jc w:val="both"/>
         <w:rPr>
           <w:rFonts w:ascii="Arial Narrow" w:eastAsia="Arial Narrow" w:hAnsi="Arial Narrow" w:cs="Arial Narrow"/>
-          <w:sz w:val="16"/>
-          <w:szCs w:val="16"/>
-        </w:rPr>
-      </w:pPr>
+          <w:b/>
+          <w:bCs/>
+          <w:sz w:val="16"/>
+          <w:szCs w:val="16"/>
+        </w:rPr>
+      </w:pPr>
+      <w:r>
+        <w:rPr>
+          <w:rFonts w:ascii="Arial Narrow" w:eastAsia="Arial Narrow" w:hAnsi="Arial Narrow" w:cs="Arial Narrow"/>
+          <w:sz w:val="16"/>
+          <w:szCs w:val="16"/>
+        </w:rPr>
+        <w:tab/>
+      </w:r>
+      <w:r>
+        <w:rPr>
+          <w:rFonts w:ascii="Arial Narrow" w:eastAsia="Arial Narrow" w:hAnsi="Arial Narrow" w:cs="Arial Narrow"/>
+          <w:b/>
+          <w:bCs/>
+          <w:sz w:val="16"/>
+          <w:szCs w:val="16"/>
+        </w:rPr>
+        <w:t xml:space="preserve">LEY DE ORGANIZACIÓN Y FUNCIONES DEL INDECOPI, APROBADA POR DECRETO LEGISLATIVO 1033 </w:t>
+      </w:r>
     </w:p>
     <w:p>
       <w:pPr>
@@ -9094,29 +9192,46 @@
         <w:jc w:val="both"/>
         <w:rPr>
           <w:rFonts w:ascii="Arial Narrow" w:eastAsia="Arial Narrow" w:hAnsi="Arial Narrow" w:cs="Arial Narrow"/>
+          <w:sz w:val="16"/>
+          <w:szCs w:val="16"/>
+        </w:rPr>
+      </w:pPr>
+      <w:r>
+        <w:rPr>
+          <w:rFonts w:ascii="Arial Narrow" w:eastAsia="Arial Narrow" w:hAnsi="Arial Narrow" w:cs="Arial Narrow"/>
           <w:b/>
           <w:bCs/>
           <w:sz w:val="16"/>
           <w:szCs w:val="16"/>
         </w:rPr>
-      </w:pPr>
-      <w:r>
-        <w:rPr>
-          <w:rFonts w:ascii="Arial Narrow" w:eastAsia="Arial Narrow" w:hAnsi="Arial Narrow" w:cs="Arial Narrow"/>
-          <w:sz w:val="16"/>
-          <w:szCs w:val="16"/>
-        </w:rPr>
         <w:tab/>
-      </w:r>
-      <w:r>
-        <w:rPr>
-          <w:rFonts w:ascii="Arial Narrow" w:eastAsia="Arial Narrow" w:hAnsi="Arial Narrow" w:cs="Arial Narrow"/>
-          <w:b/>
-          <w:bCs/>
-          <w:sz w:val="16"/>
-          <w:szCs w:val="16"/>
-        </w:rPr>
-        <w:t xml:space="preserve">LEY DE ORGANIZACIÓN Y FUNCIONES DEL INDECOPI, APROBADA POR DECRETO LEGISLATIVO 1033 </w:t>
+        <w:t>Artículo 27.-</w:t>
+      </w:r>
+      <w:r>
+        <w:rPr>
+          <w:rFonts w:ascii="Arial Narrow" w:eastAsia="Arial Narrow" w:hAnsi="Arial Narrow" w:cs="Arial Narrow"/>
+          <w:sz w:val="16"/>
+          <w:szCs w:val="16"/>
+        </w:rPr>
+        <w:t xml:space="preserve"> De la Comisión de Protección al </w:t>
+      </w:r>
+      <w:proofErr w:type="gramStart"/>
+      <w:r>
+        <w:rPr>
+          <w:rFonts w:ascii="Arial Narrow" w:eastAsia="Arial Narrow" w:hAnsi="Arial Narrow" w:cs="Arial Narrow"/>
+          <w:sz w:val="16"/>
+          <w:szCs w:val="16"/>
+        </w:rPr>
+        <w:t>Consumidor.-</w:t>
+      </w:r>
+      <w:proofErr w:type="gramEnd"/>
+      <w:r>
+        <w:rPr>
+          <w:rFonts w:ascii="Arial Narrow" w:eastAsia="Arial Narrow" w:hAnsi="Arial Narrow" w:cs="Arial Narrow"/>
+          <w:sz w:val="16"/>
+          <w:szCs w:val="16"/>
+        </w:rPr>
+        <w:t xml:space="preserve"> </w:t>
       </w:r>
     </w:p>
     <w:p>
@@ -9136,39 +9251,11 @@
       <w:r>
         <w:rPr>
           <w:rFonts w:ascii="Arial Narrow" w:eastAsia="Arial Narrow" w:hAnsi="Arial Narrow" w:cs="Arial Narrow"/>
-          <w:b/>
-          <w:bCs/>
           <w:sz w:val="16"/>
           <w:szCs w:val="16"/>
         </w:rPr>
         <w:tab/>
-        <w:t>Artículo 27.-</w:t>
-      </w:r>
-      <w:r>
-        <w:rPr>
-          <w:rFonts w:ascii="Arial Narrow" w:eastAsia="Arial Narrow" w:hAnsi="Arial Narrow" w:cs="Arial Narrow"/>
-          <w:sz w:val="16"/>
-          <w:szCs w:val="16"/>
-        </w:rPr>
-        <w:t xml:space="preserve"> De la Comisión de Protección al </w:t>
-      </w:r>
-      <w:proofErr w:type="gramStart"/>
-      <w:r>
-        <w:rPr>
-          <w:rFonts w:ascii="Arial Narrow" w:eastAsia="Arial Narrow" w:hAnsi="Arial Narrow" w:cs="Arial Narrow"/>
-          <w:sz w:val="16"/>
-          <w:szCs w:val="16"/>
-        </w:rPr>
-        <w:t>Consumidor.-</w:t>
-      </w:r>
-      <w:proofErr w:type="gramEnd"/>
-      <w:r>
-        <w:rPr>
-          <w:rFonts w:ascii="Arial Narrow" w:eastAsia="Arial Narrow" w:hAnsi="Arial Narrow" w:cs="Arial Narrow"/>
-          <w:sz w:val="16"/>
-          <w:szCs w:val="16"/>
-        </w:rPr>
-        <w:t xml:space="preserve"> </w:t>
+        <w:t>Corresponde a la Comisión de Protección al Consumidor velar por el cumplimiento de la Ley de Protección al Consumidor y de las leyes que, en general, protegen a los consumidores de la falta de idoneidad de los bienes y servicios en función de la información brindada, de las omisiones de información y de la discriminación en el consumo, así como de aquellas que complementen o sustituyan a las anteriores.</w:t>
       </w:r>
     </w:p>
     <w:p>
@@ -9181,20 +9268,15 @@
         <w:jc w:val="both"/>
         <w:rPr>
           <w:rFonts w:ascii="Arial Narrow" w:eastAsia="Arial Narrow" w:hAnsi="Arial Narrow" w:cs="Arial Narrow"/>
-          <w:sz w:val="16"/>
-          <w:szCs w:val="16"/>
-        </w:rPr>
-      </w:pPr>
-      <w:r>
-        <w:rPr>
-          <w:rFonts w:ascii="Arial Narrow" w:eastAsia="Arial Narrow" w:hAnsi="Arial Narrow" w:cs="Arial Narrow"/>
-          <w:sz w:val="16"/>
-          <w:szCs w:val="16"/>
-        </w:rPr>
-        <w:tab/>
-        <w:t>Corresponde a la Comisión de Protección al Consumidor velar por el cumplimiento de la Ley de Protección al Consumidor y de las leyes que, en general, protegen a los consumidores de la falta de idoneidad de los bienes y servicios en función de la información brindada, de las omisiones de información y de la discriminación en el consumo, así como de aquellas que complementen o sustituyan a las anteriores.</w:t>
-      </w:r>
-    </w:p>
+          <w:b/>
+          <w:bCs/>
+          <w:sz w:val="16"/>
+          <w:szCs w:val="16"/>
+        </w:rPr>
+      </w:pPr>
+    </w:p>
+  </w:footnote>
+  <w:footnote w:id="4">
     <w:p>
       <w:pPr>
         <w:pStyle w:val="Textonotapie"/>
@@ -9211,9 +9293,150 @@
           <w:szCs w:val="16"/>
         </w:rPr>
       </w:pPr>
-    </w:p>
-  </w:footnote>
-  <w:footnote w:id="4">
+      <w:r>
+        <w:rPr>
+          <w:rStyle w:val="Refdenotaalpie"/>
+          <w:rFonts w:ascii="Arial Narrow" w:eastAsia="Arial Narrow" w:hAnsi="Arial Narrow" w:cs="Arial Narrow"/>
+          <w:sz w:val="16"/>
+          <w:szCs w:val="16"/>
+          <w:vertAlign w:val="superscript"/>
+        </w:rPr>
+        <w:footnoteRef/>
+      </w:r>
+      <w:r>
+        <w:rPr>
+          <w:rFonts w:ascii="Arial Narrow" w:eastAsia="Arial Narrow" w:hAnsi="Arial Narrow" w:cs="Arial Narrow"/>
+          <w:sz w:val="16"/>
+          <w:szCs w:val="16"/>
+        </w:rPr>
+        <w:tab/>
+        <w:t xml:space="preserve"/>
+      </w:r>
+      <w:r>
+        <w:rPr>
+          <w:rFonts w:ascii="Arial Narrow" w:eastAsia="Arial Narrow" w:hAnsi="Arial Narrow" w:cs="Arial Narrow"/>
+          <w:sz w:val="16"/>
+          <w:szCs w:val="16"/>
+        </w:rPr>
+        <w:tab/>
+      </w:r>
+      <w:r>
+        <w:rPr>
+          <w:rFonts w:ascii="Arial Narrow" w:eastAsia="Arial Narrow" w:hAnsi="Arial Narrow" w:cs="Arial Narrow"/>
+          <w:b/>
+          <w:bCs/>
+          <w:sz w:val="16"/>
+          <w:szCs w:val="16"/>
+        </w:rPr>
+        <w:t xml:space="preserve">LEY 29571, CÓDIGO DE PROTECCIÓN Y DEFENSA DEL CONSUMIDOR, publicado el 2 de setiembre de 2010 y modificado por Decreto Legislativo 1308 </w:t>
+      </w:r>
+    </w:p>
+    <w:p>
+      <w:pPr>
+        <w:pStyle w:val="Textonotapie"/>
+        <w:ind w:left="567" w:right="-1"/>
+        <w:jc w:val="both"/>
+        <w:rPr>
+          <w:rFonts w:ascii="Arial Narrow" w:eastAsia="Arial Narrow" w:hAnsi="Arial Narrow" w:cs="Arial Narrow"/>
+          <w:b/>
+          <w:bCs/>
+          <w:sz w:val="16"/>
+          <w:szCs w:val="16"/>
+        </w:rPr>
+      </w:pPr>
+      <w:r>
+        <w:rPr>
+          <w:rFonts w:ascii="Arial Narrow" w:eastAsia="Arial Narrow" w:hAnsi="Arial Narrow" w:cs="Arial Narrow"/>
+          <w:b/>
+          <w:bCs/>
+          <w:sz w:val="16"/>
+          <w:szCs w:val="16"/>
+        </w:rPr>
+        <w:t xml:space="preserve">Artículo 18.- Idoneidad </w:t>
+      </w:r>
+    </w:p>
+    <w:p>
+      <w:pPr>
+        <w:pStyle w:val="Textonotapie"/>
+        <w:ind w:left="567" w:right="-1"/>
+        <w:jc w:val="both"/>
+        <w:rPr>
+          <w:rFonts w:ascii="Arial Narrow" w:eastAsia="Arial Narrow" w:hAnsi="Arial Narrow" w:cs="Arial Narrow"/>
+          <w:sz w:val="16"/>
+          <w:szCs w:val="16"/>
+        </w:rPr>
+      </w:pPr>
+      <w:r>
+        <w:rPr>
+          <w:rFonts w:ascii="Arial Narrow" w:eastAsia="Arial Narrow" w:hAnsi="Arial Narrow" w:cs="Arial Narrow"/>
+          <w:sz w:val="16"/>
+          <w:szCs w:val="16"/>
+        </w:rPr>
+        <w:t xml:space="preserve">Se entiende por idoneidad la correspondencia entre lo que un consumidor espera y lo que efectivamente recibe, en función a lo que se le hubiera ofrecido, la publicidad e información transmitida, las condiciones y circunstancias de la transacción, las características y naturaleza del producto o servicio, el precio, entre otros factores, atendiendo a las circunstancias del caso. </w:t>
+      </w:r>
+    </w:p>
+    <w:p>
+      <w:pPr>
+        <w:pStyle w:val="Textonotapie"/>
+        <w:ind w:left="567" w:right="-1"/>
+        <w:jc w:val="both"/>
+        <w:rPr>
+          <w:rFonts w:ascii="Arial Narrow" w:eastAsia="Arial Narrow" w:hAnsi="Arial Narrow" w:cs="Arial Narrow"/>
+          <w:sz w:val="16"/>
+          <w:szCs w:val="16"/>
+        </w:rPr>
+      </w:pPr>
+      <w:r>
+        <w:rPr>
+          <w:rFonts w:ascii="Arial Narrow" w:eastAsia="Arial Narrow" w:hAnsi="Arial Narrow" w:cs="Arial Narrow"/>
+          <w:sz w:val="16"/>
+          <w:szCs w:val="16"/>
+        </w:rPr>
+        <w:t xml:space="preserve">La idoneidad es evaluada en función a la propia naturaleza del producto o servicio y a su aptitud para satisfacer la finalidad para la cual ha sido puesto en el mercado. Las autorizaciones por parte de los organismos del Estado para la fabricación de un producto o la prestación de un servicio, en los casos que sea necesario, no eximen de responsabilidad al proveedor frente al consumidor. </w:t>
+      </w:r>
+    </w:p>
+    <w:p>
+      <w:pPr>
+        <w:pStyle w:val="Textonotapie"/>
+        <w:ind w:left="567" w:right="-1"/>
+        <w:jc w:val="both"/>
+        <w:rPr>
+          <w:rFonts w:ascii="Arial Narrow" w:eastAsia="Arial Narrow" w:hAnsi="Arial Narrow" w:cs="Arial Narrow"/>
+          <w:sz w:val="16"/>
+          <w:szCs w:val="16"/>
+        </w:rPr>
+      </w:pPr>
+      <w:r>
+        <w:rPr>
+          <w:rFonts w:ascii="Arial Narrow" w:eastAsia="Arial Narrow" w:hAnsi="Arial Narrow" w:cs="Arial Narrow"/>
+          <w:b/>
+          <w:bCs/>
+          <w:sz w:val="16"/>
+          <w:szCs w:val="16"/>
+        </w:rPr>
+        <w:t xml:space="preserve">Artículo 19.- Obligación de los proveedores </w:t>
+      </w:r>
+    </w:p>
+    <w:p>
+      <w:pPr>
+        <w:pStyle w:val="Textonotapie"/>
+        <w:ind w:left="567" w:right="-1"/>
+        <w:jc w:val="both"/>
+        <w:rPr>
+          <w:rFonts w:ascii="Arial Narrow" w:eastAsia="Arial Narrow" w:hAnsi="Arial Narrow" w:cs="Arial Narrow"/>
+          <w:sz w:val="16"/>
+          <w:szCs w:val="16"/>
+        </w:rPr>
+      </w:pPr>
+      <w:r>
+        <w:rPr>
+          <w:rFonts w:ascii="Arial Narrow" w:eastAsia="Arial Narrow" w:hAnsi="Arial Narrow" w:cs="Arial Narrow"/>
+          <w:sz w:val="16"/>
+          <w:szCs w:val="16"/>
+        </w:rPr>
+        <w:t>El proveedor responde por la idoneidad y calidad de los productos y servicios ofrecidos; por la autenticidad de las marcas y leyendas que exhiben sus productos o del signo que respalda al prestador del servicio, por la falta de conformidad entre la publicidad comercial de los productos y servicios y estos, así como por el contenido y la vida útil del producto indicado en el envase, en lo que corresponda.</w:t>
+      </w:r>
+    </w:p>
     <w:p>
       <w:pPr>
         <w:pStyle w:val="Textonotapie"/>
@@ -9230,161 +9453,9 @@
           <w:szCs w:val="16"/>
         </w:rPr>
       </w:pPr>
-      <w:r>
-        <w:rPr>
-          <w:rStyle w:val="Refdenotaalpie"/>
-          <w:rFonts w:ascii="Arial Narrow" w:eastAsia="Arial Narrow" w:hAnsi="Arial Narrow" w:cs="Arial Narrow"/>
-          <w:sz w:val="16"/>
-          <w:szCs w:val="16"/>
-          <w:vertAlign w:val="superscript"/>
-        </w:rPr>
-        <w:footnoteRef/>
-      </w:r>
-      <w:r>
-        <w:rPr>
-          <w:rFonts w:ascii="Arial Narrow" w:eastAsia="Arial Narrow" w:hAnsi="Arial Narrow" w:cs="Arial Narrow"/>
-          <w:sz w:val="16"/>
-          <w:szCs w:val="16"/>
-        </w:rPr>
-        <w:t xml:space="preserve"> </w:t>
-      </w:r>
-      <w:r>
-        <w:rPr>
-          <w:rFonts w:ascii="Arial Narrow" w:eastAsia="Arial Narrow" w:hAnsi="Arial Narrow" w:cs="Arial Narrow"/>
-          <w:sz w:val="16"/>
-          <w:szCs w:val="16"/>
-        </w:rPr>
-        <w:tab/>
-      </w:r>
-      <w:r>
-        <w:rPr>
-          <w:rFonts w:ascii="Arial Narrow" w:eastAsia="Arial Narrow" w:hAnsi="Arial Narrow" w:cs="Arial Narrow"/>
-          <w:b/>
-          <w:bCs/>
-          <w:sz w:val="16"/>
-          <w:szCs w:val="16"/>
-        </w:rPr>
-        <w:t xml:space="preserve">LEY 29571, CÓDIGO DE PROTECCIÓN Y DEFENSA DEL CONSUMIDOR, publicado el 2 de setiembre de 2010 y modificado por Decreto Legislativo 1308 </w:t>
-      </w:r>
-    </w:p>
-    <w:p>
-      <w:pPr>
-        <w:pStyle w:val="Textonotapie"/>
-        <w:ind w:left="567" w:right="-1"/>
-        <w:jc w:val="both"/>
-        <w:rPr>
-          <w:rFonts w:ascii="Arial Narrow" w:eastAsia="Arial Narrow" w:hAnsi="Arial Narrow" w:cs="Arial Narrow"/>
-          <w:b/>
-          <w:bCs/>
-          <w:sz w:val="16"/>
-          <w:szCs w:val="16"/>
-        </w:rPr>
-      </w:pPr>
-      <w:r>
-        <w:rPr>
-          <w:rFonts w:ascii="Arial Narrow" w:eastAsia="Arial Narrow" w:hAnsi="Arial Narrow" w:cs="Arial Narrow"/>
-          <w:b/>
-          <w:bCs/>
-          <w:sz w:val="16"/>
-          <w:szCs w:val="16"/>
-        </w:rPr>
-        <w:t xml:space="preserve">Artículo 18.- Idoneidad </w:t>
-      </w:r>
-    </w:p>
-    <w:p>
-      <w:pPr>
-        <w:pStyle w:val="Textonotapie"/>
-        <w:ind w:left="567" w:right="-1"/>
-        <w:jc w:val="both"/>
-        <w:rPr>
-          <w:rFonts w:ascii="Arial Narrow" w:eastAsia="Arial Narrow" w:hAnsi="Arial Narrow" w:cs="Arial Narrow"/>
-          <w:sz w:val="16"/>
-          <w:szCs w:val="16"/>
-        </w:rPr>
-      </w:pPr>
-      <w:r>
-        <w:rPr>
-          <w:rFonts w:ascii="Arial Narrow" w:eastAsia="Arial Narrow" w:hAnsi="Arial Narrow" w:cs="Arial Narrow"/>
-          <w:sz w:val="16"/>
-          <w:szCs w:val="16"/>
-        </w:rPr>
-        <w:t xml:space="preserve">Se entiende por idoneidad la correspondencia entre lo que un consumidor espera y lo que efectivamente recibe, en función a lo que se le hubiera ofrecido, la publicidad e información transmitida, las condiciones y circunstancias de la transacción, las características y naturaleza del producto o servicio, el precio, entre otros factores, atendiendo a las circunstancias del caso. </w:t>
-      </w:r>
-    </w:p>
-    <w:p>
-      <w:pPr>
-        <w:pStyle w:val="Textonotapie"/>
-        <w:ind w:left="567" w:right="-1"/>
-        <w:jc w:val="both"/>
-        <w:rPr>
-          <w:rFonts w:ascii="Arial Narrow" w:eastAsia="Arial Narrow" w:hAnsi="Arial Narrow" w:cs="Arial Narrow"/>
-          <w:sz w:val="16"/>
-          <w:szCs w:val="16"/>
-        </w:rPr>
-      </w:pPr>
-      <w:r>
-        <w:rPr>
-          <w:rFonts w:ascii="Arial Narrow" w:eastAsia="Arial Narrow" w:hAnsi="Arial Narrow" w:cs="Arial Narrow"/>
-          <w:sz w:val="16"/>
-          <w:szCs w:val="16"/>
-        </w:rPr>
-        <w:t xml:space="preserve">La idoneidad es evaluada en función a la propia naturaleza del producto o servicio y a su aptitud para satisfacer la finalidad para la cual ha sido puesto en el mercado. Las autorizaciones por parte de los organismos del Estado para la fabricación de un producto o la prestación de un servicio, en los casos que sea necesario, no eximen de responsabilidad al proveedor frente al consumidor. </w:t>
-      </w:r>
-    </w:p>
-    <w:p>
-      <w:pPr>
-        <w:pStyle w:val="Textonotapie"/>
-        <w:ind w:left="567" w:right="-1"/>
-        <w:jc w:val="both"/>
-        <w:rPr>
-          <w:rFonts w:ascii="Arial Narrow" w:eastAsia="Arial Narrow" w:hAnsi="Arial Narrow" w:cs="Arial Narrow"/>
-          <w:sz w:val="16"/>
-          <w:szCs w:val="16"/>
-        </w:rPr>
-      </w:pPr>
-    </w:p>
-    <w:p>
-      <w:pPr>
-        <w:pStyle w:val="Textonotapie"/>
-        <w:ind w:left="567" w:right="-1"/>
-        <w:jc w:val="both"/>
-        <w:rPr>
-          <w:rFonts w:ascii="Arial Narrow" w:eastAsia="Arial Narrow" w:hAnsi="Arial Narrow" w:cs="Arial Narrow"/>
-          <w:sz w:val="16"/>
-          <w:szCs w:val="16"/>
-        </w:rPr>
-      </w:pPr>
-      <w:r>
-        <w:rPr>
-          <w:rFonts w:ascii="Arial Narrow" w:eastAsia="Arial Narrow" w:hAnsi="Arial Narrow" w:cs="Arial Narrow"/>
-          <w:b/>
-          <w:bCs/>
-          <w:sz w:val="16"/>
-          <w:szCs w:val="16"/>
-        </w:rPr>
-        <w:t xml:space="preserve">Artículo 19.- Obligación de los proveedores </w:t>
-      </w:r>
-    </w:p>
-    <w:p>
-      <w:pPr>
-        <w:pStyle w:val="Textonotapie"/>
-        <w:ind w:left="567" w:right="-1"/>
-        <w:jc w:val="both"/>
-        <w:rPr>
-          <w:rFonts w:ascii="Arial Narrow" w:eastAsia="Arial Narrow" w:hAnsi="Arial Narrow" w:cs="Arial Narrow"/>
-          <w:sz w:val="16"/>
-          <w:szCs w:val="16"/>
-        </w:rPr>
-      </w:pPr>
-      <w:r>
-        <w:rPr>
-          <w:rFonts w:ascii="Arial Narrow" w:eastAsia="Arial Narrow" w:hAnsi="Arial Narrow" w:cs="Arial Narrow"/>
-          <w:sz w:val="16"/>
-          <w:szCs w:val="16"/>
-        </w:rPr>
-        <w:t>El proveedor responde por la idoneidad y calidad de los productos y servicios ofrecidos; por la autenticidad de las marcas y leyendas que exhiben sus productos o del signo que respalda al prestador del servicio, por la falta de conformidad entre la publicidad comercial de los productos y servicios y estos, así como por el contenido y la vida útil del producto indicado en el envase, en lo que corresponda.</w:t>
-      </w:r>
-    </w:p>
+    </w:p>
+  </w:footnote>
+  <w:footnote w:id="5">
     <w:p>
       <w:pPr>
         <w:pStyle w:val="Textonotapie"/>
@@ -9401,9 +9472,125 @@
           <w:szCs w:val="16"/>
         </w:rPr>
       </w:pPr>
-    </w:p>
-  </w:footnote>
-  <w:footnote w:id="5">
+      <w:r>
+        <w:rPr>
+          <w:rStyle w:val="Refdenotaalpie"/>
+          <w:rFonts w:ascii="Arial Narrow" w:eastAsia="Arial Narrow" w:hAnsi="Arial Narrow" w:cs="Arial Narrow"/>
+          <w:sz w:val="16"/>
+          <w:szCs w:val="16"/>
+          <w:vertAlign w:val="superscript"/>
+        </w:rPr>
+        <w:footnoteRef/>
+      </w:r>
+      <w:r>
+        <w:rPr>
+          <w:rFonts w:ascii="Arial Narrow" w:eastAsia="Arial Narrow" w:hAnsi="Arial Narrow" w:cs="Arial Narrow"/>
+          <w:sz w:val="16"/>
+          <w:szCs w:val="16"/>
+        </w:rPr>
+        <w:tab/>
+        <w:t xml:space="preserve"/>
+      </w:r>
+      <w:r>
+        <w:rPr>
+          <w:rFonts w:ascii="Arial Narrow" w:eastAsia="Arial Narrow" w:hAnsi="Arial Narrow" w:cs="Arial Narrow"/>
+          <w:sz w:val="16"/>
+          <w:szCs w:val="16"/>
+        </w:rPr>
+        <w:tab/>
+      </w:r>
+      <w:r>
+        <w:rPr>
+          <w:rFonts w:ascii="Arial Narrow" w:eastAsia="Arial Narrow" w:hAnsi="Arial Narrow" w:cs="Arial Narrow"/>
+          <w:b/>
+          <w:bCs/>
+          <w:sz w:val="16"/>
+          <w:szCs w:val="16"/>
+        </w:rPr>
+        <w:t xml:space="preserve">LEY 29571, CÓDIGO DE PROTECCIÓN Y DEFENSA DEL CONSUMIDOR, publicado el 2 de setiembre de 2010 y modificado por Decreto Legislativo 1308 </w:t>
+      </w:r>
+    </w:p>
+    <w:p>
+      <w:pPr>
+        <w:pStyle w:val="Textonotapie"/>
+        <w:tabs>
+          <w:tab w:val="left" w:pos="567"/>
+        </w:tabs>
+        <w:rPr>
+          <w:rFonts w:ascii="Arial Narrow" w:eastAsia="Arial Narrow" w:hAnsi="Arial Narrow" w:cs="Arial Narrow"/>
+          <w:sz w:val="16"/>
+          <w:szCs w:val="16"/>
+        </w:rPr>
+      </w:pPr>
+      <w:r>
+        <w:rPr>
+          <w:rFonts w:ascii="Arial Narrow" w:eastAsia="Arial Narrow" w:hAnsi="Arial Narrow" w:cs="Arial Narrow"/>
+          <w:b/>
+          <w:bCs/>
+          <w:sz w:val="16"/>
+          <w:szCs w:val="16"/>
+        </w:rPr>
+        <w:tab/>
+        <w:t>Artículo 56.- Métodos comerciales coercitivos</w:t>
+      </w:r>
+    </w:p>
+    <w:p>
+      <w:pPr>
+        <w:pStyle w:val="Textonotapie"/>
+        <w:ind w:left="567"/>
+        <w:rPr>
+          <w:rFonts w:ascii="Arial Narrow" w:eastAsia="Arial Narrow" w:hAnsi="Arial Narrow" w:cs="Arial Narrow"/>
+          <w:sz w:val="16"/>
+          <w:szCs w:val="16"/>
+        </w:rPr>
+      </w:pPr>
+      <w:r>
+        <w:rPr>
+          <w:rFonts w:ascii="Arial Narrow" w:eastAsia="Arial Narrow" w:hAnsi="Arial Narrow" w:cs="Arial Narrow"/>
+          <w:sz w:val="16"/>
+          <w:szCs w:val="16"/>
+        </w:rPr>
+        <w:t>56.1 De manera enunciativa y no limitativa, el derecho de todo consumidor a la protección contra los métodos comerciales coercitivos implica que los proveedores no pueden:</w:t>
+      </w:r>
+    </w:p>
+    <w:p>
+      <w:pPr>
+        <w:pStyle w:val="Textonotapie"/>
+        <w:ind w:left="567"/>
+        <w:rPr>
+          <w:rFonts w:ascii="Arial Narrow" w:eastAsia="Arial Narrow" w:hAnsi="Arial Narrow" w:cs="Arial Narrow"/>
+          <w:sz w:val="16"/>
+          <w:szCs w:val="16"/>
+        </w:rPr>
+      </w:pPr>
+      <w:r>
+        <w:rPr>
+          <w:rFonts w:ascii="Arial Narrow" w:eastAsia="Arial Narrow" w:hAnsi="Arial Narrow" w:cs="Arial Narrow"/>
+          <w:sz w:val="16"/>
+          <w:szCs w:val="16"/>
+        </w:rPr>
+        <w:t>(…)</w:t>
+      </w:r>
+    </w:p>
+    <w:p>
+      <w:pPr>
+        <w:pStyle w:val="Textonotapie"/>
+        <w:ind w:left="567"/>
+        <w:rPr>
+          <w:rFonts w:ascii="Arial Narrow" w:eastAsia="Arial Narrow" w:hAnsi="Arial Narrow" w:cs="Arial Narrow"/>
+          <w:sz w:val="16"/>
+          <w:szCs w:val="16"/>
+        </w:rPr>
+      </w:pPr>
+      <w:r>
+        <w:rPr>
+          <w:rFonts w:ascii="Arial Narrow" w:eastAsia="Arial Narrow" w:hAnsi="Arial Narrow" w:cs="Arial Narrow"/>
+          <w:sz w:val="16"/>
+          <w:szCs w:val="16"/>
+        </w:rPr>
+        <w:t>g. Exigir al consumidor la presentación de documentación innecesaria para la prestación del servicio que contrate o la entrega del producto adquirido, pudiendo, en todo caso, exigirse solo la documentación necesaria, razonable y pertinente de acuerdo con la etapa en la que se encuentre la prestación del producto o ejecución del servicio.</w:t>
+      </w:r>
+    </w:p>
     <w:p>
       <w:pPr>
         <w:pStyle w:val="Textonotapie"/>
@@ -9420,124 +9607,9 @@
           <w:szCs w:val="16"/>
         </w:rPr>
       </w:pPr>
-      <w:r>
-        <w:rPr>
-          <w:rStyle w:val="Refdenotaalpie"/>
-          <w:rFonts w:ascii="Arial Narrow" w:eastAsia="Arial Narrow" w:hAnsi="Arial Narrow" w:cs="Arial Narrow"/>
-          <w:sz w:val="16"/>
-          <w:szCs w:val="16"/>
-          <w:vertAlign w:val="superscript"/>
-        </w:rPr>
-        <w:footnoteRef/>
-      </w:r>
-      <w:r>
-        <w:rPr>
-          <w:rFonts w:ascii="Arial Narrow" w:eastAsia="Arial Narrow" w:hAnsi="Arial Narrow" w:cs="Arial Narrow"/>
-          <w:sz w:val="16"/>
-          <w:szCs w:val="16"/>
-        </w:rPr>
-        <w:t xml:space="preserve"> </w:t>
-      </w:r>
-      <w:r>
-        <w:rPr>
-          <w:rFonts w:ascii="Arial Narrow" w:eastAsia="Arial Narrow" w:hAnsi="Arial Narrow" w:cs="Arial Narrow"/>
-          <w:sz w:val="16"/>
-          <w:szCs w:val="16"/>
-        </w:rPr>
-        <w:tab/>
-      </w:r>
-      <w:r>
-        <w:rPr>
-          <w:rFonts w:ascii="Arial Narrow" w:eastAsia="Arial Narrow" w:hAnsi="Arial Narrow" w:cs="Arial Narrow"/>
-          <w:b/>
-          <w:bCs/>
-          <w:sz w:val="16"/>
-          <w:szCs w:val="16"/>
-        </w:rPr>
-        <w:t xml:space="preserve">LEY 29571, CÓDIGO DE PROTECCIÓN Y DEFENSA DEL CONSUMIDOR, publicado el 2 de setiembre de 2010 y modificado por Decreto Legislativo 1308 </w:t>
-      </w:r>
-    </w:p>
-    <w:p>
-      <w:pPr>
-        <w:pStyle w:val="Textonotapie"/>
-        <w:tabs>
-          <w:tab w:val="left" w:pos="567"/>
-        </w:tabs>
-        <w:rPr>
-          <w:rFonts w:ascii="Arial Narrow" w:eastAsia="Arial Narrow" w:hAnsi="Arial Narrow" w:cs="Arial Narrow"/>
-          <w:sz w:val="16"/>
-          <w:szCs w:val="16"/>
-        </w:rPr>
-      </w:pPr>
-      <w:r>
-        <w:rPr>
-          <w:rFonts w:ascii="Arial Narrow" w:eastAsia="Arial Narrow" w:hAnsi="Arial Narrow" w:cs="Arial Narrow"/>
-          <w:b/>
-          <w:bCs/>
-          <w:sz w:val="16"/>
-          <w:szCs w:val="16"/>
-        </w:rPr>
-        <w:tab/>
-        <w:t>Artículo 56.- Métodos comerciales coercitivos</w:t>
-      </w:r>
-    </w:p>
-    <w:p>
-      <w:pPr>
-        <w:pStyle w:val="Textonotapie"/>
-        <w:ind w:left="567"/>
-        <w:rPr>
-          <w:rFonts w:ascii="Arial Narrow" w:eastAsia="Arial Narrow" w:hAnsi="Arial Narrow" w:cs="Arial Narrow"/>
-          <w:sz w:val="16"/>
-          <w:szCs w:val="16"/>
-        </w:rPr>
-      </w:pPr>
-      <w:r>
-        <w:rPr>
-          <w:rFonts w:ascii="Arial Narrow" w:eastAsia="Arial Narrow" w:hAnsi="Arial Narrow" w:cs="Arial Narrow"/>
-          <w:sz w:val="16"/>
-          <w:szCs w:val="16"/>
-        </w:rPr>
-        <w:t>56.1 De manera enunciativa y no limitativa, el derecho de todo consumidor a la protección contra los métodos comerciales coercitivos implica que los proveedores no pueden:</w:t>
-      </w:r>
-    </w:p>
-    <w:p>
-      <w:pPr>
-        <w:pStyle w:val="Textonotapie"/>
-        <w:ind w:left="567"/>
-        <w:rPr>
-          <w:rFonts w:ascii="Arial Narrow" w:eastAsia="Arial Narrow" w:hAnsi="Arial Narrow" w:cs="Arial Narrow"/>
-          <w:sz w:val="16"/>
-          <w:szCs w:val="16"/>
-        </w:rPr>
-      </w:pPr>
-      <w:r>
-        <w:rPr>
-          <w:rFonts w:ascii="Arial Narrow" w:eastAsia="Arial Narrow" w:hAnsi="Arial Narrow" w:cs="Arial Narrow"/>
-          <w:sz w:val="16"/>
-          <w:szCs w:val="16"/>
-        </w:rPr>
-        <w:t>(…)</w:t>
-      </w:r>
-    </w:p>
-    <w:p>
-      <w:pPr>
-        <w:pStyle w:val="Textonotapie"/>
-        <w:ind w:left="567"/>
-        <w:rPr>
-          <w:rFonts w:ascii="Arial Narrow" w:eastAsia="Arial Narrow" w:hAnsi="Arial Narrow" w:cs="Arial Narrow"/>
-          <w:sz w:val="16"/>
-          <w:szCs w:val="16"/>
-        </w:rPr>
-      </w:pPr>
-      <w:r>
-        <w:rPr>
-          <w:rFonts w:ascii="Arial Narrow" w:eastAsia="Arial Narrow" w:hAnsi="Arial Narrow" w:cs="Arial Narrow"/>
-          <w:sz w:val="16"/>
-          <w:szCs w:val="16"/>
-        </w:rPr>
-        <w:t>g. Exigir al consumidor la presentación de documentación innecesaria para la prestación del servicio que contrate o la entrega del producto adquirido, pudiendo, en todo caso, exigirse solo la documentación necesaria, razonable y pertinente de acuerdo con la etapa en la que se encuentre la prestación del producto o ejecución del servicio.</w:t>
-      </w:r>
-    </w:p>
+    </w:p>
+  </w:footnote>
+  <w:footnote w:id="6">
     <w:p>
       <w:pPr>
         <w:pStyle w:val="Textonotapie"/>
@@ -9548,15 +9620,96 @@
         <w:jc w:val="both"/>
         <w:rPr>
           <w:rFonts w:ascii="Arial Narrow" w:eastAsia="Arial Narrow" w:hAnsi="Arial Narrow" w:cs="Arial Narrow"/>
+          <w:sz w:val="16"/>
+          <w:szCs w:val="16"/>
+        </w:rPr>
+      </w:pPr>
+      <w:r>
+        <w:rPr>
+          <w:rStyle w:val="Refdenotaalpie"/>
+          <w:rFonts w:ascii="Arial Narrow" w:eastAsia="Arial Narrow" w:hAnsi="Arial Narrow" w:cs="Arial Narrow"/>
+          <w:sz w:val="16"/>
+          <w:szCs w:val="16"/>
+          <w:vertAlign w:val="superscript"/>
+        </w:rPr>
+        <w:footnoteRef/>
+      </w:r>
+      <w:r>
+        <w:rPr>
+          <w:rFonts w:ascii="Arial Narrow" w:eastAsia="Arial Narrow" w:hAnsi="Arial Narrow" w:cs="Arial Narrow"/>
+          <w:sz w:val="16"/>
+          <w:szCs w:val="16"/>
+        </w:rPr>
+        <w:tab/>
+        <w:t xml:space="preserve"/>
+      </w:r>
+      <w:r>
+        <w:rPr>
+          <w:rFonts w:ascii="Arial Narrow" w:eastAsia="Arial Narrow" w:hAnsi="Arial Narrow" w:cs="Arial Narrow"/>
+          <w:sz w:val="16"/>
+          <w:szCs w:val="16"/>
+        </w:rPr>
+        <w:tab/>
+      </w:r>
+      <w:r>
+        <w:rPr>
+          <w:rFonts w:ascii="Arial Narrow" w:eastAsia="Arial Narrow" w:hAnsi="Arial Narrow" w:cs="Arial Narrow"/>
           <w:b/>
           <w:bCs/>
           <w:sz w:val="16"/>
           <w:szCs w:val="16"/>
         </w:rPr>
-      </w:pPr>
-    </w:p>
-  </w:footnote>
-  <w:footnote w:id="6">
+        <w:t xml:space="preserve">LEY SOBRE FACULTADES, NORMAS Y ORGANIZACIÓN DEL INDECOPI, APROBADA POR DECRETO LEGISLATIVO </w:t>
+      </w:r>
+      <w:proofErr w:type="spellStart"/>
+      <w:r>
+        <w:rPr>
+          <w:rFonts w:ascii="Arial Narrow" w:eastAsia="Arial Narrow" w:hAnsi="Arial Narrow" w:cs="Arial Narrow"/>
+          <w:b/>
+          <w:bCs/>
+          <w:sz w:val="16"/>
+          <w:szCs w:val="16"/>
+        </w:rPr>
+        <w:t/>
+      </w:r>
+      <w:proofErr w:type="spellEnd"/>
+      <w:r>
+        <w:rPr>
+          <w:rFonts w:ascii="Arial Narrow" w:eastAsia="Arial Narrow" w:hAnsi="Arial Narrow" w:cs="Arial Narrow"/>
+          <w:b/>
+          <w:bCs/>
+          <w:sz w:val="16"/>
+          <w:szCs w:val="16"/>
+        </w:rPr>
+        <w:t xml:space="preserve">807 Artículo 24.-</w:t>
+      </w:r>
+      <w:r>
+        <w:rPr>
+          <w:rFonts w:ascii="Arial Narrow" w:eastAsia="Arial Narrow" w:hAnsi="Arial Narrow" w:cs="Arial Narrow"/>
+          <w:sz w:val="16"/>
+          <w:szCs w:val="16"/>
+        </w:rPr>
+        <w:t xml:space="preserve"> El </w:t>
+      </w:r>
+      <w:proofErr w:type="gramStart"/>
+      <w:r>
+        <w:rPr>
+          <w:rFonts w:ascii="Arial Narrow" w:eastAsia="Arial Narrow" w:hAnsi="Arial Narrow" w:cs="Arial Narrow"/>
+          <w:sz w:val="16"/>
+          <w:szCs w:val="16"/>
+        </w:rPr>
+        <w:t>Secretario Técnico</w:t>
+      </w:r>
+      <w:proofErr w:type="gramEnd"/>
+      <w:r>
+        <w:rPr>
+          <w:rFonts w:ascii="Arial Narrow" w:eastAsia="Arial Narrow" w:hAnsi="Arial Narrow" w:cs="Arial Narrow"/>
+          <w:sz w:val="16"/>
+          <w:szCs w:val="16"/>
+        </w:rPr>
+        <w:t xml:space="preserve"> se encargará de la tramitación del procedimiento. Para ello, cuenta con las siguientes facultades:</w:t>
+      </w:r>
+    </w:p>
     <w:p>
       <w:pPr>
         <w:pStyle w:val="Textonotapie"/>
@@ -9573,87 +9726,12 @@
       </w:pPr>
       <w:r>
         <w:rPr>
-          <w:rStyle w:val="Refdenotaalpie"/>
-          <w:rFonts w:ascii="Arial Narrow" w:eastAsia="Arial Narrow" w:hAnsi="Arial Narrow" w:cs="Arial Narrow"/>
-          <w:sz w:val="16"/>
-          <w:szCs w:val="16"/>
-          <w:vertAlign w:val="superscript"/>
-        </w:rPr>
-        <w:footnoteRef/>
-      </w:r>
-      <w:r>
-        <w:rPr>
-          <w:rFonts w:ascii="Arial Narrow" w:eastAsia="Arial Narrow" w:hAnsi="Arial Narrow" w:cs="Arial Narrow"/>
-          <w:sz w:val="16"/>
-          <w:szCs w:val="16"/>
-        </w:rPr>
-        <w:t xml:space="preserve"> </w:t>
-      </w:r>
-      <w:r>
-        <w:rPr>
           <w:rFonts w:ascii="Arial Narrow" w:eastAsia="Arial Narrow" w:hAnsi="Arial Narrow" w:cs="Arial Narrow"/>
           <w:sz w:val="16"/>
           <w:szCs w:val="16"/>
         </w:rPr>
         <w:tab/>
-      </w:r>
-      <w:r>
-        <w:rPr>
-          <w:rFonts w:ascii="Arial Narrow" w:eastAsia="Arial Narrow" w:hAnsi="Arial Narrow" w:cs="Arial Narrow"/>
-          <w:b/>
-          <w:bCs/>
-          <w:sz w:val="16"/>
-          <w:szCs w:val="16"/>
-        </w:rPr>
-        <w:t xml:space="preserve">LEY SOBRE FACULTADES, NORMAS Y ORGANIZACIÓN DEL INDECOPI, APROBADA POR DECRETO LEGISLATIVO </w:t>
-      </w:r>
-      <w:proofErr w:type="spellStart"/>
-      <w:r>
-        <w:rPr>
-          <w:rFonts w:ascii="Arial Narrow" w:eastAsia="Arial Narrow" w:hAnsi="Arial Narrow" w:cs="Arial Narrow"/>
-          <w:b/>
-          <w:bCs/>
-          <w:sz w:val="16"/>
-          <w:szCs w:val="16"/>
-        </w:rPr>
-        <w:t/>
-      </w:r>
-      <w:proofErr w:type="spellEnd"/>
-      <w:r>
-        <w:rPr>
-          <w:rFonts w:ascii="Arial Narrow" w:eastAsia="Arial Narrow" w:hAnsi="Arial Narrow" w:cs="Arial Narrow"/>
-          <w:b/>
-          <w:bCs/>
-          <w:sz w:val="16"/>
-          <w:szCs w:val="16"/>
-        </w:rPr>
-        <w:t xml:space="preserve"> 807 Artículo 24.-</w:t>
-      </w:r>
-      <w:r>
-        <w:rPr>
-          <w:rFonts w:ascii="Arial Narrow" w:eastAsia="Arial Narrow" w:hAnsi="Arial Narrow" w:cs="Arial Narrow"/>
-          <w:sz w:val="16"/>
-          <w:szCs w:val="16"/>
-        </w:rPr>
-        <w:t xml:space="preserve"> El </w:t>
-      </w:r>
-      <w:proofErr w:type="gramStart"/>
-      <w:r>
-        <w:rPr>
-          <w:rFonts w:ascii="Arial Narrow" w:eastAsia="Arial Narrow" w:hAnsi="Arial Narrow" w:cs="Arial Narrow"/>
-          <w:sz w:val="16"/>
-          <w:szCs w:val="16"/>
-        </w:rPr>
-        <w:t>Secretario Técnico</w:t>
-      </w:r>
-      <w:proofErr w:type="gramEnd"/>
-      <w:r>
-        <w:rPr>
-          <w:rFonts w:ascii="Arial Narrow" w:eastAsia="Arial Narrow" w:hAnsi="Arial Narrow" w:cs="Arial Narrow"/>
-          <w:sz w:val="16"/>
-          <w:szCs w:val="16"/>
-        </w:rPr>
-        <w:t xml:space="preserve"> se encargará de la tramitación del procedimiento. Para ello, cuenta con las siguientes facultades:</w:t>
+        <w:t xml:space="preserve">(...) </w:t>
       </w:r>
     </w:p>
     <w:p>
@@ -9677,7 +9755,7 @@
           <w:szCs w:val="16"/>
         </w:rPr>
         <w:tab/>
-        <w:t xml:space="preserve">(...) </w:t>
+        <w:t xml:space="preserve">c) Admitir denuncias a trámite, en aquellos casos en que la Comisión le haya delegado esta facultad. </w:t>
       </w:r>
     </w:p>
     <w:p>
@@ -9701,7 +9779,7 @@
           <w:szCs w:val="16"/>
         </w:rPr>
         <w:tab/>
-        <w:t xml:space="preserve">c) Admitir denuncias a trámite, en aquellos casos en que la Comisión le haya delegado esta facultad. </w:t>
+        <w:t>(...).</w:t>
       </w:r>
     </w:p>
     <w:p>
@@ -9718,59 +9796,108 @@
           <w:szCs w:val="16"/>
         </w:rPr>
       </w:pPr>
-      <w:r>
-        <w:rPr>
-          <w:rFonts w:ascii="Arial Narrow" w:eastAsia="Arial Narrow" w:hAnsi="Arial Narrow" w:cs="Arial Narrow"/>
-          <w:sz w:val="16"/>
-          <w:szCs w:val="16"/>
-        </w:rPr>
-        <w:tab/>
-        <w:t>(...).</w:t>
-      </w:r>
-    </w:p>
+    </w:p>
+  </w:footnote>
+  <w:footnote w:id="7">
     <w:p>
       <w:pPr>
         <w:pStyle w:val="Textonotapie"/>
         <w:tabs>
           <w:tab w:val="left" w:pos="567"/>
         </w:tabs>
-        <w:ind w:left="567" w:right="-1" w:hanging="567"/>
-        <w:jc w:val="both"/>
-        <w:rPr>
-          <w:rFonts w:ascii="Arial Narrow" w:eastAsia="Arial Narrow" w:hAnsi="Arial Narrow" w:cs="Arial Narrow"/>
-          <w:sz w:val="16"/>
-          <w:szCs w:val="16"/>
-        </w:rPr>
-      </w:pPr>
-      <w:r>
-        <w:rPr>
-          <w:rFonts w:ascii="Arial Narrow" w:eastAsia="Arial Narrow" w:hAnsi="Arial Narrow" w:cs="Arial Narrow"/>
-          <w:sz w:val="16"/>
-          <w:szCs w:val="16"/>
-        </w:rPr>
-        <w:t xml:space="preserve">. </w:t>
-      </w:r>
-    </w:p>
+        <w:ind w:left="567" w:hanging="567"/>
+        <w:jc w:val="both"/>
+        <w:rPr>
+          <w:rFonts w:ascii="Arial Narrow" w:eastAsia="Arial Narrow" w:hAnsi="Arial Narrow" w:cs="Arial Narrow"/>
+          <w:sz w:val="16"/>
+          <w:szCs w:val="16"/>
+        </w:rPr>
+      </w:pPr>
+      <w:r>
+        <w:rPr>
+          <w:rStyle w:val="Refdenotaalpie"/>
+          <w:rFonts w:ascii="Arial Narrow" w:eastAsia="Arial Narrow" w:hAnsi="Arial Narrow" w:cs="Arial Narrow"/>
+          <w:sz w:val="16"/>
+          <w:szCs w:val="16"/>
+          <w:vertAlign w:val="superscript"/>
+        </w:rPr>
+        <w:footnoteRef/>
+      </w:r>
+      <w:r>
+        <w:rPr>
+          <w:rFonts w:ascii="Arial Narrow" w:eastAsia="Arial Narrow" w:hAnsi="Arial Narrow" w:cs="Arial Narrow"/>
+          <w:sz w:val="16"/>
+          <w:szCs w:val="16"/>
+        </w:rPr>
+        <w:tab/>
+        <w:t xml:space="preserve"/>
+      </w:r>
+      <w:r>
+        <w:rPr>
+          <w:rFonts w:ascii="Arial Narrow" w:eastAsia="Arial Narrow" w:hAnsi="Arial Narrow" w:cs="Arial Narrow"/>
+          <w:sz w:val="16"/>
+          <w:szCs w:val="16"/>
+        </w:rPr>
+        <w:tab/>
+        <w:t xml:space="preserve">El número de trabajadores se atenderá siempre que la empresa haya sido constituida antes de la vigencia de la Ley </w:t>
+      </w:r>
+      <w:proofErr w:type="spellStart"/>
+      <w:r>
+        <w:rPr>
+          <w:rFonts w:ascii="Arial Narrow" w:eastAsia="Arial Narrow" w:hAnsi="Arial Narrow" w:cs="Arial Narrow"/>
+          <w:sz w:val="16"/>
+          <w:szCs w:val="16"/>
+        </w:rPr>
+        <w:t/>
+      </w:r>
+      <w:proofErr w:type="spellEnd"/>
+      <w:r>
+        <w:rPr>
+          <w:rFonts w:ascii="Arial Narrow" w:eastAsia="Arial Narrow" w:hAnsi="Arial Narrow" w:cs="Arial Narrow"/>
+          <w:sz w:val="16"/>
+          <w:szCs w:val="16"/>
+        </w:rPr>
+        <w:t xml:space="preserve">30056, publicada el 2 de julio de 2013, que modificó el artículo 5 del Texto Único Ordenado de la Ley de Promoción de la Competitividad, Formalización y Desarrollo de la Micro y Pequeña Empresa y de Acceso al Empleo Decente (LEY MYPE). Ello, en la medida que la Tercera Disposición Complementaria Transitoria de la norma modificatoria precisa que las empresas constituidas antes de la </w:t>
+      </w:r>
+      <w:proofErr w:type="gramStart"/>
+      <w:r>
+        <w:rPr>
+          <w:rFonts w:ascii="Arial Narrow" w:eastAsia="Arial Narrow" w:hAnsi="Arial Narrow" w:cs="Arial Narrow"/>
+          <w:sz w:val="16"/>
+          <w:szCs w:val="16"/>
+        </w:rPr>
+        <w:t>entrada en vigencia</w:t>
+      </w:r>
+      <w:proofErr w:type="gramEnd"/>
+      <w:r>
+        <w:rPr>
+          <w:rFonts w:ascii="Arial Narrow" w:eastAsia="Arial Narrow" w:hAnsi="Arial Narrow" w:cs="Arial Narrow"/>
+          <w:sz w:val="16"/>
+          <w:szCs w:val="16"/>
+        </w:rPr>
+        <w:t xml:space="preserve"> de dicha Ley se rigen por los requisitos de acogimiento al régimen de las micro y pequeñas empresas regulados en el Decreto Legislativo 1086.</w:t>
+      </w:r>
+    </w:p>
+    <w:p>
+      <w:pPr>
+        <w:pStyle w:val="Textonotapie"/>
+        <w:ind w:left="567" w:hanging="567"/>
+        <w:jc w:val="both"/>
+        <w:rPr>
+          <w:rFonts w:ascii="Arial Narrow" w:eastAsia="Arial Narrow" w:hAnsi="Arial Narrow" w:cs="Arial Narrow"/>
+          <w:sz w:val="16"/>
+          <w:szCs w:val="16"/>
+        </w:rPr>
+      </w:pPr>
+    </w:p>
+  </w:footnote>
+  <w:footnote w:id="8">
     <w:p>
       <w:pPr>
         <w:pStyle w:val="Textonotapie"/>
         <w:tabs>
           <w:tab w:val="left" w:pos="567"/>
         </w:tabs>
-        <w:ind w:left="567" w:right="-1" w:hanging="567"/>
-        <w:jc w:val="both"/>
-        <w:rPr>
-          <w:rFonts w:ascii="Arial Narrow" w:eastAsia="Arial Narrow" w:hAnsi="Arial Narrow" w:cs="Arial Narrow"/>
-          <w:sz w:val="16"/>
-          <w:szCs w:val="16"/>
-        </w:rPr>
-      </w:pPr>
-    </w:p>
-  </w:footnote>
-  <w:footnote w:id="7">
-    <w:p>
-      <w:pPr>
-        <w:pStyle w:val="Textonotapie"/>
         <w:ind w:left="567" w:hanging="567"/>
         <w:jc w:val="both"/>
         <w:rPr>
@@ -9795,96 +9922,8 @@
           <w:sz w:val="16"/>
           <w:szCs w:val="16"/>
         </w:rPr>
-        <w:t xml:space="preserve"> </w:t>
-      </w:r>
-      <w:r>
-        <w:rPr>
-          <w:rFonts w:ascii="Arial Narrow" w:eastAsia="Arial Narrow" w:hAnsi="Arial Narrow" w:cs="Arial Narrow"/>
-          <w:sz w:val="16"/>
-          <w:szCs w:val="16"/>
-        </w:rPr>
         <w:tab/>
-        <w:t xml:space="preserve">El número de trabajadores se atenderá siempre que la empresa haya sido constituida antes de la vigencia de la Ley </w:t>
-      </w:r>
-      <w:proofErr w:type="spellStart"/>
-      <w:r>
-        <w:rPr>
-          <w:rFonts w:ascii="Arial Narrow" w:eastAsia="Arial Narrow" w:hAnsi="Arial Narrow" w:cs="Arial Narrow"/>
-          <w:sz w:val="16"/>
-          <w:szCs w:val="16"/>
-        </w:rPr>
-        <w:t/>
-      </w:r>
-      <w:proofErr w:type="spellEnd"/>
-      <w:r>
-        <w:rPr>
-          <w:rFonts w:ascii="Arial Narrow" w:eastAsia="Arial Narrow" w:hAnsi="Arial Narrow" w:cs="Arial Narrow"/>
-          <w:sz w:val="16"/>
-          <w:szCs w:val="16"/>
-        </w:rPr>
-        <w:t xml:space="preserve"> 30056, publicada el 2 de julio de 2013, que modificó el artículo 5 del Texto Único Ordenado de la Ley de Promoción de la Competitividad, Formalización y Desarrollo de la Micro y Pequeña Empresa y de Acceso al Empleo Decente (LEY MYPE). Ello, en la medida que la Tercera Disposición Complementaria Transitoria de la norma modificatoria precisa que las empresas constituidas antes de la </w:t>
-      </w:r>
-      <w:proofErr w:type="gramStart"/>
-      <w:r>
-        <w:rPr>
-          <w:rFonts w:ascii="Arial Narrow" w:eastAsia="Arial Narrow" w:hAnsi="Arial Narrow" w:cs="Arial Narrow"/>
-          <w:sz w:val="16"/>
-          <w:szCs w:val="16"/>
-        </w:rPr>
-        <w:t>entrada en vigencia</w:t>
-      </w:r>
-      <w:proofErr w:type="gramEnd"/>
-      <w:r>
-        <w:rPr>
-          <w:rFonts w:ascii="Arial Narrow" w:eastAsia="Arial Narrow" w:hAnsi="Arial Narrow" w:cs="Arial Narrow"/>
-          <w:sz w:val="16"/>
-          <w:szCs w:val="16"/>
-        </w:rPr>
-        <w:t xml:space="preserve"> de dicha Ley se rigen por los requisitos de acogimiento al régimen de las micro y pequeñas empresas regulados en el Decreto Legislativo 1086.</w:t>
-      </w:r>
-    </w:p>
-    <w:p>
-      <w:pPr>
-        <w:pStyle w:val="Textonotapie"/>
-        <w:ind w:left="567" w:hanging="567"/>
-        <w:jc w:val="both"/>
-        <w:rPr>
-          <w:rFonts w:ascii="Arial Narrow" w:eastAsia="Arial Narrow" w:hAnsi="Arial Narrow" w:cs="Arial Narrow"/>
-          <w:sz w:val="16"/>
-          <w:szCs w:val="16"/>
-        </w:rPr>
-      </w:pPr>
-    </w:p>
-  </w:footnote>
-  <w:footnote w:id="8">
-    <w:p>
-      <w:pPr>
-        <w:pStyle w:val="Textonotapie"/>
-        <w:ind w:left="567" w:hanging="567"/>
-        <w:jc w:val="both"/>
-        <w:rPr>
-          <w:rFonts w:ascii="Arial Narrow" w:eastAsia="Arial Narrow" w:hAnsi="Arial Narrow" w:cs="Arial Narrow"/>
-          <w:sz w:val="16"/>
-          <w:szCs w:val="16"/>
-        </w:rPr>
-      </w:pPr>
-      <w:r>
-        <w:rPr>
-          <w:rStyle w:val="Refdenotaalpie"/>
-          <w:rFonts w:ascii="Arial Narrow" w:eastAsia="Arial Narrow" w:hAnsi="Arial Narrow" w:cs="Arial Narrow"/>
-          <w:sz w:val="16"/>
-          <w:szCs w:val="16"/>
-          <w:vertAlign w:val="superscript"/>
-        </w:rPr>
-        <w:footnoteRef/>
-      </w:r>
-      <w:r>
-        <w:rPr>
-          <w:rFonts w:ascii="Arial Narrow" w:eastAsia="Arial Narrow" w:hAnsi="Arial Narrow" w:cs="Arial Narrow"/>
-          <w:sz w:val="16"/>
-          <w:szCs w:val="16"/>
-        </w:rPr>
-        <w:t xml:space="preserve"> </w:t>
+        <w:t xml:space="preserve"/>
       </w:r>
       <w:r>
         <w:rPr>
@@ -10043,7 +10082,50 @@
       </w:pPr>
     </w:p>
   </w:footnote>
-  <w:footnote w:id="14">
+  <w:footnote w:id="9">
+    <w:p>
+      <w:pPr>
+        <w:pStyle w:val="Textonotapie"/>
+        <w:tabs>
+          <w:tab w:val="left" w:pos="567"/>
+        </w:tabs>
+        <w:ind w:left="567" w:hanging="567"/>
+        <w:jc w:val="both"/>
+        <w:rPr>
+          <w:rFonts w:ascii="Arial Narrow" w:eastAsia="Arial Narrow" w:hAnsi="Arial Narrow" w:cs="Arial Narrow"/>
+          <w:sz w:val="16"/>
+          <w:szCs w:val="16"/>
+        </w:rPr>
+      </w:pPr>
+      <w:r>
+        <w:rPr>
+          <w:rStyle w:val="Refdenotaalpie"/>
+          <w:rFonts w:ascii="Arial Narrow" w:eastAsia="Arial Narrow" w:hAnsi="Arial Narrow" w:cs="Arial Narrow"/>
+          <w:sz w:val="16"/>
+          <w:szCs w:val="16"/>
+          <w:vertAlign w:val="superscript"/>
+        </w:rPr>
+        <w:footnoteRef/>
+      </w:r>
+      <w:r>
+        <w:rPr>
+          <w:rFonts w:ascii="Arial Narrow" w:eastAsia="Arial Narrow" w:hAnsi="Arial Narrow" w:cs="Arial Narrow"/>
+          <w:sz w:val="16"/>
+          <w:szCs w:val="16"/>
+        </w:rPr>
+        <w:tab/>
+      </w:r>
+      <w:r>
+        <w:rPr>
+          <w:rFonts w:ascii="Arial Narrow" w:eastAsia="Arial Narrow" w:hAnsi="Arial Narrow" w:cs="Arial Narrow"/>
+          <w:b/>
+          <w:bCs/>
+          <w:sz w:val="16"/>
+          <w:szCs w:val="16"/>
+        </w:rPr>
+        <w:t xml:space="preserve">DECRETO LEGISLATIVO 807, LEY SOBRE FACULTADES, NORMAS Y ORGANIZACIÓN DEL INDECOPI, publicado el 18 de abril de 1996</w:t>
+      </w:r>
+    </w:p>
     <w:p>
       <w:pPr>
         <w:pStyle w:val="Textonotapie"/>
@@ -10057,16 +10139,6 @@
       </w:pPr>
       <w:r>
         <w:rPr>
-          <w:rStyle w:val="Refdenotaalpie"/>
-          <w:rFonts w:ascii="Arial Narrow" w:eastAsia="Arial Narrow" w:hAnsi="Arial Narrow" w:cs="Arial Narrow"/>
-          <w:sz w:val="16"/>
-          <w:szCs w:val="16"/>
-          <w:vertAlign w:val="superscript"/>
-        </w:rPr>
-        <w:footnoteRef/>
-      </w:r>
-      <w:r>
-        <w:rPr>
           <w:rFonts w:ascii="Arial Narrow" w:eastAsia="Arial Narrow" w:hAnsi="Arial Narrow" w:cs="Arial Narrow"/>
           <w:sz w:val="16"/>
           <w:szCs w:val="16"/>
@@ -10081,7 +10153,15 @@
           <w:sz w:val="16"/>
           <w:szCs w:val="16"/>
         </w:rPr>
-        <w:t xml:space="preserve">DECRETO LEGISLATIVO 807, LEY SOBRE FACULTADES, NORMAS Y ORGANIZACIÓN DEL INDECOPI, publicado el 18 de abril de 1996</w:t>
+        <w:t xml:space="preserve">Artículo 26.-</w:t>
+      </w:r>
+      <w:r>
+        <w:rPr>
+          <w:rFonts w:ascii="Arial Narrow" w:eastAsia="Arial Narrow" w:hAnsi="Arial Narrow" w:cs="Arial Narrow"/>
+          <w:sz w:val="16"/>
+          <w:szCs w:val="16"/>
+        </w:rPr>
+        <w:t xml:space="preserve"> Una vez admitida a trámite la denuncia, se correrá traslado de la misma al denunciado, a fin de que éste presente su descargo. El plazo para la presentación del descargo será de cinco (5) días contados desde la notificación, vencido el cual, el Secretario Técnico declarará en rebeldía al denunciado que no lo hubiera presentado.</w:t>
       </w:r>
     </w:p>
     <w:p>
@@ -10095,6 +10175,33 @@
           <w:szCs w:val="16"/>
         </w:rPr>
       </w:pPr>
+    </w:p>
+  </w:footnote>
+  <w:footnote w:id="10">
+    <w:p>
+      <w:pPr>
+        <w:pStyle w:val="Textonotapie"/>
+        <w:tabs>
+          <w:tab w:val="left" w:pos="567"/>
+        </w:tabs>
+        <w:ind w:left="567" w:hanging="567"/>
+        <w:jc w:val="both"/>
+        <w:rPr>
+          <w:rFonts w:ascii="Arial Narrow" w:eastAsia="Arial Narrow" w:hAnsi="Arial Narrow" w:cs="Arial Narrow"/>
+          <w:sz w:val="16"/>
+          <w:szCs w:val="16"/>
+        </w:rPr>
+      </w:pPr>
+      <w:r>
+        <w:rPr>
+          <w:rStyle w:val="Refdenotaalpie"/>
+          <w:rFonts w:ascii="Arial Narrow" w:eastAsia="Arial Narrow" w:hAnsi="Arial Narrow" w:cs="Arial Narrow"/>
+          <w:sz w:val="16"/>
+          <w:szCs w:val="16"/>
+          <w:vertAlign w:val="superscript"/>
+        </w:rPr>
+        <w:footnoteRef/>
+      </w:r>
       <w:r>
         <w:rPr>
           <w:rFonts w:ascii="Arial Narrow" w:eastAsia="Arial Narrow" w:hAnsi="Arial Narrow" w:cs="Arial Narrow"/>
@@ -10111,15 +10218,7 @@
           <w:sz w:val="16"/>
           <w:szCs w:val="16"/>
         </w:rPr>
-        <w:t xml:space="preserve">Artículo 26.-</w:t>
-      </w:r>
-      <w:r>
-        <w:rPr>
-          <w:rFonts w:ascii="Arial Narrow" w:eastAsia="Arial Narrow" w:hAnsi="Arial Narrow" w:cs="Arial Narrow"/>
-          <w:sz w:val="16"/>
-          <w:szCs w:val="16"/>
-        </w:rPr>
-        <w:t xml:space="preserve"> Una vez admitida a trámite la denuncia, se correrá traslado de la misma al denunciado, a fin de que éste presente su descargo. El plazo para la presentación del descargo será de cinco (5) días contados desde la notificación, vencido el cual, el Secretario Técnico declarará en rebeldía al denunciado que no lo hubiera presentado.</w:t>
+        <w:t xml:space="preserve">DECRETO SUPREMO 006-2026-JUS, TEXTO ÚNICO ORDENADO DE LA LEY 27444, LEY DEL PROCEDIMIENTO ADMINISTRATIVO GENERAL, publicado el 30 de abril de 2026</w:t>
       </w:r>
     </w:p>
     <w:p>
@@ -10133,9 +10232,25 @@
           <w:szCs w:val="16"/>
         </w:rPr>
       </w:pPr>
-    </w:p>
-  </w:footnote>
-  <w:footnote w:id="15">
+      <w:r>
+        <w:rPr>
+          <w:rFonts w:ascii="Arial Narrow" w:eastAsia="Arial Narrow" w:hAnsi="Arial Narrow" w:cs="Arial Narrow"/>
+          <w:sz w:val="16"/>
+          <w:szCs w:val="16"/>
+        </w:rPr>
+        <w:tab/>
+      </w:r>
+      <w:r>
+        <w:rPr>
+          <w:rFonts w:ascii="Arial Narrow" w:eastAsia="Arial Narrow" w:hAnsi="Arial Narrow" w:cs="Arial Narrow"/>
+          <w:b/>
+          <w:bCs/>
+          <w:sz w:val="16"/>
+          <w:szCs w:val="16"/>
+        </w:rPr>
+        <w:t xml:space="preserve">Artículo 223.- Contestación de la reclamación</w:t>
+      </w:r>
+    </w:p>
     <w:p>
       <w:pPr>
         <w:pStyle w:val="Textonotapie"/>
@@ -10149,16 +10264,6 @@
       </w:pPr>
       <w:r>
         <w:rPr>
-          <w:rStyle w:val="Refdenotaalpie"/>
-          <w:rFonts w:ascii="Arial Narrow" w:eastAsia="Arial Narrow" w:hAnsi="Arial Narrow" w:cs="Arial Narrow"/>
-          <w:sz w:val="16"/>
-          <w:szCs w:val="16"/>
-          <w:vertAlign w:val="superscript"/>
-        </w:rPr>
-        <w:footnoteRef/>
-      </w:r>
-      <w:r>
-        <w:rPr>
           <w:rFonts w:ascii="Arial Narrow" w:eastAsia="Arial Narrow" w:hAnsi="Arial Narrow" w:cs="Arial Narrow"/>
           <w:sz w:val="16"/>
           <w:szCs w:val="16"/>
@@ -10168,12 +10273,10 @@
       <w:r>
         <w:rPr>
           <w:rFonts w:ascii="Arial Narrow" w:eastAsia="Arial Narrow" w:hAnsi="Arial Narrow" w:cs="Arial Narrow"/>
-          <w:b/>
-          <w:bCs/>
-          <w:sz w:val="16"/>
-          <w:szCs w:val="16"/>
-        </w:rPr>
-        <w:t xml:space="preserve">DECRETO SUPREMO 006-2026-JUS, TEXTO ÚNICO ORDENADO DE LA LEY 27444, LEY DEL PROCEDIMIENTO ADMINISTRATIVO GENERAL, publicado el 30 de abril de 2026</w:t>
+          <w:sz w:val="16"/>
+          <w:szCs w:val="16"/>
+        </w:rPr>
+        <w:t xml:space="preserve">223.1 El reclamado deberá presentar la contestación de la reclamación dentro de los quince (15) días posteriores a la notificación de ésta; vencido este plazo, la Administración declarará en rebeldía al reclamado que no la hubiera presentado. La contestación deberá contener los requisitos de los escritos previstos en el artículo 113 de la presente Ley, así como la absolución de todos los asuntos controvertidos de hecho y de derecho, Las alegaciones y los hechos relevantes de la reclamación, salvo que hayan sido específicamente negadas en la contestación, se tendrán por aceptadas o merituadas como ciertas.</w:t>
       </w:r>
     </w:p>
     <w:p>
@@ -10187,69 +10290,14 @@
           <w:szCs w:val="16"/>
         </w:rPr>
       </w:pPr>
-      <w:r>
-        <w:rPr>
-          <w:rFonts w:ascii="Arial Narrow" w:eastAsia="Arial Narrow" w:hAnsi="Arial Narrow" w:cs="Arial Narrow"/>
-          <w:sz w:val="16"/>
-          <w:szCs w:val="16"/>
-        </w:rPr>
-        <w:tab/>
-      </w:r>
-      <w:r>
-        <w:rPr>
-          <w:rFonts w:ascii="Arial Narrow" w:eastAsia="Arial Narrow" w:hAnsi="Arial Narrow" w:cs="Arial Narrow"/>
-          <w:b/>
-          <w:bCs/>
-          <w:sz w:val="16"/>
-          <w:szCs w:val="16"/>
-        </w:rPr>
-        <w:t xml:space="preserve">Artículo 223.- Contestación de la reclamación</w:t>
-      </w:r>
-    </w:p>
-    <w:p>
-      <w:pPr>
-        <w:pStyle w:val="Textonotapie"/>
-        <w:ind w:left="567" w:hanging="567"/>
-        <w:jc w:val="both"/>
-        <w:rPr>
-          <w:rFonts w:ascii="Arial Narrow" w:eastAsia="Arial Narrow" w:hAnsi="Arial Narrow" w:cs="Arial Narrow"/>
-          <w:sz w:val="16"/>
-          <w:szCs w:val="16"/>
-        </w:rPr>
-      </w:pPr>
-      <w:r>
-        <w:rPr>
-          <w:rFonts w:ascii="Arial Narrow" w:eastAsia="Arial Narrow" w:hAnsi="Arial Narrow" w:cs="Arial Narrow"/>
-          <w:sz w:val="16"/>
-          <w:szCs w:val="16"/>
-        </w:rPr>
-        <w:tab/>
-      </w:r>
-      <w:r>
-        <w:rPr>
-          <w:rFonts w:ascii="Arial Narrow" w:eastAsia="Arial Narrow" w:hAnsi="Arial Narrow" w:cs="Arial Narrow"/>
-          <w:sz w:val="16"/>
-          <w:szCs w:val="16"/>
-        </w:rPr>
-        <w:t xml:space="preserve">223.1 El reclamado deberá presentar la contestación de la reclamación dentro de los quince (15) días posteriores a la notificación de ésta; vencido este plazo, la Administración declarará en rebeldía al reclamado que no la hubiera presentado. La contestación deberá contener los requisitos de los escritos previstos en el artículo 113 de la presente Ley, así como la absolución de todos los asuntos controvertidos de hecho y de derecho, Las alegaciones y los hechos relevantes de la reclamación, salvo que hayan sido específicamente negadas en la contestación, se tendrán por aceptadas o merituadas como ciertas.</w:t>
-      </w:r>
-    </w:p>
-    <w:p>
-      <w:pPr>
-        <w:pStyle w:val="Textonotapie"/>
-        <w:ind w:left="567" w:hanging="567"/>
-        <w:jc w:val="both"/>
-        <w:rPr>
-          <w:rFonts w:ascii="Arial Narrow" w:eastAsia="Arial Narrow" w:hAnsi="Arial Narrow" w:cs="Arial Narrow"/>
-          <w:sz w:val="16"/>
-          <w:szCs w:val="16"/>
-        </w:rPr>
-      </w:pPr>
     </w:p>
   </w:footnote>
-  <w:footnote w:id="9">
-    <w:p>
-      <w:pPr>
+  <w:footnote w:id="11">
+    <w:p>
+      <w:pPr>
+        <w:tabs>
+          <w:tab w:val="left" w:pos="567"/>
+        </w:tabs>
         <w:spacing w:after="0" w:line="240" w:lineRule="auto"/>
         <w:ind w:left="567" w:hanging="567"/>
         <w:jc w:val="both"/>
@@ -10276,7 +10324,8 @@
           <w:szCs w:val="16"/>
           <w:vertAlign w:val="superscript"/>
         </w:rPr>
-        <w:t xml:space="preserve"> </w:t>
+        <w:tab/>
+        <w:t xml:space="preserve"/>
       </w:r>
       <w:r>
         <w:rPr>
@@ -10471,9 +10520,66 @@
       </w:pPr>
     </w:p>
   </w:footnote>
-  <w:footnote w:id="10">
-    <w:p>
-      <w:pPr>
+  <w:footnote w:id="12">
+    <w:p>
+      <w:pPr>
+        <w:pStyle w:val="Textonotapie"/>
+        <w:tabs>
+          <w:tab w:val="left" w:pos="567"/>
+        </w:tabs>
+        <w:ind w:left="567" w:right="-1" w:hanging="567"/>
+        <w:jc w:val="both"/>
+        <w:rPr>
+          <w:rFonts w:ascii="Arial Narrow" w:eastAsia="Arial Narrow" w:hAnsi="Arial Narrow" w:cs="Arial Narrow"/>
+          <w:b/>
+          <w:bCs/>
+          <w:sz w:val="16"/>
+          <w:szCs w:val="16"/>
+        </w:rPr>
+      </w:pPr>
+      <w:r>
+        <w:rPr>
+          <w:rStyle w:val="Refdenotaalpie"/>
+          <w:rFonts w:ascii="Arial Narrow" w:eastAsia="Arial Narrow" w:hAnsi="Arial Narrow" w:cs="Arial Narrow"/>
+          <w:sz w:val="16"/>
+          <w:szCs w:val="16"/>
+          <w:vertAlign w:val="superscript"/>
+        </w:rPr>
+        <w:footnoteRef/>
+      </w:r>
+      <w:r>
+        <w:rPr>
+          <w:rFonts w:ascii="Arial Narrow" w:eastAsia="Arial Narrow" w:hAnsi="Arial Narrow" w:cs="Arial Narrow"/>
+          <w:sz w:val="16"/>
+          <w:szCs w:val="16"/>
+        </w:rPr>
+        <w:tab/>
+        <w:t xml:space="preserve"/>
+      </w:r>
+      <w:r>
+        <w:rPr>
+          <w:rFonts w:ascii="Arial Narrow" w:eastAsia="Arial Narrow" w:hAnsi="Arial Narrow" w:cs="Arial Narrow"/>
+          <w:sz w:val="16"/>
+          <w:szCs w:val="16"/>
+        </w:rPr>
+        <w:tab/>
+      </w:r>
+      <w:r>
+        <w:rPr>
+          <w:rFonts w:ascii="Arial Narrow" w:eastAsia="Arial Narrow" w:hAnsi="Arial Narrow" w:cs="Arial Narrow"/>
+          <w:b/>
+          <w:bCs/>
+          <w:sz w:val="16"/>
+          <w:szCs w:val="16"/>
+        </w:rPr>
+        <w:t xml:space="preserve">LEY 29571, CÓDIGO DE PROTECCIÓN Y DEFENSA DEL CONSUMIDOR, publicado el 2 de setiembre de 2010 y modificado por Decreto Legislativo 1308 </w:t>
+      </w:r>
+    </w:p>
+    <w:p>
+      <w:pPr>
+        <w:tabs>
+          <w:tab w:val="left" w:pos="567"/>
+        </w:tabs>
         <w:spacing w:after="0" w:line="240" w:lineRule="auto"/>
         <w:ind w:left="567" w:hanging="567"/>
         <w:jc w:val="both"/>
@@ -10485,29 +10591,12 @@
       </w:pPr>
       <w:r>
         <w:rPr>
-          <w:rStyle w:val="Refdenotaalpie"/>
-          <w:rFonts w:ascii="Arial Narrow" w:eastAsia="Arial Narrow" w:hAnsi="Arial Narrow" w:cs="Arial Narrow"/>
-          <w:sz w:val="16"/>
-          <w:szCs w:val="16"/>
-          <w:vertAlign w:val="superscript"/>
-        </w:rPr>
-        <w:footnoteRef/>
-      </w:r>
-      <w:r>
-        <w:rPr>
-          <w:rFonts w:ascii="Arial Narrow" w:eastAsia="Arial Narrow" w:hAnsi="Arial Narrow" w:cs="Arial Narrow"/>
-          <w:sz w:val="16"/>
-          <w:szCs w:val="16"/>
-        </w:rPr>
-        <w:t xml:space="preserve"> </w:t>
-      </w:r>
-      <w:r>
-        <w:rPr>
           <w:rFonts w:ascii="Arial Narrow" w:eastAsia="Arial Narrow" w:hAnsi="Arial Narrow" w:cs="Arial Narrow"/>
           <w:sz w:val="16"/>
           <w:szCs w:val="16"/>
         </w:rPr>
         <w:tab/>
+        <w:t xml:space="preserve"/>
       </w:r>
       <w:r>
         <w:rPr>
@@ -10580,18 +10669,6 @@
         <w:tab/>
         <w:t>Las medidas correctivas complementarias pueden dictarse de oficio o a pedido de parte.</w:t>
       </w:r>
-    </w:p>
-    <w:p>
-      <w:pPr>
-        <w:spacing w:after="0" w:line="240" w:lineRule="auto"/>
-        <w:ind w:left="567" w:hanging="567"/>
-        <w:jc w:val="both"/>
-        <w:rPr>
-          <w:rFonts w:ascii="Arial Narrow" w:eastAsia="Arial Narrow" w:hAnsi="Arial Narrow" w:cs="Arial Narrow"/>
-          <w:sz w:val="16"/>
-          <w:szCs w:val="16"/>
-        </w:rPr>
-      </w:pPr>
     </w:p>
     <w:p>
       <w:pPr>
@@ -10806,8 +10883,12 @@
     </w:p>
     <w:p>
       <w:pPr>
-        <w:pStyle w:val="Sinespaciado"/>
-        <w:ind w:firstLine="567"/>
+        <w:numPr>
+          <w:ilvl w:val="0"/>
+          <w:numId w:val="1"/>
+        </w:numPr>
+        <w:spacing w:after="0" w:line="240" w:lineRule="auto"/>
+        <w:ind w:left="567" w:firstLine="0"/>
         <w:jc w:val="both"/>
         <w:rPr>
           <w:rFonts w:ascii="Arial Narrow" w:eastAsia="Arial Narrow" w:hAnsi="Arial Narrow" w:cs="Arial Narrow"/>
@@ -10826,8 +10907,12 @@
     </w:p>
     <w:p>
       <w:pPr>
-        <w:pStyle w:val="Sinespaciado"/>
-        <w:ind w:firstLine="567"/>
+        <w:numPr>
+          <w:ilvl w:val="0"/>
+          <w:numId w:val="1"/>
+        </w:numPr>
+        <w:spacing w:after="0" w:line="240" w:lineRule="auto"/>
+        <w:ind w:left="567" w:firstLine="0"/>
         <w:jc w:val="both"/>
         <w:rPr>
           <w:rFonts w:ascii="Arial Narrow" w:eastAsia="Arial Narrow" w:hAnsi="Arial Narrow" w:cs="Arial Narrow"/>
@@ -10989,10 +11074,22 @@
         <w:jc w:val="both"/>
         <w:rPr>
           <w:rFonts w:ascii="Arial Narrow" w:eastAsia="Arial Narrow" w:hAnsi="Arial Narrow" w:cs="Arial Narrow"/>
-          <w:sz w:val="16"/>
-          <w:szCs w:val="16"/>
-        </w:rPr>
-      </w:pPr>
+          <w:b/>
+          <w:bCs/>
+          <w:sz w:val="16"/>
+          <w:szCs w:val="16"/>
+        </w:rPr>
+      </w:pPr>
+      <w:r>
+        <w:rPr>
+          <w:rFonts w:ascii="Arial Narrow" w:eastAsia="Arial Narrow" w:hAnsi="Arial Narrow" w:cs="Arial Narrow"/>
+          <w:b/>
+          <w:bCs/>
+          <w:sz w:val="16"/>
+          <w:szCs w:val="16"/>
+        </w:rPr>
+        <w:t>Artículo 116.- Medidas correctivas complementarias</w:t>
+      </w:r>
     </w:p>
     <w:p>
       <w:pPr>
@@ -11001,21 +11098,17 @@
         <w:jc w:val="both"/>
         <w:rPr>
           <w:rFonts w:ascii="Arial Narrow" w:eastAsia="Arial Narrow" w:hAnsi="Arial Narrow" w:cs="Arial Narrow"/>
-          <w:b/>
-          <w:bCs/>
-          <w:sz w:val="16"/>
-          <w:szCs w:val="16"/>
-        </w:rPr>
-      </w:pPr>
-      <w:r>
-        <w:rPr>
-          <w:rFonts w:ascii="Arial Narrow" w:eastAsia="Arial Narrow" w:hAnsi="Arial Narrow" w:cs="Arial Narrow"/>
-          <w:b/>
-          <w:bCs/>
-          <w:sz w:val="16"/>
-          <w:szCs w:val="16"/>
-        </w:rPr>
-        <w:t>Artículo 116.- Medidas correctivas complementarias</w:t>
+          <w:sz w:val="16"/>
+          <w:szCs w:val="16"/>
+        </w:rPr>
+      </w:pPr>
+      <w:r>
+        <w:rPr>
+          <w:rFonts w:ascii="Arial Narrow" w:eastAsia="Arial Narrow" w:hAnsi="Arial Narrow" w:cs="Arial Narrow"/>
+          <w:sz w:val="16"/>
+          <w:szCs w:val="16"/>
+        </w:rPr>
+        <w:t xml:space="preserve">Las medidas correctivas complementarias tienen el objeto de revertir los efectos de la conducta infractora o evitar que esta se produzca nuevamente en el futuro y pueden ser, entre otras, las siguientes: </w:t>
       </w:r>
     </w:p>
     <w:p>
@@ -11035,7 +11128,7 @@
           <w:sz w:val="16"/>
           <w:szCs w:val="16"/>
         </w:rPr>
-        <w:t xml:space="preserve">Las medidas correctivas complementarias tienen el objeto de revertir los efectos de la conducta infractora o evitar que esta se produzca nuevamente en el futuro y pueden ser, entre otras, las siguientes: </w:t>
+        <w:t xml:space="preserve">a. Que el proveedor cumpla con atender la solicitud de información requerida por el consumidor, siempre que dicho requerimiento guarde relación con el producto adquirido o servicio contratado. </w:t>
       </w:r>
     </w:p>
     <w:p>
@@ -11055,7 +11148,7 @@
           <w:sz w:val="16"/>
           <w:szCs w:val="16"/>
         </w:rPr>
-        <w:t xml:space="preserve">a. Que el proveedor cumpla con atender la solicitud de información requerida por el consumidor, siempre que dicho requerimiento guarde relación con el producto adquirido o servicio contratado. </w:t>
+        <w:t xml:space="preserve">b. Declarar inexigibles las cláusulas que han sido identificadas como abusivas en el procedimiento. </w:t>
       </w:r>
     </w:p>
     <w:p>
@@ -11075,7 +11168,7 @@
           <w:sz w:val="16"/>
           <w:szCs w:val="16"/>
         </w:rPr>
-        <w:t xml:space="preserve">b. Declarar inexigibles las cláusulas que han sido identificadas como abusivas en el procedimiento. </w:t>
+        <w:t xml:space="preserve">c. El decomiso y destrucción de la mercadería, envases, envolturas o etiquetas. </w:t>
       </w:r>
     </w:p>
     <w:p>
@@ -11095,7 +11188,25 @@
           <w:sz w:val="16"/>
           <w:szCs w:val="16"/>
         </w:rPr>
-        <w:t xml:space="preserve">c. El decomiso y destrucción de la mercadería, envases, envolturas o etiquetas. </w:t>
+        <w:t xml:space="preserve">d. En caso de infracciones muy graves y de reincidencia o </w:t>
+      </w:r>
+      <w:proofErr w:type="spellStart"/>
+      <w:r>
+        <w:rPr>
+          <w:rFonts w:ascii="Arial Narrow" w:eastAsia="Arial Narrow" w:hAnsi="Arial Narrow" w:cs="Arial Narrow"/>
+          <w:sz w:val="16"/>
+          <w:szCs w:val="16"/>
+        </w:rPr>
+        <w:t>reiterancia</w:t>
+      </w:r>
+      <w:proofErr w:type="spellEnd"/>
+      <w:r>
+        <w:rPr>
+          <w:rFonts w:ascii="Arial Narrow" w:eastAsia="Arial Narrow" w:hAnsi="Arial Narrow" w:cs="Arial Narrow"/>
+          <w:sz w:val="16"/>
+          <w:szCs w:val="16"/>
+        </w:rPr>
+        <w:t xml:space="preserve">: </w:t>
       </w:r>
     </w:p>
     <w:p>
@@ -11115,25 +11226,7 @@
           <w:sz w:val="16"/>
           <w:szCs w:val="16"/>
         </w:rPr>
-        <w:t xml:space="preserve">d. En caso de infracciones muy graves y de reincidencia o </w:t>
-      </w:r>
-      <w:proofErr w:type="spellStart"/>
-      <w:r>
-        <w:rPr>
-          <w:rFonts w:ascii="Arial Narrow" w:eastAsia="Arial Narrow" w:hAnsi="Arial Narrow" w:cs="Arial Narrow"/>
-          <w:sz w:val="16"/>
-          <w:szCs w:val="16"/>
-        </w:rPr>
-        <w:t>reiterancia</w:t>
-      </w:r>
-      <w:proofErr w:type="spellEnd"/>
-      <w:r>
-        <w:rPr>
-          <w:rFonts w:ascii="Arial Narrow" w:eastAsia="Arial Narrow" w:hAnsi="Arial Narrow" w:cs="Arial Narrow"/>
-          <w:sz w:val="16"/>
-          <w:szCs w:val="16"/>
-        </w:rPr>
-        <w:t xml:space="preserve">: </w:t>
+        <w:t xml:space="preserve">(i) Solicitar a la autoridad correspondiente la clausura temporal del establecimiento industrial, comercial o de servicios por un plazo máximo de seis (6) meses. </w:t>
       </w:r>
     </w:p>
     <w:p>
@@ -11153,7 +11246,25 @@
           <w:sz w:val="16"/>
           <w:szCs w:val="16"/>
         </w:rPr>
-        <w:t xml:space="preserve">(i) Solicitar a la autoridad correspondiente la clausura temporal del establecimiento industrial, comercial o de servicios por un plazo máximo de seis (6) meses. </w:t>
+        <w:t>(</w:t>
+      </w:r>
+      <w:proofErr w:type="spellStart"/>
+      <w:r>
+        <w:rPr>
+          <w:rFonts w:ascii="Arial Narrow" w:eastAsia="Arial Narrow" w:hAnsi="Arial Narrow" w:cs="Arial Narrow"/>
+          <w:sz w:val="16"/>
+          <w:szCs w:val="16"/>
+        </w:rPr>
+        <w:t>ii</w:t>
+      </w:r>
+      <w:proofErr w:type="spellEnd"/>
+      <w:r>
+        <w:rPr>
+          <w:rFonts w:ascii="Arial Narrow" w:eastAsia="Arial Narrow" w:hAnsi="Arial Narrow" w:cs="Arial Narrow"/>
+          <w:sz w:val="16"/>
+          <w:szCs w:val="16"/>
+        </w:rPr>
+        <w:t xml:space="preserve">) Solicitar a la autoridad competente la inhabilitación, temporal o permanente, del proveedor en función de los alcances de la infracción sancionada. </w:t>
       </w:r>
     </w:p>
     <w:p>
@@ -11173,7 +11284,7 @@
           <w:sz w:val="16"/>
           <w:szCs w:val="16"/>
         </w:rPr>
-        <w:t>(</w:t>
+        <w:t xml:space="preserve">e. Publicación de avisos </w:t>
       </w:r>
       <w:proofErr w:type="spellStart"/>
       <w:r>
@@ -11182,7 +11293,7 @@
           <w:sz w:val="16"/>
           <w:szCs w:val="16"/>
         </w:rPr>
-        <w:t>ii</w:t>
+        <w:t>rectificatorios</w:t>
       </w:r>
       <w:proofErr w:type="spellEnd"/>
       <w:r>
@@ -11191,7 +11302,7 @@
           <w:sz w:val="16"/>
           <w:szCs w:val="16"/>
         </w:rPr>
-        <w:t xml:space="preserve">) Solicitar a la autoridad competente la inhabilitación, temporal o permanente, del proveedor en función de los alcances de la infracción sancionada. </w:t>
+        <w:t xml:space="preserve"> o informativos en la forma que determine el Indecopi, tomando en consideración los medios que resulten idóneos para revertir los efectos que el acto objeto de sanción ha ocasionado. </w:t>
       </w:r>
     </w:p>
     <w:p>
@@ -11211,25 +11322,7 @@
           <w:sz w:val="16"/>
           <w:szCs w:val="16"/>
         </w:rPr>
-        <w:t xml:space="preserve">e. Publicación de avisos </w:t>
-      </w:r>
-      <w:proofErr w:type="spellStart"/>
-      <w:r>
-        <w:rPr>
-          <w:rFonts w:ascii="Arial Narrow" w:eastAsia="Arial Narrow" w:hAnsi="Arial Narrow" w:cs="Arial Narrow"/>
-          <w:sz w:val="16"/>
-          <w:szCs w:val="16"/>
-        </w:rPr>
-        <w:t>rectificatorios</w:t>
-      </w:r>
-      <w:proofErr w:type="spellEnd"/>
-      <w:r>
-        <w:rPr>
-          <w:rFonts w:ascii="Arial Narrow" w:eastAsia="Arial Narrow" w:hAnsi="Arial Narrow" w:cs="Arial Narrow"/>
-          <w:sz w:val="16"/>
-          <w:szCs w:val="16"/>
-        </w:rPr>
-        <w:t xml:space="preserve"> o informativos en la forma que determine el Indecopi, tomando en consideración los medios que resulten idóneos para revertir los efectos que el acto objeto de sanción ha ocasionado. </w:t>
+        <w:t xml:space="preserve">f. Cualquier otra medida correctiva que tenga el objeto de revertir los efectos de la conducta infractora o evitar que esta se produzca nuevamente en el futuro. </w:t>
       </w:r>
     </w:p>
     <w:p>
@@ -11249,26 +11342,6 @@
           <w:sz w:val="16"/>
           <w:szCs w:val="16"/>
         </w:rPr>
-        <w:t xml:space="preserve">f. Cualquier otra medida correctiva que tenga el objeto de revertir los efectos de la conducta infractora o evitar que esta se produzca nuevamente en el futuro. </w:t>
-      </w:r>
-    </w:p>
-    <w:p>
-      <w:pPr>
-        <w:spacing w:after="0" w:line="240" w:lineRule="auto"/>
-        <w:ind w:left="567"/>
-        <w:jc w:val="both"/>
-        <w:rPr>
-          <w:rFonts w:ascii="Arial Narrow" w:eastAsia="Arial Narrow" w:hAnsi="Arial Narrow" w:cs="Arial Narrow"/>
-          <w:sz w:val="16"/>
-          <w:szCs w:val="16"/>
-        </w:rPr>
-      </w:pPr>
-      <w:r>
-        <w:rPr>
-          <w:rFonts w:ascii="Arial Narrow" w:eastAsia="Arial Narrow" w:hAnsi="Arial Narrow" w:cs="Arial Narrow"/>
-          <w:sz w:val="16"/>
-          <w:szCs w:val="16"/>
-        </w:rPr>
         <w:t>El Indecopi está facultado para solicitar a la autoridad municipal y policial el apoyo respectivo para la ejecución de las medidas correctivas complementarias correspondientes.</w:t>
       </w:r>
     </w:p>
@@ -11285,7 +11358,7 @@
       </w:pPr>
     </w:p>
   </w:footnote>
-  <w:footnote w:id="11">
+  <w:footnote w:id="13">
     <w:p>
       <w:pPr>
         <w:pStyle w:val="Textonotapie"/>
@@ -11317,7 +11390,8 @@
           <w:sz w:val="16"/>
           <w:szCs w:val="16"/>
         </w:rPr>
-        <w:t xml:space="preserve"> </w:t>
+        <w:tab/>
+        <w:t xml:space="preserve"/>
       </w:r>
       <w:r>
         <w:rPr>
@@ -11508,7 +11582,155 @@
       </w:pPr>
     </w:p>
   </w:footnote>
-  <w:footnote w:id="12">
+  <w:footnote w:id="14">
+    <w:p>
+      <w:pPr>
+        <w:autoSpaceDE w:val="0"/>
+        <w:autoSpaceDN w:val="0"/>
+        <w:adjustRightInd w:val="0"/>
+        <w:tabs>
+          <w:tab w:val="left" w:pos="567"/>
+        </w:tabs>
+        <w:spacing w:after="0" w:line="240" w:lineRule="auto"/>
+        <w:ind w:left="567" w:hanging="567"/>
+        <w:jc w:val="both"/>
+        <w:rPr>
+          <w:rFonts w:ascii="Arial Narrow" w:eastAsia="Arial Narrow" w:hAnsi="Arial Narrow" w:cs="Arial Narrow"/>
+          <w:b/>
+          <w:bCs/>
+          <w:sz w:val="16"/>
+          <w:szCs w:val="16"/>
+        </w:rPr>
+      </w:pPr>
+      <w:r>
+        <w:rPr>
+          <w:rStyle w:val="Refdenotaalpie"/>
+          <w:rFonts w:ascii="Arial Narrow" w:eastAsia="Arial Narrow" w:hAnsi="Arial Narrow" w:cs="Arial Narrow"/>
+          <w:b/>
+          <w:bCs/>
+          <w:sz w:val="16"/>
+          <w:szCs w:val="16"/>
+          <w:vertAlign w:val="superscript"/>
+        </w:rPr>
+        <w:footnoteRef/>
+      </w:r>
+      <w:r>
+        <w:rPr>
+          <w:rFonts w:ascii="Arial Narrow" w:eastAsia="Arial Narrow" w:hAnsi="Arial Narrow" w:cs="Arial Narrow"/>
+          <w:b/>
+          <w:bCs/>
+          <w:sz w:val="16"/>
+          <w:szCs w:val="16"/>
+        </w:rPr>
+        <w:tab/>
+        <w:t xml:space="preserve"/>
+      </w:r>
+      <w:r>
+        <w:rPr>
+          <w:rFonts w:ascii="Arial Narrow" w:eastAsia="Arial Narrow" w:hAnsi="Arial Narrow" w:cs="Arial Narrow"/>
+          <w:b/>
+          <w:bCs/>
+          <w:sz w:val="16"/>
+          <w:szCs w:val="16"/>
+        </w:rPr>
+        <w:tab/>
+        <w:t xml:space="preserve">DECRETO LEGISLATIVO </w:t>
+      </w:r>
+      <w:proofErr w:type="spellStart"/>
+      <w:r>
+        <w:rPr>
+          <w:rFonts w:ascii="Arial Narrow" w:eastAsia="Arial Narrow" w:hAnsi="Arial Narrow" w:cs="Arial Narrow"/>
+          <w:b/>
+          <w:bCs/>
+          <w:sz w:val="16"/>
+          <w:szCs w:val="16"/>
+        </w:rPr>
+        <w:t/>
+      </w:r>
+      <w:proofErr w:type="spellEnd"/>
+      <w:r>
+        <w:rPr>
+          <w:rFonts w:ascii="Arial Narrow" w:eastAsia="Arial Narrow" w:hAnsi="Arial Narrow" w:cs="Arial Narrow"/>
+          <w:b/>
+          <w:bCs/>
+          <w:sz w:val="16"/>
+          <w:szCs w:val="16"/>
+        </w:rPr>
+        <w:t xml:space="preserve">807, LEY SOBRE FACULTADES, NORMAS Y ORGANIZACIÓN DEL INDECOPI FACULTADES DE LAS COMISIONES Y OFICINAS DEL INDECOPI</w:t>
+      </w:r>
+    </w:p>
+    <w:p>
+      <w:pPr>
+        <w:pStyle w:val="NormalWeb"/>
+        <w:spacing w:after="0" w:line="240" w:lineRule="auto"/>
+        <w:ind w:left="567"/>
+        <w:jc w:val="both"/>
+        <w:rPr>
+          <w:rFonts w:ascii="Arial Narrow" w:eastAsia="Arial Narrow" w:hAnsi="Arial Narrow" w:cs="Arial Narrow"/>
+          <w:bCs/>
+          <w:sz w:val="16"/>
+          <w:szCs w:val="16"/>
+        </w:rPr>
+      </w:pPr>
+      <w:r>
+        <w:rPr>
+          <w:rFonts w:ascii="Arial Narrow" w:eastAsia="Arial Narrow" w:hAnsi="Arial Narrow" w:cs="Arial Narrow"/>
+          <w:b/>
+          <w:sz w:val="16"/>
+          <w:szCs w:val="16"/>
+        </w:rPr>
+        <w:t xml:space="preserve">Artículo 29.- </w:t>
+      </w:r>
+      <w:r>
+        <w:rPr>
+          <w:rFonts w:ascii="Arial Narrow" w:eastAsia="Arial Narrow" w:hAnsi="Arial Narrow" w:cs="Arial Narrow"/>
+          <w:bCs/>
+          <w:sz w:val="16"/>
+          <w:szCs w:val="16"/>
+        </w:rPr>
+        <w:t xml:space="preserve">En cualquier estado del procedimiento, e incluso antes de admitirse a trámite la denuncia, el </w:t>
+      </w:r>
+      <w:proofErr w:type="gramStart"/>
+      <w:r>
+        <w:rPr>
+          <w:rFonts w:ascii="Arial Narrow" w:eastAsia="Arial Narrow" w:hAnsi="Arial Narrow" w:cs="Arial Narrow"/>
+          <w:bCs/>
+          <w:sz w:val="16"/>
+          <w:szCs w:val="16"/>
+        </w:rPr>
+        <w:t>Secretario Técnico</w:t>
+      </w:r>
+      <w:proofErr w:type="gramEnd"/>
+      <w:r>
+        <w:rPr>
+          <w:rFonts w:ascii="Arial Narrow" w:eastAsia="Arial Narrow" w:hAnsi="Arial Narrow" w:cs="Arial Narrow"/>
+          <w:bCs/>
+          <w:sz w:val="16"/>
+          <w:szCs w:val="16"/>
+        </w:rPr>
+        <w:t xml:space="preserve"> podrá citar a las partes a audiencia de conciliación. La audiencia se desarrollará ante el </w:t>
+      </w:r>
+      <w:proofErr w:type="gramStart"/>
+      <w:r>
+        <w:rPr>
+          <w:rFonts w:ascii="Arial Narrow" w:eastAsia="Arial Narrow" w:hAnsi="Arial Narrow" w:cs="Arial Narrow"/>
+          <w:bCs/>
+          <w:sz w:val="16"/>
+          <w:szCs w:val="16"/>
+        </w:rPr>
+        <w:t>Secretario Técnico</w:t>
+      </w:r>
+      <w:proofErr w:type="gramEnd"/>
+      <w:r>
+        <w:rPr>
+          <w:rFonts w:ascii="Arial Narrow" w:eastAsia="Arial Narrow" w:hAnsi="Arial Narrow" w:cs="Arial Narrow"/>
+          <w:bCs/>
+          <w:sz w:val="16"/>
+          <w:szCs w:val="16"/>
+        </w:rPr>
+        <w:t xml:space="preserve"> o ante la persona que este designe. Si ambas partes arribaran a un acuerdo respecto de la denuncia, se levantará un acta donde conste el acuerdo respectivo, el mismo que tendrá efectos de transacción extrajudicial. En cualquier caso, la Comisión podrá continuar de oficio el procedimiento, si del análisis de los hechos denunciados considera que podría estarse afectando intereses de terceros.</w:t>
+      </w:r>
+    </w:p>
     <w:p>
       <w:pPr>
         <w:autoSpaceDE w:val="0"/>
@@ -11525,12 +11747,27 @@
           <w:szCs w:val="16"/>
         </w:rPr>
       </w:pPr>
+    </w:p>
+  </w:footnote>
+  <w:footnote w:id="15">
+    <w:p>
+      <w:pPr>
+        <w:pStyle w:val="Textonotapie"/>
+        <w:tabs>
+          <w:tab w:val="left" w:pos="567"/>
+        </w:tabs>
+        <w:ind w:left="567" w:hanging="567"/>
+        <w:jc w:val="both"/>
+        <w:rPr>
+          <w:rFonts w:ascii="Arial Narrow" w:eastAsia="Arial Narrow" w:hAnsi="Arial Narrow" w:cs="Arial Narrow"/>
+          <w:sz w:val="16"/>
+          <w:szCs w:val="16"/>
+        </w:rPr>
+      </w:pPr>
       <w:r>
         <w:rPr>
           <w:rStyle w:val="Refdenotaalpie"/>
           <w:rFonts w:ascii="Arial Narrow" w:eastAsia="Arial Narrow" w:hAnsi="Arial Narrow" w:cs="Arial Narrow"/>
-          <w:b/>
-          <w:bCs/>
           <w:sz w:val="16"/>
           <w:szCs w:val="16"/>
           <w:vertAlign w:val="superscript"/>
@@ -11540,166 +11777,11 @@
       <w:r>
         <w:rPr>
           <w:rFonts w:ascii="Arial Narrow" w:eastAsia="Arial Narrow" w:hAnsi="Arial Narrow" w:cs="Arial Narrow"/>
-          <w:b/>
-          <w:bCs/>
-          <w:sz w:val="16"/>
-          <w:szCs w:val="16"/>
-        </w:rPr>
-        <w:t xml:space="preserve"> </w:t>
-      </w:r>
-      <w:r>
-        <w:rPr>
-          <w:rFonts w:ascii="Arial Narrow" w:eastAsia="Arial Narrow" w:hAnsi="Arial Narrow" w:cs="Arial Narrow"/>
-          <w:b/>
-          <w:bCs/>
           <w:sz w:val="16"/>
           <w:szCs w:val="16"/>
         </w:rPr>
         <w:tab/>
-        <w:t xml:space="preserve">DECRETO LEGISLATIVO </w:t>
-      </w:r>
-      <w:proofErr w:type="spellStart"/>
-      <w:r>
-        <w:rPr>
-          <w:rFonts w:ascii="Arial Narrow" w:eastAsia="Arial Narrow" w:hAnsi="Arial Narrow" w:cs="Arial Narrow"/>
-          <w:b/>
-          <w:bCs/>
-          <w:sz w:val="16"/>
-          <w:szCs w:val="16"/>
-        </w:rPr>
-        <w:t/>
-      </w:r>
-      <w:proofErr w:type="spellEnd"/>
-      <w:r>
-        <w:rPr>
-          <w:rFonts w:ascii="Arial Narrow" w:eastAsia="Arial Narrow" w:hAnsi="Arial Narrow" w:cs="Arial Narrow"/>
-          <w:b/>
-          <w:bCs/>
-          <w:sz w:val="16"/>
-          <w:szCs w:val="16"/>
-        </w:rPr>
-        <w:t xml:space="preserve"> 807, LEY SOBRE FACULTADES, NORMAS Y ORGANIZACIÓN DEL INDECOPI FACULTADES DE LAS COMISIONES Y OFICINAS DEL INDECOPI</w:t>
-      </w:r>
-    </w:p>
-    <w:p>
-      <w:pPr>
-        <w:pStyle w:val="NormalWeb"/>
-        <w:spacing w:after="0" w:line="240" w:lineRule="auto"/>
-        <w:ind w:left="567"/>
-        <w:jc w:val="both"/>
-        <w:rPr>
-          <w:rFonts w:ascii="Arial Narrow" w:eastAsia="Arial Narrow" w:hAnsi="Arial Narrow" w:cs="Arial Narrow"/>
-          <w:bCs/>
-          <w:sz w:val="16"/>
-          <w:szCs w:val="16"/>
-        </w:rPr>
-      </w:pPr>
-      <w:r>
-        <w:rPr>
-          <w:rFonts w:ascii="Arial Narrow" w:eastAsia="Arial Narrow" w:hAnsi="Arial Narrow" w:cs="Arial Narrow"/>
-          <w:b/>
-          <w:sz w:val="16"/>
-          <w:szCs w:val="16"/>
-        </w:rPr>
-        <w:t xml:space="preserve">Artículo 29.- </w:t>
-      </w:r>
-      <w:r>
-        <w:rPr>
-          <w:rFonts w:ascii="Arial Narrow" w:eastAsia="Arial Narrow" w:hAnsi="Arial Narrow" w:cs="Arial Narrow"/>
-          <w:bCs/>
-          <w:sz w:val="16"/>
-          <w:szCs w:val="16"/>
-        </w:rPr>
-        <w:t xml:space="preserve">En cualquier estado del procedimiento, e incluso antes de admitirse a trámite la denuncia, el </w:t>
-      </w:r>
-      <w:proofErr w:type="gramStart"/>
-      <w:r>
-        <w:rPr>
-          <w:rFonts w:ascii="Arial Narrow" w:eastAsia="Arial Narrow" w:hAnsi="Arial Narrow" w:cs="Arial Narrow"/>
-          <w:bCs/>
-          <w:sz w:val="16"/>
-          <w:szCs w:val="16"/>
-        </w:rPr>
-        <w:t>Secretario Técnico</w:t>
-      </w:r>
-      <w:proofErr w:type="gramEnd"/>
-      <w:r>
-        <w:rPr>
-          <w:rFonts w:ascii="Arial Narrow" w:eastAsia="Arial Narrow" w:hAnsi="Arial Narrow" w:cs="Arial Narrow"/>
-          <w:bCs/>
-          <w:sz w:val="16"/>
-          <w:szCs w:val="16"/>
-        </w:rPr>
-        <w:t xml:space="preserve"> podrá citar a las partes a audiencia de conciliación. La audiencia se desarrollará ante el </w:t>
-      </w:r>
-      <w:proofErr w:type="gramStart"/>
-      <w:r>
-        <w:rPr>
-          <w:rFonts w:ascii="Arial Narrow" w:eastAsia="Arial Narrow" w:hAnsi="Arial Narrow" w:cs="Arial Narrow"/>
-          <w:bCs/>
-          <w:sz w:val="16"/>
-          <w:szCs w:val="16"/>
-        </w:rPr>
-        <w:t>Secretario Técnico</w:t>
-      </w:r>
-      <w:proofErr w:type="gramEnd"/>
-      <w:r>
-        <w:rPr>
-          <w:rFonts w:ascii="Arial Narrow" w:eastAsia="Arial Narrow" w:hAnsi="Arial Narrow" w:cs="Arial Narrow"/>
-          <w:bCs/>
-          <w:sz w:val="16"/>
-          <w:szCs w:val="16"/>
-        </w:rPr>
-        <w:t xml:space="preserve"> o ante la persona que este designe. Si ambas partes arribaran a un acuerdo respecto de la denuncia, se levantará un acta donde conste el acuerdo respectivo, el mismo que tendrá efectos de transacción extrajudicial. En cualquier caso, la Comisión podrá continuar de oficio el procedimiento, si del análisis de los hechos denunciados considera que podría estarse afectando intereses de terceros.</w:t>
-      </w:r>
-    </w:p>
-    <w:p>
-      <w:pPr>
-        <w:autoSpaceDE w:val="0"/>
-        <w:autoSpaceDN w:val="0"/>
-        <w:adjustRightInd w:val="0"/>
-        <w:spacing w:after="0" w:line="240" w:lineRule="auto"/>
-        <w:ind w:left="567" w:hanging="567"/>
-        <w:jc w:val="both"/>
-        <w:rPr>
-          <w:rFonts w:ascii="Arial Narrow" w:eastAsia="Arial Narrow" w:hAnsi="Arial Narrow" w:cs="Arial Narrow"/>
-          <w:b/>
-          <w:bCs/>
-          <w:sz w:val="16"/>
-          <w:szCs w:val="16"/>
-        </w:rPr>
-      </w:pPr>
-    </w:p>
-  </w:footnote>
-  <w:footnote w:id="13">
-    <w:p>
-      <w:pPr>
-        <w:pStyle w:val="Textonotapie"/>
-        <w:ind w:left="567" w:hanging="567"/>
-        <w:jc w:val="both"/>
-        <w:rPr>
-          <w:rFonts w:ascii="Arial Narrow" w:eastAsia="Arial Narrow" w:hAnsi="Arial Narrow" w:cs="Arial Narrow"/>
-          <w:sz w:val="16"/>
-          <w:szCs w:val="16"/>
-        </w:rPr>
-      </w:pPr>
-      <w:r>
-        <w:rPr>
-          <w:rStyle w:val="Refdenotaalpie"/>
-          <w:rFonts w:ascii="Arial Narrow" w:eastAsia="Arial Narrow" w:hAnsi="Arial Narrow" w:cs="Arial Narrow"/>
-          <w:sz w:val="16"/>
-          <w:szCs w:val="16"/>
-          <w:vertAlign w:val="superscript"/>
-        </w:rPr>
-        <w:footnoteRef/>
-      </w:r>
-      <w:r>
-        <w:rPr>
-          <w:rFonts w:ascii="Arial Narrow" w:eastAsia="Arial Narrow" w:hAnsi="Arial Narrow" w:cs="Arial Narrow"/>
-          <w:sz w:val="16"/>
-          <w:szCs w:val="16"/>
-        </w:rPr>
-        <w:t xml:space="preserve"> </w:t>
+        <w:t xml:space="preserve"/>
       </w:r>
       <w:r>
         <w:rPr>

--- a/plantillas_maestras/03_seguro_desgravamen/negativa_cobertura/2_o_mas_ddos_varios/mujer/TPL_1752_2025_SEGURO_DESGRAVAMEN_NEGATIVA_COBERTURA_ASEGURADORA_MUJER_R2.docx
+++ b/plantillas_maestras/03_seguro_desgravamen/negativa_cobertura/2_o_mas_ddos_varios/mujer/TPL_1752_2025_SEGURO_DESGRAVAMEN_NEGATIVA_COBERTURA_ASEGURADORA_MUJER_R2.docx
@@ -679,7 +679,7 @@
     </w:p>
     <w:p>
       <w:pPr>
-        <w:spacing w:after="0" w:line="240" w:lineRule="auto"/>
+        <w:spacing w:before="0" w:after="0" w:line="240" w:lineRule="auto"/>
         <w:jc w:val="both"/>
         <w:rPr>
           <w:rFonts w:ascii="Arial Narrow" w:eastAsia="Arial Narrow" w:hAnsi="Arial Narrow" w:cs="Arial Narrow"/>
@@ -721,7 +721,7 @@
           <w:lang w:val="es-ES" w:eastAsia="es-ES"/>
           <w14:ligatures w14:val="none"/>
         </w:rPr>
-        <w:t xml:space="preserve">Mediante la denuncia del 20 de febrero de 2025, subsanada mediante escrito del 12 de junio de 2025, la señora [APELLIDO] denunció a Rímac y al Banco por presuntas infracciones a la Ley 29571, Código de Protección y Defensa del Consumidor</w:t>
+        <w:t xml:space="preserve">Mediante la denuncia del 20 de febrero de 2025</w:t>
       </w:r>
       <w:r>
         <w:rPr>
@@ -747,31 +747,7 @@
           <w:lang w:val="es-ES" w:eastAsia="es-ES"/>
           <w14:ligatures w14:val="none"/>
         </w:rPr>
-        <w:t xml:space="preserve"> (en adelante, Código), señalando lo siguiente:</w:t>
-      </w:r>
-      <w:r>
-        <w:rPr>
-          <w:rFonts w:ascii="Arial Narrow" w:eastAsia="Arial Narrow" w:hAnsi="Arial Narrow" w:cs="Arial Narrow"/>
-          <w:color w:val="000000"/>
-          <w:kern w:val="0"/>
-          <w:sz w:val="22"/>
-          <w:szCs w:val="22"/>
-          <w:lang w:val="es-ES" w:eastAsia="es-ES"/>
-          <w14:ligatures w14:val="none"/>
-        </w:rPr>
-        <w:t xml:space="preserve"/>
-      </w:r>
-      <w:r>
-        <w:rPr>
-          <w:rFonts w:ascii="Arial Narrow" w:eastAsia="Arial Narrow" w:hAnsi="Arial Narrow" w:cs="Arial Narrow"/>
-          <w:color w:val="000000"/>
-          <w:kern w:val="0"/>
-          <w:sz w:val="22"/>
-          <w:szCs w:val="22"/>
-          <w:lang w:val="es-ES" w:eastAsia="es-ES"/>
-          <w14:ligatures w14:val="none"/>
-        </w:rPr>
-        <w:t/>
+        <w:t xml:space="preserve">, subsanada mediante escrito del 12 de junio de 2025, la señora [APELLIDO] denunció a Rímac y al Banco por presuntas infracciones a la Ley 29571, Código de Protección y Defensa del Consumidor</w:t>
       </w:r>
       <w:r>
         <w:rPr>
@@ -797,6 +773,18 @@
           <w:lang w:val="es-ES" w:eastAsia="es-ES"/>
           <w14:ligatures w14:val="none"/>
         </w:rPr>
+        <w:t xml:space="preserve"> (en adelante, Código), señalando lo siguiente:</w:t>
+      </w:r>
+      <w:r>
+        <w:rPr>
+          <w:rFonts w:ascii="Arial Narrow" w:eastAsia="Arial Narrow" w:hAnsi="Arial Narrow" w:cs="Arial Narrow"/>
+          <w:color w:val="000000"/>
+          <w:kern w:val="0"/>
+          <w:sz w:val="22"/>
+          <w:szCs w:val="22"/>
+          <w:lang w:val="es-ES" w:eastAsia="es-ES"/>
+          <w14:ligatures w14:val="none"/>
+        </w:rPr>
         <w:t xml:space="preserve"/>
       </w:r>
       <w:r>
@@ -809,6 +797,18 @@
           <w:lang w:val="es-ES" w:eastAsia="es-ES"/>
           <w14:ligatures w14:val="none"/>
         </w:rPr>
+        <w:t/>
+      </w:r>
+      <w:r>
+        <w:rPr>
+          <w:rFonts w:ascii="Arial Narrow" w:eastAsia="Arial Narrow" w:hAnsi="Arial Narrow" w:cs="Arial Narrow"/>
+          <w:color w:val="000000"/>
+          <w:kern w:val="0"/>
+          <w:sz w:val="22"/>
+          <w:szCs w:val="22"/>
+          <w:lang w:val="es-ES" w:eastAsia="es-ES"/>
+          <w14:ligatures w14:val="none"/>
+        </w:rPr>
         <w:t xml:space="preserve"/>
       </w:r>
       <w:r>
@@ -821,6 +821,18 @@
           <w:lang w:val="es-ES" w:eastAsia="es-ES"/>
           <w14:ligatures w14:val="none"/>
         </w:rPr>
+        <w:t xml:space="preserve"/>
+      </w:r>
+      <w:r>
+        <w:rPr>
+          <w:rFonts w:ascii="Arial Narrow" w:eastAsia="Arial Narrow" w:hAnsi="Arial Narrow" w:cs="Arial Narrow"/>
+          <w:color w:val="000000"/>
+          <w:kern w:val="0"/>
+          <w:sz w:val="22"/>
+          <w:szCs w:val="22"/>
+          <w:lang w:val="es-ES" w:eastAsia="es-ES"/>
+          <w14:ligatures w14:val="none"/>
+        </w:rPr>
         <w:t/>
       </w:r>
       <w:r>
@@ -1029,10 +1041,10 @@
     </w:p>
     <w:p>
       <w:pPr>
+        <w:spacing w:before="0" w:after="0" w:line="240" w:lineRule="auto"/>
         <w:tabs>
           <w:tab w:val="left" w:pos="1134"/>
         </w:tabs>
-        <w:spacing w:after="0" w:line="240" w:lineRule="auto"/>
         <w:jc w:val="both"/>
         <w:rPr>
           <w:rFonts w:ascii="Arial Narrow" w:eastAsia="Arial Narrow" w:hAnsi="Arial Narrow" w:cs="Arial Narrow"/>
@@ -1328,7 +1340,7 @@
     <w:p>
       <w:pPr>
         <w:pStyle w:val="Prrafodelista"/>
-        <w:spacing w:after="0" w:line="240" w:lineRule="auto"/>
+        <w:spacing w:before="0" w:after="0" w:line="240" w:lineRule="auto"/>
         <w:ind w:left="1134" w:hanging="567"/>
         <w:jc w:val="both"/>
         <w:rPr>
@@ -1479,7 +1491,7 @@
     <w:p>
       <w:pPr>
         <w:pStyle w:val="Prrafodelista"/>
-        <w:spacing w:after="0" w:line="240" w:lineRule="auto"/>
+        <w:spacing w:before="0" w:after="0" w:line="240" w:lineRule="auto"/>
         <w:ind w:left="1134" w:hanging="567"/>
         <w:jc w:val="both"/>
         <w:rPr>
@@ -1644,7 +1656,7 @@
     <w:p>
       <w:pPr>
         <w:pStyle w:val="Prrafodelista"/>
-        <w:spacing w:after="0" w:line="240" w:lineRule="auto"/>
+        <w:spacing w:before="0" w:after="0" w:line="240" w:lineRule="auto"/>
         <w:ind w:left="1134" w:hanging="567"/>
         <w:jc w:val="both"/>
         <w:rPr>
@@ -1927,7 +1939,7 @@
     <w:p>
       <w:pPr>
         <w:pStyle w:val="Prrafodelista"/>
-        <w:spacing w:after="0" w:line="240" w:lineRule="auto"/>
+        <w:spacing w:before="0" w:after="0" w:line="240" w:lineRule="auto"/>
         <w:ind w:left="1134" w:hanging="567"/>
         <w:jc w:val="both"/>
         <w:rPr>
@@ -2186,7 +2198,7 @@
     <w:p>
       <w:pPr>
         <w:pStyle w:val="Prrafodelista"/>
-        <w:spacing w:after="0" w:line="240" w:lineRule="auto"/>
+        <w:spacing w:before="0" w:after="0" w:line="240" w:lineRule="auto"/>
         <w:ind w:left="1134" w:hanging="567"/>
         <w:jc w:val="both"/>
         <w:rPr>
@@ -2312,7 +2324,7 @@
     <w:p>
       <w:pPr>
         <w:pStyle w:val="Prrafodelista"/>
-        <w:spacing w:after="0" w:line="240" w:lineRule="auto"/>
+        <w:spacing w:before="0" w:after="0" w:line="240" w:lineRule="auto"/>
         <w:ind w:left="1134" w:hanging="567"/>
         <w:jc w:val="both"/>
         <w:rPr>
@@ -2559,7 +2571,7 @@
     <w:p>
       <w:pPr>
         <w:pStyle w:val="Prrafodelista"/>
-        <w:spacing w:after="0" w:line="240" w:lineRule="auto"/>
+        <w:spacing w:before="0" w:after="0" w:line="240" w:lineRule="auto"/>
         <w:ind w:left="1134" w:hanging="567"/>
         <w:jc w:val="both"/>
         <w:rPr>
@@ -2914,7 +2926,7 @@
     <w:p>
       <w:pPr>
         <w:pStyle w:val="Prrafodelista"/>
-        <w:spacing w:line="240" w:lineRule="auto"/>
+        <w:spacing w:before="0" w:after="0" w:line="240" w:lineRule="auto"/>
         <w:rPr>
           <w:rFonts w:ascii="Arial Narrow" w:eastAsia="Arial Narrow" w:hAnsi="Arial Narrow" w:cs="Arial Narrow"/>
           <w:color w:val="000000"/>
@@ -3012,10 +3024,10 @@
     </w:p>
     <w:p>
       <w:pPr>
+        <w:spacing w:before="0" w:after="0" w:line="240" w:lineRule="auto"/>
         <w:tabs>
           <w:tab w:val="left" w:pos="1134"/>
         </w:tabs>
-        <w:spacing w:after="0" w:line="240" w:lineRule="auto"/>
         <w:jc w:val="both"/>
         <w:rPr>
           <w:rFonts w:ascii="Arial Narrow" w:eastAsia="Arial Narrow" w:hAnsi="Arial Narrow" w:cs="Arial Narrow"/>
@@ -3230,7 +3242,7 @@
     <w:bookmarkEnd w:id="1"/>
     <w:p>
       <w:pPr>
-        <w:spacing w:after="0" w:line="240" w:lineRule="auto"/>
+        <w:spacing w:before="0" w:after="0" w:line="240" w:lineRule="auto"/>
         <w:contextualSpacing/>
         <w:jc w:val="both"/>
         <w:rPr>
@@ -3286,7 +3298,7 @@
     </w:p>
     <w:p>
       <w:pPr>
-        <w:spacing w:after="0" w:line="240" w:lineRule="auto"/>
+        <w:spacing w:before="0" w:after="0" w:line="240" w:lineRule="auto"/>
         <w:ind w:left="567"/>
         <w:contextualSpacing/>
         <w:jc w:val="both"/>
@@ -3698,7 +3710,7 @@
     </w:p>
     <w:p>
       <w:pPr>
-        <w:spacing w:after="0" w:line="240" w:lineRule="auto"/>
+        <w:spacing w:before="0" w:after="0" w:line="240" w:lineRule="auto"/>
         <w:jc w:val="both"/>
         <w:rPr>
           <w:rFonts w:ascii="Arial Narrow" w:eastAsia="Arial Narrow" w:hAnsi="Arial Narrow" w:cs="Arial Narrow"/>
@@ -3878,7 +3890,7 @@
     </w:p>
     <w:p>
       <w:pPr>
-        <w:spacing w:after="0" w:line="240" w:lineRule="auto"/>
+        <w:spacing w:before="0" w:after="0" w:line="240" w:lineRule="auto"/>
         <w:jc w:val="both"/>
         <w:rPr>
           <w:rFonts w:ascii="Arial Narrow" w:eastAsia="Arial Narrow" w:hAnsi="Arial Narrow" w:cs="Arial Narrow"/>
@@ -3947,7 +3959,7 @@
     </w:p>
     <w:p>
       <w:pPr>
-        <w:spacing w:after="0" w:line="240" w:lineRule="auto"/>
+        <w:spacing w:before="0" w:after="0" w:line="240" w:lineRule="auto"/>
         <w:ind w:left="567"/>
         <w:contextualSpacing/>
         <w:jc w:val="both"/>
@@ -4003,7 +4015,7 @@
     </w:p>
     <w:p>
       <w:pPr>
-        <w:spacing w:after="0" w:line="240" w:lineRule="auto"/>
+        <w:spacing w:before="0" w:after="0" w:line="240" w:lineRule="auto"/>
         <w:jc w:val="both"/>
         <w:rPr>
           <w:rFonts w:ascii="Arial Narrow" w:eastAsia="Arial Narrow" w:hAnsi="Arial Narrow" w:cs="Arial Narrow"/>
@@ -4112,7 +4124,7 @@
     <w:p>
       <w:pPr>
         <w:pStyle w:val="Prrafodelista"/>
-        <w:spacing w:after="0" w:line="240" w:lineRule="auto"/>
+        <w:spacing w:before="0" w:after="0" w:line="240" w:lineRule="auto"/>
         <w:ind w:left="567"/>
         <w:jc w:val="both"/>
         <w:rPr>
@@ -4178,7 +4190,19 @@
           <w:lang w:val="es-ES" w:eastAsia="es-ES"/>
           <w14:ligatures w14:val="none"/>
         </w:rPr>
-        <w:t xml:space="preserve">: </w:t>
+        <w:t xml:space="preserve">:</w:t>
+      </w:r>
+      <w:r>
+        <w:rPr>
+          <w:rFonts w:ascii="Arial Narrow" w:eastAsia="Arial Narrow" w:hAnsi="Arial Narrow" w:cs="Arial Narrow"/>
+          <w:color w:val="000000"/>
+          <w:kern w:val="0"/>
+          <w:sz w:val="22"/>
+          <w:szCs w:val="22"/>
+          <w:lang w:val="es-ES" w:eastAsia="es-ES"/>
+          <w14:ligatures w14:val="none"/>
+        </w:rPr>
+        <w:t xml:space="preserve"> </w:t>
       </w:r>
       <w:r>
         <w:rPr>
@@ -4373,6 +4397,24 @@
         </w:rPr>
         <w:t>.</w:t>
       </w:r>
+    </w:p>
+    <w:p>
+      <w:pPr>
+        <w:pStyle w:val="Prrafodelista"/>
+        <w:spacing w:before="0" w:after="0" w:line="240" w:lineRule="auto"/>
+        <w:ind w:left="567"/>
+        <w:jc w:val="both"/>
+        <w:rPr>
+          <w:rFonts w:ascii="Arial Narrow" w:eastAsia="Arial Narrow" w:hAnsi="Arial Narrow" w:cs="Arial Narrow"/>
+          <w:color w:val="000000"/>
+          <w:kern w:val="0"/>
+          <w:sz w:val="22"/>
+          <w:szCs w:val="22"/>
+          <w:u w:val="single"/>
+          <w:lang w:val="es-ES" w:eastAsia="es-ES"/>
+          <w14:ligatures w14:val="none"/>
+        </w:rPr>
+      </w:pPr>
     </w:p>
     <w:p>
       <w:pPr>
@@ -4391,13 +4433,7 @@
           <w14:ligatures w14:val="none"/>
         </w:rPr>
       </w:pPr>
-    </w:p>
-    <w:p>
-      <w:pPr>
-        <w:pStyle w:val="Prrafodelista"/>
-        <w:spacing w:after="0" w:line="240" w:lineRule="auto"/>
-        <w:ind w:left="567"/>
-        <w:jc w:val="both"/>
+      <w:r>
         <w:rPr>
           <w:rFonts w:ascii="Arial Narrow" w:eastAsia="Arial Narrow" w:hAnsi="Arial Narrow" w:cs="Arial Narrow"/>
           <w:color w:val="000000"/>
@@ -4408,7 +4444,8 @@
           <w:lang w:val="es-ES" w:eastAsia="es-ES"/>
           <w14:ligatures w14:val="none"/>
         </w:rPr>
-      </w:pPr>
+        <w:t>A</w:t>
+      </w:r>
       <w:r>
         <w:rPr>
           <w:rFonts w:ascii="Arial Narrow" w:eastAsia="Arial Narrow" w:hAnsi="Arial Narrow" w:cs="Arial Narrow"/>
@@ -4420,7 +4457,7 @@
           <w:lang w:val="es-ES" w:eastAsia="es-ES"/>
           <w14:ligatures w14:val="none"/>
         </w:rPr>
-        <w:t>A</w:t>
+        <w:t>l</w:t>
       </w:r>
       <w:r>
         <w:rPr>
@@ -4433,7 +4470,7 @@
           <w:lang w:val="es-ES" w:eastAsia="es-ES"/>
           <w14:ligatures w14:val="none"/>
         </w:rPr>
-        <w:t>l</w:t>
+        <w:t xml:space="preserve"> </w:t>
       </w:r>
       <w:r>
         <w:rPr>
@@ -4446,6 +4483,30 @@
           <w:lang w:val="es-ES" w:eastAsia="es-ES"/>
           <w14:ligatures w14:val="none"/>
         </w:rPr>
+        <w:t>Banco</w:t>
+      </w:r>
+      <w:r>
+        <w:rPr>
+          <w:rFonts w:ascii="Arial Narrow" w:eastAsia="Arial Narrow" w:hAnsi="Arial Narrow" w:cs="Arial Narrow"/>
+          <w:color w:val="000000"/>
+          <w:kern w:val="0"/>
+          <w:sz w:val="22"/>
+          <w:szCs w:val="22"/>
+          <w:lang w:val="es-ES" w:eastAsia="es-ES"/>
+          <w14:ligatures w14:val="none"/>
+        </w:rPr>
+        <w:t>:</w:t>
+      </w:r>
+      <w:r>
+        <w:rPr>
+          <w:rFonts w:ascii="Arial Narrow" w:eastAsia="Arial Narrow" w:hAnsi="Arial Narrow" w:cs="Arial Narrow"/>
+          <w:color w:val="000000"/>
+          <w:kern w:val="0"/>
+          <w:sz w:val="22"/>
+          <w:szCs w:val="22"/>
+          <w:lang w:eastAsia="es-ES"/>
+          <w14:ligatures w14:val="none"/>
+        </w:rPr>
         <w:t xml:space="preserve"> </w:t>
       </w:r>
       <w:r>
@@ -4455,12 +4516,12 @@
           <w:kern w:val="0"/>
           <w:sz w:val="22"/>
           <w:szCs w:val="22"/>
-          <w:u w:val="single"/>
           <w:lang w:val="es-ES" w:eastAsia="es-ES"/>
           <w14:ligatures w14:val="none"/>
         </w:rPr>
-        <w:t>Banco</w:t>
-      </w:r>
+        <w:t xml:space="preserve">(i) presentar una copia debidamente suscrita del Certificado </w:t>
+      </w:r>
+      <w:proofErr w:type="spellStart"/>
       <w:r>
         <w:rPr>
           <w:rFonts w:ascii="Arial Narrow" w:eastAsia="Arial Narrow" w:hAnsi="Arial Narrow" w:cs="Arial Narrow"/>
@@ -4471,20 +4532,9 @@
           <w:lang w:val="es-ES" w:eastAsia="es-ES"/>
           <w14:ligatures w14:val="none"/>
         </w:rPr>
-        <w:t>:</w:t>
-      </w:r>
-      <w:r>
-        <w:rPr>
-          <w:rFonts w:ascii="Arial Narrow" w:eastAsia="Arial Narrow" w:hAnsi="Arial Narrow" w:cs="Arial Narrow"/>
-          <w:color w:val="000000"/>
-          <w:kern w:val="0"/>
-          <w:sz w:val="22"/>
-          <w:szCs w:val="22"/>
-          <w:lang w:eastAsia="es-ES"/>
-          <w14:ligatures w14:val="none"/>
-        </w:rPr>
-        <w:t xml:space="preserve"> </w:t>
-      </w:r>
+        <w:t/>
+      </w:r>
+      <w:proofErr w:type="spellEnd"/>
       <w:r>
         <w:rPr>
           <w:rFonts w:ascii="Arial Narrow" w:eastAsia="Arial Narrow" w:hAnsi="Arial Narrow" w:cs="Arial Narrow"/>
@@ -4495,7 +4545,7 @@
           <w:lang w:val="es-ES" w:eastAsia="es-ES"/>
           <w14:ligatures w14:val="none"/>
         </w:rPr>
-        <w:t xml:space="preserve">(i) presentar una copia debidamente suscrita del Certificado </w:t>
+        <w:t xml:space="preserve"> 00110301924002094616 y/o Póliza del Seguro de Desgravamen </w:t>
       </w:r>
       <w:proofErr w:type="spellStart"/>
       <w:r>
@@ -4508,6 +4558,58 @@
           <w:lang w:val="es-ES" w:eastAsia="es-ES"/>
           <w14:ligatures w14:val="none"/>
         </w:rPr>
+        <w:t>Contifacil</w:t>
+      </w:r>
+      <w:proofErr w:type="spellEnd"/>
+      <w:r>
+        <w:rPr>
+          <w:rFonts w:ascii="Arial Narrow" w:eastAsia="Arial Narrow" w:hAnsi="Arial Narrow" w:cs="Arial Narrow"/>
+          <w:color w:val="000000"/>
+          <w:kern w:val="0"/>
+          <w:sz w:val="22"/>
+          <w:szCs w:val="22"/>
+          <w:lang w:val="es-ES" w:eastAsia="es-ES"/>
+          <w14:ligatures w14:val="none"/>
+        </w:rPr>
+        <w:t xml:space="preserve"> Soles materia de denuncia; (</w:t>
+      </w:r>
+      <w:proofErr w:type="spellStart"/>
+      <w:r>
+        <w:rPr>
+          <w:rFonts w:ascii="Arial Narrow" w:eastAsia="Arial Narrow" w:hAnsi="Arial Narrow" w:cs="Arial Narrow"/>
+          <w:color w:val="000000"/>
+          <w:kern w:val="0"/>
+          <w:sz w:val="22"/>
+          <w:szCs w:val="22"/>
+          <w:lang w:val="es-ES" w:eastAsia="es-ES"/>
+          <w14:ligatures w14:val="none"/>
+        </w:rPr>
+        <w:t>ii</w:t>
+      </w:r>
+      <w:proofErr w:type="spellEnd"/>
+      <w:r>
+        <w:rPr>
+          <w:rFonts w:ascii="Arial Narrow" w:eastAsia="Arial Narrow" w:hAnsi="Arial Narrow" w:cs="Arial Narrow"/>
+          <w:color w:val="000000"/>
+          <w:kern w:val="0"/>
+          <w:sz w:val="22"/>
+          <w:szCs w:val="22"/>
+          <w:lang w:val="es-ES" w:eastAsia="es-ES"/>
+          <w14:ligatures w14:val="none"/>
+        </w:rPr>
+        <w:t xml:space="preserve">) presentar una copia debidamente suscrita del Certificado </w:t>
+      </w:r>
+      <w:proofErr w:type="spellStart"/>
+      <w:r>
+        <w:rPr>
+          <w:rFonts w:ascii="Arial Narrow" w:eastAsia="Arial Narrow" w:hAnsi="Arial Narrow" w:cs="Arial Narrow"/>
+          <w:color w:val="000000"/>
+          <w:kern w:val="0"/>
+          <w:sz w:val="22"/>
+          <w:szCs w:val="22"/>
+          <w:lang w:val="es-ES" w:eastAsia="es-ES"/>
+          <w14:ligatures w14:val="none"/>
+        </w:rPr>
         <w:t/>
       </w:r>
       <w:proofErr w:type="spellEnd"/>
@@ -4521,7 +4623,7 @@
           <w:lang w:val="es-ES" w:eastAsia="es-ES"/>
           <w14:ligatures w14:val="none"/>
         </w:rPr>
-        <w:t xml:space="preserve"> 00110301924002094616 y/o Póliza del Seguro de Desgravamen </w:t>
+        <w:t xml:space="preserve"> 001108144004895143 del Seguro de Desgravamen Triangular Consumo Soles materia de denuncia; y, (</w:t>
       </w:r>
       <w:proofErr w:type="spellStart"/>
       <w:r>
@@ -4534,7 +4636,7 @@
           <w:lang w:val="es-ES" w:eastAsia="es-ES"/>
           <w14:ligatures w14:val="none"/>
         </w:rPr>
-        <w:t>Contifacil</w:t>
+        <w:t>iii</w:t>
       </w:r>
       <w:proofErr w:type="spellEnd"/>
       <w:r>
@@ -4547,9 +4649,8 @@
           <w:lang w:val="es-ES" w:eastAsia="es-ES"/>
           <w14:ligatures w14:val="none"/>
         </w:rPr>
-        <w:t xml:space="preserve"> Soles materia de denuncia; (</w:t>
-      </w:r>
-      <w:proofErr w:type="spellStart"/>
+        <w:t>) presentar todas las comunicaciones cursadas con la parte denunciante en virtud del hecho materia de denuncia</w:t>
+      </w:r>
       <w:r>
         <w:rPr>
           <w:rFonts w:ascii="Arial Narrow" w:eastAsia="Arial Narrow" w:hAnsi="Arial Narrow" w:cs="Arial Narrow"/>
@@ -4560,89 +4661,12 @@
           <w:lang w:val="es-ES" w:eastAsia="es-ES"/>
           <w14:ligatures w14:val="none"/>
         </w:rPr>
-        <w:t>ii</w:t>
-      </w:r>
-      <w:proofErr w:type="spellEnd"/>
-      <w:r>
-        <w:rPr>
-          <w:rFonts w:ascii="Arial Narrow" w:eastAsia="Arial Narrow" w:hAnsi="Arial Narrow" w:cs="Arial Narrow"/>
-          <w:color w:val="000000"/>
-          <w:kern w:val="0"/>
-          <w:sz w:val="22"/>
-          <w:szCs w:val="22"/>
-          <w:lang w:val="es-ES" w:eastAsia="es-ES"/>
-          <w14:ligatures w14:val="none"/>
-        </w:rPr>
-        <w:t xml:space="preserve">) presentar una copia debidamente suscrita del Certificado </w:t>
-      </w:r>
-      <w:proofErr w:type="spellStart"/>
-      <w:r>
-        <w:rPr>
-          <w:rFonts w:ascii="Arial Narrow" w:eastAsia="Arial Narrow" w:hAnsi="Arial Narrow" w:cs="Arial Narrow"/>
-          <w:color w:val="000000"/>
-          <w:kern w:val="0"/>
-          <w:sz w:val="22"/>
-          <w:szCs w:val="22"/>
-          <w:lang w:val="es-ES" w:eastAsia="es-ES"/>
-          <w14:ligatures w14:val="none"/>
-        </w:rPr>
-        <w:t/>
-      </w:r>
-      <w:proofErr w:type="spellEnd"/>
-      <w:r>
-        <w:rPr>
-          <w:rFonts w:ascii="Arial Narrow" w:eastAsia="Arial Narrow" w:hAnsi="Arial Narrow" w:cs="Arial Narrow"/>
-          <w:color w:val="000000"/>
-          <w:kern w:val="0"/>
-          <w:sz w:val="22"/>
-          <w:szCs w:val="22"/>
-          <w:lang w:val="es-ES" w:eastAsia="es-ES"/>
-          <w14:ligatures w14:val="none"/>
-        </w:rPr>
-        <w:t xml:space="preserve"> 001108144004895143 del Seguro de Desgravamen Triangular Consumo Soles materia de denuncia; y, (</w:t>
-      </w:r>
-      <w:proofErr w:type="spellStart"/>
-      <w:r>
-        <w:rPr>
-          <w:rFonts w:ascii="Arial Narrow" w:eastAsia="Arial Narrow" w:hAnsi="Arial Narrow" w:cs="Arial Narrow"/>
-          <w:color w:val="000000"/>
-          <w:kern w:val="0"/>
-          <w:sz w:val="22"/>
-          <w:szCs w:val="22"/>
-          <w:lang w:val="es-ES" w:eastAsia="es-ES"/>
-          <w14:ligatures w14:val="none"/>
-        </w:rPr>
-        <w:t>iii</w:t>
-      </w:r>
-      <w:proofErr w:type="spellEnd"/>
-      <w:r>
-        <w:rPr>
-          <w:rFonts w:ascii="Arial Narrow" w:eastAsia="Arial Narrow" w:hAnsi="Arial Narrow" w:cs="Arial Narrow"/>
-          <w:color w:val="000000"/>
-          <w:kern w:val="0"/>
-          <w:sz w:val="22"/>
-          <w:szCs w:val="22"/>
-          <w:lang w:val="es-ES" w:eastAsia="es-ES"/>
-          <w14:ligatures w14:val="none"/>
-        </w:rPr>
-        <w:t>) presentar todas las comunicaciones cursadas con la parte denunciante en virtud del hecho materia de denuncia</w:t>
-      </w:r>
-      <w:r>
-        <w:rPr>
-          <w:rFonts w:ascii="Arial Narrow" w:eastAsia="Arial Narrow" w:hAnsi="Arial Narrow" w:cs="Arial Narrow"/>
-          <w:color w:val="000000"/>
-          <w:kern w:val="0"/>
-          <w:sz w:val="22"/>
-          <w:szCs w:val="22"/>
-          <w:lang w:val="es-ES" w:eastAsia="es-ES"/>
-          <w14:ligatures w14:val="none"/>
-        </w:rPr>
         <w:t>.</w:t>
       </w:r>
     </w:p>
     <w:p>
       <w:pPr>
-        <w:spacing w:after="0" w:line="240" w:lineRule="auto"/>
+        <w:spacing w:before="0" w:after="0" w:line="240" w:lineRule="auto"/>
         <w:jc w:val="both"/>
         <w:rPr>
           <w:rFonts w:ascii="Arial Narrow" w:eastAsia="Arial Narrow" w:hAnsi="Arial Narrow" w:cs="Arial Narrow"/>
@@ -4696,10 +4720,38 @@
     </w:p>
     <w:p>
       <w:pPr>
+        <w:spacing w:before="0" w:after="0" w:line="240" w:lineRule="auto"/>
+        <w:jc w:val="both"/>
+        <w:rPr>
+          <w:rFonts w:ascii="Arial Narrow" w:eastAsia="Arial Narrow" w:hAnsi="Arial Narrow" w:cs="Arial Narrow"/>
+          <w:b/>
+          <w:color w:val="000000"/>
+          <w:kern w:val="0"/>
+          <w:sz w:val="22"/>
+          <w:szCs w:val="22"/>
+          <w:lang w:eastAsia="es-PE"/>
+          <w14:ligatures w14:val="none"/>
+        </w:rPr>
+      </w:pPr>
+    </w:p>
+    <w:p>
+      <w:pPr>
         <w:spacing w:after="0" w:line="240" w:lineRule="auto"/>
         <w:jc w:val="both"/>
         <w:rPr>
           <w:rFonts w:ascii="Arial Narrow" w:eastAsia="Arial Narrow" w:hAnsi="Arial Narrow" w:cs="Arial Narrow"/>
+          <w:color w:val="000000"/>
+          <w:kern w:val="0"/>
+          <w:sz w:val="22"/>
+          <w:szCs w:val="22"/>
+          <w:shd w:val="clear" w:color="auto" w:fill="FFFFFF"/>
+          <w:lang w:eastAsia="es-PE"/>
+          <w14:ligatures w14:val="none"/>
+        </w:rPr>
+      </w:pPr>
+      <w:r>
+        <w:rPr>
+          <w:rFonts w:ascii="Arial Narrow" w:eastAsia="Arial Narrow" w:hAnsi="Arial Narrow" w:cs="Arial Narrow"/>
           <w:b/>
           <w:color w:val="000000"/>
           <w:kern w:val="0"/>
@@ -4708,12 +4760,21 @@
           <w:lang w:eastAsia="es-PE"/>
           <w14:ligatures w14:val="none"/>
         </w:rPr>
-      </w:pPr>
-    </w:p>
-    <w:p>
-      <w:pPr>
-        <w:spacing w:after="0" w:line="240" w:lineRule="auto"/>
-        <w:jc w:val="both"/>
+        <w:t xml:space="preserve">PRIMERO:</w:t>
+      </w:r>
+      <w:r>
+        <w:rPr>
+          <w:rFonts w:ascii="Arial Narrow" w:eastAsia="Arial Narrow" w:hAnsi="Arial Narrow" w:cs="Arial Narrow"/>
+          <w:color w:val="000000"/>
+          <w:kern w:val="0"/>
+          <w:sz w:val="22"/>
+          <w:szCs w:val="22"/>
+          <w:lang w:eastAsia="es-PE"/>
+          <w14:ligatures w14:val="none"/>
+        </w:rPr>
+        <w:t xml:space="preserve"> admitir a trámite la denuncia del 20 de febrero de 2025, subsanada mediante escrito del 12 de junio de 2025, interpuesta por la señora [DENUNCIANTE] contra Rímac Seguros y Reaseguros S.A. y el Banco BBVA Perú S.A., por lo siguiente:</w:t>
+      </w:r>
+      <w:r>
         <w:rPr>
           <w:rFonts w:ascii="Arial Narrow" w:eastAsia="Arial Narrow" w:hAnsi="Arial Narrow" w:cs="Arial Narrow"/>
           <w:color w:val="000000"/>
@@ -4724,31 +4785,31 @@
           <w:lang w:eastAsia="es-PE"/>
           <w14:ligatures w14:val="none"/>
         </w:rPr>
-      </w:pPr>
-      <w:r>
-        <w:rPr>
-          <w:rFonts w:ascii="Arial Narrow" w:eastAsia="Arial Narrow" w:hAnsi="Arial Narrow" w:cs="Arial Narrow"/>
-          <w:b/>
-          <w:color w:val="000000"/>
-          <w:kern w:val="0"/>
-          <w:sz w:val="22"/>
-          <w:szCs w:val="22"/>
-          <w:lang w:eastAsia="es-PE"/>
-          <w14:ligatures w14:val="none"/>
-        </w:rPr>
-        <w:t xml:space="preserve">PRIMERO:</w:t>
-      </w:r>
-      <w:r>
-        <w:rPr>
-          <w:rFonts w:ascii="Arial Narrow" w:eastAsia="Arial Narrow" w:hAnsi="Arial Narrow" w:cs="Arial Narrow"/>
-          <w:color w:val="000000"/>
-          <w:kern w:val="0"/>
-          <w:sz w:val="22"/>
-          <w:szCs w:val="22"/>
-          <w:lang w:eastAsia="es-PE"/>
-          <w14:ligatures w14:val="none"/>
-        </w:rPr>
-        <w:t xml:space="preserve"> admitir a trámite la denuncia del 20 de febrero de 2025, subsanada mediante escrito del 12 de junio de 2025, interpuesta por la señora [DENUNCIANTE] contra Rímac Seguros y Reaseguros S.A. y el Banco BBVA Perú S.A., por lo siguiente:</w:t>
+        <w:t xml:space="preserve"/>
+      </w:r>
+      <w:r>
+        <w:rPr>
+          <w:rFonts w:ascii="Arial Narrow" w:eastAsia="Arial Narrow" w:hAnsi="Arial Narrow" w:cs="Arial Narrow"/>
+          <w:color w:val="000000"/>
+          <w:kern w:val="0"/>
+          <w:sz w:val="22"/>
+          <w:szCs w:val="22"/>
+          <w:lang w:val="es-ES" w:eastAsia="es-ES"/>
+          <w14:ligatures w14:val="none"/>
+        </w:rPr>
+        <w:t/>
+      </w:r>
+      <w:r>
+        <w:rPr>
+          <w:rFonts w:ascii="Arial Narrow" w:eastAsia="Arial Narrow" w:hAnsi="Arial Narrow" w:cs="Arial Narrow"/>
+          <w:color w:val="000000"/>
+          <w:kern w:val="0"/>
+          <w:sz w:val="22"/>
+          <w:szCs w:val="22"/>
+          <w:lang w:val="es-ES" w:eastAsia="es-ES"/>
+          <w14:ligatures w14:val="none"/>
+        </w:rPr>
+        <w:t xml:space="preserve"/>
       </w:r>
       <w:r>
         <w:rPr>
@@ -4766,27 +4827,56 @@
       <w:r>
         <w:rPr>
           <w:rFonts w:ascii="Arial Narrow" w:eastAsia="Arial Narrow" w:hAnsi="Arial Narrow" w:cs="Arial Narrow"/>
-          <w:color w:val="000000"/>
-          <w:kern w:val="0"/>
-          <w:sz w:val="22"/>
-          <w:szCs w:val="22"/>
-          <w:lang w:val="es-ES" w:eastAsia="es-ES"/>
+          <w:spacing w:val="-3"/>
+          <w:kern w:val="0"/>
+          <w14:ligatures w14:val="none"/>
+          <w:sz w:val="22"/>
+          <w:szCs w:val="22"/>
+        </w:rPr>
+        <w:t xml:space="preserve"/>
+      </w:r>
+      <w:r>
+        <w:rPr>
+          <w:rFonts w:ascii="Arial Narrow" w:eastAsia="Arial Narrow" w:hAnsi="Arial Narrow" w:cs="Arial Narrow"/>
+          <w:color w:val="000000"/>
+          <w:kern w:val="0"/>
+          <w:sz w:val="22"/>
+          <w:szCs w:val="22"/>
+          <w:shd w:val="clear" w:color="auto" w:fill="FFFFFF"/>
+          <w:lang w:eastAsia="es-PE"/>
+          <w14:ligatures w14:val="none"/>
+        </w:rPr>
+        <w:t xml:space="preserve"/>
+      </w:r>
+      <w:proofErr w:type="spellStart"/>
+      <w:r>
+        <w:rPr>
+          <w:rFonts w:ascii="Arial Narrow" w:eastAsia="Arial Narrow" w:hAnsi="Arial Narrow" w:cs="Arial Narrow"/>
+          <w:color w:val="000000"/>
+          <w:kern w:val="0"/>
+          <w:sz w:val="22"/>
+          <w:szCs w:val="22"/>
+          <w:shd w:val="clear" w:color="auto" w:fill="FFFFFF"/>
+          <w:lang w:eastAsia="es-PE"/>
           <w14:ligatures w14:val="none"/>
         </w:rPr>
         <w:t/>
       </w:r>
-      <w:r>
-        <w:rPr>
-          <w:rFonts w:ascii="Arial Narrow" w:eastAsia="Arial Narrow" w:hAnsi="Arial Narrow" w:cs="Arial Narrow"/>
-          <w:color w:val="000000"/>
-          <w:kern w:val="0"/>
-          <w:sz w:val="22"/>
-          <w:szCs w:val="22"/>
-          <w:lang w:val="es-ES" w:eastAsia="es-ES"/>
+      <w:proofErr w:type="spellEnd"/>
+      <w:r>
+        <w:rPr>
+          <w:rFonts w:ascii="Arial Narrow" w:eastAsia="Arial Narrow" w:hAnsi="Arial Narrow" w:cs="Arial Narrow"/>
+          <w:color w:val="000000"/>
+          <w:kern w:val="0"/>
+          <w:sz w:val="22"/>
+          <w:szCs w:val="22"/>
+          <w:shd w:val="clear" w:color="auto" w:fill="FFFFFF"/>
+          <w:lang w:eastAsia="es-PE"/>
           <w14:ligatures w14:val="none"/>
         </w:rPr>
         <w:t xml:space="preserve"/>
       </w:r>
+      <w:proofErr w:type="spellStart"/>
       <w:r>
         <w:rPr>
           <w:rFonts w:ascii="Arial Narrow" w:eastAsia="Arial Narrow" w:hAnsi="Arial Narrow" w:cs="Arial Narrow"/>
@@ -4798,22 +4888,54 @@
           <w:lang w:eastAsia="es-PE"/>
           <w14:ligatures w14:val="none"/>
         </w:rPr>
+        <w:t/>
+      </w:r>
+      <w:proofErr w:type="spellEnd"/>
+      <w:r>
+        <w:rPr>
+          <w:rFonts w:ascii="Arial Narrow" w:eastAsia="Arial Narrow" w:hAnsi="Arial Narrow" w:cs="Arial Narrow"/>
+          <w:color w:val="000000"/>
+          <w:kern w:val="0"/>
+          <w:sz w:val="22"/>
+          <w:szCs w:val="22"/>
+          <w:shd w:val="clear" w:color="auto" w:fill="FFFFFF"/>
+          <w:lang w:eastAsia="es-PE"/>
+          <w14:ligatures w14:val="none"/>
+        </w:rPr>
         <w:t xml:space="preserve"/>
       </w:r>
       <w:r>
         <w:rPr>
           <w:rFonts w:ascii="Arial Narrow" w:eastAsia="Arial Narrow" w:hAnsi="Arial Narrow" w:cs="Arial Narrow"/>
-          <w:spacing w:val="-3"/>
-          <w:kern w:val="0"/>
-          <w14:ligatures w14:val="none"/>
-          <w:sz w:val="22"/>
-          <w:szCs w:val="22"/>
+          <w:color w:val="000000"/>
+          <w:kern w:val="0"/>
+          <w:sz w:val="22"/>
+          <w:szCs w:val="22"/>
+          <w:shd w:val="clear" w:color="auto" w:fill="FFFFFF"/>
+          <w:lang w:eastAsia="es-PE"/>
+          <w14:ligatures w14:val="none"/>
         </w:rPr>
         <w:t xml:space="preserve"/>
       </w:r>
       <w:r>
         <w:rPr>
           <w:rFonts w:ascii="Arial Narrow" w:eastAsia="Arial Narrow" w:hAnsi="Arial Narrow" w:cs="Arial Narrow"/>
+          <w:sz w:val="22"/>
+          <w:szCs w:val="22"/>
+        </w:rPr>
+        <w:t xml:space="preserve"/>
+      </w:r>
+      <w:r>
+        <w:rPr>
+          <w:rFonts w:ascii="Arial Narrow" w:eastAsia="Arial Narrow" w:hAnsi="Arial Narrow" w:cs="Arial Narrow"/>
+          <w:sz w:val="22"/>
+          <w:szCs w:val="22"/>
+        </w:rPr>
+        <w:t/>
+      </w:r>
+      <w:r>
+        <w:rPr>
+          <w:rFonts w:ascii="Arial Narrow" w:eastAsia="Arial Narrow" w:hAnsi="Arial Narrow" w:cs="Arial Narrow"/>
           <w:color w:val="000000"/>
           <w:kern w:val="0"/>
           <w:sz w:val="22"/>
@@ -4824,7 +4946,6 @@
         </w:rPr>
         <w:t xml:space="preserve"/>
       </w:r>
-      <w:proofErr w:type="spellStart"/>
       <w:r>
         <w:rPr>
           <w:rFonts w:ascii="Arial Narrow" w:eastAsia="Arial Narrow" w:hAnsi="Arial Narrow" w:cs="Arial Narrow"/>
@@ -4838,107 +4959,10 @@
         </w:rPr>
         <w:t/>
       </w:r>
-      <w:proofErr w:type="spellEnd"/>
-      <w:r>
-        <w:rPr>
-          <w:rFonts w:ascii="Arial Narrow" w:eastAsia="Arial Narrow" w:hAnsi="Arial Narrow" w:cs="Arial Narrow"/>
-          <w:color w:val="000000"/>
-          <w:kern w:val="0"/>
-          <w:sz w:val="22"/>
-          <w:szCs w:val="22"/>
-          <w:shd w:val="clear" w:color="auto" w:fill="FFFFFF"/>
-          <w:lang w:eastAsia="es-PE"/>
-          <w14:ligatures w14:val="none"/>
-        </w:rPr>
-        <w:t xml:space="preserve"/>
-      </w:r>
-      <w:proofErr w:type="spellStart"/>
-      <w:r>
-        <w:rPr>
-          <w:rFonts w:ascii="Arial Narrow" w:eastAsia="Arial Narrow" w:hAnsi="Arial Narrow" w:cs="Arial Narrow"/>
-          <w:color w:val="000000"/>
-          <w:kern w:val="0"/>
-          <w:sz w:val="22"/>
-          <w:szCs w:val="22"/>
-          <w:shd w:val="clear" w:color="auto" w:fill="FFFFFF"/>
-          <w:lang w:eastAsia="es-PE"/>
-          <w14:ligatures w14:val="none"/>
-        </w:rPr>
-        <w:t/>
-      </w:r>
-      <w:proofErr w:type="spellEnd"/>
-      <w:r>
-        <w:rPr>
-          <w:rFonts w:ascii="Arial Narrow" w:eastAsia="Arial Narrow" w:hAnsi="Arial Narrow" w:cs="Arial Narrow"/>
-          <w:color w:val="000000"/>
-          <w:kern w:val="0"/>
-          <w:sz w:val="22"/>
-          <w:szCs w:val="22"/>
-          <w:shd w:val="clear" w:color="auto" w:fill="FFFFFF"/>
-          <w:lang w:eastAsia="es-PE"/>
-          <w14:ligatures w14:val="none"/>
-        </w:rPr>
-        <w:t xml:space="preserve"/>
-      </w:r>
-      <w:r>
-        <w:rPr>
-          <w:rFonts w:ascii="Arial Narrow" w:eastAsia="Arial Narrow" w:hAnsi="Arial Narrow" w:cs="Arial Narrow"/>
-          <w:color w:val="000000"/>
-          <w:kern w:val="0"/>
-          <w:sz w:val="22"/>
-          <w:szCs w:val="22"/>
-          <w:shd w:val="clear" w:color="auto" w:fill="FFFFFF"/>
-          <w:lang w:eastAsia="es-PE"/>
-          <w14:ligatures w14:val="none"/>
-        </w:rPr>
-        <w:t xml:space="preserve"/>
-      </w:r>
-      <w:r>
-        <w:rPr>
-          <w:rFonts w:ascii="Arial Narrow" w:eastAsia="Arial Narrow" w:hAnsi="Arial Narrow" w:cs="Arial Narrow"/>
-          <w:sz w:val="22"/>
-          <w:szCs w:val="22"/>
-        </w:rPr>
-        <w:t xml:space="preserve"/>
-      </w:r>
-      <w:r>
-        <w:rPr>
-          <w:rFonts w:ascii="Arial Narrow" w:eastAsia="Arial Narrow" w:hAnsi="Arial Narrow" w:cs="Arial Narrow"/>
-          <w:sz w:val="22"/>
-          <w:szCs w:val="22"/>
-        </w:rPr>
-        <w:t/>
-      </w:r>
-      <w:r>
-        <w:rPr>
-          <w:rFonts w:ascii="Arial Narrow" w:eastAsia="Arial Narrow" w:hAnsi="Arial Narrow" w:cs="Arial Narrow"/>
-          <w:color w:val="000000"/>
-          <w:kern w:val="0"/>
-          <w:sz w:val="22"/>
-          <w:szCs w:val="22"/>
-          <w:shd w:val="clear" w:color="auto" w:fill="FFFFFF"/>
-          <w:lang w:eastAsia="es-PE"/>
-          <w14:ligatures w14:val="none"/>
-        </w:rPr>
-        <w:t xml:space="preserve"/>
-      </w:r>
-      <w:r>
-        <w:rPr>
-          <w:rFonts w:ascii="Arial Narrow" w:eastAsia="Arial Narrow" w:hAnsi="Arial Narrow" w:cs="Arial Narrow"/>
-          <w:color w:val="000000"/>
-          <w:kern w:val="0"/>
-          <w:sz w:val="22"/>
-          <w:szCs w:val="22"/>
-          <w:shd w:val="clear" w:color="auto" w:fill="FFFFFF"/>
-          <w:lang w:eastAsia="es-PE"/>
-          <w14:ligatures w14:val="none"/>
-        </w:rPr>
-        <w:t/>
-      </w:r>
-    </w:p>
-    <w:p>
-      <w:pPr>
-        <w:spacing w:after="0" w:line="240" w:lineRule="auto"/>
+    </w:p>
+    <w:p>
+      <w:pPr>
+        <w:spacing w:before="0" w:after="0" w:line="240" w:lineRule="auto"/>
         <w:jc w:val="both"/>
         <w:rPr>
           <w:rFonts w:ascii="Arial Narrow" w:eastAsia="Arial Narrow" w:hAnsi="Arial Narrow" w:cs="Arial Narrow"/>
@@ -5154,7 +5178,7 @@
     <w:p>
       <w:pPr>
         <w:pStyle w:val="Prrafodelista"/>
-        <w:spacing w:after="0" w:line="240" w:lineRule="auto"/>
+        <w:spacing w:before="0" w:after="0" w:line="240" w:lineRule="auto"/>
         <w:ind w:left="567"/>
         <w:jc w:val="both"/>
         <w:rPr>
@@ -5334,7 +5358,7 @@
     <w:p>
       <w:pPr>
         <w:pStyle w:val="Prrafodelista"/>
-        <w:spacing w:after="0" w:line="240" w:lineRule="auto"/>
+        <w:spacing w:before="0" w:after="0" w:line="240" w:lineRule="auto"/>
         <w:ind w:left="567"/>
         <w:jc w:val="both"/>
         <w:rPr>
@@ -5467,7 +5491,7 @@
     </w:p>
     <w:p>
       <w:pPr>
-        <w:spacing w:after="0" w:line="240" w:lineRule="auto"/>
+        <w:spacing w:before="0" w:after="0" w:line="240" w:lineRule="auto"/>
         <w:jc w:val="both"/>
         <w:rPr>
           <w:rFonts w:ascii="Arial Narrow" w:eastAsia="Arial Narrow" w:hAnsi="Arial Narrow" w:cs="Arial Narrow"/>
@@ -5565,7 +5589,7 @@
     </w:p>
     <w:p>
       <w:pPr>
-        <w:spacing w:line="240" w:lineRule="auto"/>
+        <w:spacing w:before="0" w:after="0" w:line="240" w:lineRule="auto"/>
         <w:contextualSpacing/>
         <w:jc w:val="both"/>
         <w:rPr>
@@ -5701,7 +5725,7 @@
     </w:p>
     <w:p>
       <w:pPr>
-        <w:spacing w:after="0" w:line="240" w:lineRule="auto"/>
+        <w:spacing w:before="0" w:after="0" w:line="240" w:lineRule="auto"/>
         <w:jc w:val="both"/>
         <w:rPr>
           <w:rFonts w:ascii="Arial Narrow" w:eastAsia="Arial Narrow" w:hAnsi="Arial Narrow" w:cs="Arial Narrow"/>
@@ -6027,7 +6051,7 @@
     </w:p>
     <w:p>
       <w:pPr>
-        <w:spacing w:after="0" w:line="240" w:lineRule="auto"/>
+        <w:spacing w:before="0" w:after="0" w:line="240" w:lineRule="auto"/>
         <w:ind w:left="567"/>
         <w:jc w:val="both"/>
         <w:rPr>
@@ -6128,6 +6152,21 @@
     </w:p>
     <w:p>
       <w:pPr>
+        <w:spacing w:before="0" w:after="0" w:line="240" w:lineRule="auto"/>
+        <w:jc w:val="both"/>
+        <w:rPr>
+          <w:rFonts w:ascii="Arial Narrow" w:eastAsia="Arial Narrow" w:hAnsi="Arial Narrow" w:cs="Arial Narrow"/>
+          <w:color w:val="000000"/>
+          <w:kern w:val="0"/>
+          <w:sz w:val="22"/>
+          <w:szCs w:val="22"/>
+          <w:lang w:eastAsia="es-PE"/>
+          <w14:ligatures w14:val="none"/>
+        </w:rPr>
+      </w:pPr>
+    </w:p>
+    <w:p>
+      <w:pPr>
         <w:spacing w:after="0" w:line="240" w:lineRule="auto"/>
         <w:jc w:val="both"/>
         <w:rPr>
@@ -6136,7 +6175,607 @@
           <w:kern w:val="0"/>
           <w:sz w:val="22"/>
           <w:szCs w:val="22"/>
-          <w:lang w:eastAsia="es-PE"/>
+          <w:lang w:val="es-ES" w:eastAsia="es-ES"/>
+          <w14:ligatures w14:val="none"/>
+        </w:rPr>
+      </w:pPr>
+      <w:r>
+        <w:rPr>
+          <w:rFonts w:ascii="Arial Narrow" w:eastAsia="Arial Narrow" w:hAnsi="Arial Narrow" w:cs="Arial Narrow"/>
+          <w:b/>
+          <w:color w:val="000000"/>
+          <w:kern w:val="0"/>
+          <w:sz w:val="22"/>
+          <w:szCs w:val="22"/>
+          <w:lang w:eastAsia="es-PE"/>
+          <w14:ligatures w14:val="none"/>
+        </w:rPr>
+        <w:t xml:space="preserve">QUINTO:</w:t>
+      </w:r>
+      <w:r>
+        <w:rPr>
+          <w:rFonts w:ascii="Arial Narrow" w:eastAsia="Arial Narrow" w:hAnsi="Arial Narrow" w:cs="Arial Narrow"/>
+          <w:color w:val="000000"/>
+          <w:kern w:val="0"/>
+          <w:sz w:val="22"/>
+          <w:szCs w:val="22"/>
+          <w:lang w:eastAsia="es-PE"/>
+          <w14:ligatures w14:val="none"/>
+        </w:rPr>
+        <w:t xml:space="preserve"> </w:t>
+      </w:r>
+      <w:bookmarkStart w:id="5" w:name="_Hlk188286813"/>
+      <w:r>
+        <w:rPr>
+          <w:rFonts w:ascii="Arial Narrow" w:eastAsia="Arial Narrow" w:hAnsi="Arial Narrow" w:cs="Arial Narrow"/>
+          <w:color w:val="000000"/>
+          <w:kern w:val="0"/>
+          <w:sz w:val="22"/>
+          <w:szCs w:val="22"/>
+          <w:lang w:eastAsia="es-ES"/>
+          <w14:ligatures w14:val="none"/>
+        </w:rPr>
+        <w:t xml:space="preserve">requerir </w:t>
+      </w:r>
+      <w:r>
+        <w:rPr>
+          <w:rFonts w:ascii="Arial Narrow" w:eastAsia="Arial Narrow" w:hAnsi="Arial Narrow" w:cs="Arial Narrow"/>
+          <w:color w:val="000000"/>
+          <w:kern w:val="0"/>
+          <w:sz w:val="22"/>
+          <w:szCs w:val="22"/>
+          <w:lang w:val="es-ES" w:eastAsia="es-ES"/>
+          <w14:ligatures w14:val="none"/>
+        </w:rPr>
+        <w:t xml:space="preserve">que, en un </w:t>
+      </w:r>
+      <w:r>
+        <w:rPr>
+          <w:rFonts w:ascii="Arial Narrow" w:eastAsia="Arial Narrow" w:hAnsi="Arial Narrow" w:cs="Arial Narrow"/>
+          <w:color w:val="000000"/>
+          <w:kern w:val="0"/>
+          <w:sz w:val="22"/>
+          <w:szCs w:val="22"/>
+          <w:lang w:eastAsia="es-ES"/>
+          <w14:ligatures w14:val="none"/>
+        </w:rPr>
+        <w:t>plazo no mayor de cinco (5) días hábiles contado a partir del día siguiente de la notificación de la presente resolución</w:t>
+      </w:r>
+      <w:bookmarkEnd w:id="5"/>
+      <w:r>
+        <w:rPr>
+          <w:rFonts w:ascii="Arial Narrow" w:eastAsia="Arial Narrow" w:hAnsi="Arial Narrow" w:cs="Arial Narrow"/>
+          <w:color w:val="000000"/>
+          <w:kern w:val="0"/>
+          <w:sz w:val="22"/>
+          <w:szCs w:val="22"/>
+          <w:lang w:eastAsia="es-ES"/>
+          <w14:ligatures w14:val="none"/>
+        </w:rPr>
+        <w:t xml:space="preserve">, </w:t>
+      </w:r>
+      <w:bookmarkStart w:id="6" w:name="_Hlk188286828"/>
+      <w:r>
+        <w:rPr>
+          <w:rFonts w:ascii="Arial Narrow" w:eastAsia="Arial Narrow" w:hAnsi="Arial Narrow" w:cs="Arial Narrow"/>
+          <w:sz w:val="22"/>
+          <w:szCs w:val="22"/>
+        </w:rPr>
+        <w:t>Rímac Seguros y Reaseguros S.A.</w:t>
+      </w:r>
+      <w:r>
+        <w:rPr>
+          <w:rFonts w:ascii="Arial Narrow" w:eastAsia="Arial Narrow" w:hAnsi="Arial Narrow" w:cs="Arial Narrow"/>
+          <w:color w:val="000000"/>
+          <w:kern w:val="0"/>
+          <w:sz w:val="22"/>
+          <w:szCs w:val="22"/>
+          <w:lang w:eastAsia="es-ES"/>
+          <w14:ligatures w14:val="none"/>
+        </w:rPr>
+        <w:t xml:space="preserve">, </w:t>
+      </w:r>
+      <w:bookmarkEnd w:id="6"/>
+      <w:r>
+        <w:rPr>
+          <w:rFonts w:ascii="Arial Narrow" w:eastAsia="Arial Narrow" w:hAnsi="Arial Narrow" w:cs="Arial Narrow"/>
+          <w:color w:val="000000"/>
+          <w:kern w:val="0"/>
+          <w:sz w:val="22"/>
+          <w:szCs w:val="22"/>
+          <w:lang w:val="es-ES" w:eastAsia="es-ES"/>
+          <w14:ligatures w14:val="none"/>
+        </w:rPr>
+        <w:t>cumpla</w:t>
+      </w:r>
+      <w:r>
+        <w:rPr>
+          <w:rFonts w:ascii="Arial Narrow" w:eastAsia="Arial Narrow" w:hAnsi="Arial Narrow" w:cs="Arial Narrow"/>
+          <w:color w:val="000000"/>
+          <w:kern w:val="0"/>
+          <w:sz w:val="22"/>
+          <w:szCs w:val="22"/>
+          <w:lang w:val="es-ES" w:eastAsia="es-ES"/>
+          <w14:ligatures w14:val="none"/>
+        </w:rPr>
+        <w:t xml:space="preserve"> con: </w:t>
+      </w:r>
+      <w:r>
+        <w:rPr>
+          <w:rFonts w:ascii="Arial Narrow" w:eastAsia="Arial Narrow" w:hAnsi="Arial Narrow" w:cs="Arial Narrow"/>
+          <w:color w:val="000000"/>
+          <w:kern w:val="0"/>
+          <w:sz w:val="22"/>
+          <w:szCs w:val="22"/>
+          <w:lang w:val="es-ES" w:eastAsia="es-ES"/>
+          <w14:ligatures w14:val="none"/>
+        </w:rPr>
+        <w:t>(i) presentar una copia debidamente suscrita de</w:t>
+      </w:r>
+      <w:r>
+        <w:rPr>
+          <w:rFonts w:ascii="Arial Narrow" w:eastAsia="Arial Narrow" w:hAnsi="Arial Narrow" w:cs="Arial Narrow"/>
+          <w:color w:val="000000"/>
+          <w:kern w:val="0"/>
+          <w:sz w:val="22"/>
+          <w:szCs w:val="22"/>
+          <w:lang w:val="es-ES" w:eastAsia="es-ES"/>
+          <w14:ligatures w14:val="none"/>
+        </w:rPr>
+        <w:t>l</w:t>
+      </w:r>
+      <w:r>
+        <w:rPr>
+          <w:rFonts w:ascii="Arial Narrow" w:eastAsia="Arial Narrow" w:hAnsi="Arial Narrow" w:cs="Arial Narrow"/>
+          <w:color w:val="000000"/>
+          <w:kern w:val="0"/>
+          <w:sz w:val="22"/>
+          <w:szCs w:val="22"/>
+          <w:lang w:val="es-ES" w:eastAsia="es-ES"/>
+          <w14:ligatures w14:val="none"/>
+        </w:rPr>
+        <w:t xml:space="preserve"> </w:t>
+      </w:r>
+      <w:r>
+        <w:rPr>
+          <w:rFonts w:ascii="Arial Narrow" w:eastAsia="Arial Narrow" w:hAnsi="Arial Narrow" w:cs="Arial Narrow"/>
+          <w:color w:val="000000"/>
+          <w:kern w:val="0"/>
+          <w:sz w:val="22"/>
+          <w:szCs w:val="22"/>
+          <w:lang w:eastAsia="es-ES"/>
+          <w14:ligatures w14:val="none"/>
+        </w:rPr>
+        <w:t>Certificado</w:t>
+      </w:r>
+      <w:r>
+        <w:rPr>
+          <w:rFonts w:ascii="Arial Narrow" w:eastAsia="Arial Narrow" w:hAnsi="Arial Narrow" w:cs="Arial Narrow"/>
+          <w:color w:val="000000"/>
+          <w:kern w:val="0"/>
+          <w:sz w:val="22"/>
+          <w:szCs w:val="22"/>
+          <w:lang w:eastAsia="es-ES"/>
+          <w14:ligatures w14:val="none"/>
+        </w:rPr>
+        <w:t xml:space="preserve"> 00110301924002094616 </w:t>
+      </w:r>
+      <w:r>
+        <w:rPr>
+          <w:rFonts w:ascii="Arial Narrow" w:eastAsia="Arial Narrow" w:hAnsi="Arial Narrow" w:cs="Arial Narrow"/>
+          <w:color w:val="000000"/>
+          <w:kern w:val="0"/>
+          <w:sz w:val="22"/>
+          <w:szCs w:val="22"/>
+          <w:lang w:val="es-ES" w:eastAsia="es-ES"/>
+          <w14:ligatures w14:val="none"/>
+        </w:rPr>
+        <w:t xml:space="preserve">y/o </w:t>
+      </w:r>
+      <w:r>
+        <w:rPr>
+          <w:rFonts w:ascii="Arial Narrow" w:eastAsia="Arial Narrow" w:hAnsi="Arial Narrow" w:cs="Arial Narrow"/>
+          <w:color w:val="000000"/>
+          <w:kern w:val="0"/>
+          <w:sz w:val="22"/>
+          <w:szCs w:val="22"/>
+          <w:lang w:val="es-ES" w:eastAsia="es-ES"/>
+          <w14:ligatures w14:val="none"/>
+        </w:rPr>
+        <w:t>Póliza</w:t>
+      </w:r>
+      <w:r>
+        <w:rPr>
+          <w:rFonts w:ascii="Arial Narrow" w:eastAsia="Arial Narrow" w:hAnsi="Arial Narrow" w:cs="Arial Narrow"/>
+          <w:color w:val="000000"/>
+          <w:kern w:val="0"/>
+          <w:sz w:val="22"/>
+          <w:szCs w:val="22"/>
+          <w:lang w:val="es-ES" w:eastAsia="es-ES"/>
+          <w14:ligatures w14:val="none"/>
+        </w:rPr>
+        <w:t xml:space="preserve"> del </w:t>
+      </w:r>
+      <w:r>
+        <w:rPr>
+          <w:rFonts w:ascii="Arial Narrow" w:eastAsia="Arial Narrow" w:hAnsi="Arial Narrow" w:cs="Arial Narrow"/>
+          <w:color w:val="000000"/>
+          <w:kern w:val="0"/>
+          <w:sz w:val="22"/>
+          <w:szCs w:val="22"/>
+          <w:lang w:eastAsia="es-ES"/>
+          <w14:ligatures w14:val="none"/>
+        </w:rPr>
+        <w:t xml:space="preserve">Seguro de Desgravamen </w:t>
+      </w:r>
+      <w:proofErr w:type="spellStart"/>
+      <w:r>
+        <w:rPr>
+          <w:rFonts w:ascii="Arial Narrow" w:eastAsia="Arial Narrow" w:hAnsi="Arial Narrow" w:cs="Arial Narrow"/>
+          <w:color w:val="000000"/>
+          <w:kern w:val="0"/>
+          <w:sz w:val="22"/>
+          <w:szCs w:val="22"/>
+          <w:lang w:eastAsia="es-ES"/>
+          <w14:ligatures w14:val="none"/>
+        </w:rPr>
+        <w:t>Contifacil</w:t>
+      </w:r>
+      <w:proofErr w:type="spellEnd"/>
+      <w:r>
+        <w:rPr>
+          <w:rFonts w:ascii="Arial Narrow" w:eastAsia="Arial Narrow" w:hAnsi="Arial Narrow" w:cs="Arial Narrow"/>
+          <w:color w:val="000000"/>
+          <w:kern w:val="0"/>
+          <w:sz w:val="22"/>
+          <w:szCs w:val="22"/>
+          <w:lang w:eastAsia="es-ES"/>
+          <w14:ligatures w14:val="none"/>
+        </w:rPr>
+        <w:t xml:space="preserve"> Soles</w:t>
+      </w:r>
+      <w:r>
+        <w:rPr>
+          <w:rFonts w:ascii="Arial Narrow" w:eastAsia="Arial Narrow" w:hAnsi="Arial Narrow" w:cs="Arial Narrow"/>
+          <w:color w:val="000000"/>
+          <w:kern w:val="0"/>
+          <w:sz w:val="22"/>
+          <w:szCs w:val="22"/>
+          <w:lang w:val="es-ES" w:eastAsia="es-ES"/>
+          <w14:ligatures w14:val="none"/>
+        </w:rPr>
+        <w:t xml:space="preserve"> materia de denuncia;</w:t>
+      </w:r>
+      <w:r>
+        <w:rPr>
+          <w:rFonts w:ascii="Arial Narrow" w:eastAsia="Arial Narrow" w:hAnsi="Arial Narrow" w:cs="Arial Narrow"/>
+          <w:color w:val="000000"/>
+          <w:kern w:val="0"/>
+          <w:sz w:val="22"/>
+          <w:szCs w:val="22"/>
+          <w:lang w:val="es-ES" w:eastAsia="es-ES"/>
+          <w14:ligatures w14:val="none"/>
+        </w:rPr>
+        <w:t xml:space="preserve"> (</w:t>
+      </w:r>
+      <w:proofErr w:type="spellStart"/>
+      <w:r>
+        <w:rPr>
+          <w:rFonts w:ascii="Arial Narrow" w:eastAsia="Arial Narrow" w:hAnsi="Arial Narrow" w:cs="Arial Narrow"/>
+          <w:color w:val="000000"/>
+          <w:kern w:val="0"/>
+          <w:sz w:val="22"/>
+          <w:szCs w:val="22"/>
+          <w:lang w:val="es-ES" w:eastAsia="es-ES"/>
+          <w14:ligatures w14:val="none"/>
+        </w:rPr>
+        <w:t>ii</w:t>
+      </w:r>
+      <w:proofErr w:type="spellEnd"/>
+      <w:r>
+        <w:rPr>
+          <w:rFonts w:ascii="Arial Narrow" w:eastAsia="Arial Narrow" w:hAnsi="Arial Narrow" w:cs="Arial Narrow"/>
+          <w:color w:val="000000"/>
+          <w:kern w:val="0"/>
+          <w:sz w:val="22"/>
+          <w:szCs w:val="22"/>
+          <w:lang w:val="es-ES" w:eastAsia="es-ES"/>
+          <w14:ligatures w14:val="none"/>
+        </w:rPr>
+        <w:t>)</w:t>
+      </w:r>
+      <w:r>
+        <w:rPr>
+          <w:rFonts w:ascii="Arial Narrow" w:eastAsia="Arial Narrow" w:hAnsi="Arial Narrow" w:cs="Arial Narrow"/>
+          <w:color w:val="000000"/>
+          <w:kern w:val="0"/>
+          <w:sz w:val="22"/>
+          <w:szCs w:val="22"/>
+          <w:lang w:val="es-ES" w:eastAsia="es-ES"/>
+          <w14:ligatures w14:val="none"/>
+        </w:rPr>
+        <w:t xml:space="preserve"> presentar una copia debidamente suscrita de</w:t>
+      </w:r>
+      <w:r>
+        <w:rPr>
+          <w:rFonts w:ascii="Arial Narrow" w:eastAsia="Arial Narrow" w:hAnsi="Arial Narrow" w:cs="Arial Narrow"/>
+          <w:color w:val="000000"/>
+          <w:kern w:val="0"/>
+          <w:sz w:val="22"/>
+          <w:szCs w:val="22"/>
+          <w:lang w:val="es-ES" w:eastAsia="es-ES"/>
+          <w14:ligatures w14:val="none"/>
+        </w:rPr>
+        <w:t>l</w:t>
+      </w:r>
+      <w:r>
+        <w:rPr>
+          <w:rFonts w:ascii="Arial Narrow" w:eastAsia="Arial Narrow" w:hAnsi="Arial Narrow" w:cs="Arial Narrow"/>
+          <w:color w:val="000000"/>
+          <w:kern w:val="0"/>
+          <w:sz w:val="22"/>
+          <w:szCs w:val="22"/>
+          <w:lang w:val="es-ES" w:eastAsia="es-ES"/>
+          <w14:ligatures w14:val="none"/>
+        </w:rPr>
+        <w:t xml:space="preserve"> </w:t>
+      </w:r>
+      <w:r>
+        <w:rPr>
+          <w:rFonts w:ascii="Arial Narrow" w:eastAsia="Arial Narrow" w:hAnsi="Arial Narrow" w:cs="Arial Narrow"/>
+          <w:color w:val="000000"/>
+          <w:kern w:val="0"/>
+          <w:sz w:val="22"/>
+          <w:szCs w:val="22"/>
+          <w:lang w:eastAsia="es-ES"/>
+          <w14:ligatures w14:val="none"/>
+        </w:rPr>
+        <w:t>Certificado</w:t>
+      </w:r>
+      <w:r>
+        <w:rPr>
+          <w:rFonts w:ascii="Arial Narrow" w:eastAsia="Arial Narrow" w:hAnsi="Arial Narrow" w:cs="Arial Narrow"/>
+          <w:color w:val="000000"/>
+          <w:kern w:val="0"/>
+          <w:sz w:val="22"/>
+          <w:szCs w:val="22"/>
+          <w:lang w:eastAsia="es-ES"/>
+          <w14:ligatures w14:val="none"/>
+        </w:rPr>
+        <w:t xml:space="preserve"> </w:t>
+      </w:r>
+      <w:r>
+        <w:rPr>
+          <w:rFonts w:ascii="Arial Narrow" w:eastAsia="Arial Narrow" w:hAnsi="Arial Narrow" w:cs="Arial Narrow"/>
+          <w:color w:val="000000"/>
+          <w:kern w:val="0"/>
+          <w:sz w:val="22"/>
+          <w:szCs w:val="22"/>
+          <w:lang w:eastAsia="es-ES"/>
+          <w14:ligatures w14:val="none"/>
+        </w:rPr>
+        <w:t>001108144004895143</w:t>
+      </w:r>
+      <w:r>
+        <w:rPr>
+          <w:rFonts w:ascii="Arial Narrow" w:eastAsia="Arial Narrow" w:hAnsi="Arial Narrow" w:cs="Arial Narrow"/>
+          <w:color w:val="000000"/>
+          <w:kern w:val="0"/>
+          <w:sz w:val="22"/>
+          <w:szCs w:val="22"/>
+          <w:lang w:eastAsia="es-ES"/>
+          <w14:ligatures w14:val="none"/>
+        </w:rPr>
+        <w:t xml:space="preserve"> del </w:t>
+      </w:r>
+      <w:r>
+        <w:rPr>
+          <w:rFonts w:ascii="Arial Narrow" w:eastAsia="Arial Narrow" w:hAnsi="Arial Narrow" w:cs="Arial Narrow"/>
+          <w:color w:val="000000"/>
+          <w:kern w:val="0"/>
+          <w:sz w:val="22"/>
+          <w:szCs w:val="22"/>
+          <w:lang w:eastAsia="es-ES"/>
+          <w14:ligatures w14:val="none"/>
+        </w:rPr>
+        <w:t xml:space="preserve">Seguro de Desgravamen Triangular Consumo Soles </w:t>
+      </w:r>
+      <w:r>
+        <w:rPr>
+          <w:rFonts w:ascii="Arial Narrow" w:eastAsia="Arial Narrow" w:hAnsi="Arial Narrow" w:cs="Arial Narrow"/>
+          <w:color w:val="000000"/>
+          <w:kern w:val="0"/>
+          <w:sz w:val="22"/>
+          <w:szCs w:val="22"/>
+          <w:lang w:val="es-ES" w:eastAsia="es-ES"/>
+          <w14:ligatures w14:val="none"/>
+        </w:rPr>
+        <w:t>materia de denuncia</w:t>
+      </w:r>
+      <w:r>
+        <w:rPr>
+          <w:rFonts w:ascii="Arial Narrow" w:eastAsia="Arial Narrow" w:hAnsi="Arial Narrow" w:cs="Arial Narrow"/>
+          <w:color w:val="000000"/>
+          <w:kern w:val="0"/>
+          <w:sz w:val="22"/>
+          <w:szCs w:val="22"/>
+          <w:lang w:eastAsia="es-ES"/>
+          <w14:ligatures w14:val="none"/>
+        </w:rPr>
+        <w:t>;</w:t>
+      </w:r>
+      <w:r>
+        <w:rPr>
+          <w:rFonts w:ascii="Arial Narrow" w:eastAsia="Arial Narrow" w:hAnsi="Arial Narrow" w:cs="Arial Narrow"/>
+          <w:color w:val="000000"/>
+          <w:kern w:val="0"/>
+          <w:sz w:val="22"/>
+          <w:szCs w:val="22"/>
+          <w:lang w:val="es-ES" w:eastAsia="es-ES"/>
+          <w14:ligatures w14:val="none"/>
+        </w:rPr>
+        <w:t xml:space="preserve"> (</w:t>
+      </w:r>
+      <w:proofErr w:type="spellStart"/>
+      <w:r>
+        <w:rPr>
+          <w:rFonts w:ascii="Arial Narrow" w:eastAsia="Arial Narrow" w:hAnsi="Arial Narrow" w:cs="Arial Narrow"/>
+          <w:color w:val="000000"/>
+          <w:kern w:val="0"/>
+          <w:sz w:val="22"/>
+          <w:szCs w:val="22"/>
+          <w:lang w:val="es-ES" w:eastAsia="es-ES"/>
+          <w14:ligatures w14:val="none"/>
+        </w:rPr>
+        <w:t>i</w:t>
+      </w:r>
+      <w:r>
+        <w:rPr>
+          <w:rFonts w:ascii="Arial Narrow" w:eastAsia="Arial Narrow" w:hAnsi="Arial Narrow" w:cs="Arial Narrow"/>
+          <w:color w:val="000000"/>
+          <w:kern w:val="0"/>
+          <w:sz w:val="22"/>
+          <w:szCs w:val="22"/>
+          <w:lang w:val="es-ES" w:eastAsia="es-ES"/>
+          <w14:ligatures w14:val="none"/>
+        </w:rPr>
+        <w:t>i</w:t>
+      </w:r>
+      <w:r>
+        <w:rPr>
+          <w:rFonts w:ascii="Arial Narrow" w:eastAsia="Arial Narrow" w:hAnsi="Arial Narrow" w:cs="Arial Narrow"/>
+          <w:color w:val="000000"/>
+          <w:kern w:val="0"/>
+          <w:sz w:val="22"/>
+          <w:szCs w:val="22"/>
+          <w:lang w:val="es-ES" w:eastAsia="es-ES"/>
+          <w14:ligatures w14:val="none"/>
+        </w:rPr>
+        <w:t>i</w:t>
+      </w:r>
+      <w:proofErr w:type="spellEnd"/>
+      <w:r>
+        <w:rPr>
+          <w:rFonts w:ascii="Arial Narrow" w:eastAsia="Arial Narrow" w:hAnsi="Arial Narrow" w:cs="Arial Narrow"/>
+          <w:color w:val="000000"/>
+          <w:kern w:val="0"/>
+          <w:sz w:val="22"/>
+          <w:szCs w:val="22"/>
+          <w:lang w:val="es-ES" w:eastAsia="es-ES"/>
+          <w14:ligatures w14:val="none"/>
+        </w:rPr>
+        <w:t>) presentar los medios probatorios que sustenten su negativa a otorgar la cobertura de</w:t>
+      </w:r>
+      <w:r>
+        <w:rPr>
+          <w:rFonts w:ascii="Arial Narrow" w:eastAsia="Arial Narrow" w:hAnsi="Arial Narrow" w:cs="Arial Narrow"/>
+          <w:color w:val="000000"/>
+          <w:kern w:val="0"/>
+          <w:sz w:val="22"/>
+          <w:szCs w:val="22"/>
+          <w:lang w:val="es-ES" w:eastAsia="es-ES"/>
+          <w14:ligatures w14:val="none"/>
+        </w:rPr>
+        <w:t xml:space="preserve"> los</w:t>
+      </w:r>
+      <w:r>
+        <w:rPr>
+          <w:rFonts w:ascii="Arial Narrow" w:eastAsia="Arial Narrow" w:hAnsi="Arial Narrow" w:cs="Arial Narrow"/>
+          <w:color w:val="000000"/>
+          <w:kern w:val="0"/>
+          <w:sz w:val="22"/>
+          <w:szCs w:val="22"/>
+          <w:lang w:val="es-ES" w:eastAsia="es-ES"/>
+          <w14:ligatures w14:val="none"/>
+        </w:rPr>
+        <w:t xml:space="preserve"> Seguro</w:t>
+      </w:r>
+      <w:r>
+        <w:rPr>
+          <w:rFonts w:ascii="Arial Narrow" w:eastAsia="Arial Narrow" w:hAnsi="Arial Narrow" w:cs="Arial Narrow"/>
+          <w:color w:val="000000"/>
+          <w:kern w:val="0"/>
+          <w:sz w:val="22"/>
+          <w:szCs w:val="22"/>
+          <w:lang w:val="es-ES" w:eastAsia="es-ES"/>
+          <w14:ligatures w14:val="none"/>
+        </w:rPr>
+        <w:t>s</w:t>
+      </w:r>
+      <w:r>
+        <w:rPr>
+          <w:rFonts w:ascii="Arial Narrow" w:eastAsia="Arial Narrow" w:hAnsi="Arial Narrow" w:cs="Arial Narrow"/>
+          <w:color w:val="000000"/>
+          <w:kern w:val="0"/>
+          <w:sz w:val="22"/>
+          <w:szCs w:val="22"/>
+          <w:lang w:val="es-ES" w:eastAsia="es-ES"/>
+          <w14:ligatures w14:val="none"/>
+        </w:rPr>
+        <w:t xml:space="preserve"> de Desgravamen a la parte denunciante; y, (</w:t>
+      </w:r>
+      <w:proofErr w:type="spellStart"/>
+      <w:r>
+        <w:rPr>
+          <w:rFonts w:ascii="Arial Narrow" w:eastAsia="Arial Narrow" w:hAnsi="Arial Narrow" w:cs="Arial Narrow"/>
+          <w:color w:val="000000"/>
+          <w:kern w:val="0"/>
+          <w:sz w:val="22"/>
+          <w:szCs w:val="22"/>
+          <w:lang w:val="es-ES" w:eastAsia="es-ES"/>
+          <w14:ligatures w14:val="none"/>
+        </w:rPr>
+        <w:t>i</w:t>
+      </w:r>
+      <w:r>
+        <w:rPr>
+          <w:rFonts w:ascii="Arial Narrow" w:eastAsia="Arial Narrow" w:hAnsi="Arial Narrow" w:cs="Arial Narrow"/>
+          <w:color w:val="000000"/>
+          <w:kern w:val="0"/>
+          <w:sz w:val="22"/>
+          <w:szCs w:val="22"/>
+          <w:lang w:val="es-ES" w:eastAsia="es-ES"/>
+          <w14:ligatures w14:val="none"/>
+        </w:rPr>
+        <w:t>v</w:t>
+      </w:r>
+      <w:proofErr w:type="spellEnd"/>
+      <w:r>
+        <w:rPr>
+          <w:rFonts w:ascii="Arial Narrow" w:eastAsia="Arial Narrow" w:hAnsi="Arial Narrow" w:cs="Arial Narrow"/>
+          <w:color w:val="000000"/>
+          <w:kern w:val="0"/>
+          <w:sz w:val="22"/>
+          <w:szCs w:val="22"/>
+          <w:lang w:val="es-ES" w:eastAsia="es-ES"/>
+          <w14:ligatures w14:val="none"/>
+        </w:rPr>
+        <w:t>) presentar todas las comunicaciones cursadas con la parte denunciante en virtud del hecho materia de denuncia</w:t>
+      </w:r>
+      <w:r>
+        <w:rPr>
+          <w:rFonts w:ascii="Arial Narrow" w:eastAsia="Arial Narrow" w:hAnsi="Arial Narrow" w:cs="Arial Narrow"/>
+          <w:color w:val="000000"/>
+          <w:kern w:val="0"/>
+          <w:sz w:val="22"/>
+          <w:szCs w:val="22"/>
+          <w:lang w:val="es-ES" w:eastAsia="es-ES"/>
+          <w14:ligatures w14:val="none"/>
+        </w:rPr>
+        <w:t>.</w:t>
+      </w:r>
+    </w:p>
+    <w:p>
+      <w:pPr>
+        <w:spacing w:before="0" w:after="0" w:line="240" w:lineRule="auto"/>
+        <w:jc w:val="both"/>
+        <w:rPr>
+          <w:rFonts w:ascii="Arial Narrow" w:eastAsia="Arial Narrow" w:hAnsi="Arial Narrow" w:cs="Arial Narrow"/>
+          <w:color w:val="000000"/>
+          <w:kern w:val="0"/>
+          <w:sz w:val="22"/>
+          <w:szCs w:val="22"/>
+          <w:lang w:val="es-ES" w:eastAsia="es-ES"/>
           <w14:ligatures w14:val="none"/>
         </w:rPr>
       </w:pPr>
@@ -6166,7 +6805,7 @@
           <w:lang w:eastAsia="es-PE"/>
           <w14:ligatures w14:val="none"/>
         </w:rPr>
-        <w:t xml:space="preserve">QUINTO:</w:t>
+        <w:t xml:space="preserve">SEXTO:</w:t>
       </w:r>
       <w:r>
         <w:rPr>
@@ -6180,7 +6819,6 @@
         </w:rPr>
         <w:t xml:space="preserve"> </w:t>
       </w:r>
-      <w:bookmarkStart w:id="5" w:name="_Hlk188286813"/>
       <w:r>
         <w:rPr>
           <w:rFonts w:ascii="Arial Narrow" w:eastAsia="Arial Narrow" w:hAnsi="Arial Narrow" w:cs="Arial Narrow"/>
@@ -6215,9 +6853,41 @@
           <w:lang w:eastAsia="es-ES"/>
           <w14:ligatures w14:val="none"/>
         </w:rPr>
-        <w:t>plazo no mayor de cinco (5) días hábiles contado a partir del día siguiente de la notificación de la presente resolución</w:t>
-      </w:r>
-      <w:bookmarkEnd w:id="5"/>
+        <w:t xml:space="preserve">plazo no mayor de cinco (5) días hábiles contado a partir del día siguiente de la notificación de la presente resolución, </w:t>
+      </w:r>
+      <w:r>
+        <w:rPr>
+          <w:rFonts w:ascii="Arial Narrow" w:eastAsia="Arial Narrow" w:hAnsi="Arial Narrow" w:cs="Arial Narrow"/>
+          <w:color w:val="000000"/>
+          <w:kern w:val="0"/>
+          <w:sz w:val="22"/>
+          <w:szCs w:val="22"/>
+          <w:lang w:eastAsia="es-ES"/>
+          <w14:ligatures w14:val="none"/>
+        </w:rPr>
+        <w:t xml:space="preserve">el </w:t>
+      </w:r>
+      <w:r>
+        <w:rPr>
+          <w:rFonts w:ascii="Arial Narrow" w:eastAsia="Arial Narrow" w:hAnsi="Arial Narrow" w:cs="Arial Narrow"/>
+          <w:sz w:val="22"/>
+          <w:szCs w:val="22"/>
+        </w:rPr>
+        <w:t xml:space="preserve">Banco BBVA Perú </w:t>
+      </w:r>
+      <w:r>
+        <w:rPr>
+          <w:rFonts w:ascii="Arial Narrow" w:eastAsia="Arial Narrow" w:hAnsi="Arial Narrow" w:cs="Arial Narrow"/>
+          <w:color w:val="000000"/>
+          <w:kern w:val="0"/>
+          <w:sz w:val="22"/>
+          <w:szCs w:val="22"/>
+          <w:shd w:val="clear" w:color="auto" w:fill="FFFFFF"/>
+          <w:lang w:eastAsia="es-PE"/>
+          <w14:ligatures w14:val="none"/>
+        </w:rPr>
+        <w:t>S.A.</w:t>
+      </w:r>
       <w:r>
         <w:rPr>
           <w:rFonts w:ascii="Arial Narrow" w:eastAsia="Arial Narrow" w:hAnsi="Arial Narrow" w:cs="Arial Narrow"/>
@@ -6230,28 +6900,6 @@
         </w:rPr>
         <w:t xml:space="preserve">, </w:t>
       </w:r>
-      <w:bookmarkStart w:id="6" w:name="_Hlk188286828"/>
-      <w:r>
-        <w:rPr>
-          <w:rFonts w:ascii="Arial Narrow" w:eastAsia="Arial Narrow" w:hAnsi="Arial Narrow" w:cs="Arial Narrow"/>
-          <w:sz w:val="22"/>
-          <w:szCs w:val="22"/>
-        </w:rPr>
-        <w:t>Rímac Seguros y Reaseguros S.A.</w:t>
-      </w:r>
-      <w:r>
-        <w:rPr>
-          <w:rFonts w:ascii="Arial Narrow" w:eastAsia="Arial Narrow" w:hAnsi="Arial Narrow" w:cs="Arial Narrow"/>
-          <w:color w:val="000000"/>
-          <w:kern w:val="0"/>
-          <w:sz w:val="22"/>
-          <w:szCs w:val="22"/>
-          <w:lang w:eastAsia="es-ES"/>
-          <w14:ligatures w14:val="none"/>
-        </w:rPr>
-        <w:t xml:space="preserve">, </w:t>
-      </w:r>
-      <w:bookmarkEnd w:id="6"/>
       <w:r>
         <w:rPr>
           <w:rFonts w:ascii="Arial Narrow" w:eastAsia="Arial Narrow" w:hAnsi="Arial Narrow" w:cs="Arial Narrow"/>
@@ -6262,7 +6910,7 @@
           <w:lang w:val="es-ES" w:eastAsia="es-ES"/>
           <w14:ligatures w14:val="none"/>
         </w:rPr>
-        <w:t>cumpla</w:t>
+        <w:t>c</w:t>
       </w:r>
       <w:r>
         <w:rPr>
@@ -6274,7 +6922,7 @@
           <w:lang w:val="es-ES" w:eastAsia="es-ES"/>
           <w14:ligatures w14:val="none"/>
         </w:rPr>
-        <w:t xml:space="preserve"> con: </w:t>
+        <w:t xml:space="preserve">umpla con: </w:t>
       </w:r>
       <w:r>
         <w:rPr>
@@ -6566,20 +7214,9 @@
           <w:lang w:val="es-ES" w:eastAsia="es-ES"/>
           <w14:ligatures w14:val="none"/>
         </w:rPr>
-        <w:t>materia de denuncia</w:t>
-      </w:r>
-      <w:r>
-        <w:rPr>
-          <w:rFonts w:ascii="Arial Narrow" w:eastAsia="Arial Narrow" w:hAnsi="Arial Narrow" w:cs="Arial Narrow"/>
-          <w:color w:val="000000"/>
-          <w:kern w:val="0"/>
-          <w:sz w:val="22"/>
-          <w:szCs w:val="22"/>
-          <w:lang w:eastAsia="es-ES"/>
-          <w14:ligatures w14:val="none"/>
-        </w:rPr>
-        <w:t>;</w:t>
-      </w:r>
+        <w:t>materia de denuncia; y, (</w:t>
+      </w:r>
+      <w:proofErr w:type="spellStart"/>
       <w:r>
         <w:rPr>
           <w:rFonts w:ascii="Arial Narrow" w:eastAsia="Arial Narrow" w:hAnsi="Arial Narrow" w:cs="Arial Narrow"/>
@@ -6590,9 +7227,8 @@
           <w:lang w:val="es-ES" w:eastAsia="es-ES"/>
           <w14:ligatures w14:val="none"/>
         </w:rPr>
-        <w:t xml:space="preserve"> (</w:t>
-      </w:r>
-      <w:proofErr w:type="spellStart"/>
+        <w:t>i</w:t>
+      </w:r>
       <w:r>
         <w:rPr>
           <w:rFonts w:ascii="Arial Narrow" w:eastAsia="Arial Narrow" w:hAnsi="Arial Narrow" w:cs="Arial Narrow"/>
@@ -6603,8 +7239,9 @@
           <w:lang w:val="es-ES" w:eastAsia="es-ES"/>
           <w14:ligatures w14:val="none"/>
         </w:rPr>
-        <w:t>i</w:t>
-      </w:r>
+        <w:t>ii</w:t>
+      </w:r>
+      <w:proofErr w:type="spellEnd"/>
       <w:r>
         <w:rPr>
           <w:rFonts w:ascii="Arial Narrow" w:eastAsia="Arial Narrow" w:hAnsi="Arial Narrow" w:cs="Arial Narrow"/>
@@ -6615,7 +7252,7 @@
           <w:lang w:val="es-ES" w:eastAsia="es-ES"/>
           <w14:ligatures w14:val="none"/>
         </w:rPr>
-        <w:t>i</w:t>
+        <w:t>) presentar todas las comunicaciones cursadas con la parte denunciante en virtud del hecho materia de denuncia</w:t>
       </w:r>
       <w:r>
         <w:rPr>
@@ -6627,625 +7264,12 @@
           <w:lang w:val="es-ES" w:eastAsia="es-ES"/>
           <w14:ligatures w14:val="none"/>
         </w:rPr>
-        <w:t>i</w:t>
-      </w:r>
-      <w:proofErr w:type="spellEnd"/>
-      <w:r>
-        <w:rPr>
-          <w:rFonts w:ascii="Arial Narrow" w:eastAsia="Arial Narrow" w:hAnsi="Arial Narrow" w:cs="Arial Narrow"/>
-          <w:color w:val="000000"/>
-          <w:kern w:val="0"/>
-          <w:sz w:val="22"/>
-          <w:szCs w:val="22"/>
-          <w:lang w:val="es-ES" w:eastAsia="es-ES"/>
-          <w14:ligatures w14:val="none"/>
-        </w:rPr>
-        <w:t>) presentar los medios probatorios que sustenten su negativa a otorgar la cobertura de</w:t>
-      </w:r>
-      <w:r>
-        <w:rPr>
-          <w:rFonts w:ascii="Arial Narrow" w:eastAsia="Arial Narrow" w:hAnsi="Arial Narrow" w:cs="Arial Narrow"/>
-          <w:color w:val="000000"/>
-          <w:kern w:val="0"/>
-          <w:sz w:val="22"/>
-          <w:szCs w:val="22"/>
-          <w:lang w:val="es-ES" w:eastAsia="es-ES"/>
-          <w14:ligatures w14:val="none"/>
-        </w:rPr>
-        <w:t xml:space="preserve"> los</w:t>
-      </w:r>
-      <w:r>
-        <w:rPr>
-          <w:rFonts w:ascii="Arial Narrow" w:eastAsia="Arial Narrow" w:hAnsi="Arial Narrow" w:cs="Arial Narrow"/>
-          <w:color w:val="000000"/>
-          <w:kern w:val="0"/>
-          <w:sz w:val="22"/>
-          <w:szCs w:val="22"/>
-          <w:lang w:val="es-ES" w:eastAsia="es-ES"/>
-          <w14:ligatures w14:val="none"/>
-        </w:rPr>
-        <w:t xml:space="preserve"> Seguro</w:t>
-      </w:r>
-      <w:r>
-        <w:rPr>
-          <w:rFonts w:ascii="Arial Narrow" w:eastAsia="Arial Narrow" w:hAnsi="Arial Narrow" w:cs="Arial Narrow"/>
-          <w:color w:val="000000"/>
-          <w:kern w:val="0"/>
-          <w:sz w:val="22"/>
-          <w:szCs w:val="22"/>
-          <w:lang w:val="es-ES" w:eastAsia="es-ES"/>
-          <w14:ligatures w14:val="none"/>
-        </w:rPr>
-        <w:t>s</w:t>
-      </w:r>
-      <w:r>
-        <w:rPr>
-          <w:rFonts w:ascii="Arial Narrow" w:eastAsia="Arial Narrow" w:hAnsi="Arial Narrow" w:cs="Arial Narrow"/>
-          <w:color w:val="000000"/>
-          <w:kern w:val="0"/>
-          <w:sz w:val="22"/>
-          <w:szCs w:val="22"/>
-          <w:lang w:val="es-ES" w:eastAsia="es-ES"/>
-          <w14:ligatures w14:val="none"/>
-        </w:rPr>
-        <w:t xml:space="preserve"> de Desgravamen a la parte denunciante; y, (</w:t>
-      </w:r>
-      <w:proofErr w:type="spellStart"/>
-      <w:r>
-        <w:rPr>
-          <w:rFonts w:ascii="Arial Narrow" w:eastAsia="Arial Narrow" w:hAnsi="Arial Narrow" w:cs="Arial Narrow"/>
-          <w:color w:val="000000"/>
-          <w:kern w:val="0"/>
-          <w:sz w:val="22"/>
-          <w:szCs w:val="22"/>
-          <w:lang w:val="es-ES" w:eastAsia="es-ES"/>
-          <w14:ligatures w14:val="none"/>
-        </w:rPr>
-        <w:t>i</w:t>
-      </w:r>
-      <w:r>
-        <w:rPr>
-          <w:rFonts w:ascii="Arial Narrow" w:eastAsia="Arial Narrow" w:hAnsi="Arial Narrow" w:cs="Arial Narrow"/>
-          <w:color w:val="000000"/>
-          <w:kern w:val="0"/>
-          <w:sz w:val="22"/>
-          <w:szCs w:val="22"/>
-          <w:lang w:val="es-ES" w:eastAsia="es-ES"/>
-          <w14:ligatures w14:val="none"/>
-        </w:rPr>
-        <w:t>v</w:t>
-      </w:r>
-      <w:proofErr w:type="spellEnd"/>
-      <w:r>
-        <w:rPr>
-          <w:rFonts w:ascii="Arial Narrow" w:eastAsia="Arial Narrow" w:hAnsi="Arial Narrow" w:cs="Arial Narrow"/>
-          <w:color w:val="000000"/>
-          <w:kern w:val="0"/>
-          <w:sz w:val="22"/>
-          <w:szCs w:val="22"/>
-          <w:lang w:val="es-ES" w:eastAsia="es-ES"/>
-          <w14:ligatures w14:val="none"/>
-        </w:rPr>
-        <w:t>) presentar todas las comunicaciones cursadas con la parte denunciante en virtud del hecho materia de denuncia</w:t>
-      </w:r>
-      <w:r>
-        <w:rPr>
-          <w:rFonts w:ascii="Arial Narrow" w:eastAsia="Arial Narrow" w:hAnsi="Arial Narrow" w:cs="Arial Narrow"/>
-          <w:color w:val="000000"/>
-          <w:kern w:val="0"/>
-          <w:sz w:val="22"/>
-          <w:szCs w:val="22"/>
-          <w:lang w:val="es-ES" w:eastAsia="es-ES"/>
-          <w14:ligatures w14:val="none"/>
-        </w:rPr>
         <w:t>.</w:t>
       </w:r>
     </w:p>
     <w:p>
       <w:pPr>
-        <w:spacing w:after="0" w:line="240" w:lineRule="auto"/>
-        <w:jc w:val="both"/>
-        <w:rPr>
-          <w:rFonts w:ascii="Arial Narrow" w:eastAsia="Arial Narrow" w:hAnsi="Arial Narrow" w:cs="Arial Narrow"/>
-          <w:color w:val="000000"/>
-          <w:kern w:val="0"/>
-          <w:sz w:val="22"/>
-          <w:szCs w:val="22"/>
-          <w:lang w:val="es-ES" w:eastAsia="es-ES"/>
-          <w14:ligatures w14:val="none"/>
-        </w:rPr>
-      </w:pPr>
-    </w:p>
-    <w:p>
-      <w:pPr>
-        <w:spacing w:after="0" w:line="240" w:lineRule="auto"/>
-        <w:jc w:val="both"/>
-        <w:rPr>
-          <w:rFonts w:ascii="Arial Narrow" w:eastAsia="Arial Narrow" w:hAnsi="Arial Narrow" w:cs="Arial Narrow"/>
-          <w:color w:val="000000"/>
-          <w:kern w:val="0"/>
-          <w:sz w:val="22"/>
-          <w:szCs w:val="22"/>
-          <w:lang w:val="es-ES" w:eastAsia="es-ES"/>
-          <w14:ligatures w14:val="none"/>
-        </w:rPr>
-      </w:pPr>
-      <w:r>
-        <w:rPr>
-          <w:rFonts w:ascii="Arial Narrow" w:eastAsia="Arial Narrow" w:hAnsi="Arial Narrow" w:cs="Arial Narrow"/>
-          <w:b/>
-          <w:color w:val="000000"/>
-          <w:kern w:val="0"/>
-          <w:sz w:val="22"/>
-          <w:szCs w:val="22"/>
-          <w:lang w:eastAsia="es-PE"/>
-          <w14:ligatures w14:val="none"/>
-        </w:rPr>
-        <w:t xml:space="preserve">SEXTO:</w:t>
-      </w:r>
-      <w:r>
-        <w:rPr>
-          <w:rFonts w:ascii="Arial Narrow" w:eastAsia="Arial Narrow" w:hAnsi="Arial Narrow" w:cs="Arial Narrow"/>
-          <w:color w:val="000000"/>
-          <w:kern w:val="0"/>
-          <w:sz w:val="22"/>
-          <w:szCs w:val="22"/>
-          <w:lang w:eastAsia="es-PE"/>
-          <w14:ligatures w14:val="none"/>
-        </w:rPr>
-        <w:t xml:space="preserve"> </w:t>
-      </w:r>
-      <w:r>
-        <w:rPr>
-          <w:rFonts w:ascii="Arial Narrow" w:eastAsia="Arial Narrow" w:hAnsi="Arial Narrow" w:cs="Arial Narrow"/>
-          <w:color w:val="000000"/>
-          <w:kern w:val="0"/>
-          <w:sz w:val="22"/>
-          <w:szCs w:val="22"/>
-          <w:lang w:eastAsia="es-ES"/>
-          <w14:ligatures w14:val="none"/>
-        </w:rPr>
-        <w:t xml:space="preserve">requerir </w:t>
-      </w:r>
-      <w:r>
-        <w:rPr>
-          <w:rFonts w:ascii="Arial Narrow" w:eastAsia="Arial Narrow" w:hAnsi="Arial Narrow" w:cs="Arial Narrow"/>
-          <w:color w:val="000000"/>
-          <w:kern w:val="0"/>
-          <w:sz w:val="22"/>
-          <w:szCs w:val="22"/>
-          <w:lang w:val="es-ES" w:eastAsia="es-ES"/>
-          <w14:ligatures w14:val="none"/>
-        </w:rPr>
-        <w:t xml:space="preserve">que, en un </w:t>
-      </w:r>
-      <w:r>
-        <w:rPr>
-          <w:rFonts w:ascii="Arial Narrow" w:eastAsia="Arial Narrow" w:hAnsi="Arial Narrow" w:cs="Arial Narrow"/>
-          <w:color w:val="000000"/>
-          <w:kern w:val="0"/>
-          <w:sz w:val="22"/>
-          <w:szCs w:val="22"/>
-          <w:lang w:eastAsia="es-ES"/>
-          <w14:ligatures w14:val="none"/>
-        </w:rPr>
-        <w:t xml:space="preserve">plazo no mayor de cinco (5) días hábiles contado a partir del día siguiente de la notificación de la presente resolución, </w:t>
-      </w:r>
-      <w:r>
-        <w:rPr>
-          <w:rFonts w:ascii="Arial Narrow" w:eastAsia="Arial Narrow" w:hAnsi="Arial Narrow" w:cs="Arial Narrow"/>
-          <w:color w:val="000000"/>
-          <w:kern w:val="0"/>
-          <w:sz w:val="22"/>
-          <w:szCs w:val="22"/>
-          <w:lang w:eastAsia="es-ES"/>
-          <w14:ligatures w14:val="none"/>
-        </w:rPr>
-        <w:t xml:space="preserve">el </w:t>
-      </w:r>
-      <w:r>
-        <w:rPr>
-          <w:rFonts w:ascii="Arial Narrow" w:eastAsia="Arial Narrow" w:hAnsi="Arial Narrow" w:cs="Arial Narrow"/>
-          <w:sz w:val="22"/>
-          <w:szCs w:val="22"/>
-        </w:rPr>
-        <w:t xml:space="preserve">Banco BBVA Perú </w:t>
-      </w:r>
-      <w:r>
-        <w:rPr>
-          <w:rFonts w:ascii="Arial Narrow" w:eastAsia="Arial Narrow" w:hAnsi="Arial Narrow" w:cs="Arial Narrow"/>
-          <w:color w:val="000000"/>
-          <w:kern w:val="0"/>
-          <w:sz w:val="22"/>
-          <w:szCs w:val="22"/>
-          <w:shd w:val="clear" w:color="auto" w:fill="FFFFFF"/>
-          <w:lang w:eastAsia="es-PE"/>
-          <w14:ligatures w14:val="none"/>
-        </w:rPr>
-        <w:t>S.A.</w:t>
-      </w:r>
-      <w:r>
-        <w:rPr>
-          <w:rFonts w:ascii="Arial Narrow" w:eastAsia="Arial Narrow" w:hAnsi="Arial Narrow" w:cs="Arial Narrow"/>
-          <w:color w:val="000000"/>
-          <w:kern w:val="0"/>
-          <w:sz w:val="22"/>
-          <w:szCs w:val="22"/>
-          <w:lang w:eastAsia="es-ES"/>
-          <w14:ligatures w14:val="none"/>
-        </w:rPr>
-        <w:t xml:space="preserve">, </w:t>
-      </w:r>
-      <w:r>
-        <w:rPr>
-          <w:rFonts w:ascii="Arial Narrow" w:eastAsia="Arial Narrow" w:hAnsi="Arial Narrow" w:cs="Arial Narrow"/>
-          <w:color w:val="000000"/>
-          <w:kern w:val="0"/>
-          <w:sz w:val="22"/>
-          <w:szCs w:val="22"/>
-          <w:lang w:val="es-ES" w:eastAsia="es-ES"/>
-          <w14:ligatures w14:val="none"/>
-        </w:rPr>
-        <w:t>c</w:t>
-      </w:r>
-      <w:r>
-        <w:rPr>
-          <w:rFonts w:ascii="Arial Narrow" w:eastAsia="Arial Narrow" w:hAnsi="Arial Narrow" w:cs="Arial Narrow"/>
-          <w:color w:val="000000"/>
-          <w:kern w:val="0"/>
-          <w:sz w:val="22"/>
-          <w:szCs w:val="22"/>
-          <w:lang w:val="es-ES" w:eastAsia="es-ES"/>
-          <w14:ligatures w14:val="none"/>
-        </w:rPr>
-        <w:t xml:space="preserve">umpla con: </w:t>
-      </w:r>
-      <w:r>
-        <w:rPr>
-          <w:rFonts w:ascii="Arial Narrow" w:eastAsia="Arial Narrow" w:hAnsi="Arial Narrow" w:cs="Arial Narrow"/>
-          <w:color w:val="000000"/>
-          <w:kern w:val="0"/>
-          <w:sz w:val="22"/>
-          <w:szCs w:val="22"/>
-          <w:lang w:val="es-ES" w:eastAsia="es-ES"/>
-          <w14:ligatures w14:val="none"/>
-        </w:rPr>
-        <w:t>(i) presentar una copia debidamente suscrita de</w:t>
-      </w:r>
-      <w:r>
-        <w:rPr>
-          <w:rFonts w:ascii="Arial Narrow" w:eastAsia="Arial Narrow" w:hAnsi="Arial Narrow" w:cs="Arial Narrow"/>
-          <w:color w:val="000000"/>
-          <w:kern w:val="0"/>
-          <w:sz w:val="22"/>
-          <w:szCs w:val="22"/>
-          <w:lang w:val="es-ES" w:eastAsia="es-ES"/>
-          <w14:ligatures w14:val="none"/>
-        </w:rPr>
-        <w:t>l</w:t>
-      </w:r>
-      <w:r>
-        <w:rPr>
-          <w:rFonts w:ascii="Arial Narrow" w:eastAsia="Arial Narrow" w:hAnsi="Arial Narrow" w:cs="Arial Narrow"/>
-          <w:color w:val="000000"/>
-          <w:kern w:val="0"/>
-          <w:sz w:val="22"/>
-          <w:szCs w:val="22"/>
-          <w:lang w:val="es-ES" w:eastAsia="es-ES"/>
-          <w14:ligatures w14:val="none"/>
-        </w:rPr>
-        <w:t xml:space="preserve"> </w:t>
-      </w:r>
-      <w:r>
-        <w:rPr>
-          <w:rFonts w:ascii="Arial Narrow" w:eastAsia="Arial Narrow" w:hAnsi="Arial Narrow" w:cs="Arial Narrow"/>
-          <w:color w:val="000000"/>
-          <w:kern w:val="0"/>
-          <w:sz w:val="22"/>
-          <w:szCs w:val="22"/>
-          <w:lang w:eastAsia="es-ES"/>
-          <w14:ligatures w14:val="none"/>
-        </w:rPr>
-        <w:t>Certificado</w:t>
-      </w:r>
-      <w:r>
-        <w:rPr>
-          <w:rFonts w:ascii="Arial Narrow" w:eastAsia="Arial Narrow" w:hAnsi="Arial Narrow" w:cs="Arial Narrow"/>
-          <w:color w:val="000000"/>
-          <w:kern w:val="0"/>
-          <w:sz w:val="22"/>
-          <w:szCs w:val="22"/>
-          <w:lang w:eastAsia="es-ES"/>
-          <w14:ligatures w14:val="none"/>
-        </w:rPr>
-        <w:t xml:space="preserve"> 00110301924002094616 </w:t>
-      </w:r>
-      <w:r>
-        <w:rPr>
-          <w:rFonts w:ascii="Arial Narrow" w:eastAsia="Arial Narrow" w:hAnsi="Arial Narrow" w:cs="Arial Narrow"/>
-          <w:color w:val="000000"/>
-          <w:kern w:val="0"/>
-          <w:sz w:val="22"/>
-          <w:szCs w:val="22"/>
-          <w:lang w:val="es-ES" w:eastAsia="es-ES"/>
-          <w14:ligatures w14:val="none"/>
-        </w:rPr>
-        <w:t xml:space="preserve">y/o </w:t>
-      </w:r>
-      <w:r>
-        <w:rPr>
-          <w:rFonts w:ascii="Arial Narrow" w:eastAsia="Arial Narrow" w:hAnsi="Arial Narrow" w:cs="Arial Narrow"/>
-          <w:color w:val="000000"/>
-          <w:kern w:val="0"/>
-          <w:sz w:val="22"/>
-          <w:szCs w:val="22"/>
-          <w:lang w:val="es-ES" w:eastAsia="es-ES"/>
-          <w14:ligatures w14:val="none"/>
-        </w:rPr>
-        <w:t>Póliza</w:t>
-      </w:r>
-      <w:r>
-        <w:rPr>
-          <w:rFonts w:ascii="Arial Narrow" w:eastAsia="Arial Narrow" w:hAnsi="Arial Narrow" w:cs="Arial Narrow"/>
-          <w:color w:val="000000"/>
-          <w:kern w:val="0"/>
-          <w:sz w:val="22"/>
-          <w:szCs w:val="22"/>
-          <w:lang w:val="es-ES" w:eastAsia="es-ES"/>
-          <w14:ligatures w14:val="none"/>
-        </w:rPr>
-        <w:t xml:space="preserve"> del </w:t>
-      </w:r>
-      <w:r>
-        <w:rPr>
-          <w:rFonts w:ascii="Arial Narrow" w:eastAsia="Arial Narrow" w:hAnsi="Arial Narrow" w:cs="Arial Narrow"/>
-          <w:color w:val="000000"/>
-          <w:kern w:val="0"/>
-          <w:sz w:val="22"/>
-          <w:szCs w:val="22"/>
-          <w:lang w:eastAsia="es-ES"/>
-          <w14:ligatures w14:val="none"/>
-        </w:rPr>
-        <w:t xml:space="preserve">Seguro de Desgravamen </w:t>
-      </w:r>
-      <w:proofErr w:type="spellStart"/>
-      <w:r>
-        <w:rPr>
-          <w:rFonts w:ascii="Arial Narrow" w:eastAsia="Arial Narrow" w:hAnsi="Arial Narrow" w:cs="Arial Narrow"/>
-          <w:color w:val="000000"/>
-          <w:kern w:val="0"/>
-          <w:sz w:val="22"/>
-          <w:szCs w:val="22"/>
-          <w:lang w:eastAsia="es-ES"/>
-          <w14:ligatures w14:val="none"/>
-        </w:rPr>
-        <w:t>Contifacil</w:t>
-      </w:r>
-      <w:proofErr w:type="spellEnd"/>
-      <w:r>
-        <w:rPr>
-          <w:rFonts w:ascii="Arial Narrow" w:eastAsia="Arial Narrow" w:hAnsi="Arial Narrow" w:cs="Arial Narrow"/>
-          <w:color w:val="000000"/>
-          <w:kern w:val="0"/>
-          <w:sz w:val="22"/>
-          <w:szCs w:val="22"/>
-          <w:lang w:eastAsia="es-ES"/>
-          <w14:ligatures w14:val="none"/>
-        </w:rPr>
-        <w:t xml:space="preserve"> Soles</w:t>
-      </w:r>
-      <w:r>
-        <w:rPr>
-          <w:rFonts w:ascii="Arial Narrow" w:eastAsia="Arial Narrow" w:hAnsi="Arial Narrow" w:cs="Arial Narrow"/>
-          <w:color w:val="000000"/>
-          <w:kern w:val="0"/>
-          <w:sz w:val="22"/>
-          <w:szCs w:val="22"/>
-          <w:lang w:val="es-ES" w:eastAsia="es-ES"/>
-          <w14:ligatures w14:val="none"/>
-        </w:rPr>
-        <w:t xml:space="preserve"> materia de denuncia;</w:t>
-      </w:r>
-      <w:r>
-        <w:rPr>
-          <w:rFonts w:ascii="Arial Narrow" w:eastAsia="Arial Narrow" w:hAnsi="Arial Narrow" w:cs="Arial Narrow"/>
-          <w:color w:val="000000"/>
-          <w:kern w:val="0"/>
-          <w:sz w:val="22"/>
-          <w:szCs w:val="22"/>
-          <w:lang w:val="es-ES" w:eastAsia="es-ES"/>
-          <w14:ligatures w14:val="none"/>
-        </w:rPr>
-        <w:t xml:space="preserve"> (</w:t>
-      </w:r>
-      <w:proofErr w:type="spellStart"/>
-      <w:r>
-        <w:rPr>
-          <w:rFonts w:ascii="Arial Narrow" w:eastAsia="Arial Narrow" w:hAnsi="Arial Narrow" w:cs="Arial Narrow"/>
-          <w:color w:val="000000"/>
-          <w:kern w:val="0"/>
-          <w:sz w:val="22"/>
-          <w:szCs w:val="22"/>
-          <w:lang w:val="es-ES" w:eastAsia="es-ES"/>
-          <w14:ligatures w14:val="none"/>
-        </w:rPr>
-        <w:t>ii</w:t>
-      </w:r>
-      <w:proofErr w:type="spellEnd"/>
-      <w:r>
-        <w:rPr>
-          <w:rFonts w:ascii="Arial Narrow" w:eastAsia="Arial Narrow" w:hAnsi="Arial Narrow" w:cs="Arial Narrow"/>
-          <w:color w:val="000000"/>
-          <w:kern w:val="0"/>
-          <w:sz w:val="22"/>
-          <w:szCs w:val="22"/>
-          <w:lang w:val="es-ES" w:eastAsia="es-ES"/>
-          <w14:ligatures w14:val="none"/>
-        </w:rPr>
-        <w:t>)</w:t>
-      </w:r>
-      <w:r>
-        <w:rPr>
-          <w:rFonts w:ascii="Arial Narrow" w:eastAsia="Arial Narrow" w:hAnsi="Arial Narrow" w:cs="Arial Narrow"/>
-          <w:color w:val="000000"/>
-          <w:kern w:val="0"/>
-          <w:sz w:val="22"/>
-          <w:szCs w:val="22"/>
-          <w:lang w:val="es-ES" w:eastAsia="es-ES"/>
-          <w14:ligatures w14:val="none"/>
-        </w:rPr>
-        <w:t xml:space="preserve"> presentar una copia debidamente suscrita de</w:t>
-      </w:r>
-      <w:r>
-        <w:rPr>
-          <w:rFonts w:ascii="Arial Narrow" w:eastAsia="Arial Narrow" w:hAnsi="Arial Narrow" w:cs="Arial Narrow"/>
-          <w:color w:val="000000"/>
-          <w:kern w:val="0"/>
-          <w:sz w:val="22"/>
-          <w:szCs w:val="22"/>
-          <w:lang w:val="es-ES" w:eastAsia="es-ES"/>
-          <w14:ligatures w14:val="none"/>
-        </w:rPr>
-        <w:t>l</w:t>
-      </w:r>
-      <w:r>
-        <w:rPr>
-          <w:rFonts w:ascii="Arial Narrow" w:eastAsia="Arial Narrow" w:hAnsi="Arial Narrow" w:cs="Arial Narrow"/>
-          <w:color w:val="000000"/>
-          <w:kern w:val="0"/>
-          <w:sz w:val="22"/>
-          <w:szCs w:val="22"/>
-          <w:lang w:val="es-ES" w:eastAsia="es-ES"/>
-          <w14:ligatures w14:val="none"/>
-        </w:rPr>
-        <w:t xml:space="preserve"> </w:t>
-      </w:r>
-      <w:r>
-        <w:rPr>
-          <w:rFonts w:ascii="Arial Narrow" w:eastAsia="Arial Narrow" w:hAnsi="Arial Narrow" w:cs="Arial Narrow"/>
-          <w:color w:val="000000"/>
-          <w:kern w:val="0"/>
-          <w:sz w:val="22"/>
-          <w:szCs w:val="22"/>
-          <w:lang w:eastAsia="es-ES"/>
-          <w14:ligatures w14:val="none"/>
-        </w:rPr>
-        <w:t>Certificado</w:t>
-      </w:r>
-      <w:r>
-        <w:rPr>
-          <w:rFonts w:ascii="Arial Narrow" w:eastAsia="Arial Narrow" w:hAnsi="Arial Narrow" w:cs="Arial Narrow"/>
-          <w:color w:val="000000"/>
-          <w:kern w:val="0"/>
-          <w:sz w:val="22"/>
-          <w:szCs w:val="22"/>
-          <w:lang w:eastAsia="es-ES"/>
-          <w14:ligatures w14:val="none"/>
-        </w:rPr>
-        <w:t xml:space="preserve"> </w:t>
-      </w:r>
-      <w:r>
-        <w:rPr>
-          <w:rFonts w:ascii="Arial Narrow" w:eastAsia="Arial Narrow" w:hAnsi="Arial Narrow" w:cs="Arial Narrow"/>
-          <w:color w:val="000000"/>
-          <w:kern w:val="0"/>
-          <w:sz w:val="22"/>
-          <w:szCs w:val="22"/>
-          <w:lang w:eastAsia="es-ES"/>
-          <w14:ligatures w14:val="none"/>
-        </w:rPr>
-        <w:t>001108144004895143</w:t>
-      </w:r>
-      <w:r>
-        <w:rPr>
-          <w:rFonts w:ascii="Arial Narrow" w:eastAsia="Arial Narrow" w:hAnsi="Arial Narrow" w:cs="Arial Narrow"/>
-          <w:color w:val="000000"/>
-          <w:kern w:val="0"/>
-          <w:sz w:val="22"/>
-          <w:szCs w:val="22"/>
-          <w:lang w:eastAsia="es-ES"/>
-          <w14:ligatures w14:val="none"/>
-        </w:rPr>
-        <w:t xml:space="preserve"> del </w:t>
-      </w:r>
-      <w:r>
-        <w:rPr>
-          <w:rFonts w:ascii="Arial Narrow" w:eastAsia="Arial Narrow" w:hAnsi="Arial Narrow" w:cs="Arial Narrow"/>
-          <w:color w:val="000000"/>
-          <w:kern w:val="0"/>
-          <w:sz w:val="22"/>
-          <w:szCs w:val="22"/>
-          <w:lang w:eastAsia="es-ES"/>
-          <w14:ligatures w14:val="none"/>
-        </w:rPr>
-        <w:t xml:space="preserve">Seguro de Desgravamen Triangular Consumo Soles </w:t>
-      </w:r>
-      <w:r>
-        <w:rPr>
-          <w:rFonts w:ascii="Arial Narrow" w:eastAsia="Arial Narrow" w:hAnsi="Arial Narrow" w:cs="Arial Narrow"/>
-          <w:color w:val="000000"/>
-          <w:kern w:val="0"/>
-          <w:sz w:val="22"/>
-          <w:szCs w:val="22"/>
-          <w:lang w:val="es-ES" w:eastAsia="es-ES"/>
-          <w14:ligatures w14:val="none"/>
-        </w:rPr>
-        <w:t>materia de denuncia; y, (</w:t>
-      </w:r>
-      <w:proofErr w:type="spellStart"/>
-      <w:r>
-        <w:rPr>
-          <w:rFonts w:ascii="Arial Narrow" w:eastAsia="Arial Narrow" w:hAnsi="Arial Narrow" w:cs="Arial Narrow"/>
-          <w:color w:val="000000"/>
-          <w:kern w:val="0"/>
-          <w:sz w:val="22"/>
-          <w:szCs w:val="22"/>
-          <w:lang w:val="es-ES" w:eastAsia="es-ES"/>
-          <w14:ligatures w14:val="none"/>
-        </w:rPr>
-        <w:t>i</w:t>
-      </w:r>
-      <w:r>
-        <w:rPr>
-          <w:rFonts w:ascii="Arial Narrow" w:eastAsia="Arial Narrow" w:hAnsi="Arial Narrow" w:cs="Arial Narrow"/>
-          <w:color w:val="000000"/>
-          <w:kern w:val="0"/>
-          <w:sz w:val="22"/>
-          <w:szCs w:val="22"/>
-          <w:lang w:val="es-ES" w:eastAsia="es-ES"/>
-          <w14:ligatures w14:val="none"/>
-        </w:rPr>
-        <w:t>ii</w:t>
-      </w:r>
-      <w:proofErr w:type="spellEnd"/>
-      <w:r>
-        <w:rPr>
-          <w:rFonts w:ascii="Arial Narrow" w:eastAsia="Arial Narrow" w:hAnsi="Arial Narrow" w:cs="Arial Narrow"/>
-          <w:color w:val="000000"/>
-          <w:kern w:val="0"/>
-          <w:sz w:val="22"/>
-          <w:szCs w:val="22"/>
-          <w:lang w:val="es-ES" w:eastAsia="es-ES"/>
-          <w14:ligatures w14:val="none"/>
-        </w:rPr>
-        <w:t>) presentar todas las comunicaciones cursadas con la parte denunciante en virtud del hecho materia de denuncia</w:t>
-      </w:r>
-      <w:r>
-        <w:rPr>
-          <w:rFonts w:ascii="Arial Narrow" w:eastAsia="Arial Narrow" w:hAnsi="Arial Narrow" w:cs="Arial Narrow"/>
-          <w:color w:val="000000"/>
-          <w:kern w:val="0"/>
-          <w:sz w:val="22"/>
-          <w:szCs w:val="22"/>
-          <w:lang w:val="es-ES" w:eastAsia="es-ES"/>
-          <w14:ligatures w14:val="none"/>
-        </w:rPr>
-        <w:t>.</w:t>
-      </w:r>
-    </w:p>
-    <w:p>
-      <w:pPr>
-        <w:spacing w:after="0" w:line="240" w:lineRule="auto"/>
+        <w:spacing w:before="0" w:after="0" w:line="240" w:lineRule="auto"/>
         <w:jc w:val="both"/>
         <w:rPr>
           <w:rFonts w:ascii="Arial Narrow" w:eastAsia="Arial Narrow" w:hAnsi="Arial Narrow" w:cs="Arial Narrow"/>
@@ -7526,28 +7550,28 @@
     </w:p>
     <w:p>
       <w:pPr>
+        <w:spacing w:before="0" w:after="0" w:line="240" w:lineRule="auto"/>
+        <w:shd w:val="clear" w:color="auto" w:fill="FFFFFF"/>
+        <w:jc w:val="both"/>
+        <w:rPr>
+          <w:rFonts w:ascii="Arial Narrow" w:eastAsia="Arial Narrow" w:hAnsi="Arial Narrow" w:cs="Arial Narrow"/>
+          <w:b/>
+          <w:color w:val="000000"/>
+          <w:kern w:val="0"/>
+          <w:sz w:val="22"/>
+          <w:szCs w:val="22"/>
+          <w:lang w:eastAsia="es-PE"/>
+          <w14:ligatures w14:val="none"/>
+        </w:rPr>
+      </w:pPr>
+    </w:p>
+    <w:p>
+      <w:pPr>
         <w:shd w:val="clear" w:color="auto" w:fill="FFFFFF"/>
         <w:spacing w:after="0" w:line="240" w:lineRule="auto"/>
         <w:jc w:val="both"/>
         <w:rPr>
           <w:rFonts w:ascii="Arial Narrow" w:eastAsia="Arial Narrow" w:hAnsi="Arial Narrow" w:cs="Arial Narrow"/>
-          <w:b/>
-          <w:color w:val="000000"/>
-          <w:kern w:val="0"/>
-          <w:sz w:val="22"/>
-          <w:szCs w:val="22"/>
-          <w:lang w:eastAsia="es-PE"/>
-          <w14:ligatures w14:val="none"/>
-        </w:rPr>
-      </w:pPr>
-    </w:p>
-    <w:p>
-      <w:pPr>
-        <w:shd w:val="clear" w:color="auto" w:fill="FFFFFF"/>
-        <w:spacing w:after="0" w:line="240" w:lineRule="auto"/>
-        <w:jc w:val="both"/>
-        <w:rPr>
-          <w:rFonts w:ascii="Arial Narrow" w:eastAsia="Arial Narrow" w:hAnsi="Arial Narrow" w:cs="Arial Narrow"/>
           <w:color w:val="000000"/>
           <w:kern w:val="0"/>
           <w:sz w:val="22"/>
@@ -7620,8 +7644,8 @@
     </w:p>
     <w:p>
       <w:pPr>
+        <w:spacing w:before="0" w:after="0" w:line="240" w:lineRule="auto"/>
         <w:shd w:val="clear" w:color="auto" w:fill="FFFFFF"/>
-        <w:spacing w:after="0" w:line="240" w:lineRule="auto"/>
         <w:jc w:val="both"/>
         <w:rPr>
           <w:rFonts w:ascii="Arial Narrow" w:eastAsia="Arial Narrow" w:hAnsi="Arial Narrow" w:cs="Arial Narrow"/>
@@ -7791,15 +7815,96 @@
     </w:p>
     <w:p>
       <w:pPr>
+        <w:spacing w:before="0" w:after="0" w:line="240" w:lineRule="auto"/>
+        <w:suppressAutoHyphens/>
+        <w:jc w:val="both"/>
+        <w:rPr>
+          <w:rFonts w:ascii="Arial Narrow" w:eastAsia="Arial Narrow" w:hAnsi="Arial Narrow" w:cs="Arial Narrow"/>
+          <w:kern w:val="0"/>
+          <w:sz w:val="22"/>
+          <w:szCs w:val="22"/>
+          <w:u w:val="single"/>
+          <w14:ligatures w14:val="none"/>
+        </w:rPr>
+      </w:pPr>
+    </w:p>
+    <w:p>
+      <w:pPr>
         <w:suppressAutoHyphens/>
         <w:spacing w:after="0" w:line="240" w:lineRule="auto"/>
         <w:jc w:val="both"/>
         <w:rPr>
           <w:rFonts w:ascii="Arial Narrow" w:eastAsia="Arial Narrow" w:hAnsi="Arial Narrow" w:cs="Arial Narrow"/>
-          <w:kern w:val="0"/>
-          <w:sz w:val="22"/>
-          <w:szCs w:val="22"/>
-          <w:u w:val="single"/>
+          <w:b/>
+          <w:bCs/>
+          <w:sz w:val="22"/>
+          <w:szCs w:val="22"/>
+        </w:rPr>
+      </w:pPr>
+      <w:r>
+        <w:rPr>
+          <w:rFonts w:ascii="Arial Narrow" w:eastAsia="Arial Narrow" w:hAnsi="Arial Narrow" w:cs="Arial Narrow"/>
+          <w:b/>
+          <w:spacing w:val="-3"/>
+          <w:kern w:val="0"/>
+          <w14:ligatures w14:val="none"/>
+          <w:sz w:val="22"/>
+          <w:szCs w:val="22"/>
+        </w:rPr>
+        <w:t>DÉCIMO</w:t>
+      </w:r>
+      <w:r>
+        <w:rPr>
+          <w:rFonts w:ascii="Arial Narrow" w:eastAsia="Arial Narrow" w:hAnsi="Arial Narrow" w:cs="Arial Narrow"/>
+          <w:b/>
+          <w:color w:val="000000"/>
+          <w:kern w:val="0"/>
+          <w:sz w:val="22"/>
+          <w:szCs w:val="22"/>
+          <w:lang w:eastAsia="es-PE"/>
+          <w14:ligatures w14:val="none"/>
+        </w:rPr>
+        <w:t>:</w:t>
+      </w:r>
+      <w:r>
+        <w:rPr>
+          <w:rFonts w:ascii="Arial Narrow" w:eastAsia="Arial Narrow" w:hAnsi="Arial Narrow" w:cs="Arial Narrow"/>
+          <w:color w:val="000000"/>
+          <w:kern w:val="0"/>
+          <w:sz w:val="22"/>
+          <w:szCs w:val="22"/>
+          <w:lang w:eastAsia="es-PE"/>
+          <w14:ligatures w14:val="none"/>
+        </w:rPr>
+        <w:t xml:space="preserve"> </w:t>
+      </w:r>
+      <w:r>
+        <w:rPr>
+          <w:rFonts w:ascii="Arial Narrow" w:eastAsia="Arial Narrow" w:hAnsi="Arial Narrow" w:cs="Arial Narrow"/>
+          <w:color w:val="000000"/>
+          <w:kern w:val="0"/>
+          <w:sz w:val="22"/>
+          <w:szCs w:val="22"/>
+          <w:lang w:eastAsia="es-PE"/>
+          <w14:ligatures w14:val="none"/>
+        </w:rPr>
+        <w:t xml:space="preserve">poner en conocimiento de las partes que, antes de la emisión de la Resolución Final, tienen la posibilidad de formular su desistimiento o presentar el acuerdo arribado mediante la conciliación, mediación, transacción o cualquier otro que, de forma indubitable, deje constancia que se ha solucionado la controversia materia de denuncia.</w:t>
+      </w:r>
+      <w:bookmarkStart w:id="8" w:name="h.gjdgxs" w:colFirst="0" w:colLast="0"/>
+      <w:bookmarkEnd w:id="8"/>
+    </w:p>
+    <w:p>
+      <w:pPr>
+        <w:spacing w:before="0" w:after="0" w:line="240" w:lineRule="auto"/>
+        <w:suppressAutoHyphens/>
+        <w:jc w:val="both"/>
+        <w:rPr>
+          <w:rFonts w:ascii="Arial Narrow" w:eastAsia="Arial Narrow" w:hAnsi="Arial Narrow" w:cs="Arial Narrow"/>
+          <w:color w:val="000000"/>
+          <w:kern w:val="0"/>
+          <w:sz w:val="22"/>
+          <w:szCs w:val="22"/>
+          <w:lang w:eastAsia="es-PE"/>
           <w14:ligatures w14:val="none"/>
         </w:rPr>
       </w:pPr>
@@ -7811,480 +7916,399 @@
         <w:jc w:val="both"/>
         <w:rPr>
           <w:rFonts w:ascii="Arial Narrow" w:eastAsia="Arial Narrow" w:hAnsi="Arial Narrow" w:cs="Arial Narrow"/>
+          <w:sz w:val="22"/>
+          <w:szCs w:val="22"/>
+        </w:rPr>
+      </w:pPr>
+      <w:r>
+        <w:rPr>
+          <w:rFonts w:ascii="Arial Narrow" w:eastAsia="Arial Narrow" w:hAnsi="Arial Narrow" w:cs="Arial Narrow"/>
           <w:b/>
           <w:bCs/>
           <w:sz w:val="22"/>
           <w:szCs w:val="22"/>
         </w:rPr>
-      </w:pPr>
-      <w:r>
-        <w:rPr>
-          <w:rFonts w:ascii="Arial Narrow" w:eastAsia="Arial Narrow" w:hAnsi="Arial Narrow" w:cs="Arial Narrow"/>
-          <w:b/>
+        <w:t xml:space="preserve">DÉCIMO PRIMERO:</w:t>
+      </w:r>
+      <w:r>
+        <w:rPr>
+          <w:rFonts w:ascii="Arial Narrow" w:eastAsia="Arial Narrow" w:hAnsi="Arial Narrow" w:cs="Arial Narrow"/>
+          <w:sz w:val="22"/>
+          <w:szCs w:val="22"/>
+        </w:rPr>
+        <w:t xml:space="preserve"> </w:t>
+      </w:r>
+      <w:r>
+        <w:rPr>
+          <w:rFonts w:ascii="Arial Narrow" w:eastAsia="Arial Narrow" w:hAnsi="Arial Narrow" w:cs="Arial Narrow"/>
+          <w:sz w:val="22"/>
+          <w:szCs w:val="22"/>
+        </w:rPr>
+        <w:t xml:space="preserve">requerir a la señora [DENUNCIANTE] y a Rímac Seguros y Reaseguros S.A. para que, dentro del plazo de dos (2) días hábiles siguientes a la fecha en que reciban la notificación en sus bandejas de correo electrónico, efectúen la confirmación de recepción de la notificación remitida por este despacho a sus correos electrónicos, de conformidad con el segundo párrafo del numeral 4 del artículo 20 del Texto Único Ordenado de la Ley del Procedimiento Administrativo General, aprobado mediante Decreto Supremo 006-2026-JUS, bajo apercibimiento de rehacer el acto de notificación y notificarles conforme al numeral 1 del artículo 20 del citado cuerpo normativo.</w:t>
+      </w:r>
+      <w:r>
+        <w:rPr>
+          <w:rFonts w:ascii="Arial Narrow" w:eastAsia="Arial Narrow" w:hAnsi="Arial Narrow" w:cs="Arial Narrow"/>
+          <w:sz w:val="22"/>
+          <w:szCs w:val="22"/>
+        </w:rPr>
+        <w:t xml:space="preserve"/>
+      </w:r>
+      <w:r>
+        <w:rPr>
+          <w:rFonts w:ascii="Arial Narrow" w:eastAsia="Arial Narrow" w:hAnsi="Arial Narrow" w:cs="Arial Narrow"/>
           <w:spacing w:val="-3"/>
           <w:kern w:val="0"/>
           <w14:ligatures w14:val="none"/>
           <w:sz w:val="22"/>
           <w:szCs w:val="22"/>
         </w:rPr>
-        <w:t>DÉCIMO</w:t>
-      </w:r>
-      <w:r>
-        <w:rPr>
-          <w:rFonts w:ascii="Arial Narrow" w:eastAsia="Arial Narrow" w:hAnsi="Arial Narrow" w:cs="Arial Narrow"/>
-          <w:b/>
-          <w:color w:val="000000"/>
-          <w:kern w:val="0"/>
-          <w:sz w:val="22"/>
-          <w:szCs w:val="22"/>
-          <w:lang w:eastAsia="es-PE"/>
-          <w14:ligatures w14:val="none"/>
-        </w:rPr>
-        <w:t>:</w:t>
-      </w:r>
-      <w:r>
-        <w:rPr>
-          <w:rFonts w:ascii="Arial Narrow" w:eastAsia="Arial Narrow" w:hAnsi="Arial Narrow" w:cs="Arial Narrow"/>
-          <w:color w:val="000000"/>
-          <w:kern w:val="0"/>
-          <w:sz w:val="22"/>
-          <w:szCs w:val="22"/>
-          <w:lang w:eastAsia="es-PE"/>
-          <w14:ligatures w14:val="none"/>
-        </w:rPr>
-        <w:t xml:space="preserve"> </w:t>
-      </w:r>
-      <w:r>
-        <w:rPr>
-          <w:rFonts w:ascii="Arial Narrow" w:eastAsia="Arial Narrow" w:hAnsi="Arial Narrow" w:cs="Arial Narrow"/>
-          <w:color w:val="000000"/>
-          <w:kern w:val="0"/>
-          <w:sz w:val="22"/>
-          <w:szCs w:val="22"/>
-          <w:lang w:eastAsia="es-PE"/>
-          <w14:ligatures w14:val="none"/>
-        </w:rPr>
-        <w:t xml:space="preserve">poner en conocimiento de las partes que, antes de la emisión de la Resolución Final, tienen la posibilidad de formular su desistimiento o presentar el acuerdo arribado mediante la conciliación, mediación, transacción o cualquier otro que, de forma indubitable, deje constancia que se ha solucionado la controversia materia de denuncia.</w:t>
-      </w:r>
-      <w:bookmarkStart w:id="8" w:name="h.gjdgxs" w:colFirst="0" w:colLast="0"/>
-      <w:bookmarkEnd w:id="8"/>
-    </w:p>
-    <w:p>
-      <w:pPr>
+        <w:t/>
+      </w:r>
+      <w:r>
+        <w:rPr>
+          <w:rFonts w:ascii="Arial Narrow" w:eastAsia="Arial Narrow" w:hAnsi="Arial Narrow" w:cs="Arial Narrow"/>
+          <w:spacing w:val="-3"/>
+          <w:kern w:val="0"/>
+          <w14:ligatures w14:val="none"/>
+          <w:sz w:val="22"/>
+          <w:szCs w:val="22"/>
+        </w:rPr>
+        <w:t xml:space="preserve"/>
+      </w:r>
+      <w:r>
+        <w:rPr>
+          <w:rFonts w:ascii="Arial Narrow" w:eastAsia="Arial Narrow" w:hAnsi="Arial Narrow" w:cs="Arial Narrow"/>
+          <w:spacing w:val="-3"/>
+          <w:kern w:val="0"/>
+          <w14:ligatures w14:val="none"/>
+          <w:sz w:val="22"/>
+          <w:szCs w:val="22"/>
+        </w:rPr>
+        <w:t xml:space="preserve"/>
+      </w:r>
+      <w:r>
+        <w:rPr>
+          <w:rFonts w:ascii="Arial Narrow" w:eastAsia="Arial Narrow" w:hAnsi="Arial Narrow" w:cs="Arial Narrow"/>
+          <w:color w:val="000000"/>
+          <w:kern w:val="0"/>
+          <w:sz w:val="22"/>
+          <w:szCs w:val="22"/>
+          <w:shd w:val="clear" w:color="auto" w:fill="FFFFFF"/>
+          <w:lang w:eastAsia="es-PE"/>
+          <w14:ligatures w14:val="none"/>
+        </w:rPr>
+        <w:t xml:space="preserve"/>
+      </w:r>
+      <w:proofErr w:type="spellStart"/>
+      <w:r>
+        <w:rPr>
+          <w:rFonts w:ascii="Arial Narrow" w:eastAsia="Arial Narrow" w:hAnsi="Arial Narrow" w:cs="Arial Narrow"/>
+          <w:color w:val="000000"/>
+          <w:kern w:val="0"/>
+          <w:sz w:val="22"/>
+          <w:szCs w:val="22"/>
+          <w:shd w:val="clear" w:color="auto" w:fill="FFFFFF"/>
+          <w:lang w:eastAsia="es-PE"/>
+          <w14:ligatures w14:val="none"/>
+        </w:rPr>
+        <w:t/>
+      </w:r>
+      <w:proofErr w:type="spellEnd"/>
+      <w:r>
+        <w:rPr>
+          <w:rFonts w:ascii="Arial Narrow" w:eastAsia="Arial Narrow" w:hAnsi="Arial Narrow" w:cs="Arial Narrow"/>
+          <w:color w:val="000000"/>
+          <w:kern w:val="0"/>
+          <w:sz w:val="22"/>
+          <w:szCs w:val="22"/>
+          <w:shd w:val="clear" w:color="auto" w:fill="FFFFFF"/>
+          <w:lang w:eastAsia="es-PE"/>
+          <w14:ligatures w14:val="none"/>
+        </w:rPr>
+        <w:t xml:space="preserve"/>
+      </w:r>
+      <w:proofErr w:type="spellStart"/>
+      <w:r>
+        <w:rPr>
+          <w:rFonts w:ascii="Arial Narrow" w:eastAsia="Arial Narrow" w:hAnsi="Arial Narrow" w:cs="Arial Narrow"/>
+          <w:color w:val="000000"/>
+          <w:kern w:val="0"/>
+          <w:sz w:val="22"/>
+          <w:szCs w:val="22"/>
+          <w:shd w:val="clear" w:color="auto" w:fill="FFFFFF"/>
+          <w:lang w:eastAsia="es-PE"/>
+          <w14:ligatures w14:val="none"/>
+        </w:rPr>
+        <w:t/>
+      </w:r>
+      <w:proofErr w:type="spellEnd"/>
+      <w:r>
+        <w:rPr>
+          <w:rFonts w:ascii="Arial Narrow" w:eastAsia="Arial Narrow" w:hAnsi="Arial Narrow" w:cs="Arial Narrow"/>
+          <w:color w:val="000000"/>
+          <w:kern w:val="0"/>
+          <w:sz w:val="22"/>
+          <w:szCs w:val="22"/>
+          <w:shd w:val="clear" w:color="auto" w:fill="FFFFFF"/>
+          <w:lang w:eastAsia="es-PE"/>
+          <w14:ligatures w14:val="none"/>
+        </w:rPr>
+        <w:t xml:space="preserve"/>
+      </w:r>
+      <w:r>
+        <w:rPr>
+          <w:rFonts w:ascii="Arial Narrow" w:eastAsia="Arial Narrow" w:hAnsi="Arial Narrow" w:cs="Arial Narrow"/>
+          <w:color w:val="000000"/>
+          <w:kern w:val="0"/>
+          <w:sz w:val="22"/>
+          <w:szCs w:val="22"/>
+          <w:shd w:val="clear" w:color="auto" w:fill="FFFFFF"/>
+          <w:lang w:eastAsia="es-PE"/>
+          <w14:ligatures w14:val="none"/>
+        </w:rPr>
+        <w:t/>
+      </w:r>
+      <w:r>
+        <w:rPr>
+          <w:rFonts w:ascii="Arial Narrow" w:eastAsia="Arial Narrow" w:hAnsi="Arial Narrow" w:cs="Arial Narrow"/>
+          <w:color w:val="000000"/>
+          <w:kern w:val="0"/>
+          <w:sz w:val="22"/>
+          <w:szCs w:val="22"/>
+          <w:shd w:val="clear" w:color="auto" w:fill="FFFFFF"/>
+          <w:lang w:eastAsia="es-PE"/>
+          <w14:ligatures w14:val="none"/>
+        </w:rPr>
+        <w:t xml:space="preserve"/>
+      </w:r>
+      <w:r>
+        <w:rPr>
+          <w:rFonts w:ascii="Arial Narrow" w:eastAsia="Arial Narrow" w:hAnsi="Arial Narrow" w:cs="Arial Narrow"/>
+          <w:color w:val="000000"/>
+          <w:sz w:val="22"/>
+          <w:szCs w:val="22"/>
+        </w:rPr>
+        <w:t/>
+      </w:r>
+      <w:r>
+        <w:rPr>
+          <w:rFonts w:ascii="Arial Narrow" w:eastAsia="Arial Narrow" w:hAnsi="Arial Narrow" w:cs="Arial Narrow"/>
+          <w:color w:val="000000"/>
+          <w:sz w:val="22"/>
+          <w:szCs w:val="22"/>
+        </w:rPr>
+        <w:t xml:space="preserve"/>
+      </w:r>
+      <w:r>
+        <w:rPr>
+          <w:rFonts w:ascii="Arial Narrow" w:eastAsia="Arial Narrow" w:hAnsi="Arial Narrow" w:cs="Arial Narrow"/>
+          <w:color w:val="000000"/>
+          <w:sz w:val="22"/>
+          <w:szCs w:val="22"/>
+        </w:rPr>
+        <w:t/>
+      </w:r>
+      <w:r>
+        <w:rPr>
+          <w:rFonts w:ascii="Arial Narrow" w:eastAsia="Arial Narrow" w:hAnsi="Arial Narrow" w:cs="Arial Narrow"/>
+          <w:color w:val="000000"/>
+          <w:sz w:val="22"/>
+          <w:szCs w:val="22"/>
+        </w:rPr>
+        <w:t/>
+      </w:r>
+      <w:r>
+        <w:rPr>
+          <w:rFonts w:ascii="Arial Narrow" w:eastAsia="Arial Narrow" w:hAnsi="Arial Narrow" w:cs="Arial Narrow"/>
+          <w:color w:val="000000"/>
+          <w:sz w:val="22"/>
+          <w:szCs w:val="22"/>
+        </w:rPr>
+        <w:t xml:space="preserve"/>
+      </w:r>
+      <w:r>
+        <w:rPr>
+          <w:rFonts w:ascii="Arial Narrow" w:eastAsia="Arial Narrow" w:hAnsi="Arial Narrow" w:cs="Arial Narrow"/>
+          <w:color w:val="000000"/>
+          <w:sz w:val="22"/>
+          <w:szCs w:val="22"/>
+        </w:rPr>
+        <w:t/>
+      </w:r>
+      <w:r>
+        <w:rPr>
+          <w:rFonts w:ascii="Arial Narrow" w:eastAsia="Arial Narrow" w:hAnsi="Arial Narrow" w:cs="Arial Narrow"/>
+          <w:color w:val="000000"/>
+          <w:sz w:val="22"/>
+          <w:szCs w:val="22"/>
+        </w:rPr>
+        <w:t xml:space="preserve"/>
+      </w:r>
+      <w:r>
+        <w:rPr>
+          <w:rFonts w:ascii="Arial Narrow" w:eastAsia="Arial Narrow" w:hAnsi="Arial Narrow" w:cs="Arial Narrow"/>
+          <w:color w:val="000000"/>
+          <w:sz w:val="22"/>
+          <w:szCs w:val="22"/>
+        </w:rPr>
+        <w:t/>
+      </w:r>
+      <w:r>
+        <w:rPr>
+          <w:rFonts w:ascii="Arial Narrow" w:eastAsia="Arial Narrow" w:hAnsi="Arial Narrow" w:cs="Arial Narrow"/>
+          <w:color w:val="000000"/>
+          <w:sz w:val="22"/>
+          <w:szCs w:val="22"/>
+        </w:rPr>
+        <w:t xml:space="preserve"/>
+      </w:r>
+      <w:r>
+        <w:rPr>
+          <w:rFonts w:ascii="Arial Narrow" w:eastAsia="Arial Narrow" w:hAnsi="Arial Narrow" w:cs="Arial Narrow"/>
+          <w:color w:val="000000"/>
+          <w:sz w:val="22"/>
+          <w:szCs w:val="22"/>
+        </w:rPr>
+        <w:t/>
+      </w:r>
+      <w:r>
+        <w:rPr>
+          <w:rFonts w:ascii="Arial Narrow" w:eastAsia="Arial Narrow" w:hAnsi="Arial Narrow" w:cs="Arial Narrow"/>
+          <w:color w:val="000000"/>
+          <w:sz w:val="22"/>
+          <w:szCs w:val="22"/>
+        </w:rPr>
+        <w:t xml:space="preserve"/>
+      </w:r>
+      <w:r>
+        <w:rPr>
+          <w:rFonts w:ascii="Arial Narrow" w:eastAsia="Arial Narrow" w:hAnsi="Arial Narrow" w:cs="Arial Narrow"/>
+          <w:color w:val="000000"/>
+          <w:sz w:val="22"/>
+          <w:szCs w:val="22"/>
+        </w:rPr>
+        <w:t/>
+      </w:r>
+      <w:r>
+        <w:rPr>
+          <w:rFonts w:ascii="Arial Narrow" w:eastAsia="Arial Narrow" w:hAnsi="Arial Narrow" w:cs="Arial Narrow"/>
+          <w:color w:val="000000"/>
+          <w:sz w:val="22"/>
+          <w:szCs w:val="22"/>
+        </w:rPr>
+        <w:t xml:space="preserve"/>
+      </w:r>
+      <w:r>
+        <w:rPr>
+          <w:rFonts w:ascii="Arial Narrow" w:eastAsia="Arial Narrow" w:hAnsi="Arial Narrow" w:cs="Arial Narrow"/>
+          <w:color w:val="000000"/>
+          <w:sz w:val="22"/>
+          <w:szCs w:val="22"/>
+        </w:rPr>
+        <w:t/>
+      </w:r>
+      <w:r>
+        <w:rPr>
+          <w:rFonts w:ascii="Arial Narrow" w:eastAsia="Arial Narrow" w:hAnsi="Arial Narrow" w:cs="Arial Narrow"/>
+          <w:color w:val="000000"/>
+          <w:sz w:val="22"/>
+          <w:szCs w:val="22"/>
+        </w:rPr>
+        <w:t xml:space="preserve"/>
+      </w:r>
+      <w:r>
+        <w:rPr>
+          <w:rFonts w:ascii="Arial Narrow" w:eastAsia="Arial Narrow" w:hAnsi="Arial Narrow" w:cs="Arial Narrow"/>
+          <w:color w:val="000000"/>
+          <w:sz w:val="22"/>
+          <w:szCs w:val="22"/>
+        </w:rPr>
+        <w:t/>
+      </w:r>
+      <w:r>
+        <w:rPr>
+          <w:rFonts w:ascii="Arial Narrow" w:eastAsia="Arial Narrow" w:hAnsi="Arial Narrow" w:cs="Arial Narrow"/>
+          <w:color w:val="000000"/>
+          <w:sz w:val="22"/>
+          <w:szCs w:val="22"/>
+        </w:rPr>
+        <w:t/>
+      </w:r>
+      <w:r>
+        <w:rPr>
+          <w:rFonts w:ascii="Arial Narrow" w:eastAsia="Arial Narrow" w:hAnsi="Arial Narrow" w:cs="Arial Narrow"/>
+          <w:color w:val="000000"/>
+          <w:sz w:val="22"/>
+          <w:szCs w:val="22"/>
+        </w:rPr>
+        <w:t xml:space="preserve"/>
+      </w:r>
+      <w:r>
+        <w:rPr>
+          <w:rFonts w:ascii="Arial Narrow" w:eastAsia="Arial Narrow" w:hAnsi="Arial Narrow" w:cs="Arial Narrow"/>
+          <w:color w:val="000000"/>
+          <w:kern w:val="0"/>
+          <w:sz w:val="22"/>
+          <w:szCs w:val="22"/>
+          <w:lang w:eastAsia="es-PE"/>
+          <w14:ligatures w14:val="none"/>
+        </w:rPr>
+        <w:t/>
+      </w:r>
+      <w:r>
+        <w:rPr>
+          <w:rFonts w:ascii="Arial Narrow" w:eastAsia="Arial Narrow" w:hAnsi="Arial Narrow" w:cs="Arial Narrow"/>
+          <w:color w:val="000000"/>
+          <w:sz w:val="22"/>
+          <w:szCs w:val="22"/>
+        </w:rPr>
+        <w:t xml:space="preserve"/>
+      </w:r>
+      <w:r>
+        <w:rPr>
+          <w:rFonts w:ascii="Arial Narrow" w:eastAsia="Arial Narrow" w:hAnsi="Arial Narrow" w:cs="Arial Narrow"/>
+          <w:color w:val="000000"/>
+          <w:kern w:val="0"/>
+          <w:sz w:val="22"/>
+          <w:szCs w:val="22"/>
+          <w:lang w:eastAsia="es-PE"/>
+          <w14:ligatures w14:val="none"/>
+        </w:rPr>
+        <w:t/>
+      </w:r>
+      <w:r>
+        <w:rPr>
+          <w:rFonts w:ascii="Arial Narrow" w:eastAsia="Arial Narrow" w:hAnsi="Arial Narrow" w:cs="Arial Narrow"/>
+          <w:color w:val="000000"/>
+          <w:sz w:val="22"/>
+          <w:szCs w:val="22"/>
+        </w:rPr>
+        <w:t xml:space="preserve"/>
+      </w:r>
+      <w:r>
+        <w:rPr>
+          <w:rStyle w:val="Refdenotaalpie"/>
+          <w:rFonts w:ascii="Arial Narrow" w:eastAsia="Arial Narrow" w:hAnsi="Arial Narrow" w:cs="Arial Narrow"/>
+          <w:sz w:val="22"/>
+          <w:szCs w:val="22"/>
+          <w:vertAlign w:val="superscript"/>
+        </w:rPr>
+        <w:footnoteReference w:id="15"/>
+      </w:r>
+      <w:r>
+        <w:rPr>
+          <w:rFonts w:ascii="Arial Narrow" w:eastAsia="Arial Narrow" w:hAnsi="Arial Narrow" w:cs="Arial Narrow"/>
+          <w:sz w:val="22"/>
+          <w:szCs w:val="22"/>
+        </w:rPr>
+        <w:t/>
+      </w:r>
+    </w:p>
+    <w:p>
+      <w:pPr>
+        <w:spacing w:before="0" w:after="0" w:line="240" w:lineRule="auto"/>
         <w:suppressAutoHyphens/>
-        <w:spacing w:after="0" w:line="240" w:lineRule="auto"/>
-        <w:jc w:val="both"/>
-        <w:rPr>
-          <w:rFonts w:ascii="Arial Narrow" w:eastAsia="Arial Narrow" w:hAnsi="Arial Narrow" w:cs="Arial Narrow"/>
-          <w:color w:val="000000"/>
-          <w:kern w:val="0"/>
-          <w:sz w:val="22"/>
-          <w:szCs w:val="22"/>
-          <w:lang w:eastAsia="es-PE"/>
-          <w14:ligatures w14:val="none"/>
-        </w:rPr>
-      </w:pPr>
-    </w:p>
-    <w:p>
-      <w:pPr>
-        <w:suppressAutoHyphens/>
-        <w:spacing w:after="0" w:line="240" w:lineRule="auto"/>
-        <w:jc w:val="both"/>
-        <w:rPr>
-          <w:rFonts w:ascii="Arial Narrow" w:eastAsia="Arial Narrow" w:hAnsi="Arial Narrow" w:cs="Arial Narrow"/>
-          <w:sz w:val="22"/>
-          <w:szCs w:val="22"/>
-        </w:rPr>
-      </w:pPr>
-      <w:r>
-        <w:rPr>
-          <w:rFonts w:ascii="Arial Narrow" w:eastAsia="Arial Narrow" w:hAnsi="Arial Narrow" w:cs="Arial Narrow"/>
-          <w:b/>
-          <w:bCs/>
-          <w:sz w:val="22"/>
-          <w:szCs w:val="22"/>
-        </w:rPr>
-        <w:t xml:space="preserve">DÉCIMO PRIMERO:</w:t>
-      </w:r>
-      <w:r>
-        <w:rPr>
-          <w:rFonts w:ascii="Arial Narrow" w:eastAsia="Arial Narrow" w:hAnsi="Arial Narrow" w:cs="Arial Narrow"/>
-          <w:sz w:val="22"/>
-          <w:szCs w:val="22"/>
-        </w:rPr>
-        <w:t xml:space="preserve"> </w:t>
-      </w:r>
-      <w:r>
-        <w:rPr>
-          <w:rFonts w:ascii="Arial Narrow" w:eastAsia="Arial Narrow" w:hAnsi="Arial Narrow" w:cs="Arial Narrow"/>
-          <w:sz w:val="22"/>
-          <w:szCs w:val="22"/>
-        </w:rPr>
-        <w:t xml:space="preserve">requerir a la señora [DENUNCIANTE] y a Rímac Seguros y Reaseguros S.A. para que, dentro del plazo de dos (2) días hábiles siguientes a la fecha en que reciban la notificación en sus bandejas de correo electrónico, efectúen la confirmación de recepción de la notificación remitida por este despacho a sus correos electrónicos, de conformidad con el segundo párrafo del numeral 4 del artículo 20 del Texto Único Ordenado de la Ley del Procedimiento Administrativo General, aprobado mediante Decreto Supremo 006-2026-JUS, bajo apercibimiento de rehacer el acto de notificación y notificarles conforme al numeral 1 del artículo 20 del citado cuerpo normativo.</w:t>
-      </w:r>
-      <w:r>
-        <w:rPr>
-          <w:rFonts w:ascii="Arial Narrow" w:eastAsia="Arial Narrow" w:hAnsi="Arial Narrow" w:cs="Arial Narrow"/>
-          <w:sz w:val="22"/>
-          <w:szCs w:val="22"/>
-        </w:rPr>
-        <w:t xml:space="preserve"/>
-      </w:r>
-      <w:r>
-        <w:rPr>
-          <w:rFonts w:ascii="Arial Narrow" w:eastAsia="Arial Narrow" w:hAnsi="Arial Narrow" w:cs="Arial Narrow"/>
-          <w:spacing w:val="-3"/>
-          <w:kern w:val="0"/>
-          <w14:ligatures w14:val="none"/>
-          <w:sz w:val="22"/>
-          <w:szCs w:val="22"/>
-        </w:rPr>
-        <w:t/>
-      </w:r>
-      <w:r>
-        <w:rPr>
-          <w:rFonts w:ascii="Arial Narrow" w:eastAsia="Arial Narrow" w:hAnsi="Arial Narrow" w:cs="Arial Narrow"/>
-          <w:spacing w:val="-3"/>
-          <w:kern w:val="0"/>
-          <w14:ligatures w14:val="none"/>
-          <w:sz w:val="22"/>
-          <w:szCs w:val="22"/>
-        </w:rPr>
-        <w:t xml:space="preserve"/>
-      </w:r>
-      <w:r>
-        <w:rPr>
-          <w:rFonts w:ascii="Arial Narrow" w:eastAsia="Arial Narrow" w:hAnsi="Arial Narrow" w:cs="Arial Narrow"/>
-          <w:spacing w:val="-3"/>
-          <w:kern w:val="0"/>
-          <w14:ligatures w14:val="none"/>
-          <w:sz w:val="22"/>
-          <w:szCs w:val="22"/>
-        </w:rPr>
-        <w:t xml:space="preserve"/>
-      </w:r>
-      <w:r>
-        <w:rPr>
-          <w:rFonts w:ascii="Arial Narrow" w:eastAsia="Arial Narrow" w:hAnsi="Arial Narrow" w:cs="Arial Narrow"/>
-          <w:color w:val="000000"/>
-          <w:kern w:val="0"/>
-          <w:sz w:val="22"/>
-          <w:szCs w:val="22"/>
-          <w:shd w:val="clear" w:color="auto" w:fill="FFFFFF"/>
-          <w:lang w:eastAsia="es-PE"/>
-          <w14:ligatures w14:val="none"/>
-        </w:rPr>
-        <w:t xml:space="preserve"/>
-      </w:r>
-      <w:proofErr w:type="spellStart"/>
-      <w:r>
-        <w:rPr>
-          <w:rFonts w:ascii="Arial Narrow" w:eastAsia="Arial Narrow" w:hAnsi="Arial Narrow" w:cs="Arial Narrow"/>
-          <w:color w:val="000000"/>
-          <w:kern w:val="0"/>
-          <w:sz w:val="22"/>
-          <w:szCs w:val="22"/>
-          <w:shd w:val="clear" w:color="auto" w:fill="FFFFFF"/>
-          <w:lang w:eastAsia="es-PE"/>
-          <w14:ligatures w14:val="none"/>
-        </w:rPr>
-        <w:t/>
-      </w:r>
-      <w:proofErr w:type="spellEnd"/>
-      <w:r>
-        <w:rPr>
-          <w:rFonts w:ascii="Arial Narrow" w:eastAsia="Arial Narrow" w:hAnsi="Arial Narrow" w:cs="Arial Narrow"/>
-          <w:color w:val="000000"/>
-          <w:kern w:val="0"/>
-          <w:sz w:val="22"/>
-          <w:szCs w:val="22"/>
-          <w:shd w:val="clear" w:color="auto" w:fill="FFFFFF"/>
-          <w:lang w:eastAsia="es-PE"/>
-          <w14:ligatures w14:val="none"/>
-        </w:rPr>
-        <w:t xml:space="preserve"/>
-      </w:r>
-      <w:proofErr w:type="spellStart"/>
-      <w:r>
-        <w:rPr>
-          <w:rFonts w:ascii="Arial Narrow" w:eastAsia="Arial Narrow" w:hAnsi="Arial Narrow" w:cs="Arial Narrow"/>
-          <w:color w:val="000000"/>
-          <w:kern w:val="0"/>
-          <w:sz w:val="22"/>
-          <w:szCs w:val="22"/>
-          <w:shd w:val="clear" w:color="auto" w:fill="FFFFFF"/>
-          <w:lang w:eastAsia="es-PE"/>
-          <w14:ligatures w14:val="none"/>
-        </w:rPr>
-        <w:t/>
-      </w:r>
-      <w:proofErr w:type="spellEnd"/>
-      <w:r>
-        <w:rPr>
-          <w:rFonts w:ascii="Arial Narrow" w:eastAsia="Arial Narrow" w:hAnsi="Arial Narrow" w:cs="Arial Narrow"/>
-          <w:color w:val="000000"/>
-          <w:kern w:val="0"/>
-          <w:sz w:val="22"/>
-          <w:szCs w:val="22"/>
-          <w:shd w:val="clear" w:color="auto" w:fill="FFFFFF"/>
-          <w:lang w:eastAsia="es-PE"/>
-          <w14:ligatures w14:val="none"/>
-        </w:rPr>
-        <w:t xml:space="preserve"/>
-      </w:r>
-      <w:r>
-        <w:rPr>
-          <w:rFonts w:ascii="Arial Narrow" w:eastAsia="Arial Narrow" w:hAnsi="Arial Narrow" w:cs="Arial Narrow"/>
-          <w:color w:val="000000"/>
-          <w:kern w:val="0"/>
-          <w:sz w:val="22"/>
-          <w:szCs w:val="22"/>
-          <w:shd w:val="clear" w:color="auto" w:fill="FFFFFF"/>
-          <w:lang w:eastAsia="es-PE"/>
-          <w14:ligatures w14:val="none"/>
-        </w:rPr>
-        <w:t/>
-      </w:r>
-      <w:r>
-        <w:rPr>
-          <w:rFonts w:ascii="Arial Narrow" w:eastAsia="Arial Narrow" w:hAnsi="Arial Narrow" w:cs="Arial Narrow"/>
-          <w:color w:val="000000"/>
-          <w:kern w:val="0"/>
-          <w:sz w:val="22"/>
-          <w:szCs w:val="22"/>
-          <w:shd w:val="clear" w:color="auto" w:fill="FFFFFF"/>
-          <w:lang w:eastAsia="es-PE"/>
-          <w14:ligatures w14:val="none"/>
-        </w:rPr>
-        <w:t xml:space="preserve"/>
-      </w:r>
-      <w:r>
-        <w:rPr>
-          <w:rFonts w:ascii="Arial Narrow" w:eastAsia="Arial Narrow" w:hAnsi="Arial Narrow" w:cs="Arial Narrow"/>
-          <w:color w:val="000000"/>
-          <w:sz w:val="22"/>
-          <w:szCs w:val="22"/>
-        </w:rPr>
-        <w:t/>
-      </w:r>
-      <w:r>
-        <w:rPr>
-          <w:rFonts w:ascii="Arial Narrow" w:eastAsia="Arial Narrow" w:hAnsi="Arial Narrow" w:cs="Arial Narrow"/>
-          <w:color w:val="000000"/>
-          <w:sz w:val="22"/>
-          <w:szCs w:val="22"/>
-        </w:rPr>
-        <w:t xml:space="preserve"/>
-      </w:r>
-      <w:r>
-        <w:rPr>
-          <w:rFonts w:ascii="Arial Narrow" w:eastAsia="Arial Narrow" w:hAnsi="Arial Narrow" w:cs="Arial Narrow"/>
-          <w:color w:val="000000"/>
-          <w:sz w:val="22"/>
-          <w:szCs w:val="22"/>
-        </w:rPr>
-        <w:t/>
-      </w:r>
-      <w:r>
-        <w:rPr>
-          <w:rFonts w:ascii="Arial Narrow" w:eastAsia="Arial Narrow" w:hAnsi="Arial Narrow" w:cs="Arial Narrow"/>
-          <w:color w:val="000000"/>
-          <w:sz w:val="22"/>
-          <w:szCs w:val="22"/>
-        </w:rPr>
-        <w:t/>
-      </w:r>
-      <w:r>
-        <w:rPr>
-          <w:rFonts w:ascii="Arial Narrow" w:eastAsia="Arial Narrow" w:hAnsi="Arial Narrow" w:cs="Arial Narrow"/>
-          <w:color w:val="000000"/>
-          <w:sz w:val="22"/>
-          <w:szCs w:val="22"/>
-        </w:rPr>
-        <w:t xml:space="preserve"/>
-      </w:r>
-      <w:r>
-        <w:rPr>
-          <w:rFonts w:ascii="Arial Narrow" w:eastAsia="Arial Narrow" w:hAnsi="Arial Narrow" w:cs="Arial Narrow"/>
-          <w:color w:val="000000"/>
-          <w:sz w:val="22"/>
-          <w:szCs w:val="22"/>
-        </w:rPr>
-        <w:t/>
-      </w:r>
-      <w:r>
-        <w:rPr>
-          <w:rFonts w:ascii="Arial Narrow" w:eastAsia="Arial Narrow" w:hAnsi="Arial Narrow" w:cs="Arial Narrow"/>
-          <w:color w:val="000000"/>
-          <w:sz w:val="22"/>
-          <w:szCs w:val="22"/>
-        </w:rPr>
-        <w:t xml:space="preserve"/>
-      </w:r>
-      <w:r>
-        <w:rPr>
-          <w:rFonts w:ascii="Arial Narrow" w:eastAsia="Arial Narrow" w:hAnsi="Arial Narrow" w:cs="Arial Narrow"/>
-          <w:color w:val="000000"/>
-          <w:sz w:val="22"/>
-          <w:szCs w:val="22"/>
-        </w:rPr>
-        <w:t/>
-      </w:r>
-      <w:r>
-        <w:rPr>
-          <w:rFonts w:ascii="Arial Narrow" w:eastAsia="Arial Narrow" w:hAnsi="Arial Narrow" w:cs="Arial Narrow"/>
-          <w:color w:val="000000"/>
-          <w:sz w:val="22"/>
-          <w:szCs w:val="22"/>
-        </w:rPr>
-        <w:t xml:space="preserve"/>
-      </w:r>
-      <w:r>
-        <w:rPr>
-          <w:rFonts w:ascii="Arial Narrow" w:eastAsia="Arial Narrow" w:hAnsi="Arial Narrow" w:cs="Arial Narrow"/>
-          <w:color w:val="000000"/>
-          <w:sz w:val="22"/>
-          <w:szCs w:val="22"/>
-        </w:rPr>
-        <w:t/>
-      </w:r>
-      <w:r>
-        <w:rPr>
-          <w:rFonts w:ascii="Arial Narrow" w:eastAsia="Arial Narrow" w:hAnsi="Arial Narrow" w:cs="Arial Narrow"/>
-          <w:color w:val="000000"/>
-          <w:sz w:val="22"/>
-          <w:szCs w:val="22"/>
-        </w:rPr>
-        <w:t xml:space="preserve"/>
-      </w:r>
-      <w:r>
-        <w:rPr>
-          <w:rFonts w:ascii="Arial Narrow" w:eastAsia="Arial Narrow" w:hAnsi="Arial Narrow" w:cs="Arial Narrow"/>
-          <w:color w:val="000000"/>
-          <w:sz w:val="22"/>
-          <w:szCs w:val="22"/>
-        </w:rPr>
-        <w:t/>
-      </w:r>
-      <w:r>
-        <w:rPr>
-          <w:rFonts w:ascii="Arial Narrow" w:eastAsia="Arial Narrow" w:hAnsi="Arial Narrow" w:cs="Arial Narrow"/>
-          <w:color w:val="000000"/>
-          <w:sz w:val="22"/>
-          <w:szCs w:val="22"/>
-        </w:rPr>
-        <w:t xml:space="preserve"/>
-      </w:r>
-      <w:r>
-        <w:rPr>
-          <w:rFonts w:ascii="Arial Narrow" w:eastAsia="Arial Narrow" w:hAnsi="Arial Narrow" w:cs="Arial Narrow"/>
-          <w:color w:val="000000"/>
-          <w:sz w:val="22"/>
-          <w:szCs w:val="22"/>
-        </w:rPr>
-        <w:t/>
-      </w:r>
-      <w:r>
-        <w:rPr>
-          <w:rFonts w:ascii="Arial Narrow" w:eastAsia="Arial Narrow" w:hAnsi="Arial Narrow" w:cs="Arial Narrow"/>
-          <w:color w:val="000000"/>
-          <w:sz w:val="22"/>
-          <w:szCs w:val="22"/>
-        </w:rPr>
-        <w:t xml:space="preserve"/>
-      </w:r>
-      <w:r>
-        <w:rPr>
-          <w:rFonts w:ascii="Arial Narrow" w:eastAsia="Arial Narrow" w:hAnsi="Arial Narrow" w:cs="Arial Narrow"/>
-          <w:color w:val="000000"/>
-          <w:sz w:val="22"/>
-          <w:szCs w:val="22"/>
-        </w:rPr>
-        <w:t/>
-      </w:r>
-      <w:r>
-        <w:rPr>
-          <w:rFonts w:ascii="Arial Narrow" w:eastAsia="Arial Narrow" w:hAnsi="Arial Narrow" w:cs="Arial Narrow"/>
-          <w:color w:val="000000"/>
-          <w:sz w:val="22"/>
-          <w:szCs w:val="22"/>
-        </w:rPr>
-        <w:t/>
-      </w:r>
-      <w:r>
-        <w:rPr>
-          <w:rFonts w:ascii="Arial Narrow" w:eastAsia="Arial Narrow" w:hAnsi="Arial Narrow" w:cs="Arial Narrow"/>
-          <w:color w:val="000000"/>
-          <w:sz w:val="22"/>
-          <w:szCs w:val="22"/>
-        </w:rPr>
-        <w:t xml:space="preserve"/>
-      </w:r>
-      <w:r>
-        <w:rPr>
-          <w:rFonts w:ascii="Arial Narrow" w:eastAsia="Arial Narrow" w:hAnsi="Arial Narrow" w:cs="Arial Narrow"/>
-          <w:color w:val="000000"/>
-          <w:kern w:val="0"/>
-          <w:sz w:val="22"/>
-          <w:szCs w:val="22"/>
-          <w:lang w:eastAsia="es-PE"/>
-          <w14:ligatures w14:val="none"/>
-        </w:rPr>
-        <w:t/>
-      </w:r>
-      <w:r>
-        <w:rPr>
-          <w:rFonts w:ascii="Arial Narrow" w:eastAsia="Arial Narrow" w:hAnsi="Arial Narrow" w:cs="Arial Narrow"/>
-          <w:color w:val="000000"/>
-          <w:sz w:val="22"/>
-          <w:szCs w:val="22"/>
-        </w:rPr>
-        <w:t xml:space="preserve"/>
-      </w:r>
-      <w:r>
-        <w:rPr>
-          <w:rFonts w:ascii="Arial Narrow" w:eastAsia="Arial Narrow" w:hAnsi="Arial Narrow" w:cs="Arial Narrow"/>
-          <w:color w:val="000000"/>
-          <w:kern w:val="0"/>
-          <w:sz w:val="22"/>
-          <w:szCs w:val="22"/>
-          <w:lang w:eastAsia="es-PE"/>
-          <w14:ligatures w14:val="none"/>
-        </w:rPr>
-        <w:t/>
-      </w:r>
-      <w:r>
-        <w:rPr>
-          <w:rFonts w:ascii="Arial Narrow" w:eastAsia="Arial Narrow" w:hAnsi="Arial Narrow" w:cs="Arial Narrow"/>
-          <w:color w:val="000000"/>
-          <w:sz w:val="22"/>
-          <w:szCs w:val="22"/>
-        </w:rPr>
-        <w:t xml:space="preserve"/>
-      </w:r>
-      <w:r>
-        <w:rPr>
-          <w:rStyle w:val="Refdenotaalpie"/>
-          <w:rFonts w:ascii="Arial Narrow" w:eastAsia="Arial Narrow" w:hAnsi="Arial Narrow" w:cs="Arial Narrow"/>
-          <w:sz w:val="22"/>
-          <w:szCs w:val="22"/>
-          <w:vertAlign w:val="superscript"/>
-        </w:rPr>
-        <w:footnoteReference w:id="15"/>
-      </w:r>
-      <w:r>
-        <w:rPr>
-          <w:rFonts w:ascii="Arial Narrow" w:eastAsia="Arial Narrow" w:hAnsi="Arial Narrow" w:cs="Arial Narrow"/>
-          <w:sz w:val="22"/>
-          <w:szCs w:val="22"/>
-        </w:rPr>
-        <w:t/>
-      </w:r>
-    </w:p>
-    <w:p>
-      <w:pPr>
-        <w:suppressAutoHyphens/>
-        <w:spacing w:after="0" w:line="240" w:lineRule="auto"/>
         <w:jc w:val="both"/>
         <w:rPr>
           <w:rFonts w:ascii="Arial Narrow" w:eastAsia="Arial Narrow" w:hAnsi="Arial Narrow" w:cs="Arial Narrow"/>
@@ -8850,34 +8874,82 @@
           <w:sz w:val="16"/>
           <w:szCs w:val="16"/>
         </w:rPr>
+        <w:t xml:space="preserve"/>
+      </w:r>
+      <w:r>
+        <w:rPr>
+          <w:rFonts w:ascii="Arial Narrow" w:eastAsia="Arial Narrow" w:hAnsi="Arial Narrow" w:cs="Arial Narrow"/>
+          <w:sz w:val="16"/>
+          <w:szCs w:val="16"/>
+        </w:rPr>
         <w:tab/>
-        <w:t xml:space="preserve"/>
-      </w:r>
-      <w:r>
-        <w:rPr>
-          <w:rFonts w:ascii="Arial Narrow" w:eastAsia="Arial Narrow" w:hAnsi="Arial Narrow" w:cs="Arial Narrow"/>
-          <w:sz w:val="16"/>
-          <w:szCs w:val="16"/>
-        </w:rPr>
-        <w:tab/>
-        <w:t>Publicado</w:t>
-      </w:r>
-      <w:r>
-        <w:rPr>
-          <w:rFonts w:ascii="Arial Narrow" w:eastAsia="Arial Narrow" w:hAnsi="Arial Narrow" w:cs="Arial Narrow"/>
-          <w:b/>
-          <w:sz w:val="16"/>
-          <w:szCs w:val="16"/>
-        </w:rPr>
-        <w:t xml:space="preserve"> </w:t>
-      </w:r>
-      <w:r>
-        <w:rPr>
-          <w:rFonts w:ascii="Arial Narrow" w:eastAsia="Arial Narrow" w:hAnsi="Arial Narrow" w:cs="Arial Narrow"/>
-          <w:sz w:val="16"/>
-          <w:szCs w:val="16"/>
-        </w:rPr>
-        <w:t xml:space="preserve">el 2 de setiembre de 2010 en el Diario Oficial El Peruano, vigente desde el 2 de octubre de 2010 y modificado por Decreto Legislativo 1308.</w:t>
+        <w:t xml:space="preserve">Denuncia remitida a esta Comisión mediante MEMORANDUM </w:t>
+      </w:r>
+      <w:r>
+        <w:rPr>
+          <w:rFonts w:ascii="Arial Narrow" w:eastAsia="Arial Narrow" w:hAnsi="Arial Narrow" w:cs="Arial Narrow"/>
+          <w:sz w:val="16"/>
+          <w:szCs w:val="16"/>
+        </w:rPr>
+        <w:t xml:space="preserve">001635-2025-PS1/INDECOPI </w:t>
+      </w:r>
+      <w:r>
+        <w:rPr>
+          <w:rFonts w:ascii="Arial Narrow" w:eastAsia="Arial Narrow" w:hAnsi="Arial Narrow" w:cs="Arial Narrow"/>
+          <w:sz w:val="16"/>
+          <w:szCs w:val="16"/>
+        </w:rPr>
+        <w:t xml:space="preserve">de fecha </w:t>
+      </w:r>
+      <w:r>
+        <w:rPr>
+          <w:rFonts w:ascii="Arial Narrow" w:eastAsia="Arial Narrow" w:hAnsi="Arial Narrow" w:cs="Arial Narrow"/>
+          <w:sz w:val="16"/>
+          <w:szCs w:val="16"/>
+        </w:rPr>
+        <w:t xml:space="preserve">22 de julio de 2025</w:t>
+      </w:r>
+      <w:r>
+        <w:rPr>
+          <w:rFonts w:ascii="Arial Narrow" w:eastAsia="Arial Narrow" w:hAnsi="Arial Narrow" w:cs="Arial Narrow"/>
+          <w:sz w:val="16"/>
+          <w:szCs w:val="16"/>
+        </w:rPr>
+        <w:t xml:space="preserve">, </w:t>
+      </w:r>
+      <w:proofErr w:type="spellStart"/>
+      <w:r>
+        <w:rPr>
+          <w:rFonts w:ascii="Arial Narrow" w:eastAsia="Arial Narrow" w:hAnsi="Arial Narrow" w:cs="Arial Narrow"/>
+          <w:sz w:val="16"/>
+          <w:szCs w:val="16"/>
+        </w:rPr>
+        <w:t xml:space="preserve">recibida</w:t>
+      </w:r>
+      <w:proofErr w:type="spellEnd"/>
+      <w:r>
+        <w:rPr>
+          <w:rFonts w:ascii="Arial Narrow" w:eastAsia="Arial Narrow" w:hAnsi="Arial Narrow" w:cs="Arial Narrow"/>
+          <w:sz w:val="16"/>
+          <w:szCs w:val="16"/>
+        </w:rPr>
+        <w:t xml:space="preserve"> el </w:t>
+      </w:r>
+      <w:r>
+        <w:rPr>
+          <w:rFonts w:ascii="Arial Narrow" w:eastAsia="Arial Narrow" w:hAnsi="Arial Narrow" w:cs="Arial Narrow"/>
+          <w:sz w:val="16"/>
+          <w:szCs w:val="16"/>
+        </w:rPr>
+        <w:t xml:space="preserve">22 de julio de 2025</w:t>
+      </w:r>
+      <w:r>
+        <w:rPr>
+          <w:rFonts w:ascii="Arial Narrow" w:eastAsia="Arial Narrow" w:hAnsi="Arial Narrow" w:cs="Arial Narrow"/>
+          <w:sz w:val="16"/>
+          <w:szCs w:val="16"/>
+        </w:rPr>
+        <w:t>.</w:t>
       </w:r>
     </w:p>
     <w:p>
@@ -8924,83 +8996,33 @@
           <w:sz w:val="16"/>
           <w:szCs w:val="16"/>
         </w:rPr>
+        <w:t xml:space="preserve"/>
+      </w:r>
+      <w:r>
+        <w:rPr>
+          <w:rFonts w:ascii="Arial Narrow" w:eastAsia="Arial Narrow" w:hAnsi="Arial Narrow" w:cs="Arial Narrow"/>
+          <w:sz w:val="16"/>
+          <w:szCs w:val="16"/>
+        </w:rPr>
         <w:tab/>
-        <w:t xml:space="preserve"/>
-      </w:r>
-      <w:r>
-        <w:rPr>
-          <w:rFonts w:ascii="Arial Narrow" w:eastAsia="Arial Narrow" w:hAnsi="Arial Narrow" w:cs="Arial Narrow"/>
-          <w:sz w:val="16"/>
-          <w:szCs w:val="16"/>
-        </w:rPr>
-        <w:tab/>
-        <w:t xml:space="preserve">Denuncia remitida a esta Comisión mediante MEMORANDUM </w:t>
-      </w:r>
-      <w:r>
-        <w:rPr>
-          <w:rFonts w:ascii="Arial Narrow" w:eastAsia="Arial Narrow" w:hAnsi="Arial Narrow" w:cs="Arial Narrow"/>
-          <w:sz w:val="16"/>
-          <w:szCs w:val="16"/>
-        </w:rPr>
-        <w:t xml:space="preserve">001635-2025-PS1/INDECOPI </w:t>
-      </w:r>
-      <w:r>
-        <w:rPr>
-          <w:rFonts w:ascii="Arial Narrow" w:eastAsia="Arial Narrow" w:hAnsi="Arial Narrow" w:cs="Arial Narrow"/>
-          <w:sz w:val="16"/>
-          <w:szCs w:val="16"/>
-        </w:rPr>
-        <w:t xml:space="preserve">de fecha </w:t>
-      </w:r>
-      <w:r>
-        <w:rPr>
-          <w:rFonts w:ascii="Arial Narrow" w:eastAsia="Arial Narrow" w:hAnsi="Arial Narrow" w:cs="Arial Narrow"/>
-          <w:sz w:val="16"/>
-          <w:szCs w:val="16"/>
-        </w:rPr>
-        <w:t xml:space="preserve">22 de julio de 2025</w:t>
-      </w:r>
-      <w:r>
-        <w:rPr>
-          <w:rFonts w:ascii="Arial Narrow" w:eastAsia="Arial Narrow" w:hAnsi="Arial Narrow" w:cs="Arial Narrow"/>
-          <w:sz w:val="16"/>
-          <w:szCs w:val="16"/>
-        </w:rPr>
-        <w:t xml:space="preserve">, </w:t>
-      </w:r>
-      <w:proofErr w:type="spellStart"/>
-      <w:r>
-        <w:rPr>
-          <w:rFonts w:ascii="Arial Narrow" w:eastAsia="Arial Narrow" w:hAnsi="Arial Narrow" w:cs="Arial Narrow"/>
-          <w:sz w:val="16"/>
-          <w:szCs w:val="16"/>
-        </w:rPr>
-        <w:t xml:space="preserve">recibida</w:t>
-      </w:r>
-      <w:proofErr w:type="spellEnd"/>
-      <w:r>
-        <w:rPr>
-          <w:rFonts w:ascii="Arial Narrow" w:eastAsia="Arial Narrow" w:hAnsi="Arial Narrow" w:cs="Arial Narrow"/>
-          <w:sz w:val="16"/>
-          <w:szCs w:val="16"/>
-        </w:rPr>
-        <w:t xml:space="preserve"> el </w:t>
-      </w:r>
-      <w:r>
-        <w:rPr>
-          <w:rFonts w:ascii="Arial Narrow" w:eastAsia="Arial Narrow" w:hAnsi="Arial Narrow" w:cs="Arial Narrow"/>
-          <w:sz w:val="16"/>
-          <w:szCs w:val="16"/>
-        </w:rPr>
-        <w:t xml:space="preserve">22 de julio de 2025</w:t>
-      </w:r>
-      <w:r>
-        <w:rPr>
-          <w:rFonts w:ascii="Arial Narrow" w:eastAsia="Arial Narrow" w:hAnsi="Arial Narrow" w:cs="Arial Narrow"/>
-          <w:sz w:val="16"/>
-          <w:szCs w:val="16"/>
-        </w:rPr>
-        <w:t>.</w:t>
+        <w:t>Publicado</w:t>
+      </w:r>
+      <w:r>
+        <w:rPr>
+          <w:rFonts w:ascii="Arial Narrow" w:eastAsia="Arial Narrow" w:hAnsi="Arial Narrow" w:cs="Arial Narrow"/>
+          <w:b/>
+          <w:sz w:val="16"/>
+          <w:szCs w:val="16"/>
+        </w:rPr>
+        <w:t xml:space="preserve"> </w:t>
+      </w:r>
+      <w:r>
+        <w:rPr>
+          <w:rFonts w:ascii="Arial Narrow" w:eastAsia="Arial Narrow" w:hAnsi="Arial Narrow" w:cs="Arial Narrow"/>
+          <w:sz w:val="16"/>
+          <w:szCs w:val="16"/>
+        </w:rPr>
+        <w:t xml:space="preserve">el 2 de setiembre de 2010 en el Diario Oficial El Peruano, vigente desde el 2 de octubre de 2010 y modificado por Decreto Legislativo 1308.</w:t>
       </w:r>
     </w:p>
     <w:p>
@@ -9049,7 +9071,6 @@
           <w:sz w:val="16"/>
           <w:szCs w:val="16"/>
         </w:rPr>
-        <w:tab/>
         <w:t xml:space="preserve"/>
       </w:r>
       <w:r>
@@ -9058,7 +9079,6 @@
           <w:sz w:val="16"/>
           <w:szCs w:val="16"/>
         </w:rPr>
-        <w:tab/>
       </w:r>
       <w:r>
         <w:rPr>
@@ -9068,6 +9088,7 @@
           <w:sz w:val="16"/>
           <w:szCs w:val="16"/>
         </w:rPr>
+        <w:tab/>
         <w:t xml:space="preserve">LEY 29571, CÓDIGO DE PROTECCIÓN Y DEFENSA DEL CONSUMIDOR, publicado el 2 de setiembre de 2010 y modificado por Decreto Legislativo 1308 </w:t>
       </w:r>
     </w:p>
@@ -9309,7 +9330,6 @@
           <w:sz w:val="16"/>
           <w:szCs w:val="16"/>
         </w:rPr>
-        <w:tab/>
         <w:t xml:space="preserve"/>
       </w:r>
       <w:r>
@@ -9318,7 +9338,6 @@
           <w:sz w:val="16"/>
           <w:szCs w:val="16"/>
         </w:rPr>
-        <w:tab/>
       </w:r>
       <w:r>
         <w:rPr>
@@ -9328,6 +9347,7 @@
           <w:sz w:val="16"/>
           <w:szCs w:val="16"/>
         </w:rPr>
+        <w:tab/>
         <w:t xml:space="preserve">LEY 29571, CÓDIGO DE PROTECCIÓN Y DEFENSA DEL CONSUMIDOR, publicado el 2 de setiembre de 2010 y modificado por Decreto Legislativo 1308 </w:t>
       </w:r>
     </w:p>
@@ -9488,7 +9508,6 @@
           <w:sz w:val="16"/>
           <w:szCs w:val="16"/>
         </w:rPr>
-        <w:tab/>
         <w:t xml:space="preserve"/>
       </w:r>
       <w:r>
@@ -9497,7 +9516,6 @@
           <w:sz w:val="16"/>
           <w:szCs w:val="16"/>
         </w:rPr>
-        <w:tab/>
       </w:r>
       <w:r>
         <w:rPr>
@@ -9507,6 +9525,7 @@
           <w:sz w:val="16"/>
           <w:szCs w:val="16"/>
         </w:rPr>
+        <w:tab/>
         <w:t xml:space="preserve">LEY 29571, CÓDIGO DE PROTECCIÓN Y DEFENSA DEL CONSUMIDOR, publicado el 2 de setiembre de 2010 y modificado por Decreto Legislativo 1308 </w:t>
       </w:r>
     </w:p>
@@ -9640,7 +9659,6 @@
           <w:sz w:val="16"/>
           <w:szCs w:val="16"/>
         </w:rPr>
-        <w:tab/>
         <w:t xml:space="preserve"/>
       </w:r>
       <w:r>
@@ -9649,7 +9667,6 @@
           <w:sz w:val="16"/>
           <w:szCs w:val="16"/>
         </w:rPr>
-        <w:tab/>
       </w:r>
       <w:r>
         <w:rPr>
@@ -9659,6 +9676,7 @@
           <w:sz w:val="16"/>
           <w:szCs w:val="16"/>
         </w:rPr>
+        <w:tab/>
         <w:t xml:space="preserve">LEY SOBRE FACULTADES, NORMAS Y ORGANIZACIÓN DEL INDECOPI, APROBADA POR DECRETO LEGISLATIVO </w:t>
       </w:r>
       <w:proofErr w:type="spellStart"/>
@@ -9829,7 +9847,6 @@
           <w:sz w:val="16"/>
           <w:szCs w:val="16"/>
         </w:rPr>
-        <w:tab/>
         <w:t xml:space="preserve"/>
       </w:r>
       <w:r>
@@ -9922,24 +9939,23 @@
           <w:sz w:val="16"/>
           <w:szCs w:val="16"/>
         </w:rPr>
+        <w:t xml:space="preserve"/>
+      </w:r>
+      <w:r>
+        <w:rPr>
+          <w:rFonts w:ascii="Arial Narrow" w:eastAsia="Arial Narrow" w:hAnsi="Arial Narrow" w:cs="Arial Narrow"/>
+          <w:sz w:val="16"/>
+          <w:szCs w:val="16"/>
+        </w:rPr>
+      </w:r>
+      <w:r>
+        <w:rPr>
+          <w:rFonts w:ascii="Arial Narrow" w:eastAsia="Arial Narrow" w:hAnsi="Arial Narrow" w:cs="Arial Narrow"/>
+          <w:b/>
+          <w:sz w:val="16"/>
+          <w:szCs w:val="16"/>
+        </w:rPr>
         <w:tab/>
-        <w:t xml:space="preserve"/>
-      </w:r>
-      <w:r>
-        <w:rPr>
-          <w:rFonts w:ascii="Arial Narrow" w:eastAsia="Arial Narrow" w:hAnsi="Arial Narrow" w:cs="Arial Narrow"/>
-          <w:sz w:val="16"/>
-          <w:szCs w:val="16"/>
-        </w:rPr>
-        <w:tab/>
-      </w:r>
-      <w:r>
-        <w:rPr>
-          <w:rFonts w:ascii="Arial Narrow" w:eastAsia="Arial Narrow" w:hAnsi="Arial Narrow" w:cs="Arial Narrow"/>
-          <w:b/>
-          <w:sz w:val="16"/>
-          <w:szCs w:val="16"/>
-        </w:rPr>
         <w:t>LEY 29571, CÓDIGO DE PROTECCIÓN Y DEFENSA DEL CONSUMIDOR</w:t>
       </w:r>
       <w:r>
@@ -10324,32 +10340,31 @@
           <w:szCs w:val="16"/>
           <w:vertAlign w:val="superscript"/>
         </w:rPr>
+        <w:t xml:space="preserve"/>
+      </w:r>
+      <w:r>
+        <w:rPr>
+          <w:rFonts w:ascii="Arial Narrow" w:eastAsia="Arial Narrow" w:hAnsi="Arial Narrow" w:cs="Arial Narrow"/>
+          <w:sz w:val="16"/>
+          <w:szCs w:val="16"/>
+        </w:rPr>
+        <w:t xml:space="preserve"/>
+      </w:r>
+      <w:r>
+        <w:rPr>
+          <w:rFonts w:ascii="Arial Narrow" w:eastAsia="Arial Narrow" w:hAnsi="Arial Narrow" w:cs="Arial Narrow"/>
+          <w:sz w:val="16"/>
+          <w:szCs w:val="16"/>
+        </w:rPr>
+      </w:r>
+      <w:r>
+        <w:rPr>
+          <w:rFonts w:ascii="Arial Narrow" w:eastAsia="Arial Narrow" w:hAnsi="Arial Narrow" w:cs="Arial Narrow"/>
+          <w:b/>
+          <w:sz w:val="16"/>
+          <w:szCs w:val="16"/>
+        </w:rPr>
         <w:tab/>
-        <w:t xml:space="preserve"/>
-      </w:r>
-      <w:r>
-        <w:rPr>
-          <w:rFonts w:ascii="Arial Narrow" w:eastAsia="Arial Narrow" w:hAnsi="Arial Narrow" w:cs="Arial Narrow"/>
-          <w:sz w:val="16"/>
-          <w:szCs w:val="16"/>
-        </w:rPr>
-        <w:t xml:space="preserve"> </w:t>
-      </w:r>
-      <w:r>
-        <w:rPr>
-          <w:rFonts w:ascii="Arial Narrow" w:eastAsia="Arial Narrow" w:hAnsi="Arial Narrow" w:cs="Arial Narrow"/>
-          <w:sz w:val="16"/>
-          <w:szCs w:val="16"/>
-        </w:rPr>
-        <w:tab/>
-      </w:r>
-      <w:r>
-        <w:rPr>
-          <w:rFonts w:ascii="Arial Narrow" w:eastAsia="Arial Narrow" w:hAnsi="Arial Narrow" w:cs="Arial Narrow"/>
-          <w:b/>
-          <w:sz w:val="16"/>
-          <w:szCs w:val="16"/>
-        </w:rPr>
         <w:t>LEY 29571, CÓDIGO DE PROTECCIÓN Y DEFENSA DEL CONSUMIDOR</w:t>
       </w:r>
       <w:r>
@@ -10553,7 +10568,6 @@
           <w:sz w:val="16"/>
           <w:szCs w:val="16"/>
         </w:rPr>
-        <w:tab/>
         <w:t xml:space="preserve"/>
       </w:r>
       <w:r>
@@ -10562,7 +10576,6 @@
           <w:sz w:val="16"/>
           <w:szCs w:val="16"/>
         </w:rPr>
-        <w:tab/>
       </w:r>
       <w:r>
         <w:rPr>
@@ -10572,6 +10585,7 @@
           <w:sz w:val="16"/>
           <w:szCs w:val="16"/>
         </w:rPr>
+        <w:tab/>
         <w:t xml:space="preserve">LEY 29571, CÓDIGO DE PROTECCIÓN Y DEFENSA DEL CONSUMIDOR, publicado el 2 de setiembre de 2010 y modificado por Decreto Legislativo 1308 </w:t>
       </w:r>
     </w:p>
@@ -11390,24 +11404,23 @@
           <w:sz w:val="16"/>
           <w:szCs w:val="16"/>
         </w:rPr>
+        <w:t xml:space="preserve"/>
+      </w:r>
+      <w:r>
+        <w:rPr>
+          <w:rFonts w:ascii="Arial Narrow" w:eastAsia="Arial Narrow" w:hAnsi="Arial Narrow" w:cs="Arial Narrow"/>
+          <w:sz w:val="16"/>
+          <w:szCs w:val="16"/>
+        </w:rPr>
+      </w:r>
+      <w:r>
+        <w:rPr>
+          <w:rFonts w:ascii="Arial Narrow" w:eastAsia="Arial Narrow" w:hAnsi="Arial Narrow" w:cs="Arial Narrow"/>
+          <w:b/>
+          <w:sz w:val="16"/>
+          <w:szCs w:val="16"/>
+        </w:rPr>
         <w:tab/>
-        <w:t xml:space="preserve"/>
-      </w:r>
-      <w:r>
-        <w:rPr>
-          <w:rFonts w:ascii="Arial Narrow" w:eastAsia="Arial Narrow" w:hAnsi="Arial Narrow" w:cs="Arial Narrow"/>
-          <w:sz w:val="16"/>
-          <w:szCs w:val="16"/>
-        </w:rPr>
-        <w:tab/>
-      </w:r>
-      <w:r>
-        <w:rPr>
-          <w:rFonts w:ascii="Arial Narrow" w:eastAsia="Arial Narrow" w:hAnsi="Arial Narrow" w:cs="Arial Narrow"/>
-          <w:b/>
-          <w:sz w:val="16"/>
-          <w:szCs w:val="16"/>
-        </w:rPr>
         <w:t>LEY 29571, CÓDIGO DE PROTECCIÓN Y DEFENSA DEL CONSUMIDOR</w:t>
       </w:r>
       <w:r>
@@ -11622,7 +11635,6 @@
           <w:sz w:val="16"/>
           <w:szCs w:val="16"/>
         </w:rPr>
-        <w:tab/>
         <w:t xml:space="preserve"/>
       </w:r>
       <w:r>
@@ -11780,31 +11792,30 @@
           <w:sz w:val="16"/>
           <w:szCs w:val="16"/>
         </w:rPr>
+        <w:t xml:space="preserve"/>
+      </w:r>
+      <w:r>
+        <w:rPr>
+          <w:rFonts w:ascii="Arial Narrow" w:eastAsia="Arial Narrow" w:hAnsi="Arial Narrow" w:cs="Arial Narrow"/>
+          <w:sz w:val="16"/>
+          <w:szCs w:val="16"/>
+        </w:rPr>
+      </w:r>
+      <w:r>
+        <w:rPr>
+          <w:rFonts w:ascii="Arial Narrow" w:eastAsia="Arial Narrow" w:hAnsi="Arial Narrow" w:cs="Arial Narrow"/>
+          <w:b/>
+          <w:sz w:val="16"/>
+          <w:szCs w:val="16"/>
+        </w:rPr>
         <w:tab/>
-        <w:t xml:space="preserve"/>
-      </w:r>
-      <w:r>
-        <w:rPr>
-          <w:rFonts w:ascii="Arial Narrow" w:eastAsia="Arial Narrow" w:hAnsi="Arial Narrow" w:cs="Arial Narrow"/>
-          <w:sz w:val="16"/>
-          <w:szCs w:val="16"/>
-        </w:rPr>
-        <w:tab/>
-      </w:r>
-      <w:r>
-        <w:rPr>
-          <w:rFonts w:ascii="Arial Narrow" w:eastAsia="Arial Narrow" w:hAnsi="Arial Narrow" w:cs="Arial Narrow"/>
-          <w:b/>
-          <w:sz w:val="16"/>
-          <w:szCs w:val="16"/>
-        </w:rPr>
         <w:t>TEXTO ÚNICO ORDENADO DE LA LEY DEL PROCEDIMIENTO ADMINISTRATIVO GENERAL, aprobado mediante Decreto Supremo 006-2026-JUS y publicado el 30 de abril de 2026</w:t>
       </w:r>
     </w:p>
     <w:p>
       <w:pPr>
         <w:pStyle w:val="Textonotapie"/>
-        <w:ind w:left="1134" w:hanging="567"/>
+        <w:ind w:left="1134"/>
         <w:jc w:val="both"/>
         <w:rPr>
           <w:rFonts w:ascii="Arial Narrow" w:eastAsia="Arial Narrow" w:hAnsi="Arial Narrow" w:cs="Arial Narrow"/>
@@ -11828,7 +11839,7 @@
     <w:p>
       <w:pPr>
         <w:pStyle w:val="Textonotapie"/>
-        <w:ind w:left="1134" w:hanging="567"/>
+        <w:ind w:left="1134" w:hanging="1134"/>
         <w:jc w:val="both"/>
         <w:rPr>
           <w:rFonts w:ascii="Arial Narrow" w:eastAsia="Arial Narrow" w:hAnsi="Arial Narrow" w:cs="Arial Narrow"/>

--- a/plantillas_maestras/03_seguro_desgravamen/negativa_cobertura/2_o_mas_ddos_varios/mujer/TPL_1752_2025_SEGURO_DESGRAVAMEN_NEGATIVA_COBERTURA_ASEGURADORA_MUJER_R2.docx
+++ b/plantillas_maestras/03_seguro_desgravamen/negativa_cobertura/2_o_mas_ddos_varios/mujer/TPL_1752_2025_SEGURO_DESGRAVAMEN_NEGATIVA_COBERTURA_ASEGURADORA_MUJER_R2.docx
@@ -6103,7 +6103,7 @@
           <w:sz w:val="22"/>
           <w:szCs w:val="22"/>
         </w:rPr>
-        <w:t xml:space="preserve">correr traslado de la presente resolución a Rímac Seguros y Reaseguros S.A. y al Banco BBVA Perú S.A. para que, de conformidad con lo dispuesto por el artículo 26 de la Ley sobre Facultades, Normas y Organización del Indecopi, aprobada por Decreto Legislativo 807</w:t>
+        <w:t xml:space="preserve">correr traslado de la denuncia del 20 de febrero de 2025, subsanada mediante escrito del 12 de junio de 2025 a Rímac Seguros y Reaseguros S.A. y al Banco BBVA Perú S.A. para que, de conformidad con lo dispuesto por el artículo 26 de la Ley sobre Facultades, Normas y Organización del Indecopi, aprobada por Decreto Legislativo 807</w:t>
       </w:r>
       <w:r>
         <w:rPr>
